--- a/electron/database/generate-document/templates/party-invoice-uk.docx
+++ b/electron/database/generate-document/templates/party-invoice-uk.docx
@@ -224,7 +224,7 @@
               <w:rPr>
                 <w:rFonts w:cstheme="minorHAnsi"/>
               </w:rPr>
-              <w:t>invoiceNo</w:t>
+              <w:t>modifyInvNo</w:t>
             </w:r>
             <w:proofErr w:type="spellEnd"/>
             <w:r>
@@ -511,7 +511,24 @@
                 <w:sz w:val="20"/>
                 <w:szCs w:val="20"/>
               </w:rPr>
-              <w:t>} {</w:t>
+              <w:t xml:space="preserve">} </w:t>
+            </w:r>
+          </w:p>
+          <w:p>
+            <w:pPr>
+              <w:rPr>
+                <w:rFonts w:cstheme="minorHAnsi"/>
+                <w:sz w:val="20"/>
+                <w:szCs w:val="20"/>
+              </w:rPr>
+            </w:pPr>
+            <w:r>
+              <w:rPr>
+                <w:rFonts w:cstheme="minorHAnsi"/>
+                <w:sz w:val="20"/>
+                <w:szCs w:val="20"/>
+              </w:rPr>
+              <w:t>{</w:t>
             </w:r>
             <w:proofErr w:type="spellStart"/>
             <w:r>
@@ -775,6 +792,41 @@
                 <w:sz w:val="20"/>
                 <w:szCs w:val="20"/>
               </w:rPr>
+              <w:t xml:space="preserve">} </w:t>
+            </w:r>
+          </w:p>
+          <w:p>
+            <w:pPr>
+              <w:rPr>
+                <w:rFonts w:cstheme="minorHAnsi"/>
+                <w:sz w:val="20"/>
+                <w:szCs w:val="20"/>
+              </w:rPr>
+            </w:pPr>
+            <w:r>
+              <w:rPr>
+                <w:rFonts w:cstheme="minorHAnsi"/>
+                <w:sz w:val="20"/>
+                <w:szCs w:val="20"/>
+              </w:rPr>
+              <w:t>{</w:t>
+            </w:r>
+            <w:proofErr w:type="spellStart"/>
+            <w:r>
+              <w:rPr>
+                <w:rFonts w:cstheme="minorHAnsi"/>
+                <w:sz w:val="20"/>
+                <w:szCs w:val="20"/>
+              </w:rPr>
+              <w:t>buyerCity</w:t>
+            </w:r>
+            <w:proofErr w:type="spellEnd"/>
+            <w:r>
+              <w:rPr>
+                <w:rFonts w:cstheme="minorHAnsi"/>
+                <w:sz w:val="20"/>
+                <w:szCs w:val="20"/>
+              </w:rPr>
               <w:t>} {</w:t>
             </w:r>
             <w:proofErr w:type="spellStart"/>
@@ -784,7 +836,7 @@
                 <w:sz w:val="20"/>
                 <w:szCs w:val="20"/>
               </w:rPr>
-              <w:t>buyerCity</w:t>
+              <w:t>buyerState</w:t>
             </w:r>
             <w:proofErr w:type="spellEnd"/>
             <w:r>
@@ -793,6 +845,41 @@
                 <w:sz w:val="20"/>
                 <w:szCs w:val="20"/>
               </w:rPr>
+              <w:t>}</w:t>
+            </w:r>
+          </w:p>
+          <w:p>
+            <w:pPr>
+              <w:rPr>
+                <w:rFonts w:cstheme="minorHAnsi"/>
+                <w:sz w:val="20"/>
+                <w:szCs w:val="20"/>
+              </w:rPr>
+            </w:pPr>
+            <w:r>
+              <w:rPr>
+                <w:rFonts w:cstheme="minorHAnsi"/>
+                <w:sz w:val="20"/>
+                <w:szCs w:val="20"/>
+              </w:rPr>
+              <w:t>{</w:t>
+            </w:r>
+            <w:proofErr w:type="spellStart"/>
+            <w:r>
+              <w:rPr>
+                <w:rFonts w:cstheme="minorHAnsi"/>
+                <w:sz w:val="20"/>
+                <w:szCs w:val="20"/>
+              </w:rPr>
+              <w:t>buyerCountry</w:t>
+            </w:r>
+            <w:proofErr w:type="spellEnd"/>
+            <w:r>
+              <w:rPr>
+                <w:rFonts w:cstheme="minorHAnsi"/>
+                <w:sz w:val="20"/>
+                <w:szCs w:val="20"/>
+              </w:rPr>
               <w:t>} {</w:t>
             </w:r>
             <w:proofErr w:type="spellStart"/>
@@ -802,7 +889,7 @@
                 <w:sz w:val="20"/>
                 <w:szCs w:val="20"/>
               </w:rPr>
-              <w:t>buyerState</w:t>
+              <w:t>buyerZip</w:t>
             </w:r>
             <w:proofErr w:type="spellEnd"/>
             <w:r>
@@ -822,56 +909,12 @@
                 <w:szCs w:val="20"/>
               </w:rPr>
             </w:pPr>
-            <w:r>
-              <w:rPr>
-                <w:rFonts w:cstheme="minorHAnsi"/>
-                <w:sz w:val="20"/>
-                <w:szCs w:val="20"/>
-              </w:rPr>
-              <w:t>{</w:t>
-            </w:r>
-            <w:proofErr w:type="spellStart"/>
-            <w:r>
-              <w:rPr>
-                <w:rFonts w:cstheme="minorHAnsi"/>
-                <w:sz w:val="20"/>
-                <w:szCs w:val="20"/>
-              </w:rPr>
-              <w:t>buyerCountry</w:t>
-            </w:r>
-            <w:proofErr w:type="spellEnd"/>
-            <w:r>
-              <w:rPr>
-                <w:rFonts w:cstheme="minorHAnsi"/>
-                <w:sz w:val="20"/>
-                <w:szCs w:val="20"/>
-              </w:rPr>
-              <w:t>} {</w:t>
-            </w:r>
-            <w:proofErr w:type="spellStart"/>
-            <w:r>
-              <w:rPr>
-                <w:rFonts w:cstheme="minorHAnsi"/>
-                <w:sz w:val="20"/>
-                <w:szCs w:val="20"/>
-              </w:rPr>
-              <w:t>buyerZip</w:t>
-            </w:r>
-            <w:proofErr w:type="spellEnd"/>
-            <w:r>
-              <w:rPr>
-                <w:rFonts w:cstheme="minorHAnsi"/>
-                <w:sz w:val="20"/>
-                <w:szCs w:val="20"/>
-              </w:rPr>
-              <w:t>}</w:t>
-            </w:r>
           </w:p>
         </w:tc>
       </w:tr>
       <w:tr>
         <w:trPr>
-          <w:trHeight w:val="821"/>
+          <w:trHeight w:val="548"/>
         </w:trPr>
         <w:tc>
           <w:tcPr>
@@ -1013,7 +1056,7 @@
       </w:tr>
       <w:tr>
         <w:trPr>
-          <w:trHeight w:val="649"/>
+          <w:trHeight w:val="272"/>
         </w:trPr>
         <w:tc>
           <w:tcPr>
@@ -1869,8 +1912,8 @@
                       <w:rFonts w:cstheme="minorHAnsi"/>
                       <w:b/>
                       <w:bCs/>
-                      <w:sz w:val="18"/>
-                      <w:szCs w:val="18"/>
+                      <w:sz w:val="19"/>
+                      <w:szCs w:val="19"/>
                     </w:rPr>
                     <w:t>Quantity</w:t>
                   </w:r>
@@ -2047,71 +2090,33 @@
                     <w:spacing w:line="276" w:lineRule="auto"/>
                     <w:rPr>
                       <w:rFonts w:cstheme="minorHAnsi"/>
-                      <w:sz w:val="18"/>
-                      <w:szCs w:val="18"/>
+                      <w:sz w:val="20"/>
+                      <w:szCs w:val="20"/>
                     </w:rPr>
                   </w:pPr>
                   <w:r>
                     <w:rPr>
                       <w:rFonts w:cstheme="minorHAnsi"/>
-                      <w:sz w:val="18"/>
-                      <w:szCs w:val="18"/>
-                    </w:rPr>
-                    <w:t>{#</w:t>
-                  </w:r>
-                  <w:proofErr w:type="gramStart"/>
-                  <w:r>
-                    <w:rPr>
-                      <w:rFonts w:cstheme="minorHAnsi"/>
-                      <w:sz w:val="18"/>
-                      <w:szCs w:val="18"/>
-                    </w:rPr>
-                    <w:t>IPItems}{</w:t>
-                  </w:r>
-                  <w:proofErr w:type="gramEnd"/>
-                  <w:r>
-                    <w:rPr>
-                      <w:rFonts w:cstheme="minorHAnsi"/>
-                      <w:sz w:val="18"/>
-                      <w:szCs w:val="18"/>
-                    </w:rPr>
-                    <w:t>#</w:t>
-                  </w:r>
-                  <w:proofErr w:type="gramStart"/>
-                  <w:r>
-                    <w:rPr>
-                      <w:rFonts w:cstheme="minorHAnsi"/>
-                      <w:sz w:val="18"/>
-                      <w:szCs w:val="18"/>
-                    </w:rPr>
-                    <w:t>showThickness}</w:t>
+                      <w:sz w:val="20"/>
+                      <w:szCs w:val="20"/>
+                    </w:rPr>
+                    <w:t>{#IPItems}{#showThickness}</w:t>
                   </w:r>
                   <w:r>
                     <w:rPr>
                       <w:rFonts w:cstheme="minorHAnsi"/>
                       <w:b/>
                       <w:bCs/>
-                      <w:sz w:val="18"/>
-                      <w:szCs w:val="18"/>
-                    </w:rPr>
-                    <w:t>{</w:t>
-                  </w:r>
-                  <w:proofErr w:type="gramEnd"/>
-                  <w:r>
-                    <w:rPr>
-                      <w:rFonts w:cstheme="minorHAnsi"/>
-                      <w:b/>
-                      <w:bCs/>
-                      <w:sz w:val="18"/>
-                      <w:szCs w:val="18"/>
-                    </w:rPr>
-                    <w:t>thicknessDetail</w:t>
+                      <w:sz w:val="20"/>
+                      <w:szCs w:val="20"/>
+                    </w:rPr>
+                    <w:t>{thicknessDetail</w:t>
                   </w:r>
                   <w:r>
                     <w:rPr>
                       <w:rFonts w:cstheme="minorHAnsi"/>
-                      <w:sz w:val="18"/>
-                      <w:szCs w:val="18"/>
+                      <w:sz w:val="20"/>
+                      <w:szCs w:val="20"/>
                     </w:rPr>
                     <w:t>}{/showThickness}</w:t>
                   </w:r>
@@ -2123,8 +2128,8 @@
                     <w:spacing w:line="276" w:lineRule="auto"/>
                     <w:rPr>
                       <w:rFonts w:cstheme="minorHAnsi"/>
-                      <w:sz w:val="18"/>
-                      <w:szCs w:val="18"/>
+                      <w:sz w:val="20"/>
+                      <w:szCs w:val="20"/>
                     </w:rPr>
                   </w:pPr>
                   <w:r>
@@ -2132,32 +2137,10 @@
                       <w:rFonts w:cstheme="minorHAnsi"/>
                       <w:b/>
                       <w:bCs/>
-                      <w:sz w:val="18"/>
-                      <w:szCs w:val="18"/>
-                    </w:rPr>
-                    <w:t xml:space="preserve">{length} X {width} X {height} </w:t>
-                  </w:r>
-                  <w:proofErr w:type="gramStart"/>
-                  <w:r>
-                    <w:rPr>
-                      <w:rFonts w:cstheme="minorHAnsi"/>
-                      <w:b/>
-                      <w:bCs/>
-                      <w:sz w:val="18"/>
-                      <w:szCs w:val="18"/>
-                    </w:rPr>
-                    <w:t>MM  {</w:t>
-                  </w:r>
-                  <w:proofErr w:type="gramEnd"/>
-                  <w:r>
-                    <w:rPr>
-                      <w:rFonts w:cstheme="minorHAnsi"/>
-                      <w:b/>
-                      <w:bCs/>
-                      <w:sz w:val="18"/>
-                      <w:szCs w:val="18"/>
-                    </w:rPr>
-                    <w:t>#fsc} – {</w:t>
+                      <w:sz w:val="20"/>
+                      <w:szCs w:val="20"/>
+                    </w:rPr>
+                    <w:t>{length} X {width} X {height} MM  {#fsc} – {</w:t>
                   </w:r>
                   <w:proofErr w:type="spellStart"/>
                   <w:r>
@@ -2165,8 +2148,8 @@
                       <w:rFonts w:cstheme="minorHAnsi"/>
                       <w:b/>
                       <w:bCs/>
-                      <w:sz w:val="18"/>
-                      <w:szCs w:val="18"/>
+                      <w:sz w:val="20"/>
+                      <w:szCs w:val="20"/>
                     </w:rPr>
                     <w:t>fsc</w:t>
                   </w:r>
@@ -2176,8 +2159,8 @@
                       <w:rFonts w:cstheme="minorHAnsi"/>
                       <w:b/>
                       <w:bCs/>
-                      <w:sz w:val="18"/>
-                      <w:szCs w:val="18"/>
+                      <w:sz w:val="20"/>
+                      <w:szCs w:val="20"/>
                     </w:rPr>
                     <w:t>}{/</w:t>
                   </w:r>
@@ -2187,8 +2170,8 @@
                       <w:rFonts w:cstheme="minorHAnsi"/>
                       <w:b/>
                       <w:bCs/>
-                      <w:sz w:val="18"/>
-                      <w:szCs w:val="18"/>
+                      <w:sz w:val="20"/>
+                      <w:szCs w:val="20"/>
                     </w:rPr>
                     <w:t>fsc</w:t>
                   </w:r>
@@ -2198,8 +2181,8 @@
                       <w:rFonts w:cstheme="minorHAnsi"/>
                       <w:b/>
                       <w:bCs/>
-                      <w:sz w:val="18"/>
-                      <w:szCs w:val="18"/>
+                      <w:sz w:val="20"/>
+                      <w:szCs w:val="20"/>
                     </w:rPr>
                     <w:t>}</w:t>
                   </w:r>
@@ -2285,25 +2268,7 @@
                       <w:sz w:val="18"/>
                       <w:szCs w:val="18"/>
                     </w:rPr>
-                    <w:t>{#</w:t>
-                  </w:r>
-                  <w:proofErr w:type="gramStart"/>
-                  <w:r>
-                    <w:rPr>
-                      <w:rFonts w:cstheme="minorHAnsi"/>
-                      <w:sz w:val="18"/>
-                      <w:szCs w:val="18"/>
-                    </w:rPr>
-                    <w:t>invoices}{</w:t>
-                  </w:r>
-                  <w:proofErr w:type="gramEnd"/>
-                  <w:r>
-                    <w:rPr>
-                      <w:rFonts w:cstheme="minorHAnsi"/>
-                      <w:sz w:val="18"/>
-                      <w:szCs w:val="18"/>
-                    </w:rPr>
-                    <w:t>containerFrom}{#containerTo} to {</w:t>
+                    <w:t>{#invoices}{containerFrom}{#containerTo} to {</w:t>
                   </w:r>
                   <w:proofErr w:type="spellStart"/>
                   <w:r>
@@ -2998,23 +2963,13 @@
               <w:t>finalDestination</w:t>
             </w:r>
             <w:proofErr w:type="spellEnd"/>
-            <w:proofErr w:type="gramStart"/>
-            <w:r>
-              <w:rPr>
-                <w:rFonts w:cstheme="minorHAnsi"/>
-                <w:sz w:val="20"/>
-                <w:szCs w:val="20"/>
-              </w:rPr>
-              <w:t xml:space="preserve">})   </w:t>
-            </w:r>
-            <w:proofErr w:type="gramEnd"/>
-            <w:r>
-              <w:rPr>
-                <w:rFonts w:cstheme="minorHAnsi"/>
-                <w:sz w:val="20"/>
-                <w:szCs w:val="20"/>
-              </w:rPr>
-              <w:t xml:space="preserve"> {</w:t>
+            <w:r>
+              <w:rPr>
+                <w:rFonts w:cstheme="minorHAnsi"/>
+                <w:sz w:val="20"/>
+                <w:szCs w:val="20"/>
+              </w:rPr>
+              <w:t>})    {</w:t>
             </w:r>
             <w:proofErr w:type="spellStart"/>
             <w:r>
@@ -4430,7 +4385,6 @@
   <w:style w:type="character" w:default="1" w:styleId="DefaultParagraphFont">
     <w:name w:val="Default Paragraph Font"/>
     <w:uiPriority w:val="1"/>
-    <w:semiHidden/>
     <w:unhideWhenUsed/>
   </w:style>
   <w:style w:type="table" w:default="1" w:styleId="TableNormal">

--- a/electron/database/generate-document/templates/party-invoice-uk.docx
+++ b/electron/database/generate-document/templates/party-invoice-uk.docx
@@ -2100,7 +2100,34 @@
                       <w:sz w:val="20"/>
                       <w:szCs w:val="20"/>
                     </w:rPr>
-                    <w:t>{#IPItems}{#showThickness}</w:t>
+                    <w:t>{#</w:t>
+                  </w:r>
+                  <w:proofErr w:type="gramStart"/>
+                  <w:r>
+                    <w:rPr>
+                      <w:rFonts w:cstheme="minorHAnsi"/>
+                      <w:sz w:val="20"/>
+                      <w:szCs w:val="20"/>
+                    </w:rPr>
+                    <w:t>IPItems}{</w:t>
+                  </w:r>
+                  <w:proofErr w:type="gramEnd"/>
+                  <w:r>
+                    <w:rPr>
+                      <w:rFonts w:cstheme="minorHAnsi"/>
+                      <w:sz w:val="20"/>
+                      <w:szCs w:val="20"/>
+                    </w:rPr>
+                    <w:t>#</w:t>
+                  </w:r>
+                  <w:proofErr w:type="gramStart"/>
+                  <w:r>
+                    <w:rPr>
+                      <w:rFonts w:cstheme="minorHAnsi"/>
+                      <w:sz w:val="20"/>
+                      <w:szCs w:val="20"/>
+                    </w:rPr>
+                    <w:t>showThickness}</w:t>
                   </w:r>
                   <w:r>
                     <w:rPr>
@@ -2110,7 +2137,18 @@
                       <w:sz w:val="20"/>
                       <w:szCs w:val="20"/>
                     </w:rPr>
-                    <w:t>{thicknessDetail</w:t>
+                    <w:t>{</w:t>
+                  </w:r>
+                  <w:proofErr w:type="gramEnd"/>
+                  <w:r>
+                    <w:rPr>
+                      <w:rFonts w:cstheme="minorHAnsi"/>
+                      <w:b/>
+                      <w:bCs/>
+                      <w:sz w:val="20"/>
+                      <w:szCs w:val="20"/>
+                    </w:rPr>
+                    <w:t>thicknessDetail</w:t>
                   </w:r>
                   <w:r>
                     <w:rPr>
@@ -2140,7 +2178,29 @@
                       <w:sz w:val="20"/>
                       <w:szCs w:val="20"/>
                     </w:rPr>
-                    <w:t>{length} X {width} X {height} MM  {#fsc} – {</w:t>
+                    <w:t xml:space="preserve">{length} X {width} X {height} </w:t>
+                  </w:r>
+                  <w:proofErr w:type="gramStart"/>
+                  <w:r>
+                    <w:rPr>
+                      <w:rFonts w:cstheme="minorHAnsi"/>
+                      <w:b/>
+                      <w:bCs/>
+                      <w:sz w:val="20"/>
+                      <w:szCs w:val="20"/>
+                    </w:rPr>
+                    <w:t>MM  {</w:t>
+                  </w:r>
+                  <w:proofErr w:type="gramEnd"/>
+                  <w:r>
+                    <w:rPr>
+                      <w:rFonts w:cstheme="minorHAnsi"/>
+                      <w:b/>
+                      <w:bCs/>
+                      <w:sz w:val="20"/>
+                      <w:szCs w:val="20"/>
+                    </w:rPr>
+                    <w:t>#fsc} – {</w:t>
                   </w:r>
                   <w:proofErr w:type="spellStart"/>
                   <w:r>
@@ -2268,7 +2328,25 @@
                       <w:sz w:val="18"/>
                       <w:szCs w:val="18"/>
                     </w:rPr>
-                    <w:t>{#invoices}{containerFrom}{#containerTo} to {</w:t>
+                    <w:t>{#</w:t>
+                  </w:r>
+                  <w:proofErr w:type="gramStart"/>
+                  <w:r>
+                    <w:rPr>
+                      <w:rFonts w:cstheme="minorHAnsi"/>
+                      <w:sz w:val="18"/>
+                      <w:szCs w:val="18"/>
+                    </w:rPr>
+                    <w:t>invoices}{</w:t>
+                  </w:r>
+                  <w:proofErr w:type="gramEnd"/>
+                  <w:r>
+                    <w:rPr>
+                      <w:rFonts w:cstheme="minorHAnsi"/>
+                      <w:sz w:val="18"/>
+                      <w:szCs w:val="18"/>
+                    </w:rPr>
+                    <w:t>containerFrom}{#containerTo} to {</w:t>
                   </w:r>
                   <w:proofErr w:type="spellStart"/>
                   <w:r>
@@ -2963,13 +3041,23 @@
               <w:t>finalDestination</w:t>
             </w:r>
             <w:proofErr w:type="spellEnd"/>
-            <w:r>
-              <w:rPr>
-                <w:rFonts w:cstheme="minorHAnsi"/>
-                <w:sz w:val="20"/>
-                <w:szCs w:val="20"/>
-              </w:rPr>
-              <w:t>})    {</w:t>
+            <w:proofErr w:type="gramStart"/>
+            <w:r>
+              <w:rPr>
+                <w:rFonts w:cstheme="minorHAnsi"/>
+                <w:sz w:val="20"/>
+                <w:szCs w:val="20"/>
+              </w:rPr>
+              <w:t xml:space="preserve">})   </w:t>
+            </w:r>
+            <w:proofErr w:type="gramEnd"/>
+            <w:r>
+              <w:rPr>
+                <w:rFonts w:cstheme="minorHAnsi"/>
+                <w:sz w:val="20"/>
+                <w:szCs w:val="20"/>
+              </w:rPr>
+              <w:t xml:space="preserve"> {</w:t>
             </w:r>
             <w:proofErr w:type="spellStart"/>
             <w:r>
@@ -4385,6 +4473,7 @@
   <w:style w:type="character" w:default="1" w:styleId="DefaultParagraphFont">
     <w:name w:val="Default Paragraph Font"/>
     <w:uiPriority w:val="1"/>
+    <w:semiHidden/>
     <w:unhideWhenUsed/>
   </w:style>
   <w:style w:type="table" w:default="1" w:styleId="TableNormal">

--- a/electron/database/generate-document/templates/party-invoice-uk.docx
+++ b/electron/database/generate-document/templates/party-invoice-uk.docx
@@ -2429,7 +2429,23 @@
                       <w:sz w:val="18"/>
                       <w:szCs w:val="18"/>
                     </w:rPr>
-                    <w:t>}{</w:t>
+                    <w:t>}</w:t>
+                  </w:r>
+                  <w:r>
+                    <w:rPr>
+                      <w:rFonts w:cstheme="minorHAnsi"/>
+                      <w:sz w:val="18"/>
+                      <w:szCs w:val="18"/>
+                    </w:rPr>
+                    <w:t xml:space="preserve"> </w:t>
+                  </w:r>
+                  <w:r>
+                    <w:rPr>
+                      <w:rFonts w:cstheme="minorHAnsi"/>
+                      <w:sz w:val="18"/>
+                      <w:szCs w:val="18"/>
+                    </w:rPr>
+                    <w:t>{</w:t>
                   </w:r>
                   <w:proofErr w:type="spellStart"/>
                   <w:r>
@@ -3542,8 +3558,12 @@
       </w:pPr>
     </w:p>
     <w:sectPr>
-      <w:headerReference w:type="default" r:id="rId8"/>
-      <w:footerReference w:type="default" r:id="rId9"/>
+      <w:headerReference w:type="even" r:id="rId8"/>
+      <w:headerReference w:type="default" r:id="rId9"/>
+      <w:footerReference w:type="even" r:id="rId10"/>
+      <w:footerReference w:type="default" r:id="rId11"/>
+      <w:headerReference w:type="first" r:id="rId12"/>
+      <w:footerReference w:type="first" r:id="rId13"/>
       <w:pgSz w:w="12240" w:h="15840" w:code="1"/>
       <w:pgMar w:top="482" w:right="567" w:bottom="1701" w:left="567" w:header="113" w:footer="510" w:gutter="0"/>
       <w:pgBorders w:offsetFrom="page">
@@ -3589,61 +3609,64 @@
   <w:p>
     <w:pPr>
       <w:pStyle w:val="Footer"/>
-      <w:ind w:firstLine="720"/>
-      <w:rPr>
-        <w:b/>
-        <w:bCs/>
-      </w:rPr>
+    </w:pPr>
+  </w:p>
+</w:ftr>
+</file>
+
+<file path=word/footer2.xml><?xml version="1.0" encoding="utf-8"?>
+<w:ftr xmlns:wpc="http://schemas.microsoft.com/office/word/2010/wordprocessingCanvas" xmlns:cx="http://schemas.microsoft.com/office/drawing/2014/chartex" xmlns:cx1="http://schemas.microsoft.com/office/drawing/2015/9/8/chartex" xmlns:cx2="http://schemas.microsoft.com/office/drawing/2015/10/21/chartex" xmlns:cx3="http://schemas.microsoft.com/office/drawing/2016/5/9/chartex" xmlns:cx4="http://schemas.microsoft.com/office/drawing/2016/5/10/chartex" xmlns:cx5="http://schemas.microsoft.com/office/drawing/2016/5/11/chartex" xmlns:cx6="http://schemas.microsoft.com/office/drawing/2016/5/12/chartex" xmlns:cx7="http://schemas.microsoft.com/office/drawing/2016/5/13/chartex" xmlns:cx8="http://schemas.microsoft.com/office/drawing/2016/5/14/chartex" xmlns:mc="http://schemas.openxmlformats.org/markup-compatibility/2006" xmlns:aink="http://schemas.microsoft.com/office/drawing/2016/ink" xmlns:am3d="http://schemas.microsoft.com/office/drawing/2017/model3d" xmlns:o="urn:schemas-microsoft-com:office:office" xmlns:oel="http://schemas.microsoft.com/office/2019/extlst" xmlns:r="http://schemas.openxmlformats.org/officeDocument/2006/relationships" xmlns:m="http://schemas.openxmlformats.org/officeDocument/2006/math" xmlns:v="urn:schemas-microsoft-com:vml" xmlns:wp14="http://schemas.microsoft.com/office/word/2010/wordprocessingDrawing" xmlns:wp="http://schemas.openxmlformats.org/drawingml/2006/wordprocessingDrawing" xmlns:w10="urn:schemas-microsoft-com:office:word" xmlns:w="http://schemas.openxmlformats.org/wordprocessingml/2006/main" xmlns:w14="http://schemas.microsoft.com/office/word/2010/wordml" xmlns:w15="http://schemas.microsoft.com/office/word/2012/wordml" xmlns:w16cex="http://schemas.microsoft.com/office/word/2018/wordml/cex" xmlns:w16cid="http://schemas.microsoft.com/office/word/2016/wordml/cid" xmlns:w16="http://schemas.microsoft.com/office/word/2018/wordml" xmlns:w16du="http://schemas.microsoft.com/office/word/2023/wordml/word16du" xmlns:w16sdtdh="http://schemas.microsoft.com/office/word/2020/wordml/sdtdatahash" xmlns:w16sdtfl="http://schemas.microsoft.com/office/word/2024/wordml/sdtformatlock" xmlns:w16se="http://schemas.microsoft.com/office/word/2015/wordml/symex" xmlns:wpg="http://schemas.microsoft.com/office/word/2010/wordprocessingGroup" xmlns:wpi="http://schemas.microsoft.com/office/word/2010/wordprocessingInk" xmlns:wne="http://schemas.microsoft.com/office/word/2006/wordml" xmlns:wps="http://schemas.microsoft.com/office/word/2010/wordprocessingShape" mc:Ignorable="w14 w15 w16se w16cid w16 w16cex w16sdtdh w16sdtfl w16du wp14">
+  <w:p>
+    <w:pPr>
+      <w:pStyle w:val="Footer"/>
+      <w:ind w:left="720"/>
     </w:pPr>
     <w:r>
       <w:rPr>
-        <w:b/>
-        <w:bCs/>
         <w:noProof/>
       </w:rPr>
       <mc:AlternateContent>
         <mc:Choice Requires="wps">
           <w:drawing>
-            <wp:anchor distT="0" distB="0" distL="114300" distR="114300" simplePos="0" relativeHeight="251661312" behindDoc="0" locked="0" layoutInCell="1" allowOverlap="1" wp14:anchorId="5AB38635" wp14:editId="73588EEC">
+            <wp:anchor distT="4294967295" distB="4294967295" distL="114300" distR="114300" simplePos="0" relativeHeight="251658240" behindDoc="0" locked="0" layoutInCell="1" allowOverlap="1" wp14:anchorId="04B292B9" wp14:editId="207C1A10">
               <wp:simplePos x="0" y="0"/>
               <wp:positionH relativeFrom="margin">
-                <wp:posOffset>4522198</wp:posOffset>
+                <wp:posOffset>4745355</wp:posOffset>
               </wp:positionH>
               <wp:positionV relativeFrom="paragraph">
-                <wp:posOffset>-561340</wp:posOffset>
+                <wp:posOffset>1269</wp:posOffset>
               </wp:positionV>
-              <wp:extent cx="2520043" cy="0"/>
+              <wp:extent cx="2305050" cy="0"/>
               <wp:effectExtent l="0" t="0" r="0" b="0"/>
               <wp:wrapNone/>
-              <wp:docPr id="874349672" name="Straight Connector 4"/>
-              <wp:cNvGraphicFramePr/>
+              <wp:docPr id="1898933967" name="Straight Connector 5"/>
+              <wp:cNvGraphicFramePr>
+                <a:graphicFrameLocks xmlns:a="http://schemas.openxmlformats.org/drawingml/2006/main"/>
+              </wp:cNvGraphicFramePr>
               <a:graphic xmlns:a="http://schemas.openxmlformats.org/drawingml/2006/main">
                 <a:graphicData uri="http://schemas.microsoft.com/office/word/2010/wordprocessingShape">
                   <wps:wsp>
-                    <wps:cNvCnPr/>
+                    <wps:cNvCnPr>
+                      <a:cxnSpLocks/>
+                    </wps:cNvCnPr>
                     <wps:spPr>
-                      <a:xfrm flipH="1">
+                      <a:xfrm>
                         <a:off x="0" y="0"/>
-                        <a:ext cx="2520043" cy="0"/>
+                        <a:ext cx="2305050" cy="0"/>
                       </a:xfrm>
                       <a:prstGeom prst="line">
                         <a:avLst/>
                       </a:prstGeom>
-                      <a:ln>
-                        <a:solidFill>
-                          <a:schemeClr val="tx1"/>
-                        </a:solidFill>
-                      </a:ln>
                     </wps:spPr>
                     <wps:style>
                       <a:lnRef idx="1">
-                        <a:schemeClr val="accent1"/>
+                        <a:schemeClr val="dk1"/>
                       </a:lnRef>
                       <a:fillRef idx="0">
-                        <a:schemeClr val="accent1"/>
+                        <a:schemeClr val="dk1"/>
                       </a:fillRef>
                       <a:effectRef idx="0">
-                        <a:schemeClr val="accent1"/>
+                        <a:schemeClr val="dk1"/>
                       </a:effectRef>
                       <a:fontRef idx="minor">
                         <a:schemeClr val="tx1"/>
@@ -3664,8 +3687,9 @@
         </mc:Choice>
         <mc:Fallback>
           <w:pict>
-            <v:line w14:anchorId="32F397C6" id="Straight Connector 4" o:spid="_x0000_s1026" style="position:absolute;flip:x;z-index:251661312;visibility:visible;mso-wrap-style:square;mso-width-percent:0;mso-height-percent:0;mso-wrap-distance-left:9pt;mso-wrap-distance-top:0;mso-wrap-distance-right:9pt;mso-wrap-distance-bottom:0;mso-position-horizontal:absolute;mso-position-horizontal-relative:margin;mso-position-vertical:absolute;mso-position-vertical-relative:text;mso-width-percent:0;mso-height-percent:0;mso-width-relative:margin;mso-height-relative:margin" from="356.1pt,-44.2pt" to="554.55pt,-44.2pt" o:gfxdata="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" strokecolor="black [3213]" strokeweight=".5pt">
+            <v:line w14:anchorId="3ACE50A5" id="Straight Connector 5" o:spid="_x0000_s1026" style="position:absolute;z-index:251658240;visibility:visible;mso-wrap-style:square;mso-width-percent:0;mso-height-percent:0;mso-wrap-distance-left:9pt;mso-wrap-distance-top:-3e-5mm;mso-wrap-distance-right:9pt;mso-wrap-distance-bottom:-3e-5mm;mso-position-horizontal:absolute;mso-position-horizontal-relative:margin;mso-position-vertical:absolute;mso-position-vertical-relative:text;mso-width-percent:0;mso-height-percent:0;mso-width-relative:margin;mso-height-relative:margin" from="373.65pt,.1pt" to="555.15pt,.1pt" o:gfxdata="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" strokecolor="black [3200]" strokeweight=".5pt">
               <v:stroke joinstyle="miter"/>
+              <o:lock v:ext="edit" shapetype="f"/>
               <w10:wrap anchorx="margin"/>
             </v:line>
           </w:pict>
@@ -3674,53 +3698,50 @@
     </w:r>
     <w:r>
       <w:rPr>
-        <w:b/>
-        <w:bCs/>
         <w:noProof/>
       </w:rPr>
       <mc:AlternateContent>
         <mc:Choice Requires="wps">
           <w:drawing>
-            <wp:anchor distT="0" distB="0" distL="114300" distR="114300" simplePos="0" relativeHeight="251659264" behindDoc="0" locked="0" layoutInCell="1" allowOverlap="1" wp14:anchorId="022B9BAB" wp14:editId="2E1B16F0">
+            <wp:anchor distT="0" distB="0" distL="114299" distR="114299" simplePos="0" relativeHeight="251658240" behindDoc="0" locked="0" layoutInCell="1" allowOverlap="1" wp14:anchorId="51B36DB1" wp14:editId="1F7A13AB">
               <wp:simplePos x="0" y="0"/>
-              <wp:positionH relativeFrom="rightMargin">
-                <wp:posOffset>-2532530</wp:posOffset>
+              <wp:positionH relativeFrom="column">
+                <wp:posOffset>4749164</wp:posOffset>
               </wp:positionH>
               <wp:positionV relativeFrom="paragraph">
-                <wp:posOffset>-557978</wp:posOffset>
+                <wp:posOffset>1270</wp:posOffset>
               </wp:positionV>
-              <wp:extent cx="4482" cy="748552"/>
-              <wp:effectExtent l="0" t="0" r="33655" b="33020"/>
+              <wp:extent cx="0" cy="853440"/>
+              <wp:effectExtent l="0" t="0" r="38100" b="22860"/>
               <wp:wrapNone/>
-              <wp:docPr id="2115318239" name="Straight Connector 4"/>
-              <wp:cNvGraphicFramePr/>
+              <wp:docPr id="1638388201" name="Straight Connector 3"/>
+              <wp:cNvGraphicFramePr>
+                <a:graphicFrameLocks xmlns:a="http://schemas.openxmlformats.org/drawingml/2006/main"/>
+              </wp:cNvGraphicFramePr>
               <a:graphic xmlns:a="http://schemas.openxmlformats.org/drawingml/2006/main">
                 <a:graphicData uri="http://schemas.microsoft.com/office/word/2010/wordprocessingShape">
                   <wps:wsp>
-                    <wps:cNvCnPr/>
+                    <wps:cNvCnPr>
+                      <a:cxnSpLocks/>
+                    </wps:cNvCnPr>
                     <wps:spPr>
                       <a:xfrm>
                         <a:off x="0" y="0"/>
-                        <a:ext cx="4482" cy="748552"/>
+                        <a:ext cx="0" cy="853440"/>
                       </a:xfrm>
                       <a:prstGeom prst="line">
                         <a:avLst/>
                       </a:prstGeom>
-                      <a:ln>
-                        <a:solidFill>
-                          <a:schemeClr val="tx1"/>
-                        </a:solidFill>
-                      </a:ln>
                     </wps:spPr>
                     <wps:style>
                       <a:lnRef idx="1">
-                        <a:schemeClr val="accent1"/>
+                        <a:schemeClr val="dk1"/>
                       </a:lnRef>
                       <a:fillRef idx="0">
-                        <a:schemeClr val="accent1"/>
+                        <a:schemeClr val="dk1"/>
                       </a:fillRef>
                       <a:effectRef idx="0">
-                        <a:schemeClr val="accent1"/>
+                        <a:schemeClr val="dk1"/>
                       </a:effectRef>
                       <a:fontRef idx="minor">
                         <a:schemeClr val="tx1"/>
@@ -3730,90 +3751,238 @@
                   </wps:wsp>
                 </a:graphicData>
               </a:graphic>
+              <wp14:sizeRelH relativeFrom="page">
+                <wp14:pctWidth>0</wp14:pctWidth>
+              </wp14:sizeRelH>
+              <wp14:sizeRelV relativeFrom="page">
+                <wp14:pctHeight>0</wp14:pctHeight>
+              </wp14:sizeRelV>
             </wp:anchor>
           </w:drawing>
         </mc:Choice>
         <mc:Fallback>
           <w:pict>
-            <v:line w14:anchorId="542302A2" id="Straight Connector 4" o:spid="_x0000_s1026" style="position:absolute;z-index:251659264;visibility:visible;mso-wrap-style:square;mso-wrap-distance-left:9pt;mso-wrap-distance-top:0;mso-wrap-distance-right:9pt;mso-wrap-distance-bottom:0;mso-position-horizontal:absolute;mso-position-horizontal-relative:right-margin-area;mso-position-vertical:absolute;mso-position-vertical-relative:text" from="-199.4pt,-43.95pt" to="-199.05pt,15pt" o:gfxdata="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" strokecolor="black [3213]" strokeweight=".5pt">
+            <v:line w14:anchorId="43969E67" id="Straight Connector 3" o:spid="_x0000_s1026" style="position:absolute;z-index:251658240;visibility:visible;mso-wrap-style:square;mso-width-percent:0;mso-height-percent:0;mso-wrap-distance-left:3.17497mm;mso-wrap-distance-top:0;mso-wrap-distance-right:3.17497mm;mso-wrap-distance-bottom:0;mso-position-horizontal:absolute;mso-position-horizontal-relative:text;mso-position-vertical:absolute;mso-position-vertical-relative:text;mso-width-percent:0;mso-height-percent:0;mso-width-relative:page;mso-height-relative:page" from="373.95pt,.1pt" to="373.95pt,67.3pt" o:gfxdata="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" strokecolor="black [3200]" strokeweight=".5pt">
               <v:stroke joinstyle="miter"/>
-              <w10:wrap anchorx="margin"/>
+              <o:lock v:ext="edit" shapetype="f"/>
             </v:line>
           </w:pict>
         </mc:Fallback>
       </mc:AlternateContent>
     </w:r>
     <w:r>
+      <w:t xml:space="preserve">                                                                                                                                           Thanking You,</w:t>
+    </w:r>
+    <w:r>
+      <w:tab/>
+    </w:r>
+    <w:r>
+      <w:tab/>
+      <w:t xml:space="preserve">   </w:t>
+    </w:r>
+  </w:p>
+  <w:p>
+    <w:pPr>
+      <w:pStyle w:val="Footer"/>
+      <w:ind w:left="720"/>
+    </w:pPr>
+    <w:r>
       <w:rPr>
         <w:b/>
         <w:bCs/>
+        <w:spacing w:val="60"/>
       </w:rPr>
-      <w:fldChar w:fldCharType="begin"/>
+      <w:t xml:space="preserve">                                                               </w:t>
     </w:r>
     <w:r>
       <w:rPr>
         <w:b/>
         <w:bCs/>
+        <w:spacing w:val="60"/>
       </w:rPr>
-      <w:instrText xml:space="preserve"> PAGE   \* MERGEFORMAT </w:instrText>
+      <w:t>ALFA</w:t>
     </w:r>
     <w:r>
       <w:rPr>
         <w:b/>
         <w:bCs/>
+        <w:spacing w:val="60"/>
       </w:rPr>
-      <w:fldChar w:fldCharType="separate"/>
+      <w:t xml:space="preserve">  </w:t>
     </w:r>
     <w:r>
       <w:rPr>
         <w:b/>
         <w:bCs/>
-        <w:noProof/>
+        <w:spacing w:val="60"/>
       </w:rPr>
-      <w:t>1</w:t>
+      <w:t xml:space="preserve"> ICA</w:t>
     </w:r>
     <w:r>
       <w:rPr>
         <w:b/>
         <w:bCs/>
+        <w:spacing w:val="60"/>
+      </w:rPr>
+      <w:t xml:space="preserve"> </w:t>
+    </w:r>
+    <w:proofErr w:type="gramStart"/>
+    <w:r>
+      <w:rPr>
+        <w:b/>
+        <w:bCs/>
+        <w:spacing w:val="60"/>
+      </w:rPr>
+      <w:t xml:space="preserve"> </w:t>
+    </w:r>
+    <w:r>
+      <w:rPr>
+        <w:b/>
+        <w:bCs/>
+        <w:spacing w:val="60"/>
+      </w:rPr>
+      <w:t xml:space="preserve"> </w:t>
+    </w:r>
+    <w:r>
+      <w:rPr>
+        <w:b/>
+        <w:bCs/>
+        <w:spacing w:val="60"/>
+      </w:rPr>
+      <w:t xml:space="preserve"> </w:t>
+    </w:r>
+    <w:r>
+      <w:rPr>
+        <w:b/>
+        <w:bCs/>
+        <w:spacing w:val="60"/>
+      </w:rPr>
+      <w:t>(</w:t>
+    </w:r>
+    <w:proofErr w:type="gramEnd"/>
+    <w:r>
+      <w:rPr>
+        <w:b/>
+        <w:bCs/>
+        <w:spacing w:val="60"/>
+      </w:rPr>
+      <w:t>I)</w:t>
+    </w:r>
+    <w:r>
+      <w:rPr>
+        <w:b/>
+        <w:bCs/>
+        <w:spacing w:val="60"/>
+      </w:rPr>
+      <w:t xml:space="preserve"> </w:t>
+    </w:r>
+    <w:r>
+      <w:rPr>
+        <w:b/>
+        <w:bCs/>
+        <w:spacing w:val="60"/>
+      </w:rPr>
+      <w:t xml:space="preserve"> </w:t>
+    </w:r>
+    <w:r>
+      <w:rPr>
+        <w:b/>
+        <w:bCs/>
+        <w:spacing w:val="60"/>
+      </w:rPr>
+      <w:t xml:space="preserve"> </w:t>
+    </w:r>
+    <w:r>
+      <w:rPr>
+        <w:b/>
+        <w:bCs/>
+        <w:spacing w:val="60"/>
+      </w:rPr>
+      <w:t>LTD</w:t>
+    </w:r>
+  </w:p>
+  <w:p>
+    <w:pPr>
+      <w:pStyle w:val="Footer"/>
+      <w:tabs>
+        <w:tab w:val="clear" w:pos="4513"/>
+        <w:tab w:val="clear" w:pos="9026"/>
+        <w:tab w:val="left" w:pos="7548"/>
+      </w:tabs>
+      <w:ind w:left="2880"/>
+    </w:pPr>
+    <w:r>
+      <w:tab/>
+    </w:r>
+  </w:p>
+  <w:p>
+    <w:pPr>
+      <w:pStyle w:val="Footer"/>
+    </w:pPr>
+  </w:p>
+  <w:p>
+    <w:pPr>
+      <w:pStyle w:val="Footer"/>
+    </w:pPr>
+    <w:r>
+      <w:t xml:space="preserve"> Page | </w:t>
+    </w:r>
+    <w:r>
+      <w:fldChar w:fldCharType="begin"/>
+    </w:r>
+    <w:r>
+      <w:instrText xml:space="preserve"> PAGE   \* MERGEFORMAT </w:instrText>
+    </w:r>
+    <w:r>
+      <w:fldChar w:fldCharType="separate"/>
+    </w:r>
+    <w:r>
+      <w:rPr>
+        <w:noProof/>
+      </w:rPr>
+      <w:t>2</w:t>
+    </w:r>
+    <w:r>
+      <w:rPr>
         <w:noProof/>
       </w:rPr>
       <w:fldChar w:fldCharType="end"/>
     </w:r>
     <w:r>
       <w:rPr>
-        <w:b/>
-        <w:bCs/>
+        <w:noProof/>
       </w:rPr>
-      <w:t xml:space="preserve"> | </w:t>
+      <w:tab/>
     </w:r>
     <w:r>
       <w:rPr>
-        <w:b/>
-        <w:bCs/>
-        <w:color w:val="7F7F7F" w:themeColor="background1" w:themeShade="7F"/>
-        <w:spacing w:val="60"/>
+        <w:noProof/>
       </w:rPr>
-      <w:t>Page</w:t>
+      <w:tab/>
     </w:r>
     <w:r>
       <w:rPr>
-        <w:b/>
-        <w:bCs/>
-        <w:color w:val="7F7F7F" w:themeColor="background1" w:themeShade="7F"/>
-        <w:spacing w:val="60"/>
+        <w:noProof/>
       </w:rPr>
-      <w:t xml:space="preserve">                                                  </w:t>
+      <w:tab/>
+      <w:t xml:space="preserve">          DIRECTOR</w:t>
     </w:r>
     <w:r>
       <w:rPr>
-        <w:b/>
-        <w:bCs/>
-        <w:color w:val="7F7F7F" w:themeColor="background1" w:themeShade="7F"/>
-        <w:spacing w:val="60"/>
+        <w:noProof/>
       </w:rPr>
-      <w:t>DIRECTOR-ALFA ICA(I) LTD</w:t>
+      <w:tab/>
     </w:r>
+  </w:p>
+</w:ftr>
+</file>
+
+<file path=word/footer3.xml><?xml version="1.0" encoding="utf-8"?>
+<w:ftr xmlns:wpc="http://schemas.microsoft.com/office/word/2010/wordprocessingCanvas" xmlns:cx="http://schemas.microsoft.com/office/drawing/2014/chartex" xmlns:cx1="http://schemas.microsoft.com/office/drawing/2015/9/8/chartex" xmlns:cx2="http://schemas.microsoft.com/office/drawing/2015/10/21/chartex" xmlns:cx3="http://schemas.microsoft.com/office/drawing/2016/5/9/chartex" xmlns:cx4="http://schemas.microsoft.com/office/drawing/2016/5/10/chartex" xmlns:cx5="http://schemas.microsoft.com/office/drawing/2016/5/11/chartex" xmlns:cx6="http://schemas.microsoft.com/office/drawing/2016/5/12/chartex" xmlns:cx7="http://schemas.microsoft.com/office/drawing/2016/5/13/chartex" xmlns:cx8="http://schemas.microsoft.com/office/drawing/2016/5/14/chartex" xmlns:mc="http://schemas.openxmlformats.org/markup-compatibility/2006" xmlns:aink="http://schemas.microsoft.com/office/drawing/2016/ink" xmlns:am3d="http://schemas.microsoft.com/office/drawing/2017/model3d" xmlns:o="urn:schemas-microsoft-com:office:office" xmlns:oel="http://schemas.microsoft.com/office/2019/extlst" xmlns:r="http://schemas.openxmlformats.org/officeDocument/2006/relationships" xmlns:m="http://schemas.openxmlformats.org/officeDocument/2006/math" xmlns:v="urn:schemas-microsoft-com:vml" xmlns:wp14="http://schemas.microsoft.com/office/word/2010/wordprocessingDrawing" xmlns:wp="http://schemas.openxmlformats.org/drawingml/2006/wordprocessingDrawing" xmlns:w10="urn:schemas-microsoft-com:office:word" xmlns:w="http://schemas.openxmlformats.org/wordprocessingml/2006/main" xmlns:w14="http://schemas.microsoft.com/office/word/2010/wordml" xmlns:w15="http://schemas.microsoft.com/office/word/2012/wordml" xmlns:w16cex="http://schemas.microsoft.com/office/word/2018/wordml/cex" xmlns:w16cid="http://schemas.microsoft.com/office/word/2016/wordml/cid" xmlns:w16="http://schemas.microsoft.com/office/word/2018/wordml" xmlns:w16du="http://schemas.microsoft.com/office/word/2023/wordml/word16du" xmlns:w16sdtdh="http://schemas.microsoft.com/office/word/2020/wordml/sdtdatahash" xmlns:w16sdtfl="http://schemas.microsoft.com/office/word/2024/wordml/sdtformatlock" xmlns:w16se="http://schemas.microsoft.com/office/word/2015/wordml/symex" xmlns:wpg="http://schemas.microsoft.com/office/word/2010/wordprocessingGroup" xmlns:wpi="http://schemas.microsoft.com/office/word/2010/wordprocessingInk" xmlns:wne="http://schemas.microsoft.com/office/word/2006/wordml" xmlns:wps="http://schemas.microsoft.com/office/word/2010/wordprocessingShape" mc:Ignorable="w14 w15 w16se w16cid w16 w16cex w16sdtdh w16sdtfl w16du wp14">
+  <w:p>
+    <w:pPr>
+      <w:pStyle w:val="Footer"/>
+    </w:pPr>
   </w:p>
 </w:ftr>
 </file>
@@ -3848,6 +4017,16 @@
   <w:p>
     <w:pPr>
       <w:pStyle w:val="Header"/>
+    </w:pPr>
+  </w:p>
+</w:hdr>
+</file>
+
+<file path=word/header2.xml><?xml version="1.0" encoding="utf-8"?>
+<w:hdr xmlns:wpc="http://schemas.microsoft.com/office/word/2010/wordprocessingCanvas" xmlns:cx="http://schemas.microsoft.com/office/drawing/2014/chartex" xmlns:cx1="http://schemas.microsoft.com/office/drawing/2015/9/8/chartex" xmlns:cx2="http://schemas.microsoft.com/office/drawing/2015/10/21/chartex" xmlns:cx3="http://schemas.microsoft.com/office/drawing/2016/5/9/chartex" xmlns:cx4="http://schemas.microsoft.com/office/drawing/2016/5/10/chartex" xmlns:cx5="http://schemas.microsoft.com/office/drawing/2016/5/11/chartex" xmlns:cx6="http://schemas.microsoft.com/office/drawing/2016/5/12/chartex" xmlns:cx7="http://schemas.microsoft.com/office/drawing/2016/5/13/chartex" xmlns:cx8="http://schemas.microsoft.com/office/drawing/2016/5/14/chartex" xmlns:mc="http://schemas.openxmlformats.org/markup-compatibility/2006" xmlns:aink="http://schemas.microsoft.com/office/drawing/2016/ink" xmlns:am3d="http://schemas.microsoft.com/office/drawing/2017/model3d" xmlns:o="urn:schemas-microsoft-com:office:office" xmlns:oel="http://schemas.microsoft.com/office/2019/extlst" xmlns:r="http://schemas.openxmlformats.org/officeDocument/2006/relationships" xmlns:m="http://schemas.openxmlformats.org/officeDocument/2006/math" xmlns:v="urn:schemas-microsoft-com:vml" xmlns:wp14="http://schemas.microsoft.com/office/word/2010/wordprocessingDrawing" xmlns:wp="http://schemas.openxmlformats.org/drawingml/2006/wordprocessingDrawing" xmlns:w10="urn:schemas-microsoft-com:office:word" xmlns:w="http://schemas.openxmlformats.org/wordprocessingml/2006/main" xmlns:w14="http://schemas.microsoft.com/office/word/2010/wordml" xmlns:w15="http://schemas.microsoft.com/office/word/2012/wordml" xmlns:w16cex="http://schemas.microsoft.com/office/word/2018/wordml/cex" xmlns:w16cid="http://schemas.microsoft.com/office/word/2016/wordml/cid" xmlns:w16="http://schemas.microsoft.com/office/word/2018/wordml" xmlns:w16du="http://schemas.microsoft.com/office/word/2023/wordml/word16du" xmlns:w16sdtdh="http://schemas.microsoft.com/office/word/2020/wordml/sdtdatahash" xmlns:w16sdtfl="http://schemas.microsoft.com/office/word/2024/wordml/sdtformatlock" xmlns:w16se="http://schemas.microsoft.com/office/word/2015/wordml/symex" xmlns:wpg="http://schemas.microsoft.com/office/word/2010/wordprocessingGroup" xmlns:wpi="http://schemas.microsoft.com/office/word/2010/wordprocessingInk" xmlns:wne="http://schemas.microsoft.com/office/word/2006/wordml" xmlns:wps="http://schemas.microsoft.com/office/word/2010/wordprocessingShape" mc:Ignorable="w14 w15 w16se w16cid w16 w16cex w16sdtdh w16sdtfl w16du wp14">
+  <w:p>
+    <w:pPr>
+      <w:pStyle w:val="Header"/>
       <w:jc w:val="center"/>
       <w:rPr>
         <w:b/>
@@ -3865,6 +4044,16 @@
       </w:rPr>
       <w:t>INVOICE</w:t>
     </w:r>
+  </w:p>
+</w:hdr>
+</file>
+
+<file path=word/header3.xml><?xml version="1.0" encoding="utf-8"?>
+<w:hdr xmlns:wpc="http://schemas.microsoft.com/office/word/2010/wordprocessingCanvas" xmlns:cx="http://schemas.microsoft.com/office/drawing/2014/chartex" xmlns:cx1="http://schemas.microsoft.com/office/drawing/2015/9/8/chartex" xmlns:cx2="http://schemas.microsoft.com/office/drawing/2015/10/21/chartex" xmlns:cx3="http://schemas.microsoft.com/office/drawing/2016/5/9/chartex" xmlns:cx4="http://schemas.microsoft.com/office/drawing/2016/5/10/chartex" xmlns:cx5="http://schemas.microsoft.com/office/drawing/2016/5/11/chartex" xmlns:cx6="http://schemas.microsoft.com/office/drawing/2016/5/12/chartex" xmlns:cx7="http://schemas.microsoft.com/office/drawing/2016/5/13/chartex" xmlns:cx8="http://schemas.microsoft.com/office/drawing/2016/5/14/chartex" xmlns:mc="http://schemas.openxmlformats.org/markup-compatibility/2006" xmlns:aink="http://schemas.microsoft.com/office/drawing/2016/ink" xmlns:am3d="http://schemas.microsoft.com/office/drawing/2017/model3d" xmlns:o="urn:schemas-microsoft-com:office:office" xmlns:oel="http://schemas.microsoft.com/office/2019/extlst" xmlns:r="http://schemas.openxmlformats.org/officeDocument/2006/relationships" xmlns:m="http://schemas.openxmlformats.org/officeDocument/2006/math" xmlns:v="urn:schemas-microsoft-com:vml" xmlns:wp14="http://schemas.microsoft.com/office/word/2010/wordprocessingDrawing" xmlns:wp="http://schemas.openxmlformats.org/drawingml/2006/wordprocessingDrawing" xmlns:w10="urn:schemas-microsoft-com:office:word" xmlns:w="http://schemas.openxmlformats.org/wordprocessingml/2006/main" xmlns:w14="http://schemas.microsoft.com/office/word/2010/wordml" xmlns:w15="http://schemas.microsoft.com/office/word/2012/wordml" xmlns:w16cex="http://schemas.microsoft.com/office/word/2018/wordml/cex" xmlns:w16cid="http://schemas.microsoft.com/office/word/2016/wordml/cid" xmlns:w16="http://schemas.microsoft.com/office/word/2018/wordml" xmlns:w16du="http://schemas.microsoft.com/office/word/2023/wordml/word16du" xmlns:w16sdtdh="http://schemas.microsoft.com/office/word/2020/wordml/sdtdatahash" xmlns:w16sdtfl="http://schemas.microsoft.com/office/word/2024/wordml/sdtformatlock" xmlns:w16se="http://schemas.microsoft.com/office/word/2015/wordml/symex" xmlns:wpg="http://schemas.microsoft.com/office/word/2010/wordprocessingGroup" xmlns:wpi="http://schemas.microsoft.com/office/word/2010/wordprocessingInk" xmlns:wne="http://schemas.microsoft.com/office/word/2006/wordml" xmlns:wps="http://schemas.microsoft.com/office/word/2010/wordprocessingShape" mc:Ignorable="w14 w15 w16se w16cid w16 w16cex w16sdtdh w16sdtfl w16du wp14">
+  <w:p>
+    <w:pPr>
+      <w:pStyle w:val="Header"/>
+    </w:pPr>
   </w:p>
 </w:hdr>
 </file>

--- a/electron/database/generate-document/templates/party-invoice-uk.docx
+++ b/electron/database/generate-document/templates/party-invoice-uk.docx
@@ -1731,7 +1731,7 @@
           <w:tbl>
             <w:tblPr>
               <w:tblStyle w:val="TableGrid"/>
-              <w:tblW w:w="0" w:type="auto"/>
+              <w:tblW w:w="11037" w:type="dxa"/>
               <w:tblBorders>
                 <w:top w:val="none" w:sz="0" w:space="0" w:color="auto"/>
                 <w:left w:val="none" w:sz="0" w:space="0" w:color="auto"/>
@@ -2643,6 +2643,362 @@
                       <w:szCs w:val="18"/>
                     </w:rPr>
                     <w:t>IPItems</w:t>
+                  </w:r>
+                  <w:proofErr w:type="spellEnd"/>
+                  <w:r>
+                    <w:rPr>
+                      <w:rFonts w:cstheme="minorHAnsi"/>
+                      <w:sz w:val="18"/>
+                      <w:szCs w:val="18"/>
+                    </w:rPr>
+                    <w:t>}</w:t>
+                  </w:r>
+                </w:p>
+              </w:tc>
+            </w:tr>
+            <w:tr>
+              <w:trPr>
+                <w:trHeight w:val="245"/>
+              </w:trPr>
+              <w:tc>
+                <w:tcPr>
+                  <w:tcW w:w="8277" w:type="dxa"/>
+                  <w:gridSpan w:val="4"/>
+                </w:tcPr>
+                <w:p>
+                  <w:pPr>
+                    <w:pStyle w:val="NoSpacing"/>
+                    <w:framePr w:hSpace="180" w:wrap="around" w:vAnchor="page" w:hAnchor="margin" w:y="481"/>
+                    <w:spacing w:before="120" w:line="276" w:lineRule="auto"/>
+                    <w:rPr>
+                      <w:rFonts w:cstheme="minorHAnsi"/>
+                      <w:sz w:val="18"/>
+                      <w:szCs w:val="18"/>
+                    </w:rPr>
+                  </w:pPr>
+                  <w:r>
+                    <w:rPr>
+                      <w:rFonts w:cstheme="minorHAnsi"/>
+                      <w:sz w:val="18"/>
+                      <w:szCs w:val="18"/>
+                    </w:rPr>
+                    <w:t>{#</w:t>
+                  </w:r>
+                  <w:r>
+                    <w:rPr>
+                      <w:rFonts w:cstheme="minorHAnsi"/>
+                      <w:sz w:val="18"/>
+                      <w:szCs w:val="18"/>
+                    </w:rPr>
+                    <w:t>sampleBox</w:t>
+                  </w:r>
+                  <w:r>
+                    <w:rPr>
+                      <w:rFonts w:cstheme="minorHAnsi"/>
+                      <w:sz w:val="18"/>
+                      <w:szCs w:val="18"/>
+                    </w:rPr>
+                    <w:t>}</w:t>
+                  </w:r>
+                  <w:r>
+                    <w:rPr>
+                      <w:rFonts w:cstheme="minorHAnsi"/>
+                      <w:b/>
+                      <w:bCs/>
+                      <w:sz w:val="18"/>
+                      <w:szCs w:val="18"/>
+                    </w:rPr>
+                    <w:t>SAMPLE BOX</w:t>
+                  </w:r>
+                </w:p>
+              </w:tc>
+              <w:tc>
+                <w:tcPr>
+                  <w:tcW w:w="911" w:type="dxa"/>
+                </w:tcPr>
+                <w:p>
+                  <w:pPr>
+                    <w:pStyle w:val="NoSpacing"/>
+                    <w:framePr w:hSpace="180" w:wrap="around" w:vAnchor="page" w:hAnchor="margin" w:y="481"/>
+                    <w:ind w:right="-57"/>
+                    <w:jc w:val="right"/>
+                    <w:rPr>
+                      <w:rFonts w:cstheme="minorHAnsi"/>
+                      <w:sz w:val="18"/>
+                      <w:szCs w:val="18"/>
+                    </w:rPr>
+                  </w:pPr>
+                </w:p>
+              </w:tc>
+              <w:tc>
+                <w:tcPr>
+                  <w:tcW w:w="855" w:type="dxa"/>
+                </w:tcPr>
+                <w:p>
+                  <w:pPr>
+                    <w:pStyle w:val="NoSpacing"/>
+                    <w:framePr w:hSpace="180" w:wrap="around" w:vAnchor="page" w:hAnchor="margin" w:y="481"/>
+                    <w:ind w:right="-57"/>
+                    <w:jc w:val="right"/>
+                    <w:rPr>
+                      <w:rFonts w:cstheme="minorHAnsi"/>
+                      <w:sz w:val="18"/>
+                      <w:szCs w:val="18"/>
+                    </w:rPr>
+                  </w:pPr>
+                </w:p>
+              </w:tc>
+              <w:tc>
+                <w:tcPr>
+                  <w:tcW w:w="994" w:type="dxa"/>
+                </w:tcPr>
+                <w:p>
+                  <w:pPr>
+                    <w:pStyle w:val="NoSpacing"/>
+                    <w:framePr w:hSpace="180" w:wrap="around" w:vAnchor="page" w:hAnchor="margin" w:y="481"/>
+                    <w:jc w:val="right"/>
+                    <w:rPr>
+                      <w:rFonts w:cstheme="minorHAnsi"/>
+                      <w:sz w:val="18"/>
+                      <w:szCs w:val="18"/>
+                    </w:rPr>
+                  </w:pPr>
+                </w:p>
+              </w:tc>
+            </w:tr>
+            <w:tr>
+              <w:trPr>
+                <w:trHeight w:val="245"/>
+              </w:trPr>
+              <w:tc>
+                <w:tcPr>
+                  <w:tcW w:w="851" w:type="dxa"/>
+                  <w:tcBorders>
+                    <w:right w:val="nil"/>
+                  </w:tcBorders>
+                </w:tcPr>
+                <w:p>
+                  <w:pPr>
+                    <w:pStyle w:val="NoSpacing"/>
+                    <w:framePr w:hSpace="180" w:wrap="around" w:vAnchor="page" w:hAnchor="margin" w:y="481"/>
+                    <w:spacing w:line="276" w:lineRule="auto"/>
+                    <w:rPr>
+                      <w:rFonts w:cstheme="minorHAnsi"/>
+                      <w:sz w:val="18"/>
+                      <w:szCs w:val="18"/>
+                    </w:rPr>
+                  </w:pPr>
+                  <w:r>
+                    <w:rPr>
+                      <w:sz w:val="18"/>
+                      <w:szCs w:val="18"/>
+                    </w:rPr>
+                    <w:t>{</w:t>
+                  </w:r>
+                  <w:proofErr w:type="spellStart"/>
+                  <w:r>
+                    <w:rPr>
+                      <w:sz w:val="18"/>
+                      <w:szCs w:val="18"/>
+                    </w:rPr>
+                    <w:t>containerFrom</w:t>
+                  </w:r>
+                  <w:proofErr w:type="spellEnd"/>
+                  <w:r>
+                    <w:rPr>
+                      <w:sz w:val="18"/>
+                      <w:szCs w:val="18"/>
+                    </w:rPr>
+                    <w:t>}{#containerTo} to {</w:t>
+                  </w:r>
+                  <w:proofErr w:type="spellStart"/>
+                  <w:r>
+                    <w:rPr>
+                      <w:sz w:val="18"/>
+                      <w:szCs w:val="18"/>
+                    </w:rPr>
+                    <w:t>containerTo</w:t>
+                  </w:r>
+                  <w:proofErr w:type="spellEnd"/>
+                  <w:r>
+                    <w:rPr>
+                      <w:sz w:val="18"/>
+                      <w:szCs w:val="18"/>
+                    </w:rPr>
+                    <w:t>} {/</w:t>
+                  </w:r>
+                  <w:proofErr w:type="spellStart"/>
+                  <w:r>
+                    <w:rPr>
+                      <w:sz w:val="18"/>
+                      <w:szCs w:val="18"/>
+                    </w:rPr>
+                    <w:t>containerTo</w:t>
+                  </w:r>
+                  <w:proofErr w:type="spellEnd"/>
+                  <w:r>
+                    <w:rPr>
+                      <w:sz w:val="18"/>
+                      <w:szCs w:val="18"/>
+                    </w:rPr>
+                    <w:t>}</w:t>
+                  </w:r>
+                </w:p>
+              </w:tc>
+              <w:tc>
+                <w:tcPr>
+                  <w:tcW w:w="7426" w:type="dxa"/>
+                  <w:gridSpan w:val="3"/>
+                  <w:tcBorders>
+                    <w:left w:val="nil"/>
+                  </w:tcBorders>
+                </w:tcPr>
+                <w:p>
+                  <w:pPr>
+                    <w:framePr w:hSpace="180" w:wrap="around" w:vAnchor="page" w:hAnchor="margin" w:y="481"/>
+                    <w:tabs>
+                      <w:tab w:val="left" w:pos="960"/>
+                    </w:tabs>
+                    <w:spacing w:line="276" w:lineRule="auto"/>
+                    <w:jc w:val="center"/>
+                    <w:rPr>
+                      <w:rFonts w:cstheme="minorHAnsi"/>
+                      <w:sz w:val="18"/>
+                      <w:szCs w:val="18"/>
+                    </w:rPr>
+                  </w:pPr>
+                  <w:r>
+                    <w:rPr>
+                      <w:rFonts w:cstheme="minorHAnsi"/>
+                      <w:sz w:val="18"/>
+                      <w:szCs w:val="18"/>
+                    </w:rPr>
+                    <w:t>2’ X 2’ -12MM - 5102 D102 – 1PC / 5071 D105 – 1PC /</w:t>
+                  </w:r>
+                </w:p>
+                <w:p>
+                  <w:pPr>
+                    <w:pStyle w:val="NoSpacing"/>
+                    <w:framePr w:hSpace="180" w:wrap="around" w:vAnchor="page" w:hAnchor="margin" w:y="481"/>
+                    <w:spacing w:line="276" w:lineRule="auto"/>
+                    <w:jc w:val="center"/>
+                    <w:rPr>
+                      <w:rFonts w:cstheme="minorHAnsi"/>
+                      <w:sz w:val="18"/>
+                      <w:szCs w:val="18"/>
+                    </w:rPr>
+                  </w:pPr>
+                  <w:r>
+                    <w:rPr>
+                      <w:rFonts w:cstheme="minorHAnsi"/>
+                      <w:sz w:val="18"/>
+                      <w:szCs w:val="18"/>
+                    </w:rPr>
+                    <w:t xml:space="preserve">7085 D102 – 1PC / 7232 D102-1PC </w:t>
+                  </w:r>
+                  <w:proofErr w:type="gramStart"/>
+                  <w:r>
+                    <w:rPr>
+                      <w:rFonts w:cstheme="minorHAnsi"/>
+                      <w:sz w:val="18"/>
+                      <w:szCs w:val="18"/>
+                    </w:rPr>
+                    <w:t>/  1</w:t>
+                  </w:r>
+                  <w:proofErr w:type="gramEnd"/>
+                  <w:r>
+                    <w:rPr>
+                      <w:rFonts w:cstheme="minorHAnsi"/>
+                      <w:sz w:val="18"/>
+                      <w:szCs w:val="18"/>
+                    </w:rPr>
+                    <w:t>MM – HD19 D96 – 1 PC</w:t>
+                  </w:r>
+                </w:p>
+              </w:tc>
+              <w:tc>
+                <w:tcPr>
+                  <w:tcW w:w="911" w:type="dxa"/>
+                </w:tcPr>
+                <w:p>
+                  <w:pPr>
+                    <w:pStyle w:val="NoSpacing"/>
+                    <w:framePr w:hSpace="180" w:wrap="around" w:vAnchor="page" w:hAnchor="margin" w:y="481"/>
+                    <w:ind w:right="-57"/>
+                    <w:jc w:val="right"/>
+                    <w:rPr>
+                      <w:rFonts w:cstheme="minorHAnsi"/>
+                      <w:sz w:val="18"/>
+                      <w:szCs w:val="18"/>
+                    </w:rPr>
+                  </w:pPr>
+                  <w:r>
+                    <w:rPr>
+                      <w:rFonts w:cstheme="minorHAnsi"/>
+                      <w:sz w:val="18"/>
+                      <w:szCs w:val="18"/>
+                    </w:rPr>
+                    <w:t>0</w:t>
+                  </w:r>
+                </w:p>
+              </w:tc>
+              <w:tc>
+                <w:tcPr>
+                  <w:tcW w:w="855" w:type="dxa"/>
+                </w:tcPr>
+                <w:p>
+                  <w:pPr>
+                    <w:pStyle w:val="NoSpacing"/>
+                    <w:framePr w:hSpace="180" w:wrap="around" w:vAnchor="page" w:hAnchor="margin" w:y="481"/>
+                    <w:ind w:right="-57"/>
+                    <w:jc w:val="right"/>
+                    <w:rPr>
+                      <w:rFonts w:cstheme="minorHAnsi"/>
+                      <w:sz w:val="18"/>
+                      <w:szCs w:val="18"/>
+                    </w:rPr>
+                  </w:pPr>
+                  <w:r>
+                    <w:rPr>
+                      <w:rFonts w:cstheme="minorHAnsi"/>
+                      <w:sz w:val="18"/>
+                      <w:szCs w:val="18"/>
+                    </w:rPr>
+                    <w:t>FREE</w:t>
+                  </w:r>
+                </w:p>
+              </w:tc>
+              <w:tc>
+                <w:tcPr>
+                  <w:tcW w:w="994" w:type="dxa"/>
+                </w:tcPr>
+                <w:p>
+                  <w:pPr>
+                    <w:pStyle w:val="NoSpacing"/>
+                    <w:framePr w:hSpace="180" w:wrap="around" w:vAnchor="page" w:hAnchor="margin" w:y="481"/>
+                    <w:jc w:val="right"/>
+                    <w:rPr>
+                      <w:rFonts w:cstheme="minorHAnsi"/>
+                      <w:sz w:val="18"/>
+                      <w:szCs w:val="18"/>
+                    </w:rPr>
+                  </w:pPr>
+                  <w:r>
+                    <w:rPr>
+                      <w:rFonts w:cstheme="minorHAnsi"/>
+                      <w:sz w:val="18"/>
+                      <w:szCs w:val="18"/>
+                    </w:rPr>
+                    <w:t>FREE {/</w:t>
+                  </w:r>
+                  <w:proofErr w:type="spellStart"/>
+                  <w:r>
+                    <w:rPr>
+                      <w:rFonts w:cstheme="minorHAnsi"/>
+                      <w:sz w:val="18"/>
+                      <w:szCs w:val="18"/>
+                    </w:rPr>
+                    <w:t>sampleBox</w:t>
                   </w:r>
                   <w:proofErr w:type="spellEnd"/>
                   <w:r>
@@ -3703,7 +4059,7 @@
       <mc:AlternateContent>
         <mc:Choice Requires="wps">
           <w:drawing>
-            <wp:anchor distT="0" distB="0" distL="114299" distR="114299" simplePos="0" relativeHeight="251658240" behindDoc="0" locked="0" layoutInCell="1" allowOverlap="1" wp14:anchorId="51B36DB1" wp14:editId="1F7A13AB">
+            <wp:anchor distT="0" distB="0" distL="114299" distR="114299" simplePos="0" relativeHeight="251657216" behindDoc="0" locked="0" layoutInCell="1" allowOverlap="1" wp14:anchorId="51B36DB1" wp14:editId="1F7A13AB">
               <wp:simplePos x="0" y="0"/>
               <wp:positionH relativeFrom="column">
                 <wp:posOffset>4749164</wp:posOffset>

--- a/electron/database/generate-document/templates/party-invoice-uk.docx
+++ b/electron/database/generate-document/templates/party-invoice-uk.docx
@@ -3914,14 +3914,10 @@
       </w:pPr>
     </w:p>
     <w:sectPr>
-      <w:headerReference w:type="even" r:id="rId8"/>
-      <w:headerReference w:type="default" r:id="rId9"/>
-      <w:footerReference w:type="even" r:id="rId10"/>
-      <w:footerReference w:type="default" r:id="rId11"/>
-      <w:headerReference w:type="first" r:id="rId12"/>
-      <w:footerReference w:type="first" r:id="rId13"/>
+      <w:headerReference w:type="default" r:id="rId8"/>
+      <w:footerReference w:type="default" r:id="rId9"/>
       <w:pgSz w:w="12240" w:h="15840" w:code="1"/>
-      <w:pgMar w:top="482" w:right="567" w:bottom="1701" w:left="567" w:header="113" w:footer="510" w:gutter="0"/>
+      <w:pgMar w:top="482" w:right="567" w:bottom="1701" w:left="567" w:header="198" w:footer="510" w:gutter="0"/>
       <w:pgBorders w:offsetFrom="page">
         <w:top w:val="single" w:sz="4" w:space="24" w:color="auto"/>
         <w:left w:val="single" w:sz="4" w:space="28" w:color="auto"/>
@@ -3961,16 +3957,6 @@
 </file>
 
 <file path=word/footer1.xml><?xml version="1.0" encoding="utf-8"?>
-<w:ftr xmlns:wpc="http://schemas.microsoft.com/office/word/2010/wordprocessingCanvas" xmlns:cx="http://schemas.microsoft.com/office/drawing/2014/chartex" xmlns:cx1="http://schemas.microsoft.com/office/drawing/2015/9/8/chartex" xmlns:cx2="http://schemas.microsoft.com/office/drawing/2015/10/21/chartex" xmlns:cx3="http://schemas.microsoft.com/office/drawing/2016/5/9/chartex" xmlns:cx4="http://schemas.microsoft.com/office/drawing/2016/5/10/chartex" xmlns:cx5="http://schemas.microsoft.com/office/drawing/2016/5/11/chartex" xmlns:cx6="http://schemas.microsoft.com/office/drawing/2016/5/12/chartex" xmlns:cx7="http://schemas.microsoft.com/office/drawing/2016/5/13/chartex" xmlns:cx8="http://schemas.microsoft.com/office/drawing/2016/5/14/chartex" xmlns:mc="http://schemas.openxmlformats.org/markup-compatibility/2006" xmlns:aink="http://schemas.microsoft.com/office/drawing/2016/ink" xmlns:am3d="http://schemas.microsoft.com/office/drawing/2017/model3d" xmlns:o="urn:schemas-microsoft-com:office:office" xmlns:oel="http://schemas.microsoft.com/office/2019/extlst" xmlns:r="http://schemas.openxmlformats.org/officeDocument/2006/relationships" xmlns:m="http://schemas.openxmlformats.org/officeDocument/2006/math" xmlns:v="urn:schemas-microsoft-com:vml" xmlns:wp14="http://schemas.microsoft.com/office/word/2010/wordprocessingDrawing" xmlns:wp="http://schemas.openxmlformats.org/drawingml/2006/wordprocessingDrawing" xmlns:w10="urn:schemas-microsoft-com:office:word" xmlns:w="http://schemas.openxmlformats.org/wordprocessingml/2006/main" xmlns:w14="http://schemas.microsoft.com/office/word/2010/wordml" xmlns:w15="http://schemas.microsoft.com/office/word/2012/wordml" xmlns:w16cex="http://schemas.microsoft.com/office/word/2018/wordml/cex" xmlns:w16cid="http://schemas.microsoft.com/office/word/2016/wordml/cid" xmlns:w16="http://schemas.microsoft.com/office/word/2018/wordml" xmlns:w16du="http://schemas.microsoft.com/office/word/2023/wordml/word16du" xmlns:w16sdtdh="http://schemas.microsoft.com/office/word/2020/wordml/sdtdatahash" xmlns:w16sdtfl="http://schemas.microsoft.com/office/word/2024/wordml/sdtformatlock" xmlns:w16se="http://schemas.microsoft.com/office/word/2015/wordml/symex" xmlns:wpg="http://schemas.microsoft.com/office/word/2010/wordprocessingGroup" xmlns:wpi="http://schemas.microsoft.com/office/word/2010/wordprocessingInk" xmlns:wne="http://schemas.microsoft.com/office/word/2006/wordml" xmlns:wps="http://schemas.microsoft.com/office/word/2010/wordprocessingShape" mc:Ignorable="w14 w15 w16se w16cid w16 w16cex w16sdtdh w16sdtfl w16du wp14">
-  <w:p>
-    <w:pPr>
-      <w:pStyle w:val="Footer"/>
-    </w:pPr>
-  </w:p>
-</w:ftr>
-</file>
-
-<file path=word/footer2.xml><?xml version="1.0" encoding="utf-8"?>
 <w:ftr xmlns:wpc="http://schemas.microsoft.com/office/word/2010/wordprocessingCanvas" xmlns:cx="http://schemas.microsoft.com/office/drawing/2014/chartex" xmlns:cx1="http://schemas.microsoft.com/office/drawing/2015/9/8/chartex" xmlns:cx2="http://schemas.microsoft.com/office/drawing/2015/10/21/chartex" xmlns:cx3="http://schemas.microsoft.com/office/drawing/2016/5/9/chartex" xmlns:cx4="http://schemas.microsoft.com/office/drawing/2016/5/10/chartex" xmlns:cx5="http://schemas.microsoft.com/office/drawing/2016/5/11/chartex" xmlns:cx6="http://schemas.microsoft.com/office/drawing/2016/5/12/chartex" xmlns:cx7="http://schemas.microsoft.com/office/drawing/2016/5/13/chartex" xmlns:cx8="http://schemas.microsoft.com/office/drawing/2016/5/14/chartex" xmlns:mc="http://schemas.openxmlformats.org/markup-compatibility/2006" xmlns:aink="http://schemas.microsoft.com/office/drawing/2016/ink" xmlns:am3d="http://schemas.microsoft.com/office/drawing/2017/model3d" xmlns:o="urn:schemas-microsoft-com:office:office" xmlns:oel="http://schemas.microsoft.com/office/2019/extlst" xmlns:r="http://schemas.openxmlformats.org/officeDocument/2006/relationships" xmlns:m="http://schemas.openxmlformats.org/officeDocument/2006/math" xmlns:v="urn:schemas-microsoft-com:vml" xmlns:wp14="http://schemas.microsoft.com/office/word/2010/wordprocessingDrawing" xmlns:wp="http://schemas.openxmlformats.org/drawingml/2006/wordprocessingDrawing" xmlns:w10="urn:schemas-microsoft-com:office:word" xmlns:w="http://schemas.openxmlformats.org/wordprocessingml/2006/main" xmlns:w14="http://schemas.microsoft.com/office/word/2010/wordml" xmlns:w15="http://schemas.microsoft.com/office/word/2012/wordml" xmlns:w16cex="http://schemas.microsoft.com/office/word/2018/wordml/cex" xmlns:w16cid="http://schemas.microsoft.com/office/word/2016/wordml/cid" xmlns:w16="http://schemas.microsoft.com/office/word/2018/wordml" xmlns:w16du="http://schemas.microsoft.com/office/word/2023/wordml/word16du" xmlns:w16sdtdh="http://schemas.microsoft.com/office/word/2020/wordml/sdtdatahash" xmlns:w16sdtfl="http://schemas.microsoft.com/office/word/2024/wordml/sdtformatlock" xmlns:w16se="http://schemas.microsoft.com/office/word/2015/wordml/symex" xmlns:wpg="http://schemas.microsoft.com/office/word/2010/wordprocessingGroup" xmlns:wpi="http://schemas.microsoft.com/office/word/2010/wordprocessingInk" xmlns:wne="http://schemas.microsoft.com/office/word/2006/wordml" xmlns:wps="http://schemas.microsoft.com/office/word/2010/wordprocessingShape" mc:Ignorable="w14 w15 w16se w16cid w16 w16cex w16sdtdh w16sdtfl w16du wp14">
   <w:p>
     <w:pPr>
@@ -4333,16 +4319,6 @@
 </w:ftr>
 </file>
 
-<file path=word/footer3.xml><?xml version="1.0" encoding="utf-8"?>
-<w:ftr xmlns:wpc="http://schemas.microsoft.com/office/word/2010/wordprocessingCanvas" xmlns:cx="http://schemas.microsoft.com/office/drawing/2014/chartex" xmlns:cx1="http://schemas.microsoft.com/office/drawing/2015/9/8/chartex" xmlns:cx2="http://schemas.microsoft.com/office/drawing/2015/10/21/chartex" xmlns:cx3="http://schemas.microsoft.com/office/drawing/2016/5/9/chartex" xmlns:cx4="http://schemas.microsoft.com/office/drawing/2016/5/10/chartex" xmlns:cx5="http://schemas.microsoft.com/office/drawing/2016/5/11/chartex" xmlns:cx6="http://schemas.microsoft.com/office/drawing/2016/5/12/chartex" xmlns:cx7="http://schemas.microsoft.com/office/drawing/2016/5/13/chartex" xmlns:cx8="http://schemas.microsoft.com/office/drawing/2016/5/14/chartex" xmlns:mc="http://schemas.openxmlformats.org/markup-compatibility/2006" xmlns:aink="http://schemas.microsoft.com/office/drawing/2016/ink" xmlns:am3d="http://schemas.microsoft.com/office/drawing/2017/model3d" xmlns:o="urn:schemas-microsoft-com:office:office" xmlns:oel="http://schemas.microsoft.com/office/2019/extlst" xmlns:r="http://schemas.openxmlformats.org/officeDocument/2006/relationships" xmlns:m="http://schemas.openxmlformats.org/officeDocument/2006/math" xmlns:v="urn:schemas-microsoft-com:vml" xmlns:wp14="http://schemas.microsoft.com/office/word/2010/wordprocessingDrawing" xmlns:wp="http://schemas.openxmlformats.org/drawingml/2006/wordprocessingDrawing" xmlns:w10="urn:schemas-microsoft-com:office:word" xmlns:w="http://schemas.openxmlformats.org/wordprocessingml/2006/main" xmlns:w14="http://schemas.microsoft.com/office/word/2010/wordml" xmlns:w15="http://schemas.microsoft.com/office/word/2012/wordml" xmlns:w16cex="http://schemas.microsoft.com/office/word/2018/wordml/cex" xmlns:w16cid="http://schemas.microsoft.com/office/word/2016/wordml/cid" xmlns:w16="http://schemas.microsoft.com/office/word/2018/wordml" xmlns:w16du="http://schemas.microsoft.com/office/word/2023/wordml/word16du" xmlns:w16sdtdh="http://schemas.microsoft.com/office/word/2020/wordml/sdtdatahash" xmlns:w16sdtfl="http://schemas.microsoft.com/office/word/2024/wordml/sdtformatlock" xmlns:w16se="http://schemas.microsoft.com/office/word/2015/wordml/symex" xmlns:wpg="http://schemas.microsoft.com/office/word/2010/wordprocessingGroup" xmlns:wpi="http://schemas.microsoft.com/office/word/2010/wordprocessingInk" xmlns:wne="http://schemas.microsoft.com/office/word/2006/wordml" xmlns:wps="http://schemas.microsoft.com/office/word/2010/wordprocessingShape" mc:Ignorable="w14 w15 w16se w16cid w16 w16cex w16sdtdh w16sdtfl w16du wp14">
-  <w:p>
-    <w:pPr>
-      <w:pStyle w:val="Footer"/>
-    </w:pPr>
-  </w:p>
-</w:ftr>
-</file>
-
 <file path=word/footnotes.xml><?xml version="1.0" encoding="utf-8"?>
 <w:footnotes xmlns:wpc="http://schemas.microsoft.com/office/word/2010/wordprocessingCanvas" xmlns:cx="http://schemas.microsoft.com/office/drawing/2014/chartex" xmlns:cx1="http://schemas.microsoft.com/office/drawing/2015/9/8/chartex" xmlns:cx2="http://schemas.microsoft.com/office/drawing/2015/10/21/chartex" xmlns:cx3="http://schemas.microsoft.com/office/drawing/2016/5/9/chartex" xmlns:cx4="http://schemas.microsoft.com/office/drawing/2016/5/10/chartex" xmlns:cx5="http://schemas.microsoft.com/office/drawing/2016/5/11/chartex" xmlns:cx6="http://schemas.microsoft.com/office/drawing/2016/5/12/chartex" xmlns:cx7="http://schemas.microsoft.com/office/drawing/2016/5/13/chartex" xmlns:cx8="http://schemas.microsoft.com/office/drawing/2016/5/14/chartex" xmlns:mc="http://schemas.openxmlformats.org/markup-compatibility/2006" xmlns:aink="http://schemas.microsoft.com/office/drawing/2016/ink" xmlns:am3d="http://schemas.microsoft.com/office/drawing/2017/model3d" xmlns:o="urn:schemas-microsoft-com:office:office" xmlns:oel="http://schemas.microsoft.com/office/2019/extlst" xmlns:r="http://schemas.openxmlformats.org/officeDocument/2006/relationships" xmlns:m="http://schemas.openxmlformats.org/officeDocument/2006/math" xmlns:v="urn:schemas-microsoft-com:vml" xmlns:wp14="http://schemas.microsoft.com/office/word/2010/wordprocessingDrawing" xmlns:wp="http://schemas.openxmlformats.org/drawingml/2006/wordprocessingDrawing" xmlns:w10="urn:schemas-microsoft-com:office:word" xmlns:w="http://schemas.openxmlformats.org/wordprocessingml/2006/main" xmlns:w14="http://schemas.microsoft.com/office/word/2010/wordml" xmlns:w15="http://schemas.microsoft.com/office/word/2012/wordml" xmlns:w16cex="http://schemas.microsoft.com/office/word/2018/wordml/cex" xmlns:w16cid="http://schemas.microsoft.com/office/word/2016/wordml/cid" xmlns:w16="http://schemas.microsoft.com/office/word/2018/wordml" xmlns:w16du="http://schemas.microsoft.com/office/word/2023/wordml/word16du" xmlns:w16sdtdh="http://schemas.microsoft.com/office/word/2020/wordml/sdtdatahash" xmlns:w16sdtfl="http://schemas.microsoft.com/office/word/2024/wordml/sdtformatlock" xmlns:w16se="http://schemas.microsoft.com/office/word/2015/wordml/symex" xmlns:wpg="http://schemas.microsoft.com/office/word/2010/wordprocessingGroup" xmlns:wpi="http://schemas.microsoft.com/office/word/2010/wordprocessingInk" xmlns:wne="http://schemas.microsoft.com/office/word/2006/wordml" xmlns:wps="http://schemas.microsoft.com/office/word/2010/wordprocessingShape" mc:Ignorable="w14 w15 w16se w16cid w16 w16cex w16sdtdh w16sdtfl w16du wp14">
   <w:footnote w:type="separator" w:id="-1">
@@ -4373,21 +4349,11 @@
   <w:p>
     <w:pPr>
       <w:pStyle w:val="Header"/>
-    </w:pPr>
-  </w:p>
-</w:hdr>
-</file>
-
-<file path=word/header2.xml><?xml version="1.0" encoding="utf-8"?>
-<w:hdr xmlns:wpc="http://schemas.microsoft.com/office/word/2010/wordprocessingCanvas" xmlns:cx="http://schemas.microsoft.com/office/drawing/2014/chartex" xmlns:cx1="http://schemas.microsoft.com/office/drawing/2015/9/8/chartex" xmlns:cx2="http://schemas.microsoft.com/office/drawing/2015/10/21/chartex" xmlns:cx3="http://schemas.microsoft.com/office/drawing/2016/5/9/chartex" xmlns:cx4="http://schemas.microsoft.com/office/drawing/2016/5/10/chartex" xmlns:cx5="http://schemas.microsoft.com/office/drawing/2016/5/11/chartex" xmlns:cx6="http://schemas.microsoft.com/office/drawing/2016/5/12/chartex" xmlns:cx7="http://schemas.microsoft.com/office/drawing/2016/5/13/chartex" xmlns:cx8="http://schemas.microsoft.com/office/drawing/2016/5/14/chartex" xmlns:mc="http://schemas.openxmlformats.org/markup-compatibility/2006" xmlns:aink="http://schemas.microsoft.com/office/drawing/2016/ink" xmlns:am3d="http://schemas.microsoft.com/office/drawing/2017/model3d" xmlns:o="urn:schemas-microsoft-com:office:office" xmlns:oel="http://schemas.microsoft.com/office/2019/extlst" xmlns:r="http://schemas.openxmlformats.org/officeDocument/2006/relationships" xmlns:m="http://schemas.openxmlformats.org/officeDocument/2006/math" xmlns:v="urn:schemas-microsoft-com:vml" xmlns:wp14="http://schemas.microsoft.com/office/word/2010/wordprocessingDrawing" xmlns:wp="http://schemas.openxmlformats.org/drawingml/2006/wordprocessingDrawing" xmlns:w10="urn:schemas-microsoft-com:office:word" xmlns:w="http://schemas.openxmlformats.org/wordprocessingml/2006/main" xmlns:w14="http://schemas.microsoft.com/office/word/2010/wordml" xmlns:w15="http://schemas.microsoft.com/office/word/2012/wordml" xmlns:w16cex="http://schemas.microsoft.com/office/word/2018/wordml/cex" xmlns:w16cid="http://schemas.microsoft.com/office/word/2016/wordml/cid" xmlns:w16="http://schemas.microsoft.com/office/word/2018/wordml" xmlns:w16du="http://schemas.microsoft.com/office/word/2023/wordml/word16du" xmlns:w16sdtdh="http://schemas.microsoft.com/office/word/2020/wordml/sdtdatahash" xmlns:w16sdtfl="http://schemas.microsoft.com/office/word/2024/wordml/sdtformatlock" xmlns:w16se="http://schemas.microsoft.com/office/word/2015/wordml/symex" xmlns:wpg="http://schemas.microsoft.com/office/word/2010/wordprocessingGroup" xmlns:wpi="http://schemas.microsoft.com/office/word/2010/wordprocessingInk" xmlns:wne="http://schemas.microsoft.com/office/word/2006/wordml" xmlns:wps="http://schemas.microsoft.com/office/word/2010/wordprocessingShape" mc:Ignorable="w14 w15 w16se w16cid w16 w16cex w16sdtdh w16sdtfl w16du wp14">
-  <w:p>
-    <w:pPr>
-      <w:pStyle w:val="Header"/>
       <w:jc w:val="center"/>
       <w:rPr>
         <w:b/>
         <w:bCs/>
-        <w:spacing w:val="80"/>
+        <w:spacing w:val="120"/>
         <w:sz w:val="24"/>
       </w:rPr>
     </w:pPr>
@@ -4395,21 +4361,11 @@
       <w:rPr>
         <w:b/>
         <w:bCs/>
-        <w:spacing w:val="80"/>
+        <w:spacing w:val="120"/>
         <w:sz w:val="24"/>
       </w:rPr>
       <w:t>INVOICE</w:t>
     </w:r>
-  </w:p>
-</w:hdr>
-</file>
-
-<file path=word/header3.xml><?xml version="1.0" encoding="utf-8"?>
-<w:hdr xmlns:wpc="http://schemas.microsoft.com/office/word/2010/wordprocessingCanvas" xmlns:cx="http://schemas.microsoft.com/office/drawing/2014/chartex" xmlns:cx1="http://schemas.microsoft.com/office/drawing/2015/9/8/chartex" xmlns:cx2="http://schemas.microsoft.com/office/drawing/2015/10/21/chartex" xmlns:cx3="http://schemas.microsoft.com/office/drawing/2016/5/9/chartex" xmlns:cx4="http://schemas.microsoft.com/office/drawing/2016/5/10/chartex" xmlns:cx5="http://schemas.microsoft.com/office/drawing/2016/5/11/chartex" xmlns:cx6="http://schemas.microsoft.com/office/drawing/2016/5/12/chartex" xmlns:cx7="http://schemas.microsoft.com/office/drawing/2016/5/13/chartex" xmlns:cx8="http://schemas.microsoft.com/office/drawing/2016/5/14/chartex" xmlns:mc="http://schemas.openxmlformats.org/markup-compatibility/2006" xmlns:aink="http://schemas.microsoft.com/office/drawing/2016/ink" xmlns:am3d="http://schemas.microsoft.com/office/drawing/2017/model3d" xmlns:o="urn:schemas-microsoft-com:office:office" xmlns:oel="http://schemas.microsoft.com/office/2019/extlst" xmlns:r="http://schemas.openxmlformats.org/officeDocument/2006/relationships" xmlns:m="http://schemas.openxmlformats.org/officeDocument/2006/math" xmlns:v="urn:schemas-microsoft-com:vml" xmlns:wp14="http://schemas.microsoft.com/office/word/2010/wordprocessingDrawing" xmlns:wp="http://schemas.openxmlformats.org/drawingml/2006/wordprocessingDrawing" xmlns:w10="urn:schemas-microsoft-com:office:word" xmlns:w="http://schemas.openxmlformats.org/wordprocessingml/2006/main" xmlns:w14="http://schemas.microsoft.com/office/word/2010/wordml" xmlns:w15="http://schemas.microsoft.com/office/word/2012/wordml" xmlns:w16cex="http://schemas.microsoft.com/office/word/2018/wordml/cex" xmlns:w16cid="http://schemas.microsoft.com/office/word/2016/wordml/cid" xmlns:w16="http://schemas.microsoft.com/office/word/2018/wordml" xmlns:w16du="http://schemas.microsoft.com/office/word/2023/wordml/word16du" xmlns:w16sdtdh="http://schemas.microsoft.com/office/word/2020/wordml/sdtdatahash" xmlns:w16sdtfl="http://schemas.microsoft.com/office/word/2024/wordml/sdtformatlock" xmlns:w16se="http://schemas.microsoft.com/office/word/2015/wordml/symex" xmlns:wpg="http://schemas.microsoft.com/office/word/2010/wordprocessingGroup" xmlns:wpi="http://schemas.microsoft.com/office/word/2010/wordprocessingInk" xmlns:wne="http://schemas.microsoft.com/office/word/2006/wordml" xmlns:wps="http://schemas.microsoft.com/office/word/2010/wordprocessingShape" mc:Ignorable="w14 w15 w16se w16cid w16 w16cex w16sdtdh w16sdtfl w16du wp14">
-  <w:p>
-    <w:pPr>
-      <w:pStyle w:val="Header"/>
-    </w:pPr>
   </w:p>
 </w:hdr>
 </file>

--- a/electron/database/generate-document/templates/party-invoice-uk.docx
+++ b/electron/database/generate-document/templates/party-invoice-uk.docx
@@ -2100,34 +2100,7 @@
                       <w:sz w:val="20"/>
                       <w:szCs w:val="20"/>
                     </w:rPr>
-                    <w:t>{#</w:t>
-                  </w:r>
-                  <w:proofErr w:type="gramStart"/>
-                  <w:r>
-                    <w:rPr>
-                      <w:rFonts w:cstheme="minorHAnsi"/>
-                      <w:sz w:val="20"/>
-                      <w:szCs w:val="20"/>
-                    </w:rPr>
-                    <w:t>IPItems}{</w:t>
-                  </w:r>
-                  <w:proofErr w:type="gramEnd"/>
-                  <w:r>
-                    <w:rPr>
-                      <w:rFonts w:cstheme="minorHAnsi"/>
-                      <w:sz w:val="20"/>
-                      <w:szCs w:val="20"/>
-                    </w:rPr>
-                    <w:t>#</w:t>
-                  </w:r>
-                  <w:proofErr w:type="gramStart"/>
-                  <w:r>
-                    <w:rPr>
-                      <w:rFonts w:cstheme="minorHAnsi"/>
-                      <w:sz w:val="20"/>
-                      <w:szCs w:val="20"/>
-                    </w:rPr>
-                    <w:t>showThickness}</w:t>
+                    <w:t>{#IPItems}{#showThickness}</w:t>
                   </w:r>
                   <w:r>
                     <w:rPr>
@@ -2137,18 +2110,7 @@
                       <w:sz w:val="20"/>
                       <w:szCs w:val="20"/>
                     </w:rPr>
-                    <w:t>{</w:t>
-                  </w:r>
-                  <w:proofErr w:type="gramEnd"/>
-                  <w:r>
-                    <w:rPr>
-                      <w:rFonts w:cstheme="minorHAnsi"/>
-                      <w:b/>
-                      <w:bCs/>
-                      <w:sz w:val="20"/>
-                      <w:szCs w:val="20"/>
-                    </w:rPr>
-                    <w:t>thicknessDetail</w:t>
+                    <w:t>{thicknessDetail</w:t>
                   </w:r>
                   <w:r>
                     <w:rPr>
@@ -2178,29 +2140,7 @@
                       <w:sz w:val="20"/>
                       <w:szCs w:val="20"/>
                     </w:rPr>
-                    <w:t xml:space="preserve">{length} X {width} X {height} </w:t>
-                  </w:r>
-                  <w:proofErr w:type="gramStart"/>
-                  <w:r>
-                    <w:rPr>
-                      <w:rFonts w:cstheme="minorHAnsi"/>
-                      <w:b/>
-                      <w:bCs/>
-                      <w:sz w:val="20"/>
-                      <w:szCs w:val="20"/>
-                    </w:rPr>
-                    <w:t>MM  {</w:t>
-                  </w:r>
-                  <w:proofErr w:type="gramEnd"/>
-                  <w:r>
-                    <w:rPr>
-                      <w:rFonts w:cstheme="minorHAnsi"/>
-                      <w:b/>
-                      <w:bCs/>
-                      <w:sz w:val="20"/>
-                      <w:szCs w:val="20"/>
-                    </w:rPr>
-                    <w:t>#fsc} – {</w:t>
+                    <w:t>{length} X {width} X {height} MM  {#fsc} – {</w:t>
                   </w:r>
                   <w:proofErr w:type="spellStart"/>
                   <w:r>
@@ -2328,25 +2268,7 @@
                       <w:sz w:val="18"/>
                       <w:szCs w:val="18"/>
                     </w:rPr>
-                    <w:t>{#</w:t>
-                  </w:r>
-                  <w:proofErr w:type="gramStart"/>
-                  <w:r>
-                    <w:rPr>
-                      <w:rFonts w:cstheme="minorHAnsi"/>
-                      <w:sz w:val="18"/>
-                      <w:szCs w:val="18"/>
-                    </w:rPr>
-                    <w:t>invoices}{</w:t>
-                  </w:r>
-                  <w:proofErr w:type="gramEnd"/>
-                  <w:r>
-                    <w:rPr>
-                      <w:rFonts w:cstheme="minorHAnsi"/>
-                      <w:sz w:val="18"/>
-                      <w:szCs w:val="18"/>
-                    </w:rPr>
-                    <w:t>containerFrom}{#containerTo} to {</w:t>
+                    <w:t>{#invoices}{containerFrom}{#containerTo} to {</w:t>
                   </w:r>
                   <w:proofErr w:type="spellStart"/>
                   <w:r>
@@ -2855,65 +2777,15 @@
                 </w:tcPr>
                 <w:p>
                   <w:pPr>
-                    <w:framePr w:hSpace="180" w:wrap="around" w:vAnchor="page" w:hAnchor="margin" w:y="481"/>
-                    <w:tabs>
-                      <w:tab w:val="left" w:pos="960"/>
-                    </w:tabs>
-                    <w:spacing w:line="276" w:lineRule="auto"/>
-                    <w:jc w:val="center"/>
-                    <w:rPr>
-                      <w:rFonts w:cstheme="minorHAnsi"/>
-                      <w:sz w:val="18"/>
-                      <w:szCs w:val="18"/>
-                    </w:rPr>
-                  </w:pPr>
-                  <w:r>
-                    <w:rPr>
-                      <w:rFonts w:cstheme="minorHAnsi"/>
-                      <w:sz w:val="18"/>
-                      <w:szCs w:val="18"/>
-                    </w:rPr>
-                    <w:t>2’ X 2’ -12MM - 5102 D102 – 1PC / 5071 D105 – 1PC /</w:t>
-                  </w:r>
-                </w:p>
-                <w:p>
-                  <w:pPr>
                     <w:pStyle w:val="NoSpacing"/>
                     <w:framePr w:hSpace="180" w:wrap="around" w:vAnchor="page" w:hAnchor="margin" w:y="481"/>
                     <w:spacing w:line="276" w:lineRule="auto"/>
-                    <w:jc w:val="center"/>
                     <w:rPr>
                       <w:rFonts w:cstheme="minorHAnsi"/>
                       <w:sz w:val="18"/>
                       <w:szCs w:val="18"/>
                     </w:rPr>
                   </w:pPr>
-                  <w:r>
-                    <w:rPr>
-                      <w:rFonts w:cstheme="minorHAnsi"/>
-                      <w:sz w:val="18"/>
-                      <w:szCs w:val="18"/>
-                    </w:rPr>
-                    <w:t xml:space="preserve">7085 D102 – 1PC / 7232 D102-1PC </w:t>
-                  </w:r>
-                  <w:proofErr w:type="gramStart"/>
-                  <w:r>
-                    <w:rPr>
-                      <w:rFonts w:cstheme="minorHAnsi"/>
-                      <w:sz w:val="18"/>
-                      <w:szCs w:val="18"/>
-                    </w:rPr>
-                    <w:t>/  1</w:t>
-                  </w:r>
-                  <w:proofErr w:type="gramEnd"/>
-                  <w:r>
-                    <w:rPr>
-                      <w:rFonts w:cstheme="minorHAnsi"/>
-                      <w:sz w:val="18"/>
-                      <w:szCs w:val="18"/>
-                    </w:rPr>
-                    <w:t>MM – HD19 D96 – 1 PC</w:t>
-                  </w:r>
                 </w:p>
               </w:tc>
               <w:tc>
@@ -2925,21 +2797,12 @@
                     <w:pStyle w:val="NoSpacing"/>
                     <w:framePr w:hSpace="180" w:wrap="around" w:vAnchor="page" w:hAnchor="margin" w:y="481"/>
                     <w:ind w:right="-57"/>
-                    <w:jc w:val="right"/>
                     <w:rPr>
                       <w:rFonts w:cstheme="minorHAnsi"/>
                       <w:sz w:val="18"/>
                       <w:szCs w:val="18"/>
                     </w:rPr>
                   </w:pPr>
-                  <w:r>
-                    <w:rPr>
-                      <w:rFonts w:cstheme="minorHAnsi"/>
-                      <w:sz w:val="18"/>
-                      <w:szCs w:val="18"/>
-                    </w:rPr>
-                    <w:t>0</w:t>
-                  </w:r>
                 </w:p>
               </w:tc>
               <w:tc>
@@ -2951,21 +2814,12 @@
                     <w:pStyle w:val="NoSpacing"/>
                     <w:framePr w:hSpace="180" w:wrap="around" w:vAnchor="page" w:hAnchor="margin" w:y="481"/>
                     <w:ind w:right="-57"/>
-                    <w:jc w:val="right"/>
                     <w:rPr>
                       <w:rFonts w:cstheme="minorHAnsi"/>
                       <w:sz w:val="18"/>
                       <w:szCs w:val="18"/>
                     </w:rPr>
                   </w:pPr>
-                  <w:r>
-                    <w:rPr>
-                      <w:rFonts w:cstheme="minorHAnsi"/>
-                      <w:sz w:val="18"/>
-                      <w:szCs w:val="18"/>
-                    </w:rPr>
-                    <w:t>FREE</w:t>
-                  </w:r>
                 </w:p>
               </w:tc>
               <w:tc>
@@ -2976,7 +2830,7 @@
                   <w:pPr>
                     <w:pStyle w:val="NoSpacing"/>
                     <w:framePr w:hSpace="180" w:wrap="around" w:vAnchor="page" w:hAnchor="margin" w:y="481"/>
-                    <w:jc w:val="right"/>
+                    <w:jc w:val="center"/>
                     <w:rPr>
                       <w:rFonts w:cstheme="minorHAnsi"/>
                       <w:sz w:val="18"/>
@@ -2989,7 +2843,7 @@
                       <w:sz w:val="18"/>
                       <w:szCs w:val="18"/>
                     </w:rPr>
-                    <w:t>FREE {/</w:t>
+                    <w:t>{/</w:t>
                   </w:r>
                   <w:proofErr w:type="spellStart"/>
                   <w:r>
@@ -3413,23 +3267,13 @@
               <w:t>finalDestination</w:t>
             </w:r>
             <w:proofErr w:type="spellEnd"/>
-            <w:proofErr w:type="gramStart"/>
-            <w:r>
-              <w:rPr>
-                <w:rFonts w:cstheme="minorHAnsi"/>
-                <w:sz w:val="20"/>
-                <w:szCs w:val="20"/>
-              </w:rPr>
-              <w:t xml:space="preserve">})   </w:t>
-            </w:r>
-            <w:proofErr w:type="gramEnd"/>
-            <w:r>
-              <w:rPr>
-                <w:rFonts w:cstheme="minorHAnsi"/>
-                <w:sz w:val="20"/>
-                <w:szCs w:val="20"/>
-              </w:rPr>
-              <w:t xml:space="preserve"> {</w:t>
+            <w:r>
+              <w:rPr>
+                <w:rFonts w:cstheme="minorHAnsi"/>
+                <w:sz w:val="20"/>
+                <w:szCs w:val="20"/>
+              </w:rPr>
+              <w:t>})    {</w:t>
             </w:r>
             <w:proofErr w:type="spellStart"/>
             <w:r>
@@ -4166,16 +4010,7 @@
         <w:bCs/>
         <w:spacing w:val="60"/>
       </w:rPr>
-      <w:t xml:space="preserve"> </w:t>
-    </w:r>
-    <w:proofErr w:type="gramStart"/>
-    <w:r>
-      <w:rPr>
-        <w:b/>
-        <w:bCs/>
-        <w:spacing w:val="60"/>
-      </w:rPr>
-      <w:t xml:space="preserve"> </w:t>
+      <w:t xml:space="preserve">  </w:t>
     </w:r>
     <w:r>
       <w:rPr>
@@ -4199,16 +4034,7 @@
         <w:bCs/>
         <w:spacing w:val="60"/>
       </w:rPr>
-      <w:t>(</w:t>
-    </w:r>
-    <w:proofErr w:type="gramEnd"/>
-    <w:r>
-      <w:rPr>
-        <w:b/>
-        <w:bCs/>
-        <w:spacing w:val="60"/>
-      </w:rPr>
-      <w:t>I)</w:t>
+      <w:t>(I)</w:t>
     </w:r>
     <w:r>
       <w:rPr>

--- a/electron/database/generate-document/templates/party-invoice-uk.docx
+++ b/electron/database/generate-document/templates/party-invoice-uk.docx
@@ -219,14 +219,12 @@
               </w:rPr>
               <w:t>{</w:t>
             </w:r>
-            <w:proofErr w:type="spellStart"/>
             <w:r>
               <w:rPr>
                 <w:rFonts w:cstheme="minorHAnsi"/>
               </w:rPr>
               <w:t>modifyInvNo</w:t>
             </w:r>
-            <w:proofErr w:type="spellEnd"/>
             <w:r>
               <w:rPr>
                 <w:rFonts w:cstheme="minorHAnsi"/>
@@ -268,14 +266,12 @@
               </w:rPr>
               <w:t>{</w:t>
             </w:r>
-            <w:proofErr w:type="spellStart"/>
             <w:r>
               <w:rPr>
                 <w:rFonts w:cstheme="minorHAnsi"/>
               </w:rPr>
               <w:t>invoiceDate</w:t>
             </w:r>
-            <w:proofErr w:type="spellEnd"/>
             <w:r>
               <w:rPr>
                 <w:rFonts w:cstheme="minorHAnsi"/>
@@ -338,14 +334,12 @@
               </w:rPr>
               <w:t>{</w:t>
             </w:r>
-            <w:proofErr w:type="spellStart"/>
             <w:r>
               <w:rPr>
                 <w:rFonts w:cstheme="minorHAnsi"/>
               </w:rPr>
               <w:t>buyersOrderNo</w:t>
             </w:r>
-            <w:proofErr w:type="spellEnd"/>
             <w:r>
               <w:rPr>
                 <w:rFonts w:cstheme="minorHAnsi"/>
@@ -388,14 +382,12 @@
               </w:rPr>
               <w:t>{</w:t>
             </w:r>
-            <w:proofErr w:type="spellStart"/>
             <w:r>
               <w:rPr>
                 <w:rFonts w:cstheme="minorHAnsi"/>
               </w:rPr>
               <w:t>orderDate</w:t>
             </w:r>
-            <w:proofErr w:type="spellEnd"/>
             <w:r>
               <w:rPr>
                 <w:rFonts w:cstheme="minorHAnsi"/>
@@ -460,7 +452,6 @@
               </w:rPr>
               <w:t>{</w:t>
             </w:r>
-            <w:proofErr w:type="spellStart"/>
             <w:r>
               <w:rPr>
                 <w:rFonts w:cstheme="minorHAnsi"/>
@@ -469,7 +460,6 @@
               </w:rPr>
               <w:t>consigneeName</w:t>
             </w:r>
-            <w:proofErr w:type="spellEnd"/>
             <w:r>
               <w:rPr>
                 <w:rFonts w:cstheme="minorHAnsi"/>
@@ -495,7 +485,6 @@
               </w:rPr>
               <w:t>{</w:t>
             </w:r>
-            <w:proofErr w:type="spellStart"/>
             <w:r>
               <w:rPr>
                 <w:rFonts w:cstheme="minorHAnsi"/>
@@ -504,7 +493,6 @@
               </w:rPr>
               <w:t>consigneeAddress</w:t>
             </w:r>
-            <w:proofErr w:type="spellEnd"/>
             <w:r>
               <w:rPr>
                 <w:rFonts w:cstheme="minorHAnsi"/>
@@ -530,7 +518,6 @@
               </w:rPr>
               <w:t>{</w:t>
             </w:r>
-            <w:proofErr w:type="spellStart"/>
             <w:r>
               <w:rPr>
                 <w:rFonts w:cstheme="minorHAnsi"/>
@@ -539,7 +526,6 @@
               </w:rPr>
               <w:t>consigneeCity</w:t>
             </w:r>
-            <w:proofErr w:type="spellEnd"/>
             <w:r>
               <w:rPr>
                 <w:rFonts w:cstheme="minorHAnsi"/>
@@ -548,7 +534,6 @@
               </w:rPr>
               <w:t>} {</w:t>
             </w:r>
-            <w:proofErr w:type="spellStart"/>
             <w:r>
               <w:rPr>
                 <w:rFonts w:cstheme="minorHAnsi"/>
@@ -557,7 +542,6 @@
               </w:rPr>
               <w:t>consigneeState</w:t>
             </w:r>
-            <w:proofErr w:type="spellEnd"/>
             <w:r>
               <w:rPr>
                 <w:rFonts w:cstheme="minorHAnsi"/>
@@ -583,7 +567,6 @@
               </w:rPr>
               <w:t>{</w:t>
             </w:r>
-            <w:proofErr w:type="spellStart"/>
             <w:r>
               <w:rPr>
                 <w:rFonts w:cstheme="minorHAnsi"/>
@@ -592,7 +575,6 @@
               </w:rPr>
               <w:t>consigneeCountry</w:t>
             </w:r>
-            <w:proofErr w:type="spellEnd"/>
             <w:r>
               <w:rPr>
                 <w:rFonts w:cstheme="minorHAnsi"/>
@@ -601,7 +583,6 @@
               </w:rPr>
               <w:t>} {</w:t>
             </w:r>
-            <w:proofErr w:type="spellStart"/>
             <w:r>
               <w:rPr>
                 <w:rFonts w:cstheme="minorHAnsi"/>
@@ -610,7 +591,6 @@
               </w:rPr>
               <w:t>consigneeZip</w:t>
             </w:r>
-            <w:proofErr w:type="spellEnd"/>
             <w:r>
               <w:rPr>
                 <w:rFonts w:cstheme="minorHAnsi"/>
@@ -634,68 +614,60 @@
                 <w:sz w:val="20"/>
                 <w:szCs w:val="20"/>
               </w:rPr>
-              <w:t>TELE: {</w:t>
-            </w:r>
-            <w:proofErr w:type="spellStart"/>
-            <w:r>
-              <w:rPr>
-                <w:rFonts w:cstheme="minorHAnsi"/>
-                <w:sz w:val="20"/>
-                <w:szCs w:val="20"/>
-              </w:rPr>
-              <w:t>consigneePhone</w:t>
-            </w:r>
-            <w:proofErr w:type="spellEnd"/>
-            <w:r>
-              <w:rPr>
-                <w:rFonts w:cstheme="minorHAnsi"/>
-                <w:sz w:val="20"/>
-                <w:szCs w:val="20"/>
-              </w:rPr>
-              <w:t xml:space="preserve">} </w:t>
-            </w:r>
-          </w:p>
-          <w:p>
-            <w:pPr>
-              <w:rPr>
-                <w:rFonts w:cstheme="minorHAnsi"/>
-                <w:sz w:val="20"/>
-                <w:szCs w:val="20"/>
-              </w:rPr>
-            </w:pPr>
-            <w:r>
-              <w:rPr>
-                <w:rFonts w:cstheme="minorHAnsi"/>
-                <w:sz w:val="20"/>
-                <w:szCs w:val="20"/>
-              </w:rPr>
-              <w:t>EMAIL</w:t>
-            </w:r>
-            <w:r>
-              <w:rPr>
-                <w:rFonts w:cstheme="minorHAnsi"/>
-                <w:sz w:val="20"/>
-                <w:szCs w:val="20"/>
-              </w:rPr>
-              <w:t>: {</w:t>
-            </w:r>
-            <w:proofErr w:type="spellStart"/>
-            <w:r>
-              <w:rPr>
-                <w:rFonts w:cstheme="minorHAnsi"/>
-                <w:sz w:val="20"/>
-                <w:szCs w:val="20"/>
-              </w:rPr>
-              <w:t>consigneeEmail</w:t>
-            </w:r>
-            <w:proofErr w:type="spellEnd"/>
-            <w:r>
-              <w:rPr>
-                <w:rFonts w:cstheme="minorHAnsi"/>
-                <w:sz w:val="20"/>
-                <w:szCs w:val="20"/>
-              </w:rPr>
-              <w:t>}</w:t>
+              <w:t>{#</w:t>
+            </w:r>
+            <w:proofErr w:type="gramStart"/>
+            <w:r>
+              <w:rPr>
+                <w:rFonts w:cstheme="minorHAnsi"/>
+                <w:sz w:val="20"/>
+                <w:szCs w:val="20"/>
+              </w:rPr>
+              <w:t>consigneePhone}TELE</w:t>
+            </w:r>
+            <w:proofErr w:type="gramEnd"/>
+            <w:r>
+              <w:rPr>
+                <w:rFonts w:cstheme="minorHAnsi"/>
+                <w:sz w:val="20"/>
+                <w:szCs w:val="20"/>
+              </w:rPr>
+              <w:t xml:space="preserve">: {consigneePhone}{/consigneePhone} </w:t>
+            </w:r>
+          </w:p>
+          <w:p>
+            <w:pPr>
+              <w:rPr>
+                <w:rFonts w:cstheme="minorHAnsi"/>
+                <w:sz w:val="20"/>
+                <w:szCs w:val="20"/>
+              </w:rPr>
+            </w:pPr>
+            <w:r>
+              <w:rPr>
+                <w:rFonts w:cstheme="minorHAnsi"/>
+                <w:sz w:val="20"/>
+                <w:szCs w:val="20"/>
+              </w:rPr>
+              <w:t>{#</w:t>
+            </w:r>
+            <w:proofErr w:type="gramStart"/>
+            <w:r>
+              <w:rPr>
+                <w:rFonts w:cstheme="minorHAnsi"/>
+                <w:sz w:val="20"/>
+                <w:szCs w:val="20"/>
+              </w:rPr>
+              <w:t>consigneeEmail}EMAIL</w:t>
+            </w:r>
+            <w:proofErr w:type="gramEnd"/>
+            <w:r>
+              <w:rPr>
+                <w:rFonts w:cstheme="minorHAnsi"/>
+                <w:sz w:val="20"/>
+                <w:szCs w:val="20"/>
+              </w:rPr>
+              <w:t>: {consigneeEmail}{/consigneeEmail}</w:t>
             </w:r>
           </w:p>
         </w:tc>
@@ -741,7 +713,6 @@
               </w:rPr>
               <w:t>{</w:t>
             </w:r>
-            <w:proofErr w:type="spellStart"/>
             <w:r>
               <w:rPr>
                 <w:rFonts w:cstheme="minorHAnsi"/>
@@ -750,7 +721,6 @@
               </w:rPr>
               <w:t>buyerName</w:t>
             </w:r>
-            <w:proofErr w:type="spellEnd"/>
             <w:r>
               <w:rPr>
                 <w:rFonts w:cstheme="minorHAnsi"/>
@@ -776,7 +746,6 @@
               </w:rPr>
               <w:t>{</w:t>
             </w:r>
-            <w:proofErr w:type="spellStart"/>
             <w:r>
               <w:rPr>
                 <w:rFonts w:cstheme="minorHAnsi"/>
@@ -785,7 +754,6 @@
               </w:rPr>
               <w:t>buyerAddress</w:t>
             </w:r>
-            <w:proofErr w:type="spellEnd"/>
             <w:r>
               <w:rPr>
                 <w:rFonts w:cstheme="minorHAnsi"/>
@@ -811,7 +779,6 @@
               </w:rPr>
               <w:t>{</w:t>
             </w:r>
-            <w:proofErr w:type="spellStart"/>
             <w:r>
               <w:rPr>
                 <w:rFonts w:cstheme="minorHAnsi"/>
@@ -820,7 +787,6 @@
               </w:rPr>
               <w:t>buyerCity</w:t>
             </w:r>
-            <w:proofErr w:type="spellEnd"/>
             <w:r>
               <w:rPr>
                 <w:rFonts w:cstheme="minorHAnsi"/>
@@ -829,7 +795,6 @@
               </w:rPr>
               <w:t>} {</w:t>
             </w:r>
-            <w:proofErr w:type="spellStart"/>
             <w:r>
               <w:rPr>
                 <w:rFonts w:cstheme="minorHAnsi"/>
@@ -838,7 +803,6 @@
               </w:rPr>
               <w:t>buyerState</w:t>
             </w:r>
-            <w:proofErr w:type="spellEnd"/>
             <w:r>
               <w:rPr>
                 <w:rFonts w:cstheme="minorHAnsi"/>
@@ -864,7 +828,6 @@
               </w:rPr>
               <w:t>{</w:t>
             </w:r>
-            <w:proofErr w:type="spellStart"/>
             <w:r>
               <w:rPr>
                 <w:rFonts w:cstheme="minorHAnsi"/>
@@ -873,7 +836,6 @@
               </w:rPr>
               <w:t>buyerCountry</w:t>
             </w:r>
-            <w:proofErr w:type="spellEnd"/>
             <w:r>
               <w:rPr>
                 <w:rFonts w:cstheme="minorHAnsi"/>
@@ -882,7 +844,6 @@
               </w:rPr>
               <w:t>} {</w:t>
             </w:r>
-            <w:proofErr w:type="spellStart"/>
             <w:r>
               <w:rPr>
                 <w:rFonts w:cstheme="minorHAnsi"/>
@@ -891,7 +852,6 @@
               </w:rPr>
               <w:t>buyerZip</w:t>
             </w:r>
-            <w:proofErr w:type="spellEnd"/>
             <w:r>
               <w:rPr>
                 <w:rFonts w:cstheme="minorHAnsi"/>
@@ -972,7 +932,6 @@
               </w:rPr>
               <w:t>{</w:t>
             </w:r>
-            <w:proofErr w:type="spellStart"/>
             <w:r>
               <w:rPr>
                 <w:rFonts w:cstheme="minorHAnsi"/>
@@ -981,7 +940,6 @@
               </w:rPr>
               <w:t>originOfGoods</w:t>
             </w:r>
-            <w:proofErr w:type="spellEnd"/>
             <w:r>
               <w:rPr>
                 <w:rFonts w:cstheme="minorHAnsi"/>
@@ -1033,7 +991,6 @@
               </w:rPr>
               <w:t>{</w:t>
             </w:r>
-            <w:proofErr w:type="spellStart"/>
             <w:r>
               <w:rPr>
                 <w:rFonts w:cstheme="minorHAnsi"/>
@@ -1042,7 +999,6 @@
               </w:rPr>
               <w:t>finalDestination</w:t>
             </w:r>
-            <w:proofErr w:type="spellEnd"/>
             <w:r>
               <w:rPr>
                 <w:rFonts w:cstheme="minorHAnsi"/>
@@ -1119,7 +1075,6 @@
               </w:rPr>
               <w:t>{</w:t>
             </w:r>
-            <w:proofErr w:type="spellStart"/>
             <w:r>
               <w:rPr>
                 <w:rFonts w:cstheme="minorHAnsi"/>
@@ -1128,7 +1083,6 @@
               </w:rPr>
               <w:t>termOfDeliveryAndPayment</w:t>
             </w:r>
-            <w:proofErr w:type="spellEnd"/>
             <w:r>
               <w:rPr>
                 <w:rFonts w:cstheme="minorHAnsi"/>
@@ -1165,7 +1119,6 @@
                 <w:szCs w:val="20"/>
               </w:rPr>
             </w:pPr>
-            <w:proofErr w:type="spellStart"/>
             <w:r>
               <w:rPr>
                 <w:rFonts w:ascii="SansSerif" w:hAnsi="SansSerif" w:cs="SansSerif"/>
@@ -1173,17 +1126,7 @@
                 <w:sz w:val="20"/>
                 <w:szCs w:val="20"/>
               </w:rPr>
-              <w:t>Precarriage</w:t>
-            </w:r>
-            <w:proofErr w:type="spellEnd"/>
-            <w:r>
-              <w:rPr>
-                <w:rFonts w:ascii="SansSerif" w:hAnsi="SansSerif" w:cs="SansSerif"/>
-                <w:color w:val="000000"/>
-                <w:sz w:val="20"/>
-                <w:szCs w:val="20"/>
-              </w:rPr>
-              <w:t xml:space="preserve"> by:</w:t>
+              <w:t>Precarriage by:</w:t>
             </w:r>
           </w:p>
           <w:p>
@@ -1203,7 +1146,6 @@
               </w:rPr>
               <w:t>{</w:t>
             </w:r>
-            <w:proofErr w:type="spellStart"/>
             <w:r>
               <w:rPr>
                 <w:rFonts w:cstheme="minorHAnsi"/>
@@ -1212,7 +1154,6 @@
               </w:rPr>
               <w:t>precarriageBy</w:t>
             </w:r>
-            <w:proofErr w:type="spellEnd"/>
             <w:r>
               <w:rPr>
                 <w:rFonts w:cstheme="minorHAnsi"/>
@@ -1274,7 +1215,6 @@
               </w:rPr>
               <w:t>{</w:t>
             </w:r>
-            <w:proofErr w:type="spellStart"/>
             <w:r>
               <w:rPr>
                 <w:rFonts w:ascii="SansSerif" w:hAnsi="SansSerif" w:cs="SansSerif"/>
@@ -1284,7 +1224,6 @@
               </w:rPr>
               <w:t>placeOfReceipt</w:t>
             </w:r>
-            <w:proofErr w:type="spellEnd"/>
             <w:r>
               <w:rPr>
                 <w:rFonts w:ascii="SansSerif" w:hAnsi="SansSerif" w:cs="SansSerif"/>
@@ -1375,7 +1314,6 @@
               </w:rPr>
               <w:t>{</w:t>
             </w:r>
-            <w:proofErr w:type="spellStart"/>
             <w:r>
               <w:rPr>
                 <w:rFonts w:ascii="SansSerif" w:hAnsi="SansSerif" w:cs="SansSerif"/>
@@ -1385,7 +1323,6 @@
               </w:rPr>
               <w:t>vesselNo</w:t>
             </w:r>
-            <w:proofErr w:type="spellEnd"/>
             <w:r>
               <w:rPr>
                 <w:rFonts w:ascii="SansSerif" w:hAnsi="SansSerif" w:cs="SansSerif"/>
@@ -1448,7 +1385,6 @@
               </w:rPr>
               <w:t>{</w:t>
             </w:r>
-            <w:proofErr w:type="spellStart"/>
             <w:r>
               <w:rPr>
                 <w:rFonts w:ascii="SansSerif" w:hAnsi="SansSerif" w:cs="SansSerif"/>
@@ -1458,7 +1394,6 @@
               </w:rPr>
               <w:t>portOfLoading</w:t>
             </w:r>
-            <w:proofErr w:type="spellEnd"/>
             <w:r>
               <w:rPr>
                 <w:rFonts w:ascii="SansSerif" w:hAnsi="SansSerif" w:cs="SansSerif"/>
@@ -1544,7 +1479,6 @@
               </w:rPr>
               <w:t>{</w:t>
             </w:r>
-            <w:proofErr w:type="spellStart"/>
             <w:r>
               <w:rPr>
                 <w:rFonts w:ascii="SansSerif" w:hAnsi="SansSerif" w:cs="SansSerif"/>
@@ -1554,7 +1488,6 @@
               </w:rPr>
               <w:t>portOfDischarge</w:t>
             </w:r>
-            <w:proofErr w:type="spellEnd"/>
             <w:r>
               <w:rPr>
                 <w:rFonts w:ascii="SansSerif" w:hAnsi="SansSerif" w:cs="SansSerif"/>
@@ -1613,7 +1546,6 @@
               </w:rPr>
               <w:t>{</w:t>
             </w:r>
-            <w:proofErr w:type="spellStart"/>
             <w:r>
               <w:rPr>
                 <w:rFonts w:ascii="SansSerif" w:hAnsi="SansSerif" w:cs="SansSerif"/>
@@ -1623,7 +1555,6 @@
               </w:rPr>
               <w:t>finalDestination</w:t>
             </w:r>
-            <w:proofErr w:type="spellEnd"/>
             <w:r>
               <w:rPr>
                 <w:rFonts w:ascii="SansSerif" w:hAnsi="SansSerif" w:cs="SansSerif"/>
@@ -1694,7 +1625,6 @@
               </w:rPr>
               <w:t>{</w:t>
             </w:r>
-            <w:proofErr w:type="spellStart"/>
             <w:r>
               <w:rPr>
                 <w:rFonts w:cstheme="minorHAnsi"/>
@@ -1703,7 +1633,6 @@
               </w:rPr>
               <w:t>privateRemark</w:t>
             </w:r>
-            <w:proofErr w:type="spellEnd"/>
             <w:r>
               <w:rPr>
                 <w:rFonts w:cstheme="minorHAnsi"/>
@@ -1970,29 +1899,7 @@
                       <w:sz w:val="19"/>
                       <w:szCs w:val="19"/>
                     </w:rPr>
-                    <w:t>{</w:t>
-                  </w:r>
-                  <w:proofErr w:type="spellStart"/>
-                  <w:r>
-                    <w:rPr>
-                      <w:rFonts w:cstheme="minorHAnsi"/>
-                      <w:b/>
-                      <w:bCs/>
-                      <w:sz w:val="19"/>
-                      <w:szCs w:val="19"/>
-                    </w:rPr>
-                    <w:t>currencyChar</w:t>
-                  </w:r>
-                  <w:proofErr w:type="spellEnd"/>
-                  <w:r>
-                    <w:rPr>
-                      <w:rFonts w:cstheme="minorHAnsi"/>
-                      <w:b/>
-                      <w:bCs/>
-                      <w:sz w:val="19"/>
-                      <w:szCs w:val="19"/>
-                    </w:rPr>
-                    <w:t>}</w:t>
+                    <w:t>{currencyChar}</w:t>
                   </w:r>
                 </w:p>
               </w:tc>
@@ -2047,29 +1954,7 @@
                       <w:sz w:val="19"/>
                       <w:szCs w:val="19"/>
                     </w:rPr>
-                    <w:t>{</w:t>
-                  </w:r>
-                  <w:proofErr w:type="spellStart"/>
-                  <w:r>
-                    <w:rPr>
-                      <w:rFonts w:cstheme="minorHAnsi"/>
-                      <w:b/>
-                      <w:bCs/>
-                      <w:sz w:val="19"/>
-                      <w:szCs w:val="19"/>
-                    </w:rPr>
-                    <w:t>currencyChar</w:t>
-                  </w:r>
-                  <w:proofErr w:type="spellEnd"/>
-                  <w:r>
-                    <w:rPr>
-                      <w:rFonts w:cstheme="minorHAnsi"/>
-                      <w:b/>
-                      <w:bCs/>
-                      <w:sz w:val="19"/>
-                      <w:szCs w:val="19"/>
-                    </w:rPr>
-                    <w:t>}</w:t>
+                    <w:t>{currencyChar}</w:t>
                   </w:r>
                 </w:p>
               </w:tc>
@@ -2200,51 +2085,7 @@
                       <w:sz w:val="20"/>
                       <w:szCs w:val="20"/>
                     </w:rPr>
-                    <w:t>#fsc} – {</w:t>
-                  </w:r>
-                  <w:proofErr w:type="spellStart"/>
-                  <w:r>
-                    <w:rPr>
-                      <w:rFonts w:cstheme="minorHAnsi"/>
-                      <w:b/>
-                      <w:bCs/>
-                      <w:sz w:val="20"/>
-                      <w:szCs w:val="20"/>
-                    </w:rPr>
-                    <w:t>fsc</w:t>
-                  </w:r>
-                  <w:proofErr w:type="spellEnd"/>
-                  <w:r>
-                    <w:rPr>
-                      <w:rFonts w:cstheme="minorHAnsi"/>
-                      <w:b/>
-                      <w:bCs/>
-                      <w:sz w:val="20"/>
-                      <w:szCs w:val="20"/>
-                    </w:rPr>
-                    <w:t>}{/</w:t>
-                  </w:r>
-                  <w:proofErr w:type="spellStart"/>
-                  <w:r>
-                    <w:rPr>
-                      <w:rFonts w:cstheme="minorHAnsi"/>
-                      <w:b/>
-                      <w:bCs/>
-                      <w:sz w:val="20"/>
-                      <w:szCs w:val="20"/>
-                    </w:rPr>
-                    <w:t>fsc</w:t>
-                  </w:r>
-                  <w:proofErr w:type="spellEnd"/>
-                  <w:r>
-                    <w:rPr>
-                      <w:rFonts w:cstheme="minorHAnsi"/>
-                      <w:b/>
-                      <w:bCs/>
-                      <w:sz w:val="20"/>
-                      <w:szCs w:val="20"/>
-                    </w:rPr>
-                    <w:t>}</w:t>
+                    <w:t>#fsc} – {fsc}{/fsc}</w:t>
                   </w:r>
                 </w:p>
               </w:tc>
@@ -2346,43 +2187,7 @@
                       <w:sz w:val="18"/>
                       <w:szCs w:val="18"/>
                     </w:rPr>
-                    <w:t>containerFrom}{#containerTo} to {</w:t>
-                  </w:r>
-                  <w:proofErr w:type="spellStart"/>
-                  <w:r>
-                    <w:rPr>
-                      <w:rFonts w:cstheme="minorHAnsi"/>
-                      <w:sz w:val="18"/>
-                      <w:szCs w:val="18"/>
-                    </w:rPr>
-                    <w:t>containerTo</w:t>
-                  </w:r>
-                  <w:proofErr w:type="spellEnd"/>
-                  <w:r>
-                    <w:rPr>
-                      <w:rFonts w:cstheme="minorHAnsi"/>
-                      <w:sz w:val="18"/>
-                      <w:szCs w:val="18"/>
-                    </w:rPr>
-                    <w:t>}{/</w:t>
-                  </w:r>
-                  <w:proofErr w:type="spellStart"/>
-                  <w:r>
-                    <w:rPr>
-                      <w:rFonts w:cstheme="minorHAnsi"/>
-                      <w:sz w:val="18"/>
-                      <w:szCs w:val="18"/>
-                    </w:rPr>
-                    <w:t>containerTo</w:t>
-                  </w:r>
-                  <w:proofErr w:type="spellEnd"/>
-                  <w:r>
-                    <w:rPr>
-                      <w:rFonts w:cstheme="minorHAnsi"/>
-                      <w:sz w:val="18"/>
-                      <w:szCs w:val="18"/>
-                    </w:rPr>
-                    <w:t>}</w:t>
+                    <w:t>containerFrom}{#containerTo} to {containerTo}{/containerTo}</w:t>
                   </w:r>
                 </w:p>
               </w:tc>
@@ -2411,25 +2216,7 @@
                       <w:sz w:val="18"/>
                       <w:szCs w:val="18"/>
                     </w:rPr>
-                    <w:t>{</w:t>
-                  </w:r>
-                  <w:proofErr w:type="spellStart"/>
-                  <w:r>
-                    <w:rPr>
-                      <w:rFonts w:cstheme="minorHAnsi"/>
-                      <w:sz w:val="18"/>
-                      <w:szCs w:val="18"/>
-                    </w:rPr>
-                    <w:t>materialGrade</w:t>
-                  </w:r>
-                  <w:proofErr w:type="spellEnd"/>
-                  <w:r>
-                    <w:rPr>
-                      <w:rFonts w:cstheme="minorHAnsi"/>
-                      <w:sz w:val="18"/>
-                      <w:szCs w:val="18"/>
-                    </w:rPr>
-                    <w:t>}</w:t>
+                    <w:t>{materialGrade}</w:t>
                   </w:r>
                   <w:r>
                     <w:rPr>
@@ -2445,25 +2232,7 @@
                       <w:sz w:val="18"/>
                       <w:szCs w:val="18"/>
                     </w:rPr>
-                    <w:t>{</w:t>
-                  </w:r>
-                  <w:proofErr w:type="spellStart"/>
-                  <w:r>
-                    <w:rPr>
-                      <w:rFonts w:cstheme="minorHAnsi"/>
-                      <w:sz w:val="18"/>
-                      <w:szCs w:val="18"/>
-                    </w:rPr>
-                    <w:t>brandName</w:t>
-                  </w:r>
-                  <w:proofErr w:type="spellEnd"/>
-                  <w:r>
-                    <w:rPr>
-                      <w:rFonts w:cstheme="minorHAnsi"/>
-                      <w:sz w:val="18"/>
-                      <w:szCs w:val="18"/>
-                    </w:rPr>
-                    <w:t>}</w:t>
+                    <w:t>{brandName}</w:t>
                   </w:r>
                 </w:p>
               </w:tc>
@@ -2492,25 +2261,7 @@
                       <w:sz w:val="18"/>
                       <w:szCs w:val="18"/>
                     </w:rPr>
-                    <w:t>{</w:t>
-                  </w:r>
-                  <w:proofErr w:type="spellStart"/>
-                  <w:r>
-                    <w:rPr>
-                      <w:rFonts w:cstheme="minorHAnsi"/>
-                      <w:sz w:val="18"/>
-                      <w:szCs w:val="18"/>
-                    </w:rPr>
-                    <w:t>designType</w:t>
-                  </w:r>
-                  <w:proofErr w:type="spellEnd"/>
-                  <w:r>
-                    <w:rPr>
-                      <w:rFonts w:cstheme="minorHAnsi"/>
-                      <w:sz w:val="18"/>
-                      <w:szCs w:val="18"/>
-                    </w:rPr>
-                    <w:t>}</w:t>
+                    <w:t>{designType}</w:t>
                   </w:r>
                 </w:p>
               </w:tc>
@@ -2538,25 +2289,7 @@
                       <w:sz w:val="18"/>
                       <w:szCs w:val="18"/>
                     </w:rPr>
-                    <w:t>{</w:t>
-                  </w:r>
-                  <w:proofErr w:type="spellStart"/>
-                  <w:r>
-                    <w:rPr>
-                      <w:rFonts w:cstheme="minorHAnsi"/>
-                      <w:sz w:val="18"/>
-                      <w:szCs w:val="18"/>
-                    </w:rPr>
-                    <w:t>finishType</w:t>
-                  </w:r>
-                  <w:proofErr w:type="spellEnd"/>
-                  <w:r>
-                    <w:rPr>
-                      <w:rFonts w:cstheme="minorHAnsi"/>
-                      <w:sz w:val="18"/>
-                      <w:szCs w:val="18"/>
-                    </w:rPr>
-                    <w:t>}</w:t>
+                    <w:t>{finishType}</w:t>
                   </w:r>
                 </w:p>
               </w:tc>
@@ -2633,25 +2366,7 @@
                       <w:sz w:val="18"/>
                       <w:szCs w:val="18"/>
                     </w:rPr>
-                    <w:t>{value} {/invoices} {/</w:t>
-                  </w:r>
-                  <w:proofErr w:type="spellStart"/>
-                  <w:r>
-                    <w:rPr>
-                      <w:rFonts w:cstheme="minorHAnsi"/>
-                      <w:sz w:val="18"/>
-                      <w:szCs w:val="18"/>
-                    </w:rPr>
-                    <w:t>IPItems</w:t>
-                  </w:r>
-                  <w:proofErr w:type="spellEnd"/>
-                  <w:r>
-                    <w:rPr>
-                      <w:rFonts w:cstheme="minorHAnsi"/>
-                      <w:sz w:val="18"/>
-                      <w:szCs w:val="18"/>
-                    </w:rPr>
-                    <w:t>}</w:t>
+                    <w:t>{value} {/invoices} {/IPItems}</w:t>
                   </w:r>
                 </w:p>
               </w:tc>
@@ -2793,55 +2508,7 @@
                       <w:sz w:val="18"/>
                       <w:szCs w:val="18"/>
                     </w:rPr>
-                    <w:t>{</w:t>
-                  </w:r>
-                  <w:proofErr w:type="spellStart"/>
-                  <w:r>
-                    <w:rPr>
-                      <w:sz w:val="18"/>
-                      <w:szCs w:val="18"/>
-                    </w:rPr>
-                    <w:t>containerFrom</w:t>
-                  </w:r>
-                  <w:proofErr w:type="spellEnd"/>
-                  <w:r>
-                    <w:rPr>
-                      <w:sz w:val="18"/>
-                      <w:szCs w:val="18"/>
-                    </w:rPr>
-                    <w:t>}{#containerTo} to {</w:t>
-                  </w:r>
-                  <w:proofErr w:type="spellStart"/>
-                  <w:r>
-                    <w:rPr>
-                      <w:sz w:val="18"/>
-                      <w:szCs w:val="18"/>
-                    </w:rPr>
-                    <w:t>containerTo</w:t>
-                  </w:r>
-                  <w:proofErr w:type="spellEnd"/>
-                  <w:r>
-                    <w:rPr>
-                      <w:sz w:val="18"/>
-                      <w:szCs w:val="18"/>
-                    </w:rPr>
-                    <w:t>} {/</w:t>
-                  </w:r>
-                  <w:proofErr w:type="spellStart"/>
-                  <w:r>
-                    <w:rPr>
-                      <w:sz w:val="18"/>
-                      <w:szCs w:val="18"/>
-                    </w:rPr>
-                    <w:t>containerTo</w:t>
-                  </w:r>
-                  <w:proofErr w:type="spellEnd"/>
-                  <w:r>
-                    <w:rPr>
-                      <w:sz w:val="18"/>
-                      <w:szCs w:val="18"/>
-                    </w:rPr>
-                    <w:t>}</w:t>
+                    <w:t>{containerFrom}{#containerTo} to {containerTo} {/containerTo}</w:t>
                   </w:r>
                 </w:p>
               </w:tc>
@@ -2991,7 +2658,6 @@
                     </w:rPr>
                     <w:t>FREE {/</w:t>
                   </w:r>
-                  <w:proofErr w:type="spellStart"/>
                   <w:r>
                     <w:rPr>
                       <w:rFonts w:cstheme="minorHAnsi"/>
@@ -3000,7 +2666,6 @@
                     </w:rPr>
                     <w:t>sampleBox</w:t>
                   </w:r>
-                  <w:proofErr w:type="spellEnd"/>
                   <w:r>
                     <w:rPr>
                       <w:rFonts w:cstheme="minorHAnsi"/>
@@ -3057,7 +2722,6 @@
               </w:rPr>
               <w:t>{</w:t>
             </w:r>
-            <w:proofErr w:type="spellStart"/>
             <w:r>
               <w:rPr>
                 <w:rFonts w:cstheme="minorHAnsi"/>
@@ -3066,7 +2730,6 @@
               </w:rPr>
               <w:t>totalAmount</w:t>
             </w:r>
-            <w:proofErr w:type="spellEnd"/>
             <w:r>
               <w:rPr>
                 <w:rFonts w:cstheme="minorHAnsi"/>
@@ -3254,25 +2917,7 @@
                 <w:sz w:val="20"/>
                 <w:szCs w:val="20"/>
               </w:rPr>
-              <w:t>{</w:t>
-            </w:r>
-            <w:proofErr w:type="spellStart"/>
-            <w:r>
-              <w:rPr>
-                <w:rFonts w:cstheme="minorHAnsi"/>
-                <w:sz w:val="20"/>
-                <w:szCs w:val="20"/>
-              </w:rPr>
-              <w:t>totalAddition</w:t>
-            </w:r>
-            <w:proofErr w:type="spellEnd"/>
-            <w:r>
-              <w:rPr>
-                <w:rFonts w:cstheme="minorHAnsi"/>
-                <w:sz w:val="20"/>
-                <w:szCs w:val="20"/>
-              </w:rPr>
-              <w:t>}</w:t>
+              <w:t>{totalAddition}</w:t>
             </w:r>
           </w:p>
           <w:p>
@@ -3292,25 +2937,7 @@
                 <w:sz w:val="20"/>
                 <w:szCs w:val="20"/>
               </w:rPr>
-              <w:t>{</w:t>
-            </w:r>
-            <w:proofErr w:type="spellStart"/>
-            <w:r>
-              <w:rPr>
-                <w:rFonts w:cstheme="minorHAnsi"/>
-                <w:sz w:val="20"/>
-                <w:szCs w:val="20"/>
-              </w:rPr>
-              <w:t>totalDiscount</w:t>
-            </w:r>
-            <w:proofErr w:type="spellEnd"/>
-            <w:r>
-              <w:rPr>
-                <w:rFonts w:cstheme="minorHAnsi"/>
-                <w:sz w:val="20"/>
-                <w:szCs w:val="20"/>
-              </w:rPr>
-              <w:t>}</w:t>
+              <w:t>{totalDiscount}</w:t>
             </w:r>
           </w:p>
           <w:p>
@@ -3365,54 +2992,8 @@
                 <w:sz w:val="20"/>
                 <w:szCs w:val="20"/>
               </w:rPr>
-              <w:t>Total {</w:t>
-            </w:r>
-            <w:proofErr w:type="spellStart"/>
-            <w:r>
-              <w:rPr>
-                <w:rFonts w:cstheme="minorHAnsi"/>
-                <w:sz w:val="20"/>
-                <w:szCs w:val="20"/>
-              </w:rPr>
-              <w:t>deliveryTerms</w:t>
-            </w:r>
-            <w:proofErr w:type="spellEnd"/>
-            <w:r>
-              <w:rPr>
-                <w:rFonts w:cstheme="minorHAnsi"/>
-                <w:sz w:val="20"/>
-                <w:szCs w:val="20"/>
-              </w:rPr>
-              <w:t>} {</w:t>
-            </w:r>
-            <w:proofErr w:type="spellStart"/>
-            <w:r>
-              <w:rPr>
-                <w:rFonts w:cstheme="minorHAnsi"/>
-                <w:sz w:val="20"/>
-                <w:szCs w:val="20"/>
-              </w:rPr>
-              <w:t>portOfDischarge</w:t>
-            </w:r>
-            <w:proofErr w:type="spellEnd"/>
-            <w:r>
-              <w:rPr>
-                <w:rFonts w:cstheme="minorHAnsi"/>
-                <w:sz w:val="20"/>
-                <w:szCs w:val="20"/>
-              </w:rPr>
-              <w:t>} ({</w:t>
-            </w:r>
-            <w:proofErr w:type="spellStart"/>
-            <w:r>
-              <w:rPr>
-                <w:rFonts w:cstheme="minorHAnsi"/>
-                <w:sz w:val="20"/>
-                <w:szCs w:val="20"/>
-              </w:rPr>
-              <w:t>finalDestination</w:t>
-            </w:r>
-            <w:proofErr w:type="spellEnd"/>
+              <w:t>Total {deliveryTerms} {portOfDischarge} ({finalDestination</w:t>
+            </w:r>
             <w:proofErr w:type="gramStart"/>
             <w:r>
               <w:rPr>
@@ -3429,43 +3010,7 @@
                 <w:sz w:val="20"/>
                 <w:szCs w:val="20"/>
               </w:rPr>
-              <w:t xml:space="preserve"> {</w:t>
-            </w:r>
-            <w:proofErr w:type="spellStart"/>
-            <w:r>
-              <w:rPr>
-                <w:rFonts w:cstheme="minorHAnsi"/>
-                <w:sz w:val="20"/>
-                <w:szCs w:val="20"/>
-              </w:rPr>
-              <w:t>currencyChar</w:t>
-            </w:r>
-            <w:proofErr w:type="spellEnd"/>
-            <w:r>
-              <w:rPr>
-                <w:rFonts w:cstheme="minorHAnsi"/>
-                <w:sz w:val="20"/>
-                <w:szCs w:val="20"/>
-              </w:rPr>
-              <w:t>} {</w:t>
-            </w:r>
-            <w:proofErr w:type="spellStart"/>
-            <w:r>
-              <w:rPr>
-                <w:rFonts w:cstheme="minorHAnsi"/>
-                <w:sz w:val="20"/>
-                <w:szCs w:val="20"/>
-              </w:rPr>
-              <w:t>netAmountWords</w:t>
-            </w:r>
-            <w:proofErr w:type="spellEnd"/>
-            <w:r>
-              <w:rPr>
-                <w:rFonts w:cstheme="minorHAnsi"/>
-                <w:sz w:val="20"/>
-                <w:szCs w:val="20"/>
-              </w:rPr>
-              <w:t>}</w:t>
+              <w:t xml:space="preserve"> {currencyChar} {netAmountWords}</w:t>
             </w:r>
           </w:p>
         </w:tc>
@@ -3496,25 +3041,7 @@
                 <w:sz w:val="20"/>
                 <w:szCs w:val="20"/>
               </w:rPr>
-              <w:t>{</w:t>
-            </w:r>
-            <w:proofErr w:type="spellStart"/>
-            <w:r>
-              <w:rPr>
-                <w:rFonts w:cstheme="minorHAnsi"/>
-                <w:sz w:val="20"/>
-                <w:szCs w:val="20"/>
-              </w:rPr>
-              <w:t>netAmount</w:t>
-            </w:r>
-            <w:proofErr w:type="spellEnd"/>
-            <w:r>
-              <w:rPr>
-                <w:rFonts w:cstheme="minorHAnsi"/>
-                <w:sz w:val="20"/>
-                <w:szCs w:val="20"/>
-              </w:rPr>
-              <w:t>}</w:t>
+              <w:t>{netAmount}</w:t>
             </w:r>
           </w:p>
         </w:tc>
@@ -3668,7 +3195,6 @@
               </w:rPr>
               <w:t>{</w:t>
             </w:r>
-            <w:proofErr w:type="spellStart"/>
             <w:r>
               <w:rPr>
                 <w:rFonts w:cstheme="minorHAnsi"/>
@@ -3677,7 +3203,6 @@
               </w:rPr>
               <w:t>totalQuantity</w:t>
             </w:r>
-            <w:proofErr w:type="spellEnd"/>
             <w:r>
               <w:rPr>
                 <w:rFonts w:cstheme="minorHAnsi"/>
@@ -3742,7 +3267,6 @@
               </w:rPr>
               <w:t>{</w:t>
             </w:r>
-            <w:proofErr w:type="spellStart"/>
             <w:r>
               <w:rPr>
                 <w:rFonts w:cstheme="minorHAnsi"/>
@@ -3751,7 +3275,6 @@
               </w:rPr>
               <w:t>totalBox</w:t>
             </w:r>
-            <w:proofErr w:type="spellEnd"/>
             <w:r>
               <w:rPr>
                 <w:rFonts w:cstheme="minorHAnsi"/>
@@ -3836,7 +3359,6 @@
               </w:rPr>
               <w:t>{</w:t>
             </w:r>
-            <w:proofErr w:type="spellStart"/>
             <w:r>
               <w:rPr>
                 <w:rFonts w:cstheme="minorHAnsi"/>
@@ -3845,7 +3367,6 @@
               </w:rPr>
               <w:t>totalNetWeight</w:t>
             </w:r>
-            <w:proofErr w:type="spellEnd"/>
             <w:r>
               <w:rPr>
                 <w:rFonts w:cstheme="minorHAnsi"/>
@@ -3874,7 +3395,6 @@
               </w:rPr>
               <w:t>{</w:t>
             </w:r>
-            <w:proofErr w:type="spellStart"/>
             <w:r>
               <w:rPr>
                 <w:rFonts w:cstheme="minorHAnsi"/>
@@ -3883,7 +3403,6 @@
               </w:rPr>
               <w:t>totalGrossWeight</w:t>
             </w:r>
-            <w:proofErr w:type="spellEnd"/>
             <w:r>
               <w:rPr>
                 <w:rFonts w:cstheme="minorHAnsi"/>
@@ -4974,7 +4493,6 @@
   <w:style w:type="character" w:default="1" w:styleId="DefaultParagraphFont">
     <w:name w:val="Default Paragraph Font"/>
     <w:uiPriority w:val="1"/>
-    <w:semiHidden/>
     <w:unhideWhenUsed/>
   </w:style>
   <w:style w:type="table" w:default="1" w:styleId="TableNormal">

--- a/electron/database/generate-document/templates/party-invoice-uk.docx
+++ b/electron/database/generate-document/templates/party-invoice-uk.docx
@@ -634,7 +634,25 @@
                 <w:sz w:val="20"/>
                 <w:szCs w:val="20"/>
               </w:rPr>
-              <w:t>TELE: {</w:t>
+              <w:t>{#</w:t>
+            </w:r>
+            <w:proofErr w:type="gramStart"/>
+            <w:r>
+              <w:rPr>
+                <w:rFonts w:cstheme="minorHAnsi"/>
+                <w:sz w:val="20"/>
+                <w:szCs w:val="20"/>
+              </w:rPr>
+              <w:t>consigneePhone}TELE</w:t>
+            </w:r>
+            <w:proofErr w:type="gramEnd"/>
+            <w:r>
+              <w:rPr>
+                <w:rFonts w:cstheme="minorHAnsi"/>
+                <w:sz w:val="20"/>
+                <w:szCs w:val="20"/>
+              </w:rPr>
+              <w:t>: {</w:t>
             </w:r>
             <w:proofErr w:type="spellStart"/>
             <w:r>
@@ -652,25 +670,53 @@
                 <w:sz w:val="20"/>
                 <w:szCs w:val="20"/>
               </w:rPr>
-              <w:t xml:space="preserve">} </w:t>
-            </w:r>
-          </w:p>
-          <w:p>
-            <w:pPr>
-              <w:rPr>
-                <w:rFonts w:cstheme="minorHAnsi"/>
-                <w:sz w:val="20"/>
-                <w:szCs w:val="20"/>
-              </w:rPr>
-            </w:pPr>
-            <w:r>
-              <w:rPr>
-                <w:rFonts w:cstheme="minorHAnsi"/>
-                <w:sz w:val="20"/>
-                <w:szCs w:val="20"/>
-              </w:rPr>
-              <w:t>EMAIL</w:t>
-            </w:r>
+              <w:t>}{/</w:t>
+            </w:r>
+            <w:proofErr w:type="spellStart"/>
+            <w:r>
+              <w:rPr>
+                <w:rFonts w:cstheme="minorHAnsi"/>
+                <w:sz w:val="20"/>
+                <w:szCs w:val="20"/>
+              </w:rPr>
+              <w:t>consigneePhone</w:t>
+            </w:r>
+            <w:proofErr w:type="spellEnd"/>
+            <w:r>
+              <w:rPr>
+                <w:rFonts w:cstheme="minorHAnsi"/>
+                <w:sz w:val="20"/>
+                <w:szCs w:val="20"/>
+              </w:rPr>
+              <w:t>}</w:t>
+            </w:r>
+          </w:p>
+          <w:p>
+            <w:pPr>
+              <w:rPr>
+                <w:rFonts w:cstheme="minorHAnsi"/>
+                <w:sz w:val="20"/>
+                <w:szCs w:val="20"/>
+              </w:rPr>
+            </w:pPr>
+            <w:r>
+              <w:rPr>
+                <w:rFonts w:cstheme="minorHAnsi"/>
+                <w:sz w:val="20"/>
+                <w:szCs w:val="20"/>
+              </w:rPr>
+              <w:t>{#</w:t>
+            </w:r>
+            <w:proofErr w:type="gramStart"/>
+            <w:r>
+              <w:rPr>
+                <w:rFonts w:cstheme="minorHAnsi"/>
+                <w:sz w:val="20"/>
+                <w:szCs w:val="20"/>
+              </w:rPr>
+              <w:t>consigneeEmail}EMAIL</w:t>
+            </w:r>
+            <w:proofErr w:type="gramEnd"/>
             <w:r>
               <w:rPr>
                 <w:rFonts w:cstheme="minorHAnsi"/>
@@ -678,6 +724,24 @@
                 <w:szCs w:val="20"/>
               </w:rPr>
               <w:t>: {</w:t>
+            </w:r>
+            <w:proofErr w:type="spellStart"/>
+            <w:r>
+              <w:rPr>
+                <w:rFonts w:cstheme="minorHAnsi"/>
+                <w:sz w:val="20"/>
+                <w:szCs w:val="20"/>
+              </w:rPr>
+              <w:t>consigneeEmail</w:t>
+            </w:r>
+            <w:proofErr w:type="spellEnd"/>
+            <w:r>
+              <w:rPr>
+                <w:rFonts w:cstheme="minorHAnsi"/>
+                <w:sz w:val="20"/>
+                <w:szCs w:val="20"/>
+              </w:rPr>
+              <w:t>}{/</w:t>
             </w:r>
             <w:proofErr w:type="spellStart"/>
             <w:r>
@@ -2100,7 +2164,34 @@
                       <w:sz w:val="20"/>
                       <w:szCs w:val="20"/>
                     </w:rPr>
-                    <w:t>{#IPItems}{#showThickness}</w:t>
+                    <w:t>{#</w:t>
+                  </w:r>
+                  <w:proofErr w:type="gramStart"/>
+                  <w:r>
+                    <w:rPr>
+                      <w:rFonts w:cstheme="minorHAnsi"/>
+                      <w:sz w:val="20"/>
+                      <w:szCs w:val="20"/>
+                    </w:rPr>
+                    <w:t>IPItems}{</w:t>
+                  </w:r>
+                  <w:proofErr w:type="gramEnd"/>
+                  <w:r>
+                    <w:rPr>
+                      <w:rFonts w:cstheme="minorHAnsi"/>
+                      <w:sz w:val="20"/>
+                      <w:szCs w:val="20"/>
+                    </w:rPr>
+                    <w:t>#</w:t>
+                  </w:r>
+                  <w:proofErr w:type="gramStart"/>
+                  <w:r>
+                    <w:rPr>
+                      <w:rFonts w:cstheme="minorHAnsi"/>
+                      <w:sz w:val="20"/>
+                      <w:szCs w:val="20"/>
+                    </w:rPr>
+                    <w:t>showThickness}</w:t>
                   </w:r>
                   <w:r>
                     <w:rPr>
@@ -2110,7 +2201,18 @@
                       <w:sz w:val="20"/>
                       <w:szCs w:val="20"/>
                     </w:rPr>
-                    <w:t>{thicknessDetail</w:t>
+                    <w:t>{</w:t>
+                  </w:r>
+                  <w:proofErr w:type="gramEnd"/>
+                  <w:r>
+                    <w:rPr>
+                      <w:rFonts w:cstheme="minorHAnsi"/>
+                      <w:b/>
+                      <w:bCs/>
+                      <w:sz w:val="20"/>
+                      <w:szCs w:val="20"/>
+                    </w:rPr>
+                    <w:t>thicknessDetail</w:t>
                   </w:r>
                   <w:r>
                     <w:rPr>
@@ -2140,7 +2242,29 @@
                       <w:sz w:val="20"/>
                       <w:szCs w:val="20"/>
                     </w:rPr>
-                    <w:t>{length} X {width} X {height} MM  {#fsc} – {</w:t>
+                    <w:t xml:space="preserve">{length} X {width} X {height} </w:t>
+                  </w:r>
+                  <w:proofErr w:type="gramStart"/>
+                  <w:r>
+                    <w:rPr>
+                      <w:rFonts w:cstheme="minorHAnsi"/>
+                      <w:b/>
+                      <w:bCs/>
+                      <w:sz w:val="20"/>
+                      <w:szCs w:val="20"/>
+                    </w:rPr>
+                    <w:t>MM  {</w:t>
+                  </w:r>
+                  <w:proofErr w:type="gramEnd"/>
+                  <w:r>
+                    <w:rPr>
+                      <w:rFonts w:cstheme="minorHAnsi"/>
+                      <w:b/>
+                      <w:bCs/>
+                      <w:sz w:val="20"/>
+                      <w:szCs w:val="20"/>
+                    </w:rPr>
+                    <w:t>#fsc} – {</w:t>
                   </w:r>
                   <w:proofErr w:type="spellStart"/>
                   <w:r>
@@ -2268,7 +2392,25 @@
                       <w:sz w:val="18"/>
                       <w:szCs w:val="18"/>
                     </w:rPr>
-                    <w:t>{#invoices}{containerFrom}{#containerTo} to {</w:t>
+                    <w:t>{#</w:t>
+                  </w:r>
+                  <w:proofErr w:type="gramStart"/>
+                  <w:r>
+                    <w:rPr>
+                      <w:rFonts w:cstheme="minorHAnsi"/>
+                      <w:sz w:val="18"/>
+                      <w:szCs w:val="18"/>
+                    </w:rPr>
+                    <w:t>invoices}{</w:t>
+                  </w:r>
+                  <w:proofErr w:type="gramEnd"/>
+                  <w:r>
+                    <w:rPr>
+                      <w:rFonts w:cstheme="minorHAnsi"/>
+                      <w:sz w:val="18"/>
+                      <w:szCs w:val="18"/>
+                    </w:rPr>
+                    <w:t>containerFrom}{#containerTo} to {</w:t>
                   </w:r>
                   <w:proofErr w:type="spellStart"/>
                   <w:r>
@@ -3267,13 +3409,23 @@
               <w:t>finalDestination</w:t>
             </w:r>
             <w:proofErr w:type="spellEnd"/>
-            <w:r>
-              <w:rPr>
-                <w:rFonts w:cstheme="minorHAnsi"/>
-                <w:sz w:val="20"/>
-                <w:szCs w:val="20"/>
-              </w:rPr>
-              <w:t>})    {</w:t>
+            <w:proofErr w:type="gramStart"/>
+            <w:r>
+              <w:rPr>
+                <w:rFonts w:cstheme="minorHAnsi"/>
+                <w:sz w:val="20"/>
+                <w:szCs w:val="20"/>
+              </w:rPr>
+              <w:t xml:space="preserve">})   </w:t>
+            </w:r>
+            <w:proofErr w:type="gramEnd"/>
+            <w:r>
+              <w:rPr>
+                <w:rFonts w:cstheme="minorHAnsi"/>
+                <w:sz w:val="20"/>
+                <w:szCs w:val="20"/>
+              </w:rPr>
+              <w:t xml:space="preserve"> {</w:t>
             </w:r>
             <w:proofErr w:type="spellStart"/>
             <w:r>
@@ -4010,7 +4162,16 @@
         <w:bCs/>
         <w:spacing w:val="60"/>
       </w:rPr>
-      <w:t xml:space="preserve">  </w:t>
+      <w:t xml:space="preserve"> </w:t>
+    </w:r>
+    <w:proofErr w:type="gramStart"/>
+    <w:r>
+      <w:rPr>
+        <w:b/>
+        <w:bCs/>
+        <w:spacing w:val="60"/>
+      </w:rPr>
+      <w:t xml:space="preserve"> </w:t>
     </w:r>
     <w:r>
       <w:rPr>
@@ -4034,7 +4195,16 @@
         <w:bCs/>
         <w:spacing w:val="60"/>
       </w:rPr>
-      <w:t>(I)</w:t>
+      <w:t>(</w:t>
+    </w:r>
+    <w:proofErr w:type="gramEnd"/>
+    <w:r>
+      <w:rPr>
+        <w:b/>
+        <w:bCs/>
+        <w:spacing w:val="60"/>
+      </w:rPr>
+      <w:t>I)</w:t>
     </w:r>
     <w:r>
       <w:rPr>
@@ -4800,7 +4970,6 @@
   <w:style w:type="character" w:default="1" w:styleId="DefaultParagraphFont">
     <w:name w:val="Default Paragraph Font"/>
     <w:uiPriority w:val="1"/>
-    <w:semiHidden/>
     <w:unhideWhenUsed/>
   </w:style>
   <w:style w:type="table" w:default="1" w:styleId="TableNormal">

--- a/electron/database/generate-document/templates/party-invoice-uk.docx
+++ b/electron/database/generate-document/templates/party-invoice-uk.docx
@@ -634,25 +634,7 @@
                 <w:sz w:val="20"/>
                 <w:szCs w:val="20"/>
               </w:rPr>
-              <w:t>{#</w:t>
-            </w:r>
-            <w:proofErr w:type="gramStart"/>
-            <w:r>
-              <w:rPr>
-                <w:rFonts w:cstheme="minorHAnsi"/>
-                <w:sz w:val="20"/>
-                <w:szCs w:val="20"/>
-              </w:rPr>
-              <w:t>consigneePhone}TELE</w:t>
-            </w:r>
-            <w:proofErr w:type="gramEnd"/>
-            <w:r>
-              <w:rPr>
-                <w:rFonts w:cstheme="minorHAnsi"/>
-                <w:sz w:val="20"/>
-                <w:szCs w:val="20"/>
-              </w:rPr>
-              <w:t>: {</w:t>
+              <w:t>{#consigneePhone}TELE: {</w:t>
             </w:r>
             <w:proofErr w:type="spellStart"/>
             <w:r>
@@ -705,25 +687,7 @@
                 <w:sz w:val="20"/>
                 <w:szCs w:val="20"/>
               </w:rPr>
-              <w:t>{#</w:t>
-            </w:r>
-            <w:proofErr w:type="gramStart"/>
-            <w:r>
-              <w:rPr>
-                <w:rFonts w:cstheme="minorHAnsi"/>
-                <w:sz w:val="20"/>
-                <w:szCs w:val="20"/>
-              </w:rPr>
-              <w:t>consigneeEmail}EMAIL</w:t>
-            </w:r>
-            <w:proofErr w:type="gramEnd"/>
-            <w:r>
-              <w:rPr>
-                <w:rFonts w:cstheme="minorHAnsi"/>
-                <w:sz w:val="20"/>
-                <w:szCs w:val="20"/>
-              </w:rPr>
-              <w:t>: {</w:t>
+              <w:t>{#consigneeEmail}EMAIL: {</w:t>
             </w:r>
             <w:proofErr w:type="spellStart"/>
             <w:r>
@@ -2164,34 +2128,7 @@
                       <w:sz w:val="20"/>
                       <w:szCs w:val="20"/>
                     </w:rPr>
-                    <w:t>{#</w:t>
-                  </w:r>
-                  <w:proofErr w:type="gramStart"/>
-                  <w:r>
-                    <w:rPr>
-                      <w:rFonts w:cstheme="minorHAnsi"/>
-                      <w:sz w:val="20"/>
-                      <w:szCs w:val="20"/>
-                    </w:rPr>
-                    <w:t>IPItems}{</w:t>
-                  </w:r>
-                  <w:proofErr w:type="gramEnd"/>
-                  <w:r>
-                    <w:rPr>
-                      <w:rFonts w:cstheme="minorHAnsi"/>
-                      <w:sz w:val="20"/>
-                      <w:szCs w:val="20"/>
-                    </w:rPr>
-                    <w:t>#</w:t>
-                  </w:r>
-                  <w:proofErr w:type="gramStart"/>
-                  <w:r>
-                    <w:rPr>
-                      <w:rFonts w:cstheme="minorHAnsi"/>
-                      <w:sz w:val="20"/>
-                      <w:szCs w:val="20"/>
-                    </w:rPr>
-                    <w:t>showThickness}</w:t>
+                    <w:t>{#IPItems}{#showThickness}</w:t>
                   </w:r>
                   <w:r>
                     <w:rPr>
@@ -2201,18 +2138,7 @@
                       <w:sz w:val="20"/>
                       <w:szCs w:val="20"/>
                     </w:rPr>
-                    <w:t>{</w:t>
-                  </w:r>
-                  <w:proofErr w:type="gramEnd"/>
-                  <w:r>
-                    <w:rPr>
-                      <w:rFonts w:cstheme="minorHAnsi"/>
-                      <w:b/>
-                      <w:bCs/>
-                      <w:sz w:val="20"/>
-                      <w:szCs w:val="20"/>
-                    </w:rPr>
-                    <w:t>thicknessDetail</w:t>
+                    <w:t>{thicknessDetail</w:t>
                   </w:r>
                   <w:r>
                     <w:rPr>
@@ -2242,29 +2168,7 @@
                       <w:sz w:val="20"/>
                       <w:szCs w:val="20"/>
                     </w:rPr>
-                    <w:t xml:space="preserve">{length} X {width} X {height} </w:t>
-                  </w:r>
-                  <w:proofErr w:type="gramStart"/>
-                  <w:r>
-                    <w:rPr>
-                      <w:rFonts w:cstheme="minorHAnsi"/>
-                      <w:b/>
-                      <w:bCs/>
-                      <w:sz w:val="20"/>
-                      <w:szCs w:val="20"/>
-                    </w:rPr>
-                    <w:t>MM  {</w:t>
-                  </w:r>
-                  <w:proofErr w:type="gramEnd"/>
-                  <w:r>
-                    <w:rPr>
-                      <w:rFonts w:cstheme="minorHAnsi"/>
-                      <w:b/>
-                      <w:bCs/>
-                      <w:sz w:val="20"/>
-                      <w:szCs w:val="20"/>
-                    </w:rPr>
-                    <w:t>#fsc} – {</w:t>
+                    <w:t>{length} X {width} X {height} MM  {#fsc} – {</w:t>
                   </w:r>
                   <w:proofErr w:type="spellStart"/>
                   <w:r>
@@ -2392,25 +2296,7 @@
                       <w:sz w:val="18"/>
                       <w:szCs w:val="18"/>
                     </w:rPr>
-                    <w:t>{#</w:t>
-                  </w:r>
-                  <w:proofErr w:type="gramStart"/>
-                  <w:r>
-                    <w:rPr>
-                      <w:rFonts w:cstheme="minorHAnsi"/>
-                      <w:sz w:val="18"/>
-                      <w:szCs w:val="18"/>
-                    </w:rPr>
-                    <w:t>invoices}{</w:t>
-                  </w:r>
-                  <w:proofErr w:type="gramEnd"/>
-                  <w:r>
-                    <w:rPr>
-                      <w:rFonts w:cstheme="minorHAnsi"/>
-                      <w:sz w:val="18"/>
-                      <w:szCs w:val="18"/>
-                    </w:rPr>
-                    <w:t>containerFrom}{#containerTo} to {</w:t>
+                    <w:t>{#invoices}{containerFrom}{#containerTo} to {</w:t>
                   </w:r>
                   <w:proofErr w:type="spellStart"/>
                   <w:r>
@@ -3379,7 +3265,15 @@
                 <w:sz w:val="20"/>
                 <w:szCs w:val="20"/>
               </w:rPr>
-              <w:t>} {</w:t>
+              <w:t xml:space="preserve">} </w:t>
+            </w:r>
+            <w:r>
+              <w:rPr>
+                <w:rFonts w:cstheme="minorHAnsi"/>
+                <w:sz w:val="20"/>
+                <w:szCs w:val="20"/>
+              </w:rPr>
+              <w:t>{</w:t>
             </w:r>
             <w:proofErr w:type="spellStart"/>
             <w:r>
@@ -3388,7 +3282,7 @@
                 <w:sz w:val="20"/>
                 <w:szCs w:val="20"/>
               </w:rPr>
-              <w:t>portOfDischarge</w:t>
+              <w:t>dischargeTerms</w:t>
             </w:r>
             <w:proofErr w:type="spellEnd"/>
             <w:r>
@@ -3397,28 +3291,16 @@
                 <w:sz w:val="20"/>
                 <w:szCs w:val="20"/>
               </w:rPr>
-              <w:t>} ({</w:t>
-            </w:r>
-            <w:proofErr w:type="spellStart"/>
-            <w:r>
-              <w:rPr>
-                <w:rFonts w:cstheme="minorHAnsi"/>
-                <w:sz w:val="20"/>
-                <w:szCs w:val="20"/>
-              </w:rPr>
-              <w:t>finalDestination</w:t>
-            </w:r>
-            <w:proofErr w:type="spellEnd"/>
-            <w:proofErr w:type="gramStart"/>
-            <w:r>
-              <w:rPr>
-                <w:rFonts w:cstheme="minorHAnsi"/>
-                <w:sz w:val="20"/>
-                <w:szCs w:val="20"/>
-              </w:rPr>
-              <w:t xml:space="preserve">})   </w:t>
-            </w:r>
-            <w:proofErr w:type="gramEnd"/>
+              <w:t>}</w:t>
+            </w:r>
+            <w:r>
+              <w:rPr>
+                <w:rFonts w:cstheme="minorHAnsi"/>
+                <w:sz w:val="20"/>
+                <w:szCs w:val="20"/>
+              </w:rPr>
+              <w:t xml:space="preserve"> </w:t>
+            </w:r>
             <w:r>
               <w:rPr>
                 <w:rFonts w:cstheme="minorHAnsi"/>
@@ -4162,16 +4044,7 @@
         <w:bCs/>
         <w:spacing w:val="60"/>
       </w:rPr>
-      <w:t xml:space="preserve"> </w:t>
-    </w:r>
-    <w:proofErr w:type="gramStart"/>
-    <w:r>
-      <w:rPr>
-        <w:b/>
-        <w:bCs/>
-        <w:spacing w:val="60"/>
-      </w:rPr>
-      <w:t xml:space="preserve"> </w:t>
+      <w:t xml:space="preserve">  </w:t>
     </w:r>
     <w:r>
       <w:rPr>
@@ -4195,16 +4068,7 @@
         <w:bCs/>
         <w:spacing w:val="60"/>
       </w:rPr>
-      <w:t>(</w:t>
-    </w:r>
-    <w:proofErr w:type="gramEnd"/>
-    <w:r>
-      <w:rPr>
-        <w:b/>
-        <w:bCs/>
-        <w:spacing w:val="60"/>
-      </w:rPr>
-      <w:t>I)</w:t>
+      <w:t>(I)</w:t>
     </w:r>
     <w:r>
       <w:rPr>
@@ -4970,6 +4834,7 @@
   <w:style w:type="character" w:default="1" w:styleId="DefaultParagraphFont">
     <w:name w:val="Default Paragraph Font"/>
     <w:uiPriority w:val="1"/>
+    <w:semiHidden/>
     <w:unhideWhenUsed/>
   </w:style>
   <w:style w:type="table" w:default="1" w:styleId="TableNormal">

--- a/electron/database/generate-document/templates/party-invoice-uk.docx
+++ b/electron/database/generate-document/templates/party-invoice-uk.docx
@@ -219,14 +219,12 @@
               </w:rPr>
               <w:t>{</w:t>
             </w:r>
-            <w:proofErr w:type="spellStart"/>
             <w:r>
               <w:rPr>
                 <w:rFonts w:cstheme="minorHAnsi"/>
               </w:rPr>
               <w:t>modifyInvNo</w:t>
             </w:r>
-            <w:proofErr w:type="spellEnd"/>
             <w:r>
               <w:rPr>
                 <w:rFonts w:cstheme="minorHAnsi"/>
@@ -268,14 +266,12 @@
               </w:rPr>
               <w:t>{</w:t>
             </w:r>
-            <w:proofErr w:type="spellStart"/>
             <w:r>
               <w:rPr>
                 <w:rFonts w:cstheme="minorHAnsi"/>
               </w:rPr>
               <w:t>invoiceDate</w:t>
             </w:r>
-            <w:proofErr w:type="spellEnd"/>
             <w:r>
               <w:rPr>
                 <w:rFonts w:cstheme="minorHAnsi"/>
@@ -338,14 +334,12 @@
               </w:rPr>
               <w:t>{</w:t>
             </w:r>
-            <w:proofErr w:type="spellStart"/>
             <w:r>
               <w:rPr>
                 <w:rFonts w:cstheme="minorHAnsi"/>
               </w:rPr>
               <w:t>buyersOrderNo</w:t>
             </w:r>
-            <w:proofErr w:type="spellEnd"/>
             <w:r>
               <w:rPr>
                 <w:rFonts w:cstheme="minorHAnsi"/>
@@ -388,14 +382,12 @@
               </w:rPr>
               <w:t>{</w:t>
             </w:r>
-            <w:proofErr w:type="spellStart"/>
             <w:r>
               <w:rPr>
                 <w:rFonts w:cstheme="minorHAnsi"/>
               </w:rPr>
               <w:t>orderDate</w:t>
             </w:r>
-            <w:proofErr w:type="spellEnd"/>
             <w:r>
               <w:rPr>
                 <w:rFonts w:cstheme="minorHAnsi"/>
@@ -460,7 +452,6 @@
               </w:rPr>
               <w:t>{</w:t>
             </w:r>
-            <w:proofErr w:type="spellStart"/>
             <w:r>
               <w:rPr>
                 <w:rFonts w:cstheme="minorHAnsi"/>
@@ -469,7 +460,6 @@
               </w:rPr>
               <w:t>consigneeName</w:t>
             </w:r>
-            <w:proofErr w:type="spellEnd"/>
             <w:r>
               <w:rPr>
                 <w:rFonts w:cstheme="minorHAnsi"/>
@@ -495,7 +485,6 @@
               </w:rPr>
               <w:t>{</w:t>
             </w:r>
-            <w:proofErr w:type="spellStart"/>
             <w:r>
               <w:rPr>
                 <w:rFonts w:cstheme="minorHAnsi"/>
@@ -504,7 +493,6 @@
               </w:rPr>
               <w:t>consigneeAddress</w:t>
             </w:r>
-            <w:proofErr w:type="spellEnd"/>
             <w:r>
               <w:rPr>
                 <w:rFonts w:cstheme="minorHAnsi"/>
@@ -530,7 +518,6 @@
               </w:rPr>
               <w:t>{</w:t>
             </w:r>
-            <w:proofErr w:type="spellStart"/>
             <w:r>
               <w:rPr>
                 <w:rFonts w:cstheme="minorHAnsi"/>
@@ -539,7 +526,6 @@
               </w:rPr>
               <w:t>consigneeCity</w:t>
             </w:r>
-            <w:proofErr w:type="spellEnd"/>
             <w:r>
               <w:rPr>
                 <w:rFonts w:cstheme="minorHAnsi"/>
@@ -548,7 +534,6 @@
               </w:rPr>
               <w:t>} {</w:t>
             </w:r>
-            <w:proofErr w:type="spellStart"/>
             <w:r>
               <w:rPr>
                 <w:rFonts w:cstheme="minorHAnsi"/>
@@ -557,7 +542,6 @@
               </w:rPr>
               <w:t>consigneeState</w:t>
             </w:r>
-            <w:proofErr w:type="spellEnd"/>
             <w:r>
               <w:rPr>
                 <w:rFonts w:cstheme="minorHAnsi"/>
@@ -583,7 +567,6 @@
               </w:rPr>
               <w:t>{</w:t>
             </w:r>
-            <w:proofErr w:type="spellStart"/>
             <w:r>
               <w:rPr>
                 <w:rFonts w:cstheme="minorHAnsi"/>
@@ -592,7 +575,6 @@
               </w:rPr>
               <w:t>consigneeCountry</w:t>
             </w:r>
-            <w:proofErr w:type="spellEnd"/>
             <w:r>
               <w:rPr>
                 <w:rFonts w:cstheme="minorHAnsi"/>
@@ -601,7 +583,6 @@
               </w:rPr>
               <w:t>} {</w:t>
             </w:r>
-            <w:proofErr w:type="spellStart"/>
             <w:r>
               <w:rPr>
                 <w:rFonts w:cstheme="minorHAnsi"/>
@@ -610,7 +591,6 @@
               </w:rPr>
               <w:t>consigneeZip</w:t>
             </w:r>
-            <w:proofErr w:type="spellEnd"/>
             <w:r>
               <w:rPr>
                 <w:rFonts w:cstheme="minorHAnsi"/>
@@ -634,96 +614,24 @@
                 <w:sz w:val="20"/>
                 <w:szCs w:val="20"/>
               </w:rPr>
-              <w:t>{#consigneePhone}TELE: {</w:t>
-            </w:r>
-            <w:proofErr w:type="spellStart"/>
-            <w:r>
-              <w:rPr>
-                <w:rFonts w:cstheme="minorHAnsi"/>
-                <w:sz w:val="20"/>
-                <w:szCs w:val="20"/>
-              </w:rPr>
-              <w:t>consigneePhone</w:t>
-            </w:r>
-            <w:proofErr w:type="spellEnd"/>
-            <w:r>
-              <w:rPr>
-                <w:rFonts w:cstheme="minorHAnsi"/>
-                <w:sz w:val="20"/>
-                <w:szCs w:val="20"/>
-              </w:rPr>
-              <w:t>}{/</w:t>
-            </w:r>
-            <w:proofErr w:type="spellStart"/>
-            <w:r>
-              <w:rPr>
-                <w:rFonts w:cstheme="minorHAnsi"/>
-                <w:sz w:val="20"/>
-                <w:szCs w:val="20"/>
-              </w:rPr>
-              <w:t>consigneePhone</w:t>
-            </w:r>
-            <w:proofErr w:type="spellEnd"/>
-            <w:r>
-              <w:rPr>
-                <w:rFonts w:cstheme="minorHAnsi"/>
-                <w:sz w:val="20"/>
-                <w:szCs w:val="20"/>
-              </w:rPr>
-              <w:t>}</w:t>
-            </w:r>
-          </w:p>
-          <w:p>
-            <w:pPr>
-              <w:rPr>
-                <w:rFonts w:cstheme="minorHAnsi"/>
-                <w:sz w:val="20"/>
-                <w:szCs w:val="20"/>
-              </w:rPr>
-            </w:pPr>
-            <w:r>
-              <w:rPr>
-                <w:rFonts w:cstheme="minorHAnsi"/>
-                <w:sz w:val="20"/>
-                <w:szCs w:val="20"/>
-              </w:rPr>
-              <w:t>{#consigneeEmail}EMAIL: {</w:t>
-            </w:r>
-            <w:proofErr w:type="spellStart"/>
-            <w:r>
-              <w:rPr>
-                <w:rFonts w:cstheme="minorHAnsi"/>
-                <w:sz w:val="20"/>
-                <w:szCs w:val="20"/>
-              </w:rPr>
-              <w:t>consigneeEmail</w:t>
-            </w:r>
-            <w:proofErr w:type="spellEnd"/>
-            <w:r>
-              <w:rPr>
-                <w:rFonts w:cstheme="minorHAnsi"/>
-                <w:sz w:val="20"/>
-                <w:szCs w:val="20"/>
-              </w:rPr>
-              <w:t>}{/</w:t>
-            </w:r>
-            <w:proofErr w:type="spellStart"/>
-            <w:r>
-              <w:rPr>
-                <w:rFonts w:cstheme="minorHAnsi"/>
-                <w:sz w:val="20"/>
-                <w:szCs w:val="20"/>
-              </w:rPr>
-              <w:t>consigneeEmail</w:t>
-            </w:r>
-            <w:proofErr w:type="spellEnd"/>
-            <w:r>
-              <w:rPr>
-                <w:rFonts w:cstheme="minorHAnsi"/>
-                <w:sz w:val="20"/>
-                <w:szCs w:val="20"/>
-              </w:rPr>
-              <w:t>}</w:t>
+              <w:t>{#consigneePhone}TELE: {consigneePhone}{/consigneePhone}</w:t>
+            </w:r>
+          </w:p>
+          <w:p>
+            <w:pPr>
+              <w:rPr>
+                <w:rFonts w:cstheme="minorHAnsi"/>
+                <w:sz w:val="20"/>
+                <w:szCs w:val="20"/>
+              </w:rPr>
+            </w:pPr>
+            <w:r>
+              <w:rPr>
+                <w:rFonts w:cstheme="minorHAnsi"/>
+                <w:sz w:val="20"/>
+                <w:szCs w:val="20"/>
+              </w:rPr>
+              <w:t>{#consigneeEmail}EMAIL: {consigneeEmail}{/consigneeEmail}</w:t>
             </w:r>
           </w:p>
         </w:tc>
@@ -769,7 +677,6 @@
               </w:rPr>
               <w:t>{</w:t>
             </w:r>
-            <w:proofErr w:type="spellStart"/>
             <w:r>
               <w:rPr>
                 <w:rFonts w:cstheme="minorHAnsi"/>
@@ -778,7 +685,6 @@
               </w:rPr>
               <w:t>buyerName</w:t>
             </w:r>
-            <w:proofErr w:type="spellEnd"/>
             <w:r>
               <w:rPr>
                 <w:rFonts w:cstheme="minorHAnsi"/>
@@ -804,7 +710,6 @@
               </w:rPr>
               <w:t>{</w:t>
             </w:r>
-            <w:proofErr w:type="spellStart"/>
             <w:r>
               <w:rPr>
                 <w:rFonts w:cstheme="minorHAnsi"/>
@@ -813,7 +718,6 @@
               </w:rPr>
               <w:t>buyerAddress</w:t>
             </w:r>
-            <w:proofErr w:type="spellEnd"/>
             <w:r>
               <w:rPr>
                 <w:rFonts w:cstheme="minorHAnsi"/>
@@ -839,7 +743,6 @@
               </w:rPr>
               <w:t>{</w:t>
             </w:r>
-            <w:proofErr w:type="spellStart"/>
             <w:r>
               <w:rPr>
                 <w:rFonts w:cstheme="minorHAnsi"/>
@@ -848,7 +751,6 @@
               </w:rPr>
               <w:t>buyerCity</w:t>
             </w:r>
-            <w:proofErr w:type="spellEnd"/>
             <w:r>
               <w:rPr>
                 <w:rFonts w:cstheme="minorHAnsi"/>
@@ -857,7 +759,6 @@
               </w:rPr>
               <w:t>} {</w:t>
             </w:r>
-            <w:proofErr w:type="spellStart"/>
             <w:r>
               <w:rPr>
                 <w:rFonts w:cstheme="minorHAnsi"/>
@@ -866,7 +767,6 @@
               </w:rPr>
               <w:t>buyerState</w:t>
             </w:r>
-            <w:proofErr w:type="spellEnd"/>
             <w:r>
               <w:rPr>
                 <w:rFonts w:cstheme="minorHAnsi"/>
@@ -892,7 +792,6 @@
               </w:rPr>
               <w:t>{</w:t>
             </w:r>
-            <w:proofErr w:type="spellStart"/>
             <w:r>
               <w:rPr>
                 <w:rFonts w:cstheme="minorHAnsi"/>
@@ -901,7 +800,6 @@
               </w:rPr>
               <w:t>buyerCountry</w:t>
             </w:r>
-            <w:proofErr w:type="spellEnd"/>
             <w:r>
               <w:rPr>
                 <w:rFonts w:cstheme="minorHAnsi"/>
@@ -910,7 +808,6 @@
               </w:rPr>
               <w:t>} {</w:t>
             </w:r>
-            <w:proofErr w:type="spellStart"/>
             <w:r>
               <w:rPr>
                 <w:rFonts w:cstheme="minorHAnsi"/>
@@ -919,7 +816,6 @@
               </w:rPr>
               <w:t>buyerZip</w:t>
             </w:r>
-            <w:proofErr w:type="spellEnd"/>
             <w:r>
               <w:rPr>
                 <w:rFonts w:cstheme="minorHAnsi"/>
@@ -1000,7 +896,6 @@
               </w:rPr>
               <w:t>{</w:t>
             </w:r>
-            <w:proofErr w:type="spellStart"/>
             <w:r>
               <w:rPr>
                 <w:rFonts w:cstheme="minorHAnsi"/>
@@ -1009,7 +904,6 @@
               </w:rPr>
               <w:t>originOfGoods</w:t>
             </w:r>
-            <w:proofErr w:type="spellEnd"/>
             <w:r>
               <w:rPr>
                 <w:rFonts w:cstheme="minorHAnsi"/>
@@ -1061,7 +955,6 @@
               </w:rPr>
               <w:t>{</w:t>
             </w:r>
-            <w:proofErr w:type="spellStart"/>
             <w:r>
               <w:rPr>
                 <w:rFonts w:cstheme="minorHAnsi"/>
@@ -1070,7 +963,6 @@
               </w:rPr>
               <w:t>finalDestination</w:t>
             </w:r>
-            <w:proofErr w:type="spellEnd"/>
             <w:r>
               <w:rPr>
                 <w:rFonts w:cstheme="minorHAnsi"/>
@@ -1147,7 +1039,6 @@
               </w:rPr>
               <w:t>{</w:t>
             </w:r>
-            <w:proofErr w:type="spellStart"/>
             <w:r>
               <w:rPr>
                 <w:rFonts w:cstheme="minorHAnsi"/>
@@ -1156,7 +1047,6 @@
               </w:rPr>
               <w:t>termOfDeliveryAndPayment</w:t>
             </w:r>
-            <w:proofErr w:type="spellEnd"/>
             <w:r>
               <w:rPr>
                 <w:rFonts w:cstheme="minorHAnsi"/>
@@ -1193,7 +1083,6 @@
                 <w:szCs w:val="20"/>
               </w:rPr>
             </w:pPr>
-            <w:proofErr w:type="spellStart"/>
             <w:r>
               <w:rPr>
                 <w:rFonts w:ascii="SansSerif" w:hAnsi="SansSerif" w:cs="SansSerif"/>
@@ -1201,17 +1090,7 @@
                 <w:sz w:val="20"/>
                 <w:szCs w:val="20"/>
               </w:rPr>
-              <w:t>Precarriage</w:t>
-            </w:r>
-            <w:proofErr w:type="spellEnd"/>
-            <w:r>
-              <w:rPr>
-                <w:rFonts w:ascii="SansSerif" w:hAnsi="SansSerif" w:cs="SansSerif"/>
-                <w:color w:val="000000"/>
-                <w:sz w:val="20"/>
-                <w:szCs w:val="20"/>
-              </w:rPr>
-              <w:t xml:space="preserve"> by:</w:t>
+              <w:t>Precarriage by:</w:t>
             </w:r>
           </w:p>
           <w:p>
@@ -1231,7 +1110,6 @@
               </w:rPr>
               <w:t>{</w:t>
             </w:r>
-            <w:proofErr w:type="spellStart"/>
             <w:r>
               <w:rPr>
                 <w:rFonts w:cstheme="minorHAnsi"/>
@@ -1240,7 +1118,6 @@
               </w:rPr>
               <w:t>precarriageBy</w:t>
             </w:r>
-            <w:proofErr w:type="spellEnd"/>
             <w:r>
               <w:rPr>
                 <w:rFonts w:cstheme="minorHAnsi"/>
@@ -1302,7 +1179,6 @@
               </w:rPr>
               <w:t>{</w:t>
             </w:r>
-            <w:proofErr w:type="spellStart"/>
             <w:r>
               <w:rPr>
                 <w:rFonts w:ascii="SansSerif" w:hAnsi="SansSerif" w:cs="SansSerif"/>
@@ -1312,7 +1188,6 @@
               </w:rPr>
               <w:t>placeOfReceipt</w:t>
             </w:r>
-            <w:proofErr w:type="spellEnd"/>
             <w:r>
               <w:rPr>
                 <w:rFonts w:ascii="SansSerif" w:hAnsi="SansSerif" w:cs="SansSerif"/>
@@ -1403,7 +1278,6 @@
               </w:rPr>
               <w:t>{</w:t>
             </w:r>
-            <w:proofErr w:type="spellStart"/>
             <w:r>
               <w:rPr>
                 <w:rFonts w:ascii="SansSerif" w:hAnsi="SansSerif" w:cs="SansSerif"/>
@@ -1413,7 +1287,6 @@
               </w:rPr>
               <w:t>vesselNo</w:t>
             </w:r>
-            <w:proofErr w:type="spellEnd"/>
             <w:r>
               <w:rPr>
                 <w:rFonts w:ascii="SansSerif" w:hAnsi="SansSerif" w:cs="SansSerif"/>
@@ -1476,7 +1349,6 @@
               </w:rPr>
               <w:t>{</w:t>
             </w:r>
-            <w:proofErr w:type="spellStart"/>
             <w:r>
               <w:rPr>
                 <w:rFonts w:ascii="SansSerif" w:hAnsi="SansSerif" w:cs="SansSerif"/>
@@ -1486,7 +1358,6 @@
               </w:rPr>
               <w:t>portOfLoading</w:t>
             </w:r>
-            <w:proofErr w:type="spellEnd"/>
             <w:r>
               <w:rPr>
                 <w:rFonts w:ascii="SansSerif" w:hAnsi="SansSerif" w:cs="SansSerif"/>
@@ -1572,7 +1443,6 @@
               </w:rPr>
               <w:t>{</w:t>
             </w:r>
-            <w:proofErr w:type="spellStart"/>
             <w:r>
               <w:rPr>
                 <w:rFonts w:ascii="SansSerif" w:hAnsi="SansSerif" w:cs="SansSerif"/>
@@ -1582,7 +1452,6 @@
               </w:rPr>
               <w:t>portOfDischarge</w:t>
             </w:r>
-            <w:proofErr w:type="spellEnd"/>
             <w:r>
               <w:rPr>
                 <w:rFonts w:ascii="SansSerif" w:hAnsi="SansSerif" w:cs="SansSerif"/>
@@ -1641,7 +1510,6 @@
               </w:rPr>
               <w:t>{</w:t>
             </w:r>
-            <w:proofErr w:type="spellStart"/>
             <w:r>
               <w:rPr>
                 <w:rFonts w:ascii="SansSerif" w:hAnsi="SansSerif" w:cs="SansSerif"/>
@@ -1651,7 +1519,6 @@
               </w:rPr>
               <w:t>finalDestination</w:t>
             </w:r>
-            <w:proofErr w:type="spellEnd"/>
             <w:r>
               <w:rPr>
                 <w:rFonts w:ascii="SansSerif" w:hAnsi="SansSerif" w:cs="SansSerif"/>
@@ -1722,7 +1589,6 @@
               </w:rPr>
               <w:t>{</w:t>
             </w:r>
-            <w:proofErr w:type="spellStart"/>
             <w:r>
               <w:rPr>
                 <w:rFonts w:cstheme="minorHAnsi"/>
@@ -1731,7 +1597,6 @@
               </w:rPr>
               <w:t>privateRemark</w:t>
             </w:r>
-            <w:proofErr w:type="spellEnd"/>
             <w:r>
               <w:rPr>
                 <w:rFonts w:cstheme="minorHAnsi"/>
@@ -1998,29 +1863,7 @@
                       <w:sz w:val="19"/>
                       <w:szCs w:val="19"/>
                     </w:rPr>
-                    <w:t>{</w:t>
-                  </w:r>
-                  <w:proofErr w:type="spellStart"/>
-                  <w:r>
-                    <w:rPr>
-                      <w:rFonts w:cstheme="minorHAnsi"/>
-                      <w:b/>
-                      <w:bCs/>
-                      <w:sz w:val="19"/>
-                      <w:szCs w:val="19"/>
-                    </w:rPr>
-                    <w:t>currencyChar</w:t>
-                  </w:r>
-                  <w:proofErr w:type="spellEnd"/>
-                  <w:r>
-                    <w:rPr>
-                      <w:rFonts w:cstheme="minorHAnsi"/>
-                      <w:b/>
-                      <w:bCs/>
-                      <w:sz w:val="19"/>
-                      <w:szCs w:val="19"/>
-                    </w:rPr>
-                    <w:t>}</w:t>
+                    <w:t>{currencyChar}</w:t>
                   </w:r>
                 </w:p>
               </w:tc>
@@ -2075,29 +1918,7 @@
                       <w:sz w:val="19"/>
                       <w:szCs w:val="19"/>
                     </w:rPr>
-                    <w:t>{</w:t>
-                  </w:r>
-                  <w:proofErr w:type="spellStart"/>
-                  <w:r>
-                    <w:rPr>
-                      <w:rFonts w:cstheme="minorHAnsi"/>
-                      <w:b/>
-                      <w:bCs/>
-                      <w:sz w:val="19"/>
-                      <w:szCs w:val="19"/>
-                    </w:rPr>
-                    <w:t>currencyChar</w:t>
-                  </w:r>
-                  <w:proofErr w:type="spellEnd"/>
-                  <w:r>
-                    <w:rPr>
-                      <w:rFonts w:cstheme="minorHAnsi"/>
-                      <w:b/>
-                      <w:bCs/>
-                      <w:sz w:val="19"/>
-                      <w:szCs w:val="19"/>
-                    </w:rPr>
-                    <w:t>}</w:t>
+                    <w:t>{currencyChar}</w:t>
                   </w:r>
                 </w:p>
               </w:tc>
@@ -2168,51 +1989,7 @@
                       <w:sz w:val="20"/>
                       <w:szCs w:val="20"/>
                     </w:rPr>
-                    <w:t>{length} X {width} X {height} MM  {#fsc} – {</w:t>
-                  </w:r>
-                  <w:proofErr w:type="spellStart"/>
-                  <w:r>
-                    <w:rPr>
-                      <w:rFonts w:cstheme="minorHAnsi"/>
-                      <w:b/>
-                      <w:bCs/>
-                      <w:sz w:val="20"/>
-                      <w:szCs w:val="20"/>
-                    </w:rPr>
-                    <w:t>fsc</w:t>
-                  </w:r>
-                  <w:proofErr w:type="spellEnd"/>
-                  <w:r>
-                    <w:rPr>
-                      <w:rFonts w:cstheme="minorHAnsi"/>
-                      <w:b/>
-                      <w:bCs/>
-                      <w:sz w:val="20"/>
-                      <w:szCs w:val="20"/>
-                    </w:rPr>
-                    <w:t>}{/</w:t>
-                  </w:r>
-                  <w:proofErr w:type="spellStart"/>
-                  <w:r>
-                    <w:rPr>
-                      <w:rFonts w:cstheme="minorHAnsi"/>
-                      <w:b/>
-                      <w:bCs/>
-                      <w:sz w:val="20"/>
-                      <w:szCs w:val="20"/>
-                    </w:rPr>
-                    <w:t>fsc</w:t>
-                  </w:r>
-                  <w:proofErr w:type="spellEnd"/>
-                  <w:r>
-                    <w:rPr>
-                      <w:rFonts w:cstheme="minorHAnsi"/>
-                      <w:b/>
-                      <w:bCs/>
-                      <w:sz w:val="20"/>
-                      <w:szCs w:val="20"/>
-                    </w:rPr>
-                    <w:t>}</w:t>
+                    <w:t>{length} X {width} X {height} MM  {#fsc} – {fsc}{/fsc}</w:t>
                   </w:r>
                 </w:p>
               </w:tc>
@@ -2296,43 +2073,7 @@
                       <w:sz w:val="18"/>
                       <w:szCs w:val="18"/>
                     </w:rPr>
-                    <w:t>{#invoices}{containerFrom}{#containerTo} to {</w:t>
-                  </w:r>
-                  <w:proofErr w:type="spellStart"/>
-                  <w:r>
-                    <w:rPr>
-                      <w:rFonts w:cstheme="minorHAnsi"/>
-                      <w:sz w:val="18"/>
-                      <w:szCs w:val="18"/>
-                    </w:rPr>
-                    <w:t>containerTo</w:t>
-                  </w:r>
-                  <w:proofErr w:type="spellEnd"/>
-                  <w:r>
-                    <w:rPr>
-                      <w:rFonts w:cstheme="minorHAnsi"/>
-                      <w:sz w:val="18"/>
-                      <w:szCs w:val="18"/>
-                    </w:rPr>
-                    <w:t>}{/</w:t>
-                  </w:r>
-                  <w:proofErr w:type="spellStart"/>
-                  <w:r>
-                    <w:rPr>
-                      <w:rFonts w:cstheme="minorHAnsi"/>
-                      <w:sz w:val="18"/>
-                      <w:szCs w:val="18"/>
-                    </w:rPr>
-                    <w:t>containerTo</w:t>
-                  </w:r>
-                  <w:proofErr w:type="spellEnd"/>
-                  <w:r>
-                    <w:rPr>
-                      <w:rFonts w:cstheme="minorHAnsi"/>
-                      <w:sz w:val="18"/>
-                      <w:szCs w:val="18"/>
-                    </w:rPr>
-                    <w:t>}</w:t>
+                    <w:t>{#invoices}{containerFrom}{#containerTo} to {containerTo}{/containerTo}</w:t>
                   </w:r>
                 </w:p>
               </w:tc>
@@ -2361,25 +2102,7 @@
                       <w:sz w:val="18"/>
                       <w:szCs w:val="18"/>
                     </w:rPr>
-                    <w:t>{</w:t>
-                  </w:r>
-                  <w:proofErr w:type="spellStart"/>
-                  <w:r>
-                    <w:rPr>
-                      <w:rFonts w:cstheme="minorHAnsi"/>
-                      <w:sz w:val="18"/>
-                      <w:szCs w:val="18"/>
-                    </w:rPr>
-                    <w:t>materialGrade</w:t>
-                  </w:r>
-                  <w:proofErr w:type="spellEnd"/>
-                  <w:r>
-                    <w:rPr>
-                      <w:rFonts w:cstheme="minorHAnsi"/>
-                      <w:sz w:val="18"/>
-                      <w:szCs w:val="18"/>
-                    </w:rPr>
-                    <w:t>}</w:t>
+                    <w:t>{materialGrade}</w:t>
                   </w:r>
                   <w:r>
                     <w:rPr>
@@ -2395,25 +2118,7 @@
                       <w:sz w:val="18"/>
                       <w:szCs w:val="18"/>
                     </w:rPr>
-                    <w:t>{</w:t>
-                  </w:r>
-                  <w:proofErr w:type="spellStart"/>
-                  <w:r>
-                    <w:rPr>
-                      <w:rFonts w:cstheme="minorHAnsi"/>
-                      <w:sz w:val="18"/>
-                      <w:szCs w:val="18"/>
-                    </w:rPr>
-                    <w:t>brandName</w:t>
-                  </w:r>
-                  <w:proofErr w:type="spellEnd"/>
-                  <w:r>
-                    <w:rPr>
-                      <w:rFonts w:cstheme="minorHAnsi"/>
-                      <w:sz w:val="18"/>
-                      <w:szCs w:val="18"/>
-                    </w:rPr>
-                    <w:t>}</w:t>
+                    <w:t>{brandName}</w:t>
                   </w:r>
                 </w:p>
               </w:tc>
@@ -2442,25 +2147,7 @@
                       <w:sz w:val="18"/>
                       <w:szCs w:val="18"/>
                     </w:rPr>
-                    <w:t>{</w:t>
-                  </w:r>
-                  <w:proofErr w:type="spellStart"/>
-                  <w:r>
-                    <w:rPr>
-                      <w:rFonts w:cstheme="minorHAnsi"/>
-                      <w:sz w:val="18"/>
-                      <w:szCs w:val="18"/>
-                    </w:rPr>
-                    <w:t>designType</w:t>
-                  </w:r>
-                  <w:proofErr w:type="spellEnd"/>
-                  <w:r>
-                    <w:rPr>
-                      <w:rFonts w:cstheme="minorHAnsi"/>
-                      <w:sz w:val="18"/>
-                      <w:szCs w:val="18"/>
-                    </w:rPr>
-                    <w:t>}</w:t>
+                    <w:t>{designType}</w:t>
                   </w:r>
                 </w:p>
               </w:tc>
@@ -2488,25 +2175,7 @@
                       <w:sz w:val="18"/>
                       <w:szCs w:val="18"/>
                     </w:rPr>
-                    <w:t>{</w:t>
-                  </w:r>
-                  <w:proofErr w:type="spellStart"/>
-                  <w:r>
-                    <w:rPr>
-                      <w:rFonts w:cstheme="minorHAnsi"/>
-                      <w:sz w:val="18"/>
-                      <w:szCs w:val="18"/>
-                    </w:rPr>
-                    <w:t>finishType</w:t>
-                  </w:r>
-                  <w:proofErr w:type="spellEnd"/>
-                  <w:r>
-                    <w:rPr>
-                      <w:rFonts w:cstheme="minorHAnsi"/>
-                      <w:sz w:val="18"/>
-                      <w:szCs w:val="18"/>
-                    </w:rPr>
-                    <w:t>}</w:t>
+                    <w:t>{finishType}</w:t>
                   </w:r>
                 </w:p>
               </w:tc>
@@ -2583,25 +2252,7 @@
                       <w:sz w:val="18"/>
                       <w:szCs w:val="18"/>
                     </w:rPr>
-                    <w:t>{value} {/invoices} {/</w:t>
-                  </w:r>
-                  <w:proofErr w:type="spellStart"/>
-                  <w:r>
-                    <w:rPr>
-                      <w:rFonts w:cstheme="minorHAnsi"/>
-                      <w:sz w:val="18"/>
-                      <w:szCs w:val="18"/>
-                    </w:rPr>
-                    <w:t>IPItems</w:t>
-                  </w:r>
-                  <w:proofErr w:type="spellEnd"/>
-                  <w:r>
-                    <w:rPr>
-                      <w:rFonts w:cstheme="minorHAnsi"/>
-                      <w:sz w:val="18"/>
-                      <w:szCs w:val="18"/>
-                    </w:rPr>
-                    <w:t>}</w:t>
+                    <w:t>{value} {/invoices} {/IPItems}</w:t>
                   </w:r>
                 </w:p>
               </w:tc>
@@ -2743,55 +2394,7 @@
                       <w:sz w:val="18"/>
                       <w:szCs w:val="18"/>
                     </w:rPr>
-                    <w:t>{</w:t>
-                  </w:r>
-                  <w:proofErr w:type="spellStart"/>
-                  <w:r>
-                    <w:rPr>
-                      <w:sz w:val="18"/>
-                      <w:szCs w:val="18"/>
-                    </w:rPr>
-                    <w:t>containerFrom</w:t>
-                  </w:r>
-                  <w:proofErr w:type="spellEnd"/>
-                  <w:r>
-                    <w:rPr>
-                      <w:sz w:val="18"/>
-                      <w:szCs w:val="18"/>
-                    </w:rPr>
-                    <w:t>}{#containerTo} to {</w:t>
-                  </w:r>
-                  <w:proofErr w:type="spellStart"/>
-                  <w:r>
-                    <w:rPr>
-                      <w:sz w:val="18"/>
-                      <w:szCs w:val="18"/>
-                    </w:rPr>
-                    <w:t>containerTo</w:t>
-                  </w:r>
-                  <w:proofErr w:type="spellEnd"/>
-                  <w:r>
-                    <w:rPr>
-                      <w:sz w:val="18"/>
-                      <w:szCs w:val="18"/>
-                    </w:rPr>
-                    <w:t>} {/</w:t>
-                  </w:r>
-                  <w:proofErr w:type="spellStart"/>
-                  <w:r>
-                    <w:rPr>
-                      <w:sz w:val="18"/>
-                      <w:szCs w:val="18"/>
-                    </w:rPr>
-                    <w:t>containerTo</w:t>
-                  </w:r>
-                  <w:proofErr w:type="spellEnd"/>
-                  <w:r>
-                    <w:rPr>
-                      <w:sz w:val="18"/>
-                      <w:szCs w:val="18"/>
-                    </w:rPr>
-                    <w:t>}</w:t>
+                    <w:t>{containerFrom}{#containerTo} to {containerTo} {/containerTo}</w:t>
                   </w:r>
                 </w:p>
               </w:tc>
@@ -2808,12 +2411,37 @@
                     <w:pStyle w:val="NoSpacing"/>
                     <w:framePr w:hSpace="180" w:wrap="around" w:vAnchor="page" w:hAnchor="margin" w:y="481"/>
                     <w:spacing w:line="276" w:lineRule="auto"/>
+                    <w:jc w:val="center"/>
                     <w:rPr>
                       <w:rFonts w:cstheme="minorHAnsi"/>
                       <w:sz w:val="18"/>
                       <w:szCs w:val="18"/>
                     </w:rPr>
                   </w:pPr>
+                  <w:r>
+                    <w:rPr>
+                      <w:rFonts w:cstheme="minorHAnsi"/>
+                      <w:sz w:val="18"/>
+                      <w:szCs w:val="18"/>
+                    </w:rPr>
+                    <w:t xml:space="preserve">{materialGrade}  {brandName} </w:t>
+                  </w:r>
+                  <w:r>
+                    <w:rPr>
+                      <w:rFonts w:cstheme="minorHAnsi"/>
+                      <w:sz w:val="18"/>
+                      <w:szCs w:val="18"/>
+                    </w:rPr>
+                    <w:t xml:space="preserve"> </w:t>
+                  </w:r>
+                  <w:r>
+                    <w:rPr>
+                      <w:rFonts w:cstheme="minorHAnsi"/>
+                      <w:sz w:val="18"/>
+                      <w:szCs w:val="18"/>
+                    </w:rPr>
+                    <w:t>{designType}  {finishType}</w:t>
+                  </w:r>
                 </w:p>
               </w:tc>
               <w:tc>
@@ -2873,7 +2501,6 @@
                     </w:rPr>
                     <w:t>{/</w:t>
                   </w:r>
-                  <w:proofErr w:type="spellStart"/>
                   <w:r>
                     <w:rPr>
                       <w:rFonts w:cstheme="minorHAnsi"/>
@@ -2882,7 +2509,6 @@
                     </w:rPr>
                     <w:t>sampleBox</w:t>
                   </w:r>
-                  <w:proofErr w:type="spellEnd"/>
                   <w:r>
                     <w:rPr>
                       <w:rFonts w:cstheme="minorHAnsi"/>
@@ -2939,7 +2565,6 @@
               </w:rPr>
               <w:t>{</w:t>
             </w:r>
-            <w:proofErr w:type="spellStart"/>
             <w:r>
               <w:rPr>
                 <w:rFonts w:cstheme="minorHAnsi"/>
@@ -2948,7 +2573,6 @@
               </w:rPr>
               <w:t>totalAmount</w:t>
             </w:r>
-            <w:proofErr w:type="spellEnd"/>
             <w:r>
               <w:rPr>
                 <w:rFonts w:cstheme="minorHAnsi"/>
@@ -3136,25 +2760,7 @@
                 <w:sz w:val="20"/>
                 <w:szCs w:val="20"/>
               </w:rPr>
-              <w:t>{</w:t>
-            </w:r>
-            <w:proofErr w:type="spellStart"/>
-            <w:r>
-              <w:rPr>
-                <w:rFonts w:cstheme="minorHAnsi"/>
-                <w:sz w:val="20"/>
-                <w:szCs w:val="20"/>
-              </w:rPr>
-              <w:t>totalAddition</w:t>
-            </w:r>
-            <w:proofErr w:type="spellEnd"/>
-            <w:r>
-              <w:rPr>
-                <w:rFonts w:cstheme="minorHAnsi"/>
-                <w:sz w:val="20"/>
-                <w:szCs w:val="20"/>
-              </w:rPr>
-              <w:t>}</w:t>
+              <w:t>{totalAddition}</w:t>
             </w:r>
           </w:p>
           <w:p>
@@ -3174,25 +2780,7 @@
                 <w:sz w:val="20"/>
                 <w:szCs w:val="20"/>
               </w:rPr>
-              <w:t>{</w:t>
-            </w:r>
-            <w:proofErr w:type="spellStart"/>
-            <w:r>
-              <w:rPr>
-                <w:rFonts w:cstheme="minorHAnsi"/>
-                <w:sz w:val="20"/>
-                <w:szCs w:val="20"/>
-              </w:rPr>
-              <w:t>totalDiscount</w:t>
-            </w:r>
-            <w:proofErr w:type="spellEnd"/>
-            <w:r>
-              <w:rPr>
-                <w:rFonts w:cstheme="minorHAnsi"/>
-                <w:sz w:val="20"/>
-                <w:szCs w:val="20"/>
-              </w:rPr>
-              <w:t>}</w:t>
+              <w:t>{totalDiscount}</w:t>
             </w:r>
           </w:p>
           <w:p>
@@ -3247,51 +2835,15 @@
                 <w:sz w:val="20"/>
                 <w:szCs w:val="20"/>
               </w:rPr>
-              <w:t>Total {</w:t>
-            </w:r>
-            <w:proofErr w:type="spellStart"/>
-            <w:r>
-              <w:rPr>
-                <w:rFonts w:cstheme="minorHAnsi"/>
-                <w:sz w:val="20"/>
-                <w:szCs w:val="20"/>
-              </w:rPr>
-              <w:t>deliveryTerms</w:t>
-            </w:r>
-            <w:proofErr w:type="spellEnd"/>
-            <w:r>
-              <w:rPr>
-                <w:rFonts w:cstheme="minorHAnsi"/>
-                <w:sz w:val="20"/>
-                <w:szCs w:val="20"/>
-              </w:rPr>
-              <w:t xml:space="preserve">} </w:t>
-            </w:r>
-            <w:r>
-              <w:rPr>
-                <w:rFonts w:cstheme="minorHAnsi"/>
-                <w:sz w:val="20"/>
-                <w:szCs w:val="20"/>
-              </w:rPr>
-              <w:t>{</w:t>
-            </w:r>
-            <w:proofErr w:type="spellStart"/>
-            <w:r>
-              <w:rPr>
-                <w:rFonts w:cstheme="minorHAnsi"/>
-                <w:sz w:val="20"/>
-                <w:szCs w:val="20"/>
-              </w:rPr>
-              <w:t>dischargeTerms</w:t>
-            </w:r>
-            <w:proofErr w:type="spellEnd"/>
-            <w:r>
-              <w:rPr>
-                <w:rFonts w:cstheme="minorHAnsi"/>
-                <w:sz w:val="20"/>
-                <w:szCs w:val="20"/>
-              </w:rPr>
-              <w:t>}</w:t>
+              <w:t xml:space="preserve">Total {deliveryTerms} </w:t>
+            </w:r>
+            <w:r>
+              <w:rPr>
+                <w:rFonts w:cstheme="minorHAnsi"/>
+                <w:sz w:val="20"/>
+                <w:szCs w:val="20"/>
+              </w:rPr>
+              <w:t>{dischargeTerms}</w:t>
             </w:r>
             <w:r>
               <w:rPr>
@@ -3307,43 +2859,7 @@
                 <w:sz w:val="20"/>
                 <w:szCs w:val="20"/>
               </w:rPr>
-              <w:t xml:space="preserve"> {</w:t>
-            </w:r>
-            <w:proofErr w:type="spellStart"/>
-            <w:r>
-              <w:rPr>
-                <w:rFonts w:cstheme="minorHAnsi"/>
-                <w:sz w:val="20"/>
-                <w:szCs w:val="20"/>
-              </w:rPr>
-              <w:t>currencyChar</w:t>
-            </w:r>
-            <w:proofErr w:type="spellEnd"/>
-            <w:r>
-              <w:rPr>
-                <w:rFonts w:cstheme="minorHAnsi"/>
-                <w:sz w:val="20"/>
-                <w:szCs w:val="20"/>
-              </w:rPr>
-              <w:t>} {</w:t>
-            </w:r>
-            <w:proofErr w:type="spellStart"/>
-            <w:r>
-              <w:rPr>
-                <w:rFonts w:cstheme="minorHAnsi"/>
-                <w:sz w:val="20"/>
-                <w:szCs w:val="20"/>
-              </w:rPr>
-              <w:t>netAmountWords</w:t>
-            </w:r>
-            <w:proofErr w:type="spellEnd"/>
-            <w:r>
-              <w:rPr>
-                <w:rFonts w:cstheme="minorHAnsi"/>
-                <w:sz w:val="20"/>
-                <w:szCs w:val="20"/>
-              </w:rPr>
-              <w:t>}</w:t>
+              <w:t xml:space="preserve"> {currencyChar} {netAmountWords}</w:t>
             </w:r>
           </w:p>
         </w:tc>
@@ -3374,25 +2890,7 @@
                 <w:sz w:val="20"/>
                 <w:szCs w:val="20"/>
               </w:rPr>
-              <w:t>{</w:t>
-            </w:r>
-            <w:proofErr w:type="spellStart"/>
-            <w:r>
-              <w:rPr>
-                <w:rFonts w:cstheme="minorHAnsi"/>
-                <w:sz w:val="20"/>
-                <w:szCs w:val="20"/>
-              </w:rPr>
-              <w:t>netAmount</w:t>
-            </w:r>
-            <w:proofErr w:type="spellEnd"/>
-            <w:r>
-              <w:rPr>
-                <w:rFonts w:cstheme="minorHAnsi"/>
-                <w:sz w:val="20"/>
-                <w:szCs w:val="20"/>
-              </w:rPr>
-              <w:t>}</w:t>
+              <w:t>{netAmount}</w:t>
             </w:r>
           </w:p>
         </w:tc>
@@ -3546,7 +3044,6 @@
               </w:rPr>
               <w:t>{</w:t>
             </w:r>
-            <w:proofErr w:type="spellStart"/>
             <w:r>
               <w:rPr>
                 <w:rFonts w:cstheme="minorHAnsi"/>
@@ -3555,7 +3052,6 @@
               </w:rPr>
               <w:t>totalQuantity</w:t>
             </w:r>
-            <w:proofErr w:type="spellEnd"/>
             <w:r>
               <w:rPr>
                 <w:rFonts w:cstheme="minorHAnsi"/>
@@ -3620,7 +3116,6 @@
               </w:rPr>
               <w:t>{</w:t>
             </w:r>
-            <w:proofErr w:type="spellStart"/>
             <w:r>
               <w:rPr>
                 <w:rFonts w:cstheme="minorHAnsi"/>
@@ -3629,7 +3124,6 @@
               </w:rPr>
               <w:t>totalBox</w:t>
             </w:r>
-            <w:proofErr w:type="spellEnd"/>
             <w:r>
               <w:rPr>
                 <w:rFonts w:cstheme="minorHAnsi"/>
@@ -3714,7 +3208,6 @@
               </w:rPr>
               <w:t>{</w:t>
             </w:r>
-            <w:proofErr w:type="spellStart"/>
             <w:r>
               <w:rPr>
                 <w:rFonts w:cstheme="minorHAnsi"/>
@@ -3723,7 +3216,6 @@
               </w:rPr>
               <w:t>totalNetWeight</w:t>
             </w:r>
-            <w:proofErr w:type="spellEnd"/>
             <w:r>
               <w:rPr>
                 <w:rFonts w:cstheme="minorHAnsi"/>
@@ -3752,7 +3244,6 @@
               </w:rPr>
               <w:t>{</w:t>
             </w:r>
-            <w:proofErr w:type="spellStart"/>
             <w:r>
               <w:rPr>
                 <w:rFonts w:cstheme="minorHAnsi"/>
@@ -3761,7 +3252,6 @@
               </w:rPr>
               <w:t>totalGrossWeight</w:t>
             </w:r>
-            <w:proofErr w:type="spellEnd"/>
             <w:r>
               <w:rPr>
                 <w:rFonts w:cstheme="minorHAnsi"/>

--- a/electron/database/generate-document/templates/party-invoice-uk.docx
+++ b/electron/database/generate-document/templates/party-invoice-uk.docx
@@ -11,7 +11,8 @@
         <w:tblLook w:val="04A0" w:firstRow="1" w:lastRow="0" w:firstColumn="1" w:lastColumn="0" w:noHBand="0" w:noVBand="1"/>
       </w:tblPr>
       <w:tblGrid>
-        <w:gridCol w:w="2619"/>
+        <w:gridCol w:w="1701"/>
+        <w:gridCol w:w="918"/>
         <w:gridCol w:w="301"/>
         <w:gridCol w:w="881"/>
         <w:gridCol w:w="1400"/>
@@ -27,7 +28,67 @@
         </w:trPr>
         <w:tc>
           <w:tcPr>
-            <w:tcW w:w="5585" w:type="dxa"/>
+            <w:tcW w:w="1701" w:type="dxa"/>
+            <w:vMerge w:val="restart"/>
+            <w:tcBorders>
+              <w:left w:val="nil"/>
+              <w:right w:val="nil"/>
+            </w:tcBorders>
+          </w:tcPr>
+          <w:p>
+            <w:pPr>
+              <w:rPr>
+                <w:rFonts w:cstheme="minorHAnsi"/>
+                <w:sz w:val="20"/>
+                <w:szCs w:val="20"/>
+              </w:rPr>
+            </w:pPr>
+            <w:bookmarkStart w:id="0" w:name="_Hlk193468052"/>
+            <w:r>
+              <w:rPr>
+                <w:noProof/>
+              </w:rPr>
+              <w:drawing>
+                <wp:inline distT="0" distB="0" distL="0" distR="0" wp14:anchorId="0243E052" wp14:editId="01016450">
+                  <wp:extent cx="819048" cy="780952"/>
+                  <wp:effectExtent l="0" t="0" r="635" b="635"/>
+                  <wp:docPr id="1352000428" name="Picture 1"/>
+                  <wp:cNvGraphicFramePr>
+                    <a:graphicFrameLocks xmlns:a="http://schemas.openxmlformats.org/drawingml/2006/main" noChangeAspect="1"/>
+                  </wp:cNvGraphicFramePr>
+                  <a:graphic xmlns:a="http://schemas.openxmlformats.org/drawingml/2006/main">
+                    <a:graphicData uri="http://schemas.openxmlformats.org/drawingml/2006/picture">
+                      <pic:pic xmlns:pic="http://schemas.openxmlformats.org/drawingml/2006/picture">
+                        <pic:nvPicPr>
+                          <pic:cNvPr id="1352000428" name=""/>
+                          <pic:cNvPicPr/>
+                        </pic:nvPicPr>
+                        <pic:blipFill>
+                          <a:blip r:embed="rId7"/>
+                          <a:stretch>
+                            <a:fillRect/>
+                          </a:stretch>
+                        </pic:blipFill>
+                        <pic:spPr>
+                          <a:xfrm>
+                            <a:off x="0" y="0"/>
+                            <a:ext cx="819048" cy="780952"/>
+                          </a:xfrm>
+                          <a:prstGeom prst="rect">
+                            <a:avLst/>
+                          </a:prstGeom>
+                        </pic:spPr>
+                      </pic:pic>
+                    </a:graphicData>
+                  </a:graphic>
+                </wp:inline>
+              </w:drawing>
+            </w:r>
+          </w:p>
+        </w:tc>
+        <w:tc>
+          <w:tcPr>
+            <w:tcW w:w="3884" w:type="dxa"/>
             <w:gridSpan w:val="5"/>
             <w:vMerge w:val="restart"/>
             <w:tcBorders>
@@ -42,84 +103,6 @@
                 <w:szCs w:val="20"/>
               </w:rPr>
             </w:pPr>
-            <w:bookmarkStart w:id="0" w:name="_Hlk193468052"/>
-            <w:r>
-              <w:rPr>
-                <w:rFonts w:cstheme="minorHAnsi"/>
-                <w:noProof/>
-                <w:sz w:val="20"/>
-                <w:szCs w:val="20"/>
-              </w:rPr>
-              <w:drawing>
-                <wp:anchor distT="0" distB="0" distL="114300" distR="114300" simplePos="0" relativeHeight="251662336" behindDoc="0" locked="0" layoutInCell="0" allowOverlap="1" wp14:anchorId="2702D626" wp14:editId="32DE2D66">
-                  <wp:simplePos x="0" y="0"/>
-                  <wp:positionH relativeFrom="page">
-                    <wp:posOffset>43815</wp:posOffset>
-                  </wp:positionH>
-                  <wp:positionV relativeFrom="page">
-                    <wp:posOffset>57785</wp:posOffset>
-                  </wp:positionV>
-                  <wp:extent cx="812800" cy="787400"/>
-                  <wp:effectExtent l="0" t="0" r="6350" b="0"/>
-                  <wp:wrapThrough wrapText="bothSides">
-                    <wp:wrapPolygon edited="0">
-                      <wp:start x="7088" y="0"/>
-                      <wp:lineTo x="0" y="1568"/>
-                      <wp:lineTo x="0" y="20903"/>
-                      <wp:lineTo x="21263" y="20903"/>
-                      <wp:lineTo x="21263" y="1568"/>
-                      <wp:lineTo x="14175" y="0"/>
-                      <wp:lineTo x="7088" y="0"/>
-                    </wp:wrapPolygon>
-                  </wp:wrapThrough>
-                  <wp:docPr id="274" name="Picture 69"/>
-                  <wp:cNvGraphicFramePr>
-                    <a:graphicFrameLocks xmlns:a="http://schemas.openxmlformats.org/drawingml/2006/main"/>
-                  </wp:cNvGraphicFramePr>
-                  <a:graphic xmlns:a="http://schemas.openxmlformats.org/drawingml/2006/main">
-                    <a:graphicData uri="http://schemas.openxmlformats.org/drawingml/2006/picture">
-                      <pic:pic xmlns:pic="http://schemas.openxmlformats.org/drawingml/2006/picture">
-                        <pic:nvPicPr>
-                          <pic:cNvPr id="0" name="Picture 69"/>
-                          <pic:cNvPicPr>
-                            <a:picLocks noChangeArrowheads="1"/>
-                          </pic:cNvPicPr>
-                        </pic:nvPicPr>
-                        <pic:blipFill>
-                          <a:blip r:embed="rId7" cstate="print">
-                            <a:extLst>
-                              <a:ext uri="{28A0092B-C50C-407E-A947-70E740481C1C}">
-                                <a14:useLocalDpi xmlns:a14="http://schemas.microsoft.com/office/drawing/2010/main" val="0"/>
-                              </a:ext>
-                            </a:extLst>
-                          </a:blip>
-                          <a:srcRect/>
-                          <a:stretch>
-                            <a:fillRect/>
-                          </a:stretch>
-                        </pic:blipFill>
-                        <pic:spPr bwMode="auto">
-                          <a:xfrm>
-                            <a:off x="0" y="0"/>
-                            <a:ext cx="812800" cy="787400"/>
-                          </a:xfrm>
-                          <a:prstGeom prst="rect">
-                            <a:avLst/>
-                          </a:prstGeom>
-                          <a:noFill/>
-                        </pic:spPr>
-                      </pic:pic>
-                    </a:graphicData>
-                  </a:graphic>
-                  <wp14:sizeRelH relativeFrom="page">
-                    <wp14:pctWidth>0</wp14:pctWidth>
-                  </wp14:sizeRelH>
-                  <wp14:sizeRelV relativeFrom="page">
-                    <wp14:pctHeight>0</wp14:pctHeight>
-                  </wp14:sizeRelV>
-                </wp:anchor>
-              </w:drawing>
-            </w:r>
             <w:r>
               <w:rPr>
                 <w:rFonts w:cstheme="minorHAnsi"/>
@@ -219,12 +202,14 @@
               </w:rPr>
               <w:t>{</w:t>
             </w:r>
+            <w:proofErr w:type="spellStart"/>
             <w:r>
               <w:rPr>
                 <w:rFonts w:cstheme="minorHAnsi"/>
               </w:rPr>
               <w:t>modifyInvNo</w:t>
             </w:r>
+            <w:proofErr w:type="spellEnd"/>
             <w:r>
               <w:rPr>
                 <w:rFonts w:cstheme="minorHAnsi"/>
@@ -266,12 +251,14 @@
               </w:rPr>
               <w:t>{</w:t>
             </w:r>
+            <w:proofErr w:type="spellStart"/>
             <w:r>
               <w:rPr>
                 <w:rFonts w:cstheme="minorHAnsi"/>
               </w:rPr>
               <w:t>invoiceDate</w:t>
             </w:r>
+            <w:proofErr w:type="spellEnd"/>
             <w:r>
               <w:rPr>
                 <w:rFonts w:cstheme="minorHAnsi"/>
@@ -287,7 +274,24 @@
         </w:trPr>
         <w:tc>
           <w:tcPr>
-            <w:tcW w:w="5585" w:type="dxa"/>
+            <w:tcW w:w="1701" w:type="dxa"/>
+            <w:vMerge/>
+            <w:tcBorders>
+              <w:left w:val="nil"/>
+              <w:right w:val="nil"/>
+            </w:tcBorders>
+          </w:tcPr>
+          <w:p>
+            <w:pPr>
+              <w:rPr>
+                <w:rFonts w:cstheme="minorHAnsi"/>
+              </w:rPr>
+            </w:pPr>
+          </w:p>
+        </w:tc>
+        <w:tc>
+          <w:tcPr>
+            <w:tcW w:w="3884" w:type="dxa"/>
             <w:gridSpan w:val="5"/>
             <w:vMerge/>
             <w:tcBorders>
@@ -334,12 +338,14 @@
               </w:rPr>
               <w:t>{</w:t>
             </w:r>
+            <w:proofErr w:type="spellStart"/>
             <w:r>
               <w:rPr>
                 <w:rFonts w:cstheme="minorHAnsi"/>
               </w:rPr>
               <w:t>buyersOrderNo</w:t>
             </w:r>
+            <w:proofErr w:type="spellEnd"/>
             <w:r>
               <w:rPr>
                 <w:rFonts w:cstheme="minorHAnsi"/>
@@ -382,12 +388,14 @@
               </w:rPr>
               <w:t>{</w:t>
             </w:r>
+            <w:proofErr w:type="spellStart"/>
             <w:r>
               <w:rPr>
                 <w:rFonts w:cstheme="minorHAnsi"/>
               </w:rPr>
               <w:t>orderDate</w:t>
             </w:r>
+            <w:proofErr w:type="spellEnd"/>
             <w:r>
               <w:rPr>
                 <w:rFonts w:cstheme="minorHAnsi"/>
@@ -404,7 +412,7 @@
         <w:tc>
           <w:tcPr>
             <w:tcW w:w="5585" w:type="dxa"/>
-            <w:gridSpan w:val="5"/>
+            <w:gridSpan w:val="6"/>
             <w:vMerge w:val="restart"/>
             <w:tcBorders>
               <w:left w:val="nil"/>
@@ -452,6 +460,7 @@
               </w:rPr>
               <w:t>{</w:t>
             </w:r>
+            <w:proofErr w:type="spellStart"/>
             <w:r>
               <w:rPr>
                 <w:rFonts w:cstheme="minorHAnsi"/>
@@ -460,6 +469,7 @@
               </w:rPr>
               <w:t>consigneeName</w:t>
             </w:r>
+            <w:proofErr w:type="spellEnd"/>
             <w:r>
               <w:rPr>
                 <w:rFonts w:cstheme="minorHAnsi"/>
@@ -485,6 +495,7 @@
               </w:rPr>
               <w:t>{</w:t>
             </w:r>
+            <w:proofErr w:type="spellStart"/>
             <w:r>
               <w:rPr>
                 <w:rFonts w:cstheme="minorHAnsi"/>
@@ -493,6 +504,7 @@
               </w:rPr>
               <w:t>consigneeAddress</w:t>
             </w:r>
+            <w:proofErr w:type="spellEnd"/>
             <w:r>
               <w:rPr>
                 <w:rFonts w:cstheme="minorHAnsi"/>
@@ -518,6 +530,7 @@
               </w:rPr>
               <w:t>{</w:t>
             </w:r>
+            <w:proofErr w:type="spellStart"/>
             <w:r>
               <w:rPr>
                 <w:rFonts w:cstheme="minorHAnsi"/>
@@ -526,6 +539,7 @@
               </w:rPr>
               <w:t>consigneeCity</w:t>
             </w:r>
+            <w:proofErr w:type="spellEnd"/>
             <w:r>
               <w:rPr>
                 <w:rFonts w:cstheme="minorHAnsi"/>
@@ -534,6 +548,7 @@
               </w:rPr>
               <w:t>} {</w:t>
             </w:r>
+            <w:proofErr w:type="spellStart"/>
             <w:r>
               <w:rPr>
                 <w:rFonts w:cstheme="minorHAnsi"/>
@@ -542,6 +557,7 @@
               </w:rPr>
               <w:t>consigneeState</w:t>
             </w:r>
+            <w:proofErr w:type="spellEnd"/>
             <w:r>
               <w:rPr>
                 <w:rFonts w:cstheme="minorHAnsi"/>
@@ -567,6 +583,7 @@
               </w:rPr>
               <w:t>{</w:t>
             </w:r>
+            <w:proofErr w:type="spellStart"/>
             <w:r>
               <w:rPr>
                 <w:rFonts w:cstheme="minorHAnsi"/>
@@ -575,6 +592,7 @@
               </w:rPr>
               <w:t>consigneeCountry</w:t>
             </w:r>
+            <w:proofErr w:type="spellEnd"/>
             <w:r>
               <w:rPr>
                 <w:rFonts w:cstheme="minorHAnsi"/>
@@ -583,6 +601,7 @@
               </w:rPr>
               <w:t>} {</w:t>
             </w:r>
+            <w:proofErr w:type="spellStart"/>
             <w:r>
               <w:rPr>
                 <w:rFonts w:cstheme="minorHAnsi"/>
@@ -591,6 +610,7 @@
               </w:rPr>
               <w:t>consigneeZip</w:t>
             </w:r>
+            <w:proofErr w:type="spellEnd"/>
             <w:r>
               <w:rPr>
                 <w:rFonts w:cstheme="minorHAnsi"/>
@@ -614,24 +634,132 @@
                 <w:sz w:val="20"/>
                 <w:szCs w:val="20"/>
               </w:rPr>
-              <w:t>{#consigneePhone}TELE: {consigneePhone}{/consigneePhone}</w:t>
-            </w:r>
-          </w:p>
-          <w:p>
-            <w:pPr>
-              <w:rPr>
-                <w:rFonts w:cstheme="minorHAnsi"/>
-                <w:sz w:val="20"/>
-                <w:szCs w:val="20"/>
-              </w:rPr>
-            </w:pPr>
-            <w:r>
-              <w:rPr>
-                <w:rFonts w:cstheme="minorHAnsi"/>
-                <w:sz w:val="20"/>
-                <w:szCs w:val="20"/>
-              </w:rPr>
-              <w:t>{#consigneeEmail}EMAIL: {consigneeEmail}{/consigneeEmail}</w:t>
+              <w:t>{#</w:t>
+            </w:r>
+            <w:proofErr w:type="gramStart"/>
+            <w:r>
+              <w:rPr>
+                <w:rFonts w:cstheme="minorHAnsi"/>
+                <w:sz w:val="20"/>
+                <w:szCs w:val="20"/>
+              </w:rPr>
+              <w:t>consigneePhone}TELE</w:t>
+            </w:r>
+            <w:proofErr w:type="gramEnd"/>
+            <w:r>
+              <w:rPr>
+                <w:rFonts w:cstheme="minorHAnsi"/>
+                <w:sz w:val="20"/>
+                <w:szCs w:val="20"/>
+              </w:rPr>
+              <w:t>: {</w:t>
+            </w:r>
+            <w:proofErr w:type="spellStart"/>
+            <w:r>
+              <w:rPr>
+                <w:rFonts w:cstheme="minorHAnsi"/>
+                <w:sz w:val="20"/>
+                <w:szCs w:val="20"/>
+              </w:rPr>
+              <w:t>consigneePhone</w:t>
+            </w:r>
+            <w:proofErr w:type="spellEnd"/>
+            <w:r>
+              <w:rPr>
+                <w:rFonts w:cstheme="minorHAnsi"/>
+                <w:sz w:val="20"/>
+                <w:szCs w:val="20"/>
+              </w:rPr>
+              <w:t>}{/</w:t>
+            </w:r>
+            <w:proofErr w:type="spellStart"/>
+            <w:r>
+              <w:rPr>
+                <w:rFonts w:cstheme="minorHAnsi"/>
+                <w:sz w:val="20"/>
+                <w:szCs w:val="20"/>
+              </w:rPr>
+              <w:t>consigneePhone</w:t>
+            </w:r>
+            <w:proofErr w:type="spellEnd"/>
+            <w:r>
+              <w:rPr>
+                <w:rFonts w:cstheme="minorHAnsi"/>
+                <w:sz w:val="20"/>
+                <w:szCs w:val="20"/>
+              </w:rPr>
+              <w:t>}</w:t>
+            </w:r>
+          </w:p>
+          <w:p>
+            <w:pPr>
+              <w:rPr>
+                <w:rFonts w:cstheme="minorHAnsi"/>
+                <w:sz w:val="20"/>
+                <w:szCs w:val="20"/>
+              </w:rPr>
+            </w:pPr>
+            <w:r>
+              <w:rPr>
+                <w:rFonts w:cstheme="minorHAnsi"/>
+                <w:sz w:val="20"/>
+                <w:szCs w:val="20"/>
+              </w:rPr>
+              <w:t>{#</w:t>
+            </w:r>
+            <w:proofErr w:type="gramStart"/>
+            <w:r>
+              <w:rPr>
+                <w:rFonts w:cstheme="minorHAnsi"/>
+                <w:sz w:val="20"/>
+                <w:szCs w:val="20"/>
+              </w:rPr>
+              <w:t>consigneeEmail}EMAIL</w:t>
+            </w:r>
+            <w:proofErr w:type="gramEnd"/>
+            <w:r>
+              <w:rPr>
+                <w:rFonts w:cstheme="minorHAnsi"/>
+                <w:sz w:val="20"/>
+                <w:szCs w:val="20"/>
+              </w:rPr>
+              <w:t>: {</w:t>
+            </w:r>
+            <w:proofErr w:type="spellStart"/>
+            <w:r>
+              <w:rPr>
+                <w:rFonts w:cstheme="minorHAnsi"/>
+                <w:sz w:val="20"/>
+                <w:szCs w:val="20"/>
+              </w:rPr>
+              <w:t>consigneeEmail</w:t>
+            </w:r>
+            <w:proofErr w:type="spellEnd"/>
+            <w:r>
+              <w:rPr>
+                <w:rFonts w:cstheme="minorHAnsi"/>
+                <w:sz w:val="20"/>
+                <w:szCs w:val="20"/>
+              </w:rPr>
+              <w:t>}{/</w:t>
+            </w:r>
+            <w:proofErr w:type="spellStart"/>
+            <w:r>
+              <w:rPr>
+                <w:rFonts w:cstheme="minorHAnsi"/>
+                <w:sz w:val="20"/>
+                <w:szCs w:val="20"/>
+              </w:rPr>
+              <w:t>consigneeEmail</w:t>
+            </w:r>
+            <w:proofErr w:type="spellEnd"/>
+            <w:r>
+              <w:rPr>
+                <w:rFonts w:cstheme="minorHAnsi"/>
+                <w:sz w:val="20"/>
+                <w:szCs w:val="20"/>
+              </w:rPr>
+              <w:t>}</w:t>
             </w:r>
           </w:p>
         </w:tc>
@@ -677,6 +805,7 @@
               </w:rPr>
               <w:t>{</w:t>
             </w:r>
+            <w:proofErr w:type="spellStart"/>
             <w:r>
               <w:rPr>
                 <w:rFonts w:cstheme="minorHAnsi"/>
@@ -685,6 +814,7 @@
               </w:rPr>
               <w:t>buyerName</w:t>
             </w:r>
+            <w:proofErr w:type="spellEnd"/>
             <w:r>
               <w:rPr>
                 <w:rFonts w:cstheme="minorHAnsi"/>
@@ -710,6 +840,7 @@
               </w:rPr>
               <w:t>{</w:t>
             </w:r>
+            <w:proofErr w:type="spellStart"/>
             <w:r>
               <w:rPr>
                 <w:rFonts w:cstheme="minorHAnsi"/>
@@ -718,6 +849,7 @@
               </w:rPr>
               <w:t>buyerAddress</w:t>
             </w:r>
+            <w:proofErr w:type="spellEnd"/>
             <w:r>
               <w:rPr>
                 <w:rFonts w:cstheme="minorHAnsi"/>
@@ -743,6 +875,7 @@
               </w:rPr>
               <w:t>{</w:t>
             </w:r>
+            <w:proofErr w:type="spellStart"/>
             <w:r>
               <w:rPr>
                 <w:rFonts w:cstheme="minorHAnsi"/>
@@ -751,6 +884,7 @@
               </w:rPr>
               <w:t>buyerCity</w:t>
             </w:r>
+            <w:proofErr w:type="spellEnd"/>
             <w:r>
               <w:rPr>
                 <w:rFonts w:cstheme="minorHAnsi"/>
@@ -759,6 +893,7 @@
               </w:rPr>
               <w:t>} {</w:t>
             </w:r>
+            <w:proofErr w:type="spellStart"/>
             <w:r>
               <w:rPr>
                 <w:rFonts w:cstheme="minorHAnsi"/>
@@ -767,6 +902,7 @@
               </w:rPr>
               <w:t>buyerState</w:t>
             </w:r>
+            <w:proofErr w:type="spellEnd"/>
             <w:r>
               <w:rPr>
                 <w:rFonts w:cstheme="minorHAnsi"/>
@@ -792,6 +928,7 @@
               </w:rPr>
               <w:t>{</w:t>
             </w:r>
+            <w:proofErr w:type="spellStart"/>
             <w:r>
               <w:rPr>
                 <w:rFonts w:cstheme="minorHAnsi"/>
@@ -800,6 +937,7 @@
               </w:rPr>
               <w:t>buyerCountry</w:t>
             </w:r>
+            <w:proofErr w:type="spellEnd"/>
             <w:r>
               <w:rPr>
                 <w:rFonts w:cstheme="minorHAnsi"/>
@@ -808,6 +946,7 @@
               </w:rPr>
               <w:t>} {</w:t>
             </w:r>
+            <w:proofErr w:type="spellStart"/>
             <w:r>
               <w:rPr>
                 <w:rFonts w:cstheme="minorHAnsi"/>
@@ -816,6 +955,7 @@
               </w:rPr>
               <w:t>buyerZip</w:t>
             </w:r>
+            <w:proofErr w:type="spellEnd"/>
             <w:r>
               <w:rPr>
                 <w:rFonts w:cstheme="minorHAnsi"/>
@@ -843,7 +983,7 @@
         <w:tc>
           <w:tcPr>
             <w:tcW w:w="5585" w:type="dxa"/>
-            <w:gridSpan w:val="5"/>
+            <w:gridSpan w:val="6"/>
             <w:vMerge/>
             <w:tcBorders>
               <w:left w:val="nil"/>
@@ -896,6 +1036,7 @@
               </w:rPr>
               <w:t>{</w:t>
             </w:r>
+            <w:proofErr w:type="spellStart"/>
             <w:r>
               <w:rPr>
                 <w:rFonts w:cstheme="minorHAnsi"/>
@@ -904,6 +1045,7 @@
               </w:rPr>
               <w:t>originOfGoods</w:t>
             </w:r>
+            <w:proofErr w:type="spellEnd"/>
             <w:r>
               <w:rPr>
                 <w:rFonts w:cstheme="minorHAnsi"/>
@@ -955,6 +1097,7 @@
               </w:rPr>
               <w:t>{</w:t>
             </w:r>
+            <w:proofErr w:type="spellStart"/>
             <w:r>
               <w:rPr>
                 <w:rFonts w:cstheme="minorHAnsi"/>
@@ -963,6 +1106,7 @@
               </w:rPr>
               <w:t>finalDestination</w:t>
             </w:r>
+            <w:proofErr w:type="spellEnd"/>
             <w:r>
               <w:rPr>
                 <w:rFonts w:cstheme="minorHAnsi"/>
@@ -981,7 +1125,7 @@
         <w:tc>
           <w:tcPr>
             <w:tcW w:w="5585" w:type="dxa"/>
-            <w:gridSpan w:val="5"/>
+            <w:gridSpan w:val="6"/>
             <w:vMerge/>
             <w:tcBorders>
               <w:left w:val="nil"/>
@@ -1039,6 +1183,7 @@
               </w:rPr>
               <w:t>{</w:t>
             </w:r>
+            <w:proofErr w:type="spellStart"/>
             <w:r>
               <w:rPr>
                 <w:rFonts w:cstheme="minorHAnsi"/>
@@ -1047,6 +1192,7 @@
               </w:rPr>
               <w:t>termOfDeliveryAndPayment</w:t>
             </w:r>
+            <w:proofErr w:type="spellEnd"/>
             <w:r>
               <w:rPr>
                 <w:rFonts w:cstheme="minorHAnsi"/>
@@ -1065,7 +1211,7 @@
         <w:tc>
           <w:tcPr>
             <w:tcW w:w="2920" w:type="dxa"/>
-            <w:gridSpan w:val="2"/>
+            <w:gridSpan w:val="3"/>
             <w:tcBorders>
               <w:left w:val="nil"/>
             </w:tcBorders>
@@ -1083,6 +1229,7 @@
                 <w:szCs w:val="20"/>
               </w:rPr>
             </w:pPr>
+            <w:proofErr w:type="spellStart"/>
             <w:r>
               <w:rPr>
                 <w:rFonts w:ascii="SansSerif" w:hAnsi="SansSerif" w:cs="SansSerif"/>
@@ -1090,7 +1237,17 @@
                 <w:sz w:val="20"/>
                 <w:szCs w:val="20"/>
               </w:rPr>
-              <w:t>Precarriage by:</w:t>
+              <w:t>Precarriage</w:t>
+            </w:r>
+            <w:proofErr w:type="spellEnd"/>
+            <w:r>
+              <w:rPr>
+                <w:rFonts w:ascii="SansSerif" w:hAnsi="SansSerif" w:cs="SansSerif"/>
+                <w:color w:val="000000"/>
+                <w:sz w:val="20"/>
+                <w:szCs w:val="20"/>
+              </w:rPr>
+              <w:t xml:space="preserve"> by:</w:t>
             </w:r>
           </w:p>
           <w:p>
@@ -1110,6 +1267,7 @@
               </w:rPr>
               <w:t>{</w:t>
             </w:r>
+            <w:proofErr w:type="spellStart"/>
             <w:r>
               <w:rPr>
                 <w:rFonts w:cstheme="minorHAnsi"/>
@@ -1118,6 +1276,7 @@
               </w:rPr>
               <w:t>precarriageBy</w:t>
             </w:r>
+            <w:proofErr w:type="spellEnd"/>
             <w:r>
               <w:rPr>
                 <w:rFonts w:cstheme="minorHAnsi"/>
@@ -1179,6 +1338,7 @@
               </w:rPr>
               <w:t>{</w:t>
             </w:r>
+            <w:proofErr w:type="spellStart"/>
             <w:r>
               <w:rPr>
                 <w:rFonts w:ascii="SansSerif" w:hAnsi="SansSerif" w:cs="SansSerif"/>
@@ -1188,6 +1348,7 @@
               </w:rPr>
               <w:t>placeOfReceipt</w:t>
             </w:r>
+            <w:proofErr w:type="spellEnd"/>
             <w:r>
               <w:rPr>
                 <w:rFonts w:ascii="SansSerif" w:hAnsi="SansSerif" w:cs="SansSerif"/>
@@ -1226,7 +1387,7 @@
         <w:tc>
           <w:tcPr>
             <w:tcW w:w="2920" w:type="dxa"/>
-            <w:gridSpan w:val="2"/>
+            <w:gridSpan w:val="3"/>
             <w:tcBorders>
               <w:left w:val="nil"/>
             </w:tcBorders>
@@ -1278,6 +1439,7 @@
               </w:rPr>
               <w:t>{</w:t>
             </w:r>
+            <w:proofErr w:type="spellStart"/>
             <w:r>
               <w:rPr>
                 <w:rFonts w:ascii="SansSerif" w:hAnsi="SansSerif" w:cs="SansSerif"/>
@@ -1287,6 +1449,7 @@
               </w:rPr>
               <w:t>vesselNo</w:t>
             </w:r>
+            <w:proofErr w:type="spellEnd"/>
             <w:r>
               <w:rPr>
                 <w:rFonts w:ascii="SansSerif" w:hAnsi="SansSerif" w:cs="SansSerif"/>
@@ -1349,6 +1512,7 @@
               </w:rPr>
               <w:t>{</w:t>
             </w:r>
+            <w:proofErr w:type="spellStart"/>
             <w:r>
               <w:rPr>
                 <w:rFonts w:ascii="SansSerif" w:hAnsi="SansSerif" w:cs="SansSerif"/>
@@ -1358,6 +1522,7 @@
               </w:rPr>
               <w:t>portOfLoading</w:t>
             </w:r>
+            <w:proofErr w:type="spellEnd"/>
             <w:r>
               <w:rPr>
                 <w:rFonts w:ascii="SansSerif" w:hAnsi="SansSerif" w:cs="SansSerif"/>
@@ -1396,7 +1561,7 @@
         <w:tc>
           <w:tcPr>
             <w:tcW w:w="2920" w:type="dxa"/>
-            <w:gridSpan w:val="2"/>
+            <w:gridSpan w:val="3"/>
             <w:tcBorders>
               <w:left w:val="nil"/>
             </w:tcBorders>
@@ -1443,6 +1608,7 @@
               </w:rPr>
               <w:t>{</w:t>
             </w:r>
+            <w:proofErr w:type="spellStart"/>
             <w:r>
               <w:rPr>
                 <w:rFonts w:ascii="SansSerif" w:hAnsi="SansSerif" w:cs="SansSerif"/>
@@ -1452,6 +1618,7 @@
               </w:rPr>
               <w:t>portOfDischarge</w:t>
             </w:r>
+            <w:proofErr w:type="spellEnd"/>
             <w:r>
               <w:rPr>
                 <w:rFonts w:ascii="SansSerif" w:hAnsi="SansSerif" w:cs="SansSerif"/>
@@ -1510,6 +1677,7 @@
               </w:rPr>
               <w:t>{</w:t>
             </w:r>
+            <w:proofErr w:type="spellStart"/>
             <w:r>
               <w:rPr>
                 <w:rFonts w:ascii="SansSerif" w:hAnsi="SansSerif" w:cs="SansSerif"/>
@@ -1519,6 +1687,7 @@
               </w:rPr>
               <w:t>finalDestination</w:t>
             </w:r>
+            <w:proofErr w:type="spellEnd"/>
             <w:r>
               <w:rPr>
                 <w:rFonts w:ascii="SansSerif" w:hAnsi="SansSerif" w:cs="SansSerif"/>
@@ -1557,7 +1726,7 @@
         <w:tc>
           <w:tcPr>
             <w:tcW w:w="11106" w:type="dxa"/>
-            <w:gridSpan w:val="9"/>
+            <w:gridSpan w:val="10"/>
             <w:tcBorders>
               <w:left w:val="nil"/>
               <w:right w:val="nil"/>
@@ -1589,6 +1758,7 @@
               </w:rPr>
               <w:t>{</w:t>
             </w:r>
+            <w:proofErr w:type="spellStart"/>
             <w:r>
               <w:rPr>
                 <w:rFonts w:cstheme="minorHAnsi"/>
@@ -1597,6 +1767,7 @@
               </w:rPr>
               <w:t>privateRemark</w:t>
             </w:r>
+            <w:proofErr w:type="spellEnd"/>
             <w:r>
               <w:rPr>
                 <w:rFonts w:cstheme="minorHAnsi"/>
@@ -1615,7 +1786,7 @@
         <w:tc>
           <w:tcPr>
             <w:tcW w:w="11106" w:type="dxa"/>
-            <w:gridSpan w:val="9"/>
+            <w:gridSpan w:val="10"/>
             <w:tcBorders>
               <w:left w:val="nil"/>
               <w:right w:val="nil"/>
@@ -1863,7 +2034,29 @@
                       <w:sz w:val="19"/>
                       <w:szCs w:val="19"/>
                     </w:rPr>
-                    <w:t>{currencyChar}</w:t>
+                    <w:t>{</w:t>
+                  </w:r>
+                  <w:proofErr w:type="spellStart"/>
+                  <w:r>
+                    <w:rPr>
+                      <w:rFonts w:cstheme="minorHAnsi"/>
+                      <w:b/>
+                      <w:bCs/>
+                      <w:sz w:val="19"/>
+                      <w:szCs w:val="19"/>
+                    </w:rPr>
+                    <w:t>currencyChar</w:t>
+                  </w:r>
+                  <w:proofErr w:type="spellEnd"/>
+                  <w:r>
+                    <w:rPr>
+                      <w:rFonts w:cstheme="minorHAnsi"/>
+                      <w:b/>
+                      <w:bCs/>
+                      <w:sz w:val="19"/>
+                      <w:szCs w:val="19"/>
+                    </w:rPr>
+                    <w:t>}</w:t>
                   </w:r>
                 </w:p>
               </w:tc>
@@ -1918,7 +2111,29 @@
                       <w:sz w:val="19"/>
                       <w:szCs w:val="19"/>
                     </w:rPr>
-                    <w:t>{currencyChar}</w:t>
+                    <w:t>{</w:t>
+                  </w:r>
+                  <w:proofErr w:type="spellStart"/>
+                  <w:r>
+                    <w:rPr>
+                      <w:rFonts w:cstheme="minorHAnsi"/>
+                      <w:b/>
+                      <w:bCs/>
+                      <w:sz w:val="19"/>
+                      <w:szCs w:val="19"/>
+                    </w:rPr>
+                    <w:t>currencyChar</w:t>
+                  </w:r>
+                  <w:proofErr w:type="spellEnd"/>
+                  <w:r>
+                    <w:rPr>
+                      <w:rFonts w:cstheme="minorHAnsi"/>
+                      <w:b/>
+                      <w:bCs/>
+                      <w:sz w:val="19"/>
+                      <w:szCs w:val="19"/>
+                    </w:rPr>
+                    <w:t>}</w:t>
                   </w:r>
                 </w:p>
               </w:tc>
@@ -1949,7 +2164,34 @@
                       <w:sz w:val="20"/>
                       <w:szCs w:val="20"/>
                     </w:rPr>
-                    <w:t>{#IPItems}{#showThickness}</w:t>
+                    <w:t>{#</w:t>
+                  </w:r>
+                  <w:proofErr w:type="gramStart"/>
+                  <w:r>
+                    <w:rPr>
+                      <w:rFonts w:cstheme="minorHAnsi"/>
+                      <w:sz w:val="20"/>
+                      <w:szCs w:val="20"/>
+                    </w:rPr>
+                    <w:t>IPItems}{</w:t>
+                  </w:r>
+                  <w:proofErr w:type="gramEnd"/>
+                  <w:r>
+                    <w:rPr>
+                      <w:rFonts w:cstheme="minorHAnsi"/>
+                      <w:sz w:val="20"/>
+                      <w:szCs w:val="20"/>
+                    </w:rPr>
+                    <w:t>#</w:t>
+                  </w:r>
+                  <w:proofErr w:type="gramStart"/>
+                  <w:r>
+                    <w:rPr>
+                      <w:rFonts w:cstheme="minorHAnsi"/>
+                      <w:sz w:val="20"/>
+                      <w:szCs w:val="20"/>
+                    </w:rPr>
+                    <w:t>showThickness}</w:t>
                   </w:r>
                   <w:r>
                     <w:rPr>
@@ -1959,7 +2201,18 @@
                       <w:sz w:val="20"/>
                       <w:szCs w:val="20"/>
                     </w:rPr>
-                    <w:t>{thicknessDetail</w:t>
+                    <w:t>{</w:t>
+                  </w:r>
+                  <w:proofErr w:type="gramEnd"/>
+                  <w:r>
+                    <w:rPr>
+                      <w:rFonts w:cstheme="minorHAnsi"/>
+                      <w:b/>
+                      <w:bCs/>
+                      <w:sz w:val="20"/>
+                      <w:szCs w:val="20"/>
+                    </w:rPr>
+                    <w:t>thicknessDetail</w:t>
                   </w:r>
                   <w:r>
                     <w:rPr>
@@ -1989,7 +2242,73 @@
                       <w:sz w:val="20"/>
                       <w:szCs w:val="20"/>
                     </w:rPr>
-                    <w:t>{length} X {width} X {height} MM  {#fsc} – {fsc}{/fsc}</w:t>
+                    <w:t xml:space="preserve">{length} X {width} X {height} </w:t>
+                  </w:r>
+                  <w:proofErr w:type="gramStart"/>
+                  <w:r>
+                    <w:rPr>
+                      <w:rFonts w:cstheme="minorHAnsi"/>
+                      <w:b/>
+                      <w:bCs/>
+                      <w:sz w:val="20"/>
+                      <w:szCs w:val="20"/>
+                    </w:rPr>
+                    <w:t>MM  {</w:t>
+                  </w:r>
+                  <w:proofErr w:type="gramEnd"/>
+                  <w:r>
+                    <w:rPr>
+                      <w:rFonts w:cstheme="minorHAnsi"/>
+                      <w:b/>
+                      <w:bCs/>
+                      <w:sz w:val="20"/>
+                      <w:szCs w:val="20"/>
+                    </w:rPr>
+                    <w:t>#fsc} – {</w:t>
+                  </w:r>
+                  <w:proofErr w:type="spellStart"/>
+                  <w:r>
+                    <w:rPr>
+                      <w:rFonts w:cstheme="minorHAnsi"/>
+                      <w:b/>
+                      <w:bCs/>
+                      <w:sz w:val="20"/>
+                      <w:szCs w:val="20"/>
+                    </w:rPr>
+                    <w:t>fsc</w:t>
+                  </w:r>
+                  <w:proofErr w:type="spellEnd"/>
+                  <w:r>
+                    <w:rPr>
+                      <w:rFonts w:cstheme="minorHAnsi"/>
+                      <w:b/>
+                      <w:bCs/>
+                      <w:sz w:val="20"/>
+                      <w:szCs w:val="20"/>
+                    </w:rPr>
+                    <w:t>}{/</w:t>
+                  </w:r>
+                  <w:proofErr w:type="spellStart"/>
+                  <w:r>
+                    <w:rPr>
+                      <w:rFonts w:cstheme="minorHAnsi"/>
+                      <w:b/>
+                      <w:bCs/>
+                      <w:sz w:val="20"/>
+                      <w:szCs w:val="20"/>
+                    </w:rPr>
+                    <w:t>fsc</w:t>
+                  </w:r>
+                  <w:proofErr w:type="spellEnd"/>
+                  <w:r>
+                    <w:rPr>
+                      <w:rFonts w:cstheme="minorHAnsi"/>
+                      <w:b/>
+                      <w:bCs/>
+                      <w:sz w:val="20"/>
+                      <w:szCs w:val="20"/>
+                    </w:rPr>
+                    <w:t>}</w:t>
                   </w:r>
                 </w:p>
               </w:tc>
@@ -2073,7 +2392,61 @@
                       <w:sz w:val="18"/>
                       <w:szCs w:val="18"/>
                     </w:rPr>
-                    <w:t>{#invoices}{containerFrom}{#containerTo} to {containerTo}{/containerTo}</w:t>
+                    <w:t>{#</w:t>
+                  </w:r>
+                  <w:proofErr w:type="gramStart"/>
+                  <w:r>
+                    <w:rPr>
+                      <w:rFonts w:cstheme="minorHAnsi"/>
+                      <w:sz w:val="18"/>
+                      <w:szCs w:val="18"/>
+                    </w:rPr>
+                    <w:t>invoices}{</w:t>
+                  </w:r>
+                  <w:proofErr w:type="gramEnd"/>
+                  <w:r>
+                    <w:rPr>
+                      <w:rFonts w:cstheme="minorHAnsi"/>
+                      <w:sz w:val="18"/>
+                      <w:szCs w:val="18"/>
+                    </w:rPr>
+                    <w:t>containerFrom}{#containerTo} to {</w:t>
+                  </w:r>
+                  <w:proofErr w:type="spellStart"/>
+                  <w:r>
+                    <w:rPr>
+                      <w:rFonts w:cstheme="minorHAnsi"/>
+                      <w:sz w:val="18"/>
+                      <w:szCs w:val="18"/>
+                    </w:rPr>
+                    <w:t>containerTo</w:t>
+                  </w:r>
+                  <w:proofErr w:type="spellEnd"/>
+                  <w:r>
+                    <w:rPr>
+                      <w:rFonts w:cstheme="minorHAnsi"/>
+                      <w:sz w:val="18"/>
+                      <w:szCs w:val="18"/>
+                    </w:rPr>
+                    <w:t>}{/</w:t>
+                  </w:r>
+                  <w:proofErr w:type="spellStart"/>
+                  <w:r>
+                    <w:rPr>
+                      <w:rFonts w:cstheme="minorHAnsi"/>
+                      <w:sz w:val="18"/>
+                      <w:szCs w:val="18"/>
+                    </w:rPr>
+                    <w:t>containerTo</w:t>
+                  </w:r>
+                  <w:proofErr w:type="spellEnd"/>
+                  <w:r>
+                    <w:rPr>
+                      <w:rFonts w:cstheme="minorHAnsi"/>
+                      <w:sz w:val="18"/>
+                      <w:szCs w:val="18"/>
+                    </w:rPr>
+                    <w:t>}</w:t>
                   </w:r>
                 </w:p>
               </w:tc>
@@ -2102,7 +2475,25 @@
                       <w:sz w:val="18"/>
                       <w:szCs w:val="18"/>
                     </w:rPr>
-                    <w:t>{materialGrade}</w:t>
+                    <w:t>{</w:t>
+                  </w:r>
+                  <w:proofErr w:type="spellStart"/>
+                  <w:r>
+                    <w:rPr>
+                      <w:rFonts w:cstheme="minorHAnsi"/>
+                      <w:sz w:val="18"/>
+                      <w:szCs w:val="18"/>
+                    </w:rPr>
+                    <w:t>materialGrade</w:t>
+                  </w:r>
+                  <w:proofErr w:type="spellEnd"/>
+                  <w:r>
+                    <w:rPr>
+                      <w:rFonts w:cstheme="minorHAnsi"/>
+                      <w:sz w:val="18"/>
+                      <w:szCs w:val="18"/>
+                    </w:rPr>
+                    <w:t>}</w:t>
                   </w:r>
                   <w:r>
                     <w:rPr>
@@ -2118,7 +2509,25 @@
                       <w:sz w:val="18"/>
                       <w:szCs w:val="18"/>
                     </w:rPr>
-                    <w:t>{brandName}</w:t>
+                    <w:t>{</w:t>
+                  </w:r>
+                  <w:proofErr w:type="spellStart"/>
+                  <w:r>
+                    <w:rPr>
+                      <w:rFonts w:cstheme="minorHAnsi"/>
+                      <w:sz w:val="18"/>
+                      <w:szCs w:val="18"/>
+                    </w:rPr>
+                    <w:t>brandName</w:t>
+                  </w:r>
+                  <w:proofErr w:type="spellEnd"/>
+                  <w:r>
+                    <w:rPr>
+                      <w:rFonts w:cstheme="minorHAnsi"/>
+                      <w:sz w:val="18"/>
+                      <w:szCs w:val="18"/>
+                    </w:rPr>
+                    <w:t>}</w:t>
                   </w:r>
                 </w:p>
               </w:tc>
@@ -2147,7 +2556,25 @@
                       <w:sz w:val="18"/>
                       <w:szCs w:val="18"/>
                     </w:rPr>
-                    <w:t>{designType}</w:t>
+                    <w:t>{</w:t>
+                  </w:r>
+                  <w:proofErr w:type="spellStart"/>
+                  <w:r>
+                    <w:rPr>
+                      <w:rFonts w:cstheme="minorHAnsi"/>
+                      <w:sz w:val="18"/>
+                      <w:szCs w:val="18"/>
+                    </w:rPr>
+                    <w:t>designType</w:t>
+                  </w:r>
+                  <w:proofErr w:type="spellEnd"/>
+                  <w:r>
+                    <w:rPr>
+                      <w:rFonts w:cstheme="minorHAnsi"/>
+                      <w:sz w:val="18"/>
+                      <w:szCs w:val="18"/>
+                    </w:rPr>
+                    <w:t>}</w:t>
                   </w:r>
                 </w:p>
               </w:tc>
@@ -2175,7 +2602,25 @@
                       <w:sz w:val="18"/>
                       <w:szCs w:val="18"/>
                     </w:rPr>
-                    <w:t>{finishType}</w:t>
+                    <w:t>{</w:t>
+                  </w:r>
+                  <w:proofErr w:type="spellStart"/>
+                  <w:r>
+                    <w:rPr>
+                      <w:rFonts w:cstheme="minorHAnsi"/>
+                      <w:sz w:val="18"/>
+                      <w:szCs w:val="18"/>
+                    </w:rPr>
+                    <w:t>finishType</w:t>
+                  </w:r>
+                  <w:proofErr w:type="spellEnd"/>
+                  <w:r>
+                    <w:rPr>
+                      <w:rFonts w:cstheme="minorHAnsi"/>
+                      <w:sz w:val="18"/>
+                      <w:szCs w:val="18"/>
+                    </w:rPr>
+                    <w:t>}</w:t>
                   </w:r>
                 </w:p>
               </w:tc>
@@ -2252,7 +2697,25 @@
                       <w:sz w:val="18"/>
                       <w:szCs w:val="18"/>
                     </w:rPr>
-                    <w:t>{value} {/invoices} {/IPItems}</w:t>
+                    <w:t>{value} {/invoices} {/</w:t>
+                  </w:r>
+                  <w:proofErr w:type="spellStart"/>
+                  <w:r>
+                    <w:rPr>
+                      <w:rFonts w:cstheme="minorHAnsi"/>
+                      <w:sz w:val="18"/>
+                      <w:szCs w:val="18"/>
+                    </w:rPr>
+                    <w:t>IPItems</w:t>
+                  </w:r>
+                  <w:proofErr w:type="spellEnd"/>
+                  <w:r>
+                    <w:rPr>
+                      <w:rFonts w:cstheme="minorHAnsi"/>
+                      <w:sz w:val="18"/>
+                      <w:szCs w:val="18"/>
+                    </w:rPr>
+                    <w:t>}</w:t>
                   </w:r>
                 </w:p>
               </w:tc>
@@ -2394,7 +2857,55 @@
                       <w:sz w:val="18"/>
                       <w:szCs w:val="18"/>
                     </w:rPr>
-                    <w:t>{containerFrom}{#containerTo} to {containerTo} {/containerTo}</w:t>
+                    <w:t>{</w:t>
+                  </w:r>
+                  <w:proofErr w:type="spellStart"/>
+                  <w:r>
+                    <w:rPr>
+                      <w:sz w:val="18"/>
+                      <w:szCs w:val="18"/>
+                    </w:rPr>
+                    <w:t>containerFrom</w:t>
+                  </w:r>
+                  <w:proofErr w:type="spellEnd"/>
+                  <w:r>
+                    <w:rPr>
+                      <w:sz w:val="18"/>
+                      <w:szCs w:val="18"/>
+                    </w:rPr>
+                    <w:t>}{#containerTo} to {</w:t>
+                  </w:r>
+                  <w:proofErr w:type="spellStart"/>
+                  <w:r>
+                    <w:rPr>
+                      <w:sz w:val="18"/>
+                      <w:szCs w:val="18"/>
+                    </w:rPr>
+                    <w:t>containerTo</w:t>
+                  </w:r>
+                  <w:proofErr w:type="spellEnd"/>
+                  <w:r>
+                    <w:rPr>
+                      <w:sz w:val="18"/>
+                      <w:szCs w:val="18"/>
+                    </w:rPr>
+                    <w:t>} {/</w:t>
+                  </w:r>
+                  <w:proofErr w:type="spellStart"/>
+                  <w:r>
+                    <w:rPr>
+                      <w:sz w:val="18"/>
+                      <w:szCs w:val="18"/>
+                    </w:rPr>
+                    <w:t>containerTo</w:t>
+                  </w:r>
+                  <w:proofErr w:type="spellEnd"/>
+                  <w:r>
+                    <w:rPr>
+                      <w:sz w:val="18"/>
+                      <w:szCs w:val="18"/>
+                    </w:rPr>
+                    <w:t>}</w:t>
                   </w:r>
                 </w:p>
               </w:tc>
@@ -2424,7 +2935,44 @@
                       <w:sz w:val="18"/>
                       <w:szCs w:val="18"/>
                     </w:rPr>
-                    <w:t xml:space="preserve">{materialGrade}  {brandName} </w:t>
+                    <w:t>{</w:t>
+                  </w:r>
+                  <w:proofErr w:type="spellStart"/>
+                  <w:proofErr w:type="gramStart"/>
+                  <w:r>
+                    <w:rPr>
+                      <w:rFonts w:cstheme="minorHAnsi"/>
+                      <w:sz w:val="18"/>
+                      <w:szCs w:val="18"/>
+                    </w:rPr>
+                    <w:t>materialGrade</w:t>
+                  </w:r>
+                  <w:proofErr w:type="spellEnd"/>
+                  <w:r>
+                    <w:rPr>
+                      <w:rFonts w:cstheme="minorHAnsi"/>
+                      <w:sz w:val="18"/>
+                      <w:szCs w:val="18"/>
+                    </w:rPr>
+                    <w:t>}  {</w:t>
+                  </w:r>
+                  <w:proofErr w:type="spellStart"/>
+                  <w:r>
+                    <w:rPr>
+                      <w:rFonts w:cstheme="minorHAnsi"/>
+                      <w:sz w:val="18"/>
+                      <w:szCs w:val="18"/>
+                    </w:rPr>
+                    <w:t>brandName</w:t>
+                  </w:r>
+                  <w:proofErr w:type="spellEnd"/>
+                  <w:r>
+                    <w:rPr>
+                      <w:rFonts w:cstheme="minorHAnsi"/>
+                      <w:sz w:val="18"/>
+                      <w:szCs w:val="18"/>
+                    </w:rPr>
+                    <w:t xml:space="preserve">} </w:t>
                   </w:r>
                   <w:r>
                     <w:rPr>
@@ -2440,7 +2988,44 @@
                       <w:sz w:val="18"/>
                       <w:szCs w:val="18"/>
                     </w:rPr>
-                    <w:t>{designType}  {finishType}</w:t>
+                    <w:t>{</w:t>
+                  </w:r>
+                  <w:proofErr w:type="spellStart"/>
+                  <w:r>
+                    <w:rPr>
+                      <w:rFonts w:cstheme="minorHAnsi"/>
+                      <w:sz w:val="18"/>
+                      <w:szCs w:val="18"/>
+                    </w:rPr>
+                    <w:t>designType</w:t>
+                  </w:r>
+                  <w:proofErr w:type="spellEnd"/>
+                  <w:r>
+                    <w:rPr>
+                      <w:rFonts w:cstheme="minorHAnsi"/>
+                      <w:sz w:val="18"/>
+                      <w:szCs w:val="18"/>
+                    </w:rPr>
+                    <w:t>}  {</w:t>
+                  </w:r>
+                  <w:proofErr w:type="spellStart"/>
+                  <w:proofErr w:type="gramEnd"/>
+                  <w:r>
+                    <w:rPr>
+                      <w:rFonts w:cstheme="minorHAnsi"/>
+                      <w:sz w:val="18"/>
+                      <w:szCs w:val="18"/>
+                    </w:rPr>
+                    <w:t>finishType</w:t>
+                  </w:r>
+                  <w:proofErr w:type="spellEnd"/>
+                  <w:r>
+                    <w:rPr>
+                      <w:rFonts w:cstheme="minorHAnsi"/>
+                      <w:sz w:val="18"/>
+                      <w:szCs w:val="18"/>
+                    </w:rPr>
+                    <w:t>}</w:t>
                   </w:r>
                 </w:p>
               </w:tc>
@@ -2501,6 +3086,7 @@
                     </w:rPr>
                     <w:t>{/</w:t>
                   </w:r>
+                  <w:proofErr w:type="spellStart"/>
                   <w:r>
                     <w:rPr>
                       <w:rFonts w:cstheme="minorHAnsi"/>
@@ -2509,6 +3095,7 @@
                     </w:rPr>
                     <w:t>sampleBox</w:t>
                   </w:r>
+                  <w:proofErr w:type="spellEnd"/>
                   <w:r>
                     <w:rPr>
                       <w:rFonts w:cstheme="minorHAnsi"/>
@@ -2539,7 +3126,7 @@
         <w:tc>
           <w:tcPr>
             <w:tcW w:w="11106" w:type="dxa"/>
-            <w:gridSpan w:val="9"/>
+            <w:gridSpan w:val="10"/>
             <w:tcBorders>
               <w:left w:val="nil"/>
               <w:bottom w:val="single" w:sz="4" w:space="0" w:color="auto"/>
@@ -2565,6 +3152,7 @@
               </w:rPr>
               <w:t>{</w:t>
             </w:r>
+            <w:proofErr w:type="spellStart"/>
             <w:r>
               <w:rPr>
                 <w:rFonts w:cstheme="minorHAnsi"/>
@@ -2573,6 +3161,7 @@
               </w:rPr>
               <w:t>totalAmount</w:t>
             </w:r>
+            <w:proofErr w:type="spellEnd"/>
             <w:r>
               <w:rPr>
                 <w:rFonts w:cstheme="minorHAnsi"/>
@@ -2591,6 +3180,7 @@
         <w:tc>
           <w:tcPr>
             <w:tcW w:w="2619" w:type="dxa"/>
+            <w:gridSpan w:val="2"/>
             <w:tcBorders>
               <w:left w:val="nil"/>
               <w:bottom w:val="single" w:sz="4" w:space="0" w:color="auto"/>
@@ -2760,7 +3350,25 @@
                 <w:sz w:val="20"/>
                 <w:szCs w:val="20"/>
               </w:rPr>
-              <w:t>{totalAddition}</w:t>
+              <w:t>{</w:t>
+            </w:r>
+            <w:proofErr w:type="spellStart"/>
+            <w:r>
+              <w:rPr>
+                <w:rFonts w:cstheme="minorHAnsi"/>
+                <w:sz w:val="20"/>
+                <w:szCs w:val="20"/>
+              </w:rPr>
+              <w:t>totalAddition</w:t>
+            </w:r>
+            <w:proofErr w:type="spellEnd"/>
+            <w:r>
+              <w:rPr>
+                <w:rFonts w:cstheme="minorHAnsi"/>
+                <w:sz w:val="20"/>
+                <w:szCs w:val="20"/>
+              </w:rPr>
+              <w:t>}</w:t>
             </w:r>
           </w:p>
           <w:p>
@@ -2780,7 +3388,25 @@
                 <w:sz w:val="20"/>
                 <w:szCs w:val="20"/>
               </w:rPr>
-              <w:t>{totalDiscount}</w:t>
+              <w:t>{</w:t>
+            </w:r>
+            <w:proofErr w:type="spellStart"/>
+            <w:r>
+              <w:rPr>
+                <w:rFonts w:cstheme="minorHAnsi"/>
+                <w:sz w:val="20"/>
+                <w:szCs w:val="20"/>
+              </w:rPr>
+              <w:t>totalDiscount</w:t>
+            </w:r>
+            <w:proofErr w:type="spellEnd"/>
+            <w:r>
+              <w:rPr>
+                <w:rFonts w:cstheme="minorHAnsi"/>
+                <w:sz w:val="20"/>
+                <w:szCs w:val="20"/>
+              </w:rPr>
+              <w:t>}</w:t>
             </w:r>
           </w:p>
           <w:p>
@@ -2812,7 +3438,7 @@
         <w:tc>
           <w:tcPr>
             <w:tcW w:w="8548" w:type="dxa"/>
-            <w:gridSpan w:val="7"/>
+            <w:gridSpan w:val="8"/>
             <w:tcBorders>
               <w:left w:val="nil"/>
               <w:bottom w:val="single" w:sz="4" w:space="0" w:color="auto"/>
@@ -2835,15 +3461,52 @@
                 <w:sz w:val="20"/>
                 <w:szCs w:val="20"/>
               </w:rPr>
-              <w:t xml:space="preserve">Total {deliveryTerms} </w:t>
-            </w:r>
-            <w:r>
-              <w:rPr>
-                <w:rFonts w:cstheme="minorHAnsi"/>
-                <w:sz w:val="20"/>
-                <w:szCs w:val="20"/>
-              </w:rPr>
-              <w:t>{dischargeTerms}</w:t>
+              <w:t>Total {</w:t>
+            </w:r>
+            <w:proofErr w:type="spellStart"/>
+            <w:r>
+              <w:rPr>
+                <w:rFonts w:cstheme="minorHAnsi"/>
+                <w:sz w:val="20"/>
+                <w:szCs w:val="20"/>
+              </w:rPr>
+              <w:t>deliveryTerms</w:t>
+            </w:r>
+            <w:proofErr w:type="spellEnd"/>
+            <w:r>
+              <w:rPr>
+                <w:rFonts w:cstheme="minorHAnsi"/>
+                <w:sz w:val="20"/>
+                <w:szCs w:val="20"/>
+              </w:rPr>
+              <w:t xml:space="preserve">} </w:t>
+            </w:r>
+            <w:r>
+              <w:rPr>
+                <w:rFonts w:cstheme="minorHAnsi"/>
+                <w:sz w:val="20"/>
+                <w:szCs w:val="20"/>
+              </w:rPr>
+              <w:t>{</w:t>
+            </w:r>
+            <w:proofErr w:type="spellStart"/>
+            <w:proofErr w:type="gramStart"/>
+            <w:r>
+              <w:rPr>
+                <w:rFonts w:cstheme="minorHAnsi"/>
+                <w:sz w:val="20"/>
+                <w:szCs w:val="20"/>
+              </w:rPr>
+              <w:t>dischargeTerms</w:t>
+            </w:r>
+            <w:proofErr w:type="spellEnd"/>
+            <w:r>
+              <w:rPr>
+                <w:rFonts w:cstheme="minorHAnsi"/>
+                <w:sz w:val="20"/>
+                <w:szCs w:val="20"/>
+              </w:rPr>
+              <w:t>}</w:t>
             </w:r>
             <w:r>
               <w:rPr>
@@ -2859,7 +3522,44 @@
                 <w:sz w:val="20"/>
                 <w:szCs w:val="20"/>
               </w:rPr>
-              <w:t xml:space="preserve"> {currencyChar} {netAmountWords}</w:t>
+              <w:t xml:space="preserve"> {</w:t>
+            </w:r>
+            <w:proofErr w:type="spellStart"/>
+            <w:proofErr w:type="gramEnd"/>
+            <w:r>
+              <w:rPr>
+                <w:rFonts w:cstheme="minorHAnsi"/>
+                <w:sz w:val="20"/>
+                <w:szCs w:val="20"/>
+              </w:rPr>
+              <w:t>currencyChar</w:t>
+            </w:r>
+            <w:proofErr w:type="spellEnd"/>
+            <w:r>
+              <w:rPr>
+                <w:rFonts w:cstheme="minorHAnsi"/>
+                <w:sz w:val="20"/>
+                <w:szCs w:val="20"/>
+              </w:rPr>
+              <w:t>} {</w:t>
+            </w:r>
+            <w:proofErr w:type="spellStart"/>
+            <w:r>
+              <w:rPr>
+                <w:rFonts w:cstheme="minorHAnsi"/>
+                <w:sz w:val="20"/>
+                <w:szCs w:val="20"/>
+              </w:rPr>
+              <w:t>netAmountWords</w:t>
+            </w:r>
+            <w:proofErr w:type="spellEnd"/>
+            <w:r>
+              <w:rPr>
+                <w:rFonts w:cstheme="minorHAnsi"/>
+                <w:sz w:val="20"/>
+                <w:szCs w:val="20"/>
+              </w:rPr>
+              <w:t>}</w:t>
             </w:r>
           </w:p>
         </w:tc>
@@ -2890,7 +3590,25 @@
                 <w:sz w:val="20"/>
                 <w:szCs w:val="20"/>
               </w:rPr>
-              <w:t>{netAmount}</w:t>
+              <w:t>{</w:t>
+            </w:r>
+            <w:proofErr w:type="spellStart"/>
+            <w:r>
+              <w:rPr>
+                <w:rFonts w:cstheme="minorHAnsi"/>
+                <w:sz w:val="20"/>
+                <w:szCs w:val="20"/>
+              </w:rPr>
+              <w:t>netAmount</w:t>
+            </w:r>
+            <w:proofErr w:type="spellEnd"/>
+            <w:r>
+              <w:rPr>
+                <w:rFonts w:cstheme="minorHAnsi"/>
+                <w:sz w:val="20"/>
+                <w:szCs w:val="20"/>
+              </w:rPr>
+              <w:t>}</w:t>
             </w:r>
           </w:p>
         </w:tc>
@@ -2902,7 +3620,7 @@
         <w:tc>
           <w:tcPr>
             <w:tcW w:w="11106" w:type="dxa"/>
-            <w:gridSpan w:val="9"/>
+            <w:gridSpan w:val="10"/>
             <w:tcBorders>
               <w:left w:val="nil"/>
               <w:bottom w:val="nil"/>
@@ -2960,320 +3678,351 @@
           </w:p>
         </w:tc>
       </w:tr>
-      <w:bookmarkEnd w:id="0"/>
-    </w:tbl>
-    <w:p>
-      <w:pPr>
-        <w:pStyle w:val="NoSpacing"/>
-        <w:spacing w:line="276" w:lineRule="auto"/>
-        <w:rPr>
-          <w:rFonts w:cstheme="minorHAnsi"/>
-        </w:rPr>
-      </w:pPr>
-    </w:p>
-    <w:tbl>
-      <w:tblPr>
-        <w:tblStyle w:val="TableGrid"/>
-        <w:tblpPr w:leftFromText="180" w:rightFromText="180" w:vertAnchor="text" w:tblpY="1"/>
-        <w:tblOverlap w:val="never"/>
-        <w:tblW w:w="0" w:type="auto"/>
-        <w:tblBorders>
-          <w:top w:val="none" w:sz="0" w:space="0" w:color="auto"/>
-          <w:left w:val="none" w:sz="0" w:space="0" w:color="auto"/>
-          <w:bottom w:val="none" w:sz="0" w:space="0" w:color="auto"/>
-          <w:right w:val="none" w:sz="0" w:space="0" w:color="auto"/>
-          <w:insideH w:val="none" w:sz="0" w:space="0" w:color="auto"/>
-          <w:insideV w:val="none" w:sz="0" w:space="0" w:color="auto"/>
-        </w:tblBorders>
-        <w:tblLook w:val="04A0" w:firstRow="1" w:lastRow="0" w:firstColumn="1" w:lastColumn="0" w:noHBand="0" w:noVBand="1"/>
-      </w:tblPr>
-      <w:tblGrid>
-        <w:gridCol w:w="2255"/>
-        <w:gridCol w:w="2256"/>
-      </w:tblGrid>
       <w:tr>
         <w:trPr>
-          <w:cantSplit/>
-          <w:trHeight w:val="279"/>
+          <w:trHeight w:val="298"/>
         </w:trPr>
         <w:tc>
           <w:tcPr>
-            <w:tcW w:w="2255" w:type="dxa"/>
+            <w:tcW w:w="11106" w:type="dxa"/>
+            <w:gridSpan w:val="10"/>
+            <w:tcBorders>
+              <w:top w:val="nil"/>
+              <w:left w:val="nil"/>
+              <w:bottom w:val="nil"/>
+              <w:right w:val="nil"/>
+            </w:tcBorders>
           </w:tcPr>
           <w:p>
             <w:pPr>
               <w:pStyle w:val="NoSpacing"/>
-              <w:keepNext/>
               <w:spacing w:line="276" w:lineRule="auto"/>
               <w:rPr>
                 <w:rFonts w:cstheme="minorHAnsi"/>
-                <w:sz w:val="20"/>
-                <w:szCs w:val="20"/>
-              </w:rPr>
-            </w:pPr>
-            <w:r>
-              <w:rPr>
-                <w:rFonts w:cstheme="minorHAnsi"/>
-                <w:sz w:val="20"/>
-                <w:szCs w:val="20"/>
-              </w:rPr>
-              <w:t>Total Sheets:</w:t>
-            </w:r>
-          </w:p>
-        </w:tc>
-        <w:tc>
-          <w:tcPr>
-            <w:tcW w:w="2256" w:type="dxa"/>
-          </w:tcPr>
+                <w:sz w:val="10"/>
+                <w:szCs w:val="10"/>
+              </w:rPr>
+            </w:pPr>
+          </w:p>
+          <w:tbl>
+            <w:tblPr>
+              <w:tblStyle w:val="TableGrid"/>
+              <w:tblpPr w:leftFromText="180" w:rightFromText="180" w:vertAnchor="text" w:tblpY="1"/>
+              <w:tblOverlap w:val="never"/>
+              <w:tblW w:w="0" w:type="auto"/>
+              <w:tblBorders>
+                <w:top w:val="none" w:sz="0" w:space="0" w:color="auto"/>
+                <w:left w:val="none" w:sz="0" w:space="0" w:color="auto"/>
+                <w:bottom w:val="none" w:sz="0" w:space="0" w:color="auto"/>
+                <w:right w:val="none" w:sz="0" w:space="0" w:color="auto"/>
+                <w:insideH w:val="none" w:sz="0" w:space="0" w:color="auto"/>
+                <w:insideV w:val="none" w:sz="0" w:space="0" w:color="auto"/>
+              </w:tblBorders>
+              <w:tblCellMar>
+                <w:left w:w="0" w:type="dxa"/>
+              </w:tblCellMar>
+              <w:tblLook w:val="04A0" w:firstRow="1" w:lastRow="0" w:firstColumn="1" w:lastColumn="0" w:noHBand="0" w:noVBand="1"/>
+            </w:tblPr>
+            <w:tblGrid>
+              <w:gridCol w:w="2255"/>
+              <w:gridCol w:w="2256"/>
+            </w:tblGrid>
+            <w:tr>
+              <w:trPr>
+                <w:cantSplit/>
+                <w:trHeight w:val="279"/>
+              </w:trPr>
+              <w:tc>
+                <w:tcPr>
+                  <w:tcW w:w="2255" w:type="dxa"/>
+                </w:tcPr>
+                <w:p>
+                  <w:pPr>
+                    <w:pStyle w:val="NoSpacing"/>
+                    <w:keepNext/>
+                    <w:spacing w:line="276" w:lineRule="auto"/>
+                    <w:rPr>
+                      <w:rFonts w:cstheme="minorHAnsi"/>
+                      <w:sz w:val="20"/>
+                      <w:szCs w:val="20"/>
+                    </w:rPr>
+                  </w:pPr>
+                  <w:r>
+                    <w:rPr>
+                      <w:rFonts w:cstheme="minorHAnsi"/>
+                      <w:sz w:val="20"/>
+                      <w:szCs w:val="20"/>
+                    </w:rPr>
+                    <w:t>Total Sheets:</w:t>
+                  </w:r>
+                </w:p>
+              </w:tc>
+              <w:tc>
+                <w:tcPr>
+                  <w:tcW w:w="2256" w:type="dxa"/>
+                </w:tcPr>
+                <w:p>
+                  <w:pPr>
+                    <w:pStyle w:val="NoSpacing"/>
+                    <w:keepNext/>
+                    <w:spacing w:line="276" w:lineRule="auto"/>
+                    <w:rPr>
+                      <w:rFonts w:cstheme="minorHAnsi"/>
+                      <w:sz w:val="20"/>
+                      <w:szCs w:val="20"/>
+                    </w:rPr>
+                  </w:pPr>
+                  <w:r>
+                    <w:rPr>
+                      <w:rFonts w:cstheme="minorHAnsi"/>
+                      <w:sz w:val="20"/>
+                      <w:szCs w:val="20"/>
+                    </w:rPr>
+                    <w:t>{</w:t>
+                  </w:r>
+                  <w:proofErr w:type="spellStart"/>
+                  <w:r>
+                    <w:rPr>
+                      <w:rFonts w:cstheme="minorHAnsi"/>
+                      <w:sz w:val="20"/>
+                      <w:szCs w:val="20"/>
+                    </w:rPr>
+                    <w:t>totalQuantity</w:t>
+                  </w:r>
+                  <w:proofErr w:type="spellEnd"/>
+                  <w:r>
+                    <w:rPr>
+                      <w:rFonts w:cstheme="minorHAnsi"/>
+                      <w:sz w:val="20"/>
+                      <w:szCs w:val="20"/>
+                    </w:rPr>
+                    <w:t>}</w:t>
+                  </w:r>
+                </w:p>
+              </w:tc>
+            </w:tr>
+            <w:tr>
+              <w:trPr>
+                <w:cantSplit/>
+                <w:trHeight w:val="279"/>
+              </w:trPr>
+              <w:tc>
+                <w:tcPr>
+                  <w:tcW w:w="2255" w:type="dxa"/>
+                </w:tcPr>
+                <w:p>
+                  <w:pPr>
+                    <w:pStyle w:val="NoSpacing"/>
+                    <w:keepNext/>
+                    <w:spacing w:line="276" w:lineRule="auto"/>
+                    <w:rPr>
+                      <w:rFonts w:cstheme="minorHAnsi"/>
+                      <w:sz w:val="20"/>
+                      <w:szCs w:val="20"/>
+                    </w:rPr>
+                  </w:pPr>
+                  <w:r>
+                    <w:rPr>
+                      <w:rFonts w:cstheme="minorHAnsi"/>
+                      <w:sz w:val="20"/>
+                      <w:szCs w:val="20"/>
+                    </w:rPr>
+                    <w:t>Total Boxes:</w:t>
+                  </w:r>
+                </w:p>
+              </w:tc>
+              <w:tc>
+                <w:tcPr>
+                  <w:tcW w:w="2256" w:type="dxa"/>
+                </w:tcPr>
+                <w:p>
+                  <w:pPr>
+                    <w:pStyle w:val="NoSpacing"/>
+                    <w:keepNext/>
+                    <w:spacing w:line="276" w:lineRule="auto"/>
+                    <w:rPr>
+                      <w:rFonts w:cstheme="minorHAnsi"/>
+                      <w:sz w:val="20"/>
+                      <w:szCs w:val="20"/>
+                    </w:rPr>
+                  </w:pPr>
+                  <w:r>
+                    <w:rPr>
+                      <w:rFonts w:cstheme="minorHAnsi"/>
+                      <w:sz w:val="20"/>
+                      <w:szCs w:val="20"/>
+                    </w:rPr>
+                    <w:t>{</w:t>
+                  </w:r>
+                  <w:proofErr w:type="spellStart"/>
+                  <w:r>
+                    <w:rPr>
+                      <w:rFonts w:cstheme="minorHAnsi"/>
+                      <w:sz w:val="20"/>
+                      <w:szCs w:val="20"/>
+                    </w:rPr>
+                    <w:t>totalBox</w:t>
+                  </w:r>
+                  <w:proofErr w:type="spellEnd"/>
+                  <w:r>
+                    <w:rPr>
+                      <w:rFonts w:cstheme="minorHAnsi"/>
+                      <w:sz w:val="20"/>
+                      <w:szCs w:val="20"/>
+                    </w:rPr>
+                    <w:t>}</w:t>
+                  </w:r>
+                </w:p>
+              </w:tc>
+            </w:tr>
+            <w:tr>
+              <w:trPr>
+                <w:cantSplit/>
+                <w:trHeight w:val="279"/>
+              </w:trPr>
+              <w:tc>
+                <w:tcPr>
+                  <w:tcW w:w="2255" w:type="dxa"/>
+                </w:tcPr>
+                <w:p>
+                  <w:pPr>
+                    <w:pStyle w:val="NoSpacing"/>
+                    <w:keepNext/>
+                    <w:spacing w:line="276" w:lineRule="auto"/>
+                    <w:rPr>
+                      <w:rFonts w:cstheme="minorHAnsi"/>
+                      <w:sz w:val="20"/>
+                      <w:szCs w:val="20"/>
+                    </w:rPr>
+                  </w:pPr>
+                  <w:r>
+                    <w:rPr>
+                      <w:rFonts w:cstheme="minorHAnsi"/>
+                      <w:sz w:val="20"/>
+                      <w:szCs w:val="20"/>
+                    </w:rPr>
+                    <w:t>Total Net Weight:</w:t>
+                  </w:r>
+                </w:p>
+                <w:p>
+                  <w:pPr>
+                    <w:pStyle w:val="NoSpacing"/>
+                    <w:keepNext/>
+                    <w:spacing w:line="276" w:lineRule="auto"/>
+                    <w:rPr>
+                      <w:rFonts w:cstheme="minorHAnsi"/>
+                      <w:sz w:val="20"/>
+                      <w:szCs w:val="20"/>
+                    </w:rPr>
+                  </w:pPr>
+                  <w:r>
+                    <w:rPr>
+                      <w:rFonts w:cstheme="minorHAnsi"/>
+                      <w:sz w:val="20"/>
+                      <w:szCs w:val="20"/>
+                    </w:rPr>
+                    <w:t xml:space="preserve">Total Gross Weight: </w:t>
+                  </w:r>
+                </w:p>
+              </w:tc>
+              <w:tc>
+                <w:tcPr>
+                  <w:tcW w:w="2256" w:type="dxa"/>
+                </w:tcPr>
+                <w:p>
+                  <w:pPr>
+                    <w:pStyle w:val="NoSpacing"/>
+                    <w:keepNext/>
+                    <w:spacing w:line="276" w:lineRule="auto"/>
+                    <w:rPr>
+                      <w:rFonts w:cstheme="minorHAnsi"/>
+                      <w:sz w:val="20"/>
+                      <w:szCs w:val="20"/>
+                    </w:rPr>
+                  </w:pPr>
+                  <w:r>
+                    <w:rPr>
+                      <w:rFonts w:cstheme="minorHAnsi"/>
+                      <w:sz w:val="20"/>
+                      <w:szCs w:val="20"/>
+                    </w:rPr>
+                    <w:t>{</w:t>
+                  </w:r>
+                  <w:proofErr w:type="spellStart"/>
+                  <w:r>
+                    <w:rPr>
+                      <w:rFonts w:cstheme="minorHAnsi"/>
+                      <w:sz w:val="20"/>
+                      <w:szCs w:val="20"/>
+                    </w:rPr>
+                    <w:t>totalNetWeight</w:t>
+                  </w:r>
+                  <w:proofErr w:type="spellEnd"/>
+                  <w:r>
+                    <w:rPr>
+                      <w:rFonts w:cstheme="minorHAnsi"/>
+                      <w:sz w:val="20"/>
+                      <w:szCs w:val="20"/>
+                    </w:rPr>
+                    <w:t xml:space="preserve">} Kg </w:t>
+                  </w:r>
+                </w:p>
+                <w:p>
+                  <w:pPr>
+                    <w:pStyle w:val="NoSpacing"/>
+                    <w:keepNext/>
+                    <w:spacing w:line="276" w:lineRule="auto"/>
+                    <w:rPr>
+                      <w:rFonts w:cstheme="minorHAnsi"/>
+                      <w:sz w:val="20"/>
+                      <w:szCs w:val="20"/>
+                    </w:rPr>
+                  </w:pPr>
+                  <w:r>
+                    <w:rPr>
+                      <w:rFonts w:cstheme="minorHAnsi"/>
+                      <w:sz w:val="20"/>
+                      <w:szCs w:val="20"/>
+                    </w:rPr>
+                    <w:t>{</w:t>
+                  </w:r>
+                  <w:proofErr w:type="spellStart"/>
+                  <w:r>
+                    <w:rPr>
+                      <w:rFonts w:cstheme="minorHAnsi"/>
+                      <w:sz w:val="20"/>
+                      <w:szCs w:val="20"/>
+                    </w:rPr>
+                    <w:t>totalGrossWeight</w:t>
+                  </w:r>
+                  <w:proofErr w:type="spellEnd"/>
+                  <w:r>
+                    <w:rPr>
+                      <w:rFonts w:cstheme="minorHAnsi"/>
+                      <w:sz w:val="20"/>
+                      <w:szCs w:val="20"/>
+                    </w:rPr>
+                    <w:t>} Kg</w:t>
+                  </w:r>
+                </w:p>
+              </w:tc>
+            </w:tr>
+          </w:tbl>
           <w:p>
             <w:pPr>
               <w:pStyle w:val="NoSpacing"/>
-              <w:keepNext/>
               <w:spacing w:line="276" w:lineRule="auto"/>
               <w:rPr>
                 <w:rFonts w:cstheme="minorHAnsi"/>
-                <w:sz w:val="20"/>
-                <w:szCs w:val="20"/>
-              </w:rPr>
-            </w:pPr>
-            <w:r>
-              <w:rPr>
-                <w:rFonts w:cstheme="minorHAnsi"/>
-                <w:sz w:val="20"/>
-                <w:szCs w:val="20"/>
-              </w:rPr>
-              <w:t>{</w:t>
-            </w:r>
-            <w:r>
-              <w:rPr>
-                <w:rFonts w:cstheme="minorHAnsi"/>
-                <w:sz w:val="20"/>
-                <w:szCs w:val="20"/>
-              </w:rPr>
-              <w:t>totalQuantity</w:t>
-            </w:r>
-            <w:r>
-              <w:rPr>
-                <w:rFonts w:cstheme="minorHAnsi"/>
-                <w:sz w:val="20"/>
-                <w:szCs w:val="20"/>
-              </w:rPr>
-              <w:t>}</w:t>
-            </w:r>
+                <w:sz w:val="10"/>
+                <w:szCs w:val="10"/>
+              </w:rPr>
+            </w:pPr>
           </w:p>
         </w:tc>
       </w:tr>
-      <w:tr>
-        <w:trPr>
-          <w:cantSplit/>
-          <w:trHeight w:val="279"/>
-        </w:trPr>
-        <w:tc>
-          <w:tcPr>
-            <w:tcW w:w="2255" w:type="dxa"/>
-          </w:tcPr>
-          <w:p>
-            <w:pPr>
-              <w:pStyle w:val="NoSpacing"/>
-              <w:keepNext/>
-              <w:spacing w:line="276" w:lineRule="auto"/>
-              <w:rPr>
-                <w:rFonts w:cstheme="minorHAnsi"/>
-                <w:sz w:val="20"/>
-                <w:szCs w:val="20"/>
-              </w:rPr>
-            </w:pPr>
-            <w:r>
-              <w:rPr>
-                <w:rFonts w:cstheme="minorHAnsi"/>
-                <w:sz w:val="20"/>
-                <w:szCs w:val="20"/>
-              </w:rPr>
-              <w:t>Total Boxes:</w:t>
-            </w:r>
-          </w:p>
-        </w:tc>
-        <w:tc>
-          <w:tcPr>
-            <w:tcW w:w="2256" w:type="dxa"/>
-          </w:tcPr>
-          <w:p>
-            <w:pPr>
-              <w:pStyle w:val="NoSpacing"/>
-              <w:keepNext/>
-              <w:spacing w:line="276" w:lineRule="auto"/>
-              <w:rPr>
-                <w:rFonts w:cstheme="minorHAnsi"/>
-                <w:sz w:val="20"/>
-                <w:szCs w:val="20"/>
-              </w:rPr>
-            </w:pPr>
-            <w:r>
-              <w:rPr>
-                <w:rFonts w:cstheme="minorHAnsi"/>
-                <w:sz w:val="20"/>
-                <w:szCs w:val="20"/>
-              </w:rPr>
-              <w:t>{</w:t>
-            </w:r>
-            <w:r>
-              <w:rPr>
-                <w:rFonts w:cstheme="minorHAnsi"/>
-                <w:sz w:val="20"/>
-                <w:szCs w:val="20"/>
-              </w:rPr>
-              <w:t>totalBox</w:t>
-            </w:r>
-            <w:r>
-              <w:rPr>
-                <w:rFonts w:cstheme="minorHAnsi"/>
-                <w:sz w:val="20"/>
-                <w:szCs w:val="20"/>
-              </w:rPr>
-              <w:t>}</w:t>
-            </w:r>
-          </w:p>
-        </w:tc>
-      </w:tr>
-      <w:tr>
-        <w:trPr>
-          <w:cantSplit/>
-          <w:trHeight w:val="279"/>
-        </w:trPr>
-        <w:tc>
-          <w:tcPr>
-            <w:tcW w:w="2255" w:type="dxa"/>
-          </w:tcPr>
-          <w:p>
-            <w:pPr>
-              <w:pStyle w:val="NoSpacing"/>
-              <w:keepNext/>
-              <w:spacing w:line="276" w:lineRule="auto"/>
-              <w:rPr>
-                <w:rFonts w:cstheme="minorHAnsi"/>
-                <w:sz w:val="20"/>
-                <w:szCs w:val="20"/>
-              </w:rPr>
-            </w:pPr>
-            <w:r>
-              <w:rPr>
-                <w:rFonts w:cstheme="minorHAnsi"/>
-                <w:sz w:val="20"/>
-                <w:szCs w:val="20"/>
-              </w:rPr>
-              <w:t>Total Net Weight:</w:t>
-            </w:r>
-          </w:p>
-          <w:p>
-            <w:pPr>
-              <w:pStyle w:val="NoSpacing"/>
-              <w:keepNext/>
-              <w:spacing w:line="276" w:lineRule="auto"/>
-              <w:rPr>
-                <w:rFonts w:cstheme="minorHAnsi"/>
-                <w:sz w:val="20"/>
-                <w:szCs w:val="20"/>
-              </w:rPr>
-            </w:pPr>
-            <w:r>
-              <w:rPr>
-                <w:rFonts w:cstheme="minorHAnsi"/>
-                <w:sz w:val="20"/>
-                <w:szCs w:val="20"/>
-              </w:rPr>
-              <w:t xml:space="preserve">Total Gross Weight: </w:t>
-            </w:r>
-          </w:p>
-        </w:tc>
-        <w:tc>
-          <w:tcPr>
-            <w:tcW w:w="2256" w:type="dxa"/>
-          </w:tcPr>
-          <w:p>
-            <w:pPr>
-              <w:pStyle w:val="NoSpacing"/>
-              <w:keepNext/>
-              <w:spacing w:line="276" w:lineRule="auto"/>
-              <w:rPr>
-                <w:rFonts w:cstheme="minorHAnsi"/>
-                <w:sz w:val="20"/>
-                <w:szCs w:val="20"/>
-              </w:rPr>
-            </w:pPr>
-            <w:r>
-              <w:rPr>
-                <w:rFonts w:cstheme="minorHAnsi"/>
-                <w:sz w:val="20"/>
-                <w:szCs w:val="20"/>
-              </w:rPr>
-              <w:t>{</w:t>
-            </w:r>
-            <w:r>
-              <w:rPr>
-                <w:rFonts w:cstheme="minorHAnsi"/>
-                <w:sz w:val="20"/>
-                <w:szCs w:val="20"/>
-              </w:rPr>
-              <w:t>totalNetWeight</w:t>
-            </w:r>
-            <w:r>
-              <w:rPr>
-                <w:rFonts w:cstheme="minorHAnsi"/>
-                <w:sz w:val="20"/>
-                <w:szCs w:val="20"/>
-              </w:rPr>
-              <w:t xml:space="preserve">} Kg </w:t>
-            </w:r>
-          </w:p>
-          <w:p>
-            <w:pPr>
-              <w:pStyle w:val="NoSpacing"/>
-              <w:keepNext/>
-              <w:spacing w:line="276" w:lineRule="auto"/>
-              <w:rPr>
-                <w:rFonts w:cstheme="minorHAnsi"/>
-                <w:sz w:val="20"/>
-                <w:szCs w:val="20"/>
-              </w:rPr>
-            </w:pPr>
-            <w:r>
-              <w:rPr>
-                <w:rFonts w:cstheme="minorHAnsi"/>
-                <w:sz w:val="20"/>
-                <w:szCs w:val="20"/>
-              </w:rPr>
-              <w:t>{</w:t>
-            </w:r>
-            <w:r>
-              <w:rPr>
-                <w:rFonts w:cstheme="minorHAnsi"/>
-                <w:sz w:val="20"/>
-                <w:szCs w:val="20"/>
-              </w:rPr>
-              <w:t>totalGrossWeight</w:t>
-            </w:r>
-            <w:r>
-              <w:rPr>
-                <w:rFonts w:cstheme="minorHAnsi"/>
-                <w:sz w:val="20"/>
-                <w:szCs w:val="20"/>
-              </w:rPr>
-              <w:t>} Kg</w:t>
-            </w:r>
-          </w:p>
-        </w:tc>
-      </w:tr>
+      <w:bookmarkEnd w:id="0"/>
     </w:tbl>
-    <w:p>
-      <w:pPr>
-        <w:pStyle w:val="NoSpacing"/>
-        <w:spacing w:line="276" w:lineRule="auto"/>
-        <w:rPr>
-          <w:rFonts w:asciiTheme="majorHAnsi" w:hAnsiTheme="majorHAnsi" w:cstheme="majorHAnsi"/>
-        </w:rPr>
-      </w:pPr>
-    </w:p>
-    <w:p/>
     <w:p>
       <w:pPr>
         <w:tabs>
@@ -3534,7 +4283,16 @@
         <w:bCs/>
         <w:spacing w:val="60"/>
       </w:rPr>
-      <w:t xml:space="preserve">  </w:t>
+      <w:t xml:space="preserve"> </w:t>
+    </w:r>
+    <w:proofErr w:type="gramStart"/>
+    <w:r>
+      <w:rPr>
+        <w:b/>
+        <w:bCs/>
+        <w:spacing w:val="60"/>
+      </w:rPr>
+      <w:t xml:space="preserve"> </w:t>
     </w:r>
     <w:r>
       <w:rPr>
@@ -3558,7 +4316,16 @@
         <w:bCs/>
         <w:spacing w:val="60"/>
       </w:rPr>
-      <w:t>(I)</w:t>
+      <w:t>(</w:t>
+    </w:r>
+    <w:proofErr w:type="gramEnd"/>
+    <w:r>
+      <w:rPr>
+        <w:b/>
+        <w:bCs/>
+        <w:spacing w:val="60"/>
+      </w:rPr>
+      <w:t>I)</w:t>
     </w:r>
     <w:r>
       <w:rPr>
@@ -4324,7 +5091,6 @@
   <w:style w:type="character" w:default="1" w:styleId="DefaultParagraphFont">
     <w:name w:val="Default Paragraph Font"/>
     <w:uiPriority w:val="1"/>
-    <w:semiHidden/>
     <w:unhideWhenUsed/>
   </w:style>
   <w:style w:type="table" w:default="1" w:styleId="TableNormal">

--- a/electron/database/generate-document/templates/party-invoice-uk.docx
+++ b/electron/database/generate-document/templates/party-invoice-uk.docx
@@ -2743,36 +2743,34 @@
                   <w:r>
                     <w:rPr>
                       <w:rFonts w:cstheme="minorHAnsi"/>
-                      <w:sz w:val="18"/>
-                      <w:szCs w:val="18"/>
-                    </w:rPr>
-                    <w:t>{#</w:t>
-                  </w:r>
-                  <w:r>
-                    <w:rPr>
-                      <w:rFonts w:cstheme="minorHAnsi"/>
-                      <w:sz w:val="18"/>
-                      <w:szCs w:val="18"/>
-                    </w:rPr>
-                    <w:t>sampleBox</w:t>
-                  </w:r>
-                  <w:r>
-                    <w:rPr>
-                      <w:rFonts w:cstheme="minorHAnsi"/>
-                      <w:sz w:val="18"/>
-                      <w:szCs w:val="18"/>
-                    </w:rPr>
-                    <w:t>}</w:t>
-                  </w:r>
-                  <w:r>
-                    <w:rPr>
-                      <w:rFonts w:cstheme="minorHAnsi"/>
                       <w:b/>
                       <w:bCs/>
                       <w:sz w:val="18"/>
                       <w:szCs w:val="18"/>
                     </w:rPr>
-                    <w:t>SAMPLE BOX</w:t>
+                    <w:t>{#isSampleBox}SAMPLE BOX{/</w:t>
+                  </w:r>
+                  <w:proofErr w:type="spellStart"/>
+                  <w:r>
+                    <w:rPr>
+                      <w:rFonts w:cstheme="minorHAnsi"/>
+                      <w:b/>
+                      <w:bCs/>
+                      <w:sz w:val="18"/>
+                      <w:szCs w:val="18"/>
+                    </w:rPr>
+                    <w:t>isSampleBox</w:t>
+                  </w:r>
+                  <w:proofErr w:type="spellEnd"/>
+                  <w:r>
+                    <w:rPr>
+                      <w:rFonts w:cstheme="minorHAnsi"/>
+                      <w:b/>
+                      <w:bCs/>
+                      <w:sz w:val="18"/>
+                      <w:szCs w:val="18"/>
+                    </w:rPr>
+                    <w:t>}</w:t>
                   </w:r>
                 </w:p>
               </w:tc>
@@ -2857,23 +2855,30 @@
                       <w:sz w:val="18"/>
                       <w:szCs w:val="18"/>
                     </w:rPr>
+                    <w:t>{#</w:t>
+                  </w:r>
+                  <w:proofErr w:type="gramStart"/>
+                  <w:r>
+                    <w:rPr>
+                      <w:sz w:val="18"/>
+                      <w:szCs w:val="18"/>
+                    </w:rPr>
+                    <w:t>sampleBox}</w:t>
+                  </w:r>
+                  <w:r>
+                    <w:rPr>
+                      <w:sz w:val="18"/>
+                      <w:szCs w:val="18"/>
+                    </w:rPr>
                     <w:t>{</w:t>
                   </w:r>
-                  <w:proofErr w:type="spellStart"/>
-                  <w:r>
-                    <w:rPr>
-                      <w:sz w:val="18"/>
-                      <w:szCs w:val="18"/>
-                    </w:rPr>
-                    <w:t>containerFrom</w:t>
-                  </w:r>
-                  <w:proofErr w:type="spellEnd"/>
-                  <w:r>
-                    <w:rPr>
-                      <w:sz w:val="18"/>
-                      <w:szCs w:val="18"/>
-                    </w:rPr>
-                    <w:t>}{#containerTo} to {</w:t>
+                  <w:proofErr w:type="gramEnd"/>
+                  <w:r>
+                    <w:rPr>
+                      <w:sz w:val="18"/>
+                      <w:szCs w:val="18"/>
+                    </w:rPr>
+                    <w:t>containerFrom}{#containerTo} to {</w:t>
                   </w:r>
                   <w:proofErr w:type="spellStart"/>
                   <w:r>
@@ -3461,6 +3466,7 @@
                 <w:sz w:val="20"/>
                 <w:szCs w:val="20"/>
               </w:rPr>
+              <w:lastRenderedPageBreak/>
               <w:t>Total {</w:t>
             </w:r>
             <w:proofErr w:type="spellStart"/>
@@ -3633,10 +3639,72 @@
               <w:spacing w:line="276" w:lineRule="auto"/>
               <w:rPr>
                 <w:rFonts w:cstheme="minorHAnsi"/>
-                <w:sz w:val="20"/>
-                <w:szCs w:val="20"/>
-              </w:rPr>
-            </w:pPr>
+                <w:sz w:val="18"/>
+                <w:szCs w:val="18"/>
+              </w:rPr>
+            </w:pPr>
+            <w:r>
+              <w:rPr>
+                <w:rFonts w:cstheme="minorHAnsi"/>
+                <w:sz w:val="18"/>
+                <w:szCs w:val="18"/>
+              </w:rPr>
+              <w:t>{#</w:t>
+            </w:r>
+            <w:proofErr w:type="gramStart"/>
+            <w:r>
+              <w:rPr>
+                <w:rFonts w:cstheme="minorHAnsi"/>
+                <w:sz w:val="18"/>
+                <w:szCs w:val="18"/>
+              </w:rPr>
+              <w:t>specialInstruction}{</w:t>
+            </w:r>
+            <w:proofErr w:type="gramEnd"/>
+            <w:r>
+              <w:rPr>
+                <w:rFonts w:cstheme="minorHAnsi"/>
+                <w:sz w:val="18"/>
+                <w:szCs w:val="18"/>
+              </w:rPr>
+              <w:t>specialInstruction}{/specialInstruction}</w:t>
+            </w:r>
+          </w:p>
+          <w:p>
+            <w:pPr>
+              <w:pStyle w:val="NoSpacing"/>
+              <w:rPr>
+                <w:rFonts w:cstheme="minorHAnsi"/>
+                <w:sz w:val="18"/>
+                <w:szCs w:val="18"/>
+              </w:rPr>
+            </w:pPr>
+            <w:r>
+              <w:rPr>
+                <w:rFonts w:cstheme="minorHAnsi"/>
+                <w:sz w:val="18"/>
+                <w:szCs w:val="18"/>
+              </w:rPr>
+              <w:t>{#</w:t>
+            </w:r>
+            <w:proofErr w:type="gramStart"/>
+            <w:r>
+              <w:rPr>
+                <w:rFonts w:cstheme="minorHAnsi"/>
+                <w:sz w:val="18"/>
+                <w:szCs w:val="18"/>
+              </w:rPr>
+              <w:t>bottomNotes}{</w:t>
+            </w:r>
+            <w:proofErr w:type="gramEnd"/>
+            <w:r>
+              <w:rPr>
+                <w:rFonts w:cstheme="minorHAnsi"/>
+                <w:sz w:val="18"/>
+                <w:szCs w:val="18"/>
+              </w:rPr>
+              <w:t>bottomNote}</w:t>
+            </w:r>
           </w:p>
           <w:p>
             <w:pPr>
@@ -3651,29 +3719,28 @@
             <w:r>
               <w:rPr>
                 <w:rFonts w:cstheme="minorHAnsi"/>
-                <w:sz w:val="20"/>
-                <w:szCs w:val="20"/>
-              </w:rPr>
-              <w:t>Quality is deemed to be acceptable within 30 days of receipt of container if no complaint is raised against supplier.</w:t>
-            </w:r>
-          </w:p>
-          <w:p>
-            <w:pPr>
-              <w:pStyle w:val="NoSpacing"/>
-              <w:spacing w:line="276" w:lineRule="auto"/>
-              <w:rPr>
-                <w:rFonts w:cstheme="minorHAnsi"/>
-                <w:sz w:val="20"/>
-                <w:szCs w:val="20"/>
-              </w:rPr>
-            </w:pPr>
-            <w:r>
-              <w:rPr>
-                <w:rFonts w:cstheme="minorHAnsi"/>
-                <w:sz w:val="20"/>
-                <w:szCs w:val="20"/>
-              </w:rPr>
-              <w:t>Title of goods will remain with Alfa Ica till full payment of the invoice is received by supplier.</w:t>
+                <w:sz w:val="18"/>
+                <w:szCs w:val="18"/>
+              </w:rPr>
+              <w:t>{/</w:t>
+            </w:r>
+            <w:proofErr w:type="spellStart"/>
+            <w:r>
+              <w:rPr>
+                <w:rFonts w:cstheme="minorHAnsi"/>
+                <w:sz w:val="18"/>
+                <w:szCs w:val="18"/>
+              </w:rPr>
+              <w:t>bottomNotes</w:t>
+            </w:r>
+            <w:proofErr w:type="spellEnd"/>
+            <w:r>
+              <w:rPr>
+                <w:rFonts w:cstheme="minorHAnsi"/>
+                <w:sz w:val="18"/>
+                <w:szCs w:val="18"/>
+              </w:rPr>
+              <w:t>}</w:t>
             </w:r>
           </w:p>
         </w:tc>
@@ -5091,6 +5158,7 @@
   <w:style w:type="character" w:default="1" w:styleId="DefaultParagraphFont">
     <w:name w:val="Default Paragraph Font"/>
     <w:uiPriority w:val="1"/>
+    <w:semiHidden/>
     <w:unhideWhenUsed/>
   </w:style>
   <w:style w:type="table" w:default="1" w:styleId="TableNormal">

--- a/electron/database/generate-document/templates/party-invoice-uk.docx
+++ b/electron/database/generate-document/templates/party-invoice-uk.docx
@@ -202,14 +202,12 @@
               </w:rPr>
               <w:t>{</w:t>
             </w:r>
-            <w:proofErr w:type="spellStart"/>
             <w:r>
               <w:rPr>
                 <w:rFonts w:cstheme="minorHAnsi"/>
               </w:rPr>
               <w:t>modifyInvNo</w:t>
             </w:r>
-            <w:proofErr w:type="spellEnd"/>
             <w:r>
               <w:rPr>
                 <w:rFonts w:cstheme="minorHAnsi"/>
@@ -251,14 +249,12 @@
               </w:rPr>
               <w:t>{</w:t>
             </w:r>
-            <w:proofErr w:type="spellStart"/>
             <w:r>
               <w:rPr>
                 <w:rFonts w:cstheme="minorHAnsi"/>
               </w:rPr>
               <w:t>invoiceDate</w:t>
             </w:r>
-            <w:proofErr w:type="spellEnd"/>
             <w:r>
               <w:rPr>
                 <w:rFonts w:cstheme="minorHAnsi"/>
@@ -338,14 +334,12 @@
               </w:rPr>
               <w:t>{</w:t>
             </w:r>
-            <w:proofErr w:type="spellStart"/>
             <w:r>
               <w:rPr>
                 <w:rFonts w:cstheme="minorHAnsi"/>
               </w:rPr>
               <w:t>buyersOrderNo</w:t>
             </w:r>
-            <w:proofErr w:type="spellEnd"/>
             <w:r>
               <w:rPr>
                 <w:rFonts w:cstheme="minorHAnsi"/>
@@ -388,14 +382,12 @@
               </w:rPr>
               <w:t>{</w:t>
             </w:r>
-            <w:proofErr w:type="spellStart"/>
             <w:r>
               <w:rPr>
                 <w:rFonts w:cstheme="minorHAnsi"/>
               </w:rPr>
               <w:t>orderDate</w:t>
             </w:r>
-            <w:proofErr w:type="spellEnd"/>
             <w:r>
               <w:rPr>
                 <w:rFonts w:cstheme="minorHAnsi"/>
@@ -460,7 +452,6 @@
               </w:rPr>
               <w:t>{</w:t>
             </w:r>
-            <w:proofErr w:type="spellStart"/>
             <w:r>
               <w:rPr>
                 <w:rFonts w:cstheme="minorHAnsi"/>
@@ -469,7 +460,6 @@
               </w:rPr>
               <w:t>consigneeName</w:t>
             </w:r>
-            <w:proofErr w:type="spellEnd"/>
             <w:r>
               <w:rPr>
                 <w:rFonts w:cstheme="minorHAnsi"/>
@@ -495,7 +485,6 @@
               </w:rPr>
               <w:t>{</w:t>
             </w:r>
-            <w:proofErr w:type="spellStart"/>
             <w:r>
               <w:rPr>
                 <w:rFonts w:cstheme="minorHAnsi"/>
@@ -504,7 +493,6 @@
               </w:rPr>
               <w:t>consigneeAddress</w:t>
             </w:r>
-            <w:proofErr w:type="spellEnd"/>
             <w:r>
               <w:rPr>
                 <w:rFonts w:cstheme="minorHAnsi"/>
@@ -530,7 +518,6 @@
               </w:rPr>
               <w:t>{</w:t>
             </w:r>
-            <w:proofErr w:type="spellStart"/>
             <w:r>
               <w:rPr>
                 <w:rFonts w:cstheme="minorHAnsi"/>
@@ -539,7 +526,6 @@
               </w:rPr>
               <w:t>consigneeCity</w:t>
             </w:r>
-            <w:proofErr w:type="spellEnd"/>
             <w:r>
               <w:rPr>
                 <w:rFonts w:cstheme="minorHAnsi"/>
@@ -548,7 +534,6 @@
               </w:rPr>
               <w:t>} {</w:t>
             </w:r>
-            <w:proofErr w:type="spellStart"/>
             <w:r>
               <w:rPr>
                 <w:rFonts w:cstheme="minorHAnsi"/>
@@ -557,7 +542,6 @@
               </w:rPr>
               <w:t>consigneeState</w:t>
             </w:r>
-            <w:proofErr w:type="spellEnd"/>
             <w:r>
               <w:rPr>
                 <w:rFonts w:cstheme="minorHAnsi"/>
@@ -583,7 +567,6 @@
               </w:rPr>
               <w:t>{</w:t>
             </w:r>
-            <w:proofErr w:type="spellStart"/>
             <w:r>
               <w:rPr>
                 <w:rFonts w:cstheme="minorHAnsi"/>
@@ -592,7 +575,6 @@
               </w:rPr>
               <w:t>consigneeCountry</w:t>
             </w:r>
-            <w:proofErr w:type="spellEnd"/>
             <w:r>
               <w:rPr>
                 <w:rFonts w:cstheme="minorHAnsi"/>
@@ -601,7 +583,6 @@
               </w:rPr>
               <w:t>} {</w:t>
             </w:r>
-            <w:proofErr w:type="spellStart"/>
             <w:r>
               <w:rPr>
                 <w:rFonts w:cstheme="minorHAnsi"/>
@@ -610,7 +591,6 @@
               </w:rPr>
               <w:t>consigneeZip</w:t>
             </w:r>
-            <w:proofErr w:type="spellEnd"/>
             <w:r>
               <w:rPr>
                 <w:rFonts w:cstheme="minorHAnsi"/>
@@ -652,43 +632,7 @@
                 <w:sz w:val="20"/>
                 <w:szCs w:val="20"/>
               </w:rPr>
-              <w:t>: {</w:t>
-            </w:r>
-            <w:proofErr w:type="spellStart"/>
-            <w:r>
-              <w:rPr>
-                <w:rFonts w:cstheme="minorHAnsi"/>
-                <w:sz w:val="20"/>
-                <w:szCs w:val="20"/>
-              </w:rPr>
-              <w:t>consigneePhone</w:t>
-            </w:r>
-            <w:proofErr w:type="spellEnd"/>
-            <w:r>
-              <w:rPr>
-                <w:rFonts w:cstheme="minorHAnsi"/>
-                <w:sz w:val="20"/>
-                <w:szCs w:val="20"/>
-              </w:rPr>
-              <w:t>}{/</w:t>
-            </w:r>
-            <w:proofErr w:type="spellStart"/>
-            <w:r>
-              <w:rPr>
-                <w:rFonts w:cstheme="minorHAnsi"/>
-                <w:sz w:val="20"/>
-                <w:szCs w:val="20"/>
-              </w:rPr>
-              <w:t>consigneePhone</w:t>
-            </w:r>
-            <w:proofErr w:type="spellEnd"/>
-            <w:r>
-              <w:rPr>
-                <w:rFonts w:cstheme="minorHAnsi"/>
-                <w:sz w:val="20"/>
-                <w:szCs w:val="20"/>
-              </w:rPr>
-              <w:t>}</w:t>
+              <w:t>: {consigneePhone}{/consigneePhone}</w:t>
             </w:r>
           </w:p>
           <w:p>
@@ -723,43 +667,7 @@
                 <w:sz w:val="20"/>
                 <w:szCs w:val="20"/>
               </w:rPr>
-              <w:t>: {</w:t>
-            </w:r>
-            <w:proofErr w:type="spellStart"/>
-            <w:r>
-              <w:rPr>
-                <w:rFonts w:cstheme="minorHAnsi"/>
-                <w:sz w:val="20"/>
-                <w:szCs w:val="20"/>
-              </w:rPr>
-              <w:t>consigneeEmail</w:t>
-            </w:r>
-            <w:proofErr w:type="spellEnd"/>
-            <w:r>
-              <w:rPr>
-                <w:rFonts w:cstheme="minorHAnsi"/>
-                <w:sz w:val="20"/>
-                <w:szCs w:val="20"/>
-              </w:rPr>
-              <w:t>}{/</w:t>
-            </w:r>
-            <w:proofErr w:type="spellStart"/>
-            <w:r>
-              <w:rPr>
-                <w:rFonts w:cstheme="minorHAnsi"/>
-                <w:sz w:val="20"/>
-                <w:szCs w:val="20"/>
-              </w:rPr>
-              <w:t>consigneeEmail</w:t>
-            </w:r>
-            <w:proofErr w:type="spellEnd"/>
-            <w:r>
-              <w:rPr>
-                <w:rFonts w:cstheme="minorHAnsi"/>
-                <w:sz w:val="20"/>
-                <w:szCs w:val="20"/>
-              </w:rPr>
-              <w:t>}</w:t>
+              <w:t>: {consigneeEmail}{/consigneeEmail}</w:t>
             </w:r>
           </w:p>
         </w:tc>
@@ -805,7 +713,6 @@
               </w:rPr>
               <w:t>{</w:t>
             </w:r>
-            <w:proofErr w:type="spellStart"/>
             <w:r>
               <w:rPr>
                 <w:rFonts w:cstheme="minorHAnsi"/>
@@ -814,7 +721,6 @@
               </w:rPr>
               <w:t>buyerName</w:t>
             </w:r>
-            <w:proofErr w:type="spellEnd"/>
             <w:r>
               <w:rPr>
                 <w:rFonts w:cstheme="minorHAnsi"/>
@@ -840,7 +746,6 @@
               </w:rPr>
               <w:t>{</w:t>
             </w:r>
-            <w:proofErr w:type="spellStart"/>
             <w:r>
               <w:rPr>
                 <w:rFonts w:cstheme="minorHAnsi"/>
@@ -849,7 +754,6 @@
               </w:rPr>
               <w:t>buyerAddress</w:t>
             </w:r>
-            <w:proofErr w:type="spellEnd"/>
             <w:r>
               <w:rPr>
                 <w:rFonts w:cstheme="minorHAnsi"/>
@@ -875,7 +779,6 @@
               </w:rPr>
               <w:t>{</w:t>
             </w:r>
-            <w:proofErr w:type="spellStart"/>
             <w:r>
               <w:rPr>
                 <w:rFonts w:cstheme="minorHAnsi"/>
@@ -884,7 +787,6 @@
               </w:rPr>
               <w:t>buyerCity</w:t>
             </w:r>
-            <w:proofErr w:type="spellEnd"/>
             <w:r>
               <w:rPr>
                 <w:rFonts w:cstheme="minorHAnsi"/>
@@ -893,7 +795,6 @@
               </w:rPr>
               <w:t>} {</w:t>
             </w:r>
-            <w:proofErr w:type="spellStart"/>
             <w:r>
               <w:rPr>
                 <w:rFonts w:cstheme="minorHAnsi"/>
@@ -902,7 +803,6 @@
               </w:rPr>
               <w:t>buyerState</w:t>
             </w:r>
-            <w:proofErr w:type="spellEnd"/>
             <w:r>
               <w:rPr>
                 <w:rFonts w:cstheme="minorHAnsi"/>
@@ -928,7 +828,6 @@
               </w:rPr>
               <w:t>{</w:t>
             </w:r>
-            <w:proofErr w:type="spellStart"/>
             <w:r>
               <w:rPr>
                 <w:rFonts w:cstheme="minorHAnsi"/>
@@ -937,7 +836,6 @@
               </w:rPr>
               <w:t>buyerCountry</w:t>
             </w:r>
-            <w:proofErr w:type="spellEnd"/>
             <w:r>
               <w:rPr>
                 <w:rFonts w:cstheme="minorHAnsi"/>
@@ -946,7 +844,6 @@
               </w:rPr>
               <w:t>} {</w:t>
             </w:r>
-            <w:proofErr w:type="spellStart"/>
             <w:r>
               <w:rPr>
                 <w:rFonts w:cstheme="minorHAnsi"/>
@@ -955,7 +852,6 @@
               </w:rPr>
               <w:t>buyerZip</w:t>
             </w:r>
-            <w:proofErr w:type="spellEnd"/>
             <w:r>
               <w:rPr>
                 <w:rFonts w:cstheme="minorHAnsi"/>
@@ -1036,7 +932,6 @@
               </w:rPr>
               <w:t>{</w:t>
             </w:r>
-            <w:proofErr w:type="spellStart"/>
             <w:r>
               <w:rPr>
                 <w:rFonts w:cstheme="minorHAnsi"/>
@@ -1045,7 +940,6 @@
               </w:rPr>
               <w:t>originOfGoods</w:t>
             </w:r>
-            <w:proofErr w:type="spellEnd"/>
             <w:r>
               <w:rPr>
                 <w:rFonts w:cstheme="minorHAnsi"/>
@@ -1097,7 +991,6 @@
               </w:rPr>
               <w:t>{</w:t>
             </w:r>
-            <w:proofErr w:type="spellStart"/>
             <w:r>
               <w:rPr>
                 <w:rFonts w:cstheme="minorHAnsi"/>
@@ -1106,7 +999,6 @@
               </w:rPr>
               <w:t>finalDestination</w:t>
             </w:r>
-            <w:proofErr w:type="spellEnd"/>
             <w:r>
               <w:rPr>
                 <w:rFonts w:cstheme="minorHAnsi"/>
@@ -1183,7 +1075,6 @@
               </w:rPr>
               <w:t>{</w:t>
             </w:r>
-            <w:proofErr w:type="spellStart"/>
             <w:r>
               <w:rPr>
                 <w:rFonts w:cstheme="minorHAnsi"/>
@@ -1192,7 +1083,6 @@
               </w:rPr>
               <w:t>termOfDeliveryAndPayment</w:t>
             </w:r>
-            <w:proofErr w:type="spellEnd"/>
             <w:r>
               <w:rPr>
                 <w:rFonts w:cstheme="minorHAnsi"/>
@@ -1229,7 +1119,6 @@
                 <w:szCs w:val="20"/>
               </w:rPr>
             </w:pPr>
-            <w:proofErr w:type="spellStart"/>
             <w:r>
               <w:rPr>
                 <w:rFonts w:ascii="SansSerif" w:hAnsi="SansSerif" w:cs="SansSerif"/>
@@ -1237,17 +1126,7 @@
                 <w:sz w:val="20"/>
                 <w:szCs w:val="20"/>
               </w:rPr>
-              <w:t>Precarriage</w:t>
-            </w:r>
-            <w:proofErr w:type="spellEnd"/>
-            <w:r>
-              <w:rPr>
-                <w:rFonts w:ascii="SansSerif" w:hAnsi="SansSerif" w:cs="SansSerif"/>
-                <w:color w:val="000000"/>
-                <w:sz w:val="20"/>
-                <w:szCs w:val="20"/>
-              </w:rPr>
-              <w:t xml:space="preserve"> by:</w:t>
+              <w:t>Precarriage by:</w:t>
             </w:r>
           </w:p>
           <w:p>
@@ -1267,7 +1146,6 @@
               </w:rPr>
               <w:t>{</w:t>
             </w:r>
-            <w:proofErr w:type="spellStart"/>
             <w:r>
               <w:rPr>
                 <w:rFonts w:cstheme="minorHAnsi"/>
@@ -1276,7 +1154,6 @@
               </w:rPr>
               <w:t>precarriageBy</w:t>
             </w:r>
-            <w:proofErr w:type="spellEnd"/>
             <w:r>
               <w:rPr>
                 <w:rFonts w:cstheme="minorHAnsi"/>
@@ -1338,7 +1215,6 @@
               </w:rPr>
               <w:t>{</w:t>
             </w:r>
-            <w:proofErr w:type="spellStart"/>
             <w:r>
               <w:rPr>
                 <w:rFonts w:ascii="SansSerif" w:hAnsi="SansSerif" w:cs="SansSerif"/>
@@ -1348,7 +1224,6 @@
               </w:rPr>
               <w:t>placeOfReceipt</w:t>
             </w:r>
-            <w:proofErr w:type="spellEnd"/>
             <w:r>
               <w:rPr>
                 <w:rFonts w:ascii="SansSerif" w:hAnsi="SansSerif" w:cs="SansSerif"/>
@@ -1439,7 +1314,6 @@
               </w:rPr>
               <w:t>{</w:t>
             </w:r>
-            <w:proofErr w:type="spellStart"/>
             <w:r>
               <w:rPr>
                 <w:rFonts w:ascii="SansSerif" w:hAnsi="SansSerif" w:cs="SansSerif"/>
@@ -1449,7 +1323,6 @@
               </w:rPr>
               <w:t>vesselNo</w:t>
             </w:r>
-            <w:proofErr w:type="spellEnd"/>
             <w:r>
               <w:rPr>
                 <w:rFonts w:ascii="SansSerif" w:hAnsi="SansSerif" w:cs="SansSerif"/>
@@ -1512,7 +1385,6 @@
               </w:rPr>
               <w:t>{</w:t>
             </w:r>
-            <w:proofErr w:type="spellStart"/>
             <w:r>
               <w:rPr>
                 <w:rFonts w:ascii="SansSerif" w:hAnsi="SansSerif" w:cs="SansSerif"/>
@@ -1522,7 +1394,6 @@
               </w:rPr>
               <w:t>portOfLoading</w:t>
             </w:r>
-            <w:proofErr w:type="spellEnd"/>
             <w:r>
               <w:rPr>
                 <w:rFonts w:ascii="SansSerif" w:hAnsi="SansSerif" w:cs="SansSerif"/>
@@ -1608,7 +1479,6 @@
               </w:rPr>
               <w:t>{</w:t>
             </w:r>
-            <w:proofErr w:type="spellStart"/>
             <w:r>
               <w:rPr>
                 <w:rFonts w:ascii="SansSerif" w:hAnsi="SansSerif" w:cs="SansSerif"/>
@@ -1618,7 +1488,6 @@
               </w:rPr>
               <w:t>portOfDischarge</w:t>
             </w:r>
-            <w:proofErr w:type="spellEnd"/>
             <w:r>
               <w:rPr>
                 <w:rFonts w:ascii="SansSerif" w:hAnsi="SansSerif" w:cs="SansSerif"/>
@@ -1677,7 +1546,6 @@
               </w:rPr>
               <w:t>{</w:t>
             </w:r>
-            <w:proofErr w:type="spellStart"/>
             <w:r>
               <w:rPr>
                 <w:rFonts w:ascii="SansSerif" w:hAnsi="SansSerif" w:cs="SansSerif"/>
@@ -1687,7 +1555,6 @@
               </w:rPr>
               <w:t>finalDestination</w:t>
             </w:r>
-            <w:proofErr w:type="spellEnd"/>
             <w:r>
               <w:rPr>
                 <w:rFonts w:ascii="SansSerif" w:hAnsi="SansSerif" w:cs="SansSerif"/>
@@ -1758,7 +1625,6 @@
               </w:rPr>
               <w:t>{</w:t>
             </w:r>
-            <w:proofErr w:type="spellStart"/>
             <w:r>
               <w:rPr>
                 <w:rFonts w:cstheme="minorHAnsi"/>
@@ -1767,7 +1633,6 @@
               </w:rPr>
               <w:t>privateRemark</w:t>
             </w:r>
-            <w:proofErr w:type="spellEnd"/>
             <w:r>
               <w:rPr>
                 <w:rFonts w:cstheme="minorHAnsi"/>
@@ -2034,29 +1899,7 @@
                       <w:sz w:val="19"/>
                       <w:szCs w:val="19"/>
                     </w:rPr>
-                    <w:t>{</w:t>
-                  </w:r>
-                  <w:proofErr w:type="spellStart"/>
-                  <w:r>
-                    <w:rPr>
-                      <w:rFonts w:cstheme="minorHAnsi"/>
-                      <w:b/>
-                      <w:bCs/>
-                      <w:sz w:val="19"/>
-                      <w:szCs w:val="19"/>
-                    </w:rPr>
-                    <w:t>currencyChar</w:t>
-                  </w:r>
-                  <w:proofErr w:type="spellEnd"/>
-                  <w:r>
-                    <w:rPr>
-                      <w:rFonts w:cstheme="minorHAnsi"/>
-                      <w:b/>
-                      <w:bCs/>
-                      <w:sz w:val="19"/>
-                      <w:szCs w:val="19"/>
-                    </w:rPr>
-                    <w:t>}</w:t>
+                    <w:t>{currencyChar}</w:t>
                   </w:r>
                 </w:p>
               </w:tc>
@@ -2111,29 +1954,7 @@
                       <w:sz w:val="19"/>
                       <w:szCs w:val="19"/>
                     </w:rPr>
-                    <w:t>{</w:t>
-                  </w:r>
-                  <w:proofErr w:type="spellStart"/>
-                  <w:r>
-                    <w:rPr>
-                      <w:rFonts w:cstheme="minorHAnsi"/>
-                      <w:b/>
-                      <w:bCs/>
-                      <w:sz w:val="19"/>
-                      <w:szCs w:val="19"/>
-                    </w:rPr>
-                    <w:t>currencyChar</w:t>
-                  </w:r>
-                  <w:proofErr w:type="spellEnd"/>
-                  <w:r>
-                    <w:rPr>
-                      <w:rFonts w:cstheme="minorHAnsi"/>
-                      <w:b/>
-                      <w:bCs/>
-                      <w:sz w:val="19"/>
-                      <w:szCs w:val="19"/>
-                    </w:rPr>
-                    <w:t>}</w:t>
+                    <w:t>{currencyChar}</w:t>
                   </w:r>
                 </w:p>
               </w:tc>
@@ -2242,73 +2063,7 @@
                       <w:sz w:val="20"/>
                       <w:szCs w:val="20"/>
                     </w:rPr>
-                    <w:t xml:space="preserve">{length} X {width} X {height} </w:t>
-                  </w:r>
-                  <w:proofErr w:type="gramStart"/>
-                  <w:r>
-                    <w:rPr>
-                      <w:rFonts w:cstheme="minorHAnsi"/>
-                      <w:b/>
-                      <w:bCs/>
-                      <w:sz w:val="20"/>
-                      <w:szCs w:val="20"/>
-                    </w:rPr>
-                    <w:t>MM  {</w:t>
-                  </w:r>
-                  <w:proofErr w:type="gramEnd"/>
-                  <w:r>
-                    <w:rPr>
-                      <w:rFonts w:cstheme="minorHAnsi"/>
-                      <w:b/>
-                      <w:bCs/>
-                      <w:sz w:val="20"/>
-                      <w:szCs w:val="20"/>
-                    </w:rPr>
-                    <w:t>#fsc} – {</w:t>
-                  </w:r>
-                  <w:proofErr w:type="spellStart"/>
-                  <w:r>
-                    <w:rPr>
-                      <w:rFonts w:cstheme="minorHAnsi"/>
-                      <w:b/>
-                      <w:bCs/>
-                      <w:sz w:val="20"/>
-                      <w:szCs w:val="20"/>
-                    </w:rPr>
-                    <w:t>fsc</w:t>
-                  </w:r>
-                  <w:proofErr w:type="spellEnd"/>
-                  <w:r>
-                    <w:rPr>
-                      <w:rFonts w:cstheme="minorHAnsi"/>
-                      <w:b/>
-                      <w:bCs/>
-                      <w:sz w:val="20"/>
-                      <w:szCs w:val="20"/>
-                    </w:rPr>
-                    <w:t>}{/</w:t>
-                  </w:r>
-                  <w:proofErr w:type="spellStart"/>
-                  <w:r>
-                    <w:rPr>
-                      <w:rFonts w:cstheme="minorHAnsi"/>
-                      <w:b/>
-                      <w:bCs/>
-                      <w:sz w:val="20"/>
-                      <w:szCs w:val="20"/>
-                    </w:rPr>
-                    <w:t>fsc</w:t>
-                  </w:r>
-                  <w:proofErr w:type="spellEnd"/>
-                  <w:r>
-                    <w:rPr>
-                      <w:rFonts w:cstheme="minorHAnsi"/>
-                      <w:b/>
-                      <w:bCs/>
-                      <w:sz w:val="20"/>
-                      <w:szCs w:val="20"/>
-                    </w:rPr>
-                    <w:t>}</w:t>
+                    <w:t>{length} X {width} X {height} MM  {#fsc} – {fsc}{/fsc}</w:t>
                   </w:r>
                 </w:p>
               </w:tc>
@@ -2392,61 +2147,7 @@
                       <w:sz w:val="18"/>
                       <w:szCs w:val="18"/>
                     </w:rPr>
-                    <w:t>{#</w:t>
-                  </w:r>
-                  <w:proofErr w:type="gramStart"/>
-                  <w:r>
-                    <w:rPr>
-                      <w:rFonts w:cstheme="minorHAnsi"/>
-                      <w:sz w:val="18"/>
-                      <w:szCs w:val="18"/>
-                    </w:rPr>
-                    <w:t>invoices}{</w:t>
-                  </w:r>
-                  <w:proofErr w:type="gramEnd"/>
-                  <w:r>
-                    <w:rPr>
-                      <w:rFonts w:cstheme="minorHAnsi"/>
-                      <w:sz w:val="18"/>
-                      <w:szCs w:val="18"/>
-                    </w:rPr>
-                    <w:t>containerFrom}{#containerTo} to {</w:t>
-                  </w:r>
-                  <w:proofErr w:type="spellStart"/>
-                  <w:r>
-                    <w:rPr>
-                      <w:rFonts w:cstheme="minorHAnsi"/>
-                      <w:sz w:val="18"/>
-                      <w:szCs w:val="18"/>
-                    </w:rPr>
-                    <w:t>containerTo</w:t>
-                  </w:r>
-                  <w:proofErr w:type="spellEnd"/>
-                  <w:r>
-                    <w:rPr>
-                      <w:rFonts w:cstheme="minorHAnsi"/>
-                      <w:sz w:val="18"/>
-                      <w:szCs w:val="18"/>
-                    </w:rPr>
-                    <w:t>}{/</w:t>
-                  </w:r>
-                  <w:proofErr w:type="spellStart"/>
-                  <w:r>
-                    <w:rPr>
-                      <w:rFonts w:cstheme="minorHAnsi"/>
-                      <w:sz w:val="18"/>
-                      <w:szCs w:val="18"/>
-                    </w:rPr>
-                    <w:t>containerTo</w:t>
-                  </w:r>
-                  <w:proofErr w:type="spellEnd"/>
-                  <w:r>
-                    <w:rPr>
-                      <w:rFonts w:cstheme="minorHAnsi"/>
-                      <w:sz w:val="18"/>
-                      <w:szCs w:val="18"/>
-                    </w:rPr>
-                    <w:t>}</w:t>
+                    <w:t>{#invoices}{containerFrom}{#containerTo} to {containerTo}{/containerTo}</w:t>
                   </w:r>
                 </w:p>
               </w:tc>
@@ -2475,25 +2176,7 @@
                       <w:sz w:val="18"/>
                       <w:szCs w:val="18"/>
                     </w:rPr>
-                    <w:t>{</w:t>
-                  </w:r>
-                  <w:proofErr w:type="spellStart"/>
-                  <w:r>
-                    <w:rPr>
-                      <w:rFonts w:cstheme="minorHAnsi"/>
-                      <w:sz w:val="18"/>
-                      <w:szCs w:val="18"/>
-                    </w:rPr>
-                    <w:t>materialGrade</w:t>
-                  </w:r>
-                  <w:proofErr w:type="spellEnd"/>
-                  <w:r>
-                    <w:rPr>
-                      <w:rFonts w:cstheme="minorHAnsi"/>
-                      <w:sz w:val="18"/>
-                      <w:szCs w:val="18"/>
-                    </w:rPr>
-                    <w:t>}</w:t>
+                    <w:t>{materialGrade}</w:t>
                   </w:r>
                   <w:r>
                     <w:rPr>
@@ -2509,25 +2192,7 @@
                       <w:sz w:val="18"/>
                       <w:szCs w:val="18"/>
                     </w:rPr>
-                    <w:t>{</w:t>
-                  </w:r>
-                  <w:proofErr w:type="spellStart"/>
-                  <w:r>
-                    <w:rPr>
-                      <w:rFonts w:cstheme="minorHAnsi"/>
-                      <w:sz w:val="18"/>
-                      <w:szCs w:val="18"/>
-                    </w:rPr>
-                    <w:t>brandName</w:t>
-                  </w:r>
-                  <w:proofErr w:type="spellEnd"/>
-                  <w:r>
-                    <w:rPr>
-                      <w:rFonts w:cstheme="minorHAnsi"/>
-                      <w:sz w:val="18"/>
-                      <w:szCs w:val="18"/>
-                    </w:rPr>
-                    <w:t>}</w:t>
+                    <w:t>{brandName}</w:t>
                   </w:r>
                 </w:p>
               </w:tc>
@@ -2556,25 +2221,7 @@
                       <w:sz w:val="18"/>
                       <w:szCs w:val="18"/>
                     </w:rPr>
-                    <w:t>{</w:t>
-                  </w:r>
-                  <w:proofErr w:type="spellStart"/>
-                  <w:r>
-                    <w:rPr>
-                      <w:rFonts w:cstheme="minorHAnsi"/>
-                      <w:sz w:val="18"/>
-                      <w:szCs w:val="18"/>
-                    </w:rPr>
-                    <w:t>designType</w:t>
-                  </w:r>
-                  <w:proofErr w:type="spellEnd"/>
-                  <w:r>
-                    <w:rPr>
-                      <w:rFonts w:cstheme="minorHAnsi"/>
-                      <w:sz w:val="18"/>
-                      <w:szCs w:val="18"/>
-                    </w:rPr>
-                    <w:t>}</w:t>
+                    <w:t>{designType}</w:t>
                   </w:r>
                 </w:p>
               </w:tc>
@@ -2602,25 +2249,7 @@
                       <w:sz w:val="18"/>
                       <w:szCs w:val="18"/>
                     </w:rPr>
-                    <w:t>{</w:t>
-                  </w:r>
-                  <w:proofErr w:type="spellStart"/>
-                  <w:r>
-                    <w:rPr>
-                      <w:rFonts w:cstheme="minorHAnsi"/>
-                      <w:sz w:val="18"/>
-                      <w:szCs w:val="18"/>
-                    </w:rPr>
-                    <w:t>finishType</w:t>
-                  </w:r>
-                  <w:proofErr w:type="spellEnd"/>
-                  <w:r>
-                    <w:rPr>
-                      <w:rFonts w:cstheme="minorHAnsi"/>
-                      <w:sz w:val="18"/>
-                      <w:szCs w:val="18"/>
-                    </w:rPr>
-                    <w:t>}</w:t>
+                    <w:t>{finishType}</w:t>
                   </w:r>
                 </w:p>
               </w:tc>
@@ -2697,25 +2326,7 @@
                       <w:sz w:val="18"/>
                       <w:szCs w:val="18"/>
                     </w:rPr>
-                    <w:t>{value} {/invoices} {/</w:t>
-                  </w:r>
-                  <w:proofErr w:type="spellStart"/>
-                  <w:r>
-                    <w:rPr>
-                      <w:rFonts w:cstheme="minorHAnsi"/>
-                      <w:sz w:val="18"/>
-                      <w:szCs w:val="18"/>
-                    </w:rPr>
-                    <w:t>IPItems</w:t>
-                  </w:r>
-                  <w:proofErr w:type="spellEnd"/>
-                  <w:r>
-                    <w:rPr>
-                      <w:rFonts w:cstheme="minorHAnsi"/>
-                      <w:sz w:val="18"/>
-                      <w:szCs w:val="18"/>
-                    </w:rPr>
-                    <w:t>}</w:t>
+                    <w:t>{value} {/invoices} {/IPItems}</w:t>
                   </w:r>
                 </w:p>
               </w:tc>
@@ -2748,29 +2359,7 @@
                       <w:sz w:val="18"/>
                       <w:szCs w:val="18"/>
                     </w:rPr>
-                    <w:t>{#isSampleBox}SAMPLE BOX{/</w:t>
-                  </w:r>
-                  <w:proofErr w:type="spellStart"/>
-                  <w:r>
-                    <w:rPr>
-                      <w:rFonts w:cstheme="minorHAnsi"/>
-                      <w:b/>
-                      <w:bCs/>
-                      <w:sz w:val="18"/>
-                      <w:szCs w:val="18"/>
-                    </w:rPr>
-                    <w:t>isSampleBox</w:t>
-                  </w:r>
-                  <w:proofErr w:type="spellEnd"/>
-                  <w:r>
-                    <w:rPr>
-                      <w:rFonts w:cstheme="minorHAnsi"/>
-                      <w:b/>
-                      <w:bCs/>
-                      <w:sz w:val="18"/>
-                      <w:szCs w:val="18"/>
-                    </w:rPr>
-                    <w:t>}</w:t>
+                    <w:t>{#isSampleBox}SAMPLE BOX{/isSampleBox}</w:t>
                   </w:r>
                 </w:p>
               </w:tc>
@@ -2855,62 +2444,14 @@
                       <w:sz w:val="18"/>
                       <w:szCs w:val="18"/>
                     </w:rPr>
-                    <w:t>{#</w:t>
+                    <w:t>{#sampleBox}</w:t>
                   </w:r>
-                  <w:proofErr w:type="gramStart"/>
                   <w:r>
                     <w:rPr>
                       <w:sz w:val="18"/>
                       <w:szCs w:val="18"/>
                     </w:rPr>
-                    <w:t>sampleBox}</w:t>
-                  </w:r>
-                  <w:r>
-                    <w:rPr>
-                      <w:sz w:val="18"/>
-                      <w:szCs w:val="18"/>
-                    </w:rPr>
-                    <w:t>{</w:t>
-                  </w:r>
-                  <w:proofErr w:type="gramEnd"/>
-                  <w:r>
-                    <w:rPr>
-                      <w:sz w:val="18"/>
-                      <w:szCs w:val="18"/>
-                    </w:rPr>
-                    <w:t>containerFrom}{#containerTo} to {</w:t>
-                  </w:r>
-                  <w:proofErr w:type="spellStart"/>
-                  <w:r>
-                    <w:rPr>
-                      <w:sz w:val="18"/>
-                      <w:szCs w:val="18"/>
-                    </w:rPr>
-                    <w:t>containerTo</w:t>
-                  </w:r>
-                  <w:proofErr w:type="spellEnd"/>
-                  <w:r>
-                    <w:rPr>
-                      <w:sz w:val="18"/>
-                      <w:szCs w:val="18"/>
-                    </w:rPr>
-                    <w:t>} {/</w:t>
-                  </w:r>
-                  <w:proofErr w:type="spellStart"/>
-                  <w:r>
-                    <w:rPr>
-                      <w:sz w:val="18"/>
-                      <w:szCs w:val="18"/>
-                    </w:rPr>
-                    <w:t>containerTo</w:t>
-                  </w:r>
-                  <w:proofErr w:type="spellEnd"/>
-                  <w:r>
-                    <w:rPr>
-                      <w:sz w:val="18"/>
-                      <w:szCs w:val="18"/>
-                    </w:rPr>
-                    <w:t>}</w:t>
+                    <w:t>{containerFrom}{#containerTo} to {containerTo} {/containerTo}</w:t>
                   </w:r>
                 </w:p>
               </w:tc>
@@ -2940,44 +2481,7 @@
                       <w:sz w:val="18"/>
                       <w:szCs w:val="18"/>
                     </w:rPr>
-                    <w:t>{</w:t>
-                  </w:r>
-                  <w:proofErr w:type="spellStart"/>
-                  <w:proofErr w:type="gramStart"/>
-                  <w:r>
-                    <w:rPr>
-                      <w:rFonts w:cstheme="minorHAnsi"/>
-                      <w:sz w:val="18"/>
-                      <w:szCs w:val="18"/>
-                    </w:rPr>
-                    <w:t>materialGrade</w:t>
-                  </w:r>
-                  <w:proofErr w:type="spellEnd"/>
-                  <w:r>
-                    <w:rPr>
-                      <w:rFonts w:cstheme="minorHAnsi"/>
-                      <w:sz w:val="18"/>
-                      <w:szCs w:val="18"/>
-                    </w:rPr>
-                    <w:t>}  {</w:t>
-                  </w:r>
-                  <w:proofErr w:type="spellStart"/>
-                  <w:r>
-                    <w:rPr>
-                      <w:rFonts w:cstheme="minorHAnsi"/>
-                      <w:sz w:val="18"/>
-                      <w:szCs w:val="18"/>
-                    </w:rPr>
-                    <w:t>brandName</w:t>
-                  </w:r>
-                  <w:proofErr w:type="spellEnd"/>
-                  <w:r>
-                    <w:rPr>
-                      <w:rFonts w:cstheme="minorHAnsi"/>
-                      <w:sz w:val="18"/>
-                      <w:szCs w:val="18"/>
-                    </w:rPr>
-                    <w:t xml:space="preserve">} </w:t>
+                    <w:t xml:space="preserve">{materialGrade}  {brandName} </w:t>
                   </w:r>
                   <w:r>
                     <w:rPr>
@@ -2993,44 +2497,7 @@
                       <w:sz w:val="18"/>
                       <w:szCs w:val="18"/>
                     </w:rPr>
-                    <w:t>{</w:t>
-                  </w:r>
-                  <w:proofErr w:type="spellStart"/>
-                  <w:r>
-                    <w:rPr>
-                      <w:rFonts w:cstheme="minorHAnsi"/>
-                      <w:sz w:val="18"/>
-                      <w:szCs w:val="18"/>
-                    </w:rPr>
-                    <w:t>designType</w:t>
-                  </w:r>
-                  <w:proofErr w:type="spellEnd"/>
-                  <w:r>
-                    <w:rPr>
-                      <w:rFonts w:cstheme="minorHAnsi"/>
-                      <w:sz w:val="18"/>
-                      <w:szCs w:val="18"/>
-                    </w:rPr>
-                    <w:t>}  {</w:t>
-                  </w:r>
-                  <w:proofErr w:type="spellStart"/>
-                  <w:proofErr w:type="gramEnd"/>
-                  <w:r>
-                    <w:rPr>
-                      <w:rFonts w:cstheme="minorHAnsi"/>
-                      <w:sz w:val="18"/>
-                      <w:szCs w:val="18"/>
-                    </w:rPr>
-                    <w:t>finishType</w:t>
-                  </w:r>
-                  <w:proofErr w:type="spellEnd"/>
-                  <w:r>
-                    <w:rPr>
-                      <w:rFonts w:cstheme="minorHAnsi"/>
-                      <w:sz w:val="18"/>
-                      <w:szCs w:val="18"/>
-                    </w:rPr>
-                    <w:t>}</w:t>
+                    <w:t>{designType}  {finishType}</w:t>
                   </w:r>
                 </w:p>
               </w:tc>
@@ -3091,7 +2558,6 @@
                     </w:rPr>
                     <w:t>{/</w:t>
                   </w:r>
-                  <w:proofErr w:type="spellStart"/>
                   <w:r>
                     <w:rPr>
                       <w:rFonts w:cstheme="minorHAnsi"/>
@@ -3100,7 +2566,6 @@
                     </w:rPr>
                     <w:t>sampleBox</w:t>
                   </w:r>
-                  <w:proofErr w:type="spellEnd"/>
                   <w:r>
                     <w:rPr>
                       <w:rFonts w:cstheme="minorHAnsi"/>
@@ -3157,7 +2622,6 @@
               </w:rPr>
               <w:t>{</w:t>
             </w:r>
-            <w:proofErr w:type="spellStart"/>
             <w:r>
               <w:rPr>
                 <w:rFonts w:cstheme="minorHAnsi"/>
@@ -3166,7 +2630,6 @@
               </w:rPr>
               <w:t>totalAmount</w:t>
             </w:r>
-            <w:proofErr w:type="spellEnd"/>
             <w:r>
               <w:rPr>
                 <w:rFonts w:cstheme="minorHAnsi"/>
@@ -3355,25 +2818,7 @@
                 <w:sz w:val="20"/>
                 <w:szCs w:val="20"/>
               </w:rPr>
-              <w:t>{</w:t>
-            </w:r>
-            <w:proofErr w:type="spellStart"/>
-            <w:r>
-              <w:rPr>
-                <w:rFonts w:cstheme="minorHAnsi"/>
-                <w:sz w:val="20"/>
-                <w:szCs w:val="20"/>
-              </w:rPr>
-              <w:t>totalAddition</w:t>
-            </w:r>
-            <w:proofErr w:type="spellEnd"/>
-            <w:r>
-              <w:rPr>
-                <w:rFonts w:cstheme="minorHAnsi"/>
-                <w:sz w:val="20"/>
-                <w:szCs w:val="20"/>
-              </w:rPr>
-              <w:t>}</w:t>
+              <w:t>{totalAddition}</w:t>
             </w:r>
           </w:p>
           <w:p>
@@ -3393,25 +2838,7 @@
                 <w:sz w:val="20"/>
                 <w:szCs w:val="20"/>
               </w:rPr>
-              <w:t>{</w:t>
-            </w:r>
-            <w:proofErr w:type="spellStart"/>
-            <w:r>
-              <w:rPr>
-                <w:rFonts w:cstheme="minorHAnsi"/>
-                <w:sz w:val="20"/>
-                <w:szCs w:val="20"/>
-              </w:rPr>
-              <w:t>totalDiscount</w:t>
-            </w:r>
-            <w:proofErr w:type="spellEnd"/>
-            <w:r>
-              <w:rPr>
-                <w:rFonts w:cstheme="minorHAnsi"/>
-                <w:sz w:val="20"/>
-                <w:szCs w:val="20"/>
-              </w:rPr>
-              <w:t>}</w:t>
+              <w:t>{totalDiscount}</w:t>
             </w:r>
           </w:p>
           <w:p>
@@ -3467,52 +2894,15 @@
                 <w:szCs w:val="20"/>
               </w:rPr>
               <w:lastRenderedPageBreak/>
-              <w:t>Total {</w:t>
-            </w:r>
-            <w:proofErr w:type="spellStart"/>
-            <w:r>
-              <w:rPr>
-                <w:rFonts w:cstheme="minorHAnsi"/>
-                <w:sz w:val="20"/>
-                <w:szCs w:val="20"/>
-              </w:rPr>
-              <w:t>deliveryTerms</w:t>
-            </w:r>
-            <w:proofErr w:type="spellEnd"/>
-            <w:r>
-              <w:rPr>
-                <w:rFonts w:cstheme="minorHAnsi"/>
-                <w:sz w:val="20"/>
-                <w:szCs w:val="20"/>
-              </w:rPr>
-              <w:t xml:space="preserve">} </w:t>
-            </w:r>
-            <w:r>
-              <w:rPr>
-                <w:rFonts w:cstheme="minorHAnsi"/>
-                <w:sz w:val="20"/>
-                <w:szCs w:val="20"/>
-              </w:rPr>
-              <w:t>{</w:t>
-            </w:r>
-            <w:proofErr w:type="spellStart"/>
-            <w:proofErr w:type="gramStart"/>
-            <w:r>
-              <w:rPr>
-                <w:rFonts w:cstheme="minorHAnsi"/>
-                <w:sz w:val="20"/>
-                <w:szCs w:val="20"/>
-              </w:rPr>
-              <w:t>dischargeTerms</w:t>
-            </w:r>
-            <w:proofErr w:type="spellEnd"/>
-            <w:r>
-              <w:rPr>
-                <w:rFonts w:cstheme="minorHAnsi"/>
-                <w:sz w:val="20"/>
-                <w:szCs w:val="20"/>
-              </w:rPr>
-              <w:t>}</w:t>
+              <w:t xml:space="preserve">Total {deliveryTerms} </w:t>
+            </w:r>
+            <w:r>
+              <w:rPr>
+                <w:rFonts w:cstheme="minorHAnsi"/>
+                <w:sz w:val="20"/>
+                <w:szCs w:val="20"/>
+              </w:rPr>
+              <w:t>{dischargeTerms}</w:t>
             </w:r>
             <w:r>
               <w:rPr>
@@ -3528,44 +2918,23 @@
                 <w:sz w:val="20"/>
                 <w:szCs w:val="20"/>
               </w:rPr>
-              <w:t xml:space="preserve"> {</w:t>
-            </w:r>
-            <w:proofErr w:type="spellStart"/>
-            <w:proofErr w:type="gramEnd"/>
-            <w:r>
-              <w:rPr>
-                <w:rFonts w:cstheme="minorHAnsi"/>
-                <w:sz w:val="20"/>
-                <w:szCs w:val="20"/>
-              </w:rPr>
-              <w:t>currencyChar</w:t>
-            </w:r>
-            <w:proofErr w:type="spellEnd"/>
-            <w:r>
-              <w:rPr>
-                <w:rFonts w:cstheme="minorHAnsi"/>
-                <w:sz w:val="20"/>
-                <w:szCs w:val="20"/>
-              </w:rPr>
-              <w:t>} {</w:t>
-            </w:r>
-            <w:proofErr w:type="spellStart"/>
-            <w:r>
-              <w:rPr>
-                <w:rFonts w:cstheme="minorHAnsi"/>
-                <w:sz w:val="20"/>
-                <w:szCs w:val="20"/>
-              </w:rPr>
-              <w:t>netAmountWords</w:t>
-            </w:r>
-            <w:proofErr w:type="spellEnd"/>
-            <w:r>
-              <w:rPr>
-                <w:rFonts w:cstheme="minorHAnsi"/>
-                <w:sz w:val="20"/>
-                <w:szCs w:val="20"/>
-              </w:rPr>
-              <w:t>}</w:t>
+              <w:t xml:space="preserve"> {currencyChar} {netAmountWords}</w:t>
+            </w:r>
+            <w:r>
+              <w:rPr>
+                <w:rFonts w:cstheme="minorHAnsi"/>
+                <w:sz w:val="20"/>
+                <w:szCs w:val="20"/>
+              </w:rPr>
+              <w:t xml:space="preserve"> </w:t>
+            </w:r>
+            <w:r>
+              <w:rPr>
+                <w:rFonts w:cstheme="minorHAnsi"/>
+                <w:sz w:val="20"/>
+                <w:szCs w:val="20"/>
+              </w:rPr>
+              <w:t>Only</w:t>
             </w:r>
           </w:p>
         </w:tc>
@@ -3596,25 +2965,7 @@
                 <w:sz w:val="20"/>
                 <w:szCs w:val="20"/>
               </w:rPr>
-              <w:t>{</w:t>
-            </w:r>
-            <w:proofErr w:type="spellStart"/>
-            <w:r>
-              <w:rPr>
-                <w:rFonts w:cstheme="minorHAnsi"/>
-                <w:sz w:val="20"/>
-                <w:szCs w:val="20"/>
-              </w:rPr>
-              <w:t>netAmount</w:t>
-            </w:r>
-            <w:proofErr w:type="spellEnd"/>
-            <w:r>
-              <w:rPr>
-                <w:rFonts w:cstheme="minorHAnsi"/>
-                <w:sz w:val="20"/>
-                <w:szCs w:val="20"/>
-              </w:rPr>
-              <w:t>}</w:t>
+              <w:t>{netAmount}</w:t>
             </w:r>
           </w:p>
         </w:tc>
@@ -3722,25 +3073,7 @@
                 <w:sz w:val="18"/>
                 <w:szCs w:val="18"/>
               </w:rPr>
-              <w:t>{/</w:t>
-            </w:r>
-            <w:proofErr w:type="spellStart"/>
-            <w:r>
-              <w:rPr>
-                <w:rFonts w:cstheme="minorHAnsi"/>
-                <w:sz w:val="18"/>
-                <w:szCs w:val="18"/>
-              </w:rPr>
-              <w:t>bottomNotes</w:t>
-            </w:r>
-            <w:proofErr w:type="spellEnd"/>
-            <w:r>
-              <w:rPr>
-                <w:rFonts w:cstheme="minorHAnsi"/>
-                <w:sz w:val="18"/>
-                <w:szCs w:val="18"/>
-              </w:rPr>
-              <w:t>}</w:t>
+              <w:t>{/bottomNotes}</w:t>
             </w:r>
           </w:p>
         </w:tc>
@@ -3847,7 +3180,6 @@
                     </w:rPr>
                     <w:t>{</w:t>
                   </w:r>
-                  <w:proofErr w:type="spellStart"/>
                   <w:r>
                     <w:rPr>
                       <w:rFonts w:cstheme="minorHAnsi"/>
@@ -3856,7 +3188,6 @@
                     </w:rPr>
                     <w:t>totalQuantity</w:t>
                   </w:r>
-                  <w:proofErr w:type="spellEnd"/>
                   <w:r>
                     <w:rPr>
                       <w:rFonts w:cstheme="minorHAnsi"/>
@@ -3921,7 +3252,6 @@
                     </w:rPr>
                     <w:t>{</w:t>
                   </w:r>
-                  <w:proofErr w:type="spellStart"/>
                   <w:r>
                     <w:rPr>
                       <w:rFonts w:cstheme="minorHAnsi"/>
@@ -3930,7 +3260,6 @@
                     </w:rPr>
                     <w:t>totalBox</w:t>
                   </w:r>
-                  <w:proofErr w:type="spellEnd"/>
                   <w:r>
                     <w:rPr>
                       <w:rFonts w:cstheme="minorHAnsi"/>
@@ -4015,7 +3344,6 @@
                     </w:rPr>
                     <w:t>{</w:t>
                   </w:r>
-                  <w:proofErr w:type="spellStart"/>
                   <w:r>
                     <w:rPr>
                       <w:rFonts w:cstheme="minorHAnsi"/>
@@ -4024,7 +3352,6 @@
                     </w:rPr>
                     <w:t>totalNetWeight</w:t>
                   </w:r>
-                  <w:proofErr w:type="spellEnd"/>
                   <w:r>
                     <w:rPr>
                       <w:rFonts w:cstheme="minorHAnsi"/>
@@ -4053,7 +3380,6 @@
                     </w:rPr>
                     <w:t>{</w:t>
                   </w:r>
-                  <w:proofErr w:type="spellStart"/>
                   <w:r>
                     <w:rPr>
                       <w:rFonts w:cstheme="minorHAnsi"/>
@@ -4062,7 +3388,6 @@
                     </w:rPr>
                     <w:t>totalGrossWeight</w:t>
                   </w:r>
-                  <w:proofErr w:type="spellEnd"/>
                   <w:r>
                     <w:rPr>
                       <w:rFonts w:cstheme="minorHAnsi"/>
@@ -5158,7 +4483,6 @@
   <w:style w:type="character" w:default="1" w:styleId="DefaultParagraphFont">
     <w:name w:val="Default Paragraph Font"/>
     <w:uiPriority w:val="1"/>
-    <w:semiHidden/>
     <w:unhideWhenUsed/>
   </w:style>
   <w:style w:type="table" w:default="1" w:styleId="TableNormal">

--- a/electron/database/generate-document/templates/party-invoice-uk.docx
+++ b/electron/database/generate-document/templates/party-invoice-uk.docx
@@ -202,12 +202,14 @@
               </w:rPr>
               <w:t>{</w:t>
             </w:r>
+            <w:proofErr w:type="spellStart"/>
             <w:r>
               <w:rPr>
                 <w:rFonts w:cstheme="minorHAnsi"/>
               </w:rPr>
               <w:t>modifyInvNo</w:t>
             </w:r>
+            <w:proofErr w:type="spellEnd"/>
             <w:r>
               <w:rPr>
                 <w:rFonts w:cstheme="minorHAnsi"/>
@@ -249,12 +251,14 @@
               </w:rPr>
               <w:t>{</w:t>
             </w:r>
+            <w:proofErr w:type="spellStart"/>
             <w:r>
               <w:rPr>
                 <w:rFonts w:cstheme="minorHAnsi"/>
               </w:rPr>
               <w:t>invoiceDate</w:t>
             </w:r>
+            <w:proofErr w:type="spellEnd"/>
             <w:r>
               <w:rPr>
                 <w:rFonts w:cstheme="minorHAnsi"/>
@@ -334,12 +338,14 @@
               </w:rPr>
               <w:t>{</w:t>
             </w:r>
+            <w:proofErr w:type="spellStart"/>
             <w:r>
               <w:rPr>
                 <w:rFonts w:cstheme="minorHAnsi"/>
               </w:rPr>
               <w:t>buyersOrderNo</w:t>
             </w:r>
+            <w:proofErr w:type="spellEnd"/>
             <w:r>
               <w:rPr>
                 <w:rFonts w:cstheme="minorHAnsi"/>
@@ -382,12 +388,14 @@
               </w:rPr>
               <w:t>{</w:t>
             </w:r>
+            <w:proofErr w:type="spellStart"/>
             <w:r>
               <w:rPr>
                 <w:rFonts w:cstheme="minorHAnsi"/>
               </w:rPr>
               <w:t>orderDate</w:t>
             </w:r>
+            <w:proofErr w:type="spellEnd"/>
             <w:r>
               <w:rPr>
                 <w:rFonts w:cstheme="minorHAnsi"/>
@@ -452,6 +460,7 @@
               </w:rPr>
               <w:t>{</w:t>
             </w:r>
+            <w:proofErr w:type="spellStart"/>
             <w:r>
               <w:rPr>
                 <w:rFonts w:cstheme="minorHAnsi"/>
@@ -460,6 +469,7 @@
               </w:rPr>
               <w:t>consigneeName</w:t>
             </w:r>
+            <w:proofErr w:type="spellEnd"/>
             <w:r>
               <w:rPr>
                 <w:rFonts w:cstheme="minorHAnsi"/>
@@ -485,6 +495,7 @@
               </w:rPr>
               <w:t>{</w:t>
             </w:r>
+            <w:proofErr w:type="spellStart"/>
             <w:r>
               <w:rPr>
                 <w:rFonts w:cstheme="minorHAnsi"/>
@@ -493,6 +504,7 @@
               </w:rPr>
               <w:t>consigneeAddress</w:t>
             </w:r>
+            <w:proofErr w:type="spellEnd"/>
             <w:r>
               <w:rPr>
                 <w:rFonts w:cstheme="minorHAnsi"/>
@@ -518,6 +530,7 @@
               </w:rPr>
               <w:t>{</w:t>
             </w:r>
+            <w:proofErr w:type="spellStart"/>
             <w:r>
               <w:rPr>
                 <w:rFonts w:cstheme="minorHAnsi"/>
@@ -526,6 +539,7 @@
               </w:rPr>
               <w:t>consigneeCity</w:t>
             </w:r>
+            <w:proofErr w:type="spellEnd"/>
             <w:r>
               <w:rPr>
                 <w:rFonts w:cstheme="minorHAnsi"/>
@@ -534,6 +548,7 @@
               </w:rPr>
               <w:t>} {</w:t>
             </w:r>
+            <w:proofErr w:type="spellStart"/>
             <w:r>
               <w:rPr>
                 <w:rFonts w:cstheme="minorHAnsi"/>
@@ -542,6 +557,7 @@
               </w:rPr>
               <w:t>consigneeState</w:t>
             </w:r>
+            <w:proofErr w:type="spellEnd"/>
             <w:r>
               <w:rPr>
                 <w:rFonts w:cstheme="minorHAnsi"/>
@@ -567,6 +583,7 @@
               </w:rPr>
               <w:t>{</w:t>
             </w:r>
+            <w:proofErr w:type="spellStart"/>
             <w:r>
               <w:rPr>
                 <w:rFonts w:cstheme="minorHAnsi"/>
@@ -575,6 +592,7 @@
               </w:rPr>
               <w:t>consigneeCountry</w:t>
             </w:r>
+            <w:proofErr w:type="spellEnd"/>
             <w:r>
               <w:rPr>
                 <w:rFonts w:cstheme="minorHAnsi"/>
@@ -583,6 +601,7 @@
               </w:rPr>
               <w:t>} {</w:t>
             </w:r>
+            <w:proofErr w:type="spellStart"/>
             <w:r>
               <w:rPr>
                 <w:rFonts w:cstheme="minorHAnsi"/>
@@ -591,6 +610,7 @@
               </w:rPr>
               <w:t>consigneeZip</w:t>
             </w:r>
+            <w:proofErr w:type="spellEnd"/>
             <w:r>
               <w:rPr>
                 <w:rFonts w:cstheme="minorHAnsi"/>
@@ -632,7 +652,43 @@
                 <w:sz w:val="20"/>
                 <w:szCs w:val="20"/>
               </w:rPr>
-              <w:t>: {consigneePhone}{/consigneePhone}</w:t>
+              <w:t>: {</w:t>
+            </w:r>
+            <w:proofErr w:type="spellStart"/>
+            <w:r>
+              <w:rPr>
+                <w:rFonts w:cstheme="minorHAnsi"/>
+                <w:sz w:val="20"/>
+                <w:szCs w:val="20"/>
+              </w:rPr>
+              <w:t>consigneePhone</w:t>
+            </w:r>
+            <w:proofErr w:type="spellEnd"/>
+            <w:r>
+              <w:rPr>
+                <w:rFonts w:cstheme="minorHAnsi"/>
+                <w:sz w:val="20"/>
+                <w:szCs w:val="20"/>
+              </w:rPr>
+              <w:t>}{/</w:t>
+            </w:r>
+            <w:proofErr w:type="spellStart"/>
+            <w:r>
+              <w:rPr>
+                <w:rFonts w:cstheme="minorHAnsi"/>
+                <w:sz w:val="20"/>
+                <w:szCs w:val="20"/>
+              </w:rPr>
+              <w:t>consigneePhone</w:t>
+            </w:r>
+            <w:proofErr w:type="spellEnd"/>
+            <w:r>
+              <w:rPr>
+                <w:rFonts w:cstheme="minorHAnsi"/>
+                <w:sz w:val="20"/>
+                <w:szCs w:val="20"/>
+              </w:rPr>
+              <w:t>}</w:t>
             </w:r>
           </w:p>
           <w:p>
@@ -667,7 +723,43 @@
                 <w:sz w:val="20"/>
                 <w:szCs w:val="20"/>
               </w:rPr>
-              <w:t>: {consigneeEmail}{/consigneeEmail}</w:t>
+              <w:t>: {</w:t>
+            </w:r>
+            <w:proofErr w:type="spellStart"/>
+            <w:r>
+              <w:rPr>
+                <w:rFonts w:cstheme="minorHAnsi"/>
+                <w:sz w:val="20"/>
+                <w:szCs w:val="20"/>
+              </w:rPr>
+              <w:t>consigneeEmail</w:t>
+            </w:r>
+            <w:proofErr w:type="spellEnd"/>
+            <w:r>
+              <w:rPr>
+                <w:rFonts w:cstheme="minorHAnsi"/>
+                <w:sz w:val="20"/>
+                <w:szCs w:val="20"/>
+              </w:rPr>
+              <w:t>}{/</w:t>
+            </w:r>
+            <w:proofErr w:type="spellStart"/>
+            <w:r>
+              <w:rPr>
+                <w:rFonts w:cstheme="minorHAnsi"/>
+                <w:sz w:val="20"/>
+                <w:szCs w:val="20"/>
+              </w:rPr>
+              <w:t>consigneeEmail</w:t>
+            </w:r>
+            <w:proofErr w:type="spellEnd"/>
+            <w:r>
+              <w:rPr>
+                <w:rFonts w:cstheme="minorHAnsi"/>
+                <w:sz w:val="20"/>
+                <w:szCs w:val="20"/>
+              </w:rPr>
+              <w:t>}</w:t>
             </w:r>
           </w:p>
         </w:tc>
@@ -713,6 +805,7 @@
               </w:rPr>
               <w:t>{</w:t>
             </w:r>
+            <w:proofErr w:type="spellStart"/>
             <w:r>
               <w:rPr>
                 <w:rFonts w:cstheme="minorHAnsi"/>
@@ -721,6 +814,7 @@
               </w:rPr>
               <w:t>buyerName</w:t>
             </w:r>
+            <w:proofErr w:type="spellEnd"/>
             <w:r>
               <w:rPr>
                 <w:rFonts w:cstheme="minorHAnsi"/>
@@ -746,6 +840,7 @@
               </w:rPr>
               <w:t>{</w:t>
             </w:r>
+            <w:proofErr w:type="spellStart"/>
             <w:r>
               <w:rPr>
                 <w:rFonts w:cstheme="minorHAnsi"/>
@@ -754,6 +849,7 @@
               </w:rPr>
               <w:t>buyerAddress</w:t>
             </w:r>
+            <w:proofErr w:type="spellEnd"/>
             <w:r>
               <w:rPr>
                 <w:rFonts w:cstheme="minorHAnsi"/>
@@ -779,6 +875,7 @@
               </w:rPr>
               <w:t>{</w:t>
             </w:r>
+            <w:proofErr w:type="spellStart"/>
             <w:r>
               <w:rPr>
                 <w:rFonts w:cstheme="minorHAnsi"/>
@@ -787,6 +884,7 @@
               </w:rPr>
               <w:t>buyerCity</w:t>
             </w:r>
+            <w:proofErr w:type="spellEnd"/>
             <w:r>
               <w:rPr>
                 <w:rFonts w:cstheme="minorHAnsi"/>
@@ -795,6 +893,7 @@
               </w:rPr>
               <w:t>} {</w:t>
             </w:r>
+            <w:proofErr w:type="spellStart"/>
             <w:r>
               <w:rPr>
                 <w:rFonts w:cstheme="minorHAnsi"/>
@@ -803,6 +902,7 @@
               </w:rPr>
               <w:t>buyerState</w:t>
             </w:r>
+            <w:proofErr w:type="spellEnd"/>
             <w:r>
               <w:rPr>
                 <w:rFonts w:cstheme="minorHAnsi"/>
@@ -828,6 +928,7 @@
               </w:rPr>
               <w:t>{</w:t>
             </w:r>
+            <w:proofErr w:type="spellStart"/>
             <w:r>
               <w:rPr>
                 <w:rFonts w:cstheme="minorHAnsi"/>
@@ -836,6 +937,7 @@
               </w:rPr>
               <w:t>buyerCountry</w:t>
             </w:r>
+            <w:proofErr w:type="spellEnd"/>
             <w:r>
               <w:rPr>
                 <w:rFonts w:cstheme="minorHAnsi"/>
@@ -844,6 +946,7 @@
               </w:rPr>
               <w:t>} {</w:t>
             </w:r>
+            <w:proofErr w:type="spellStart"/>
             <w:r>
               <w:rPr>
                 <w:rFonts w:cstheme="minorHAnsi"/>
@@ -852,6 +955,7 @@
               </w:rPr>
               <w:t>buyerZip</w:t>
             </w:r>
+            <w:proofErr w:type="spellEnd"/>
             <w:r>
               <w:rPr>
                 <w:rFonts w:cstheme="minorHAnsi"/>
@@ -932,6 +1036,7 @@
               </w:rPr>
               <w:t>{</w:t>
             </w:r>
+            <w:proofErr w:type="spellStart"/>
             <w:r>
               <w:rPr>
                 <w:rFonts w:cstheme="minorHAnsi"/>
@@ -940,6 +1045,7 @@
               </w:rPr>
               <w:t>originOfGoods</w:t>
             </w:r>
+            <w:proofErr w:type="spellEnd"/>
             <w:r>
               <w:rPr>
                 <w:rFonts w:cstheme="minorHAnsi"/>
@@ -991,6 +1097,7 @@
               </w:rPr>
               <w:t>{</w:t>
             </w:r>
+            <w:proofErr w:type="spellStart"/>
             <w:r>
               <w:rPr>
                 <w:rFonts w:cstheme="minorHAnsi"/>
@@ -999,6 +1106,7 @@
               </w:rPr>
               <w:t>finalDestination</w:t>
             </w:r>
+            <w:proofErr w:type="spellEnd"/>
             <w:r>
               <w:rPr>
                 <w:rFonts w:cstheme="minorHAnsi"/>
@@ -1075,6 +1183,7 @@
               </w:rPr>
               <w:t>{</w:t>
             </w:r>
+            <w:proofErr w:type="spellStart"/>
             <w:r>
               <w:rPr>
                 <w:rFonts w:cstheme="minorHAnsi"/>
@@ -1083,6 +1192,7 @@
               </w:rPr>
               <w:t>termOfDeliveryAndPayment</w:t>
             </w:r>
+            <w:proofErr w:type="spellEnd"/>
             <w:r>
               <w:rPr>
                 <w:rFonts w:cstheme="minorHAnsi"/>
@@ -1119,6 +1229,7 @@
                 <w:szCs w:val="20"/>
               </w:rPr>
             </w:pPr>
+            <w:proofErr w:type="spellStart"/>
             <w:r>
               <w:rPr>
                 <w:rFonts w:ascii="SansSerif" w:hAnsi="SansSerif" w:cs="SansSerif"/>
@@ -1126,7 +1237,17 @@
                 <w:sz w:val="20"/>
                 <w:szCs w:val="20"/>
               </w:rPr>
-              <w:t>Precarriage by:</w:t>
+              <w:t>Precarriage</w:t>
+            </w:r>
+            <w:proofErr w:type="spellEnd"/>
+            <w:r>
+              <w:rPr>
+                <w:rFonts w:ascii="SansSerif" w:hAnsi="SansSerif" w:cs="SansSerif"/>
+                <w:color w:val="000000"/>
+                <w:sz w:val="20"/>
+                <w:szCs w:val="20"/>
+              </w:rPr>
+              <w:t xml:space="preserve"> by:</w:t>
             </w:r>
           </w:p>
           <w:p>
@@ -1146,6 +1267,7 @@
               </w:rPr>
               <w:t>{</w:t>
             </w:r>
+            <w:proofErr w:type="spellStart"/>
             <w:r>
               <w:rPr>
                 <w:rFonts w:cstheme="minorHAnsi"/>
@@ -1154,6 +1276,7 @@
               </w:rPr>
               <w:t>precarriageBy</w:t>
             </w:r>
+            <w:proofErr w:type="spellEnd"/>
             <w:r>
               <w:rPr>
                 <w:rFonts w:cstheme="minorHAnsi"/>
@@ -1215,6 +1338,7 @@
               </w:rPr>
               <w:t>{</w:t>
             </w:r>
+            <w:proofErr w:type="spellStart"/>
             <w:r>
               <w:rPr>
                 <w:rFonts w:ascii="SansSerif" w:hAnsi="SansSerif" w:cs="SansSerif"/>
@@ -1224,6 +1348,7 @@
               </w:rPr>
               <w:t>placeOfReceipt</w:t>
             </w:r>
+            <w:proofErr w:type="spellEnd"/>
             <w:r>
               <w:rPr>
                 <w:rFonts w:ascii="SansSerif" w:hAnsi="SansSerif" w:cs="SansSerif"/>
@@ -1314,6 +1439,7 @@
               </w:rPr>
               <w:t>{</w:t>
             </w:r>
+            <w:proofErr w:type="spellStart"/>
             <w:r>
               <w:rPr>
                 <w:rFonts w:ascii="SansSerif" w:hAnsi="SansSerif" w:cs="SansSerif"/>
@@ -1323,6 +1449,7 @@
               </w:rPr>
               <w:t>vesselNo</w:t>
             </w:r>
+            <w:proofErr w:type="spellEnd"/>
             <w:r>
               <w:rPr>
                 <w:rFonts w:ascii="SansSerif" w:hAnsi="SansSerif" w:cs="SansSerif"/>
@@ -1385,6 +1512,7 @@
               </w:rPr>
               <w:t>{</w:t>
             </w:r>
+            <w:proofErr w:type="spellStart"/>
             <w:r>
               <w:rPr>
                 <w:rFonts w:ascii="SansSerif" w:hAnsi="SansSerif" w:cs="SansSerif"/>
@@ -1394,6 +1522,7 @@
               </w:rPr>
               <w:t>portOfLoading</w:t>
             </w:r>
+            <w:proofErr w:type="spellEnd"/>
             <w:r>
               <w:rPr>
                 <w:rFonts w:ascii="SansSerif" w:hAnsi="SansSerif" w:cs="SansSerif"/>
@@ -1479,6 +1608,7 @@
               </w:rPr>
               <w:t>{</w:t>
             </w:r>
+            <w:proofErr w:type="spellStart"/>
             <w:r>
               <w:rPr>
                 <w:rFonts w:ascii="SansSerif" w:hAnsi="SansSerif" w:cs="SansSerif"/>
@@ -1488,6 +1618,7 @@
               </w:rPr>
               <w:t>portOfDischarge</w:t>
             </w:r>
+            <w:proofErr w:type="spellEnd"/>
             <w:r>
               <w:rPr>
                 <w:rFonts w:ascii="SansSerif" w:hAnsi="SansSerif" w:cs="SansSerif"/>
@@ -1546,6 +1677,7 @@
               </w:rPr>
               <w:t>{</w:t>
             </w:r>
+            <w:proofErr w:type="spellStart"/>
             <w:r>
               <w:rPr>
                 <w:rFonts w:ascii="SansSerif" w:hAnsi="SansSerif" w:cs="SansSerif"/>
@@ -1555,6 +1687,7 @@
               </w:rPr>
               <w:t>finalDestination</w:t>
             </w:r>
+            <w:proofErr w:type="spellEnd"/>
             <w:r>
               <w:rPr>
                 <w:rFonts w:ascii="SansSerif" w:hAnsi="SansSerif" w:cs="SansSerif"/>
@@ -1625,6 +1758,7 @@
               </w:rPr>
               <w:t>{</w:t>
             </w:r>
+            <w:proofErr w:type="spellStart"/>
             <w:r>
               <w:rPr>
                 <w:rFonts w:cstheme="minorHAnsi"/>
@@ -1633,6 +1767,7 @@
               </w:rPr>
               <w:t>privateRemark</w:t>
             </w:r>
+            <w:proofErr w:type="spellEnd"/>
             <w:r>
               <w:rPr>
                 <w:rFonts w:cstheme="minorHAnsi"/>
@@ -1899,7 +2034,29 @@
                       <w:sz w:val="19"/>
                       <w:szCs w:val="19"/>
                     </w:rPr>
-                    <w:t>{currencyChar}</w:t>
+                    <w:t>{</w:t>
+                  </w:r>
+                  <w:proofErr w:type="spellStart"/>
+                  <w:r>
+                    <w:rPr>
+                      <w:rFonts w:cstheme="minorHAnsi"/>
+                      <w:b/>
+                      <w:bCs/>
+                      <w:sz w:val="19"/>
+                      <w:szCs w:val="19"/>
+                    </w:rPr>
+                    <w:t>currencyChar</w:t>
+                  </w:r>
+                  <w:proofErr w:type="spellEnd"/>
+                  <w:r>
+                    <w:rPr>
+                      <w:rFonts w:cstheme="minorHAnsi"/>
+                      <w:b/>
+                      <w:bCs/>
+                      <w:sz w:val="19"/>
+                      <w:szCs w:val="19"/>
+                    </w:rPr>
+                    <w:t>}</w:t>
                   </w:r>
                 </w:p>
               </w:tc>
@@ -1954,7 +2111,29 @@
                       <w:sz w:val="19"/>
                       <w:szCs w:val="19"/>
                     </w:rPr>
-                    <w:t>{currencyChar}</w:t>
+                    <w:t>{</w:t>
+                  </w:r>
+                  <w:proofErr w:type="spellStart"/>
+                  <w:r>
+                    <w:rPr>
+                      <w:rFonts w:cstheme="minorHAnsi"/>
+                      <w:b/>
+                      <w:bCs/>
+                      <w:sz w:val="19"/>
+                      <w:szCs w:val="19"/>
+                    </w:rPr>
+                    <w:t>currencyChar</w:t>
+                  </w:r>
+                  <w:proofErr w:type="spellEnd"/>
+                  <w:r>
+                    <w:rPr>
+                      <w:rFonts w:cstheme="minorHAnsi"/>
+                      <w:b/>
+                      <w:bCs/>
+                      <w:sz w:val="19"/>
+                      <w:szCs w:val="19"/>
+                    </w:rPr>
+                    <w:t>}</w:t>
                   </w:r>
                 </w:p>
               </w:tc>
@@ -2063,7 +2242,51 @@
                       <w:sz w:val="20"/>
                       <w:szCs w:val="20"/>
                     </w:rPr>
-                    <w:t>{length} X {width} X {height} MM  {#fsc} – {fsc}{/fsc}</w:t>
+                    <w:t>{length} X {width} X {height} MM  {#fsc} – {</w:t>
+                  </w:r>
+                  <w:proofErr w:type="spellStart"/>
+                  <w:r>
+                    <w:rPr>
+                      <w:rFonts w:cstheme="minorHAnsi"/>
+                      <w:b/>
+                      <w:bCs/>
+                      <w:sz w:val="20"/>
+                      <w:szCs w:val="20"/>
+                    </w:rPr>
+                    <w:t>fsc</w:t>
+                  </w:r>
+                  <w:proofErr w:type="spellEnd"/>
+                  <w:r>
+                    <w:rPr>
+                      <w:rFonts w:cstheme="minorHAnsi"/>
+                      <w:b/>
+                      <w:bCs/>
+                      <w:sz w:val="20"/>
+                      <w:szCs w:val="20"/>
+                    </w:rPr>
+                    <w:t>}{/</w:t>
+                  </w:r>
+                  <w:proofErr w:type="spellStart"/>
+                  <w:r>
+                    <w:rPr>
+                      <w:rFonts w:cstheme="minorHAnsi"/>
+                      <w:b/>
+                      <w:bCs/>
+                      <w:sz w:val="20"/>
+                      <w:szCs w:val="20"/>
+                    </w:rPr>
+                    <w:t>fsc</w:t>
+                  </w:r>
+                  <w:proofErr w:type="spellEnd"/>
+                  <w:r>
+                    <w:rPr>
+                      <w:rFonts w:cstheme="minorHAnsi"/>
+                      <w:b/>
+                      <w:bCs/>
+                      <w:sz w:val="20"/>
+                      <w:szCs w:val="20"/>
+                    </w:rPr>
+                    <w:t>}</w:t>
                   </w:r>
                 </w:p>
               </w:tc>
@@ -2136,18 +2359,54 @@
                     <w:framePr w:hSpace="180" w:wrap="around" w:vAnchor="page" w:hAnchor="margin" w:y="481"/>
                     <w:spacing w:line="276" w:lineRule="auto"/>
                     <w:rPr>
-                      <w:rFonts w:cstheme="minorHAnsi"/>
+                      <w:rFonts w:ascii="Arial" w:hAnsi="Arial" w:cs="Arial"/>
                       <w:sz w:val="18"/>
                       <w:szCs w:val="18"/>
                     </w:rPr>
                   </w:pPr>
                   <w:r>
                     <w:rPr>
-                      <w:rFonts w:cstheme="minorHAnsi"/>
-                      <w:sz w:val="18"/>
-                      <w:szCs w:val="18"/>
-                    </w:rPr>
-                    <w:t>{#invoices}{containerFrom}{#containerTo} to {containerTo}{/containerTo}</w:t>
+                      <w:rFonts w:ascii="Arial" w:hAnsi="Arial" w:cs="Arial"/>
+                      <w:sz w:val="18"/>
+                      <w:szCs w:val="18"/>
+                    </w:rPr>
+                    <w:t>{#invoices}{containerFrom}{#containerTo} to {</w:t>
+                  </w:r>
+                  <w:proofErr w:type="spellStart"/>
+                  <w:r>
+                    <w:rPr>
+                      <w:rFonts w:ascii="Arial" w:hAnsi="Arial" w:cs="Arial"/>
+                      <w:sz w:val="18"/>
+                      <w:szCs w:val="18"/>
+                    </w:rPr>
+                    <w:t>containerTo</w:t>
+                  </w:r>
+                  <w:proofErr w:type="spellEnd"/>
+                  <w:r>
+                    <w:rPr>
+                      <w:rFonts w:ascii="Arial" w:hAnsi="Arial" w:cs="Arial"/>
+                      <w:sz w:val="18"/>
+                      <w:szCs w:val="18"/>
+                    </w:rPr>
+                    <w:t>}{/</w:t>
+                  </w:r>
+                  <w:proofErr w:type="spellStart"/>
+                  <w:r>
+                    <w:rPr>
+                      <w:rFonts w:ascii="Arial" w:hAnsi="Arial" w:cs="Arial"/>
+                      <w:sz w:val="18"/>
+                      <w:szCs w:val="18"/>
+                    </w:rPr>
+                    <w:t>containerTo</w:t>
+                  </w:r>
+                  <w:proofErr w:type="spellEnd"/>
+                  <w:r>
+                    <w:rPr>
+                      <w:rFonts w:ascii="Arial" w:hAnsi="Arial" w:cs="Arial"/>
+                      <w:sz w:val="18"/>
+                      <w:szCs w:val="18"/>
+                    </w:rPr>
+                    <w:t>}</w:t>
                   </w:r>
                 </w:p>
               </w:tc>
@@ -2165,22 +2424,40 @@
                     <w:framePr w:hSpace="180" w:wrap="around" w:vAnchor="page" w:hAnchor="margin" w:y="481"/>
                     <w:spacing w:line="276" w:lineRule="auto"/>
                     <w:rPr>
-                      <w:rFonts w:cstheme="minorHAnsi"/>
+                      <w:rFonts w:ascii="Arial" w:hAnsi="Arial" w:cs="Arial"/>
                       <w:sz w:val="18"/>
                       <w:szCs w:val="18"/>
                     </w:rPr>
                   </w:pPr>
                   <w:r>
                     <w:rPr>
-                      <w:rFonts w:cstheme="minorHAnsi"/>
-                      <w:sz w:val="18"/>
-                      <w:szCs w:val="18"/>
-                    </w:rPr>
-                    <w:t>{materialGrade}</w:t>
-                  </w:r>
-                  <w:r>
-                    <w:rPr>
-                      <w:rFonts w:cstheme="minorHAnsi"/>
+                      <w:rFonts w:ascii="Arial" w:hAnsi="Arial" w:cs="Arial"/>
+                      <w:sz w:val="18"/>
+                      <w:szCs w:val="18"/>
+                    </w:rPr>
+                    <w:t>{</w:t>
+                  </w:r>
+                  <w:proofErr w:type="spellStart"/>
+                  <w:r>
+                    <w:rPr>
+                      <w:rFonts w:ascii="Arial" w:hAnsi="Arial" w:cs="Arial"/>
+                      <w:sz w:val="18"/>
+                      <w:szCs w:val="18"/>
+                    </w:rPr>
+                    <w:t>materialGrade</w:t>
+                  </w:r>
+                  <w:proofErr w:type="spellEnd"/>
+                  <w:r>
+                    <w:rPr>
+                      <w:rFonts w:ascii="Arial" w:hAnsi="Arial" w:cs="Arial"/>
+                      <w:sz w:val="18"/>
+                      <w:szCs w:val="18"/>
+                    </w:rPr>
+                    <w:t>}</w:t>
+                  </w:r>
+                  <w:r>
+                    <w:rPr>
+                      <w:rFonts w:ascii="Arial" w:hAnsi="Arial" w:cs="Arial"/>
                       <w:sz w:val="18"/>
                       <w:szCs w:val="18"/>
                     </w:rPr>
@@ -2188,11 +2465,29 @@
                   </w:r>
                   <w:r>
                     <w:rPr>
-                      <w:rFonts w:cstheme="minorHAnsi"/>
-                      <w:sz w:val="18"/>
-                      <w:szCs w:val="18"/>
-                    </w:rPr>
-                    <w:t>{brandName}</w:t>
+                      <w:rFonts w:ascii="Arial" w:hAnsi="Arial" w:cs="Arial"/>
+                      <w:sz w:val="18"/>
+                      <w:szCs w:val="18"/>
+                    </w:rPr>
+                    <w:t>{</w:t>
+                  </w:r>
+                  <w:proofErr w:type="spellStart"/>
+                  <w:r>
+                    <w:rPr>
+                      <w:rFonts w:ascii="Arial" w:hAnsi="Arial" w:cs="Arial"/>
+                      <w:sz w:val="18"/>
+                      <w:szCs w:val="18"/>
+                    </w:rPr>
+                    <w:t>brandName</w:t>
+                  </w:r>
+                  <w:proofErr w:type="spellEnd"/>
+                  <w:r>
+                    <w:rPr>
+                      <w:rFonts w:ascii="Arial" w:hAnsi="Arial" w:cs="Arial"/>
+                      <w:sz w:val="18"/>
+                      <w:szCs w:val="18"/>
+                    </w:rPr>
+                    <w:t>}</w:t>
                   </w:r>
                 </w:p>
               </w:tc>
@@ -2210,18 +2505,36 @@
                     <w:framePr w:hSpace="180" w:wrap="around" w:vAnchor="page" w:hAnchor="margin" w:y="481"/>
                     <w:spacing w:line="276" w:lineRule="auto"/>
                     <w:rPr>
-                      <w:rFonts w:cstheme="minorHAnsi"/>
+                      <w:rFonts w:ascii="Arial" w:hAnsi="Arial" w:cs="Arial"/>
                       <w:sz w:val="18"/>
                       <w:szCs w:val="18"/>
                     </w:rPr>
                   </w:pPr>
                   <w:r>
                     <w:rPr>
-                      <w:rFonts w:cstheme="minorHAnsi"/>
-                      <w:sz w:val="18"/>
-                      <w:szCs w:val="18"/>
-                    </w:rPr>
-                    <w:t>{designType}</w:t>
+                      <w:rFonts w:ascii="Arial" w:hAnsi="Arial" w:cs="Arial"/>
+                      <w:sz w:val="18"/>
+                      <w:szCs w:val="18"/>
+                    </w:rPr>
+                    <w:t>{</w:t>
+                  </w:r>
+                  <w:proofErr w:type="spellStart"/>
+                  <w:r>
+                    <w:rPr>
+                      <w:rFonts w:ascii="Arial" w:hAnsi="Arial" w:cs="Arial"/>
+                      <w:sz w:val="18"/>
+                      <w:szCs w:val="18"/>
+                    </w:rPr>
+                    <w:t>designType</w:t>
+                  </w:r>
+                  <w:proofErr w:type="spellEnd"/>
+                  <w:r>
+                    <w:rPr>
+                      <w:rFonts w:ascii="Arial" w:hAnsi="Arial" w:cs="Arial"/>
+                      <w:sz w:val="18"/>
+                      <w:szCs w:val="18"/>
+                    </w:rPr>
+                    <w:t>}</w:t>
                   </w:r>
                 </w:p>
               </w:tc>
@@ -2238,18 +2551,36 @@
                     <w:framePr w:hSpace="180" w:wrap="around" w:vAnchor="page" w:hAnchor="margin" w:y="481"/>
                     <w:spacing w:line="276" w:lineRule="auto"/>
                     <w:rPr>
-                      <w:rFonts w:cstheme="minorHAnsi"/>
+                      <w:rFonts w:ascii="Arial" w:hAnsi="Arial" w:cs="Arial"/>
                       <w:sz w:val="18"/>
                       <w:szCs w:val="18"/>
                     </w:rPr>
                   </w:pPr>
                   <w:r>
                     <w:rPr>
-                      <w:rFonts w:cstheme="minorHAnsi"/>
-                      <w:sz w:val="18"/>
-                      <w:szCs w:val="18"/>
-                    </w:rPr>
-                    <w:t>{finishType}</w:t>
+                      <w:rFonts w:ascii="Arial" w:hAnsi="Arial" w:cs="Arial"/>
+                      <w:sz w:val="18"/>
+                      <w:szCs w:val="18"/>
+                    </w:rPr>
+                    <w:t>{</w:t>
+                  </w:r>
+                  <w:proofErr w:type="spellStart"/>
+                  <w:r>
+                    <w:rPr>
+                      <w:rFonts w:ascii="Arial" w:hAnsi="Arial" w:cs="Arial"/>
+                      <w:sz w:val="18"/>
+                      <w:szCs w:val="18"/>
+                    </w:rPr>
+                    <w:t>finishType</w:t>
+                  </w:r>
+                  <w:proofErr w:type="spellEnd"/>
+                  <w:r>
+                    <w:rPr>
+                      <w:rFonts w:ascii="Arial" w:hAnsi="Arial" w:cs="Arial"/>
+                      <w:sz w:val="18"/>
+                      <w:szCs w:val="18"/>
+                    </w:rPr>
+                    <w:t>}</w:t>
                   </w:r>
                 </w:p>
               </w:tc>
@@ -2264,14 +2595,14 @@
                     <w:ind w:right="-57"/>
                     <w:jc w:val="right"/>
                     <w:rPr>
-                      <w:rFonts w:cstheme="minorHAnsi"/>
+                      <w:rFonts w:ascii="Arial" w:hAnsi="Arial" w:cs="Arial"/>
                       <w:sz w:val="18"/>
                       <w:szCs w:val="18"/>
                     </w:rPr>
                   </w:pPr>
                   <w:r>
                     <w:rPr>
-                      <w:rFonts w:cstheme="minorHAnsi"/>
+                      <w:rFonts w:ascii="Arial" w:hAnsi="Arial" w:cs="Arial"/>
                       <w:sz w:val="18"/>
                       <w:szCs w:val="18"/>
                     </w:rPr>
@@ -2290,14 +2621,14 @@
                     <w:ind w:right="-57"/>
                     <w:jc w:val="right"/>
                     <w:rPr>
-                      <w:rFonts w:cstheme="minorHAnsi"/>
+                      <w:rFonts w:ascii="Arial" w:hAnsi="Arial" w:cs="Arial"/>
                       <w:sz w:val="18"/>
                       <w:szCs w:val="18"/>
                     </w:rPr>
                   </w:pPr>
                   <w:r>
                     <w:rPr>
-                      <w:rFonts w:cstheme="minorHAnsi"/>
+                      <w:rFonts w:ascii="Arial" w:hAnsi="Arial" w:cs="Arial"/>
                       <w:sz w:val="18"/>
                       <w:szCs w:val="18"/>
                     </w:rPr>
@@ -2315,18 +2646,36 @@
                     <w:framePr w:hSpace="180" w:wrap="around" w:vAnchor="page" w:hAnchor="margin" w:y="481"/>
                     <w:jc w:val="right"/>
                     <w:rPr>
-                      <w:rFonts w:cstheme="minorHAnsi"/>
+                      <w:rFonts w:ascii="Arial" w:hAnsi="Arial" w:cs="Arial"/>
                       <w:sz w:val="18"/>
                       <w:szCs w:val="18"/>
                     </w:rPr>
                   </w:pPr>
                   <w:r>
                     <w:rPr>
-                      <w:rFonts w:cstheme="minorHAnsi"/>
-                      <w:sz w:val="18"/>
-                      <w:szCs w:val="18"/>
-                    </w:rPr>
-                    <w:t>{value} {/invoices} {/IPItems}</w:t>
+                      <w:rFonts w:ascii="Arial" w:hAnsi="Arial" w:cs="Arial"/>
+                      <w:sz w:val="18"/>
+                      <w:szCs w:val="18"/>
+                    </w:rPr>
+                    <w:t>{value} {/invoices} {/</w:t>
+                  </w:r>
+                  <w:proofErr w:type="spellStart"/>
+                  <w:r>
+                    <w:rPr>
+                      <w:rFonts w:ascii="Arial" w:hAnsi="Arial" w:cs="Arial"/>
+                      <w:sz w:val="18"/>
+                      <w:szCs w:val="18"/>
+                    </w:rPr>
+                    <w:t>IPItems</w:t>
+                  </w:r>
+                  <w:proofErr w:type="spellEnd"/>
+                  <w:r>
+                    <w:rPr>
+                      <w:rFonts w:ascii="Arial" w:hAnsi="Arial" w:cs="Arial"/>
+                      <w:sz w:val="18"/>
+                      <w:szCs w:val="18"/>
+                    </w:rPr>
+                    <w:t>}</w:t>
                   </w:r>
                 </w:p>
               </w:tc>
@@ -2346,20 +2695,42 @@
                     <w:framePr w:hSpace="180" w:wrap="around" w:vAnchor="page" w:hAnchor="margin" w:y="481"/>
                     <w:spacing w:before="120" w:line="276" w:lineRule="auto"/>
                     <w:rPr>
-                      <w:rFonts w:cstheme="minorHAnsi"/>
+                      <w:rFonts w:ascii="Arial" w:hAnsi="Arial" w:cs="Arial"/>
                       <w:sz w:val="18"/>
                       <w:szCs w:val="18"/>
                     </w:rPr>
                   </w:pPr>
                   <w:r>
                     <w:rPr>
-                      <w:rFonts w:cstheme="minorHAnsi"/>
+                      <w:rFonts w:ascii="Arial" w:hAnsi="Arial" w:cs="Arial"/>
                       <w:b/>
                       <w:bCs/>
                       <w:sz w:val="18"/>
                       <w:szCs w:val="18"/>
                     </w:rPr>
-                    <w:t>{#isSampleBox}SAMPLE BOX{/isSampleBox}</w:t>
+                    <w:t>{#isSampleBox}SAMPLE BOX{/</w:t>
+                  </w:r>
+                  <w:proofErr w:type="spellStart"/>
+                  <w:r>
+                    <w:rPr>
+                      <w:rFonts w:ascii="Arial" w:hAnsi="Arial" w:cs="Arial"/>
+                      <w:b/>
+                      <w:bCs/>
+                      <w:sz w:val="18"/>
+                      <w:szCs w:val="18"/>
+                    </w:rPr>
+                    <w:t>isSampleBox</w:t>
+                  </w:r>
+                  <w:proofErr w:type="spellEnd"/>
+                  <w:r>
+                    <w:rPr>
+                      <w:rFonts w:ascii="Arial" w:hAnsi="Arial" w:cs="Arial"/>
+                      <w:b/>
+                      <w:bCs/>
+                      <w:sz w:val="18"/>
+                      <w:szCs w:val="18"/>
+                    </w:rPr>
+                    <w:t>}</w:t>
                   </w:r>
                 </w:p>
               </w:tc>
@@ -2434,13 +2805,14 @@
                     <w:framePr w:hSpace="180" w:wrap="around" w:vAnchor="page" w:hAnchor="margin" w:y="481"/>
                     <w:spacing w:line="276" w:lineRule="auto"/>
                     <w:rPr>
-                      <w:rFonts w:cstheme="minorHAnsi"/>
+                      <w:rFonts w:ascii="Arial" w:hAnsi="Arial" w:cs="Arial"/>
                       <w:sz w:val="18"/>
                       <w:szCs w:val="18"/>
                     </w:rPr>
                   </w:pPr>
                   <w:r>
                     <w:rPr>
+                      <w:rFonts w:ascii="Arial" w:hAnsi="Arial" w:cs="Arial"/>
                       <w:sz w:val="18"/>
                       <w:szCs w:val="18"/>
                     </w:rPr>
@@ -2448,10 +2820,47 @@
                   </w:r>
                   <w:r>
                     <w:rPr>
-                      <w:sz w:val="18"/>
-                      <w:szCs w:val="18"/>
-                    </w:rPr>
-                    <w:t>{containerFrom}{#containerTo} to {containerTo} {/containerTo}</w:t>
+                      <w:rFonts w:ascii="Arial" w:hAnsi="Arial" w:cs="Arial"/>
+                      <w:sz w:val="18"/>
+                      <w:szCs w:val="18"/>
+                    </w:rPr>
+                    <w:t>{containerFrom}{#containerTo} to {</w:t>
+                  </w:r>
+                  <w:proofErr w:type="spellStart"/>
+                  <w:r>
+                    <w:rPr>
+                      <w:rFonts w:ascii="Arial" w:hAnsi="Arial" w:cs="Arial"/>
+                      <w:sz w:val="18"/>
+                      <w:szCs w:val="18"/>
+                    </w:rPr>
+                    <w:t>containerTo</w:t>
+                  </w:r>
+                  <w:proofErr w:type="spellEnd"/>
+                  <w:r>
+                    <w:rPr>
+                      <w:rFonts w:ascii="Arial" w:hAnsi="Arial" w:cs="Arial"/>
+                      <w:sz w:val="18"/>
+                      <w:szCs w:val="18"/>
+                    </w:rPr>
+                    <w:t>} {/</w:t>
+                  </w:r>
+                  <w:proofErr w:type="spellStart"/>
+                  <w:r>
+                    <w:rPr>
+                      <w:rFonts w:ascii="Arial" w:hAnsi="Arial" w:cs="Arial"/>
+                      <w:sz w:val="18"/>
+                      <w:szCs w:val="18"/>
+                    </w:rPr>
+                    <w:t>containerTo</w:t>
+                  </w:r>
+                  <w:proofErr w:type="spellEnd"/>
+                  <w:r>
+                    <w:rPr>
+                      <w:rFonts w:ascii="Arial" w:hAnsi="Arial" w:cs="Arial"/>
+                      <w:sz w:val="18"/>
+                      <w:szCs w:val="18"/>
+                    </w:rPr>
+                    <w:t>}</w:t>
                   </w:r>
                 </w:p>
               </w:tc>
@@ -2470,22 +2879,58 @@
                     <w:spacing w:line="276" w:lineRule="auto"/>
                     <w:jc w:val="center"/>
                     <w:rPr>
-                      <w:rFonts w:cstheme="minorHAnsi"/>
+                      <w:rFonts w:ascii="Arial" w:hAnsi="Arial" w:cs="Arial"/>
                       <w:sz w:val="18"/>
                       <w:szCs w:val="18"/>
                     </w:rPr>
                   </w:pPr>
                   <w:r>
                     <w:rPr>
-                      <w:rFonts w:cstheme="minorHAnsi"/>
-                      <w:sz w:val="18"/>
-                      <w:szCs w:val="18"/>
-                    </w:rPr>
-                    <w:t xml:space="preserve">{materialGrade}  {brandName} </w:t>
-                  </w:r>
-                  <w:r>
-                    <w:rPr>
-                      <w:rFonts w:cstheme="minorHAnsi"/>
+                      <w:rFonts w:ascii="Arial" w:hAnsi="Arial" w:cs="Arial"/>
+                      <w:sz w:val="18"/>
+                      <w:szCs w:val="18"/>
+                    </w:rPr>
+                    <w:t>{</w:t>
+                  </w:r>
+                  <w:proofErr w:type="spellStart"/>
+                  <w:r>
+                    <w:rPr>
+                      <w:rFonts w:ascii="Arial" w:hAnsi="Arial" w:cs="Arial"/>
+                      <w:sz w:val="18"/>
+                      <w:szCs w:val="18"/>
+                    </w:rPr>
+                    <w:t>materialGrade</w:t>
+                  </w:r>
+                  <w:proofErr w:type="spellEnd"/>
+                  <w:r>
+                    <w:rPr>
+                      <w:rFonts w:ascii="Arial" w:hAnsi="Arial" w:cs="Arial"/>
+                      <w:sz w:val="18"/>
+                      <w:szCs w:val="18"/>
+                    </w:rPr>
+                    <w:t>}  {</w:t>
+                  </w:r>
+                  <w:proofErr w:type="spellStart"/>
+                  <w:r>
+                    <w:rPr>
+                      <w:rFonts w:ascii="Arial" w:hAnsi="Arial" w:cs="Arial"/>
+                      <w:sz w:val="18"/>
+                      <w:szCs w:val="18"/>
+                    </w:rPr>
+                    <w:t>brandName</w:t>
+                  </w:r>
+                  <w:proofErr w:type="spellEnd"/>
+                  <w:r>
+                    <w:rPr>
+                      <w:rFonts w:ascii="Arial" w:hAnsi="Arial" w:cs="Arial"/>
+                      <w:sz w:val="18"/>
+                      <w:szCs w:val="18"/>
+                    </w:rPr>
+                    <w:t xml:space="preserve">} </w:t>
+                  </w:r>
+                  <w:r>
+                    <w:rPr>
+                      <w:rFonts w:ascii="Arial" w:hAnsi="Arial" w:cs="Arial"/>
                       <w:sz w:val="18"/>
                       <w:szCs w:val="18"/>
                     </w:rPr>
@@ -2493,11 +2938,47 @@
                   </w:r>
                   <w:r>
                     <w:rPr>
-                      <w:rFonts w:cstheme="minorHAnsi"/>
-                      <w:sz w:val="18"/>
-                      <w:szCs w:val="18"/>
-                    </w:rPr>
-                    <w:t>{designType}  {finishType}</w:t>
+                      <w:rFonts w:ascii="Arial" w:hAnsi="Arial" w:cs="Arial"/>
+                      <w:sz w:val="18"/>
+                      <w:szCs w:val="18"/>
+                    </w:rPr>
+                    <w:t>{</w:t>
+                  </w:r>
+                  <w:proofErr w:type="spellStart"/>
+                  <w:r>
+                    <w:rPr>
+                      <w:rFonts w:ascii="Arial" w:hAnsi="Arial" w:cs="Arial"/>
+                      <w:sz w:val="18"/>
+                      <w:szCs w:val="18"/>
+                    </w:rPr>
+                    <w:t>designType</w:t>
+                  </w:r>
+                  <w:proofErr w:type="spellEnd"/>
+                  <w:r>
+                    <w:rPr>
+                      <w:rFonts w:ascii="Arial" w:hAnsi="Arial" w:cs="Arial"/>
+                      <w:sz w:val="18"/>
+                      <w:szCs w:val="18"/>
+                    </w:rPr>
+                    <w:t>}  {</w:t>
+                  </w:r>
+                  <w:proofErr w:type="spellStart"/>
+                  <w:r>
+                    <w:rPr>
+                      <w:rFonts w:ascii="Arial" w:hAnsi="Arial" w:cs="Arial"/>
+                      <w:sz w:val="18"/>
+                      <w:szCs w:val="18"/>
+                    </w:rPr>
+                    <w:t>finishType</w:t>
+                  </w:r>
+                  <w:proofErr w:type="spellEnd"/>
+                  <w:r>
+                    <w:rPr>
+                      <w:rFonts w:ascii="Arial" w:hAnsi="Arial" w:cs="Arial"/>
+                      <w:sz w:val="18"/>
+                      <w:szCs w:val="18"/>
+                    </w:rPr>
+                    <w:t>}</w:t>
                   </w:r>
                 </w:p>
               </w:tc>
@@ -2511,7 +2992,7 @@
                     <w:framePr w:hSpace="180" w:wrap="around" w:vAnchor="page" w:hAnchor="margin" w:y="481"/>
                     <w:ind w:right="-57"/>
                     <w:rPr>
-                      <w:rFonts w:cstheme="minorHAnsi"/>
+                      <w:rFonts w:ascii="Arial" w:hAnsi="Arial" w:cs="Arial"/>
                       <w:sz w:val="18"/>
                       <w:szCs w:val="18"/>
                     </w:rPr>
@@ -2528,7 +3009,7 @@
                     <w:framePr w:hSpace="180" w:wrap="around" w:vAnchor="page" w:hAnchor="margin" w:y="481"/>
                     <w:ind w:right="-57"/>
                     <w:rPr>
-                      <w:rFonts w:cstheme="minorHAnsi"/>
+                      <w:rFonts w:ascii="Arial" w:hAnsi="Arial" w:cs="Arial"/>
                       <w:sz w:val="18"/>
                       <w:szCs w:val="18"/>
                     </w:rPr>
@@ -2545,30 +3026,32 @@
                     <w:framePr w:hSpace="180" w:wrap="around" w:vAnchor="page" w:hAnchor="margin" w:y="481"/>
                     <w:jc w:val="center"/>
                     <w:rPr>
-                      <w:rFonts w:cstheme="minorHAnsi"/>
+                      <w:rFonts w:ascii="Arial" w:hAnsi="Arial" w:cs="Arial"/>
                       <w:sz w:val="18"/>
                       <w:szCs w:val="18"/>
                     </w:rPr>
                   </w:pPr>
                   <w:r>
                     <w:rPr>
-                      <w:rFonts w:cstheme="minorHAnsi"/>
+                      <w:rFonts w:ascii="Arial" w:hAnsi="Arial" w:cs="Arial"/>
                       <w:sz w:val="18"/>
                       <w:szCs w:val="18"/>
                     </w:rPr>
                     <w:t>{/</w:t>
                   </w:r>
-                  <w:r>
-                    <w:rPr>
-                      <w:rFonts w:cstheme="minorHAnsi"/>
+                  <w:proofErr w:type="spellStart"/>
+                  <w:r>
+                    <w:rPr>
+                      <w:rFonts w:ascii="Arial" w:hAnsi="Arial" w:cs="Arial"/>
                       <w:sz w:val="18"/>
                       <w:szCs w:val="18"/>
                     </w:rPr>
                     <w:t>sampleBox</w:t>
                   </w:r>
-                  <w:r>
-                    <w:rPr>
-                      <w:rFonts w:cstheme="minorHAnsi"/>
+                  <w:proofErr w:type="spellEnd"/>
+                  <w:r>
+                    <w:rPr>
+                      <w:rFonts w:ascii="Arial" w:hAnsi="Arial" w:cs="Arial"/>
                       <w:sz w:val="18"/>
                       <w:szCs w:val="18"/>
                     </w:rPr>
@@ -2622,6 +3105,7 @@
               </w:rPr>
               <w:t>{</w:t>
             </w:r>
+            <w:proofErr w:type="spellStart"/>
             <w:r>
               <w:rPr>
                 <w:rFonts w:cstheme="minorHAnsi"/>
@@ -2630,6 +3114,7 @@
               </w:rPr>
               <w:t>totalAmount</w:t>
             </w:r>
+            <w:proofErr w:type="spellEnd"/>
             <w:r>
               <w:rPr>
                 <w:rFonts w:cstheme="minorHAnsi"/>
@@ -2818,7 +3303,25 @@
                 <w:sz w:val="20"/>
                 <w:szCs w:val="20"/>
               </w:rPr>
-              <w:t>{totalAddition}</w:t>
+              <w:t>{</w:t>
+            </w:r>
+            <w:proofErr w:type="spellStart"/>
+            <w:r>
+              <w:rPr>
+                <w:rFonts w:cstheme="minorHAnsi"/>
+                <w:sz w:val="20"/>
+                <w:szCs w:val="20"/>
+              </w:rPr>
+              <w:t>totalAddition</w:t>
+            </w:r>
+            <w:proofErr w:type="spellEnd"/>
+            <w:r>
+              <w:rPr>
+                <w:rFonts w:cstheme="minorHAnsi"/>
+                <w:sz w:val="20"/>
+                <w:szCs w:val="20"/>
+              </w:rPr>
+              <w:t>}</w:t>
             </w:r>
           </w:p>
           <w:p>
@@ -2838,7 +3341,25 @@
                 <w:sz w:val="20"/>
                 <w:szCs w:val="20"/>
               </w:rPr>
-              <w:t>{totalDiscount}</w:t>
+              <w:t>{</w:t>
+            </w:r>
+            <w:proofErr w:type="spellStart"/>
+            <w:r>
+              <w:rPr>
+                <w:rFonts w:cstheme="minorHAnsi"/>
+                <w:sz w:val="20"/>
+                <w:szCs w:val="20"/>
+              </w:rPr>
+              <w:t>totalDiscount</w:t>
+            </w:r>
+            <w:proofErr w:type="spellEnd"/>
+            <w:r>
+              <w:rPr>
+                <w:rFonts w:cstheme="minorHAnsi"/>
+                <w:sz w:val="20"/>
+                <w:szCs w:val="20"/>
+              </w:rPr>
+              <w:t>}</w:t>
             </w:r>
           </w:p>
           <w:p>
@@ -2894,15 +3415,51 @@
                 <w:szCs w:val="20"/>
               </w:rPr>
               <w:lastRenderedPageBreak/>
-              <w:t xml:space="preserve">Total {deliveryTerms} </w:t>
-            </w:r>
-            <w:r>
-              <w:rPr>
-                <w:rFonts w:cstheme="minorHAnsi"/>
-                <w:sz w:val="20"/>
-                <w:szCs w:val="20"/>
-              </w:rPr>
-              <w:t>{dischargeTerms}</w:t>
+              <w:t>Total {</w:t>
+            </w:r>
+            <w:proofErr w:type="spellStart"/>
+            <w:r>
+              <w:rPr>
+                <w:rFonts w:cstheme="minorHAnsi"/>
+                <w:sz w:val="20"/>
+                <w:szCs w:val="20"/>
+              </w:rPr>
+              <w:t>deliveryTerms</w:t>
+            </w:r>
+            <w:proofErr w:type="spellEnd"/>
+            <w:r>
+              <w:rPr>
+                <w:rFonts w:cstheme="minorHAnsi"/>
+                <w:sz w:val="20"/>
+                <w:szCs w:val="20"/>
+              </w:rPr>
+              <w:t xml:space="preserve">} </w:t>
+            </w:r>
+            <w:r>
+              <w:rPr>
+                <w:rFonts w:cstheme="minorHAnsi"/>
+                <w:sz w:val="20"/>
+                <w:szCs w:val="20"/>
+              </w:rPr>
+              <w:t>{</w:t>
+            </w:r>
+            <w:proofErr w:type="spellStart"/>
+            <w:r>
+              <w:rPr>
+                <w:rFonts w:cstheme="minorHAnsi"/>
+                <w:sz w:val="20"/>
+                <w:szCs w:val="20"/>
+              </w:rPr>
+              <w:t>dischargeTerms</w:t>
+            </w:r>
+            <w:proofErr w:type="spellEnd"/>
+            <w:r>
+              <w:rPr>
+                <w:rFonts w:cstheme="minorHAnsi"/>
+                <w:sz w:val="20"/>
+                <w:szCs w:val="20"/>
+              </w:rPr>
+              <w:t>}</w:t>
             </w:r>
             <w:r>
               <w:rPr>
@@ -2918,7 +3475,43 @@
                 <w:sz w:val="20"/>
                 <w:szCs w:val="20"/>
               </w:rPr>
-              <w:t xml:space="preserve"> {currencyChar} {netAmountWords}</w:t>
+              <w:t xml:space="preserve"> {</w:t>
+            </w:r>
+            <w:proofErr w:type="spellStart"/>
+            <w:r>
+              <w:rPr>
+                <w:rFonts w:cstheme="minorHAnsi"/>
+                <w:sz w:val="20"/>
+                <w:szCs w:val="20"/>
+              </w:rPr>
+              <w:t>currencyChar</w:t>
+            </w:r>
+            <w:proofErr w:type="spellEnd"/>
+            <w:r>
+              <w:rPr>
+                <w:rFonts w:cstheme="minorHAnsi"/>
+                <w:sz w:val="20"/>
+                <w:szCs w:val="20"/>
+              </w:rPr>
+              <w:t>} {</w:t>
+            </w:r>
+            <w:proofErr w:type="spellStart"/>
+            <w:r>
+              <w:rPr>
+                <w:rFonts w:cstheme="minorHAnsi"/>
+                <w:sz w:val="20"/>
+                <w:szCs w:val="20"/>
+              </w:rPr>
+              <w:t>netAmountWords</w:t>
+            </w:r>
+            <w:proofErr w:type="spellEnd"/>
+            <w:r>
+              <w:rPr>
+                <w:rFonts w:cstheme="minorHAnsi"/>
+                <w:sz w:val="20"/>
+                <w:szCs w:val="20"/>
+              </w:rPr>
+              <w:t>}</w:t>
             </w:r>
             <w:r>
               <w:rPr>
@@ -2965,7 +3558,25 @@
                 <w:sz w:val="20"/>
                 <w:szCs w:val="20"/>
               </w:rPr>
-              <w:t>{netAmount}</w:t>
+              <w:t>{</w:t>
+            </w:r>
+            <w:proofErr w:type="spellStart"/>
+            <w:r>
+              <w:rPr>
+                <w:rFonts w:cstheme="minorHAnsi"/>
+                <w:sz w:val="20"/>
+                <w:szCs w:val="20"/>
+              </w:rPr>
+              <w:t>netAmount</w:t>
+            </w:r>
+            <w:proofErr w:type="spellEnd"/>
+            <w:r>
+              <w:rPr>
+                <w:rFonts w:cstheme="minorHAnsi"/>
+                <w:sz w:val="20"/>
+                <w:szCs w:val="20"/>
+              </w:rPr>
+              <w:t>}</w:t>
             </w:r>
           </w:p>
         </w:tc>
@@ -3073,7 +3684,25 @@
                 <w:sz w:val="18"/>
                 <w:szCs w:val="18"/>
               </w:rPr>
-              <w:t>{/bottomNotes}</w:t>
+              <w:t>{/</w:t>
+            </w:r>
+            <w:proofErr w:type="spellStart"/>
+            <w:r>
+              <w:rPr>
+                <w:rFonts w:cstheme="minorHAnsi"/>
+                <w:sz w:val="18"/>
+                <w:szCs w:val="18"/>
+              </w:rPr>
+              <w:t>bottomNotes</w:t>
+            </w:r>
+            <w:proofErr w:type="spellEnd"/>
+            <w:r>
+              <w:rPr>
+                <w:rFonts w:cstheme="minorHAnsi"/>
+                <w:sz w:val="18"/>
+                <w:szCs w:val="18"/>
+              </w:rPr>
+              <w:t>}</w:t>
             </w:r>
           </w:p>
         </w:tc>
@@ -3180,6 +3809,7 @@
                     </w:rPr>
                     <w:t>{</w:t>
                   </w:r>
+                  <w:proofErr w:type="spellStart"/>
                   <w:r>
                     <w:rPr>
                       <w:rFonts w:cstheme="minorHAnsi"/>
@@ -3188,6 +3818,7 @@
                     </w:rPr>
                     <w:t>totalQuantity</w:t>
                   </w:r>
+                  <w:proofErr w:type="spellEnd"/>
                   <w:r>
                     <w:rPr>
                       <w:rFonts w:cstheme="minorHAnsi"/>
@@ -3252,6 +3883,7 @@
                     </w:rPr>
                     <w:t>{</w:t>
                   </w:r>
+                  <w:proofErr w:type="spellStart"/>
                   <w:r>
                     <w:rPr>
                       <w:rFonts w:cstheme="minorHAnsi"/>
@@ -3260,6 +3892,7 @@
                     </w:rPr>
                     <w:t>totalBox</w:t>
                   </w:r>
+                  <w:proofErr w:type="spellEnd"/>
                   <w:r>
                     <w:rPr>
                       <w:rFonts w:cstheme="minorHAnsi"/>
@@ -3344,6 +3977,7 @@
                     </w:rPr>
                     <w:t>{</w:t>
                   </w:r>
+                  <w:proofErr w:type="spellStart"/>
                   <w:r>
                     <w:rPr>
                       <w:rFonts w:cstheme="minorHAnsi"/>
@@ -3352,6 +3986,7 @@
                     </w:rPr>
                     <w:t>totalNetWeight</w:t>
                   </w:r>
+                  <w:proofErr w:type="spellEnd"/>
                   <w:r>
                     <w:rPr>
                       <w:rFonts w:cstheme="minorHAnsi"/>
@@ -3380,6 +4015,7 @@
                     </w:rPr>
                     <w:t>{</w:t>
                   </w:r>
+                  <w:proofErr w:type="spellStart"/>
                   <w:r>
                     <w:rPr>
                       <w:rFonts w:cstheme="minorHAnsi"/>
@@ -3388,6 +4024,7 @@
                     </w:rPr>
                     <w:t>totalGrossWeight</w:t>
                   </w:r>
+                  <w:proofErr w:type="spellEnd"/>
                   <w:r>
                     <w:rPr>
                       <w:rFonts w:cstheme="minorHAnsi"/>
@@ -4483,6 +5120,7 @@
   <w:style w:type="character" w:default="1" w:styleId="DefaultParagraphFont">
     <w:name w:val="Default Paragraph Font"/>
     <w:uiPriority w:val="1"/>
+    <w:semiHidden/>
     <w:unhideWhenUsed/>
   </w:style>
   <w:style w:type="table" w:default="1" w:styleId="TableNormal">

--- a/electron/database/generate-document/templates/party-invoice-uk.docx
+++ b/electron/database/generate-document/templates/party-invoice-uk.docx
@@ -2816,15 +2816,25 @@
                       <w:sz w:val="18"/>
                       <w:szCs w:val="18"/>
                     </w:rPr>
-                    <w:t>{#sampleBox}</w:t>
-                  </w:r>
-                  <w:r>
-                    <w:rPr>
-                      <w:rFonts w:ascii="Arial" w:hAnsi="Arial" w:cs="Arial"/>
-                      <w:sz w:val="18"/>
-                      <w:szCs w:val="18"/>
-                    </w:rPr>
-                    <w:t>{containerFrom}{#containerTo} to {</w:t>
+                    <w:t>{#</w:t>
+                  </w:r>
+                  <w:proofErr w:type="gramStart"/>
+                  <w:r>
+                    <w:rPr>
+                      <w:rFonts w:ascii="Arial" w:hAnsi="Arial" w:cs="Arial"/>
+                      <w:sz w:val="18"/>
+                      <w:szCs w:val="18"/>
+                    </w:rPr>
+                    <w:t>sampleBox}{</w:t>
+                  </w:r>
+                  <w:proofErr w:type="gramEnd"/>
+                  <w:r>
+                    <w:rPr>
+                      <w:rFonts w:ascii="Arial" w:hAnsi="Arial" w:cs="Arial"/>
+                      <w:sz w:val="18"/>
+                      <w:szCs w:val="18"/>
+                    </w:rPr>
+                    <w:t>containerFrom}{#containerTo} to {</w:t>
                   </w:r>
                   <w:proofErr w:type="spellStart"/>
                   <w:r>
@@ -2926,23 +2936,7 @@
                       <w:sz w:val="18"/>
                       <w:szCs w:val="18"/>
                     </w:rPr>
-                    <w:t xml:space="preserve">} </w:t>
-                  </w:r>
-                  <w:r>
-                    <w:rPr>
-                      <w:rFonts w:ascii="Arial" w:hAnsi="Arial" w:cs="Arial"/>
-                      <w:sz w:val="18"/>
-                      <w:szCs w:val="18"/>
-                    </w:rPr>
-                    <w:t xml:space="preserve"> </w:t>
-                  </w:r>
-                  <w:r>
-                    <w:rPr>
-                      <w:rFonts w:ascii="Arial" w:hAnsi="Arial" w:cs="Arial"/>
-                      <w:sz w:val="18"/>
-                      <w:szCs w:val="18"/>
-                    </w:rPr>
-                    <w:t>{</w:t>
+                    <w:t>}  {</w:t>
                   </w:r>
                   <w:proofErr w:type="spellStart"/>
                   <w:r>
@@ -2991,12 +2985,21 @@
                     <w:pStyle w:val="NoSpacing"/>
                     <w:framePr w:hSpace="180" w:wrap="around" w:vAnchor="page" w:hAnchor="margin" w:y="481"/>
                     <w:ind w:right="-57"/>
+                    <w:jc w:val="right"/>
                     <w:rPr>
                       <w:rFonts w:ascii="Arial" w:hAnsi="Arial" w:cs="Arial"/>
                       <w:sz w:val="18"/>
                       <w:szCs w:val="18"/>
                     </w:rPr>
                   </w:pPr>
+                  <w:r>
+                    <w:rPr>
+                      <w:rFonts w:ascii="Arial" w:hAnsi="Arial" w:cs="Arial"/>
+                      <w:sz w:val="18"/>
+                      <w:szCs w:val="18"/>
+                    </w:rPr>
+                    <w:t>{quantity}</w:t>
+                  </w:r>
                 </w:p>
               </w:tc>
               <w:tc>
@@ -3008,12 +3011,21 @@
                     <w:pStyle w:val="NoSpacing"/>
                     <w:framePr w:hSpace="180" w:wrap="around" w:vAnchor="page" w:hAnchor="margin" w:y="481"/>
                     <w:ind w:right="-57"/>
+                    <w:jc w:val="right"/>
                     <w:rPr>
                       <w:rFonts w:ascii="Arial" w:hAnsi="Arial" w:cs="Arial"/>
                       <w:sz w:val="18"/>
                       <w:szCs w:val="18"/>
                     </w:rPr>
                   </w:pPr>
+                  <w:r>
+                    <w:rPr>
+                      <w:rFonts w:ascii="Arial" w:hAnsi="Arial" w:cs="Arial"/>
+                      <w:sz w:val="18"/>
+                      <w:szCs w:val="18"/>
+                    </w:rPr>
+                    <w:t>{rate}</w:t>
+                  </w:r>
                 </w:p>
               </w:tc>
               <w:tc>
@@ -3024,13 +3036,21 @@
                   <w:pPr>
                     <w:pStyle w:val="NoSpacing"/>
                     <w:framePr w:hSpace="180" w:wrap="around" w:vAnchor="page" w:hAnchor="margin" w:y="481"/>
-                    <w:jc w:val="center"/>
+                    <w:jc w:val="right"/>
                     <w:rPr>
                       <w:rFonts w:ascii="Arial" w:hAnsi="Arial" w:cs="Arial"/>
                       <w:sz w:val="18"/>
                       <w:szCs w:val="18"/>
                     </w:rPr>
                   </w:pPr>
+                  <w:r>
+                    <w:rPr>
+                      <w:rFonts w:ascii="Arial" w:hAnsi="Arial" w:cs="Arial"/>
+                      <w:sz w:val="18"/>
+                      <w:szCs w:val="18"/>
+                    </w:rPr>
+                    <w:t>{value}</w:t>
+                  </w:r>
                   <w:r>
                     <w:rPr>
                       <w:rFonts w:ascii="Arial" w:hAnsi="Arial" w:cs="Arial"/>

--- a/electron/database/generate-document/templates/party-invoice-uk.docx
+++ b/electron/database/generate-document/templates/party-invoice-uk.docx
@@ -135,41 +135,25 @@
                 <w:sz w:val="20"/>
                 <w:szCs w:val="20"/>
               </w:rPr>
-              <w:t>ALFA ICA (I) LTD.</w:t>
-            </w:r>
-          </w:p>
-          <w:p>
-            <w:pPr>
-              <w:rPr>
-                <w:rFonts w:cstheme="minorHAnsi"/>
-                <w:sz w:val="20"/>
-                <w:szCs w:val="20"/>
-              </w:rPr>
-            </w:pPr>
-            <w:r>
-              <w:rPr>
-                <w:rFonts w:cstheme="minorHAnsi"/>
-                <w:sz w:val="20"/>
-                <w:szCs w:val="20"/>
-              </w:rPr>
-              <w:t>ALFA PALAZZO    NR SHIVRANJANI X ROAD,</w:t>
-            </w:r>
-          </w:p>
-          <w:p>
-            <w:pPr>
-              <w:rPr>
-                <w:rFonts w:cstheme="minorHAnsi"/>
-                <w:sz w:val="20"/>
-                <w:szCs w:val="20"/>
-              </w:rPr>
-            </w:pPr>
-            <w:r>
-              <w:rPr>
-                <w:rFonts w:cstheme="minorHAnsi"/>
-                <w:sz w:val="20"/>
-                <w:szCs w:val="20"/>
-              </w:rPr>
-              <w:t>AHMEDABAD    380 015.    GUJARAT    INDIA</w:t>
+              <w:t>{#companyData}{companyName}</w:t>
+            </w:r>
+          </w:p>
+          <w:p>
+            <w:pPr>
+              <w:rPr>
+                <w:rFonts w:cstheme="minorHAnsi"/>
+                <w:sz w:val="20"/>
+                <w:szCs w:val="20"/>
+              </w:rPr>
+            </w:pPr>
+            <w:r>
+              <w:rPr>
+                <w:rFonts w:cstheme="minorHAnsi"/>
+                <w:bCs/>
+                <w:sz w:val="20"/>
+                <w:szCs w:val="20"/>
+              </w:rPr>
+              <w:t>{companyAddressLine1}    {companyAddressLine2},      {companyCity}    {companyPostalCode}   {companyState}    {companyCountry}{/}</w:t>
             </w:r>
           </w:p>
         </w:tc>
@@ -202,14 +186,12 @@
               </w:rPr>
               <w:t>{</w:t>
             </w:r>
-            <w:proofErr w:type="spellStart"/>
             <w:r>
               <w:rPr>
                 <w:rFonts w:cstheme="minorHAnsi"/>
               </w:rPr>
               <w:t>modifyInvNo</w:t>
             </w:r>
-            <w:proofErr w:type="spellEnd"/>
             <w:r>
               <w:rPr>
                 <w:rFonts w:cstheme="minorHAnsi"/>
@@ -251,14 +233,12 @@
               </w:rPr>
               <w:t>{</w:t>
             </w:r>
-            <w:proofErr w:type="spellStart"/>
             <w:r>
               <w:rPr>
                 <w:rFonts w:cstheme="minorHAnsi"/>
               </w:rPr>
               <w:t>invoiceDate</w:t>
             </w:r>
-            <w:proofErr w:type="spellEnd"/>
             <w:r>
               <w:rPr>
                 <w:rFonts w:cstheme="minorHAnsi"/>
@@ -338,14 +318,12 @@
               </w:rPr>
               <w:t>{</w:t>
             </w:r>
-            <w:proofErr w:type="spellStart"/>
             <w:r>
               <w:rPr>
                 <w:rFonts w:cstheme="minorHAnsi"/>
               </w:rPr>
               <w:t>buyersOrderNo</w:t>
             </w:r>
-            <w:proofErr w:type="spellEnd"/>
             <w:r>
               <w:rPr>
                 <w:rFonts w:cstheme="minorHAnsi"/>
@@ -388,14 +366,12 @@
               </w:rPr>
               <w:t>{</w:t>
             </w:r>
-            <w:proofErr w:type="spellStart"/>
             <w:r>
               <w:rPr>
                 <w:rFonts w:cstheme="minorHAnsi"/>
               </w:rPr>
               <w:t>orderDate</w:t>
             </w:r>
-            <w:proofErr w:type="spellEnd"/>
             <w:r>
               <w:rPr>
                 <w:rFonts w:cstheme="minorHAnsi"/>
@@ -460,7 +436,6 @@
               </w:rPr>
               <w:t>{</w:t>
             </w:r>
-            <w:proofErr w:type="spellStart"/>
             <w:r>
               <w:rPr>
                 <w:rFonts w:cstheme="minorHAnsi"/>
@@ -469,7 +444,6 @@
               </w:rPr>
               <w:t>consigneeName</w:t>
             </w:r>
-            <w:proofErr w:type="spellEnd"/>
             <w:r>
               <w:rPr>
                 <w:rFonts w:cstheme="minorHAnsi"/>
@@ -495,7 +469,6 @@
               </w:rPr>
               <w:t>{</w:t>
             </w:r>
-            <w:proofErr w:type="spellStart"/>
             <w:r>
               <w:rPr>
                 <w:rFonts w:cstheme="minorHAnsi"/>
@@ -504,7 +477,6 @@
               </w:rPr>
               <w:t>consigneeAddress</w:t>
             </w:r>
-            <w:proofErr w:type="spellEnd"/>
             <w:r>
               <w:rPr>
                 <w:rFonts w:cstheme="minorHAnsi"/>
@@ -530,7 +502,6 @@
               </w:rPr>
               <w:t>{</w:t>
             </w:r>
-            <w:proofErr w:type="spellStart"/>
             <w:r>
               <w:rPr>
                 <w:rFonts w:cstheme="minorHAnsi"/>
@@ -539,7 +510,6 @@
               </w:rPr>
               <w:t>consigneeCity</w:t>
             </w:r>
-            <w:proofErr w:type="spellEnd"/>
             <w:r>
               <w:rPr>
                 <w:rFonts w:cstheme="minorHAnsi"/>
@@ -548,7 +518,6 @@
               </w:rPr>
               <w:t>} {</w:t>
             </w:r>
-            <w:proofErr w:type="spellStart"/>
             <w:r>
               <w:rPr>
                 <w:rFonts w:cstheme="minorHAnsi"/>
@@ -557,7 +526,6 @@
               </w:rPr>
               <w:t>consigneeState</w:t>
             </w:r>
-            <w:proofErr w:type="spellEnd"/>
             <w:r>
               <w:rPr>
                 <w:rFonts w:cstheme="minorHAnsi"/>
@@ -583,7 +551,6 @@
               </w:rPr>
               <w:t>{</w:t>
             </w:r>
-            <w:proofErr w:type="spellStart"/>
             <w:r>
               <w:rPr>
                 <w:rFonts w:cstheme="minorHAnsi"/>
@@ -592,7 +559,6 @@
               </w:rPr>
               <w:t>consigneeCountry</w:t>
             </w:r>
-            <w:proofErr w:type="spellEnd"/>
             <w:r>
               <w:rPr>
                 <w:rFonts w:cstheme="minorHAnsi"/>
@@ -601,7 +567,6 @@
               </w:rPr>
               <w:t>} {</w:t>
             </w:r>
-            <w:proofErr w:type="spellStart"/>
             <w:r>
               <w:rPr>
                 <w:rFonts w:cstheme="minorHAnsi"/>
@@ -610,7 +575,6 @@
               </w:rPr>
               <w:t>consigneeZip</w:t>
             </w:r>
-            <w:proofErr w:type="spellEnd"/>
             <w:r>
               <w:rPr>
                 <w:rFonts w:cstheme="minorHAnsi"/>
@@ -634,132 +598,24 @@
                 <w:sz w:val="20"/>
                 <w:szCs w:val="20"/>
               </w:rPr>
-              <w:t>{#</w:t>
-            </w:r>
-            <w:proofErr w:type="gramStart"/>
-            <w:r>
-              <w:rPr>
-                <w:rFonts w:cstheme="minorHAnsi"/>
-                <w:sz w:val="20"/>
-                <w:szCs w:val="20"/>
-              </w:rPr>
-              <w:t>consigneePhone}TELE</w:t>
-            </w:r>
-            <w:proofErr w:type="gramEnd"/>
-            <w:r>
-              <w:rPr>
-                <w:rFonts w:cstheme="minorHAnsi"/>
-                <w:sz w:val="20"/>
-                <w:szCs w:val="20"/>
-              </w:rPr>
-              <w:t>: {</w:t>
-            </w:r>
-            <w:proofErr w:type="spellStart"/>
-            <w:r>
-              <w:rPr>
-                <w:rFonts w:cstheme="minorHAnsi"/>
-                <w:sz w:val="20"/>
-                <w:szCs w:val="20"/>
-              </w:rPr>
-              <w:t>consigneePhone</w:t>
-            </w:r>
-            <w:proofErr w:type="spellEnd"/>
-            <w:r>
-              <w:rPr>
-                <w:rFonts w:cstheme="minorHAnsi"/>
-                <w:sz w:val="20"/>
-                <w:szCs w:val="20"/>
-              </w:rPr>
-              <w:t>}{/</w:t>
-            </w:r>
-            <w:proofErr w:type="spellStart"/>
-            <w:r>
-              <w:rPr>
-                <w:rFonts w:cstheme="minorHAnsi"/>
-                <w:sz w:val="20"/>
-                <w:szCs w:val="20"/>
-              </w:rPr>
-              <w:t>consigneePhone</w:t>
-            </w:r>
-            <w:proofErr w:type="spellEnd"/>
-            <w:r>
-              <w:rPr>
-                <w:rFonts w:cstheme="minorHAnsi"/>
-                <w:sz w:val="20"/>
-                <w:szCs w:val="20"/>
-              </w:rPr>
-              <w:t>}</w:t>
-            </w:r>
-          </w:p>
-          <w:p>
-            <w:pPr>
-              <w:rPr>
-                <w:rFonts w:cstheme="minorHAnsi"/>
-                <w:sz w:val="20"/>
-                <w:szCs w:val="20"/>
-              </w:rPr>
-            </w:pPr>
-            <w:r>
-              <w:rPr>
-                <w:rFonts w:cstheme="minorHAnsi"/>
-                <w:sz w:val="20"/>
-                <w:szCs w:val="20"/>
-              </w:rPr>
-              <w:t>{#</w:t>
-            </w:r>
-            <w:proofErr w:type="gramStart"/>
-            <w:r>
-              <w:rPr>
-                <w:rFonts w:cstheme="minorHAnsi"/>
-                <w:sz w:val="20"/>
-                <w:szCs w:val="20"/>
-              </w:rPr>
-              <w:t>consigneeEmail}EMAIL</w:t>
-            </w:r>
-            <w:proofErr w:type="gramEnd"/>
-            <w:r>
-              <w:rPr>
-                <w:rFonts w:cstheme="minorHAnsi"/>
-                <w:sz w:val="20"/>
-                <w:szCs w:val="20"/>
-              </w:rPr>
-              <w:t>: {</w:t>
-            </w:r>
-            <w:proofErr w:type="spellStart"/>
-            <w:r>
-              <w:rPr>
-                <w:rFonts w:cstheme="minorHAnsi"/>
-                <w:sz w:val="20"/>
-                <w:szCs w:val="20"/>
-              </w:rPr>
-              <w:t>consigneeEmail</w:t>
-            </w:r>
-            <w:proofErr w:type="spellEnd"/>
-            <w:r>
-              <w:rPr>
-                <w:rFonts w:cstheme="minorHAnsi"/>
-                <w:sz w:val="20"/>
-                <w:szCs w:val="20"/>
-              </w:rPr>
-              <w:t>}{/</w:t>
-            </w:r>
-            <w:proofErr w:type="spellStart"/>
-            <w:r>
-              <w:rPr>
-                <w:rFonts w:cstheme="minorHAnsi"/>
-                <w:sz w:val="20"/>
-                <w:szCs w:val="20"/>
-              </w:rPr>
-              <w:t>consigneeEmail</w:t>
-            </w:r>
-            <w:proofErr w:type="spellEnd"/>
-            <w:r>
-              <w:rPr>
-                <w:rFonts w:cstheme="minorHAnsi"/>
-                <w:sz w:val="20"/>
-                <w:szCs w:val="20"/>
-              </w:rPr>
-              <w:t>}</w:t>
+              <w:t>{#consigneePhone}TELE: {consigneePhone}{/consigneePhone}</w:t>
+            </w:r>
+          </w:p>
+          <w:p>
+            <w:pPr>
+              <w:rPr>
+                <w:rFonts w:cstheme="minorHAnsi"/>
+                <w:sz w:val="20"/>
+                <w:szCs w:val="20"/>
+              </w:rPr>
+            </w:pPr>
+            <w:r>
+              <w:rPr>
+                <w:rFonts w:cstheme="minorHAnsi"/>
+                <w:sz w:val="20"/>
+                <w:szCs w:val="20"/>
+              </w:rPr>
+              <w:t>{#consigneeEmail}EMAIL: {consigneeEmail}{/consigneeEmail}</w:t>
             </w:r>
           </w:p>
         </w:tc>
@@ -805,7 +661,6 @@
               </w:rPr>
               <w:t>{</w:t>
             </w:r>
-            <w:proofErr w:type="spellStart"/>
             <w:r>
               <w:rPr>
                 <w:rFonts w:cstheme="minorHAnsi"/>
@@ -814,7 +669,6 @@
               </w:rPr>
               <w:t>buyerName</w:t>
             </w:r>
-            <w:proofErr w:type="spellEnd"/>
             <w:r>
               <w:rPr>
                 <w:rFonts w:cstheme="minorHAnsi"/>
@@ -840,7 +694,6 @@
               </w:rPr>
               <w:t>{</w:t>
             </w:r>
-            <w:proofErr w:type="spellStart"/>
             <w:r>
               <w:rPr>
                 <w:rFonts w:cstheme="minorHAnsi"/>
@@ -849,7 +702,6 @@
               </w:rPr>
               <w:t>buyerAddress</w:t>
             </w:r>
-            <w:proofErr w:type="spellEnd"/>
             <w:r>
               <w:rPr>
                 <w:rFonts w:cstheme="minorHAnsi"/>
@@ -875,7 +727,6 @@
               </w:rPr>
               <w:t>{</w:t>
             </w:r>
-            <w:proofErr w:type="spellStart"/>
             <w:r>
               <w:rPr>
                 <w:rFonts w:cstheme="minorHAnsi"/>
@@ -884,7 +735,6 @@
               </w:rPr>
               <w:t>buyerCity</w:t>
             </w:r>
-            <w:proofErr w:type="spellEnd"/>
             <w:r>
               <w:rPr>
                 <w:rFonts w:cstheme="minorHAnsi"/>
@@ -893,7 +743,6 @@
               </w:rPr>
               <w:t>} {</w:t>
             </w:r>
-            <w:proofErr w:type="spellStart"/>
             <w:r>
               <w:rPr>
                 <w:rFonts w:cstheme="minorHAnsi"/>
@@ -902,7 +751,6 @@
               </w:rPr>
               <w:t>buyerState</w:t>
             </w:r>
-            <w:proofErr w:type="spellEnd"/>
             <w:r>
               <w:rPr>
                 <w:rFonts w:cstheme="minorHAnsi"/>
@@ -928,7 +776,6 @@
               </w:rPr>
               <w:t>{</w:t>
             </w:r>
-            <w:proofErr w:type="spellStart"/>
             <w:r>
               <w:rPr>
                 <w:rFonts w:cstheme="minorHAnsi"/>
@@ -937,7 +784,6 @@
               </w:rPr>
               <w:t>buyerCountry</w:t>
             </w:r>
-            <w:proofErr w:type="spellEnd"/>
             <w:r>
               <w:rPr>
                 <w:rFonts w:cstheme="minorHAnsi"/>
@@ -946,7 +792,6 @@
               </w:rPr>
               <w:t>} {</w:t>
             </w:r>
-            <w:proofErr w:type="spellStart"/>
             <w:r>
               <w:rPr>
                 <w:rFonts w:cstheme="minorHAnsi"/>
@@ -955,7 +800,6 @@
               </w:rPr>
               <w:t>buyerZip</w:t>
             </w:r>
-            <w:proofErr w:type="spellEnd"/>
             <w:r>
               <w:rPr>
                 <w:rFonts w:cstheme="minorHAnsi"/>
@@ -1036,7 +880,6 @@
               </w:rPr>
               <w:t>{</w:t>
             </w:r>
-            <w:proofErr w:type="spellStart"/>
             <w:r>
               <w:rPr>
                 <w:rFonts w:cstheme="minorHAnsi"/>
@@ -1045,7 +888,6 @@
               </w:rPr>
               <w:t>originOfGoods</w:t>
             </w:r>
-            <w:proofErr w:type="spellEnd"/>
             <w:r>
               <w:rPr>
                 <w:rFonts w:cstheme="minorHAnsi"/>
@@ -1097,7 +939,6 @@
               </w:rPr>
               <w:t>{</w:t>
             </w:r>
-            <w:proofErr w:type="spellStart"/>
             <w:r>
               <w:rPr>
                 <w:rFonts w:cstheme="minorHAnsi"/>
@@ -1106,7 +947,6 @@
               </w:rPr>
               <w:t>finalDestination</w:t>
             </w:r>
-            <w:proofErr w:type="spellEnd"/>
             <w:r>
               <w:rPr>
                 <w:rFonts w:cstheme="minorHAnsi"/>
@@ -1183,7 +1023,6 @@
               </w:rPr>
               <w:t>{</w:t>
             </w:r>
-            <w:proofErr w:type="spellStart"/>
             <w:r>
               <w:rPr>
                 <w:rFonts w:cstheme="minorHAnsi"/>
@@ -1192,7 +1031,6 @@
               </w:rPr>
               <w:t>termOfDeliveryAndPayment</w:t>
             </w:r>
-            <w:proofErr w:type="spellEnd"/>
             <w:r>
               <w:rPr>
                 <w:rFonts w:cstheme="minorHAnsi"/>
@@ -1229,7 +1067,6 @@
                 <w:szCs w:val="20"/>
               </w:rPr>
             </w:pPr>
-            <w:proofErr w:type="spellStart"/>
             <w:r>
               <w:rPr>
                 <w:rFonts w:ascii="SansSerif" w:hAnsi="SansSerif" w:cs="SansSerif"/>
@@ -1237,17 +1074,7 @@
                 <w:sz w:val="20"/>
                 <w:szCs w:val="20"/>
               </w:rPr>
-              <w:t>Precarriage</w:t>
-            </w:r>
-            <w:proofErr w:type="spellEnd"/>
-            <w:r>
-              <w:rPr>
-                <w:rFonts w:ascii="SansSerif" w:hAnsi="SansSerif" w:cs="SansSerif"/>
-                <w:color w:val="000000"/>
-                <w:sz w:val="20"/>
-                <w:szCs w:val="20"/>
-              </w:rPr>
-              <w:t xml:space="preserve"> by:</w:t>
+              <w:t>Precarriage by:</w:t>
             </w:r>
           </w:p>
           <w:p>
@@ -1267,7 +1094,6 @@
               </w:rPr>
               <w:t>{</w:t>
             </w:r>
-            <w:proofErr w:type="spellStart"/>
             <w:r>
               <w:rPr>
                 <w:rFonts w:cstheme="minorHAnsi"/>
@@ -1276,7 +1102,6 @@
               </w:rPr>
               <w:t>precarriageBy</w:t>
             </w:r>
-            <w:proofErr w:type="spellEnd"/>
             <w:r>
               <w:rPr>
                 <w:rFonts w:cstheme="minorHAnsi"/>
@@ -1338,7 +1163,6 @@
               </w:rPr>
               <w:t>{</w:t>
             </w:r>
-            <w:proofErr w:type="spellStart"/>
             <w:r>
               <w:rPr>
                 <w:rFonts w:ascii="SansSerif" w:hAnsi="SansSerif" w:cs="SansSerif"/>
@@ -1348,7 +1172,6 @@
               </w:rPr>
               <w:t>placeOfReceipt</w:t>
             </w:r>
-            <w:proofErr w:type="spellEnd"/>
             <w:r>
               <w:rPr>
                 <w:rFonts w:ascii="SansSerif" w:hAnsi="SansSerif" w:cs="SansSerif"/>
@@ -1439,7 +1262,6 @@
               </w:rPr>
               <w:t>{</w:t>
             </w:r>
-            <w:proofErr w:type="spellStart"/>
             <w:r>
               <w:rPr>
                 <w:rFonts w:ascii="SansSerif" w:hAnsi="SansSerif" w:cs="SansSerif"/>
@@ -1449,7 +1271,6 @@
               </w:rPr>
               <w:t>vesselNo</w:t>
             </w:r>
-            <w:proofErr w:type="spellEnd"/>
             <w:r>
               <w:rPr>
                 <w:rFonts w:ascii="SansSerif" w:hAnsi="SansSerif" w:cs="SansSerif"/>
@@ -1512,7 +1333,6 @@
               </w:rPr>
               <w:t>{</w:t>
             </w:r>
-            <w:proofErr w:type="spellStart"/>
             <w:r>
               <w:rPr>
                 <w:rFonts w:ascii="SansSerif" w:hAnsi="SansSerif" w:cs="SansSerif"/>
@@ -1522,7 +1342,6 @@
               </w:rPr>
               <w:t>portOfLoading</w:t>
             </w:r>
-            <w:proofErr w:type="spellEnd"/>
             <w:r>
               <w:rPr>
                 <w:rFonts w:ascii="SansSerif" w:hAnsi="SansSerif" w:cs="SansSerif"/>
@@ -1608,7 +1427,6 @@
               </w:rPr>
               <w:t>{</w:t>
             </w:r>
-            <w:proofErr w:type="spellStart"/>
             <w:r>
               <w:rPr>
                 <w:rFonts w:ascii="SansSerif" w:hAnsi="SansSerif" w:cs="SansSerif"/>
@@ -1618,7 +1436,6 @@
               </w:rPr>
               <w:t>portOfDischarge</w:t>
             </w:r>
-            <w:proofErr w:type="spellEnd"/>
             <w:r>
               <w:rPr>
                 <w:rFonts w:ascii="SansSerif" w:hAnsi="SansSerif" w:cs="SansSerif"/>
@@ -1677,7 +1494,6 @@
               </w:rPr>
               <w:t>{</w:t>
             </w:r>
-            <w:proofErr w:type="spellStart"/>
             <w:r>
               <w:rPr>
                 <w:rFonts w:ascii="SansSerif" w:hAnsi="SansSerif" w:cs="SansSerif"/>
@@ -1687,7 +1503,6 @@
               </w:rPr>
               <w:t>finalDestination</w:t>
             </w:r>
-            <w:proofErr w:type="spellEnd"/>
             <w:r>
               <w:rPr>
                 <w:rFonts w:ascii="SansSerif" w:hAnsi="SansSerif" w:cs="SansSerif"/>
@@ -1758,7 +1573,6 @@
               </w:rPr>
               <w:t>{</w:t>
             </w:r>
-            <w:proofErr w:type="spellStart"/>
             <w:r>
               <w:rPr>
                 <w:rFonts w:cstheme="minorHAnsi"/>
@@ -1767,7 +1581,6 @@
               </w:rPr>
               <w:t>privateRemark</w:t>
             </w:r>
-            <w:proofErr w:type="spellEnd"/>
             <w:r>
               <w:rPr>
                 <w:rFonts w:cstheme="minorHAnsi"/>
@@ -2034,29 +1847,7 @@
                       <w:sz w:val="19"/>
                       <w:szCs w:val="19"/>
                     </w:rPr>
-                    <w:t>{</w:t>
-                  </w:r>
-                  <w:proofErr w:type="spellStart"/>
-                  <w:r>
-                    <w:rPr>
-                      <w:rFonts w:cstheme="minorHAnsi"/>
-                      <w:b/>
-                      <w:bCs/>
-                      <w:sz w:val="19"/>
-                      <w:szCs w:val="19"/>
-                    </w:rPr>
-                    <w:t>currencyChar</w:t>
-                  </w:r>
-                  <w:proofErr w:type="spellEnd"/>
-                  <w:r>
-                    <w:rPr>
-                      <w:rFonts w:cstheme="minorHAnsi"/>
-                      <w:b/>
-                      <w:bCs/>
-                      <w:sz w:val="19"/>
-                      <w:szCs w:val="19"/>
-                    </w:rPr>
-                    <w:t>}</w:t>
+                    <w:t>{currencyChar}</w:t>
                   </w:r>
                 </w:p>
               </w:tc>
@@ -2111,29 +1902,7 @@
                       <w:sz w:val="19"/>
                       <w:szCs w:val="19"/>
                     </w:rPr>
-                    <w:t>{</w:t>
-                  </w:r>
-                  <w:proofErr w:type="spellStart"/>
-                  <w:r>
-                    <w:rPr>
-                      <w:rFonts w:cstheme="minorHAnsi"/>
-                      <w:b/>
-                      <w:bCs/>
-                      <w:sz w:val="19"/>
-                      <w:szCs w:val="19"/>
-                    </w:rPr>
-                    <w:t>currencyChar</w:t>
-                  </w:r>
-                  <w:proofErr w:type="spellEnd"/>
-                  <w:r>
-                    <w:rPr>
-                      <w:rFonts w:cstheme="minorHAnsi"/>
-                      <w:b/>
-                      <w:bCs/>
-                      <w:sz w:val="19"/>
-                      <w:szCs w:val="19"/>
-                    </w:rPr>
-                    <w:t>}</w:t>
+                    <w:t>{currencyChar}</w:t>
                   </w:r>
                 </w:p>
               </w:tc>
@@ -2164,34 +1933,7 @@
                       <w:sz w:val="20"/>
                       <w:szCs w:val="20"/>
                     </w:rPr>
-                    <w:t>{#</w:t>
-                  </w:r>
-                  <w:proofErr w:type="gramStart"/>
-                  <w:r>
-                    <w:rPr>
-                      <w:rFonts w:cstheme="minorHAnsi"/>
-                      <w:sz w:val="20"/>
-                      <w:szCs w:val="20"/>
-                    </w:rPr>
-                    <w:t>IPItems}{</w:t>
-                  </w:r>
-                  <w:proofErr w:type="gramEnd"/>
-                  <w:r>
-                    <w:rPr>
-                      <w:rFonts w:cstheme="minorHAnsi"/>
-                      <w:sz w:val="20"/>
-                      <w:szCs w:val="20"/>
-                    </w:rPr>
-                    <w:t>#</w:t>
-                  </w:r>
-                  <w:proofErr w:type="gramStart"/>
-                  <w:r>
-                    <w:rPr>
-                      <w:rFonts w:cstheme="minorHAnsi"/>
-                      <w:sz w:val="20"/>
-                      <w:szCs w:val="20"/>
-                    </w:rPr>
-                    <w:t>showThickness}</w:t>
+                    <w:t>{#IPItems}{#showThickness}</w:t>
                   </w:r>
                   <w:r>
                     <w:rPr>
@@ -2201,18 +1943,7 @@
                       <w:sz w:val="20"/>
                       <w:szCs w:val="20"/>
                     </w:rPr>
-                    <w:t>{</w:t>
-                  </w:r>
-                  <w:proofErr w:type="gramEnd"/>
-                  <w:r>
-                    <w:rPr>
-                      <w:rFonts w:cstheme="minorHAnsi"/>
-                      <w:b/>
-                      <w:bCs/>
-                      <w:sz w:val="20"/>
-                      <w:szCs w:val="20"/>
-                    </w:rPr>
-                    <w:t>thicknessDetail</w:t>
+                    <w:t>{thicknessDetail</w:t>
                   </w:r>
                   <w:r>
                     <w:rPr>
@@ -2242,51 +1973,7 @@
                       <w:sz w:val="20"/>
                       <w:szCs w:val="20"/>
                     </w:rPr>
-                    <w:t>{length} X {width} X {height} MM  {#fsc} – {</w:t>
-                  </w:r>
-                  <w:proofErr w:type="spellStart"/>
-                  <w:r>
-                    <w:rPr>
-                      <w:rFonts w:cstheme="minorHAnsi"/>
-                      <w:b/>
-                      <w:bCs/>
-                      <w:sz w:val="20"/>
-                      <w:szCs w:val="20"/>
-                    </w:rPr>
-                    <w:t>fsc</w:t>
-                  </w:r>
-                  <w:proofErr w:type="spellEnd"/>
-                  <w:r>
-                    <w:rPr>
-                      <w:rFonts w:cstheme="minorHAnsi"/>
-                      <w:b/>
-                      <w:bCs/>
-                      <w:sz w:val="20"/>
-                      <w:szCs w:val="20"/>
-                    </w:rPr>
-                    <w:t>}{/</w:t>
-                  </w:r>
-                  <w:proofErr w:type="spellStart"/>
-                  <w:r>
-                    <w:rPr>
-                      <w:rFonts w:cstheme="minorHAnsi"/>
-                      <w:b/>
-                      <w:bCs/>
-                      <w:sz w:val="20"/>
-                      <w:szCs w:val="20"/>
-                    </w:rPr>
-                    <w:t>fsc</w:t>
-                  </w:r>
-                  <w:proofErr w:type="spellEnd"/>
-                  <w:r>
-                    <w:rPr>
-                      <w:rFonts w:cstheme="minorHAnsi"/>
-                      <w:b/>
-                      <w:bCs/>
-                      <w:sz w:val="20"/>
-                      <w:szCs w:val="20"/>
-                    </w:rPr>
-                    <w:t>}</w:t>
+                    <w:t>{length} X {width} X {height} MM  {#fsc} – {fsc}{/fsc}</w:t>
                   </w:r>
                 </w:p>
               </w:tc>
@@ -2370,43 +2057,7 @@
                       <w:sz w:val="18"/>
                       <w:szCs w:val="18"/>
                     </w:rPr>
-                    <w:t>{#invoices}{containerFrom}{#containerTo} to {</w:t>
-                  </w:r>
-                  <w:proofErr w:type="spellStart"/>
-                  <w:r>
-                    <w:rPr>
-                      <w:rFonts w:ascii="Arial" w:hAnsi="Arial" w:cs="Arial"/>
-                      <w:sz w:val="18"/>
-                      <w:szCs w:val="18"/>
-                    </w:rPr>
-                    <w:t>containerTo</w:t>
-                  </w:r>
-                  <w:proofErr w:type="spellEnd"/>
-                  <w:r>
-                    <w:rPr>
-                      <w:rFonts w:ascii="Arial" w:hAnsi="Arial" w:cs="Arial"/>
-                      <w:sz w:val="18"/>
-                      <w:szCs w:val="18"/>
-                    </w:rPr>
-                    <w:t>}{/</w:t>
-                  </w:r>
-                  <w:proofErr w:type="spellStart"/>
-                  <w:r>
-                    <w:rPr>
-                      <w:rFonts w:ascii="Arial" w:hAnsi="Arial" w:cs="Arial"/>
-                      <w:sz w:val="18"/>
-                      <w:szCs w:val="18"/>
-                    </w:rPr>
-                    <w:t>containerTo</w:t>
-                  </w:r>
-                  <w:proofErr w:type="spellEnd"/>
-                  <w:r>
-                    <w:rPr>
-                      <w:rFonts w:ascii="Arial" w:hAnsi="Arial" w:cs="Arial"/>
-                      <w:sz w:val="18"/>
-                      <w:szCs w:val="18"/>
-                    </w:rPr>
-                    <w:t>}</w:t>
+                    <w:t>{#invoices}{containerFrom}{#containerTo} to {containerTo}{/containerTo}</w:t>
                   </w:r>
                 </w:p>
               </w:tc>
@@ -2435,59 +2086,23 @@
                       <w:sz w:val="18"/>
                       <w:szCs w:val="18"/>
                     </w:rPr>
-                    <w:t>{</w:t>
+                    <w:t>{materialGrade}</w:t>
                   </w:r>
-                  <w:proofErr w:type="spellStart"/>
                   <w:r>
                     <w:rPr>
                       <w:rFonts w:ascii="Arial" w:hAnsi="Arial" w:cs="Arial"/>
                       <w:sz w:val="18"/>
                       <w:szCs w:val="18"/>
                     </w:rPr>
-                    <w:t>materialGrade</w:t>
+                    <w:t xml:space="preserve"> </w:t>
                   </w:r>
-                  <w:proofErr w:type="spellEnd"/>
                   <w:r>
                     <w:rPr>
                       <w:rFonts w:ascii="Arial" w:hAnsi="Arial" w:cs="Arial"/>
                       <w:sz w:val="18"/>
                       <w:szCs w:val="18"/>
                     </w:rPr>
-                    <w:t>}</w:t>
-                  </w:r>
-                  <w:r>
-                    <w:rPr>
-                      <w:rFonts w:ascii="Arial" w:hAnsi="Arial" w:cs="Arial"/>
-                      <w:sz w:val="18"/>
-                      <w:szCs w:val="18"/>
-                    </w:rPr>
-                    <w:t xml:space="preserve"> </w:t>
-                  </w:r>
-                  <w:r>
-                    <w:rPr>
-                      <w:rFonts w:ascii="Arial" w:hAnsi="Arial" w:cs="Arial"/>
-                      <w:sz w:val="18"/>
-                      <w:szCs w:val="18"/>
-                    </w:rPr>
-                    <w:t>{</w:t>
-                  </w:r>
-                  <w:proofErr w:type="spellStart"/>
-                  <w:r>
-                    <w:rPr>
-                      <w:rFonts w:ascii="Arial" w:hAnsi="Arial" w:cs="Arial"/>
-                      <w:sz w:val="18"/>
-                      <w:szCs w:val="18"/>
-                    </w:rPr>
-                    <w:t>brandName</w:t>
-                  </w:r>
-                  <w:proofErr w:type="spellEnd"/>
-                  <w:r>
-                    <w:rPr>
-                      <w:rFonts w:ascii="Arial" w:hAnsi="Arial" w:cs="Arial"/>
-                      <w:sz w:val="18"/>
-                      <w:szCs w:val="18"/>
-                    </w:rPr>
-                    <w:t>}</w:t>
+                    <w:t>{brandName}</w:t>
                   </w:r>
                 </w:p>
               </w:tc>
@@ -2516,25 +2131,7 @@
                       <w:sz w:val="18"/>
                       <w:szCs w:val="18"/>
                     </w:rPr>
-                    <w:t>{</w:t>
-                  </w:r>
-                  <w:proofErr w:type="spellStart"/>
-                  <w:r>
-                    <w:rPr>
-                      <w:rFonts w:ascii="Arial" w:hAnsi="Arial" w:cs="Arial"/>
-                      <w:sz w:val="18"/>
-                      <w:szCs w:val="18"/>
-                    </w:rPr>
-                    <w:t>designType</w:t>
-                  </w:r>
-                  <w:proofErr w:type="spellEnd"/>
-                  <w:r>
-                    <w:rPr>
-                      <w:rFonts w:ascii="Arial" w:hAnsi="Arial" w:cs="Arial"/>
-                      <w:sz w:val="18"/>
-                      <w:szCs w:val="18"/>
-                    </w:rPr>
-                    <w:t>}</w:t>
+                    <w:t>{designType}</w:t>
                   </w:r>
                 </w:p>
               </w:tc>
@@ -2562,25 +2159,7 @@
                       <w:sz w:val="18"/>
                       <w:szCs w:val="18"/>
                     </w:rPr>
-                    <w:t>{</w:t>
-                  </w:r>
-                  <w:proofErr w:type="spellStart"/>
-                  <w:r>
-                    <w:rPr>
-                      <w:rFonts w:ascii="Arial" w:hAnsi="Arial" w:cs="Arial"/>
-                      <w:sz w:val="18"/>
-                      <w:szCs w:val="18"/>
-                    </w:rPr>
-                    <w:t>finishType</w:t>
-                  </w:r>
-                  <w:proofErr w:type="spellEnd"/>
-                  <w:r>
-                    <w:rPr>
-                      <w:rFonts w:ascii="Arial" w:hAnsi="Arial" w:cs="Arial"/>
-                      <w:sz w:val="18"/>
-                      <w:szCs w:val="18"/>
-                    </w:rPr>
-                    <w:t>}</w:t>
+                    <w:t>{finishType}</w:t>
                   </w:r>
                 </w:p>
               </w:tc>
@@ -2657,25 +2236,7 @@
                       <w:sz w:val="18"/>
                       <w:szCs w:val="18"/>
                     </w:rPr>
-                    <w:t>{value} {/invoices} {/</w:t>
-                  </w:r>
-                  <w:proofErr w:type="spellStart"/>
-                  <w:r>
-                    <w:rPr>
-                      <w:rFonts w:ascii="Arial" w:hAnsi="Arial" w:cs="Arial"/>
-                      <w:sz w:val="18"/>
-                      <w:szCs w:val="18"/>
-                    </w:rPr>
-                    <w:t>IPItems</w:t>
-                  </w:r>
-                  <w:proofErr w:type="spellEnd"/>
-                  <w:r>
-                    <w:rPr>
-                      <w:rFonts w:ascii="Arial" w:hAnsi="Arial" w:cs="Arial"/>
-                      <w:sz w:val="18"/>
-                      <w:szCs w:val="18"/>
-                    </w:rPr>
-                    <w:t>}</w:t>
+                    <w:t>{value} {/invoices} {/IPItems}</w:t>
                   </w:r>
                 </w:p>
               </w:tc>
@@ -2708,29 +2269,7 @@
                       <w:sz w:val="18"/>
                       <w:szCs w:val="18"/>
                     </w:rPr>
-                    <w:t>{#isSampleBox}SAMPLE BOX{/</w:t>
-                  </w:r>
-                  <w:proofErr w:type="spellStart"/>
-                  <w:r>
-                    <w:rPr>
-                      <w:rFonts w:ascii="Arial" w:hAnsi="Arial" w:cs="Arial"/>
-                      <w:b/>
-                      <w:bCs/>
-                      <w:sz w:val="18"/>
-                      <w:szCs w:val="18"/>
-                    </w:rPr>
-                    <w:t>isSampleBox</w:t>
-                  </w:r>
-                  <w:proofErr w:type="spellEnd"/>
-                  <w:r>
-                    <w:rPr>
-                      <w:rFonts w:ascii="Arial" w:hAnsi="Arial" w:cs="Arial"/>
-                      <w:b/>
-                      <w:bCs/>
-                      <w:sz w:val="18"/>
-                      <w:szCs w:val="18"/>
-                    </w:rPr>
-                    <w:t>}</w:t>
+                    <w:t>{#isSampleBox}SAMPLE BOX{/isSampleBox}</w:t>
                   </w:r>
                 </w:p>
               </w:tc>
@@ -2816,61 +2355,7 @@
                       <w:sz w:val="18"/>
                       <w:szCs w:val="18"/>
                     </w:rPr>
-                    <w:t>{#</w:t>
-                  </w:r>
-                  <w:proofErr w:type="gramStart"/>
-                  <w:r>
-                    <w:rPr>
-                      <w:rFonts w:ascii="Arial" w:hAnsi="Arial" w:cs="Arial"/>
-                      <w:sz w:val="18"/>
-                      <w:szCs w:val="18"/>
-                    </w:rPr>
-                    <w:t>sampleBox}{</w:t>
-                  </w:r>
-                  <w:proofErr w:type="gramEnd"/>
-                  <w:r>
-                    <w:rPr>
-                      <w:rFonts w:ascii="Arial" w:hAnsi="Arial" w:cs="Arial"/>
-                      <w:sz w:val="18"/>
-                      <w:szCs w:val="18"/>
-                    </w:rPr>
-                    <w:t>containerFrom}{#containerTo} to {</w:t>
-                  </w:r>
-                  <w:proofErr w:type="spellStart"/>
-                  <w:r>
-                    <w:rPr>
-                      <w:rFonts w:ascii="Arial" w:hAnsi="Arial" w:cs="Arial"/>
-                      <w:sz w:val="18"/>
-                      <w:szCs w:val="18"/>
-                    </w:rPr>
-                    <w:t>containerTo</w:t>
-                  </w:r>
-                  <w:proofErr w:type="spellEnd"/>
-                  <w:r>
-                    <w:rPr>
-                      <w:rFonts w:ascii="Arial" w:hAnsi="Arial" w:cs="Arial"/>
-                      <w:sz w:val="18"/>
-                      <w:szCs w:val="18"/>
-                    </w:rPr>
-                    <w:t>} {/</w:t>
-                  </w:r>
-                  <w:proofErr w:type="spellStart"/>
-                  <w:r>
-                    <w:rPr>
-                      <w:rFonts w:ascii="Arial" w:hAnsi="Arial" w:cs="Arial"/>
-                      <w:sz w:val="18"/>
-                      <w:szCs w:val="18"/>
-                    </w:rPr>
-                    <w:t>containerTo</w:t>
-                  </w:r>
-                  <w:proofErr w:type="spellEnd"/>
-                  <w:r>
-                    <w:rPr>
-                      <w:rFonts w:ascii="Arial" w:hAnsi="Arial" w:cs="Arial"/>
-                      <w:sz w:val="18"/>
-                      <w:szCs w:val="18"/>
-                    </w:rPr>
-                    <w:t>}</w:t>
+                    <w:t>{#sampleBox}{containerFrom}{#containerTo} to {containerTo} {/containerTo}</w:t>
                   </w:r>
                 </w:p>
               </w:tc>
@@ -2900,79 +2385,7 @@
                       <w:sz w:val="18"/>
                       <w:szCs w:val="18"/>
                     </w:rPr>
-                    <w:t>{</w:t>
-                  </w:r>
-                  <w:proofErr w:type="spellStart"/>
-                  <w:r>
-                    <w:rPr>
-                      <w:rFonts w:ascii="Arial" w:hAnsi="Arial" w:cs="Arial"/>
-                      <w:sz w:val="18"/>
-                      <w:szCs w:val="18"/>
-                    </w:rPr>
-                    <w:t>materialGrade</w:t>
-                  </w:r>
-                  <w:proofErr w:type="spellEnd"/>
-                  <w:r>
-                    <w:rPr>
-                      <w:rFonts w:ascii="Arial" w:hAnsi="Arial" w:cs="Arial"/>
-                      <w:sz w:val="18"/>
-                      <w:szCs w:val="18"/>
-                    </w:rPr>
-                    <w:t>}  {</w:t>
-                  </w:r>
-                  <w:proofErr w:type="spellStart"/>
-                  <w:r>
-                    <w:rPr>
-                      <w:rFonts w:ascii="Arial" w:hAnsi="Arial" w:cs="Arial"/>
-                      <w:sz w:val="18"/>
-                      <w:szCs w:val="18"/>
-                    </w:rPr>
-                    <w:t>brandName</w:t>
-                  </w:r>
-                  <w:proofErr w:type="spellEnd"/>
-                  <w:r>
-                    <w:rPr>
-                      <w:rFonts w:ascii="Arial" w:hAnsi="Arial" w:cs="Arial"/>
-                      <w:sz w:val="18"/>
-                      <w:szCs w:val="18"/>
-                    </w:rPr>
-                    <w:t>}  {</w:t>
-                  </w:r>
-                  <w:proofErr w:type="spellStart"/>
-                  <w:r>
-                    <w:rPr>
-                      <w:rFonts w:ascii="Arial" w:hAnsi="Arial" w:cs="Arial"/>
-                      <w:sz w:val="18"/>
-                      <w:szCs w:val="18"/>
-                    </w:rPr>
-                    <w:t>designType</w:t>
-                  </w:r>
-                  <w:proofErr w:type="spellEnd"/>
-                  <w:r>
-                    <w:rPr>
-                      <w:rFonts w:ascii="Arial" w:hAnsi="Arial" w:cs="Arial"/>
-                      <w:sz w:val="18"/>
-                      <w:szCs w:val="18"/>
-                    </w:rPr>
-                    <w:t>}  {</w:t>
-                  </w:r>
-                  <w:proofErr w:type="spellStart"/>
-                  <w:r>
-                    <w:rPr>
-                      <w:rFonts w:ascii="Arial" w:hAnsi="Arial" w:cs="Arial"/>
-                      <w:sz w:val="18"/>
-                      <w:szCs w:val="18"/>
-                    </w:rPr>
-                    <w:t>finishType</w:t>
-                  </w:r>
-                  <w:proofErr w:type="spellEnd"/>
-                  <w:r>
-                    <w:rPr>
-                      <w:rFonts w:ascii="Arial" w:hAnsi="Arial" w:cs="Arial"/>
-                      <w:sz w:val="18"/>
-                      <w:szCs w:val="18"/>
-                    </w:rPr>
-                    <w:t>}</w:t>
+                    <w:t>{materialGrade}  {brandName}  {designType}  {finishType}</w:t>
                   </w:r>
                 </w:p>
               </w:tc>
@@ -3057,25 +2470,7 @@
                       <w:sz w:val="18"/>
                       <w:szCs w:val="18"/>
                     </w:rPr>
-                    <w:t>{/</w:t>
-                  </w:r>
-                  <w:proofErr w:type="spellStart"/>
-                  <w:r>
-                    <w:rPr>
-                      <w:rFonts w:ascii="Arial" w:hAnsi="Arial" w:cs="Arial"/>
-                      <w:sz w:val="18"/>
-                      <w:szCs w:val="18"/>
-                    </w:rPr>
-                    <w:t>sampleBox</w:t>
-                  </w:r>
-                  <w:proofErr w:type="spellEnd"/>
-                  <w:r>
-                    <w:rPr>
-                      <w:rFonts w:ascii="Arial" w:hAnsi="Arial" w:cs="Arial"/>
-                      <w:sz w:val="18"/>
-                      <w:szCs w:val="18"/>
-                    </w:rPr>
-                    <w:t>}</w:t>
+                    <w:t>{/sampleBox}</w:t>
                   </w:r>
                 </w:p>
               </w:tc>
@@ -3125,7 +2520,6 @@
               </w:rPr>
               <w:t>{</w:t>
             </w:r>
-            <w:proofErr w:type="spellStart"/>
             <w:r>
               <w:rPr>
                 <w:rFonts w:cstheme="minorHAnsi"/>
@@ -3134,7 +2528,6 @@
               </w:rPr>
               <w:t>totalAmount</w:t>
             </w:r>
-            <w:proofErr w:type="spellEnd"/>
             <w:r>
               <w:rPr>
                 <w:rFonts w:cstheme="minorHAnsi"/>
@@ -3293,6 +2686,7 @@
                 <w:sz w:val="20"/>
                 <w:szCs w:val="20"/>
               </w:rPr>
+              <w:lastRenderedPageBreak/>
               <w:t xml:space="preserve">Rounding                 </w:t>
             </w:r>
           </w:p>
@@ -3323,25 +2717,8 @@
                 <w:sz w:val="20"/>
                 <w:szCs w:val="20"/>
               </w:rPr>
-              <w:t>{</w:t>
-            </w:r>
-            <w:proofErr w:type="spellStart"/>
-            <w:r>
-              <w:rPr>
-                <w:rFonts w:cstheme="minorHAnsi"/>
-                <w:sz w:val="20"/>
-                <w:szCs w:val="20"/>
-              </w:rPr>
-              <w:t>totalAddition</w:t>
-            </w:r>
-            <w:proofErr w:type="spellEnd"/>
-            <w:r>
-              <w:rPr>
-                <w:rFonts w:cstheme="minorHAnsi"/>
-                <w:sz w:val="20"/>
-                <w:szCs w:val="20"/>
-              </w:rPr>
-              <w:t>}</w:t>
+              <w:lastRenderedPageBreak/>
+              <w:t>{totalAddition}</w:t>
             </w:r>
           </w:p>
           <w:p>
@@ -3361,25 +2738,7 @@
                 <w:sz w:val="20"/>
                 <w:szCs w:val="20"/>
               </w:rPr>
-              <w:t>{</w:t>
-            </w:r>
-            <w:proofErr w:type="spellStart"/>
-            <w:r>
-              <w:rPr>
-                <w:rFonts w:cstheme="minorHAnsi"/>
-                <w:sz w:val="20"/>
-                <w:szCs w:val="20"/>
-              </w:rPr>
-              <w:t>totalDiscount</w:t>
-            </w:r>
-            <w:proofErr w:type="spellEnd"/>
-            <w:r>
-              <w:rPr>
-                <w:rFonts w:cstheme="minorHAnsi"/>
-                <w:sz w:val="20"/>
-                <w:szCs w:val="20"/>
-              </w:rPr>
-              <w:t>}</w:t>
+              <w:t>{totalDiscount}</w:t>
             </w:r>
           </w:p>
           <w:p>
@@ -3399,6 +2758,7 @@
                 <w:sz w:val="20"/>
                 <w:szCs w:val="20"/>
               </w:rPr>
+              <w:lastRenderedPageBreak/>
               <w:t>{rounding}</w:t>
             </w:r>
           </w:p>
@@ -3435,51 +2795,15 @@
                 <w:szCs w:val="20"/>
               </w:rPr>
               <w:lastRenderedPageBreak/>
-              <w:t>Total {</w:t>
-            </w:r>
-            <w:proofErr w:type="spellStart"/>
-            <w:r>
-              <w:rPr>
-                <w:rFonts w:cstheme="minorHAnsi"/>
-                <w:sz w:val="20"/>
-                <w:szCs w:val="20"/>
-              </w:rPr>
-              <w:t>deliveryTerms</w:t>
-            </w:r>
-            <w:proofErr w:type="spellEnd"/>
-            <w:r>
-              <w:rPr>
-                <w:rFonts w:cstheme="minorHAnsi"/>
-                <w:sz w:val="20"/>
-                <w:szCs w:val="20"/>
-              </w:rPr>
-              <w:t xml:space="preserve">} </w:t>
-            </w:r>
-            <w:r>
-              <w:rPr>
-                <w:rFonts w:cstheme="minorHAnsi"/>
-                <w:sz w:val="20"/>
-                <w:szCs w:val="20"/>
-              </w:rPr>
-              <w:t>{</w:t>
-            </w:r>
-            <w:proofErr w:type="spellStart"/>
-            <w:r>
-              <w:rPr>
-                <w:rFonts w:cstheme="minorHAnsi"/>
-                <w:sz w:val="20"/>
-                <w:szCs w:val="20"/>
-              </w:rPr>
-              <w:t>dischargeTerms</w:t>
-            </w:r>
-            <w:proofErr w:type="spellEnd"/>
-            <w:r>
-              <w:rPr>
-                <w:rFonts w:cstheme="minorHAnsi"/>
-                <w:sz w:val="20"/>
-                <w:szCs w:val="20"/>
-              </w:rPr>
-              <w:t>}</w:t>
+              <w:t xml:space="preserve">Total {deliveryTerms} </w:t>
+            </w:r>
+            <w:r>
+              <w:rPr>
+                <w:rFonts w:cstheme="minorHAnsi"/>
+                <w:sz w:val="20"/>
+                <w:szCs w:val="20"/>
+              </w:rPr>
+              <w:t>{dischargeTerms}</w:t>
             </w:r>
             <w:r>
               <w:rPr>
@@ -3495,43 +2819,7 @@
                 <w:sz w:val="20"/>
                 <w:szCs w:val="20"/>
               </w:rPr>
-              <w:t xml:space="preserve"> {</w:t>
-            </w:r>
-            <w:proofErr w:type="spellStart"/>
-            <w:r>
-              <w:rPr>
-                <w:rFonts w:cstheme="minorHAnsi"/>
-                <w:sz w:val="20"/>
-                <w:szCs w:val="20"/>
-              </w:rPr>
-              <w:t>currencyChar</w:t>
-            </w:r>
-            <w:proofErr w:type="spellEnd"/>
-            <w:r>
-              <w:rPr>
-                <w:rFonts w:cstheme="minorHAnsi"/>
-                <w:sz w:val="20"/>
-                <w:szCs w:val="20"/>
-              </w:rPr>
-              <w:t>} {</w:t>
-            </w:r>
-            <w:proofErr w:type="spellStart"/>
-            <w:r>
-              <w:rPr>
-                <w:rFonts w:cstheme="minorHAnsi"/>
-                <w:sz w:val="20"/>
-                <w:szCs w:val="20"/>
-              </w:rPr>
-              <w:t>netAmountWords</w:t>
-            </w:r>
-            <w:proofErr w:type="spellEnd"/>
-            <w:r>
-              <w:rPr>
-                <w:rFonts w:cstheme="minorHAnsi"/>
-                <w:sz w:val="20"/>
-                <w:szCs w:val="20"/>
-              </w:rPr>
-              <w:t>}</w:t>
+              <w:t xml:space="preserve"> {currencyChar} {netAmountWords}</w:t>
             </w:r>
             <w:r>
               <w:rPr>
@@ -3578,25 +2866,7 @@
                 <w:sz w:val="20"/>
                 <w:szCs w:val="20"/>
               </w:rPr>
-              <w:t>{</w:t>
-            </w:r>
-            <w:proofErr w:type="spellStart"/>
-            <w:r>
-              <w:rPr>
-                <w:rFonts w:cstheme="minorHAnsi"/>
-                <w:sz w:val="20"/>
-                <w:szCs w:val="20"/>
-              </w:rPr>
-              <w:t>netAmount</w:t>
-            </w:r>
-            <w:proofErr w:type="spellEnd"/>
-            <w:r>
-              <w:rPr>
-                <w:rFonts w:cstheme="minorHAnsi"/>
-                <w:sz w:val="20"/>
-                <w:szCs w:val="20"/>
-              </w:rPr>
-              <w:t>}</w:t>
+              <w:t>{netAmount}</w:t>
             </w:r>
           </w:p>
         </w:tc>
@@ -3631,98 +2901,44 @@
                 <w:sz w:val="18"/>
                 <w:szCs w:val="18"/>
               </w:rPr>
-              <w:t>{#</w:t>
-            </w:r>
-            <w:proofErr w:type="gramStart"/>
-            <w:r>
+              <w:t>{#specialInstruction}{specialInstruction}{/specialInstruction}</w:t>
+            </w:r>
+          </w:p>
+          <w:p>
+            <w:pPr>
+              <w:pStyle w:val="NoSpacing"/>
               <w:rPr>
                 <w:rFonts w:cstheme="minorHAnsi"/>
                 <w:sz w:val="18"/>
                 <w:szCs w:val="18"/>
               </w:rPr>
-              <w:t>specialInstruction}{</w:t>
-            </w:r>
-            <w:proofErr w:type="gramEnd"/>
+            </w:pPr>
             <w:r>
               <w:rPr>
                 <w:rFonts w:cstheme="minorHAnsi"/>
                 <w:sz w:val="18"/>
                 <w:szCs w:val="18"/>
               </w:rPr>
-              <w:t>specialInstruction}{/specialInstruction}</w:t>
+              <w:t>{#bottomNotes}{bottomNote}</w:t>
             </w:r>
           </w:p>
           <w:p>
             <w:pPr>
               <w:pStyle w:val="NoSpacing"/>
+              <w:spacing w:line="276" w:lineRule="auto"/>
+              <w:rPr>
+                <w:rFonts w:cstheme="minorHAnsi"/>
+                <w:sz w:val="20"/>
+                <w:szCs w:val="20"/>
+              </w:rPr>
+            </w:pPr>
+            <w:r>
               <w:rPr>
                 <w:rFonts w:cstheme="minorHAnsi"/>
                 <w:sz w:val="18"/>
                 <w:szCs w:val="18"/>
               </w:rPr>
-            </w:pPr>
-            <w:r>
-              <w:rPr>
-                <w:rFonts w:cstheme="minorHAnsi"/>
-                <w:sz w:val="18"/>
-                <w:szCs w:val="18"/>
-              </w:rPr>
-              <w:t>{#</w:t>
-            </w:r>
-            <w:proofErr w:type="gramStart"/>
-            <w:r>
-              <w:rPr>
-                <w:rFonts w:cstheme="minorHAnsi"/>
-                <w:sz w:val="18"/>
-                <w:szCs w:val="18"/>
-              </w:rPr>
-              <w:t>bottomNotes}{</w:t>
-            </w:r>
-            <w:proofErr w:type="gramEnd"/>
-            <w:r>
-              <w:rPr>
-                <w:rFonts w:cstheme="minorHAnsi"/>
-                <w:sz w:val="18"/>
-                <w:szCs w:val="18"/>
-              </w:rPr>
-              <w:t>bottomNote}</w:t>
-            </w:r>
-          </w:p>
-          <w:p>
-            <w:pPr>
-              <w:pStyle w:val="NoSpacing"/>
-              <w:spacing w:line="276" w:lineRule="auto"/>
-              <w:rPr>
-                <w:rFonts w:cstheme="minorHAnsi"/>
-                <w:sz w:val="20"/>
-                <w:szCs w:val="20"/>
-              </w:rPr>
-            </w:pPr>
-            <w:r>
-              <w:rPr>
-                <w:rFonts w:cstheme="minorHAnsi"/>
-                <w:sz w:val="18"/>
-                <w:szCs w:val="18"/>
-              </w:rPr>
-              <w:t>{/</w:t>
-            </w:r>
-            <w:proofErr w:type="spellStart"/>
-            <w:r>
-              <w:rPr>
-                <w:rFonts w:cstheme="minorHAnsi"/>
-                <w:sz w:val="18"/>
-                <w:szCs w:val="18"/>
-              </w:rPr>
-              <w:t>bottomNotes</w:t>
-            </w:r>
-            <w:proofErr w:type="spellEnd"/>
-            <w:r>
-              <w:rPr>
-                <w:rFonts w:cstheme="minorHAnsi"/>
-                <w:sz w:val="18"/>
-                <w:szCs w:val="18"/>
-              </w:rPr>
-              <w:t>}</w:t>
+              <w:t>{/bottomNotes}</w:t>
             </w:r>
           </w:p>
         </w:tc>
@@ -3829,7 +3045,6 @@
                     </w:rPr>
                     <w:t>{</w:t>
                   </w:r>
-                  <w:proofErr w:type="spellStart"/>
                   <w:r>
                     <w:rPr>
                       <w:rFonts w:cstheme="minorHAnsi"/>
@@ -3838,7 +3053,6 @@
                     </w:rPr>
                     <w:t>totalQuantity</w:t>
                   </w:r>
-                  <w:proofErr w:type="spellEnd"/>
                   <w:r>
                     <w:rPr>
                       <w:rFonts w:cstheme="minorHAnsi"/>
@@ -3903,7 +3117,6 @@
                     </w:rPr>
                     <w:t>{</w:t>
                   </w:r>
-                  <w:proofErr w:type="spellStart"/>
                   <w:r>
                     <w:rPr>
                       <w:rFonts w:cstheme="minorHAnsi"/>
@@ -3912,7 +3125,6 @@
                     </w:rPr>
                     <w:t>totalBox</w:t>
                   </w:r>
-                  <w:proofErr w:type="spellEnd"/>
                   <w:r>
                     <w:rPr>
                       <w:rFonts w:cstheme="minorHAnsi"/>
@@ -3997,7 +3209,6 @@
                     </w:rPr>
                     <w:t>{</w:t>
                   </w:r>
-                  <w:proofErr w:type="spellStart"/>
                   <w:r>
                     <w:rPr>
                       <w:rFonts w:cstheme="minorHAnsi"/>
@@ -4006,7 +3217,6 @@
                     </w:rPr>
                     <w:t>totalNetWeight</w:t>
                   </w:r>
-                  <w:proofErr w:type="spellEnd"/>
                   <w:r>
                     <w:rPr>
                       <w:rFonts w:cstheme="minorHAnsi"/>
@@ -4035,7 +3245,6 @@
                     </w:rPr>
                     <w:t>{</w:t>
                   </w:r>
-                  <w:proofErr w:type="spellStart"/>
                   <w:r>
                     <w:rPr>
                       <w:rFonts w:cstheme="minorHAnsi"/>
@@ -4044,7 +3253,6 @@
                     </w:rPr>
                     <w:t>totalGrossWeight</w:t>
                   </w:r>
-                  <w:proofErr w:type="spellEnd"/>
                   <w:r>
                     <w:rPr>
                       <w:rFonts w:cstheme="minorHAnsi"/>
@@ -4080,8 +3288,12 @@
       </w:pPr>
     </w:p>
     <w:sectPr>
-      <w:headerReference w:type="default" r:id="rId8"/>
-      <w:footerReference w:type="default" r:id="rId9"/>
+      <w:headerReference w:type="even" r:id="rId8"/>
+      <w:headerReference w:type="default" r:id="rId9"/>
+      <w:footerReference w:type="even" r:id="rId10"/>
+      <w:footerReference w:type="default" r:id="rId11"/>
+      <w:headerReference w:type="first" r:id="rId12"/>
+      <w:footerReference w:type="first" r:id="rId13"/>
       <w:pgSz w:w="12240" w:h="15840" w:code="1"/>
       <w:pgMar w:top="482" w:right="567" w:bottom="1701" w:left="567" w:header="198" w:footer="510" w:gutter="0"/>
       <w:pgBorders w:offsetFrom="page">
@@ -4123,6 +3335,16 @@
 </file>
 
 <file path=word/footer1.xml><?xml version="1.0" encoding="utf-8"?>
+<w:ftr xmlns:wpc="http://schemas.microsoft.com/office/word/2010/wordprocessingCanvas" xmlns:cx="http://schemas.microsoft.com/office/drawing/2014/chartex" xmlns:cx1="http://schemas.microsoft.com/office/drawing/2015/9/8/chartex" xmlns:cx2="http://schemas.microsoft.com/office/drawing/2015/10/21/chartex" xmlns:cx3="http://schemas.microsoft.com/office/drawing/2016/5/9/chartex" xmlns:cx4="http://schemas.microsoft.com/office/drawing/2016/5/10/chartex" xmlns:cx5="http://schemas.microsoft.com/office/drawing/2016/5/11/chartex" xmlns:cx6="http://schemas.microsoft.com/office/drawing/2016/5/12/chartex" xmlns:cx7="http://schemas.microsoft.com/office/drawing/2016/5/13/chartex" xmlns:cx8="http://schemas.microsoft.com/office/drawing/2016/5/14/chartex" xmlns:mc="http://schemas.openxmlformats.org/markup-compatibility/2006" xmlns:aink="http://schemas.microsoft.com/office/drawing/2016/ink" xmlns:am3d="http://schemas.microsoft.com/office/drawing/2017/model3d" xmlns:o="urn:schemas-microsoft-com:office:office" xmlns:oel="http://schemas.microsoft.com/office/2019/extlst" xmlns:r="http://schemas.openxmlformats.org/officeDocument/2006/relationships" xmlns:m="http://schemas.openxmlformats.org/officeDocument/2006/math" xmlns:v="urn:schemas-microsoft-com:vml" xmlns:wp14="http://schemas.microsoft.com/office/word/2010/wordprocessingDrawing" xmlns:wp="http://schemas.openxmlformats.org/drawingml/2006/wordprocessingDrawing" xmlns:w10="urn:schemas-microsoft-com:office:word" xmlns:w="http://schemas.openxmlformats.org/wordprocessingml/2006/main" xmlns:w14="http://schemas.microsoft.com/office/word/2010/wordml" xmlns:w15="http://schemas.microsoft.com/office/word/2012/wordml" xmlns:w16cex="http://schemas.microsoft.com/office/word/2018/wordml/cex" xmlns:w16cid="http://schemas.microsoft.com/office/word/2016/wordml/cid" xmlns:w16="http://schemas.microsoft.com/office/word/2018/wordml" xmlns:w16du="http://schemas.microsoft.com/office/word/2023/wordml/word16du" xmlns:w16sdtdh="http://schemas.microsoft.com/office/word/2020/wordml/sdtdatahash" xmlns:w16sdtfl="http://schemas.microsoft.com/office/word/2024/wordml/sdtformatlock" xmlns:w16se="http://schemas.microsoft.com/office/word/2015/wordml/symex" xmlns:wpg="http://schemas.microsoft.com/office/word/2010/wordprocessingGroup" xmlns:wpi="http://schemas.microsoft.com/office/word/2010/wordprocessingInk" xmlns:wne="http://schemas.microsoft.com/office/word/2006/wordml" xmlns:wps="http://schemas.microsoft.com/office/word/2010/wordprocessingShape" mc:Ignorable="w14 w15 w16se w16cid w16 w16cex w16sdtdh w16sdtfl w16du wp14">
+  <w:p>
+    <w:pPr>
+      <w:pStyle w:val="Footer"/>
+    </w:pPr>
+  </w:p>
+</w:ftr>
+</file>
+
+<file path=word/footer2.xml><?xml version="1.0" encoding="utf-8"?>
 <w:ftr xmlns:wpc="http://schemas.microsoft.com/office/word/2010/wordprocessingCanvas" xmlns:cx="http://schemas.microsoft.com/office/drawing/2014/chartex" xmlns:cx1="http://schemas.microsoft.com/office/drawing/2015/9/8/chartex" xmlns:cx2="http://schemas.microsoft.com/office/drawing/2015/10/21/chartex" xmlns:cx3="http://schemas.microsoft.com/office/drawing/2016/5/9/chartex" xmlns:cx4="http://schemas.microsoft.com/office/drawing/2016/5/10/chartex" xmlns:cx5="http://schemas.microsoft.com/office/drawing/2016/5/11/chartex" xmlns:cx6="http://schemas.microsoft.com/office/drawing/2016/5/12/chartex" xmlns:cx7="http://schemas.microsoft.com/office/drawing/2016/5/13/chartex" xmlns:cx8="http://schemas.microsoft.com/office/drawing/2016/5/14/chartex" xmlns:mc="http://schemas.openxmlformats.org/markup-compatibility/2006" xmlns:aink="http://schemas.microsoft.com/office/drawing/2016/ink" xmlns:am3d="http://schemas.microsoft.com/office/drawing/2017/model3d" xmlns:o="urn:schemas-microsoft-com:office:office" xmlns:oel="http://schemas.microsoft.com/office/2019/extlst" xmlns:r="http://schemas.openxmlformats.org/officeDocument/2006/relationships" xmlns:m="http://schemas.openxmlformats.org/officeDocument/2006/math" xmlns:v="urn:schemas-microsoft-com:vml" xmlns:wp14="http://schemas.microsoft.com/office/word/2010/wordprocessingDrawing" xmlns:wp="http://schemas.openxmlformats.org/drawingml/2006/wordprocessingDrawing" xmlns:w10="urn:schemas-microsoft-com:office:word" xmlns:w="http://schemas.openxmlformats.org/wordprocessingml/2006/main" xmlns:w14="http://schemas.microsoft.com/office/word/2010/wordml" xmlns:w15="http://schemas.microsoft.com/office/word/2012/wordml" xmlns:w16cex="http://schemas.microsoft.com/office/word/2018/wordml/cex" xmlns:w16cid="http://schemas.microsoft.com/office/word/2016/wordml/cid" xmlns:w16="http://schemas.microsoft.com/office/word/2018/wordml" xmlns:w16du="http://schemas.microsoft.com/office/word/2023/wordml/word16du" xmlns:w16sdtdh="http://schemas.microsoft.com/office/word/2020/wordml/sdtdatahash" xmlns:w16sdtfl="http://schemas.microsoft.com/office/word/2024/wordml/sdtformatlock" xmlns:w16se="http://schemas.microsoft.com/office/word/2015/wordml/symex" xmlns:wpg="http://schemas.microsoft.com/office/word/2010/wordprocessingGroup" xmlns:wpi="http://schemas.microsoft.com/office/word/2010/wordprocessingInk" xmlns:wne="http://schemas.microsoft.com/office/word/2006/wordml" xmlns:wps="http://schemas.microsoft.com/office/word/2010/wordprocessingShape" mc:Ignorable="w14 w15 w16se w16cid w16 w16cex w16sdtdh w16sdtfl w16du wp14">
   <w:p>
     <w:pPr>
@@ -4306,107 +3528,56 @@
       <w:rPr>
         <w:b/>
         <w:bCs/>
-        <w:spacing w:val="60"/>
+        <w:kern w:val="0"/>
+        <w:sz w:val="12"/>
+        <w:szCs w:val="12"/>
+        <w14:ligatures w14:val="none"/>
       </w:rPr>
-      <w:t>ALFA</w:t>
+      <w:t>{#</w:t>
+    </w:r>
+    <w:r>
+      <w:rPr>
+        <w:rFonts w:cs="Calibri"/>
+        <w:kern w:val="0"/>
+        <w:sz w:val="12"/>
+        <w:szCs w:val="12"/>
+        <w14:ligatures w14:val="none"/>
+      </w:rPr>
+      <w:t>companyData</w:t>
+    </w:r>
+    <w:r>
+      <w:rPr>
+        <w:b/>
+        <w:bCs/>
+        <w:kern w:val="0"/>
+        <w:sz w:val="12"/>
+        <w:szCs w:val="12"/>
+        <w14:ligatures w14:val="none"/>
+      </w:rPr>
+      <w:t>}</w:t>
     </w:r>
     <w:r>
       <w:rPr>
         <w:b/>
         <w:bCs/>
         <w:spacing w:val="60"/>
+        <w:kern w:val="0"/>
+        <w:sz w:val="20"/>
+        <w:szCs w:val="20"/>
+        <w14:ligatures w14:val="none"/>
       </w:rPr>
-      <w:t xml:space="preserve">  </w:t>
+      <w:t>{companyName}</w:t>
     </w:r>
     <w:r>
       <w:rPr>
         <w:b/>
         <w:bCs/>
-        <w:spacing w:val="60"/>
+        <w:kern w:val="0"/>
+        <w:sz w:val="12"/>
+        <w:szCs w:val="12"/>
+        <w14:ligatures w14:val="none"/>
       </w:rPr>
-      <w:t xml:space="preserve"> ICA</w:t>
-    </w:r>
-    <w:r>
-      <w:rPr>
-        <w:b/>
-        <w:bCs/>
-        <w:spacing w:val="60"/>
-      </w:rPr>
-      <w:t xml:space="preserve"> </w:t>
-    </w:r>
-    <w:proofErr w:type="gramStart"/>
-    <w:r>
-      <w:rPr>
-        <w:b/>
-        <w:bCs/>
-        <w:spacing w:val="60"/>
-      </w:rPr>
-      <w:t xml:space="preserve"> </w:t>
-    </w:r>
-    <w:r>
-      <w:rPr>
-        <w:b/>
-        <w:bCs/>
-        <w:spacing w:val="60"/>
-      </w:rPr>
-      <w:t xml:space="preserve"> </w:t>
-    </w:r>
-    <w:r>
-      <w:rPr>
-        <w:b/>
-        <w:bCs/>
-        <w:spacing w:val="60"/>
-      </w:rPr>
-      <w:t xml:space="preserve"> </w:t>
-    </w:r>
-    <w:r>
-      <w:rPr>
-        <w:b/>
-        <w:bCs/>
-        <w:spacing w:val="60"/>
-      </w:rPr>
-      <w:t>(</w:t>
-    </w:r>
-    <w:proofErr w:type="gramEnd"/>
-    <w:r>
-      <w:rPr>
-        <w:b/>
-        <w:bCs/>
-        <w:spacing w:val="60"/>
-      </w:rPr>
-      <w:t>I)</w:t>
-    </w:r>
-    <w:r>
-      <w:rPr>
-        <w:b/>
-        <w:bCs/>
-        <w:spacing w:val="60"/>
-      </w:rPr>
-      <w:t xml:space="preserve"> </w:t>
-    </w:r>
-    <w:r>
-      <w:rPr>
-        <w:b/>
-        <w:bCs/>
-        <w:spacing w:val="60"/>
-      </w:rPr>
-      <w:t xml:space="preserve"> </w:t>
-    </w:r>
-    <w:r>
-      <w:rPr>
-        <w:b/>
-        <w:bCs/>
-        <w:spacing w:val="60"/>
-      </w:rPr>
-      <w:t xml:space="preserve"> </w:t>
-    </w:r>
-    <w:r>
-      <w:rPr>
-        <w:b/>
-        <w:bCs/>
-        <w:spacing w:val="60"/>
-      </w:rPr>
-      <w:t>LTD</w:t>
+      <w:t>{/}</w:t>
     </w:r>
   </w:p>
   <w:p>
@@ -4485,6 +3656,16 @@
 </w:ftr>
 </file>
 
+<file path=word/footer3.xml><?xml version="1.0" encoding="utf-8"?>
+<w:ftr xmlns:wpc="http://schemas.microsoft.com/office/word/2010/wordprocessingCanvas" xmlns:cx="http://schemas.microsoft.com/office/drawing/2014/chartex" xmlns:cx1="http://schemas.microsoft.com/office/drawing/2015/9/8/chartex" xmlns:cx2="http://schemas.microsoft.com/office/drawing/2015/10/21/chartex" xmlns:cx3="http://schemas.microsoft.com/office/drawing/2016/5/9/chartex" xmlns:cx4="http://schemas.microsoft.com/office/drawing/2016/5/10/chartex" xmlns:cx5="http://schemas.microsoft.com/office/drawing/2016/5/11/chartex" xmlns:cx6="http://schemas.microsoft.com/office/drawing/2016/5/12/chartex" xmlns:cx7="http://schemas.microsoft.com/office/drawing/2016/5/13/chartex" xmlns:cx8="http://schemas.microsoft.com/office/drawing/2016/5/14/chartex" xmlns:mc="http://schemas.openxmlformats.org/markup-compatibility/2006" xmlns:aink="http://schemas.microsoft.com/office/drawing/2016/ink" xmlns:am3d="http://schemas.microsoft.com/office/drawing/2017/model3d" xmlns:o="urn:schemas-microsoft-com:office:office" xmlns:oel="http://schemas.microsoft.com/office/2019/extlst" xmlns:r="http://schemas.openxmlformats.org/officeDocument/2006/relationships" xmlns:m="http://schemas.openxmlformats.org/officeDocument/2006/math" xmlns:v="urn:schemas-microsoft-com:vml" xmlns:wp14="http://schemas.microsoft.com/office/word/2010/wordprocessingDrawing" xmlns:wp="http://schemas.openxmlformats.org/drawingml/2006/wordprocessingDrawing" xmlns:w10="urn:schemas-microsoft-com:office:word" xmlns:w="http://schemas.openxmlformats.org/wordprocessingml/2006/main" xmlns:w14="http://schemas.microsoft.com/office/word/2010/wordml" xmlns:w15="http://schemas.microsoft.com/office/word/2012/wordml" xmlns:w16cex="http://schemas.microsoft.com/office/word/2018/wordml/cex" xmlns:w16cid="http://schemas.microsoft.com/office/word/2016/wordml/cid" xmlns:w16="http://schemas.microsoft.com/office/word/2018/wordml" xmlns:w16du="http://schemas.microsoft.com/office/word/2023/wordml/word16du" xmlns:w16sdtdh="http://schemas.microsoft.com/office/word/2020/wordml/sdtdatahash" xmlns:w16sdtfl="http://schemas.microsoft.com/office/word/2024/wordml/sdtformatlock" xmlns:w16se="http://schemas.microsoft.com/office/word/2015/wordml/symex" xmlns:wpg="http://schemas.microsoft.com/office/word/2010/wordprocessingGroup" xmlns:wpi="http://schemas.microsoft.com/office/word/2010/wordprocessingInk" xmlns:wne="http://schemas.microsoft.com/office/word/2006/wordml" xmlns:wps="http://schemas.microsoft.com/office/word/2010/wordprocessingShape" mc:Ignorable="w14 w15 w16se w16cid w16 w16cex w16sdtdh w16sdtfl w16du wp14">
+  <w:p>
+    <w:pPr>
+      <w:pStyle w:val="Footer"/>
+    </w:pPr>
+  </w:p>
+</w:ftr>
+</file>
+
 <file path=word/footnotes.xml><?xml version="1.0" encoding="utf-8"?>
 <w:footnotes xmlns:wpc="http://schemas.microsoft.com/office/word/2010/wordprocessingCanvas" xmlns:cx="http://schemas.microsoft.com/office/drawing/2014/chartex" xmlns:cx1="http://schemas.microsoft.com/office/drawing/2015/9/8/chartex" xmlns:cx2="http://schemas.microsoft.com/office/drawing/2015/10/21/chartex" xmlns:cx3="http://schemas.microsoft.com/office/drawing/2016/5/9/chartex" xmlns:cx4="http://schemas.microsoft.com/office/drawing/2016/5/10/chartex" xmlns:cx5="http://schemas.microsoft.com/office/drawing/2016/5/11/chartex" xmlns:cx6="http://schemas.microsoft.com/office/drawing/2016/5/12/chartex" xmlns:cx7="http://schemas.microsoft.com/office/drawing/2016/5/13/chartex" xmlns:cx8="http://schemas.microsoft.com/office/drawing/2016/5/14/chartex" xmlns:mc="http://schemas.openxmlformats.org/markup-compatibility/2006" xmlns:aink="http://schemas.microsoft.com/office/drawing/2016/ink" xmlns:am3d="http://schemas.microsoft.com/office/drawing/2017/model3d" xmlns:o="urn:schemas-microsoft-com:office:office" xmlns:oel="http://schemas.microsoft.com/office/2019/extlst" xmlns:r="http://schemas.openxmlformats.org/officeDocument/2006/relationships" xmlns:m="http://schemas.openxmlformats.org/officeDocument/2006/math" xmlns:v="urn:schemas-microsoft-com:vml" xmlns:wp14="http://schemas.microsoft.com/office/word/2010/wordprocessingDrawing" xmlns:wp="http://schemas.openxmlformats.org/drawingml/2006/wordprocessingDrawing" xmlns:w10="urn:schemas-microsoft-com:office:word" xmlns:w="http://schemas.openxmlformats.org/wordprocessingml/2006/main" xmlns:w14="http://schemas.microsoft.com/office/word/2010/wordml" xmlns:w15="http://schemas.microsoft.com/office/word/2012/wordml" xmlns:w16cex="http://schemas.microsoft.com/office/word/2018/wordml/cex" xmlns:w16cid="http://schemas.microsoft.com/office/word/2016/wordml/cid" xmlns:w16="http://schemas.microsoft.com/office/word/2018/wordml" xmlns:w16du="http://schemas.microsoft.com/office/word/2023/wordml/word16du" xmlns:w16sdtdh="http://schemas.microsoft.com/office/word/2020/wordml/sdtdatahash" xmlns:w16sdtfl="http://schemas.microsoft.com/office/word/2024/wordml/sdtformatlock" xmlns:w16se="http://schemas.microsoft.com/office/word/2015/wordml/symex" xmlns:wpg="http://schemas.microsoft.com/office/word/2010/wordprocessingGroup" xmlns:wpi="http://schemas.microsoft.com/office/word/2010/wordprocessingInk" xmlns:wne="http://schemas.microsoft.com/office/word/2006/wordml" xmlns:wps="http://schemas.microsoft.com/office/word/2010/wordprocessingShape" mc:Ignorable="w14 w15 w16se w16cid w16 w16cex w16sdtdh w16sdtfl w16du wp14">
   <w:footnote w:type="separator" w:id="-1">
@@ -4515,6 +3696,16 @@
   <w:p>
     <w:pPr>
       <w:pStyle w:val="Header"/>
+    </w:pPr>
+  </w:p>
+</w:hdr>
+</file>
+
+<file path=word/header2.xml><?xml version="1.0" encoding="utf-8"?>
+<w:hdr xmlns:wpc="http://schemas.microsoft.com/office/word/2010/wordprocessingCanvas" xmlns:cx="http://schemas.microsoft.com/office/drawing/2014/chartex" xmlns:cx1="http://schemas.microsoft.com/office/drawing/2015/9/8/chartex" xmlns:cx2="http://schemas.microsoft.com/office/drawing/2015/10/21/chartex" xmlns:cx3="http://schemas.microsoft.com/office/drawing/2016/5/9/chartex" xmlns:cx4="http://schemas.microsoft.com/office/drawing/2016/5/10/chartex" xmlns:cx5="http://schemas.microsoft.com/office/drawing/2016/5/11/chartex" xmlns:cx6="http://schemas.microsoft.com/office/drawing/2016/5/12/chartex" xmlns:cx7="http://schemas.microsoft.com/office/drawing/2016/5/13/chartex" xmlns:cx8="http://schemas.microsoft.com/office/drawing/2016/5/14/chartex" xmlns:mc="http://schemas.openxmlformats.org/markup-compatibility/2006" xmlns:aink="http://schemas.microsoft.com/office/drawing/2016/ink" xmlns:am3d="http://schemas.microsoft.com/office/drawing/2017/model3d" xmlns:o="urn:schemas-microsoft-com:office:office" xmlns:oel="http://schemas.microsoft.com/office/2019/extlst" xmlns:r="http://schemas.openxmlformats.org/officeDocument/2006/relationships" xmlns:m="http://schemas.openxmlformats.org/officeDocument/2006/math" xmlns:v="urn:schemas-microsoft-com:vml" xmlns:wp14="http://schemas.microsoft.com/office/word/2010/wordprocessingDrawing" xmlns:wp="http://schemas.openxmlformats.org/drawingml/2006/wordprocessingDrawing" xmlns:w10="urn:schemas-microsoft-com:office:word" xmlns:w="http://schemas.openxmlformats.org/wordprocessingml/2006/main" xmlns:w14="http://schemas.microsoft.com/office/word/2010/wordml" xmlns:w15="http://schemas.microsoft.com/office/word/2012/wordml" xmlns:w16cex="http://schemas.microsoft.com/office/word/2018/wordml/cex" xmlns:w16cid="http://schemas.microsoft.com/office/word/2016/wordml/cid" xmlns:w16="http://schemas.microsoft.com/office/word/2018/wordml" xmlns:w16du="http://schemas.microsoft.com/office/word/2023/wordml/word16du" xmlns:w16sdtdh="http://schemas.microsoft.com/office/word/2020/wordml/sdtdatahash" xmlns:w16sdtfl="http://schemas.microsoft.com/office/word/2024/wordml/sdtformatlock" xmlns:w16se="http://schemas.microsoft.com/office/word/2015/wordml/symex" xmlns:wpg="http://schemas.microsoft.com/office/word/2010/wordprocessingGroup" xmlns:wpi="http://schemas.microsoft.com/office/word/2010/wordprocessingInk" xmlns:wne="http://schemas.microsoft.com/office/word/2006/wordml" xmlns:wps="http://schemas.microsoft.com/office/word/2010/wordprocessingShape" mc:Ignorable="w14 w15 w16se w16cid w16 w16cex w16sdtdh w16sdtfl w16du wp14">
+  <w:p>
+    <w:pPr>
+      <w:pStyle w:val="Header"/>
       <w:jc w:val="center"/>
       <w:rPr>
         <w:b/>
@@ -4532,6 +3723,16 @@
       </w:rPr>
       <w:t>INVOICE</w:t>
     </w:r>
+  </w:p>
+</w:hdr>
+</file>
+
+<file path=word/header3.xml><?xml version="1.0" encoding="utf-8"?>
+<w:hdr xmlns:wpc="http://schemas.microsoft.com/office/word/2010/wordprocessingCanvas" xmlns:cx="http://schemas.microsoft.com/office/drawing/2014/chartex" xmlns:cx1="http://schemas.microsoft.com/office/drawing/2015/9/8/chartex" xmlns:cx2="http://schemas.microsoft.com/office/drawing/2015/10/21/chartex" xmlns:cx3="http://schemas.microsoft.com/office/drawing/2016/5/9/chartex" xmlns:cx4="http://schemas.microsoft.com/office/drawing/2016/5/10/chartex" xmlns:cx5="http://schemas.microsoft.com/office/drawing/2016/5/11/chartex" xmlns:cx6="http://schemas.microsoft.com/office/drawing/2016/5/12/chartex" xmlns:cx7="http://schemas.microsoft.com/office/drawing/2016/5/13/chartex" xmlns:cx8="http://schemas.microsoft.com/office/drawing/2016/5/14/chartex" xmlns:mc="http://schemas.openxmlformats.org/markup-compatibility/2006" xmlns:aink="http://schemas.microsoft.com/office/drawing/2016/ink" xmlns:am3d="http://schemas.microsoft.com/office/drawing/2017/model3d" xmlns:o="urn:schemas-microsoft-com:office:office" xmlns:oel="http://schemas.microsoft.com/office/2019/extlst" xmlns:r="http://schemas.openxmlformats.org/officeDocument/2006/relationships" xmlns:m="http://schemas.openxmlformats.org/officeDocument/2006/math" xmlns:v="urn:schemas-microsoft-com:vml" xmlns:wp14="http://schemas.microsoft.com/office/word/2010/wordprocessingDrawing" xmlns:wp="http://schemas.openxmlformats.org/drawingml/2006/wordprocessingDrawing" xmlns:w10="urn:schemas-microsoft-com:office:word" xmlns:w="http://schemas.openxmlformats.org/wordprocessingml/2006/main" xmlns:w14="http://schemas.microsoft.com/office/word/2010/wordml" xmlns:w15="http://schemas.microsoft.com/office/word/2012/wordml" xmlns:w16cex="http://schemas.microsoft.com/office/word/2018/wordml/cex" xmlns:w16cid="http://schemas.microsoft.com/office/word/2016/wordml/cid" xmlns:w16="http://schemas.microsoft.com/office/word/2018/wordml" xmlns:w16du="http://schemas.microsoft.com/office/word/2023/wordml/word16du" xmlns:w16sdtdh="http://schemas.microsoft.com/office/word/2020/wordml/sdtdatahash" xmlns:w16sdtfl="http://schemas.microsoft.com/office/word/2024/wordml/sdtformatlock" xmlns:w16se="http://schemas.microsoft.com/office/word/2015/wordml/symex" xmlns:wpg="http://schemas.microsoft.com/office/word/2010/wordprocessingGroup" xmlns:wpi="http://schemas.microsoft.com/office/word/2010/wordprocessingInk" xmlns:wne="http://schemas.microsoft.com/office/word/2006/wordml" xmlns:wps="http://schemas.microsoft.com/office/word/2010/wordprocessingShape" mc:Ignorable="w14 w15 w16se w16cid w16 w16cex w16sdtdh w16sdtfl w16du wp14">
+  <w:p>
+    <w:pPr>
+      <w:pStyle w:val="Header"/>
+    </w:pPr>
   </w:p>
 </w:hdr>
 </file>
@@ -5140,7 +4341,6 @@
   <w:style w:type="character" w:default="1" w:styleId="DefaultParagraphFont">
     <w:name w:val="Default Paragraph Font"/>
     <w:uiPriority w:val="1"/>
-    <w:semiHidden/>
     <w:unhideWhenUsed/>
   </w:style>
   <w:style w:type="table" w:default="1" w:styleId="TableNormal">

--- a/electron/database/generate-document/templates/party-invoice-uk.docx
+++ b/electron/database/generate-document/templates/party-invoice-uk.docx
@@ -37,6 +37,7 @@
           </w:tcPr>
           <w:p>
             <w:pPr>
+              <w:spacing w:before="40"/>
               <w:rPr>
                 <w:rFonts w:cstheme="minorHAnsi"/>
                 <w:sz w:val="20"/>
@@ -46,43 +47,11 @@
             <w:bookmarkStart w:id="0" w:name="_Hlk193468052"/>
             <w:r>
               <w:rPr>
-                <w:noProof/>
-              </w:rPr>
-              <w:drawing>
-                <wp:inline distT="0" distB="0" distL="0" distR="0" wp14:anchorId="0243E052" wp14:editId="01016450">
-                  <wp:extent cx="819048" cy="780952"/>
-                  <wp:effectExtent l="0" t="0" r="635" b="635"/>
-                  <wp:docPr id="1352000428" name="Picture 1"/>
-                  <wp:cNvGraphicFramePr>
-                    <a:graphicFrameLocks xmlns:a="http://schemas.openxmlformats.org/drawingml/2006/main" noChangeAspect="1"/>
-                  </wp:cNvGraphicFramePr>
-                  <a:graphic xmlns:a="http://schemas.openxmlformats.org/drawingml/2006/main">
-                    <a:graphicData uri="http://schemas.openxmlformats.org/drawingml/2006/picture">
-                      <pic:pic xmlns:pic="http://schemas.openxmlformats.org/drawingml/2006/picture">
-                        <pic:nvPicPr>
-                          <pic:cNvPr id="1352000428" name=""/>
-                          <pic:cNvPicPr/>
-                        </pic:nvPicPr>
-                        <pic:blipFill>
-                          <a:blip r:embed="rId7"/>
-                          <a:stretch>
-                            <a:fillRect/>
-                          </a:stretch>
-                        </pic:blipFill>
-                        <pic:spPr>
-                          <a:xfrm>
-                            <a:off x="0" y="0"/>
-                            <a:ext cx="819048" cy="780952"/>
-                          </a:xfrm>
-                          <a:prstGeom prst="rect">
-                            <a:avLst/>
-                          </a:prstGeom>
-                        </pic:spPr>
-                      </pic:pic>
-                    </a:graphicData>
-                  </a:graphic>
-                </wp:inline>
-              </w:drawing>
+                <w:rFonts w:cstheme="minorHAnsi"/>
+                <w:sz w:val="20"/>
+                <w:szCs w:val="20"/>
+              </w:rPr>
+              <w:t>{%%logo}</w:t>
             </w:r>
           </w:p>
         </w:tc>
@@ -135,7 +104,25 @@
                 <w:sz w:val="20"/>
                 <w:szCs w:val="20"/>
               </w:rPr>
-              <w:t>{#companyData}{companyName}</w:t>
+              <w:t>{#</w:t>
+            </w:r>
+            <w:proofErr w:type="gramStart"/>
+            <w:r>
+              <w:rPr>
+                <w:rFonts w:cstheme="minorHAnsi"/>
+                <w:sz w:val="20"/>
+                <w:szCs w:val="20"/>
+              </w:rPr>
+              <w:t>companyData}{</w:t>
+            </w:r>
+            <w:proofErr w:type="gramEnd"/>
+            <w:r>
+              <w:rPr>
+                <w:rFonts w:cstheme="minorHAnsi"/>
+                <w:sz w:val="20"/>
+                <w:szCs w:val="20"/>
+              </w:rPr>
+              <w:t>companyName}</w:t>
             </w:r>
           </w:p>
           <w:p>
@@ -153,7 +140,160 @@
                 <w:sz w:val="20"/>
                 <w:szCs w:val="20"/>
               </w:rPr>
-              <w:t>{companyAddressLine1}    {companyAddressLine2},      {companyCity}    {companyPostalCode}   {companyState}    {companyCountry}{/}</w:t>
+              <w:t xml:space="preserve">{companyAddressLine1} </w:t>
+            </w:r>
+            <w:proofErr w:type="gramStart"/>
+            <w:r>
+              <w:rPr>
+                <w:rFonts w:cstheme="minorHAnsi"/>
+                <w:bCs/>
+                <w:sz w:val="20"/>
+                <w:szCs w:val="20"/>
+              </w:rPr>
+              <w:t xml:space="preserve">   {</w:t>
+            </w:r>
+            <w:proofErr w:type="gramEnd"/>
+            <w:r>
+              <w:rPr>
+                <w:rFonts w:cstheme="minorHAnsi"/>
+                <w:bCs/>
+                <w:sz w:val="20"/>
+                <w:szCs w:val="20"/>
+              </w:rPr>
+              <w:t>companyAddressLine2</w:t>
+            </w:r>
+            <w:proofErr w:type="gramStart"/>
+            <w:r>
+              <w:rPr>
+                <w:rFonts w:cstheme="minorHAnsi"/>
+                <w:bCs/>
+                <w:sz w:val="20"/>
+                <w:szCs w:val="20"/>
+              </w:rPr>
+              <w:t>},      {</w:t>
+            </w:r>
+            <w:proofErr w:type="spellStart"/>
+            <w:r>
+              <w:rPr>
+                <w:rFonts w:cstheme="minorHAnsi"/>
+                <w:bCs/>
+                <w:sz w:val="20"/>
+                <w:szCs w:val="20"/>
+              </w:rPr>
+              <w:t>companyCity</w:t>
+            </w:r>
+            <w:proofErr w:type="spellEnd"/>
+            <w:r>
+              <w:rPr>
+                <w:rFonts w:cstheme="minorHAnsi"/>
+                <w:bCs/>
+                <w:sz w:val="20"/>
+                <w:szCs w:val="20"/>
+              </w:rPr>
+              <w:t xml:space="preserve">}   </w:t>
+            </w:r>
+            <w:proofErr w:type="gramEnd"/>
+            <w:r>
+              <w:rPr>
+                <w:rFonts w:cstheme="minorHAnsi"/>
+                <w:bCs/>
+                <w:sz w:val="20"/>
+                <w:szCs w:val="20"/>
+              </w:rPr>
+              <w:t xml:space="preserve"> {</w:t>
+            </w:r>
+            <w:proofErr w:type="spellStart"/>
+            <w:proofErr w:type="gramStart"/>
+            <w:r>
+              <w:rPr>
+                <w:rFonts w:cstheme="minorHAnsi"/>
+                <w:bCs/>
+                <w:sz w:val="20"/>
+                <w:szCs w:val="20"/>
+              </w:rPr>
+              <w:t>companyPostalCode</w:t>
+            </w:r>
+            <w:proofErr w:type="spellEnd"/>
+            <w:r>
+              <w:rPr>
+                <w:rFonts w:cstheme="minorHAnsi"/>
+                <w:bCs/>
+                <w:sz w:val="20"/>
+                <w:szCs w:val="20"/>
+              </w:rPr>
+              <w:t xml:space="preserve">}   </w:t>
+            </w:r>
+            <w:proofErr w:type="gramEnd"/>
+            <w:r>
+              <w:rPr>
+                <w:rFonts w:cstheme="minorHAnsi"/>
+                <w:bCs/>
+                <w:sz w:val="20"/>
+                <w:szCs w:val="20"/>
+              </w:rPr>
+              <w:t>{</w:t>
+            </w:r>
+            <w:proofErr w:type="spellStart"/>
+            <w:proofErr w:type="gramStart"/>
+            <w:r>
+              <w:rPr>
+                <w:rFonts w:cstheme="minorHAnsi"/>
+                <w:bCs/>
+                <w:sz w:val="20"/>
+                <w:szCs w:val="20"/>
+              </w:rPr>
+              <w:t>companyState</w:t>
+            </w:r>
+            <w:proofErr w:type="spellEnd"/>
+            <w:r>
+              <w:rPr>
+                <w:rFonts w:cstheme="minorHAnsi"/>
+                <w:bCs/>
+                <w:sz w:val="20"/>
+                <w:szCs w:val="20"/>
+              </w:rPr>
+              <w:t xml:space="preserve">}   </w:t>
+            </w:r>
+            <w:proofErr w:type="gramEnd"/>
+            <w:r>
+              <w:rPr>
+                <w:rFonts w:cstheme="minorHAnsi"/>
+                <w:bCs/>
+                <w:sz w:val="20"/>
+                <w:szCs w:val="20"/>
+              </w:rPr>
+              <w:t xml:space="preserve"> {</w:t>
+            </w:r>
+            <w:proofErr w:type="spellStart"/>
+            <w:r>
+              <w:rPr>
+                <w:rFonts w:cstheme="minorHAnsi"/>
+                <w:bCs/>
+                <w:sz w:val="20"/>
+                <w:szCs w:val="20"/>
+              </w:rPr>
+              <w:t>companyCountry</w:t>
+            </w:r>
+            <w:proofErr w:type="spellEnd"/>
+            <w:proofErr w:type="gramStart"/>
+            <w:r>
+              <w:rPr>
+                <w:rFonts w:cstheme="minorHAnsi"/>
+                <w:bCs/>
+                <w:sz w:val="20"/>
+                <w:szCs w:val="20"/>
+              </w:rPr>
+              <w:t>}{</w:t>
+            </w:r>
+            <w:proofErr w:type="gramEnd"/>
+            <w:r>
+              <w:rPr>
+                <w:rFonts w:cstheme="minorHAnsi"/>
+                <w:bCs/>
+                <w:sz w:val="20"/>
+                <w:szCs w:val="20"/>
+              </w:rPr>
+              <w:t>/}</w:t>
             </w:r>
           </w:p>
         </w:tc>
@@ -186,12 +326,14 @@
               </w:rPr>
               <w:t>{</w:t>
             </w:r>
+            <w:proofErr w:type="spellStart"/>
             <w:r>
               <w:rPr>
                 <w:rFonts w:cstheme="minorHAnsi"/>
               </w:rPr>
               <w:t>modifyInvNo</w:t>
             </w:r>
+            <w:proofErr w:type="spellEnd"/>
             <w:r>
               <w:rPr>
                 <w:rFonts w:cstheme="minorHAnsi"/>
@@ -233,12 +375,14 @@
               </w:rPr>
               <w:t>{</w:t>
             </w:r>
+            <w:proofErr w:type="spellStart"/>
             <w:r>
               <w:rPr>
                 <w:rFonts w:cstheme="minorHAnsi"/>
               </w:rPr>
               <w:t>invoiceDate</w:t>
             </w:r>
+            <w:proofErr w:type="spellEnd"/>
             <w:r>
               <w:rPr>
                 <w:rFonts w:cstheme="minorHAnsi"/>
@@ -318,12 +462,14 @@
               </w:rPr>
               <w:t>{</w:t>
             </w:r>
+            <w:proofErr w:type="spellStart"/>
             <w:r>
               <w:rPr>
                 <w:rFonts w:cstheme="minorHAnsi"/>
               </w:rPr>
               <w:t>buyersOrderNo</w:t>
             </w:r>
+            <w:proofErr w:type="spellEnd"/>
             <w:r>
               <w:rPr>
                 <w:rFonts w:cstheme="minorHAnsi"/>
@@ -366,12 +512,14 @@
               </w:rPr>
               <w:t>{</w:t>
             </w:r>
+            <w:proofErr w:type="spellStart"/>
             <w:r>
               <w:rPr>
                 <w:rFonts w:cstheme="minorHAnsi"/>
               </w:rPr>
               <w:t>orderDate</w:t>
             </w:r>
+            <w:proofErr w:type="spellEnd"/>
             <w:r>
               <w:rPr>
                 <w:rFonts w:cstheme="minorHAnsi"/>
@@ -436,6 +584,7 @@
               </w:rPr>
               <w:t>{</w:t>
             </w:r>
+            <w:proofErr w:type="spellStart"/>
             <w:r>
               <w:rPr>
                 <w:rFonts w:cstheme="minorHAnsi"/>
@@ -444,6 +593,7 @@
               </w:rPr>
               <w:t>consigneeName</w:t>
             </w:r>
+            <w:proofErr w:type="spellEnd"/>
             <w:r>
               <w:rPr>
                 <w:rFonts w:cstheme="minorHAnsi"/>
@@ -469,6 +619,7 @@
               </w:rPr>
               <w:t>{</w:t>
             </w:r>
+            <w:proofErr w:type="spellStart"/>
             <w:r>
               <w:rPr>
                 <w:rFonts w:cstheme="minorHAnsi"/>
@@ -477,6 +628,7 @@
               </w:rPr>
               <w:t>consigneeAddress</w:t>
             </w:r>
+            <w:proofErr w:type="spellEnd"/>
             <w:r>
               <w:rPr>
                 <w:rFonts w:cstheme="minorHAnsi"/>
@@ -502,6 +654,7 @@
               </w:rPr>
               <w:t>{</w:t>
             </w:r>
+            <w:proofErr w:type="spellStart"/>
             <w:r>
               <w:rPr>
                 <w:rFonts w:cstheme="minorHAnsi"/>
@@ -510,6 +663,7 @@
               </w:rPr>
               <w:t>consigneeCity</w:t>
             </w:r>
+            <w:proofErr w:type="spellEnd"/>
             <w:r>
               <w:rPr>
                 <w:rFonts w:cstheme="minorHAnsi"/>
@@ -518,6 +672,7 @@
               </w:rPr>
               <w:t>} {</w:t>
             </w:r>
+            <w:proofErr w:type="spellStart"/>
             <w:r>
               <w:rPr>
                 <w:rFonts w:cstheme="minorHAnsi"/>
@@ -526,6 +681,7 @@
               </w:rPr>
               <w:t>consigneeState</w:t>
             </w:r>
+            <w:proofErr w:type="spellEnd"/>
             <w:r>
               <w:rPr>
                 <w:rFonts w:cstheme="minorHAnsi"/>
@@ -551,6 +707,7 @@
               </w:rPr>
               <w:t>{</w:t>
             </w:r>
+            <w:proofErr w:type="spellStart"/>
             <w:r>
               <w:rPr>
                 <w:rFonts w:cstheme="minorHAnsi"/>
@@ -559,6 +716,7 @@
               </w:rPr>
               <w:t>consigneeCountry</w:t>
             </w:r>
+            <w:proofErr w:type="spellEnd"/>
             <w:r>
               <w:rPr>
                 <w:rFonts w:cstheme="minorHAnsi"/>
@@ -567,6 +725,7 @@
               </w:rPr>
               <w:t>} {</w:t>
             </w:r>
+            <w:proofErr w:type="spellStart"/>
             <w:r>
               <w:rPr>
                 <w:rFonts w:cstheme="minorHAnsi"/>
@@ -575,6 +734,7 @@
               </w:rPr>
               <w:t>consigneeZip</w:t>
             </w:r>
+            <w:proofErr w:type="spellEnd"/>
             <w:r>
               <w:rPr>
                 <w:rFonts w:cstheme="minorHAnsi"/>
@@ -598,24 +758,132 @@
                 <w:sz w:val="20"/>
                 <w:szCs w:val="20"/>
               </w:rPr>
-              <w:t>{#consigneePhone}TELE: {consigneePhone}{/consigneePhone}</w:t>
-            </w:r>
-          </w:p>
-          <w:p>
-            <w:pPr>
-              <w:rPr>
-                <w:rFonts w:cstheme="minorHAnsi"/>
-                <w:sz w:val="20"/>
-                <w:szCs w:val="20"/>
-              </w:rPr>
-            </w:pPr>
-            <w:r>
-              <w:rPr>
-                <w:rFonts w:cstheme="minorHAnsi"/>
-                <w:sz w:val="20"/>
-                <w:szCs w:val="20"/>
-              </w:rPr>
-              <w:t>{#consigneeEmail}EMAIL: {consigneeEmail}{/consigneeEmail}</w:t>
+              <w:t>{#</w:t>
+            </w:r>
+            <w:proofErr w:type="gramStart"/>
+            <w:r>
+              <w:rPr>
+                <w:rFonts w:cstheme="minorHAnsi"/>
+                <w:sz w:val="20"/>
+                <w:szCs w:val="20"/>
+              </w:rPr>
+              <w:t>consigneePhone}TELE</w:t>
+            </w:r>
+            <w:proofErr w:type="gramEnd"/>
+            <w:r>
+              <w:rPr>
+                <w:rFonts w:cstheme="minorHAnsi"/>
+                <w:sz w:val="20"/>
+                <w:szCs w:val="20"/>
+              </w:rPr>
+              <w:t>: {</w:t>
+            </w:r>
+            <w:proofErr w:type="spellStart"/>
+            <w:r>
+              <w:rPr>
+                <w:rFonts w:cstheme="minorHAnsi"/>
+                <w:sz w:val="20"/>
+                <w:szCs w:val="20"/>
+              </w:rPr>
+              <w:t>consigneePhone</w:t>
+            </w:r>
+            <w:proofErr w:type="spellEnd"/>
+            <w:r>
+              <w:rPr>
+                <w:rFonts w:cstheme="minorHAnsi"/>
+                <w:sz w:val="20"/>
+                <w:szCs w:val="20"/>
+              </w:rPr>
+              <w:t>}{/</w:t>
+            </w:r>
+            <w:proofErr w:type="spellStart"/>
+            <w:r>
+              <w:rPr>
+                <w:rFonts w:cstheme="minorHAnsi"/>
+                <w:sz w:val="20"/>
+                <w:szCs w:val="20"/>
+              </w:rPr>
+              <w:t>consigneePhone</w:t>
+            </w:r>
+            <w:proofErr w:type="spellEnd"/>
+            <w:r>
+              <w:rPr>
+                <w:rFonts w:cstheme="minorHAnsi"/>
+                <w:sz w:val="20"/>
+                <w:szCs w:val="20"/>
+              </w:rPr>
+              <w:t>}</w:t>
+            </w:r>
+          </w:p>
+          <w:p>
+            <w:pPr>
+              <w:rPr>
+                <w:rFonts w:cstheme="minorHAnsi"/>
+                <w:sz w:val="20"/>
+                <w:szCs w:val="20"/>
+              </w:rPr>
+            </w:pPr>
+            <w:r>
+              <w:rPr>
+                <w:rFonts w:cstheme="minorHAnsi"/>
+                <w:sz w:val="20"/>
+                <w:szCs w:val="20"/>
+              </w:rPr>
+              <w:t>{#</w:t>
+            </w:r>
+            <w:proofErr w:type="gramStart"/>
+            <w:r>
+              <w:rPr>
+                <w:rFonts w:cstheme="minorHAnsi"/>
+                <w:sz w:val="20"/>
+                <w:szCs w:val="20"/>
+              </w:rPr>
+              <w:t>consigneeEmail}EMAIL</w:t>
+            </w:r>
+            <w:proofErr w:type="gramEnd"/>
+            <w:r>
+              <w:rPr>
+                <w:rFonts w:cstheme="minorHAnsi"/>
+                <w:sz w:val="20"/>
+                <w:szCs w:val="20"/>
+              </w:rPr>
+              <w:t>: {</w:t>
+            </w:r>
+            <w:proofErr w:type="spellStart"/>
+            <w:r>
+              <w:rPr>
+                <w:rFonts w:cstheme="minorHAnsi"/>
+                <w:sz w:val="20"/>
+                <w:szCs w:val="20"/>
+              </w:rPr>
+              <w:t>consigneeEmail</w:t>
+            </w:r>
+            <w:proofErr w:type="spellEnd"/>
+            <w:r>
+              <w:rPr>
+                <w:rFonts w:cstheme="minorHAnsi"/>
+                <w:sz w:val="20"/>
+                <w:szCs w:val="20"/>
+              </w:rPr>
+              <w:t>}{/</w:t>
+            </w:r>
+            <w:proofErr w:type="spellStart"/>
+            <w:r>
+              <w:rPr>
+                <w:rFonts w:cstheme="minorHAnsi"/>
+                <w:sz w:val="20"/>
+                <w:szCs w:val="20"/>
+              </w:rPr>
+              <w:t>consigneeEmail</w:t>
+            </w:r>
+            <w:proofErr w:type="spellEnd"/>
+            <w:r>
+              <w:rPr>
+                <w:rFonts w:cstheme="minorHAnsi"/>
+                <w:sz w:val="20"/>
+                <w:szCs w:val="20"/>
+              </w:rPr>
+              <w:t>}</w:t>
             </w:r>
           </w:p>
         </w:tc>
@@ -661,6 +929,7 @@
               </w:rPr>
               <w:t>{</w:t>
             </w:r>
+            <w:proofErr w:type="spellStart"/>
             <w:r>
               <w:rPr>
                 <w:rFonts w:cstheme="minorHAnsi"/>
@@ -669,6 +938,7 @@
               </w:rPr>
               <w:t>buyerName</w:t>
             </w:r>
+            <w:proofErr w:type="spellEnd"/>
             <w:r>
               <w:rPr>
                 <w:rFonts w:cstheme="minorHAnsi"/>
@@ -694,6 +964,7 @@
               </w:rPr>
               <w:t>{</w:t>
             </w:r>
+            <w:proofErr w:type="spellStart"/>
             <w:r>
               <w:rPr>
                 <w:rFonts w:cstheme="minorHAnsi"/>
@@ -702,6 +973,7 @@
               </w:rPr>
               <w:t>buyerAddress</w:t>
             </w:r>
+            <w:proofErr w:type="spellEnd"/>
             <w:r>
               <w:rPr>
                 <w:rFonts w:cstheme="minorHAnsi"/>
@@ -727,6 +999,7 @@
               </w:rPr>
               <w:t>{</w:t>
             </w:r>
+            <w:proofErr w:type="spellStart"/>
             <w:r>
               <w:rPr>
                 <w:rFonts w:cstheme="minorHAnsi"/>
@@ -735,6 +1008,7 @@
               </w:rPr>
               <w:t>buyerCity</w:t>
             </w:r>
+            <w:proofErr w:type="spellEnd"/>
             <w:r>
               <w:rPr>
                 <w:rFonts w:cstheme="minorHAnsi"/>
@@ -743,6 +1017,7 @@
               </w:rPr>
               <w:t>} {</w:t>
             </w:r>
+            <w:proofErr w:type="spellStart"/>
             <w:r>
               <w:rPr>
                 <w:rFonts w:cstheme="minorHAnsi"/>
@@ -751,6 +1026,7 @@
               </w:rPr>
               <w:t>buyerState</w:t>
             </w:r>
+            <w:proofErr w:type="spellEnd"/>
             <w:r>
               <w:rPr>
                 <w:rFonts w:cstheme="minorHAnsi"/>
@@ -776,6 +1052,7 @@
               </w:rPr>
               <w:t>{</w:t>
             </w:r>
+            <w:proofErr w:type="spellStart"/>
             <w:r>
               <w:rPr>
                 <w:rFonts w:cstheme="minorHAnsi"/>
@@ -784,6 +1061,7 @@
               </w:rPr>
               <w:t>buyerCountry</w:t>
             </w:r>
+            <w:proofErr w:type="spellEnd"/>
             <w:r>
               <w:rPr>
                 <w:rFonts w:cstheme="minorHAnsi"/>
@@ -792,6 +1070,7 @@
               </w:rPr>
               <w:t>} {</w:t>
             </w:r>
+            <w:proofErr w:type="spellStart"/>
             <w:r>
               <w:rPr>
                 <w:rFonts w:cstheme="minorHAnsi"/>
@@ -800,6 +1079,7 @@
               </w:rPr>
               <w:t>buyerZip</w:t>
             </w:r>
+            <w:proofErr w:type="spellEnd"/>
             <w:r>
               <w:rPr>
                 <w:rFonts w:cstheme="minorHAnsi"/>
@@ -880,6 +1160,7 @@
               </w:rPr>
               <w:t>{</w:t>
             </w:r>
+            <w:proofErr w:type="spellStart"/>
             <w:r>
               <w:rPr>
                 <w:rFonts w:cstheme="minorHAnsi"/>
@@ -888,6 +1169,7 @@
               </w:rPr>
               <w:t>originOfGoods</w:t>
             </w:r>
+            <w:proofErr w:type="spellEnd"/>
             <w:r>
               <w:rPr>
                 <w:rFonts w:cstheme="minorHAnsi"/>
@@ -939,6 +1221,7 @@
               </w:rPr>
               <w:t>{</w:t>
             </w:r>
+            <w:proofErr w:type="spellStart"/>
             <w:r>
               <w:rPr>
                 <w:rFonts w:cstheme="minorHAnsi"/>
@@ -947,6 +1230,7 @@
               </w:rPr>
               <w:t>finalDestination</w:t>
             </w:r>
+            <w:proofErr w:type="spellEnd"/>
             <w:r>
               <w:rPr>
                 <w:rFonts w:cstheme="minorHAnsi"/>
@@ -1023,6 +1307,7 @@
               </w:rPr>
               <w:t>{</w:t>
             </w:r>
+            <w:proofErr w:type="spellStart"/>
             <w:r>
               <w:rPr>
                 <w:rFonts w:cstheme="minorHAnsi"/>
@@ -1031,6 +1316,7 @@
               </w:rPr>
               <w:t>termOfDeliveryAndPayment</w:t>
             </w:r>
+            <w:proofErr w:type="spellEnd"/>
             <w:r>
               <w:rPr>
                 <w:rFonts w:cstheme="minorHAnsi"/>
@@ -1067,6 +1353,7 @@
                 <w:szCs w:val="20"/>
               </w:rPr>
             </w:pPr>
+            <w:proofErr w:type="spellStart"/>
             <w:r>
               <w:rPr>
                 <w:rFonts w:ascii="SansSerif" w:hAnsi="SansSerif" w:cs="SansSerif"/>
@@ -1074,7 +1361,17 @@
                 <w:sz w:val="20"/>
                 <w:szCs w:val="20"/>
               </w:rPr>
-              <w:t>Precarriage by:</w:t>
+              <w:t>Precarriage</w:t>
+            </w:r>
+            <w:proofErr w:type="spellEnd"/>
+            <w:r>
+              <w:rPr>
+                <w:rFonts w:ascii="SansSerif" w:hAnsi="SansSerif" w:cs="SansSerif"/>
+                <w:color w:val="000000"/>
+                <w:sz w:val="20"/>
+                <w:szCs w:val="20"/>
+              </w:rPr>
+              <w:t xml:space="preserve"> by:</w:t>
             </w:r>
           </w:p>
           <w:p>
@@ -1094,6 +1391,7 @@
               </w:rPr>
               <w:t>{</w:t>
             </w:r>
+            <w:proofErr w:type="spellStart"/>
             <w:r>
               <w:rPr>
                 <w:rFonts w:cstheme="minorHAnsi"/>
@@ -1102,6 +1400,7 @@
               </w:rPr>
               <w:t>precarriageBy</w:t>
             </w:r>
+            <w:proofErr w:type="spellEnd"/>
             <w:r>
               <w:rPr>
                 <w:rFonts w:cstheme="minorHAnsi"/>
@@ -1163,6 +1462,7 @@
               </w:rPr>
               <w:t>{</w:t>
             </w:r>
+            <w:proofErr w:type="spellStart"/>
             <w:r>
               <w:rPr>
                 <w:rFonts w:ascii="SansSerif" w:hAnsi="SansSerif" w:cs="SansSerif"/>
@@ -1172,6 +1472,7 @@
               </w:rPr>
               <w:t>placeOfReceipt</w:t>
             </w:r>
+            <w:proofErr w:type="spellEnd"/>
             <w:r>
               <w:rPr>
                 <w:rFonts w:ascii="SansSerif" w:hAnsi="SansSerif" w:cs="SansSerif"/>
@@ -1262,6 +1563,7 @@
               </w:rPr>
               <w:t>{</w:t>
             </w:r>
+            <w:proofErr w:type="spellStart"/>
             <w:r>
               <w:rPr>
                 <w:rFonts w:ascii="SansSerif" w:hAnsi="SansSerif" w:cs="SansSerif"/>
@@ -1271,6 +1573,7 @@
               </w:rPr>
               <w:t>vesselNo</w:t>
             </w:r>
+            <w:proofErr w:type="spellEnd"/>
             <w:r>
               <w:rPr>
                 <w:rFonts w:ascii="SansSerif" w:hAnsi="SansSerif" w:cs="SansSerif"/>
@@ -1333,6 +1636,7 @@
               </w:rPr>
               <w:t>{</w:t>
             </w:r>
+            <w:proofErr w:type="spellStart"/>
             <w:r>
               <w:rPr>
                 <w:rFonts w:ascii="SansSerif" w:hAnsi="SansSerif" w:cs="SansSerif"/>
@@ -1342,6 +1646,7 @@
               </w:rPr>
               <w:t>portOfLoading</w:t>
             </w:r>
+            <w:proofErr w:type="spellEnd"/>
             <w:r>
               <w:rPr>
                 <w:rFonts w:ascii="SansSerif" w:hAnsi="SansSerif" w:cs="SansSerif"/>
@@ -1427,6 +1732,7 @@
               </w:rPr>
               <w:t>{</w:t>
             </w:r>
+            <w:proofErr w:type="spellStart"/>
             <w:r>
               <w:rPr>
                 <w:rFonts w:ascii="SansSerif" w:hAnsi="SansSerif" w:cs="SansSerif"/>
@@ -1436,6 +1742,7 @@
               </w:rPr>
               <w:t>portOfDischarge</w:t>
             </w:r>
+            <w:proofErr w:type="spellEnd"/>
             <w:r>
               <w:rPr>
                 <w:rFonts w:ascii="SansSerif" w:hAnsi="SansSerif" w:cs="SansSerif"/>
@@ -1494,6 +1801,7 @@
               </w:rPr>
               <w:t>{</w:t>
             </w:r>
+            <w:proofErr w:type="spellStart"/>
             <w:r>
               <w:rPr>
                 <w:rFonts w:ascii="SansSerif" w:hAnsi="SansSerif" w:cs="SansSerif"/>
@@ -1503,6 +1811,7 @@
               </w:rPr>
               <w:t>finalDestination</w:t>
             </w:r>
+            <w:proofErr w:type="spellEnd"/>
             <w:r>
               <w:rPr>
                 <w:rFonts w:ascii="SansSerif" w:hAnsi="SansSerif" w:cs="SansSerif"/>
@@ -1573,6 +1882,7 @@
               </w:rPr>
               <w:t>{</w:t>
             </w:r>
+            <w:proofErr w:type="spellStart"/>
             <w:r>
               <w:rPr>
                 <w:rFonts w:cstheme="minorHAnsi"/>
@@ -1581,6 +1891,7 @@
               </w:rPr>
               <w:t>privateRemark</w:t>
             </w:r>
+            <w:proofErr w:type="spellEnd"/>
             <w:r>
               <w:rPr>
                 <w:rFonts w:cstheme="minorHAnsi"/>
@@ -1847,7 +2158,29 @@
                       <w:sz w:val="19"/>
                       <w:szCs w:val="19"/>
                     </w:rPr>
-                    <w:t>{currencyChar}</w:t>
+                    <w:t>{</w:t>
+                  </w:r>
+                  <w:proofErr w:type="spellStart"/>
+                  <w:r>
+                    <w:rPr>
+                      <w:rFonts w:cstheme="minorHAnsi"/>
+                      <w:b/>
+                      <w:bCs/>
+                      <w:sz w:val="19"/>
+                      <w:szCs w:val="19"/>
+                    </w:rPr>
+                    <w:t>currencyChar</w:t>
+                  </w:r>
+                  <w:proofErr w:type="spellEnd"/>
+                  <w:r>
+                    <w:rPr>
+                      <w:rFonts w:cstheme="minorHAnsi"/>
+                      <w:b/>
+                      <w:bCs/>
+                      <w:sz w:val="19"/>
+                      <w:szCs w:val="19"/>
+                    </w:rPr>
+                    <w:t>}</w:t>
                   </w:r>
                 </w:p>
               </w:tc>
@@ -1902,7 +2235,29 @@
                       <w:sz w:val="19"/>
                       <w:szCs w:val="19"/>
                     </w:rPr>
-                    <w:t>{currencyChar}</w:t>
+                    <w:t>{</w:t>
+                  </w:r>
+                  <w:proofErr w:type="spellStart"/>
+                  <w:r>
+                    <w:rPr>
+                      <w:rFonts w:cstheme="minorHAnsi"/>
+                      <w:b/>
+                      <w:bCs/>
+                      <w:sz w:val="19"/>
+                      <w:szCs w:val="19"/>
+                    </w:rPr>
+                    <w:t>currencyChar</w:t>
+                  </w:r>
+                  <w:proofErr w:type="spellEnd"/>
+                  <w:r>
+                    <w:rPr>
+                      <w:rFonts w:cstheme="minorHAnsi"/>
+                      <w:b/>
+                      <w:bCs/>
+                      <w:sz w:val="19"/>
+                      <w:szCs w:val="19"/>
+                    </w:rPr>
+                    <w:t>}</w:t>
                   </w:r>
                 </w:p>
               </w:tc>
@@ -1933,7 +2288,34 @@
                       <w:sz w:val="20"/>
                       <w:szCs w:val="20"/>
                     </w:rPr>
-                    <w:t>{#IPItems}{#showThickness}</w:t>
+                    <w:t>{#</w:t>
+                  </w:r>
+                  <w:proofErr w:type="gramStart"/>
+                  <w:r>
+                    <w:rPr>
+                      <w:rFonts w:cstheme="minorHAnsi"/>
+                      <w:sz w:val="20"/>
+                      <w:szCs w:val="20"/>
+                    </w:rPr>
+                    <w:t>IPItems}{</w:t>
+                  </w:r>
+                  <w:proofErr w:type="gramEnd"/>
+                  <w:r>
+                    <w:rPr>
+                      <w:rFonts w:cstheme="minorHAnsi"/>
+                      <w:sz w:val="20"/>
+                      <w:szCs w:val="20"/>
+                    </w:rPr>
+                    <w:t>#</w:t>
+                  </w:r>
+                  <w:proofErr w:type="gramStart"/>
+                  <w:r>
+                    <w:rPr>
+                      <w:rFonts w:cstheme="minorHAnsi"/>
+                      <w:sz w:val="20"/>
+                      <w:szCs w:val="20"/>
+                    </w:rPr>
+                    <w:t>showThickness}</w:t>
                   </w:r>
                   <w:r>
                     <w:rPr>
@@ -1943,7 +2325,18 @@
                       <w:sz w:val="20"/>
                       <w:szCs w:val="20"/>
                     </w:rPr>
-                    <w:t>{thicknessDetail</w:t>
+                    <w:t>{</w:t>
+                  </w:r>
+                  <w:proofErr w:type="gramEnd"/>
+                  <w:r>
+                    <w:rPr>
+                      <w:rFonts w:cstheme="minorHAnsi"/>
+                      <w:b/>
+                      <w:bCs/>
+                      <w:sz w:val="20"/>
+                      <w:szCs w:val="20"/>
+                    </w:rPr>
+                    <w:t>thicknessDetail</w:t>
                   </w:r>
                   <w:r>
                     <w:rPr>
@@ -1973,7 +2366,73 @@
                       <w:sz w:val="20"/>
                       <w:szCs w:val="20"/>
                     </w:rPr>
-                    <w:t>{length} X {width} X {height} MM  {#fsc} – {fsc}{/fsc}</w:t>
+                    <w:t xml:space="preserve">{length} X {width} X {height} </w:t>
+                  </w:r>
+                  <w:proofErr w:type="gramStart"/>
+                  <w:r>
+                    <w:rPr>
+                      <w:rFonts w:cstheme="minorHAnsi"/>
+                      <w:b/>
+                      <w:bCs/>
+                      <w:sz w:val="20"/>
+                      <w:szCs w:val="20"/>
+                    </w:rPr>
+                    <w:t>MM  {</w:t>
+                  </w:r>
+                  <w:proofErr w:type="gramEnd"/>
+                  <w:r>
+                    <w:rPr>
+                      <w:rFonts w:cstheme="minorHAnsi"/>
+                      <w:b/>
+                      <w:bCs/>
+                      <w:sz w:val="20"/>
+                      <w:szCs w:val="20"/>
+                    </w:rPr>
+                    <w:t>#fsc} – {</w:t>
+                  </w:r>
+                  <w:proofErr w:type="spellStart"/>
+                  <w:r>
+                    <w:rPr>
+                      <w:rFonts w:cstheme="minorHAnsi"/>
+                      <w:b/>
+                      <w:bCs/>
+                      <w:sz w:val="20"/>
+                      <w:szCs w:val="20"/>
+                    </w:rPr>
+                    <w:t>fsc</w:t>
+                  </w:r>
+                  <w:proofErr w:type="spellEnd"/>
+                  <w:r>
+                    <w:rPr>
+                      <w:rFonts w:cstheme="minorHAnsi"/>
+                      <w:b/>
+                      <w:bCs/>
+                      <w:sz w:val="20"/>
+                      <w:szCs w:val="20"/>
+                    </w:rPr>
+                    <w:t>}{/</w:t>
+                  </w:r>
+                  <w:proofErr w:type="spellStart"/>
+                  <w:r>
+                    <w:rPr>
+                      <w:rFonts w:cstheme="minorHAnsi"/>
+                      <w:b/>
+                      <w:bCs/>
+                      <w:sz w:val="20"/>
+                      <w:szCs w:val="20"/>
+                    </w:rPr>
+                    <w:t>fsc</w:t>
+                  </w:r>
+                  <w:proofErr w:type="spellEnd"/>
+                  <w:r>
+                    <w:rPr>
+                      <w:rFonts w:cstheme="minorHAnsi"/>
+                      <w:b/>
+                      <w:bCs/>
+                      <w:sz w:val="20"/>
+                      <w:szCs w:val="20"/>
+                    </w:rPr>
+                    <w:t>}</w:t>
                   </w:r>
                 </w:p>
               </w:tc>
@@ -2057,7 +2516,61 @@
                       <w:sz w:val="18"/>
                       <w:szCs w:val="18"/>
                     </w:rPr>
-                    <w:t>{#invoices}{containerFrom}{#containerTo} to {containerTo}{/containerTo}</w:t>
+                    <w:t>{#</w:t>
+                  </w:r>
+                  <w:proofErr w:type="gramStart"/>
+                  <w:r>
+                    <w:rPr>
+                      <w:rFonts w:ascii="Arial" w:hAnsi="Arial" w:cs="Arial"/>
+                      <w:sz w:val="18"/>
+                      <w:szCs w:val="18"/>
+                    </w:rPr>
+                    <w:t>invoices}{</w:t>
+                  </w:r>
+                  <w:proofErr w:type="gramEnd"/>
+                  <w:r>
+                    <w:rPr>
+                      <w:rFonts w:ascii="Arial" w:hAnsi="Arial" w:cs="Arial"/>
+                      <w:sz w:val="18"/>
+                      <w:szCs w:val="18"/>
+                    </w:rPr>
+                    <w:t>containerFrom}{#containerTo} to {</w:t>
+                  </w:r>
+                  <w:proofErr w:type="spellStart"/>
+                  <w:r>
+                    <w:rPr>
+                      <w:rFonts w:ascii="Arial" w:hAnsi="Arial" w:cs="Arial"/>
+                      <w:sz w:val="18"/>
+                      <w:szCs w:val="18"/>
+                    </w:rPr>
+                    <w:t>containerTo</w:t>
+                  </w:r>
+                  <w:proofErr w:type="spellEnd"/>
+                  <w:r>
+                    <w:rPr>
+                      <w:rFonts w:ascii="Arial" w:hAnsi="Arial" w:cs="Arial"/>
+                      <w:sz w:val="18"/>
+                      <w:szCs w:val="18"/>
+                    </w:rPr>
+                    <w:t>}{/</w:t>
+                  </w:r>
+                  <w:proofErr w:type="spellStart"/>
+                  <w:r>
+                    <w:rPr>
+                      <w:rFonts w:ascii="Arial" w:hAnsi="Arial" w:cs="Arial"/>
+                      <w:sz w:val="18"/>
+                      <w:szCs w:val="18"/>
+                    </w:rPr>
+                    <w:t>containerTo</w:t>
+                  </w:r>
+                  <w:proofErr w:type="spellEnd"/>
+                  <w:r>
+                    <w:rPr>
+                      <w:rFonts w:ascii="Arial" w:hAnsi="Arial" w:cs="Arial"/>
+                      <w:sz w:val="18"/>
+                      <w:szCs w:val="18"/>
+                    </w:rPr>
+                    <w:t>}</w:t>
                   </w:r>
                 </w:p>
               </w:tc>
@@ -2086,7 +2599,25 @@
                       <w:sz w:val="18"/>
                       <w:szCs w:val="18"/>
                     </w:rPr>
-                    <w:t>{materialGrade}</w:t>
+                    <w:t>{</w:t>
+                  </w:r>
+                  <w:proofErr w:type="spellStart"/>
+                  <w:r>
+                    <w:rPr>
+                      <w:rFonts w:ascii="Arial" w:hAnsi="Arial" w:cs="Arial"/>
+                      <w:sz w:val="18"/>
+                      <w:szCs w:val="18"/>
+                    </w:rPr>
+                    <w:t>materialGrade</w:t>
+                  </w:r>
+                  <w:proofErr w:type="spellEnd"/>
+                  <w:r>
+                    <w:rPr>
+                      <w:rFonts w:ascii="Arial" w:hAnsi="Arial" w:cs="Arial"/>
+                      <w:sz w:val="18"/>
+                      <w:szCs w:val="18"/>
+                    </w:rPr>
+                    <w:t>}</w:t>
                   </w:r>
                   <w:r>
                     <w:rPr>
@@ -2102,7 +2633,25 @@
                       <w:sz w:val="18"/>
                       <w:szCs w:val="18"/>
                     </w:rPr>
-                    <w:t>{brandName}</w:t>
+                    <w:t>{</w:t>
+                  </w:r>
+                  <w:proofErr w:type="spellStart"/>
+                  <w:r>
+                    <w:rPr>
+                      <w:rFonts w:ascii="Arial" w:hAnsi="Arial" w:cs="Arial"/>
+                      <w:sz w:val="18"/>
+                      <w:szCs w:val="18"/>
+                    </w:rPr>
+                    <w:t>brandName</w:t>
+                  </w:r>
+                  <w:proofErr w:type="spellEnd"/>
+                  <w:r>
+                    <w:rPr>
+                      <w:rFonts w:ascii="Arial" w:hAnsi="Arial" w:cs="Arial"/>
+                      <w:sz w:val="18"/>
+                      <w:szCs w:val="18"/>
+                    </w:rPr>
+                    <w:t>}</w:t>
                   </w:r>
                 </w:p>
               </w:tc>
@@ -2131,7 +2680,25 @@
                       <w:sz w:val="18"/>
                       <w:szCs w:val="18"/>
                     </w:rPr>
-                    <w:t>{designType}</w:t>
+                    <w:t>{</w:t>
+                  </w:r>
+                  <w:proofErr w:type="spellStart"/>
+                  <w:r>
+                    <w:rPr>
+                      <w:rFonts w:ascii="Arial" w:hAnsi="Arial" w:cs="Arial"/>
+                      <w:sz w:val="18"/>
+                      <w:szCs w:val="18"/>
+                    </w:rPr>
+                    <w:t>designType</w:t>
+                  </w:r>
+                  <w:proofErr w:type="spellEnd"/>
+                  <w:r>
+                    <w:rPr>
+                      <w:rFonts w:ascii="Arial" w:hAnsi="Arial" w:cs="Arial"/>
+                      <w:sz w:val="18"/>
+                      <w:szCs w:val="18"/>
+                    </w:rPr>
+                    <w:t>}</w:t>
                   </w:r>
                 </w:p>
               </w:tc>
@@ -2159,7 +2726,25 @@
                       <w:sz w:val="18"/>
                       <w:szCs w:val="18"/>
                     </w:rPr>
-                    <w:t>{finishType}</w:t>
+                    <w:t>{</w:t>
+                  </w:r>
+                  <w:proofErr w:type="spellStart"/>
+                  <w:r>
+                    <w:rPr>
+                      <w:rFonts w:ascii="Arial" w:hAnsi="Arial" w:cs="Arial"/>
+                      <w:sz w:val="18"/>
+                      <w:szCs w:val="18"/>
+                    </w:rPr>
+                    <w:t>finishType</w:t>
+                  </w:r>
+                  <w:proofErr w:type="spellEnd"/>
+                  <w:r>
+                    <w:rPr>
+                      <w:rFonts w:ascii="Arial" w:hAnsi="Arial" w:cs="Arial"/>
+                      <w:sz w:val="18"/>
+                      <w:szCs w:val="18"/>
+                    </w:rPr>
+                    <w:t>}</w:t>
                   </w:r>
                 </w:p>
               </w:tc>
@@ -2236,7 +2821,25 @@
                       <w:sz w:val="18"/>
                       <w:szCs w:val="18"/>
                     </w:rPr>
-                    <w:t>{value} {/invoices} {/IPItems}</w:t>
+                    <w:t>{value} {/invoices} {/</w:t>
+                  </w:r>
+                  <w:proofErr w:type="spellStart"/>
+                  <w:r>
+                    <w:rPr>
+                      <w:rFonts w:ascii="Arial" w:hAnsi="Arial" w:cs="Arial"/>
+                      <w:sz w:val="18"/>
+                      <w:szCs w:val="18"/>
+                    </w:rPr>
+                    <w:t>IPItems</w:t>
+                  </w:r>
+                  <w:proofErr w:type="spellEnd"/>
+                  <w:r>
+                    <w:rPr>
+                      <w:rFonts w:ascii="Arial" w:hAnsi="Arial" w:cs="Arial"/>
+                      <w:sz w:val="18"/>
+                      <w:szCs w:val="18"/>
+                    </w:rPr>
+                    <w:t>}</w:t>
                   </w:r>
                 </w:p>
               </w:tc>
@@ -2269,7 +2872,29 @@
                       <w:sz w:val="18"/>
                       <w:szCs w:val="18"/>
                     </w:rPr>
-                    <w:t>{#isSampleBox}SAMPLE BOX{/isSampleBox}</w:t>
+                    <w:t>{#isSampleBox}SAMPLE BOX{/</w:t>
+                  </w:r>
+                  <w:proofErr w:type="spellStart"/>
+                  <w:r>
+                    <w:rPr>
+                      <w:rFonts w:ascii="Arial" w:hAnsi="Arial" w:cs="Arial"/>
+                      <w:b/>
+                      <w:bCs/>
+                      <w:sz w:val="18"/>
+                      <w:szCs w:val="18"/>
+                    </w:rPr>
+                    <w:t>isSampleBox</w:t>
+                  </w:r>
+                  <w:proofErr w:type="spellEnd"/>
+                  <w:r>
+                    <w:rPr>
+                      <w:rFonts w:ascii="Arial" w:hAnsi="Arial" w:cs="Arial"/>
+                      <w:b/>
+                      <w:bCs/>
+                      <w:sz w:val="18"/>
+                      <w:szCs w:val="18"/>
+                    </w:rPr>
+                    <w:t>}</w:t>
                   </w:r>
                 </w:p>
               </w:tc>
@@ -2355,7 +2980,61 @@
                       <w:sz w:val="18"/>
                       <w:szCs w:val="18"/>
                     </w:rPr>
-                    <w:t>{#sampleBox}{containerFrom}{#containerTo} to {containerTo} {/containerTo}</w:t>
+                    <w:t>{#</w:t>
+                  </w:r>
+                  <w:proofErr w:type="gramStart"/>
+                  <w:r>
+                    <w:rPr>
+                      <w:rFonts w:ascii="Arial" w:hAnsi="Arial" w:cs="Arial"/>
+                      <w:sz w:val="18"/>
+                      <w:szCs w:val="18"/>
+                    </w:rPr>
+                    <w:t>sampleBox}{</w:t>
+                  </w:r>
+                  <w:proofErr w:type="gramEnd"/>
+                  <w:r>
+                    <w:rPr>
+                      <w:rFonts w:ascii="Arial" w:hAnsi="Arial" w:cs="Arial"/>
+                      <w:sz w:val="18"/>
+                      <w:szCs w:val="18"/>
+                    </w:rPr>
+                    <w:t>containerFrom}{#containerTo} to {</w:t>
+                  </w:r>
+                  <w:proofErr w:type="spellStart"/>
+                  <w:r>
+                    <w:rPr>
+                      <w:rFonts w:ascii="Arial" w:hAnsi="Arial" w:cs="Arial"/>
+                      <w:sz w:val="18"/>
+                      <w:szCs w:val="18"/>
+                    </w:rPr>
+                    <w:t>containerTo</w:t>
+                  </w:r>
+                  <w:proofErr w:type="spellEnd"/>
+                  <w:r>
+                    <w:rPr>
+                      <w:rFonts w:ascii="Arial" w:hAnsi="Arial" w:cs="Arial"/>
+                      <w:sz w:val="18"/>
+                      <w:szCs w:val="18"/>
+                    </w:rPr>
+                    <w:t>} {/</w:t>
+                  </w:r>
+                  <w:proofErr w:type="spellStart"/>
+                  <w:r>
+                    <w:rPr>
+                      <w:rFonts w:ascii="Arial" w:hAnsi="Arial" w:cs="Arial"/>
+                      <w:sz w:val="18"/>
+                      <w:szCs w:val="18"/>
+                    </w:rPr>
+                    <w:t>containerTo</w:t>
+                  </w:r>
+                  <w:proofErr w:type="spellEnd"/>
+                  <w:r>
+                    <w:rPr>
+                      <w:rFonts w:ascii="Arial" w:hAnsi="Arial" w:cs="Arial"/>
+                      <w:sz w:val="18"/>
+                      <w:szCs w:val="18"/>
+                    </w:rPr>
+                    <w:t>}</w:t>
                   </w:r>
                 </w:p>
               </w:tc>
@@ -2385,7 +3064,81 @@
                       <w:sz w:val="18"/>
                       <w:szCs w:val="18"/>
                     </w:rPr>
-                    <w:t>{materialGrade}  {brandName}  {designType}  {finishType}</w:t>
+                    <w:t>{</w:t>
+                  </w:r>
+                  <w:proofErr w:type="spellStart"/>
+                  <w:proofErr w:type="gramStart"/>
+                  <w:r>
+                    <w:rPr>
+                      <w:rFonts w:ascii="Arial" w:hAnsi="Arial" w:cs="Arial"/>
+                      <w:sz w:val="18"/>
+                      <w:szCs w:val="18"/>
+                    </w:rPr>
+                    <w:t>materialGrade</w:t>
+                  </w:r>
+                  <w:proofErr w:type="spellEnd"/>
+                  <w:r>
+                    <w:rPr>
+                      <w:rFonts w:ascii="Arial" w:hAnsi="Arial" w:cs="Arial"/>
+                      <w:sz w:val="18"/>
+                      <w:szCs w:val="18"/>
+                    </w:rPr>
+                    <w:t>}  {</w:t>
+                  </w:r>
+                  <w:proofErr w:type="spellStart"/>
+                  <w:r>
+                    <w:rPr>
+                      <w:rFonts w:ascii="Arial" w:hAnsi="Arial" w:cs="Arial"/>
+                      <w:sz w:val="18"/>
+                      <w:szCs w:val="18"/>
+                    </w:rPr>
+                    <w:t>brandName</w:t>
+                  </w:r>
+                  <w:proofErr w:type="spellEnd"/>
+                  <w:r>
+                    <w:rPr>
+                      <w:rFonts w:ascii="Arial" w:hAnsi="Arial" w:cs="Arial"/>
+                      <w:sz w:val="18"/>
+                      <w:szCs w:val="18"/>
+                    </w:rPr>
+                    <w:t>}  {</w:t>
+                  </w:r>
+                  <w:proofErr w:type="spellStart"/>
+                  <w:r>
+                    <w:rPr>
+                      <w:rFonts w:ascii="Arial" w:hAnsi="Arial" w:cs="Arial"/>
+                      <w:sz w:val="18"/>
+                      <w:szCs w:val="18"/>
+                    </w:rPr>
+                    <w:t>designType</w:t>
+                  </w:r>
+                  <w:proofErr w:type="spellEnd"/>
+                  <w:r>
+                    <w:rPr>
+                      <w:rFonts w:ascii="Arial" w:hAnsi="Arial" w:cs="Arial"/>
+                      <w:sz w:val="18"/>
+                      <w:szCs w:val="18"/>
+                    </w:rPr>
+                    <w:t>}  {</w:t>
+                  </w:r>
+                  <w:proofErr w:type="spellStart"/>
+                  <w:proofErr w:type="gramEnd"/>
+                  <w:r>
+                    <w:rPr>
+                      <w:rFonts w:ascii="Arial" w:hAnsi="Arial" w:cs="Arial"/>
+                      <w:sz w:val="18"/>
+                      <w:szCs w:val="18"/>
+                    </w:rPr>
+                    <w:t>finishType</w:t>
+                  </w:r>
+                  <w:proofErr w:type="spellEnd"/>
+                  <w:r>
+                    <w:rPr>
+                      <w:rFonts w:ascii="Arial" w:hAnsi="Arial" w:cs="Arial"/>
+                      <w:sz w:val="18"/>
+                      <w:szCs w:val="18"/>
+                    </w:rPr>
+                    <w:t>}</w:t>
                   </w:r>
                 </w:p>
               </w:tc>
@@ -2470,7 +3223,25 @@
                       <w:sz w:val="18"/>
                       <w:szCs w:val="18"/>
                     </w:rPr>
-                    <w:t>{/sampleBox}</w:t>
+                    <w:t>{/</w:t>
+                  </w:r>
+                  <w:proofErr w:type="spellStart"/>
+                  <w:r>
+                    <w:rPr>
+                      <w:rFonts w:ascii="Arial" w:hAnsi="Arial" w:cs="Arial"/>
+                      <w:sz w:val="18"/>
+                      <w:szCs w:val="18"/>
+                    </w:rPr>
+                    <w:t>sampleBox</w:t>
+                  </w:r>
+                  <w:proofErr w:type="spellEnd"/>
+                  <w:r>
+                    <w:rPr>
+                      <w:rFonts w:ascii="Arial" w:hAnsi="Arial" w:cs="Arial"/>
+                      <w:sz w:val="18"/>
+                      <w:szCs w:val="18"/>
+                    </w:rPr>
+                    <w:t>}</w:t>
                   </w:r>
                 </w:p>
               </w:tc>
@@ -2520,6 +3291,7 @@
               </w:rPr>
               <w:t>{</w:t>
             </w:r>
+            <w:proofErr w:type="spellStart"/>
             <w:r>
               <w:rPr>
                 <w:rFonts w:cstheme="minorHAnsi"/>
@@ -2528,6 +3300,7 @@
               </w:rPr>
               <w:t>totalAmount</w:t>
             </w:r>
+            <w:proofErr w:type="spellEnd"/>
             <w:r>
               <w:rPr>
                 <w:rFonts w:cstheme="minorHAnsi"/>
@@ -2718,7 +3491,25 @@
                 <w:szCs w:val="20"/>
               </w:rPr>
               <w:lastRenderedPageBreak/>
-              <w:t>{totalAddition}</w:t>
+              <w:t>{</w:t>
+            </w:r>
+            <w:proofErr w:type="spellStart"/>
+            <w:r>
+              <w:rPr>
+                <w:rFonts w:cstheme="minorHAnsi"/>
+                <w:sz w:val="20"/>
+                <w:szCs w:val="20"/>
+              </w:rPr>
+              <w:t>totalAddition</w:t>
+            </w:r>
+            <w:proofErr w:type="spellEnd"/>
+            <w:r>
+              <w:rPr>
+                <w:rFonts w:cstheme="minorHAnsi"/>
+                <w:sz w:val="20"/>
+                <w:szCs w:val="20"/>
+              </w:rPr>
+              <w:t>}</w:t>
             </w:r>
           </w:p>
           <w:p>
@@ -2738,7 +3529,25 @@
                 <w:sz w:val="20"/>
                 <w:szCs w:val="20"/>
               </w:rPr>
-              <w:t>{totalDiscount}</w:t>
+              <w:t>{</w:t>
+            </w:r>
+            <w:proofErr w:type="spellStart"/>
+            <w:r>
+              <w:rPr>
+                <w:rFonts w:cstheme="minorHAnsi"/>
+                <w:sz w:val="20"/>
+                <w:szCs w:val="20"/>
+              </w:rPr>
+              <w:t>totalDiscount</w:t>
+            </w:r>
+            <w:proofErr w:type="spellEnd"/>
+            <w:r>
+              <w:rPr>
+                <w:rFonts w:cstheme="minorHAnsi"/>
+                <w:sz w:val="20"/>
+                <w:szCs w:val="20"/>
+              </w:rPr>
+              <w:t>}</w:t>
             </w:r>
           </w:p>
           <w:p>
@@ -2795,15 +3604,52 @@
                 <w:szCs w:val="20"/>
               </w:rPr>
               <w:lastRenderedPageBreak/>
-              <w:t xml:space="preserve">Total {deliveryTerms} </w:t>
-            </w:r>
-            <w:r>
-              <w:rPr>
-                <w:rFonts w:cstheme="minorHAnsi"/>
-                <w:sz w:val="20"/>
-                <w:szCs w:val="20"/>
-              </w:rPr>
-              <w:t>{dischargeTerms}</w:t>
+              <w:t>Total {</w:t>
+            </w:r>
+            <w:proofErr w:type="spellStart"/>
+            <w:r>
+              <w:rPr>
+                <w:rFonts w:cstheme="minorHAnsi"/>
+                <w:sz w:val="20"/>
+                <w:szCs w:val="20"/>
+              </w:rPr>
+              <w:t>deliveryTerms</w:t>
+            </w:r>
+            <w:proofErr w:type="spellEnd"/>
+            <w:r>
+              <w:rPr>
+                <w:rFonts w:cstheme="minorHAnsi"/>
+                <w:sz w:val="20"/>
+                <w:szCs w:val="20"/>
+              </w:rPr>
+              <w:t xml:space="preserve">} </w:t>
+            </w:r>
+            <w:r>
+              <w:rPr>
+                <w:rFonts w:cstheme="minorHAnsi"/>
+                <w:sz w:val="20"/>
+                <w:szCs w:val="20"/>
+              </w:rPr>
+              <w:t>{</w:t>
+            </w:r>
+            <w:proofErr w:type="spellStart"/>
+            <w:proofErr w:type="gramStart"/>
+            <w:r>
+              <w:rPr>
+                <w:rFonts w:cstheme="minorHAnsi"/>
+                <w:sz w:val="20"/>
+                <w:szCs w:val="20"/>
+              </w:rPr>
+              <w:t>dischargeTerms</w:t>
+            </w:r>
+            <w:proofErr w:type="spellEnd"/>
+            <w:r>
+              <w:rPr>
+                <w:rFonts w:cstheme="minorHAnsi"/>
+                <w:sz w:val="20"/>
+                <w:szCs w:val="20"/>
+              </w:rPr>
+              <w:t>}</w:t>
             </w:r>
             <w:r>
               <w:rPr>
@@ -2819,7 +3665,44 @@
                 <w:sz w:val="20"/>
                 <w:szCs w:val="20"/>
               </w:rPr>
-              <w:t xml:space="preserve"> {currencyChar} {netAmountWords}</w:t>
+              <w:t xml:space="preserve"> {</w:t>
+            </w:r>
+            <w:proofErr w:type="spellStart"/>
+            <w:proofErr w:type="gramEnd"/>
+            <w:r>
+              <w:rPr>
+                <w:rFonts w:cstheme="minorHAnsi"/>
+                <w:sz w:val="20"/>
+                <w:szCs w:val="20"/>
+              </w:rPr>
+              <w:t>currencyChar</w:t>
+            </w:r>
+            <w:proofErr w:type="spellEnd"/>
+            <w:r>
+              <w:rPr>
+                <w:rFonts w:cstheme="minorHAnsi"/>
+                <w:sz w:val="20"/>
+                <w:szCs w:val="20"/>
+              </w:rPr>
+              <w:t>} {</w:t>
+            </w:r>
+            <w:proofErr w:type="spellStart"/>
+            <w:r>
+              <w:rPr>
+                <w:rFonts w:cstheme="minorHAnsi"/>
+                <w:sz w:val="20"/>
+                <w:szCs w:val="20"/>
+              </w:rPr>
+              <w:t>netAmountWords</w:t>
+            </w:r>
+            <w:proofErr w:type="spellEnd"/>
+            <w:r>
+              <w:rPr>
+                <w:rFonts w:cstheme="minorHAnsi"/>
+                <w:sz w:val="20"/>
+                <w:szCs w:val="20"/>
+              </w:rPr>
+              <w:t>}</w:t>
             </w:r>
             <w:r>
               <w:rPr>
@@ -2866,7 +3749,25 @@
                 <w:sz w:val="20"/>
                 <w:szCs w:val="20"/>
               </w:rPr>
-              <w:t>{netAmount}</w:t>
+              <w:t>{</w:t>
+            </w:r>
+            <w:proofErr w:type="spellStart"/>
+            <w:r>
+              <w:rPr>
+                <w:rFonts w:cstheme="minorHAnsi"/>
+                <w:sz w:val="20"/>
+                <w:szCs w:val="20"/>
+              </w:rPr>
+              <w:t>netAmount</w:t>
+            </w:r>
+            <w:proofErr w:type="spellEnd"/>
+            <w:r>
+              <w:rPr>
+                <w:rFonts w:cstheme="minorHAnsi"/>
+                <w:sz w:val="20"/>
+                <w:szCs w:val="20"/>
+              </w:rPr>
+              <w:t>}</w:t>
             </w:r>
           </w:p>
         </w:tc>
@@ -2901,25 +3802,61 @@
                 <w:sz w:val="18"/>
                 <w:szCs w:val="18"/>
               </w:rPr>
-              <w:t>{#specialInstruction}{specialInstruction}{/specialInstruction}</w:t>
-            </w:r>
-          </w:p>
-          <w:p>
-            <w:pPr>
-              <w:pStyle w:val="NoSpacing"/>
+              <w:t>{#</w:t>
+            </w:r>
+            <w:proofErr w:type="gramStart"/>
+            <w:r>
               <w:rPr>
                 <w:rFonts w:cstheme="minorHAnsi"/>
                 <w:sz w:val="18"/>
                 <w:szCs w:val="18"/>
               </w:rPr>
-            </w:pPr>
+              <w:t>specialInstruction}{</w:t>
+            </w:r>
+            <w:proofErr w:type="gramEnd"/>
             <w:r>
               <w:rPr>
                 <w:rFonts w:cstheme="minorHAnsi"/>
                 <w:sz w:val="18"/>
                 <w:szCs w:val="18"/>
               </w:rPr>
-              <w:t>{#bottomNotes}{bottomNote}</w:t>
+              <w:t>specialInstruction}{/specialInstruction}</w:t>
+            </w:r>
+          </w:p>
+          <w:p>
+            <w:pPr>
+              <w:pStyle w:val="NoSpacing"/>
+              <w:rPr>
+                <w:rFonts w:cstheme="minorHAnsi"/>
+                <w:sz w:val="18"/>
+                <w:szCs w:val="18"/>
+              </w:rPr>
+            </w:pPr>
+            <w:r>
+              <w:rPr>
+                <w:rFonts w:cstheme="minorHAnsi"/>
+                <w:sz w:val="18"/>
+                <w:szCs w:val="18"/>
+              </w:rPr>
+              <w:t>{#</w:t>
+            </w:r>
+            <w:proofErr w:type="gramStart"/>
+            <w:r>
+              <w:rPr>
+                <w:rFonts w:cstheme="minorHAnsi"/>
+                <w:sz w:val="18"/>
+                <w:szCs w:val="18"/>
+              </w:rPr>
+              <w:t>bottomNotes}{</w:t>
+            </w:r>
+            <w:proofErr w:type="gramEnd"/>
+            <w:r>
+              <w:rPr>
+                <w:rFonts w:cstheme="minorHAnsi"/>
+                <w:sz w:val="18"/>
+                <w:szCs w:val="18"/>
+              </w:rPr>
+              <w:t>bottomNote}</w:t>
             </w:r>
           </w:p>
           <w:p>
@@ -2938,7 +3875,25 @@
                 <w:sz w:val="18"/>
                 <w:szCs w:val="18"/>
               </w:rPr>
-              <w:t>{/bottomNotes}</w:t>
+              <w:t>{/</w:t>
+            </w:r>
+            <w:proofErr w:type="spellStart"/>
+            <w:r>
+              <w:rPr>
+                <w:rFonts w:cstheme="minorHAnsi"/>
+                <w:sz w:val="18"/>
+                <w:szCs w:val="18"/>
+              </w:rPr>
+              <w:t>bottomNotes</w:t>
+            </w:r>
+            <w:proofErr w:type="spellEnd"/>
+            <w:r>
+              <w:rPr>
+                <w:rFonts w:cstheme="minorHAnsi"/>
+                <w:sz w:val="18"/>
+                <w:szCs w:val="18"/>
+              </w:rPr>
+              <w:t>}</w:t>
             </w:r>
           </w:p>
         </w:tc>
@@ -3045,6 +4000,7 @@
                     </w:rPr>
                     <w:t>{</w:t>
                   </w:r>
+                  <w:proofErr w:type="spellStart"/>
                   <w:r>
                     <w:rPr>
                       <w:rFonts w:cstheme="minorHAnsi"/>
@@ -3053,6 +4009,7 @@
                     </w:rPr>
                     <w:t>totalQuantity</w:t>
                   </w:r>
+                  <w:proofErr w:type="spellEnd"/>
                   <w:r>
                     <w:rPr>
                       <w:rFonts w:cstheme="minorHAnsi"/>
@@ -3117,6 +4074,7 @@
                     </w:rPr>
                     <w:t>{</w:t>
                   </w:r>
+                  <w:proofErr w:type="spellStart"/>
                   <w:r>
                     <w:rPr>
                       <w:rFonts w:cstheme="minorHAnsi"/>
@@ -3125,6 +4083,7 @@
                     </w:rPr>
                     <w:t>totalBox</w:t>
                   </w:r>
+                  <w:proofErr w:type="spellEnd"/>
                   <w:r>
                     <w:rPr>
                       <w:rFonts w:cstheme="minorHAnsi"/>
@@ -3209,6 +4168,7 @@
                     </w:rPr>
                     <w:t>{</w:t>
                   </w:r>
+                  <w:proofErr w:type="spellStart"/>
                   <w:r>
                     <w:rPr>
                       <w:rFonts w:cstheme="minorHAnsi"/>
@@ -3217,6 +4177,7 @@
                     </w:rPr>
                     <w:t>totalNetWeight</w:t>
                   </w:r>
+                  <w:proofErr w:type="spellEnd"/>
                   <w:r>
                     <w:rPr>
                       <w:rFonts w:cstheme="minorHAnsi"/>
@@ -3245,6 +4206,7 @@
                     </w:rPr>
                     <w:t>{</w:t>
                   </w:r>
+                  <w:proofErr w:type="spellStart"/>
                   <w:r>
                     <w:rPr>
                       <w:rFonts w:cstheme="minorHAnsi"/>
@@ -3253,6 +4215,7 @@
                     </w:rPr>
                     <w:t>totalGrossWeight</w:t>
                   </w:r>
+                  <w:proofErr w:type="spellEnd"/>
                   <w:r>
                     <w:rPr>
                       <w:rFonts w:cstheme="minorHAnsi"/>
@@ -3288,12 +4251,12 @@
       </w:pPr>
     </w:p>
     <w:sectPr>
-      <w:headerReference w:type="even" r:id="rId8"/>
-      <w:headerReference w:type="default" r:id="rId9"/>
-      <w:footerReference w:type="even" r:id="rId10"/>
-      <w:footerReference w:type="default" r:id="rId11"/>
-      <w:headerReference w:type="first" r:id="rId12"/>
-      <w:footerReference w:type="first" r:id="rId13"/>
+      <w:headerReference w:type="even" r:id="rId7"/>
+      <w:headerReference w:type="default" r:id="rId8"/>
+      <w:footerReference w:type="even" r:id="rId9"/>
+      <w:footerReference w:type="default" r:id="rId10"/>
+      <w:headerReference w:type="first" r:id="rId11"/>
+      <w:footerReference w:type="first" r:id="rId12"/>
       <w:pgSz w:w="12240" w:h="15840" w:code="1"/>
       <w:pgMar w:top="482" w:right="567" w:bottom="1701" w:left="567" w:header="198" w:footer="510" w:gutter="0"/>
       <w:pgBorders w:offsetFrom="page">
@@ -3535,6 +4498,7 @@
       </w:rPr>
       <w:t>{#</w:t>
     </w:r>
+    <w:proofErr w:type="gramStart"/>
     <w:r>
       <w:rPr>
         <w:rFonts w:cs="Calibri"/>
@@ -3566,7 +4530,33 @@
         <w:szCs w:val="20"/>
         <w14:ligatures w14:val="none"/>
       </w:rPr>
-      <w:t>{companyName}</w:t>
+      <w:t>{</w:t>
+    </w:r>
+    <w:proofErr w:type="gramEnd"/>
+    <w:r>
+      <w:rPr>
+        <w:b/>
+        <w:bCs/>
+        <w:spacing w:val="60"/>
+        <w:kern w:val="0"/>
+        <w:sz w:val="20"/>
+        <w:szCs w:val="20"/>
+        <w14:ligatures w14:val="none"/>
+      </w:rPr>
+      <w:t>companyName</w:t>
+    </w:r>
+    <w:proofErr w:type="gramStart"/>
+    <w:r>
+      <w:rPr>
+        <w:b/>
+        <w:bCs/>
+        <w:spacing w:val="60"/>
+        <w:kern w:val="0"/>
+        <w:sz w:val="20"/>
+        <w:szCs w:val="20"/>
+        <w14:ligatures w14:val="none"/>
+      </w:rPr>
+      <w:t>}</w:t>
     </w:r>
     <w:r>
       <w:rPr>
@@ -3577,7 +4567,19 @@
         <w:szCs w:val="12"/>
         <w14:ligatures w14:val="none"/>
       </w:rPr>
-      <w:t>{/}</w:t>
+      <w:t>{</w:t>
+    </w:r>
+    <w:proofErr w:type="gramEnd"/>
+    <w:r>
+      <w:rPr>
+        <w:b/>
+        <w:bCs/>
+        <w:kern w:val="0"/>
+        <w:sz w:val="12"/>
+        <w:szCs w:val="12"/>
+        <w14:ligatures w14:val="none"/>
+      </w:rPr>
+      <w:t>/}</w:t>
     </w:r>
   </w:p>
   <w:p>

--- a/electron/database/generate-document/templates/party-invoice-uk.docx
+++ b/electron/database/generate-document/templates/party-invoice-uk.docx
@@ -104,25 +104,7 @@
                 <w:sz w:val="20"/>
                 <w:szCs w:val="20"/>
               </w:rPr>
-              <w:t>{#</w:t>
-            </w:r>
-            <w:proofErr w:type="gramStart"/>
-            <w:r>
-              <w:rPr>
-                <w:rFonts w:cstheme="minorHAnsi"/>
-                <w:sz w:val="20"/>
-                <w:szCs w:val="20"/>
-              </w:rPr>
-              <w:t>companyData}{</w:t>
-            </w:r>
-            <w:proofErr w:type="gramEnd"/>
-            <w:r>
-              <w:rPr>
-                <w:rFonts w:cstheme="minorHAnsi"/>
-                <w:sz w:val="20"/>
-                <w:szCs w:val="20"/>
-              </w:rPr>
-              <w:t>companyName}</w:t>
+              <w:t>{#companyData}{companyName}</w:t>
             </w:r>
           </w:p>
           <w:p>
@@ -140,160 +122,7 @@
                 <w:sz w:val="20"/>
                 <w:szCs w:val="20"/>
               </w:rPr>
-              <w:t xml:space="preserve">{companyAddressLine1} </w:t>
-            </w:r>
-            <w:proofErr w:type="gramStart"/>
-            <w:r>
-              <w:rPr>
-                <w:rFonts w:cstheme="minorHAnsi"/>
-                <w:bCs/>
-                <w:sz w:val="20"/>
-                <w:szCs w:val="20"/>
-              </w:rPr>
-              <w:t xml:space="preserve">   {</w:t>
-            </w:r>
-            <w:proofErr w:type="gramEnd"/>
-            <w:r>
-              <w:rPr>
-                <w:rFonts w:cstheme="minorHAnsi"/>
-                <w:bCs/>
-                <w:sz w:val="20"/>
-                <w:szCs w:val="20"/>
-              </w:rPr>
-              <w:t>companyAddressLine2</w:t>
-            </w:r>
-            <w:proofErr w:type="gramStart"/>
-            <w:r>
-              <w:rPr>
-                <w:rFonts w:cstheme="minorHAnsi"/>
-                <w:bCs/>
-                <w:sz w:val="20"/>
-                <w:szCs w:val="20"/>
-              </w:rPr>
-              <w:t>},      {</w:t>
-            </w:r>
-            <w:proofErr w:type="spellStart"/>
-            <w:r>
-              <w:rPr>
-                <w:rFonts w:cstheme="minorHAnsi"/>
-                <w:bCs/>
-                <w:sz w:val="20"/>
-                <w:szCs w:val="20"/>
-              </w:rPr>
-              <w:t>companyCity</w:t>
-            </w:r>
-            <w:proofErr w:type="spellEnd"/>
-            <w:r>
-              <w:rPr>
-                <w:rFonts w:cstheme="minorHAnsi"/>
-                <w:bCs/>
-                <w:sz w:val="20"/>
-                <w:szCs w:val="20"/>
-              </w:rPr>
-              <w:t xml:space="preserve">}   </w:t>
-            </w:r>
-            <w:proofErr w:type="gramEnd"/>
-            <w:r>
-              <w:rPr>
-                <w:rFonts w:cstheme="minorHAnsi"/>
-                <w:bCs/>
-                <w:sz w:val="20"/>
-                <w:szCs w:val="20"/>
-              </w:rPr>
-              <w:t xml:space="preserve"> {</w:t>
-            </w:r>
-            <w:proofErr w:type="spellStart"/>
-            <w:proofErr w:type="gramStart"/>
-            <w:r>
-              <w:rPr>
-                <w:rFonts w:cstheme="minorHAnsi"/>
-                <w:bCs/>
-                <w:sz w:val="20"/>
-                <w:szCs w:val="20"/>
-              </w:rPr>
-              <w:t>companyPostalCode</w:t>
-            </w:r>
-            <w:proofErr w:type="spellEnd"/>
-            <w:r>
-              <w:rPr>
-                <w:rFonts w:cstheme="minorHAnsi"/>
-                <w:bCs/>
-                <w:sz w:val="20"/>
-                <w:szCs w:val="20"/>
-              </w:rPr>
-              <w:t xml:space="preserve">}   </w:t>
-            </w:r>
-            <w:proofErr w:type="gramEnd"/>
-            <w:r>
-              <w:rPr>
-                <w:rFonts w:cstheme="minorHAnsi"/>
-                <w:bCs/>
-                <w:sz w:val="20"/>
-                <w:szCs w:val="20"/>
-              </w:rPr>
-              <w:t>{</w:t>
-            </w:r>
-            <w:proofErr w:type="spellStart"/>
-            <w:proofErr w:type="gramStart"/>
-            <w:r>
-              <w:rPr>
-                <w:rFonts w:cstheme="minorHAnsi"/>
-                <w:bCs/>
-                <w:sz w:val="20"/>
-                <w:szCs w:val="20"/>
-              </w:rPr>
-              <w:t>companyState</w:t>
-            </w:r>
-            <w:proofErr w:type="spellEnd"/>
-            <w:r>
-              <w:rPr>
-                <w:rFonts w:cstheme="minorHAnsi"/>
-                <w:bCs/>
-                <w:sz w:val="20"/>
-                <w:szCs w:val="20"/>
-              </w:rPr>
-              <w:t xml:space="preserve">}   </w:t>
-            </w:r>
-            <w:proofErr w:type="gramEnd"/>
-            <w:r>
-              <w:rPr>
-                <w:rFonts w:cstheme="minorHAnsi"/>
-                <w:bCs/>
-                <w:sz w:val="20"/>
-                <w:szCs w:val="20"/>
-              </w:rPr>
-              <w:t xml:space="preserve"> {</w:t>
-            </w:r>
-            <w:proofErr w:type="spellStart"/>
-            <w:r>
-              <w:rPr>
-                <w:rFonts w:cstheme="minorHAnsi"/>
-                <w:bCs/>
-                <w:sz w:val="20"/>
-                <w:szCs w:val="20"/>
-              </w:rPr>
-              <w:t>companyCountry</w:t>
-            </w:r>
-            <w:proofErr w:type="spellEnd"/>
-            <w:proofErr w:type="gramStart"/>
-            <w:r>
-              <w:rPr>
-                <w:rFonts w:cstheme="minorHAnsi"/>
-                <w:bCs/>
-                <w:sz w:val="20"/>
-                <w:szCs w:val="20"/>
-              </w:rPr>
-              <w:t>}{</w:t>
-            </w:r>
-            <w:proofErr w:type="gramEnd"/>
-            <w:r>
-              <w:rPr>
-                <w:rFonts w:cstheme="minorHAnsi"/>
-                <w:bCs/>
-                <w:sz w:val="20"/>
-                <w:szCs w:val="20"/>
-              </w:rPr>
-              <w:t>/}</w:t>
+              <w:t>{companyAddressLine1}    {companyAddressLine2},      {companyCity}    {companyPostalCode}   {companyState}    {companyCountry}{/}</w:t>
             </w:r>
           </w:p>
         </w:tc>
@@ -326,14 +155,12 @@
               </w:rPr>
               <w:t>{</w:t>
             </w:r>
-            <w:proofErr w:type="spellStart"/>
             <w:r>
               <w:rPr>
                 <w:rFonts w:cstheme="minorHAnsi"/>
               </w:rPr>
               <w:t>modifyInvNo</w:t>
             </w:r>
-            <w:proofErr w:type="spellEnd"/>
             <w:r>
               <w:rPr>
                 <w:rFonts w:cstheme="minorHAnsi"/>
@@ -375,14 +202,12 @@
               </w:rPr>
               <w:t>{</w:t>
             </w:r>
-            <w:proofErr w:type="spellStart"/>
             <w:r>
               <w:rPr>
                 <w:rFonts w:cstheme="minorHAnsi"/>
               </w:rPr>
               <w:t>invoiceDate</w:t>
             </w:r>
-            <w:proofErr w:type="spellEnd"/>
             <w:r>
               <w:rPr>
                 <w:rFonts w:cstheme="minorHAnsi"/>
@@ -462,14 +287,12 @@
               </w:rPr>
               <w:t>{</w:t>
             </w:r>
-            <w:proofErr w:type="spellStart"/>
             <w:r>
               <w:rPr>
                 <w:rFonts w:cstheme="minorHAnsi"/>
               </w:rPr>
               <w:t>buyersOrderNo</w:t>
             </w:r>
-            <w:proofErr w:type="spellEnd"/>
             <w:r>
               <w:rPr>
                 <w:rFonts w:cstheme="minorHAnsi"/>
@@ -512,14 +335,12 @@
               </w:rPr>
               <w:t>{</w:t>
             </w:r>
-            <w:proofErr w:type="spellStart"/>
             <w:r>
               <w:rPr>
                 <w:rFonts w:cstheme="minorHAnsi"/>
               </w:rPr>
               <w:t>orderDate</w:t>
             </w:r>
-            <w:proofErr w:type="spellEnd"/>
             <w:r>
               <w:rPr>
                 <w:rFonts w:cstheme="minorHAnsi"/>
@@ -584,7 +405,6 @@
               </w:rPr>
               <w:t>{</w:t>
             </w:r>
-            <w:proofErr w:type="spellStart"/>
             <w:r>
               <w:rPr>
                 <w:rFonts w:cstheme="minorHAnsi"/>
@@ -593,7 +413,6 @@
               </w:rPr>
               <w:t>consigneeName</w:t>
             </w:r>
-            <w:proofErr w:type="spellEnd"/>
             <w:r>
               <w:rPr>
                 <w:rFonts w:cstheme="minorHAnsi"/>
@@ -619,7 +438,6 @@
               </w:rPr>
               <w:t>{</w:t>
             </w:r>
-            <w:proofErr w:type="spellStart"/>
             <w:r>
               <w:rPr>
                 <w:rFonts w:cstheme="minorHAnsi"/>
@@ -628,7 +446,218 @@
               </w:rPr>
               <w:t>consigneeAddress</w:t>
             </w:r>
-            <w:proofErr w:type="spellEnd"/>
+            <w:r>
+              <w:rPr>
+                <w:rFonts w:cstheme="minorHAnsi"/>
+                <w:sz w:val="20"/>
+                <w:szCs w:val="20"/>
+              </w:rPr>
+              <w:t>} {</w:t>
+            </w:r>
+            <w:r>
+              <w:rPr>
+                <w:rFonts w:cstheme="minorHAnsi"/>
+                <w:sz w:val="20"/>
+                <w:szCs w:val="20"/>
+              </w:rPr>
+              <w:t>consigneeCity</w:t>
+            </w:r>
+            <w:r>
+              <w:rPr>
+                <w:rFonts w:cstheme="minorHAnsi"/>
+                <w:sz w:val="20"/>
+                <w:szCs w:val="20"/>
+              </w:rPr>
+              <w:t>} {</w:t>
+            </w:r>
+            <w:r>
+              <w:rPr>
+                <w:rFonts w:cstheme="minorHAnsi"/>
+                <w:sz w:val="20"/>
+                <w:szCs w:val="20"/>
+              </w:rPr>
+              <w:t>consigneeState</w:t>
+            </w:r>
+            <w:r>
+              <w:rPr>
+                <w:rFonts w:cstheme="minorHAnsi"/>
+                <w:sz w:val="20"/>
+                <w:szCs w:val="20"/>
+              </w:rPr>
+              <w:t>}</w:t>
+            </w:r>
+            <w:r>
+              <w:rPr>
+                <w:rFonts w:cstheme="minorHAnsi"/>
+                <w:sz w:val="20"/>
+                <w:szCs w:val="20"/>
+              </w:rPr>
+              <w:t xml:space="preserve"> </w:t>
+            </w:r>
+            <w:r>
+              <w:rPr>
+                <w:rFonts w:cstheme="minorHAnsi"/>
+                <w:sz w:val="20"/>
+                <w:szCs w:val="20"/>
+              </w:rPr>
+              <w:t>{</w:t>
+            </w:r>
+            <w:r>
+              <w:rPr>
+                <w:rFonts w:cstheme="minorHAnsi"/>
+                <w:sz w:val="20"/>
+                <w:szCs w:val="20"/>
+              </w:rPr>
+              <w:t>consigneeCountry</w:t>
+            </w:r>
+            <w:r>
+              <w:rPr>
+                <w:rFonts w:cstheme="minorHAnsi"/>
+                <w:sz w:val="20"/>
+                <w:szCs w:val="20"/>
+              </w:rPr>
+              <w:t>} {</w:t>
+            </w:r>
+            <w:r>
+              <w:rPr>
+                <w:rFonts w:cstheme="minorHAnsi"/>
+                <w:sz w:val="20"/>
+                <w:szCs w:val="20"/>
+              </w:rPr>
+              <w:t>consigneeZip</w:t>
+            </w:r>
+            <w:r>
+              <w:rPr>
+                <w:rFonts w:cstheme="minorHAnsi"/>
+                <w:sz w:val="20"/>
+                <w:szCs w:val="20"/>
+              </w:rPr>
+              <w:t>}</w:t>
+            </w:r>
+          </w:p>
+          <w:p>
+            <w:pPr>
+              <w:rPr>
+                <w:rFonts w:cstheme="minorHAnsi"/>
+                <w:sz w:val="20"/>
+                <w:szCs w:val="20"/>
+              </w:rPr>
+            </w:pPr>
+            <w:r>
+              <w:rPr>
+                <w:rFonts w:cstheme="minorHAnsi"/>
+                <w:sz w:val="20"/>
+                <w:szCs w:val="20"/>
+              </w:rPr>
+              <w:t>{#consigneePhone}TELE: {consigneePhone}{/consigneePhone}</w:t>
+            </w:r>
+          </w:p>
+          <w:p>
+            <w:pPr>
+              <w:rPr>
+                <w:rFonts w:cstheme="minorHAnsi"/>
+                <w:sz w:val="20"/>
+                <w:szCs w:val="20"/>
+              </w:rPr>
+            </w:pPr>
+            <w:r>
+              <w:rPr>
+                <w:rFonts w:cstheme="minorHAnsi"/>
+                <w:sz w:val="20"/>
+                <w:szCs w:val="20"/>
+              </w:rPr>
+              <w:t>{#consigneeEmail}EMAIL: {consigneeEmail}{/consigneeEmail}</w:t>
+            </w:r>
+          </w:p>
+          <w:p>
+            <w:pPr>
+              <w:rPr>
+                <w:rFonts w:cstheme="minorHAnsi"/>
+                <w:sz w:val="20"/>
+                <w:szCs w:val="20"/>
+              </w:rPr>
+            </w:pPr>
+            <w:r>
+              <w:rPr>
+                <w:rFonts w:cstheme="minorHAnsi"/>
+                <w:sz w:val="20"/>
+                <w:szCs w:val="20"/>
+              </w:rPr>
+              <w:t>{#</w:t>
+            </w:r>
+            <w:r>
+              <w:rPr>
+                <w:rFonts w:cstheme="minorHAnsi"/>
+                <w:sz w:val="20"/>
+                <w:szCs w:val="20"/>
+              </w:rPr>
+              <w:t>notifyName</w:t>
+            </w:r>
+            <w:r>
+              <w:rPr>
+                <w:rFonts w:cstheme="minorHAnsi"/>
+                <w:sz w:val="20"/>
+                <w:szCs w:val="20"/>
+              </w:rPr>
+              <w:t>}{#</w:t>
+            </w:r>
+            <w:r>
+              <w:rPr>
+                <w:rFonts w:cstheme="minorHAnsi"/>
+                <w:sz w:val="20"/>
+                <w:szCs w:val="20"/>
+              </w:rPr>
+              <w:t>notifyAddress</w:t>
+            </w:r>
+            <w:r>
+              <w:rPr>
+                <w:rFonts w:cstheme="minorHAnsi"/>
+                <w:sz w:val="20"/>
+                <w:szCs w:val="20"/>
+              </w:rPr>
+              <w:t>}</w:t>
+            </w:r>
+            <w:r>
+              <w:rPr>
+                <w:rFonts w:cstheme="minorHAnsi"/>
+                <w:sz w:val="20"/>
+                <w:szCs w:val="20"/>
+              </w:rPr>
+              <w:t>NOTIFY</w:t>
+            </w:r>
+            <w:r>
+              <w:rPr>
+                <w:rFonts w:cstheme="minorHAnsi"/>
+                <w:sz w:val="20"/>
+                <w:szCs w:val="20"/>
+              </w:rPr>
+              <w:t xml:space="preserve"> – </w:t>
+            </w:r>
+          </w:p>
+          <w:p>
+            <w:pPr>
+              <w:rPr>
+                <w:rFonts w:cstheme="minorHAnsi"/>
+                <w:sz w:val="20"/>
+                <w:szCs w:val="20"/>
+              </w:rPr>
+            </w:pPr>
+            <w:r>
+              <w:rPr>
+                <w:rFonts w:cstheme="minorHAnsi"/>
+                <w:sz w:val="20"/>
+                <w:szCs w:val="20"/>
+              </w:rPr>
+              <w:t>{</w:t>
+            </w:r>
+            <w:r>
+              <w:rPr>
+                <w:rFonts w:cstheme="minorHAnsi"/>
+                <w:sz w:val="20"/>
+                <w:szCs w:val="20"/>
+              </w:rPr>
+              <w:t>notifyName</w:t>
+            </w:r>
             <w:r>
               <w:rPr>
                 <w:rFonts w:cstheme="minorHAnsi"/>
@@ -654,236 +683,21 @@
               </w:rPr>
               <w:t>{</w:t>
             </w:r>
-            <w:proofErr w:type="spellStart"/>
-            <w:r>
-              <w:rPr>
-                <w:rFonts w:cstheme="minorHAnsi"/>
-                <w:sz w:val="20"/>
-                <w:szCs w:val="20"/>
-              </w:rPr>
-              <w:t>consigneeCity</w:t>
-            </w:r>
-            <w:proofErr w:type="spellEnd"/>
-            <w:r>
-              <w:rPr>
-                <w:rFonts w:cstheme="minorHAnsi"/>
-                <w:sz w:val="20"/>
-                <w:szCs w:val="20"/>
-              </w:rPr>
-              <w:t>} {</w:t>
-            </w:r>
-            <w:proofErr w:type="spellStart"/>
-            <w:r>
-              <w:rPr>
-                <w:rFonts w:cstheme="minorHAnsi"/>
-                <w:sz w:val="20"/>
-                <w:szCs w:val="20"/>
-              </w:rPr>
-              <w:t>consigneeState</w:t>
-            </w:r>
-            <w:proofErr w:type="spellEnd"/>
-            <w:r>
-              <w:rPr>
-                <w:rFonts w:cstheme="minorHAnsi"/>
-                <w:sz w:val="20"/>
-                <w:szCs w:val="20"/>
-              </w:rPr>
-              <w:t xml:space="preserve">} </w:t>
-            </w:r>
-          </w:p>
-          <w:p>
-            <w:pPr>
-              <w:rPr>
-                <w:rFonts w:cstheme="minorHAnsi"/>
-                <w:sz w:val="20"/>
-                <w:szCs w:val="20"/>
-              </w:rPr>
-            </w:pPr>
-            <w:r>
-              <w:rPr>
-                <w:rFonts w:cstheme="minorHAnsi"/>
-                <w:sz w:val="20"/>
-                <w:szCs w:val="20"/>
-              </w:rPr>
-              <w:t>{</w:t>
-            </w:r>
-            <w:proofErr w:type="spellStart"/>
-            <w:r>
-              <w:rPr>
-                <w:rFonts w:cstheme="minorHAnsi"/>
-                <w:sz w:val="20"/>
-                <w:szCs w:val="20"/>
-              </w:rPr>
-              <w:t>consigneeCountry</w:t>
-            </w:r>
-            <w:proofErr w:type="spellEnd"/>
-            <w:r>
-              <w:rPr>
-                <w:rFonts w:cstheme="minorHAnsi"/>
-                <w:sz w:val="20"/>
-                <w:szCs w:val="20"/>
-              </w:rPr>
-              <w:t>} {</w:t>
-            </w:r>
-            <w:proofErr w:type="spellStart"/>
-            <w:r>
-              <w:rPr>
-                <w:rFonts w:cstheme="minorHAnsi"/>
-                <w:sz w:val="20"/>
-                <w:szCs w:val="20"/>
-              </w:rPr>
-              <w:t>consigneeZip</w:t>
-            </w:r>
-            <w:proofErr w:type="spellEnd"/>
-            <w:r>
-              <w:rPr>
-                <w:rFonts w:cstheme="minorHAnsi"/>
-                <w:sz w:val="20"/>
-                <w:szCs w:val="20"/>
-              </w:rPr>
-              <w:t>}</w:t>
-            </w:r>
-          </w:p>
-          <w:p>
-            <w:pPr>
-              <w:rPr>
-                <w:rFonts w:cstheme="minorHAnsi"/>
-                <w:sz w:val="20"/>
-                <w:szCs w:val="20"/>
-              </w:rPr>
-            </w:pPr>
-            <w:r>
-              <w:rPr>
-                <w:rFonts w:cstheme="minorHAnsi"/>
-                <w:sz w:val="20"/>
-                <w:szCs w:val="20"/>
-              </w:rPr>
-              <w:t>{#</w:t>
-            </w:r>
-            <w:proofErr w:type="gramStart"/>
-            <w:r>
-              <w:rPr>
-                <w:rFonts w:cstheme="minorHAnsi"/>
-                <w:sz w:val="20"/>
-                <w:szCs w:val="20"/>
-              </w:rPr>
-              <w:t>consigneePhone}TELE</w:t>
-            </w:r>
-            <w:proofErr w:type="gramEnd"/>
-            <w:r>
-              <w:rPr>
-                <w:rFonts w:cstheme="minorHAnsi"/>
-                <w:sz w:val="20"/>
-                <w:szCs w:val="20"/>
-              </w:rPr>
-              <w:t>: {</w:t>
-            </w:r>
-            <w:proofErr w:type="spellStart"/>
-            <w:r>
-              <w:rPr>
-                <w:rFonts w:cstheme="minorHAnsi"/>
-                <w:sz w:val="20"/>
-                <w:szCs w:val="20"/>
-              </w:rPr>
-              <w:t>consigneePhone</w:t>
-            </w:r>
-            <w:proofErr w:type="spellEnd"/>
-            <w:r>
-              <w:rPr>
-                <w:rFonts w:cstheme="minorHAnsi"/>
-                <w:sz w:val="20"/>
-                <w:szCs w:val="20"/>
-              </w:rPr>
-              <w:t>}{/</w:t>
-            </w:r>
-            <w:proofErr w:type="spellStart"/>
-            <w:r>
-              <w:rPr>
-                <w:rFonts w:cstheme="minorHAnsi"/>
-                <w:sz w:val="20"/>
-                <w:szCs w:val="20"/>
-              </w:rPr>
-              <w:t>consigneePhone</w:t>
-            </w:r>
-            <w:proofErr w:type="spellEnd"/>
-            <w:r>
-              <w:rPr>
-                <w:rFonts w:cstheme="minorHAnsi"/>
-                <w:sz w:val="20"/>
-                <w:szCs w:val="20"/>
-              </w:rPr>
-              <w:t>}</w:t>
-            </w:r>
-          </w:p>
-          <w:p>
-            <w:pPr>
-              <w:rPr>
-                <w:rFonts w:cstheme="minorHAnsi"/>
-                <w:sz w:val="20"/>
-                <w:szCs w:val="20"/>
-              </w:rPr>
-            </w:pPr>
-            <w:r>
-              <w:rPr>
-                <w:rFonts w:cstheme="minorHAnsi"/>
-                <w:sz w:val="20"/>
-                <w:szCs w:val="20"/>
-              </w:rPr>
-              <w:t>{#</w:t>
-            </w:r>
-            <w:proofErr w:type="gramStart"/>
-            <w:r>
-              <w:rPr>
-                <w:rFonts w:cstheme="minorHAnsi"/>
-                <w:sz w:val="20"/>
-                <w:szCs w:val="20"/>
-              </w:rPr>
-              <w:t>consigneeEmail}EMAIL</w:t>
-            </w:r>
-            <w:proofErr w:type="gramEnd"/>
-            <w:r>
-              <w:rPr>
-                <w:rFonts w:cstheme="minorHAnsi"/>
-                <w:sz w:val="20"/>
-                <w:szCs w:val="20"/>
-              </w:rPr>
-              <w:t>: {</w:t>
-            </w:r>
-            <w:proofErr w:type="spellStart"/>
-            <w:r>
-              <w:rPr>
-                <w:rFonts w:cstheme="minorHAnsi"/>
-                <w:sz w:val="20"/>
-                <w:szCs w:val="20"/>
-              </w:rPr>
-              <w:t>consigneeEmail</w:t>
-            </w:r>
-            <w:proofErr w:type="spellEnd"/>
-            <w:r>
-              <w:rPr>
-                <w:rFonts w:cstheme="minorHAnsi"/>
-                <w:sz w:val="20"/>
-                <w:szCs w:val="20"/>
-              </w:rPr>
-              <w:t>}{/</w:t>
-            </w:r>
-            <w:proofErr w:type="spellStart"/>
-            <w:r>
-              <w:rPr>
-                <w:rFonts w:cstheme="minorHAnsi"/>
-                <w:sz w:val="20"/>
-                <w:szCs w:val="20"/>
-              </w:rPr>
-              <w:t>consigneeEmail</w:t>
-            </w:r>
-            <w:proofErr w:type="spellEnd"/>
-            <w:r>
-              <w:rPr>
-                <w:rFonts w:cstheme="minorHAnsi"/>
-                <w:sz w:val="20"/>
-                <w:szCs w:val="20"/>
-              </w:rPr>
-              <w:t>}</w:t>
+            <w:r>
+              <w:rPr>
+                <w:rFonts w:cstheme="minorHAnsi"/>
+                <w:sz w:val="20"/>
+                <w:szCs w:val="20"/>
+              </w:rPr>
+              <w:t>notifyAddress</w:t>
+            </w:r>
+            <w:r>
+              <w:rPr>
+                <w:rFonts w:cstheme="minorHAnsi"/>
+                <w:sz w:val="20"/>
+                <w:szCs w:val="20"/>
+              </w:rPr>
+              <w:t>}{/}{/}</w:t>
             </w:r>
           </w:p>
         </w:tc>
@@ -929,7 +743,6 @@
               </w:rPr>
               <w:t>{</w:t>
             </w:r>
-            <w:proofErr w:type="spellStart"/>
             <w:r>
               <w:rPr>
                 <w:rFonts w:cstheme="minorHAnsi"/>
@@ -938,7 +751,6 @@
               </w:rPr>
               <w:t>buyerName</w:t>
             </w:r>
-            <w:proofErr w:type="spellEnd"/>
             <w:r>
               <w:rPr>
                 <w:rFonts w:cstheme="minorHAnsi"/>
@@ -964,7 +776,6 @@
               </w:rPr>
               <w:t>{</w:t>
             </w:r>
-            <w:proofErr w:type="spellStart"/>
             <w:r>
               <w:rPr>
                 <w:rFonts w:cstheme="minorHAnsi"/>
@@ -973,7 +784,6 @@
               </w:rPr>
               <w:t>buyerAddress</w:t>
             </w:r>
-            <w:proofErr w:type="spellEnd"/>
             <w:r>
               <w:rPr>
                 <w:rFonts w:cstheme="minorHAnsi"/>
@@ -999,7 +809,6 @@
               </w:rPr>
               <w:t>{</w:t>
             </w:r>
-            <w:proofErr w:type="spellStart"/>
             <w:r>
               <w:rPr>
                 <w:rFonts w:cstheme="minorHAnsi"/>
@@ -1008,7 +817,6 @@
               </w:rPr>
               <w:t>buyerCity</w:t>
             </w:r>
-            <w:proofErr w:type="spellEnd"/>
             <w:r>
               <w:rPr>
                 <w:rFonts w:cstheme="minorHAnsi"/>
@@ -1017,7 +825,6 @@
               </w:rPr>
               <w:t>} {</w:t>
             </w:r>
-            <w:proofErr w:type="spellStart"/>
             <w:r>
               <w:rPr>
                 <w:rFonts w:cstheme="minorHAnsi"/>
@@ -1026,7 +833,6 @@
               </w:rPr>
               <w:t>buyerState</w:t>
             </w:r>
-            <w:proofErr w:type="spellEnd"/>
             <w:r>
               <w:rPr>
                 <w:rFonts w:cstheme="minorHAnsi"/>
@@ -1052,7 +858,6 @@
               </w:rPr>
               <w:t>{</w:t>
             </w:r>
-            <w:proofErr w:type="spellStart"/>
             <w:r>
               <w:rPr>
                 <w:rFonts w:cstheme="minorHAnsi"/>
@@ -1061,7 +866,6 @@
               </w:rPr>
               <w:t>buyerCountry</w:t>
             </w:r>
-            <w:proofErr w:type="spellEnd"/>
             <w:r>
               <w:rPr>
                 <w:rFonts w:cstheme="minorHAnsi"/>
@@ -1070,7 +874,6 @@
               </w:rPr>
               <w:t>} {</w:t>
             </w:r>
-            <w:proofErr w:type="spellStart"/>
             <w:r>
               <w:rPr>
                 <w:rFonts w:cstheme="minorHAnsi"/>
@@ -1079,7 +882,6 @@
               </w:rPr>
               <w:t>buyerZip</w:t>
             </w:r>
-            <w:proofErr w:type="spellEnd"/>
             <w:r>
               <w:rPr>
                 <w:rFonts w:cstheme="minorHAnsi"/>
@@ -1160,7 +962,6 @@
               </w:rPr>
               <w:t>{</w:t>
             </w:r>
-            <w:proofErr w:type="spellStart"/>
             <w:r>
               <w:rPr>
                 <w:rFonts w:cstheme="minorHAnsi"/>
@@ -1169,7 +970,6 @@
               </w:rPr>
               <w:t>originOfGoods</w:t>
             </w:r>
-            <w:proofErr w:type="spellEnd"/>
             <w:r>
               <w:rPr>
                 <w:rFonts w:cstheme="minorHAnsi"/>
@@ -1221,7 +1021,6 @@
               </w:rPr>
               <w:t>{</w:t>
             </w:r>
-            <w:proofErr w:type="spellStart"/>
             <w:r>
               <w:rPr>
                 <w:rFonts w:cstheme="minorHAnsi"/>
@@ -1230,7 +1029,6 @@
               </w:rPr>
               <w:t>finalDestination</w:t>
             </w:r>
-            <w:proofErr w:type="spellEnd"/>
             <w:r>
               <w:rPr>
                 <w:rFonts w:cstheme="minorHAnsi"/>
@@ -1307,7 +1105,6 @@
               </w:rPr>
               <w:t>{</w:t>
             </w:r>
-            <w:proofErr w:type="spellStart"/>
             <w:r>
               <w:rPr>
                 <w:rFonts w:cstheme="minorHAnsi"/>
@@ -1316,7 +1113,6 @@
               </w:rPr>
               <w:t>termOfDeliveryAndPayment</w:t>
             </w:r>
-            <w:proofErr w:type="spellEnd"/>
             <w:r>
               <w:rPr>
                 <w:rFonts w:cstheme="minorHAnsi"/>
@@ -1353,7 +1149,6 @@
                 <w:szCs w:val="20"/>
               </w:rPr>
             </w:pPr>
-            <w:proofErr w:type="spellStart"/>
             <w:r>
               <w:rPr>
                 <w:rFonts w:ascii="SansSerif" w:hAnsi="SansSerif" w:cs="SansSerif"/>
@@ -1361,17 +1156,7 @@
                 <w:sz w:val="20"/>
                 <w:szCs w:val="20"/>
               </w:rPr>
-              <w:t>Precarriage</w:t>
-            </w:r>
-            <w:proofErr w:type="spellEnd"/>
-            <w:r>
-              <w:rPr>
-                <w:rFonts w:ascii="SansSerif" w:hAnsi="SansSerif" w:cs="SansSerif"/>
-                <w:color w:val="000000"/>
-                <w:sz w:val="20"/>
-                <w:szCs w:val="20"/>
-              </w:rPr>
-              <w:t xml:space="preserve"> by:</w:t>
+              <w:t>Precarriage by:</w:t>
             </w:r>
           </w:p>
           <w:p>
@@ -1391,7 +1176,6 @@
               </w:rPr>
               <w:t>{</w:t>
             </w:r>
-            <w:proofErr w:type="spellStart"/>
             <w:r>
               <w:rPr>
                 <w:rFonts w:cstheme="minorHAnsi"/>
@@ -1400,7 +1184,6 @@
               </w:rPr>
               <w:t>precarriageBy</w:t>
             </w:r>
-            <w:proofErr w:type="spellEnd"/>
             <w:r>
               <w:rPr>
                 <w:rFonts w:cstheme="minorHAnsi"/>
@@ -1462,7 +1245,6 @@
               </w:rPr>
               <w:t>{</w:t>
             </w:r>
-            <w:proofErr w:type="spellStart"/>
             <w:r>
               <w:rPr>
                 <w:rFonts w:ascii="SansSerif" w:hAnsi="SansSerif" w:cs="SansSerif"/>
@@ -1472,7 +1254,6 @@
               </w:rPr>
               <w:t>placeOfReceipt</w:t>
             </w:r>
-            <w:proofErr w:type="spellEnd"/>
             <w:r>
               <w:rPr>
                 <w:rFonts w:ascii="SansSerif" w:hAnsi="SansSerif" w:cs="SansSerif"/>
@@ -1563,7 +1344,6 @@
               </w:rPr>
               <w:t>{</w:t>
             </w:r>
-            <w:proofErr w:type="spellStart"/>
             <w:r>
               <w:rPr>
                 <w:rFonts w:ascii="SansSerif" w:hAnsi="SansSerif" w:cs="SansSerif"/>
@@ -1573,7 +1353,6 @@
               </w:rPr>
               <w:t>vesselNo</w:t>
             </w:r>
-            <w:proofErr w:type="spellEnd"/>
             <w:r>
               <w:rPr>
                 <w:rFonts w:ascii="SansSerif" w:hAnsi="SansSerif" w:cs="SansSerif"/>
@@ -1636,7 +1415,6 @@
               </w:rPr>
               <w:t>{</w:t>
             </w:r>
-            <w:proofErr w:type="spellStart"/>
             <w:r>
               <w:rPr>
                 <w:rFonts w:ascii="SansSerif" w:hAnsi="SansSerif" w:cs="SansSerif"/>
@@ -1646,7 +1424,6 @@
               </w:rPr>
               <w:t>portOfLoading</w:t>
             </w:r>
-            <w:proofErr w:type="spellEnd"/>
             <w:r>
               <w:rPr>
                 <w:rFonts w:ascii="SansSerif" w:hAnsi="SansSerif" w:cs="SansSerif"/>
@@ -1732,7 +1509,6 @@
               </w:rPr>
               <w:t>{</w:t>
             </w:r>
-            <w:proofErr w:type="spellStart"/>
             <w:r>
               <w:rPr>
                 <w:rFonts w:ascii="SansSerif" w:hAnsi="SansSerif" w:cs="SansSerif"/>
@@ -1742,7 +1518,6 @@
               </w:rPr>
               <w:t>portOfDischarge</w:t>
             </w:r>
-            <w:proofErr w:type="spellEnd"/>
             <w:r>
               <w:rPr>
                 <w:rFonts w:ascii="SansSerif" w:hAnsi="SansSerif" w:cs="SansSerif"/>
@@ -1801,7 +1576,6 @@
               </w:rPr>
               <w:t>{</w:t>
             </w:r>
-            <w:proofErr w:type="spellStart"/>
             <w:r>
               <w:rPr>
                 <w:rFonts w:ascii="SansSerif" w:hAnsi="SansSerif" w:cs="SansSerif"/>
@@ -1811,7 +1585,6 @@
               </w:rPr>
               <w:t>finalDestination</w:t>
             </w:r>
-            <w:proofErr w:type="spellEnd"/>
             <w:r>
               <w:rPr>
                 <w:rFonts w:ascii="SansSerif" w:hAnsi="SansSerif" w:cs="SansSerif"/>
@@ -1882,7 +1655,6 @@
               </w:rPr>
               <w:t>{</w:t>
             </w:r>
-            <w:proofErr w:type="spellStart"/>
             <w:r>
               <w:rPr>
                 <w:rFonts w:cstheme="minorHAnsi"/>
@@ -1891,7 +1663,6 @@
               </w:rPr>
               <w:t>privateRemark</w:t>
             </w:r>
-            <w:proofErr w:type="spellEnd"/>
             <w:r>
               <w:rPr>
                 <w:rFonts w:cstheme="minorHAnsi"/>
@@ -2158,29 +1929,7 @@
                       <w:sz w:val="19"/>
                       <w:szCs w:val="19"/>
                     </w:rPr>
-                    <w:t>{</w:t>
-                  </w:r>
-                  <w:proofErr w:type="spellStart"/>
-                  <w:r>
-                    <w:rPr>
-                      <w:rFonts w:cstheme="minorHAnsi"/>
-                      <w:b/>
-                      <w:bCs/>
-                      <w:sz w:val="19"/>
-                      <w:szCs w:val="19"/>
-                    </w:rPr>
-                    <w:t>currencyChar</w:t>
-                  </w:r>
-                  <w:proofErr w:type="spellEnd"/>
-                  <w:r>
-                    <w:rPr>
-                      <w:rFonts w:cstheme="minorHAnsi"/>
-                      <w:b/>
-                      <w:bCs/>
-                      <w:sz w:val="19"/>
-                      <w:szCs w:val="19"/>
-                    </w:rPr>
-                    <w:t>}</w:t>
+                    <w:t>{currencyChar}</w:t>
                   </w:r>
                 </w:p>
               </w:tc>
@@ -2235,29 +1984,7 @@
                       <w:sz w:val="19"/>
                       <w:szCs w:val="19"/>
                     </w:rPr>
-                    <w:t>{</w:t>
-                  </w:r>
-                  <w:proofErr w:type="spellStart"/>
-                  <w:r>
-                    <w:rPr>
-                      <w:rFonts w:cstheme="minorHAnsi"/>
-                      <w:b/>
-                      <w:bCs/>
-                      <w:sz w:val="19"/>
-                      <w:szCs w:val="19"/>
-                    </w:rPr>
-                    <w:t>currencyChar</w:t>
-                  </w:r>
-                  <w:proofErr w:type="spellEnd"/>
-                  <w:r>
-                    <w:rPr>
-                      <w:rFonts w:cstheme="minorHAnsi"/>
-                      <w:b/>
-                      <w:bCs/>
-                      <w:sz w:val="19"/>
-                      <w:szCs w:val="19"/>
-                    </w:rPr>
-                    <w:t>}</w:t>
+                    <w:t>{currencyChar}</w:t>
                   </w:r>
                 </w:p>
               </w:tc>
@@ -2288,34 +2015,7 @@
                       <w:sz w:val="20"/>
                       <w:szCs w:val="20"/>
                     </w:rPr>
-                    <w:t>{#</w:t>
-                  </w:r>
-                  <w:proofErr w:type="gramStart"/>
-                  <w:r>
-                    <w:rPr>
-                      <w:rFonts w:cstheme="minorHAnsi"/>
-                      <w:sz w:val="20"/>
-                      <w:szCs w:val="20"/>
-                    </w:rPr>
-                    <w:t>IPItems}{</w:t>
-                  </w:r>
-                  <w:proofErr w:type="gramEnd"/>
-                  <w:r>
-                    <w:rPr>
-                      <w:rFonts w:cstheme="minorHAnsi"/>
-                      <w:sz w:val="20"/>
-                      <w:szCs w:val="20"/>
-                    </w:rPr>
-                    <w:t>#</w:t>
-                  </w:r>
-                  <w:proofErr w:type="gramStart"/>
-                  <w:r>
-                    <w:rPr>
-                      <w:rFonts w:cstheme="minorHAnsi"/>
-                      <w:sz w:val="20"/>
-                      <w:szCs w:val="20"/>
-                    </w:rPr>
-                    <w:t>showThickness}</w:t>
+                    <w:t>{#IPItems}{#showThickness}</w:t>
                   </w:r>
                   <w:r>
                     <w:rPr>
@@ -2325,18 +2025,7 @@
                       <w:sz w:val="20"/>
                       <w:szCs w:val="20"/>
                     </w:rPr>
-                    <w:t>{</w:t>
-                  </w:r>
-                  <w:proofErr w:type="gramEnd"/>
-                  <w:r>
-                    <w:rPr>
-                      <w:rFonts w:cstheme="minorHAnsi"/>
-                      <w:b/>
-                      <w:bCs/>
-                      <w:sz w:val="20"/>
-                      <w:szCs w:val="20"/>
-                    </w:rPr>
-                    <w:t>thicknessDetail</w:t>
+                    <w:t>{thicknessDetail</w:t>
                   </w:r>
                   <w:r>
                     <w:rPr>
@@ -2366,73 +2055,7 @@
                       <w:sz w:val="20"/>
                       <w:szCs w:val="20"/>
                     </w:rPr>
-                    <w:t xml:space="preserve">{length} X {width} X {height} </w:t>
-                  </w:r>
-                  <w:proofErr w:type="gramStart"/>
-                  <w:r>
-                    <w:rPr>
-                      <w:rFonts w:cstheme="minorHAnsi"/>
-                      <w:b/>
-                      <w:bCs/>
-                      <w:sz w:val="20"/>
-                      <w:szCs w:val="20"/>
-                    </w:rPr>
-                    <w:t>MM  {</w:t>
-                  </w:r>
-                  <w:proofErr w:type="gramEnd"/>
-                  <w:r>
-                    <w:rPr>
-                      <w:rFonts w:cstheme="minorHAnsi"/>
-                      <w:b/>
-                      <w:bCs/>
-                      <w:sz w:val="20"/>
-                      <w:szCs w:val="20"/>
-                    </w:rPr>
-                    <w:t>#fsc} – {</w:t>
-                  </w:r>
-                  <w:proofErr w:type="spellStart"/>
-                  <w:r>
-                    <w:rPr>
-                      <w:rFonts w:cstheme="minorHAnsi"/>
-                      <w:b/>
-                      <w:bCs/>
-                      <w:sz w:val="20"/>
-                      <w:szCs w:val="20"/>
-                    </w:rPr>
-                    <w:t>fsc</w:t>
-                  </w:r>
-                  <w:proofErr w:type="spellEnd"/>
-                  <w:r>
-                    <w:rPr>
-                      <w:rFonts w:cstheme="minorHAnsi"/>
-                      <w:b/>
-                      <w:bCs/>
-                      <w:sz w:val="20"/>
-                      <w:szCs w:val="20"/>
-                    </w:rPr>
-                    <w:t>}{/</w:t>
-                  </w:r>
-                  <w:proofErr w:type="spellStart"/>
-                  <w:r>
-                    <w:rPr>
-                      <w:rFonts w:cstheme="minorHAnsi"/>
-                      <w:b/>
-                      <w:bCs/>
-                      <w:sz w:val="20"/>
-                      <w:szCs w:val="20"/>
-                    </w:rPr>
-                    <w:t>fsc</w:t>
-                  </w:r>
-                  <w:proofErr w:type="spellEnd"/>
-                  <w:r>
-                    <w:rPr>
-                      <w:rFonts w:cstheme="minorHAnsi"/>
-                      <w:b/>
-                      <w:bCs/>
-                      <w:sz w:val="20"/>
-                      <w:szCs w:val="20"/>
-                    </w:rPr>
-                    <w:t>}</w:t>
+                    <w:t>{length} X {width} X {height} MM  {#fsc} – {fsc}{/fsc}</w:t>
                   </w:r>
                 </w:p>
               </w:tc>
@@ -2516,61 +2139,7 @@
                       <w:sz w:val="18"/>
                       <w:szCs w:val="18"/>
                     </w:rPr>
-                    <w:t>{#</w:t>
-                  </w:r>
-                  <w:proofErr w:type="gramStart"/>
-                  <w:r>
-                    <w:rPr>
-                      <w:rFonts w:ascii="Arial" w:hAnsi="Arial" w:cs="Arial"/>
-                      <w:sz w:val="18"/>
-                      <w:szCs w:val="18"/>
-                    </w:rPr>
-                    <w:t>invoices}{</w:t>
-                  </w:r>
-                  <w:proofErr w:type="gramEnd"/>
-                  <w:r>
-                    <w:rPr>
-                      <w:rFonts w:ascii="Arial" w:hAnsi="Arial" w:cs="Arial"/>
-                      <w:sz w:val="18"/>
-                      <w:szCs w:val="18"/>
-                    </w:rPr>
-                    <w:t>containerFrom}{#containerTo} to {</w:t>
-                  </w:r>
-                  <w:proofErr w:type="spellStart"/>
-                  <w:r>
-                    <w:rPr>
-                      <w:rFonts w:ascii="Arial" w:hAnsi="Arial" w:cs="Arial"/>
-                      <w:sz w:val="18"/>
-                      <w:szCs w:val="18"/>
-                    </w:rPr>
-                    <w:t>containerTo</w:t>
-                  </w:r>
-                  <w:proofErr w:type="spellEnd"/>
-                  <w:r>
-                    <w:rPr>
-                      <w:rFonts w:ascii="Arial" w:hAnsi="Arial" w:cs="Arial"/>
-                      <w:sz w:val="18"/>
-                      <w:szCs w:val="18"/>
-                    </w:rPr>
-                    <w:t>}{/</w:t>
-                  </w:r>
-                  <w:proofErr w:type="spellStart"/>
-                  <w:r>
-                    <w:rPr>
-                      <w:rFonts w:ascii="Arial" w:hAnsi="Arial" w:cs="Arial"/>
-                      <w:sz w:val="18"/>
-                      <w:szCs w:val="18"/>
-                    </w:rPr>
-                    <w:t>containerTo</w:t>
-                  </w:r>
-                  <w:proofErr w:type="spellEnd"/>
-                  <w:r>
-                    <w:rPr>
-                      <w:rFonts w:ascii="Arial" w:hAnsi="Arial" w:cs="Arial"/>
-                      <w:sz w:val="18"/>
-                      <w:szCs w:val="18"/>
-                    </w:rPr>
-                    <w:t>}</w:t>
+                    <w:t>{#invoices}{containerFrom}{#containerTo} to {containerTo}{/containerTo}</w:t>
                   </w:r>
                 </w:p>
               </w:tc>
@@ -2599,59 +2168,23 @@
                       <w:sz w:val="18"/>
                       <w:szCs w:val="18"/>
                     </w:rPr>
-                    <w:t>{</w:t>
+                    <w:t>{materialGrade}</w:t>
                   </w:r>
-                  <w:proofErr w:type="spellStart"/>
                   <w:r>
                     <w:rPr>
                       <w:rFonts w:ascii="Arial" w:hAnsi="Arial" w:cs="Arial"/>
                       <w:sz w:val="18"/>
                       <w:szCs w:val="18"/>
                     </w:rPr>
-                    <w:t>materialGrade</w:t>
+                    <w:t xml:space="preserve"> </w:t>
                   </w:r>
-                  <w:proofErr w:type="spellEnd"/>
                   <w:r>
                     <w:rPr>
                       <w:rFonts w:ascii="Arial" w:hAnsi="Arial" w:cs="Arial"/>
                       <w:sz w:val="18"/>
                       <w:szCs w:val="18"/>
                     </w:rPr>
-                    <w:t>}</w:t>
-                  </w:r>
-                  <w:r>
-                    <w:rPr>
-                      <w:rFonts w:ascii="Arial" w:hAnsi="Arial" w:cs="Arial"/>
-                      <w:sz w:val="18"/>
-                      <w:szCs w:val="18"/>
-                    </w:rPr>
-                    <w:t xml:space="preserve"> </w:t>
-                  </w:r>
-                  <w:r>
-                    <w:rPr>
-                      <w:rFonts w:ascii="Arial" w:hAnsi="Arial" w:cs="Arial"/>
-                      <w:sz w:val="18"/>
-                      <w:szCs w:val="18"/>
-                    </w:rPr>
-                    <w:t>{</w:t>
-                  </w:r>
-                  <w:proofErr w:type="spellStart"/>
-                  <w:r>
-                    <w:rPr>
-                      <w:rFonts w:ascii="Arial" w:hAnsi="Arial" w:cs="Arial"/>
-                      <w:sz w:val="18"/>
-                      <w:szCs w:val="18"/>
-                    </w:rPr>
-                    <w:t>brandName</w:t>
-                  </w:r>
-                  <w:proofErr w:type="spellEnd"/>
-                  <w:r>
-                    <w:rPr>
-                      <w:rFonts w:ascii="Arial" w:hAnsi="Arial" w:cs="Arial"/>
-                      <w:sz w:val="18"/>
-                      <w:szCs w:val="18"/>
-                    </w:rPr>
-                    <w:t>}</w:t>
+                    <w:t>{brandName}</w:t>
                   </w:r>
                 </w:p>
               </w:tc>
@@ -2680,25 +2213,7 @@
                       <w:sz w:val="18"/>
                       <w:szCs w:val="18"/>
                     </w:rPr>
-                    <w:t>{</w:t>
-                  </w:r>
-                  <w:proofErr w:type="spellStart"/>
-                  <w:r>
-                    <w:rPr>
-                      <w:rFonts w:ascii="Arial" w:hAnsi="Arial" w:cs="Arial"/>
-                      <w:sz w:val="18"/>
-                      <w:szCs w:val="18"/>
-                    </w:rPr>
-                    <w:t>designType</w:t>
-                  </w:r>
-                  <w:proofErr w:type="spellEnd"/>
-                  <w:r>
-                    <w:rPr>
-                      <w:rFonts w:ascii="Arial" w:hAnsi="Arial" w:cs="Arial"/>
-                      <w:sz w:val="18"/>
-                      <w:szCs w:val="18"/>
-                    </w:rPr>
-                    <w:t>}</w:t>
+                    <w:t>{designType}</w:t>
                   </w:r>
                 </w:p>
               </w:tc>
@@ -2726,25 +2241,7 @@
                       <w:sz w:val="18"/>
                       <w:szCs w:val="18"/>
                     </w:rPr>
-                    <w:t>{</w:t>
-                  </w:r>
-                  <w:proofErr w:type="spellStart"/>
-                  <w:r>
-                    <w:rPr>
-                      <w:rFonts w:ascii="Arial" w:hAnsi="Arial" w:cs="Arial"/>
-                      <w:sz w:val="18"/>
-                      <w:szCs w:val="18"/>
-                    </w:rPr>
-                    <w:t>finishType</w:t>
-                  </w:r>
-                  <w:proofErr w:type="spellEnd"/>
-                  <w:r>
-                    <w:rPr>
-                      <w:rFonts w:ascii="Arial" w:hAnsi="Arial" w:cs="Arial"/>
-                      <w:sz w:val="18"/>
-                      <w:szCs w:val="18"/>
-                    </w:rPr>
-                    <w:t>}</w:t>
+                    <w:t>{finishType}</w:t>
                   </w:r>
                 </w:p>
               </w:tc>
@@ -2821,25 +2318,7 @@
                       <w:sz w:val="18"/>
                       <w:szCs w:val="18"/>
                     </w:rPr>
-                    <w:t>{value} {/invoices} {/</w:t>
-                  </w:r>
-                  <w:proofErr w:type="spellStart"/>
-                  <w:r>
-                    <w:rPr>
-                      <w:rFonts w:ascii="Arial" w:hAnsi="Arial" w:cs="Arial"/>
-                      <w:sz w:val="18"/>
-                      <w:szCs w:val="18"/>
-                    </w:rPr>
-                    <w:t>IPItems</w:t>
-                  </w:r>
-                  <w:proofErr w:type="spellEnd"/>
-                  <w:r>
-                    <w:rPr>
-                      <w:rFonts w:ascii="Arial" w:hAnsi="Arial" w:cs="Arial"/>
-                      <w:sz w:val="18"/>
-                      <w:szCs w:val="18"/>
-                    </w:rPr>
-                    <w:t>}</w:t>
+                    <w:t>{value} {/invoices} {/IPItems}</w:t>
                   </w:r>
                 </w:p>
               </w:tc>
@@ -2872,29 +2351,7 @@
                       <w:sz w:val="18"/>
                       <w:szCs w:val="18"/>
                     </w:rPr>
-                    <w:t>{#isSampleBox}SAMPLE BOX{/</w:t>
-                  </w:r>
-                  <w:proofErr w:type="spellStart"/>
-                  <w:r>
-                    <w:rPr>
-                      <w:rFonts w:ascii="Arial" w:hAnsi="Arial" w:cs="Arial"/>
-                      <w:b/>
-                      <w:bCs/>
-                      <w:sz w:val="18"/>
-                      <w:szCs w:val="18"/>
-                    </w:rPr>
-                    <w:t>isSampleBox</w:t>
-                  </w:r>
-                  <w:proofErr w:type="spellEnd"/>
-                  <w:r>
-                    <w:rPr>
-                      <w:rFonts w:ascii="Arial" w:hAnsi="Arial" w:cs="Arial"/>
-                      <w:b/>
-                      <w:bCs/>
-                      <w:sz w:val="18"/>
-                      <w:szCs w:val="18"/>
-                    </w:rPr>
-                    <w:t>}</w:t>
+                    <w:t>{#isSampleBox}SAMPLE BOX{/isSampleBox}</w:t>
                   </w:r>
                 </w:p>
               </w:tc>
@@ -2980,61 +2437,7 @@
                       <w:sz w:val="18"/>
                       <w:szCs w:val="18"/>
                     </w:rPr>
-                    <w:t>{#</w:t>
-                  </w:r>
-                  <w:proofErr w:type="gramStart"/>
-                  <w:r>
-                    <w:rPr>
-                      <w:rFonts w:ascii="Arial" w:hAnsi="Arial" w:cs="Arial"/>
-                      <w:sz w:val="18"/>
-                      <w:szCs w:val="18"/>
-                    </w:rPr>
-                    <w:t>sampleBox}{</w:t>
-                  </w:r>
-                  <w:proofErr w:type="gramEnd"/>
-                  <w:r>
-                    <w:rPr>
-                      <w:rFonts w:ascii="Arial" w:hAnsi="Arial" w:cs="Arial"/>
-                      <w:sz w:val="18"/>
-                      <w:szCs w:val="18"/>
-                    </w:rPr>
-                    <w:t>containerFrom}{#containerTo} to {</w:t>
-                  </w:r>
-                  <w:proofErr w:type="spellStart"/>
-                  <w:r>
-                    <w:rPr>
-                      <w:rFonts w:ascii="Arial" w:hAnsi="Arial" w:cs="Arial"/>
-                      <w:sz w:val="18"/>
-                      <w:szCs w:val="18"/>
-                    </w:rPr>
-                    <w:t>containerTo</w:t>
-                  </w:r>
-                  <w:proofErr w:type="spellEnd"/>
-                  <w:r>
-                    <w:rPr>
-                      <w:rFonts w:ascii="Arial" w:hAnsi="Arial" w:cs="Arial"/>
-                      <w:sz w:val="18"/>
-                      <w:szCs w:val="18"/>
-                    </w:rPr>
-                    <w:t>} {/</w:t>
-                  </w:r>
-                  <w:proofErr w:type="spellStart"/>
-                  <w:r>
-                    <w:rPr>
-                      <w:rFonts w:ascii="Arial" w:hAnsi="Arial" w:cs="Arial"/>
-                      <w:sz w:val="18"/>
-                      <w:szCs w:val="18"/>
-                    </w:rPr>
-                    <w:t>containerTo</w:t>
-                  </w:r>
-                  <w:proofErr w:type="spellEnd"/>
-                  <w:r>
-                    <w:rPr>
-                      <w:rFonts w:ascii="Arial" w:hAnsi="Arial" w:cs="Arial"/>
-                      <w:sz w:val="18"/>
-                      <w:szCs w:val="18"/>
-                    </w:rPr>
-                    <w:t>}</w:t>
+                    <w:t>{#sampleBox}{containerFrom}{#containerTo} to {containerTo} {/containerTo}</w:t>
                   </w:r>
                 </w:p>
               </w:tc>
@@ -3064,81 +2467,7 @@
                       <w:sz w:val="18"/>
                       <w:szCs w:val="18"/>
                     </w:rPr>
-                    <w:t>{</w:t>
-                  </w:r>
-                  <w:proofErr w:type="spellStart"/>
-                  <w:proofErr w:type="gramStart"/>
-                  <w:r>
-                    <w:rPr>
-                      <w:rFonts w:ascii="Arial" w:hAnsi="Arial" w:cs="Arial"/>
-                      <w:sz w:val="18"/>
-                      <w:szCs w:val="18"/>
-                    </w:rPr>
-                    <w:t>materialGrade</w:t>
-                  </w:r>
-                  <w:proofErr w:type="spellEnd"/>
-                  <w:r>
-                    <w:rPr>
-                      <w:rFonts w:ascii="Arial" w:hAnsi="Arial" w:cs="Arial"/>
-                      <w:sz w:val="18"/>
-                      <w:szCs w:val="18"/>
-                    </w:rPr>
-                    <w:t>}  {</w:t>
-                  </w:r>
-                  <w:proofErr w:type="spellStart"/>
-                  <w:r>
-                    <w:rPr>
-                      <w:rFonts w:ascii="Arial" w:hAnsi="Arial" w:cs="Arial"/>
-                      <w:sz w:val="18"/>
-                      <w:szCs w:val="18"/>
-                    </w:rPr>
-                    <w:t>brandName</w:t>
-                  </w:r>
-                  <w:proofErr w:type="spellEnd"/>
-                  <w:r>
-                    <w:rPr>
-                      <w:rFonts w:ascii="Arial" w:hAnsi="Arial" w:cs="Arial"/>
-                      <w:sz w:val="18"/>
-                      <w:szCs w:val="18"/>
-                    </w:rPr>
-                    <w:t>}  {</w:t>
-                  </w:r>
-                  <w:proofErr w:type="spellStart"/>
-                  <w:r>
-                    <w:rPr>
-                      <w:rFonts w:ascii="Arial" w:hAnsi="Arial" w:cs="Arial"/>
-                      <w:sz w:val="18"/>
-                      <w:szCs w:val="18"/>
-                    </w:rPr>
-                    <w:t>designType</w:t>
-                  </w:r>
-                  <w:proofErr w:type="spellEnd"/>
-                  <w:r>
-                    <w:rPr>
-                      <w:rFonts w:ascii="Arial" w:hAnsi="Arial" w:cs="Arial"/>
-                      <w:sz w:val="18"/>
-                      <w:szCs w:val="18"/>
-                    </w:rPr>
-                    <w:t>}  {</w:t>
-                  </w:r>
-                  <w:proofErr w:type="spellStart"/>
-                  <w:proofErr w:type="gramEnd"/>
-                  <w:r>
-                    <w:rPr>
-                      <w:rFonts w:ascii="Arial" w:hAnsi="Arial" w:cs="Arial"/>
-                      <w:sz w:val="18"/>
-                      <w:szCs w:val="18"/>
-                    </w:rPr>
-                    <w:t>finishType</w:t>
-                  </w:r>
-                  <w:proofErr w:type="spellEnd"/>
-                  <w:r>
-                    <w:rPr>
-                      <w:rFonts w:ascii="Arial" w:hAnsi="Arial" w:cs="Arial"/>
-                      <w:sz w:val="18"/>
-                      <w:szCs w:val="18"/>
-                    </w:rPr>
-                    <w:t>}</w:t>
+                    <w:t>{materialGrade}  {brandName}  {designType}  {finishType}</w:t>
                   </w:r>
                 </w:p>
               </w:tc>
@@ -3223,25 +2552,7 @@
                       <w:sz w:val="18"/>
                       <w:szCs w:val="18"/>
                     </w:rPr>
-                    <w:t>{/</w:t>
-                  </w:r>
-                  <w:proofErr w:type="spellStart"/>
-                  <w:r>
-                    <w:rPr>
-                      <w:rFonts w:ascii="Arial" w:hAnsi="Arial" w:cs="Arial"/>
-                      <w:sz w:val="18"/>
-                      <w:szCs w:val="18"/>
-                    </w:rPr>
-                    <w:t>sampleBox</w:t>
-                  </w:r>
-                  <w:proofErr w:type="spellEnd"/>
-                  <w:r>
-                    <w:rPr>
-                      <w:rFonts w:ascii="Arial" w:hAnsi="Arial" w:cs="Arial"/>
-                      <w:sz w:val="18"/>
-                      <w:szCs w:val="18"/>
-                    </w:rPr>
-                    <w:t>}</w:t>
+                    <w:t>{/sampleBox}</w:t>
                   </w:r>
                 </w:p>
               </w:tc>
@@ -3291,7 +2602,6 @@
               </w:rPr>
               <w:t>{</w:t>
             </w:r>
-            <w:proofErr w:type="spellStart"/>
             <w:r>
               <w:rPr>
                 <w:rFonts w:cstheme="minorHAnsi"/>
@@ -3300,7 +2610,6 @@
               </w:rPr>
               <w:t>totalAmount</w:t>
             </w:r>
-            <w:proofErr w:type="spellEnd"/>
             <w:r>
               <w:rPr>
                 <w:rFonts w:cstheme="minorHAnsi"/>
@@ -3491,25 +2800,7 @@
                 <w:szCs w:val="20"/>
               </w:rPr>
               <w:lastRenderedPageBreak/>
-              <w:t>{</w:t>
-            </w:r>
-            <w:proofErr w:type="spellStart"/>
-            <w:r>
-              <w:rPr>
-                <w:rFonts w:cstheme="minorHAnsi"/>
-                <w:sz w:val="20"/>
-                <w:szCs w:val="20"/>
-              </w:rPr>
-              <w:t>totalAddition</w:t>
-            </w:r>
-            <w:proofErr w:type="spellEnd"/>
-            <w:r>
-              <w:rPr>
-                <w:rFonts w:cstheme="minorHAnsi"/>
-                <w:sz w:val="20"/>
-                <w:szCs w:val="20"/>
-              </w:rPr>
-              <w:t>}</w:t>
+              <w:t>{totalAddition}</w:t>
             </w:r>
           </w:p>
           <w:p>
@@ -3529,25 +2820,7 @@
                 <w:sz w:val="20"/>
                 <w:szCs w:val="20"/>
               </w:rPr>
-              <w:t>{</w:t>
-            </w:r>
-            <w:proofErr w:type="spellStart"/>
-            <w:r>
-              <w:rPr>
-                <w:rFonts w:cstheme="minorHAnsi"/>
-                <w:sz w:val="20"/>
-                <w:szCs w:val="20"/>
-              </w:rPr>
-              <w:t>totalDiscount</w:t>
-            </w:r>
-            <w:proofErr w:type="spellEnd"/>
-            <w:r>
-              <w:rPr>
-                <w:rFonts w:cstheme="minorHAnsi"/>
-                <w:sz w:val="20"/>
-                <w:szCs w:val="20"/>
-              </w:rPr>
-              <w:t>}</w:t>
+              <w:t>{totalDiscount}</w:t>
             </w:r>
           </w:p>
           <w:p>
@@ -3604,52 +2877,15 @@
                 <w:szCs w:val="20"/>
               </w:rPr>
               <w:lastRenderedPageBreak/>
-              <w:t>Total {</w:t>
-            </w:r>
-            <w:proofErr w:type="spellStart"/>
-            <w:r>
-              <w:rPr>
-                <w:rFonts w:cstheme="minorHAnsi"/>
-                <w:sz w:val="20"/>
-                <w:szCs w:val="20"/>
-              </w:rPr>
-              <w:t>deliveryTerms</w:t>
-            </w:r>
-            <w:proofErr w:type="spellEnd"/>
-            <w:r>
-              <w:rPr>
-                <w:rFonts w:cstheme="minorHAnsi"/>
-                <w:sz w:val="20"/>
-                <w:szCs w:val="20"/>
-              </w:rPr>
-              <w:t xml:space="preserve">} </w:t>
-            </w:r>
-            <w:r>
-              <w:rPr>
-                <w:rFonts w:cstheme="minorHAnsi"/>
-                <w:sz w:val="20"/>
-                <w:szCs w:val="20"/>
-              </w:rPr>
-              <w:t>{</w:t>
-            </w:r>
-            <w:proofErr w:type="spellStart"/>
-            <w:proofErr w:type="gramStart"/>
-            <w:r>
-              <w:rPr>
-                <w:rFonts w:cstheme="minorHAnsi"/>
-                <w:sz w:val="20"/>
-                <w:szCs w:val="20"/>
-              </w:rPr>
-              <w:t>dischargeTerms</w:t>
-            </w:r>
-            <w:proofErr w:type="spellEnd"/>
-            <w:r>
-              <w:rPr>
-                <w:rFonts w:cstheme="minorHAnsi"/>
-                <w:sz w:val="20"/>
-                <w:szCs w:val="20"/>
-              </w:rPr>
-              <w:t>}</w:t>
+              <w:t xml:space="preserve">Total {deliveryTerms} </w:t>
+            </w:r>
+            <w:r>
+              <w:rPr>
+                <w:rFonts w:cstheme="minorHAnsi"/>
+                <w:sz w:val="20"/>
+                <w:szCs w:val="20"/>
+              </w:rPr>
+              <w:t>{dischargeTerms}</w:t>
             </w:r>
             <w:r>
               <w:rPr>
@@ -3665,44 +2901,7 @@
                 <w:sz w:val="20"/>
                 <w:szCs w:val="20"/>
               </w:rPr>
-              <w:t xml:space="preserve"> {</w:t>
-            </w:r>
-            <w:proofErr w:type="spellStart"/>
-            <w:proofErr w:type="gramEnd"/>
-            <w:r>
-              <w:rPr>
-                <w:rFonts w:cstheme="minorHAnsi"/>
-                <w:sz w:val="20"/>
-                <w:szCs w:val="20"/>
-              </w:rPr>
-              <w:t>currencyChar</w:t>
-            </w:r>
-            <w:proofErr w:type="spellEnd"/>
-            <w:r>
-              <w:rPr>
-                <w:rFonts w:cstheme="minorHAnsi"/>
-                <w:sz w:val="20"/>
-                <w:szCs w:val="20"/>
-              </w:rPr>
-              <w:t>} {</w:t>
-            </w:r>
-            <w:proofErr w:type="spellStart"/>
-            <w:r>
-              <w:rPr>
-                <w:rFonts w:cstheme="minorHAnsi"/>
-                <w:sz w:val="20"/>
-                <w:szCs w:val="20"/>
-              </w:rPr>
-              <w:t>netAmountWords</w:t>
-            </w:r>
-            <w:proofErr w:type="spellEnd"/>
-            <w:r>
-              <w:rPr>
-                <w:rFonts w:cstheme="minorHAnsi"/>
-                <w:sz w:val="20"/>
-                <w:szCs w:val="20"/>
-              </w:rPr>
-              <w:t>}</w:t>
+              <w:t xml:space="preserve"> {currencyChar} {netAmountWords}</w:t>
             </w:r>
             <w:r>
               <w:rPr>
@@ -3749,25 +2948,7 @@
                 <w:sz w:val="20"/>
                 <w:szCs w:val="20"/>
               </w:rPr>
-              <w:t>{</w:t>
-            </w:r>
-            <w:proofErr w:type="spellStart"/>
-            <w:r>
-              <w:rPr>
-                <w:rFonts w:cstheme="minorHAnsi"/>
-                <w:sz w:val="20"/>
-                <w:szCs w:val="20"/>
-              </w:rPr>
-              <w:t>netAmount</w:t>
-            </w:r>
-            <w:proofErr w:type="spellEnd"/>
-            <w:r>
-              <w:rPr>
-                <w:rFonts w:cstheme="minorHAnsi"/>
-                <w:sz w:val="20"/>
-                <w:szCs w:val="20"/>
-              </w:rPr>
-              <w:t>}</w:t>
+              <w:t>{netAmount}</w:t>
             </w:r>
           </w:p>
         </w:tc>
@@ -3802,98 +2983,44 @@
                 <w:sz w:val="18"/>
                 <w:szCs w:val="18"/>
               </w:rPr>
-              <w:t>{#</w:t>
-            </w:r>
-            <w:proofErr w:type="gramStart"/>
-            <w:r>
+              <w:t>{#specialInstruction}{specialInstruction}{/specialInstruction}</w:t>
+            </w:r>
+          </w:p>
+          <w:p>
+            <w:pPr>
+              <w:pStyle w:val="NoSpacing"/>
               <w:rPr>
                 <w:rFonts w:cstheme="minorHAnsi"/>
                 <w:sz w:val="18"/>
                 <w:szCs w:val="18"/>
               </w:rPr>
-              <w:t>specialInstruction}{</w:t>
-            </w:r>
-            <w:proofErr w:type="gramEnd"/>
+            </w:pPr>
             <w:r>
               <w:rPr>
                 <w:rFonts w:cstheme="minorHAnsi"/>
                 <w:sz w:val="18"/>
                 <w:szCs w:val="18"/>
               </w:rPr>
-              <w:t>specialInstruction}{/specialInstruction}</w:t>
+              <w:t>{#bottomNotes}{bottomNote}</w:t>
             </w:r>
           </w:p>
           <w:p>
             <w:pPr>
               <w:pStyle w:val="NoSpacing"/>
+              <w:spacing w:line="276" w:lineRule="auto"/>
+              <w:rPr>
+                <w:rFonts w:cstheme="minorHAnsi"/>
+                <w:sz w:val="20"/>
+                <w:szCs w:val="20"/>
+              </w:rPr>
+            </w:pPr>
+            <w:r>
               <w:rPr>
                 <w:rFonts w:cstheme="minorHAnsi"/>
                 <w:sz w:val="18"/>
                 <w:szCs w:val="18"/>
               </w:rPr>
-            </w:pPr>
-            <w:r>
-              <w:rPr>
-                <w:rFonts w:cstheme="minorHAnsi"/>
-                <w:sz w:val="18"/>
-                <w:szCs w:val="18"/>
-              </w:rPr>
-              <w:t>{#</w:t>
-            </w:r>
-            <w:proofErr w:type="gramStart"/>
-            <w:r>
-              <w:rPr>
-                <w:rFonts w:cstheme="minorHAnsi"/>
-                <w:sz w:val="18"/>
-                <w:szCs w:val="18"/>
-              </w:rPr>
-              <w:t>bottomNotes}{</w:t>
-            </w:r>
-            <w:proofErr w:type="gramEnd"/>
-            <w:r>
-              <w:rPr>
-                <w:rFonts w:cstheme="minorHAnsi"/>
-                <w:sz w:val="18"/>
-                <w:szCs w:val="18"/>
-              </w:rPr>
-              <w:t>bottomNote}</w:t>
-            </w:r>
-          </w:p>
-          <w:p>
-            <w:pPr>
-              <w:pStyle w:val="NoSpacing"/>
-              <w:spacing w:line="276" w:lineRule="auto"/>
-              <w:rPr>
-                <w:rFonts w:cstheme="minorHAnsi"/>
-                <w:sz w:val="20"/>
-                <w:szCs w:val="20"/>
-              </w:rPr>
-            </w:pPr>
-            <w:r>
-              <w:rPr>
-                <w:rFonts w:cstheme="minorHAnsi"/>
-                <w:sz w:val="18"/>
-                <w:szCs w:val="18"/>
-              </w:rPr>
-              <w:t>{/</w:t>
-            </w:r>
-            <w:proofErr w:type="spellStart"/>
-            <w:r>
-              <w:rPr>
-                <w:rFonts w:cstheme="minorHAnsi"/>
-                <w:sz w:val="18"/>
-                <w:szCs w:val="18"/>
-              </w:rPr>
-              <w:t>bottomNotes</w:t>
-            </w:r>
-            <w:proofErr w:type="spellEnd"/>
-            <w:r>
-              <w:rPr>
-                <w:rFonts w:cstheme="minorHAnsi"/>
-                <w:sz w:val="18"/>
-                <w:szCs w:val="18"/>
-              </w:rPr>
-              <w:t>}</w:t>
+              <w:t>{/bottomNotes}</w:t>
             </w:r>
           </w:p>
         </w:tc>
@@ -4000,7 +3127,6 @@
                     </w:rPr>
                     <w:t>{</w:t>
                   </w:r>
-                  <w:proofErr w:type="spellStart"/>
                   <w:r>
                     <w:rPr>
                       <w:rFonts w:cstheme="minorHAnsi"/>
@@ -4009,7 +3135,6 @@
                     </w:rPr>
                     <w:t>totalQuantity</w:t>
                   </w:r>
-                  <w:proofErr w:type="spellEnd"/>
                   <w:r>
                     <w:rPr>
                       <w:rFonts w:cstheme="minorHAnsi"/>
@@ -4074,7 +3199,6 @@
                     </w:rPr>
                     <w:t>{</w:t>
                   </w:r>
-                  <w:proofErr w:type="spellStart"/>
                   <w:r>
                     <w:rPr>
                       <w:rFonts w:cstheme="minorHAnsi"/>
@@ -4083,7 +3207,6 @@
                     </w:rPr>
                     <w:t>totalBox</w:t>
                   </w:r>
-                  <w:proofErr w:type="spellEnd"/>
                   <w:r>
                     <w:rPr>
                       <w:rFonts w:cstheme="minorHAnsi"/>
@@ -4168,7 +3291,6 @@
                     </w:rPr>
                     <w:t>{</w:t>
                   </w:r>
-                  <w:proofErr w:type="spellStart"/>
                   <w:r>
                     <w:rPr>
                       <w:rFonts w:cstheme="minorHAnsi"/>
@@ -4177,7 +3299,6 @@
                     </w:rPr>
                     <w:t>totalNetWeight</w:t>
                   </w:r>
-                  <w:proofErr w:type="spellEnd"/>
                   <w:r>
                     <w:rPr>
                       <w:rFonts w:cstheme="minorHAnsi"/>
@@ -4206,7 +3327,6 @@
                     </w:rPr>
                     <w:t>{</w:t>
                   </w:r>
-                  <w:proofErr w:type="spellStart"/>
                   <w:r>
                     <w:rPr>
                       <w:rFonts w:cstheme="minorHAnsi"/>
@@ -4215,7 +3335,6 @@
                     </w:rPr>
                     <w:t>totalGrossWeight</w:t>
                   </w:r>
-                  <w:proofErr w:type="spellEnd"/>
                   <w:r>
                     <w:rPr>
                       <w:rFonts w:cstheme="minorHAnsi"/>
@@ -4498,7 +3617,6 @@
       </w:rPr>
       <w:t>{#</w:t>
     </w:r>
-    <w:proofErr w:type="gramStart"/>
     <w:r>
       <w:rPr>
         <w:rFonts w:cs="Calibri"/>
@@ -4530,33 +3648,7 @@
         <w:szCs w:val="20"/>
         <w14:ligatures w14:val="none"/>
       </w:rPr>
-      <w:t>{</w:t>
-    </w:r>
-    <w:proofErr w:type="gramEnd"/>
-    <w:r>
-      <w:rPr>
-        <w:b/>
-        <w:bCs/>
-        <w:spacing w:val="60"/>
-        <w:kern w:val="0"/>
-        <w:sz w:val="20"/>
-        <w:szCs w:val="20"/>
-        <w14:ligatures w14:val="none"/>
-      </w:rPr>
-      <w:t>companyName</w:t>
-    </w:r>
-    <w:proofErr w:type="gramStart"/>
-    <w:r>
-      <w:rPr>
-        <w:b/>
-        <w:bCs/>
-        <w:spacing w:val="60"/>
-        <w:kern w:val="0"/>
-        <w:sz w:val="20"/>
-        <w:szCs w:val="20"/>
-        <w14:ligatures w14:val="none"/>
-      </w:rPr>
-      <w:t>}</w:t>
+      <w:t>{companyName}</w:t>
     </w:r>
     <w:r>
       <w:rPr>
@@ -4567,19 +3659,7 @@
         <w:szCs w:val="12"/>
         <w14:ligatures w14:val="none"/>
       </w:rPr>
-      <w:t>{</w:t>
-    </w:r>
-    <w:proofErr w:type="gramEnd"/>
-    <w:r>
-      <w:rPr>
-        <w:b/>
-        <w:bCs/>
-        <w:kern w:val="0"/>
-        <w:sz w:val="12"/>
-        <w:szCs w:val="12"/>
-        <w14:ligatures w14:val="none"/>
-      </w:rPr>
-      <w:t>/}</w:t>
+      <w:t>{/}</w:t>
     </w:r>
   </w:p>
   <w:p>
@@ -5343,6 +4423,7 @@
   <w:style w:type="character" w:default="1" w:styleId="DefaultParagraphFont">
     <w:name w:val="Default Paragraph Font"/>
     <w:uiPriority w:val="1"/>
+    <w:semiHidden/>
     <w:unhideWhenUsed/>
   </w:style>
   <w:style w:type="table" w:default="1" w:styleId="TableNormal">

--- a/electron/database/generate-document/templates/party-invoice-uk.docx
+++ b/electron/database/generate-document/templates/party-invoice-uk.docx
@@ -3650,17 +3650,6 @@
       </w:rPr>
       <w:t>{companyName}</w:t>
     </w:r>
-    <w:r>
-      <w:rPr>
-        <w:b/>
-        <w:bCs/>
-        <w:kern w:val="0"/>
-        <w:sz w:val="12"/>
-        <w:szCs w:val="12"/>
-        <w14:ligatures w14:val="none"/>
-      </w:rPr>
-      <w:t>{/}</w:t>
-    </w:r>
   </w:p>
   <w:p>
     <w:pPr>
@@ -3726,7 +3715,13 @@
         <w:noProof/>
       </w:rPr>
       <w:tab/>
-      <w:t xml:space="preserve">          DIRECTOR</w:t>
+      <w:t xml:space="preserve">  </w:t>
+    </w:r>
+    <w:r>
+      <w:rPr>
+        <w:noProof/>
+      </w:rPr>
+      <w:t>{signPerson}{/}</w:t>
     </w:r>
     <w:r>
       <w:rPr>

--- a/electron/database/generate-document/templates/party-invoice-uk.docx
+++ b/electron/database/generate-document/templates/party-invoice-uk.docx
@@ -104,7 +104,25 @@
                 <w:sz w:val="20"/>
                 <w:szCs w:val="20"/>
               </w:rPr>
-              <w:t>{#companyData}{companyName}</w:t>
+              <w:t>{#</w:t>
+            </w:r>
+            <w:proofErr w:type="gramStart"/>
+            <w:r>
+              <w:rPr>
+                <w:rFonts w:cstheme="minorHAnsi"/>
+                <w:sz w:val="20"/>
+                <w:szCs w:val="20"/>
+              </w:rPr>
+              <w:t>companyData}{</w:t>
+            </w:r>
+            <w:proofErr w:type="gramEnd"/>
+            <w:r>
+              <w:rPr>
+                <w:rFonts w:cstheme="minorHAnsi"/>
+                <w:sz w:val="20"/>
+                <w:szCs w:val="20"/>
+              </w:rPr>
+              <w:t>companyName}</w:t>
             </w:r>
           </w:p>
           <w:p>
@@ -122,7 +140,160 @@
                 <w:sz w:val="20"/>
                 <w:szCs w:val="20"/>
               </w:rPr>
-              <w:t>{companyAddressLine1}    {companyAddressLine2},      {companyCity}    {companyPostalCode}   {companyState}    {companyCountry}{/}</w:t>
+              <w:t xml:space="preserve">{companyAddressLine1} </w:t>
+            </w:r>
+            <w:proofErr w:type="gramStart"/>
+            <w:r>
+              <w:rPr>
+                <w:rFonts w:cstheme="minorHAnsi"/>
+                <w:bCs/>
+                <w:sz w:val="20"/>
+                <w:szCs w:val="20"/>
+              </w:rPr>
+              <w:t xml:space="preserve">   {</w:t>
+            </w:r>
+            <w:proofErr w:type="gramEnd"/>
+            <w:r>
+              <w:rPr>
+                <w:rFonts w:cstheme="minorHAnsi"/>
+                <w:bCs/>
+                <w:sz w:val="20"/>
+                <w:szCs w:val="20"/>
+              </w:rPr>
+              <w:t>companyAddressLine2</w:t>
+            </w:r>
+            <w:proofErr w:type="gramStart"/>
+            <w:r>
+              <w:rPr>
+                <w:rFonts w:cstheme="minorHAnsi"/>
+                <w:bCs/>
+                <w:sz w:val="20"/>
+                <w:szCs w:val="20"/>
+              </w:rPr>
+              <w:t>},      {</w:t>
+            </w:r>
+            <w:proofErr w:type="spellStart"/>
+            <w:r>
+              <w:rPr>
+                <w:rFonts w:cstheme="minorHAnsi"/>
+                <w:bCs/>
+                <w:sz w:val="20"/>
+                <w:szCs w:val="20"/>
+              </w:rPr>
+              <w:t>companyCity</w:t>
+            </w:r>
+            <w:proofErr w:type="spellEnd"/>
+            <w:r>
+              <w:rPr>
+                <w:rFonts w:cstheme="minorHAnsi"/>
+                <w:bCs/>
+                <w:sz w:val="20"/>
+                <w:szCs w:val="20"/>
+              </w:rPr>
+              <w:t xml:space="preserve">}   </w:t>
+            </w:r>
+            <w:proofErr w:type="gramEnd"/>
+            <w:r>
+              <w:rPr>
+                <w:rFonts w:cstheme="minorHAnsi"/>
+                <w:bCs/>
+                <w:sz w:val="20"/>
+                <w:szCs w:val="20"/>
+              </w:rPr>
+              <w:t xml:space="preserve"> {</w:t>
+            </w:r>
+            <w:proofErr w:type="spellStart"/>
+            <w:proofErr w:type="gramStart"/>
+            <w:r>
+              <w:rPr>
+                <w:rFonts w:cstheme="minorHAnsi"/>
+                <w:bCs/>
+                <w:sz w:val="20"/>
+                <w:szCs w:val="20"/>
+              </w:rPr>
+              <w:t>companyPostalCode</w:t>
+            </w:r>
+            <w:proofErr w:type="spellEnd"/>
+            <w:r>
+              <w:rPr>
+                <w:rFonts w:cstheme="minorHAnsi"/>
+                <w:bCs/>
+                <w:sz w:val="20"/>
+                <w:szCs w:val="20"/>
+              </w:rPr>
+              <w:t xml:space="preserve">}   </w:t>
+            </w:r>
+            <w:proofErr w:type="gramEnd"/>
+            <w:r>
+              <w:rPr>
+                <w:rFonts w:cstheme="minorHAnsi"/>
+                <w:bCs/>
+                <w:sz w:val="20"/>
+                <w:szCs w:val="20"/>
+              </w:rPr>
+              <w:t>{</w:t>
+            </w:r>
+            <w:proofErr w:type="spellStart"/>
+            <w:proofErr w:type="gramStart"/>
+            <w:r>
+              <w:rPr>
+                <w:rFonts w:cstheme="minorHAnsi"/>
+                <w:bCs/>
+                <w:sz w:val="20"/>
+                <w:szCs w:val="20"/>
+              </w:rPr>
+              <w:t>companyState</w:t>
+            </w:r>
+            <w:proofErr w:type="spellEnd"/>
+            <w:r>
+              <w:rPr>
+                <w:rFonts w:cstheme="minorHAnsi"/>
+                <w:bCs/>
+                <w:sz w:val="20"/>
+                <w:szCs w:val="20"/>
+              </w:rPr>
+              <w:t xml:space="preserve">}   </w:t>
+            </w:r>
+            <w:proofErr w:type="gramEnd"/>
+            <w:r>
+              <w:rPr>
+                <w:rFonts w:cstheme="minorHAnsi"/>
+                <w:bCs/>
+                <w:sz w:val="20"/>
+                <w:szCs w:val="20"/>
+              </w:rPr>
+              <w:t xml:space="preserve"> {</w:t>
+            </w:r>
+            <w:proofErr w:type="spellStart"/>
+            <w:r>
+              <w:rPr>
+                <w:rFonts w:cstheme="minorHAnsi"/>
+                <w:bCs/>
+                <w:sz w:val="20"/>
+                <w:szCs w:val="20"/>
+              </w:rPr>
+              <w:t>companyCountry</w:t>
+            </w:r>
+            <w:proofErr w:type="spellEnd"/>
+            <w:proofErr w:type="gramStart"/>
+            <w:r>
+              <w:rPr>
+                <w:rFonts w:cstheme="minorHAnsi"/>
+                <w:bCs/>
+                <w:sz w:val="20"/>
+                <w:szCs w:val="20"/>
+              </w:rPr>
+              <w:t>}{</w:t>
+            </w:r>
+            <w:proofErr w:type="gramEnd"/>
+            <w:r>
+              <w:rPr>
+                <w:rFonts w:cstheme="minorHAnsi"/>
+                <w:bCs/>
+                <w:sz w:val="20"/>
+                <w:szCs w:val="20"/>
+              </w:rPr>
+              <w:t>/}</w:t>
             </w:r>
           </w:p>
         </w:tc>
@@ -155,12 +326,14 @@
               </w:rPr>
               <w:t>{</w:t>
             </w:r>
+            <w:proofErr w:type="spellStart"/>
             <w:r>
               <w:rPr>
                 <w:rFonts w:cstheme="minorHAnsi"/>
               </w:rPr>
               <w:t>modifyInvNo</w:t>
             </w:r>
+            <w:proofErr w:type="spellEnd"/>
             <w:r>
               <w:rPr>
                 <w:rFonts w:cstheme="minorHAnsi"/>
@@ -202,12 +375,14 @@
               </w:rPr>
               <w:t>{</w:t>
             </w:r>
+            <w:proofErr w:type="spellStart"/>
             <w:r>
               <w:rPr>
                 <w:rFonts w:cstheme="minorHAnsi"/>
               </w:rPr>
               <w:t>invoiceDate</w:t>
             </w:r>
+            <w:proofErr w:type="spellEnd"/>
             <w:r>
               <w:rPr>
                 <w:rFonts w:cstheme="minorHAnsi"/>
@@ -287,12 +462,14 @@
               </w:rPr>
               <w:t>{</w:t>
             </w:r>
+            <w:proofErr w:type="spellStart"/>
             <w:r>
               <w:rPr>
                 <w:rFonts w:cstheme="minorHAnsi"/>
               </w:rPr>
               <w:t>buyersOrderNo</w:t>
             </w:r>
+            <w:proofErr w:type="spellEnd"/>
             <w:r>
               <w:rPr>
                 <w:rFonts w:cstheme="minorHAnsi"/>
@@ -335,12 +512,14 @@
               </w:rPr>
               <w:t>{</w:t>
             </w:r>
+            <w:proofErr w:type="spellStart"/>
             <w:r>
               <w:rPr>
                 <w:rFonts w:cstheme="minorHAnsi"/>
               </w:rPr>
               <w:t>orderDate</w:t>
             </w:r>
+            <w:proofErr w:type="spellEnd"/>
             <w:r>
               <w:rPr>
                 <w:rFonts w:cstheme="minorHAnsi"/>
@@ -405,6 +584,7 @@
               </w:rPr>
               <w:t>{</w:t>
             </w:r>
+            <w:proofErr w:type="spellStart"/>
             <w:r>
               <w:rPr>
                 <w:rFonts w:cstheme="minorHAnsi"/>
@@ -413,6 +593,7 @@
               </w:rPr>
               <w:t>consigneeName</w:t>
             </w:r>
+            <w:proofErr w:type="spellEnd"/>
             <w:r>
               <w:rPr>
                 <w:rFonts w:cstheme="minorHAnsi"/>
@@ -438,6 +619,7 @@
               </w:rPr>
               <w:t>{</w:t>
             </w:r>
+            <w:proofErr w:type="spellStart"/>
             <w:r>
               <w:rPr>
                 <w:rFonts w:cstheme="minorHAnsi"/>
@@ -446,6 +628,7 @@
               </w:rPr>
               <w:t>consigneeAddress</w:t>
             </w:r>
+            <w:proofErr w:type="spellEnd"/>
             <w:r>
               <w:rPr>
                 <w:rFonts w:cstheme="minorHAnsi"/>
@@ -454,6 +637,7 @@
               </w:rPr>
               <w:t>} {</w:t>
             </w:r>
+            <w:proofErr w:type="spellStart"/>
             <w:r>
               <w:rPr>
                 <w:rFonts w:cstheme="minorHAnsi"/>
@@ -462,6 +646,7 @@
               </w:rPr>
               <w:t>consigneeCity</w:t>
             </w:r>
+            <w:proofErr w:type="spellEnd"/>
             <w:r>
               <w:rPr>
                 <w:rFonts w:cstheme="minorHAnsi"/>
@@ -470,6 +655,7 @@
               </w:rPr>
               <w:t>} {</w:t>
             </w:r>
+            <w:proofErr w:type="spellStart"/>
             <w:r>
               <w:rPr>
                 <w:rFonts w:cstheme="minorHAnsi"/>
@@ -478,6 +664,7 @@
               </w:rPr>
               <w:t>consigneeState</w:t>
             </w:r>
+            <w:proofErr w:type="spellEnd"/>
             <w:r>
               <w:rPr>
                 <w:rFonts w:cstheme="minorHAnsi"/>
@@ -502,6 +689,7 @@
               </w:rPr>
               <w:t>{</w:t>
             </w:r>
+            <w:proofErr w:type="spellStart"/>
             <w:r>
               <w:rPr>
                 <w:rFonts w:cstheme="minorHAnsi"/>
@@ -510,6 +698,7 @@
               </w:rPr>
               <w:t>consigneeCountry</w:t>
             </w:r>
+            <w:proofErr w:type="spellEnd"/>
             <w:r>
               <w:rPr>
                 <w:rFonts w:cstheme="minorHAnsi"/>
@@ -518,6 +707,7 @@
               </w:rPr>
               <w:t>} {</w:t>
             </w:r>
+            <w:proofErr w:type="spellStart"/>
             <w:r>
               <w:rPr>
                 <w:rFonts w:cstheme="minorHAnsi"/>
@@ -526,6 +716,7 @@
               </w:rPr>
               <w:t>consigneeZip</w:t>
             </w:r>
+            <w:proofErr w:type="spellEnd"/>
             <w:r>
               <w:rPr>
                 <w:rFonts w:cstheme="minorHAnsi"/>
@@ -549,42 +740,151 @@
                 <w:sz w:val="20"/>
                 <w:szCs w:val="20"/>
               </w:rPr>
-              <w:t>{#consigneePhone}TELE: {consigneePhone}{/consigneePhone}</w:t>
-            </w:r>
-          </w:p>
-          <w:p>
-            <w:pPr>
-              <w:rPr>
-                <w:rFonts w:cstheme="minorHAnsi"/>
-                <w:sz w:val="20"/>
-                <w:szCs w:val="20"/>
-              </w:rPr>
-            </w:pPr>
-            <w:r>
-              <w:rPr>
-                <w:rFonts w:cstheme="minorHAnsi"/>
-                <w:sz w:val="20"/>
-                <w:szCs w:val="20"/>
-              </w:rPr>
-              <w:t>{#consigneeEmail}EMAIL: {consigneeEmail}{/consigneeEmail}</w:t>
-            </w:r>
-          </w:p>
-          <w:p>
-            <w:pPr>
-              <w:rPr>
-                <w:rFonts w:cstheme="minorHAnsi"/>
-                <w:sz w:val="20"/>
-                <w:szCs w:val="20"/>
-              </w:rPr>
-            </w:pPr>
-            <w:r>
-              <w:rPr>
-                <w:rFonts w:cstheme="minorHAnsi"/>
-                <w:sz w:val="20"/>
-                <w:szCs w:val="20"/>
-              </w:rPr>
               <w:t>{#</w:t>
             </w:r>
+            <w:proofErr w:type="gramStart"/>
+            <w:r>
+              <w:rPr>
+                <w:rFonts w:cstheme="minorHAnsi"/>
+                <w:sz w:val="20"/>
+                <w:szCs w:val="20"/>
+              </w:rPr>
+              <w:t>consigneePhone}TELE</w:t>
+            </w:r>
+            <w:proofErr w:type="gramEnd"/>
+            <w:r>
+              <w:rPr>
+                <w:rFonts w:cstheme="minorHAnsi"/>
+                <w:sz w:val="20"/>
+                <w:szCs w:val="20"/>
+              </w:rPr>
+              <w:t>: {</w:t>
+            </w:r>
+            <w:proofErr w:type="spellStart"/>
+            <w:r>
+              <w:rPr>
+                <w:rFonts w:cstheme="minorHAnsi"/>
+                <w:sz w:val="20"/>
+                <w:szCs w:val="20"/>
+              </w:rPr>
+              <w:t>consigneePhone</w:t>
+            </w:r>
+            <w:proofErr w:type="spellEnd"/>
+            <w:r>
+              <w:rPr>
+                <w:rFonts w:cstheme="minorHAnsi"/>
+                <w:sz w:val="20"/>
+                <w:szCs w:val="20"/>
+              </w:rPr>
+              <w:t>}{/</w:t>
+            </w:r>
+            <w:proofErr w:type="spellStart"/>
+            <w:r>
+              <w:rPr>
+                <w:rFonts w:cstheme="minorHAnsi"/>
+                <w:sz w:val="20"/>
+                <w:szCs w:val="20"/>
+              </w:rPr>
+              <w:t>consigneePhone</w:t>
+            </w:r>
+            <w:proofErr w:type="spellEnd"/>
+            <w:r>
+              <w:rPr>
+                <w:rFonts w:cstheme="minorHAnsi"/>
+                <w:sz w:val="20"/>
+                <w:szCs w:val="20"/>
+              </w:rPr>
+              <w:t>}</w:t>
+            </w:r>
+          </w:p>
+          <w:p>
+            <w:pPr>
+              <w:rPr>
+                <w:rFonts w:cstheme="minorHAnsi"/>
+                <w:sz w:val="20"/>
+                <w:szCs w:val="20"/>
+              </w:rPr>
+            </w:pPr>
+            <w:r>
+              <w:rPr>
+                <w:rFonts w:cstheme="minorHAnsi"/>
+                <w:sz w:val="20"/>
+                <w:szCs w:val="20"/>
+              </w:rPr>
+              <w:t>{#</w:t>
+            </w:r>
+            <w:proofErr w:type="gramStart"/>
+            <w:r>
+              <w:rPr>
+                <w:rFonts w:cstheme="minorHAnsi"/>
+                <w:sz w:val="20"/>
+                <w:szCs w:val="20"/>
+              </w:rPr>
+              <w:t>consigneeEmail}EMAIL</w:t>
+            </w:r>
+            <w:proofErr w:type="gramEnd"/>
+            <w:r>
+              <w:rPr>
+                <w:rFonts w:cstheme="minorHAnsi"/>
+                <w:sz w:val="20"/>
+                <w:szCs w:val="20"/>
+              </w:rPr>
+              <w:t>: {</w:t>
+            </w:r>
+            <w:proofErr w:type="spellStart"/>
+            <w:r>
+              <w:rPr>
+                <w:rFonts w:cstheme="minorHAnsi"/>
+                <w:sz w:val="20"/>
+                <w:szCs w:val="20"/>
+              </w:rPr>
+              <w:t>consigneeEmail</w:t>
+            </w:r>
+            <w:proofErr w:type="spellEnd"/>
+            <w:r>
+              <w:rPr>
+                <w:rFonts w:cstheme="minorHAnsi"/>
+                <w:sz w:val="20"/>
+                <w:szCs w:val="20"/>
+              </w:rPr>
+              <w:t>}{/</w:t>
+            </w:r>
+            <w:proofErr w:type="spellStart"/>
+            <w:r>
+              <w:rPr>
+                <w:rFonts w:cstheme="minorHAnsi"/>
+                <w:sz w:val="20"/>
+                <w:szCs w:val="20"/>
+              </w:rPr>
+              <w:t>consigneeEmail</w:t>
+            </w:r>
+            <w:proofErr w:type="spellEnd"/>
+            <w:r>
+              <w:rPr>
+                <w:rFonts w:cstheme="minorHAnsi"/>
+                <w:sz w:val="20"/>
+                <w:szCs w:val="20"/>
+              </w:rPr>
+              <w:t>}</w:t>
+            </w:r>
+          </w:p>
+          <w:p>
+            <w:pPr>
+              <w:rPr>
+                <w:rFonts w:cstheme="minorHAnsi"/>
+                <w:sz w:val="20"/>
+                <w:szCs w:val="20"/>
+              </w:rPr>
+            </w:pPr>
+            <w:r>
+              <w:rPr>
+                <w:rFonts w:cstheme="minorHAnsi"/>
+                <w:sz w:val="20"/>
+                <w:szCs w:val="20"/>
+              </w:rPr>
+              <w:t>{#</w:t>
+            </w:r>
+            <w:proofErr w:type="gramStart"/>
             <w:r>
               <w:rPr>
                 <w:rFonts w:cstheme="minorHAnsi"/>
@@ -599,8 +899,18 @@
                 <w:sz w:val="20"/>
                 <w:szCs w:val="20"/>
               </w:rPr>
-              <w:t>}{#</w:t>
-            </w:r>
+              <w:t>}{</w:t>
+            </w:r>
+            <w:proofErr w:type="gramEnd"/>
+            <w:r>
+              <w:rPr>
+                <w:rFonts w:cstheme="minorHAnsi"/>
+                <w:sz w:val="20"/>
+                <w:szCs w:val="20"/>
+              </w:rPr>
+              <w:t>#</w:t>
+            </w:r>
+            <w:proofErr w:type="gramStart"/>
             <w:r>
               <w:rPr>
                 <w:rFonts w:cstheme="minorHAnsi"/>
@@ -625,6 +935,7 @@
               </w:rPr>
               <w:t>NOTIFY</w:t>
             </w:r>
+            <w:proofErr w:type="gramEnd"/>
             <w:r>
               <w:rPr>
                 <w:rFonts w:cstheme="minorHAnsi"/>
@@ -650,6 +961,7 @@
               </w:rPr>
               <w:t>{</w:t>
             </w:r>
+            <w:proofErr w:type="spellStart"/>
             <w:r>
               <w:rPr>
                 <w:rFonts w:cstheme="minorHAnsi"/>
@@ -658,6 +970,7 @@
               </w:rPr>
               <w:t>notifyName</w:t>
             </w:r>
+            <w:proofErr w:type="spellEnd"/>
             <w:r>
               <w:rPr>
                 <w:rFonts w:cstheme="minorHAnsi"/>
@@ -683,6 +996,7 @@
               </w:rPr>
               <w:t>{</w:t>
             </w:r>
+            <w:proofErr w:type="spellStart"/>
             <w:r>
               <w:rPr>
                 <w:rFonts w:cstheme="minorHAnsi"/>
@@ -691,13 +1005,24 @@
               </w:rPr>
               <w:t>notifyAddress</w:t>
             </w:r>
-            <w:r>
-              <w:rPr>
-                <w:rFonts w:cstheme="minorHAnsi"/>
-                <w:sz w:val="20"/>
-                <w:szCs w:val="20"/>
-              </w:rPr>
-              <w:t>}{/}{/}</w:t>
+            <w:proofErr w:type="spellEnd"/>
+            <w:proofErr w:type="gramStart"/>
+            <w:r>
+              <w:rPr>
+                <w:rFonts w:cstheme="minorHAnsi"/>
+                <w:sz w:val="20"/>
+                <w:szCs w:val="20"/>
+              </w:rPr>
+              <w:t>}{/}{</w:t>
+            </w:r>
+            <w:proofErr w:type="gramEnd"/>
+            <w:r>
+              <w:rPr>
+                <w:rFonts w:cstheme="minorHAnsi"/>
+                <w:sz w:val="20"/>
+                <w:szCs w:val="20"/>
+              </w:rPr>
+              <w:t>/}</w:t>
             </w:r>
           </w:p>
         </w:tc>
@@ -743,6 +1068,7 @@
               </w:rPr>
               <w:t>{</w:t>
             </w:r>
+            <w:proofErr w:type="spellStart"/>
             <w:r>
               <w:rPr>
                 <w:rFonts w:cstheme="minorHAnsi"/>
@@ -751,6 +1077,7 @@
               </w:rPr>
               <w:t>buyerName</w:t>
             </w:r>
+            <w:proofErr w:type="spellEnd"/>
             <w:r>
               <w:rPr>
                 <w:rFonts w:cstheme="minorHAnsi"/>
@@ -776,6 +1103,7 @@
               </w:rPr>
               <w:t>{</w:t>
             </w:r>
+            <w:proofErr w:type="spellStart"/>
             <w:r>
               <w:rPr>
                 <w:rFonts w:cstheme="minorHAnsi"/>
@@ -784,6 +1112,7 @@
               </w:rPr>
               <w:t>buyerAddress</w:t>
             </w:r>
+            <w:proofErr w:type="spellEnd"/>
             <w:r>
               <w:rPr>
                 <w:rFonts w:cstheme="minorHAnsi"/>
@@ -809,6 +1138,7 @@
               </w:rPr>
               <w:t>{</w:t>
             </w:r>
+            <w:proofErr w:type="spellStart"/>
             <w:r>
               <w:rPr>
                 <w:rFonts w:cstheme="minorHAnsi"/>
@@ -817,6 +1147,7 @@
               </w:rPr>
               <w:t>buyerCity</w:t>
             </w:r>
+            <w:proofErr w:type="spellEnd"/>
             <w:r>
               <w:rPr>
                 <w:rFonts w:cstheme="minorHAnsi"/>
@@ -825,6 +1156,7 @@
               </w:rPr>
               <w:t>} {</w:t>
             </w:r>
+            <w:proofErr w:type="spellStart"/>
             <w:r>
               <w:rPr>
                 <w:rFonts w:cstheme="minorHAnsi"/>
@@ -833,6 +1165,7 @@
               </w:rPr>
               <w:t>buyerState</w:t>
             </w:r>
+            <w:proofErr w:type="spellEnd"/>
             <w:r>
               <w:rPr>
                 <w:rFonts w:cstheme="minorHAnsi"/>
@@ -858,6 +1191,7 @@
               </w:rPr>
               <w:t>{</w:t>
             </w:r>
+            <w:proofErr w:type="spellStart"/>
             <w:r>
               <w:rPr>
                 <w:rFonts w:cstheme="minorHAnsi"/>
@@ -866,6 +1200,7 @@
               </w:rPr>
               <w:t>buyerCountry</w:t>
             </w:r>
+            <w:proofErr w:type="spellEnd"/>
             <w:r>
               <w:rPr>
                 <w:rFonts w:cstheme="minorHAnsi"/>
@@ -874,6 +1209,7 @@
               </w:rPr>
               <w:t>} {</w:t>
             </w:r>
+            <w:proofErr w:type="spellStart"/>
             <w:r>
               <w:rPr>
                 <w:rFonts w:cstheme="minorHAnsi"/>
@@ -882,6 +1218,7 @@
               </w:rPr>
               <w:t>buyerZip</w:t>
             </w:r>
+            <w:proofErr w:type="spellEnd"/>
             <w:r>
               <w:rPr>
                 <w:rFonts w:cstheme="minorHAnsi"/>
@@ -962,6 +1299,7 @@
               </w:rPr>
               <w:t>{</w:t>
             </w:r>
+            <w:proofErr w:type="spellStart"/>
             <w:r>
               <w:rPr>
                 <w:rFonts w:cstheme="minorHAnsi"/>
@@ -970,6 +1308,7 @@
               </w:rPr>
               <w:t>originOfGoods</w:t>
             </w:r>
+            <w:proofErr w:type="spellEnd"/>
             <w:r>
               <w:rPr>
                 <w:rFonts w:cstheme="minorHAnsi"/>
@@ -1002,7 +1341,15 @@
                 <w:sz w:val="20"/>
                 <w:szCs w:val="20"/>
               </w:rPr>
-              <w:t xml:space="preserve">Final Destination: </w:t>
+              <w:t>H.S. Code</w:t>
+            </w:r>
+            <w:r>
+              <w:rPr>
+                <w:rFonts w:cstheme="minorHAnsi"/>
+                <w:sz w:val="20"/>
+                <w:szCs w:val="20"/>
+              </w:rPr>
+              <w:t xml:space="preserve">: </w:t>
             </w:r>
           </w:p>
           <w:p>
@@ -1021,14 +1368,16 @@
               </w:rPr>
               <w:t>{</w:t>
             </w:r>
-            <w:r>
-              <w:rPr>
-                <w:rFonts w:cstheme="minorHAnsi"/>
-                <w:sz w:val="20"/>
-                <w:szCs w:val="20"/>
-              </w:rPr>
-              <w:t>finalDestination</w:t>
-            </w:r>
+            <w:proofErr w:type="spellStart"/>
+            <w:r>
+              <w:rPr>
+                <w:rFonts w:cstheme="minorHAnsi"/>
+                <w:sz w:val="20"/>
+                <w:szCs w:val="20"/>
+              </w:rPr>
+              <w:t>hsCode</w:t>
+            </w:r>
+            <w:proofErr w:type="spellEnd"/>
             <w:r>
               <w:rPr>
                 <w:rFonts w:cstheme="minorHAnsi"/>
@@ -1105,6 +1454,7 @@
               </w:rPr>
               <w:t>{</w:t>
             </w:r>
+            <w:proofErr w:type="spellStart"/>
             <w:r>
               <w:rPr>
                 <w:rFonts w:cstheme="minorHAnsi"/>
@@ -1113,6 +1463,323 @@
               </w:rPr>
               <w:t>termOfDeliveryAndPayment</w:t>
             </w:r>
+            <w:proofErr w:type="spellEnd"/>
+            <w:r>
+              <w:rPr>
+                <w:rFonts w:cstheme="minorHAnsi"/>
+                <w:sz w:val="20"/>
+                <w:szCs w:val="20"/>
+              </w:rPr>
+              <w:t>}</w:t>
+            </w:r>
+          </w:p>
+          <w:p>
+            <w:pPr>
+              <w:rPr>
+                <w:rFonts w:cstheme="minorHAnsi"/>
+                <w:sz w:val="20"/>
+                <w:szCs w:val="20"/>
+              </w:rPr>
+            </w:pPr>
+            <w:r>
+              <w:rPr>
+                <w:rFonts w:cstheme="minorHAnsi"/>
+                <w:sz w:val="20"/>
+                <w:szCs w:val="20"/>
+              </w:rPr>
+              <w:t xml:space="preserve">Bank Name </w:t>
+            </w:r>
+            <w:r>
+              <w:rPr>
+                <w:rFonts w:cstheme="minorHAnsi"/>
+                <w:sz w:val="20"/>
+                <w:szCs w:val="20"/>
+              </w:rPr>
+              <w:t>-</w:t>
+            </w:r>
+            <w:r>
+              <w:rPr>
+                <w:rFonts w:cstheme="minorHAnsi"/>
+                <w:sz w:val="20"/>
+                <w:szCs w:val="20"/>
+              </w:rPr>
+              <w:t xml:space="preserve"> </w:t>
+            </w:r>
+            <w:r>
+              <w:rPr>
+                <w:rFonts w:cstheme="minorHAnsi"/>
+                <w:sz w:val="20"/>
+                <w:szCs w:val="20"/>
+              </w:rPr>
+              <w:t>{</w:t>
+            </w:r>
+            <w:proofErr w:type="spellStart"/>
+            <w:r>
+              <w:rPr>
+                <w:rFonts w:cstheme="minorHAnsi"/>
+                <w:sz w:val="20"/>
+                <w:szCs w:val="20"/>
+              </w:rPr>
+              <w:t>bankName</w:t>
+            </w:r>
+            <w:proofErr w:type="spellEnd"/>
+            <w:r>
+              <w:rPr>
+                <w:rFonts w:cstheme="minorHAnsi"/>
+                <w:sz w:val="20"/>
+                <w:szCs w:val="20"/>
+              </w:rPr>
+              <w:t>}</w:t>
+            </w:r>
+          </w:p>
+          <w:p>
+            <w:pPr>
+              <w:rPr>
+                <w:rFonts w:cstheme="minorHAnsi"/>
+                <w:sz w:val="20"/>
+                <w:szCs w:val="20"/>
+              </w:rPr>
+            </w:pPr>
+            <w:r>
+              <w:rPr>
+                <w:rFonts w:cstheme="minorHAnsi"/>
+                <w:sz w:val="20"/>
+                <w:szCs w:val="20"/>
+              </w:rPr>
+              <w:t xml:space="preserve">Address </w:t>
+            </w:r>
+            <w:r>
+              <w:rPr>
+                <w:rFonts w:cstheme="minorHAnsi"/>
+                <w:sz w:val="20"/>
+                <w:szCs w:val="20"/>
+              </w:rPr>
+              <w:t>-</w:t>
+            </w:r>
+            <w:r>
+              <w:rPr>
+                <w:rFonts w:cstheme="minorHAnsi"/>
+                <w:sz w:val="20"/>
+                <w:szCs w:val="20"/>
+              </w:rPr>
+              <w:t xml:space="preserve"> </w:t>
+            </w:r>
+            <w:r>
+              <w:rPr>
+                <w:rFonts w:cstheme="minorHAnsi"/>
+                <w:sz w:val="20"/>
+                <w:szCs w:val="20"/>
+              </w:rPr>
+              <w:t>{</w:t>
+            </w:r>
+            <w:proofErr w:type="spellStart"/>
+            <w:r>
+              <w:rPr>
+                <w:rFonts w:cstheme="minorHAnsi"/>
+                <w:sz w:val="20"/>
+                <w:szCs w:val="20"/>
+              </w:rPr>
+              <w:t>bankAddress</w:t>
+            </w:r>
+            <w:proofErr w:type="spellEnd"/>
+            <w:r>
+              <w:rPr>
+                <w:rFonts w:cstheme="minorHAnsi"/>
+                <w:sz w:val="20"/>
+                <w:szCs w:val="20"/>
+              </w:rPr>
+              <w:t>}</w:t>
+            </w:r>
+            <w:r>
+              <w:rPr>
+                <w:rFonts w:cstheme="minorHAnsi"/>
+                <w:sz w:val="20"/>
+                <w:szCs w:val="20"/>
+              </w:rPr>
+              <w:t>,</w:t>
+            </w:r>
+            <w:r>
+              <w:rPr>
+                <w:rFonts w:cstheme="minorHAnsi"/>
+                <w:sz w:val="20"/>
+                <w:szCs w:val="20"/>
+              </w:rPr>
+              <w:t xml:space="preserve"> {</w:t>
+            </w:r>
+            <w:proofErr w:type="spellStart"/>
+            <w:r>
+              <w:rPr>
+                <w:rFonts w:cstheme="minorHAnsi"/>
+                <w:sz w:val="20"/>
+                <w:szCs w:val="20"/>
+              </w:rPr>
+              <w:t>bankCity</w:t>
+            </w:r>
+            <w:proofErr w:type="spellEnd"/>
+            <w:r>
+              <w:rPr>
+                <w:rFonts w:cstheme="minorHAnsi"/>
+                <w:sz w:val="20"/>
+                <w:szCs w:val="20"/>
+              </w:rPr>
+              <w:t>}</w:t>
+            </w:r>
+            <w:r>
+              <w:rPr>
+                <w:rFonts w:cstheme="minorHAnsi"/>
+                <w:sz w:val="20"/>
+                <w:szCs w:val="20"/>
+              </w:rPr>
+              <w:t xml:space="preserve"> </w:t>
+            </w:r>
+            <w:r>
+              <w:rPr>
+                <w:rFonts w:cstheme="minorHAnsi"/>
+                <w:sz w:val="20"/>
+                <w:szCs w:val="20"/>
+              </w:rPr>
+              <w:t>-</w:t>
+            </w:r>
+            <w:r>
+              <w:rPr>
+                <w:rFonts w:cstheme="minorHAnsi"/>
+                <w:sz w:val="20"/>
+                <w:szCs w:val="20"/>
+              </w:rPr>
+              <w:t xml:space="preserve"> </w:t>
+            </w:r>
+            <w:r>
+              <w:rPr>
+                <w:rFonts w:cstheme="minorHAnsi"/>
+                <w:sz w:val="20"/>
+                <w:szCs w:val="20"/>
+              </w:rPr>
+              <w:t>{</w:t>
+            </w:r>
+            <w:proofErr w:type="spellStart"/>
+            <w:proofErr w:type="gramStart"/>
+            <w:r>
+              <w:rPr>
+                <w:rFonts w:cstheme="minorHAnsi"/>
+                <w:sz w:val="20"/>
+                <w:szCs w:val="20"/>
+              </w:rPr>
+              <w:t>bankPostalCode</w:t>
+            </w:r>
+            <w:proofErr w:type="spellEnd"/>
+            <w:r>
+              <w:rPr>
+                <w:rFonts w:cstheme="minorHAnsi"/>
+                <w:sz w:val="20"/>
+                <w:szCs w:val="20"/>
+              </w:rPr>
+              <w:t>}</w:t>
+            </w:r>
+            <w:r>
+              <w:rPr>
+                <w:rFonts w:cstheme="minorHAnsi"/>
+                <w:sz w:val="20"/>
+                <w:szCs w:val="20"/>
+              </w:rPr>
+              <w:t xml:space="preserve">   </w:t>
+            </w:r>
+            <w:proofErr w:type="gramEnd"/>
+            <w:r>
+              <w:rPr>
+                <w:rFonts w:cstheme="minorHAnsi"/>
+                <w:sz w:val="20"/>
+                <w:szCs w:val="20"/>
+              </w:rPr>
+              <w:t xml:space="preserve">      SWIFT </w:t>
+            </w:r>
+            <w:proofErr w:type="gramStart"/>
+            <w:r>
+              <w:rPr>
+                <w:rFonts w:cstheme="minorHAnsi"/>
+                <w:sz w:val="20"/>
+                <w:szCs w:val="20"/>
+              </w:rPr>
+              <w:t>C</w:t>
+            </w:r>
+            <w:r>
+              <w:rPr>
+                <w:rFonts w:cstheme="minorHAnsi"/>
+                <w:sz w:val="20"/>
+                <w:szCs w:val="20"/>
+              </w:rPr>
+              <w:t>o</w:t>
+            </w:r>
+            <w:r>
+              <w:rPr>
+                <w:rFonts w:cstheme="minorHAnsi"/>
+                <w:sz w:val="20"/>
+                <w:szCs w:val="20"/>
+              </w:rPr>
+              <w:t>de  -</w:t>
+            </w:r>
+            <w:proofErr w:type="gramEnd"/>
+            <w:r>
+              <w:rPr>
+                <w:rFonts w:cstheme="minorHAnsi"/>
+                <w:sz w:val="20"/>
+                <w:szCs w:val="20"/>
+              </w:rPr>
+              <w:t xml:space="preserve"> {</w:t>
+            </w:r>
+            <w:proofErr w:type="spellStart"/>
+            <w:proofErr w:type="gramStart"/>
+            <w:r>
+              <w:rPr>
+                <w:rFonts w:cstheme="minorHAnsi"/>
+                <w:sz w:val="20"/>
+                <w:szCs w:val="20"/>
+              </w:rPr>
+              <w:t>swiftNumber</w:t>
+            </w:r>
+            <w:proofErr w:type="spellEnd"/>
+            <w:r>
+              <w:rPr>
+                <w:rFonts w:cstheme="minorHAnsi"/>
+                <w:sz w:val="20"/>
+                <w:szCs w:val="20"/>
+              </w:rPr>
+              <w:t>}</w:t>
+            </w:r>
+            <w:r>
+              <w:rPr>
+                <w:rFonts w:cstheme="minorHAnsi"/>
+                <w:sz w:val="20"/>
+                <w:szCs w:val="20"/>
+              </w:rPr>
+              <w:t xml:space="preserve">   </w:t>
+            </w:r>
+            <w:proofErr w:type="gramEnd"/>
+            <w:r>
+              <w:rPr>
+                <w:rFonts w:cstheme="minorHAnsi"/>
+                <w:sz w:val="20"/>
+                <w:szCs w:val="20"/>
+              </w:rPr>
+              <w:t xml:space="preserve">                                                     ACCOUNT NO. </w:t>
+            </w:r>
+            <w:r>
+              <w:rPr>
+                <w:rFonts w:cstheme="minorHAnsi"/>
+                <w:sz w:val="20"/>
+                <w:szCs w:val="20"/>
+              </w:rPr>
+              <w:t>{</w:t>
+            </w:r>
+            <w:proofErr w:type="spellStart"/>
+            <w:r>
+              <w:rPr>
+                <w:rFonts w:cstheme="minorHAnsi"/>
+                <w:sz w:val="20"/>
+                <w:szCs w:val="20"/>
+              </w:rPr>
+              <w:t>acCode</w:t>
+            </w:r>
+            <w:proofErr w:type="spellEnd"/>
             <w:r>
               <w:rPr>
                 <w:rFonts w:cstheme="minorHAnsi"/>
@@ -1149,6 +1816,7 @@
                 <w:szCs w:val="20"/>
               </w:rPr>
             </w:pPr>
+            <w:proofErr w:type="spellStart"/>
             <w:r>
               <w:rPr>
                 <w:rFonts w:ascii="SansSerif" w:hAnsi="SansSerif" w:cs="SansSerif"/>
@@ -1156,7 +1824,17 @@
                 <w:sz w:val="20"/>
                 <w:szCs w:val="20"/>
               </w:rPr>
-              <w:t>Precarriage by:</w:t>
+              <w:t>Precarriage</w:t>
+            </w:r>
+            <w:proofErr w:type="spellEnd"/>
+            <w:r>
+              <w:rPr>
+                <w:rFonts w:ascii="SansSerif" w:hAnsi="SansSerif" w:cs="SansSerif"/>
+                <w:color w:val="000000"/>
+                <w:sz w:val="20"/>
+                <w:szCs w:val="20"/>
+              </w:rPr>
+              <w:t xml:space="preserve"> by:</w:t>
             </w:r>
           </w:p>
           <w:p>
@@ -1176,6 +1854,7 @@
               </w:rPr>
               <w:t>{</w:t>
             </w:r>
+            <w:proofErr w:type="spellStart"/>
             <w:r>
               <w:rPr>
                 <w:rFonts w:cstheme="minorHAnsi"/>
@@ -1184,6 +1863,7 @@
               </w:rPr>
               <w:t>precarriageBy</w:t>
             </w:r>
+            <w:proofErr w:type="spellEnd"/>
             <w:r>
               <w:rPr>
                 <w:rFonts w:cstheme="minorHAnsi"/>
@@ -1245,6 +1925,7 @@
               </w:rPr>
               <w:t>{</w:t>
             </w:r>
+            <w:proofErr w:type="spellStart"/>
             <w:r>
               <w:rPr>
                 <w:rFonts w:ascii="SansSerif" w:hAnsi="SansSerif" w:cs="SansSerif"/>
@@ -1254,6 +1935,7 @@
               </w:rPr>
               <w:t>placeOfReceipt</w:t>
             </w:r>
+            <w:proofErr w:type="spellEnd"/>
             <w:r>
               <w:rPr>
                 <w:rFonts w:ascii="SansSerif" w:hAnsi="SansSerif" w:cs="SansSerif"/>
@@ -1344,6 +2026,7 @@
               </w:rPr>
               <w:t>{</w:t>
             </w:r>
+            <w:proofErr w:type="spellStart"/>
             <w:r>
               <w:rPr>
                 <w:rFonts w:ascii="SansSerif" w:hAnsi="SansSerif" w:cs="SansSerif"/>
@@ -1353,6 +2036,7 @@
               </w:rPr>
               <w:t>vesselNo</w:t>
             </w:r>
+            <w:proofErr w:type="spellEnd"/>
             <w:r>
               <w:rPr>
                 <w:rFonts w:ascii="SansSerif" w:hAnsi="SansSerif" w:cs="SansSerif"/>
@@ -1415,6 +2099,7 @@
               </w:rPr>
               <w:t>{</w:t>
             </w:r>
+            <w:proofErr w:type="spellStart"/>
             <w:r>
               <w:rPr>
                 <w:rFonts w:ascii="SansSerif" w:hAnsi="SansSerif" w:cs="SansSerif"/>
@@ -1424,6 +2109,7 @@
               </w:rPr>
               <w:t>portOfLoading</w:t>
             </w:r>
+            <w:proofErr w:type="spellEnd"/>
             <w:r>
               <w:rPr>
                 <w:rFonts w:ascii="SansSerif" w:hAnsi="SansSerif" w:cs="SansSerif"/>
@@ -1509,6 +2195,7 @@
               </w:rPr>
               <w:t>{</w:t>
             </w:r>
+            <w:proofErr w:type="spellStart"/>
             <w:r>
               <w:rPr>
                 <w:rFonts w:ascii="SansSerif" w:hAnsi="SansSerif" w:cs="SansSerif"/>
@@ -1518,6 +2205,7 @@
               </w:rPr>
               <w:t>portOfDischarge</w:t>
             </w:r>
+            <w:proofErr w:type="spellEnd"/>
             <w:r>
               <w:rPr>
                 <w:rFonts w:ascii="SansSerif" w:hAnsi="SansSerif" w:cs="SansSerif"/>
@@ -1547,6 +2235,7 @@
                 <w:szCs w:val="20"/>
               </w:rPr>
             </w:pPr>
+            <w:proofErr w:type="gramStart"/>
             <w:r>
               <w:rPr>
                 <w:rFonts w:ascii="SansSerif" w:hAnsi="SansSerif" w:cs="SansSerif"/>
@@ -1554,28 +2243,29 @@
                 <w:sz w:val="20"/>
                 <w:szCs w:val="20"/>
               </w:rPr>
-              <w:t>Final Destination:</w:t>
-            </w:r>
-          </w:p>
-          <w:p>
-            <w:pPr>
-              <w:spacing w:line="276" w:lineRule="auto"/>
+              <w:t>Final Destination</w:t>
+            </w:r>
+            <w:proofErr w:type="gramEnd"/>
+            <w:r>
               <w:rPr>
                 <w:rFonts w:ascii="SansSerif" w:hAnsi="SansSerif" w:cs="SansSerif"/>
                 <w:color w:val="000000"/>
                 <w:sz w:val="20"/>
                 <w:szCs w:val="20"/>
               </w:rPr>
-            </w:pPr>
-            <w:r>
+              <w:t>:</w:t>
+            </w:r>
+          </w:p>
+          <w:p>
+            <w:pPr>
+              <w:spacing w:line="276" w:lineRule="auto"/>
               <w:rPr>
                 <w:rFonts w:ascii="SansSerif" w:hAnsi="SansSerif" w:cs="SansSerif"/>
                 <w:color w:val="000000"/>
                 <w:sz w:val="20"/>
                 <w:szCs w:val="20"/>
               </w:rPr>
-              <w:t>{</w:t>
-            </w:r>
+            </w:pPr>
             <w:r>
               <w:rPr>
                 <w:rFonts w:ascii="SansSerif" w:hAnsi="SansSerif" w:cs="SansSerif"/>
@@ -1583,8 +2273,19 @@
                 <w:sz w:val="20"/>
                 <w:szCs w:val="20"/>
               </w:rPr>
+              <w:t>{</w:t>
+            </w:r>
+            <w:proofErr w:type="spellStart"/>
+            <w:r>
+              <w:rPr>
+                <w:rFonts w:ascii="SansSerif" w:hAnsi="SansSerif" w:cs="SansSerif"/>
+                <w:color w:val="000000"/>
+                <w:sz w:val="20"/>
+                <w:szCs w:val="20"/>
+              </w:rPr>
               <w:t>finalDestination</w:t>
             </w:r>
+            <w:proofErr w:type="spellEnd"/>
             <w:r>
               <w:rPr>
                 <w:rFonts w:ascii="SansSerif" w:hAnsi="SansSerif" w:cs="SansSerif"/>
@@ -1655,6 +2356,7 @@
               </w:rPr>
               <w:t>{</w:t>
             </w:r>
+            <w:proofErr w:type="spellStart"/>
             <w:r>
               <w:rPr>
                 <w:rFonts w:cstheme="minorHAnsi"/>
@@ -1663,6 +2365,7 @@
               </w:rPr>
               <w:t>privateRemark</w:t>
             </w:r>
+            <w:proofErr w:type="spellEnd"/>
             <w:r>
               <w:rPr>
                 <w:rFonts w:cstheme="minorHAnsi"/>
@@ -1929,7 +2632,29 @@
                       <w:sz w:val="19"/>
                       <w:szCs w:val="19"/>
                     </w:rPr>
-                    <w:t>{currencyChar}</w:t>
+                    <w:t>{</w:t>
+                  </w:r>
+                  <w:proofErr w:type="spellStart"/>
+                  <w:r>
+                    <w:rPr>
+                      <w:rFonts w:cstheme="minorHAnsi"/>
+                      <w:b/>
+                      <w:bCs/>
+                      <w:sz w:val="19"/>
+                      <w:szCs w:val="19"/>
+                    </w:rPr>
+                    <w:t>currencyChar</w:t>
+                  </w:r>
+                  <w:proofErr w:type="spellEnd"/>
+                  <w:r>
+                    <w:rPr>
+                      <w:rFonts w:cstheme="minorHAnsi"/>
+                      <w:b/>
+                      <w:bCs/>
+                      <w:sz w:val="19"/>
+                      <w:szCs w:val="19"/>
+                    </w:rPr>
+                    <w:t>}</w:t>
                   </w:r>
                 </w:p>
               </w:tc>
@@ -1984,7 +2709,29 @@
                       <w:sz w:val="19"/>
                       <w:szCs w:val="19"/>
                     </w:rPr>
-                    <w:t>{currencyChar}</w:t>
+                    <w:t>{</w:t>
+                  </w:r>
+                  <w:proofErr w:type="spellStart"/>
+                  <w:r>
+                    <w:rPr>
+                      <w:rFonts w:cstheme="minorHAnsi"/>
+                      <w:b/>
+                      <w:bCs/>
+                      <w:sz w:val="19"/>
+                      <w:szCs w:val="19"/>
+                    </w:rPr>
+                    <w:t>currencyChar</w:t>
+                  </w:r>
+                  <w:proofErr w:type="spellEnd"/>
+                  <w:r>
+                    <w:rPr>
+                      <w:rFonts w:cstheme="minorHAnsi"/>
+                      <w:b/>
+                      <w:bCs/>
+                      <w:sz w:val="19"/>
+                      <w:szCs w:val="19"/>
+                    </w:rPr>
+                    <w:t>}</w:t>
                   </w:r>
                 </w:p>
               </w:tc>
@@ -2015,7 +2762,34 @@
                       <w:sz w:val="20"/>
                       <w:szCs w:val="20"/>
                     </w:rPr>
-                    <w:t>{#IPItems}{#showThickness}</w:t>
+                    <w:t>{#</w:t>
+                  </w:r>
+                  <w:proofErr w:type="gramStart"/>
+                  <w:r>
+                    <w:rPr>
+                      <w:rFonts w:cstheme="minorHAnsi"/>
+                      <w:sz w:val="20"/>
+                      <w:szCs w:val="20"/>
+                    </w:rPr>
+                    <w:t>IPItems}{</w:t>
+                  </w:r>
+                  <w:proofErr w:type="gramEnd"/>
+                  <w:r>
+                    <w:rPr>
+                      <w:rFonts w:cstheme="minorHAnsi"/>
+                      <w:sz w:val="20"/>
+                      <w:szCs w:val="20"/>
+                    </w:rPr>
+                    <w:t>#</w:t>
+                  </w:r>
+                  <w:proofErr w:type="gramStart"/>
+                  <w:r>
+                    <w:rPr>
+                      <w:rFonts w:cstheme="minorHAnsi"/>
+                      <w:sz w:val="20"/>
+                      <w:szCs w:val="20"/>
+                    </w:rPr>
+                    <w:t>showThickness}</w:t>
                   </w:r>
                   <w:r>
                     <w:rPr>
@@ -2025,7 +2799,18 @@
                       <w:sz w:val="20"/>
                       <w:szCs w:val="20"/>
                     </w:rPr>
-                    <w:t>{thicknessDetail</w:t>
+                    <w:t>{</w:t>
+                  </w:r>
+                  <w:proofErr w:type="gramEnd"/>
+                  <w:r>
+                    <w:rPr>
+                      <w:rFonts w:cstheme="minorHAnsi"/>
+                      <w:b/>
+                      <w:bCs/>
+                      <w:sz w:val="20"/>
+                      <w:szCs w:val="20"/>
+                    </w:rPr>
+                    <w:t>thicknessDetail</w:t>
                   </w:r>
                   <w:r>
                     <w:rPr>
@@ -2055,7 +2840,73 @@
                       <w:sz w:val="20"/>
                       <w:szCs w:val="20"/>
                     </w:rPr>
-                    <w:t>{length} X {width} X {height} MM  {#fsc} – {fsc}{/fsc}</w:t>
+                    <w:t xml:space="preserve">{length} X {width} X {height} </w:t>
+                  </w:r>
+                  <w:proofErr w:type="gramStart"/>
+                  <w:r>
+                    <w:rPr>
+                      <w:rFonts w:cstheme="minorHAnsi"/>
+                      <w:b/>
+                      <w:bCs/>
+                      <w:sz w:val="20"/>
+                      <w:szCs w:val="20"/>
+                    </w:rPr>
+                    <w:t>MM  {</w:t>
+                  </w:r>
+                  <w:proofErr w:type="gramEnd"/>
+                  <w:r>
+                    <w:rPr>
+                      <w:rFonts w:cstheme="minorHAnsi"/>
+                      <w:b/>
+                      <w:bCs/>
+                      <w:sz w:val="20"/>
+                      <w:szCs w:val="20"/>
+                    </w:rPr>
+                    <w:t>#fsc} – {</w:t>
+                  </w:r>
+                  <w:proofErr w:type="spellStart"/>
+                  <w:r>
+                    <w:rPr>
+                      <w:rFonts w:cstheme="minorHAnsi"/>
+                      <w:b/>
+                      <w:bCs/>
+                      <w:sz w:val="20"/>
+                      <w:szCs w:val="20"/>
+                    </w:rPr>
+                    <w:t>fsc</w:t>
+                  </w:r>
+                  <w:proofErr w:type="spellEnd"/>
+                  <w:r>
+                    <w:rPr>
+                      <w:rFonts w:cstheme="minorHAnsi"/>
+                      <w:b/>
+                      <w:bCs/>
+                      <w:sz w:val="20"/>
+                      <w:szCs w:val="20"/>
+                    </w:rPr>
+                    <w:t>}{/</w:t>
+                  </w:r>
+                  <w:proofErr w:type="spellStart"/>
+                  <w:r>
+                    <w:rPr>
+                      <w:rFonts w:cstheme="minorHAnsi"/>
+                      <w:b/>
+                      <w:bCs/>
+                      <w:sz w:val="20"/>
+                      <w:szCs w:val="20"/>
+                    </w:rPr>
+                    <w:t>fsc</w:t>
+                  </w:r>
+                  <w:proofErr w:type="spellEnd"/>
+                  <w:r>
+                    <w:rPr>
+                      <w:rFonts w:cstheme="minorHAnsi"/>
+                      <w:b/>
+                      <w:bCs/>
+                      <w:sz w:val="20"/>
+                      <w:szCs w:val="20"/>
+                    </w:rPr>
+                    <w:t>}</w:t>
                   </w:r>
                 </w:p>
               </w:tc>
@@ -2139,7 +2990,61 @@
                       <w:sz w:val="18"/>
                       <w:szCs w:val="18"/>
                     </w:rPr>
-                    <w:t>{#invoices}{containerFrom}{#containerTo} to {containerTo}{/containerTo}</w:t>
+                    <w:t>{#</w:t>
+                  </w:r>
+                  <w:proofErr w:type="gramStart"/>
+                  <w:r>
+                    <w:rPr>
+                      <w:rFonts w:ascii="Arial" w:hAnsi="Arial" w:cs="Arial"/>
+                      <w:sz w:val="18"/>
+                      <w:szCs w:val="18"/>
+                    </w:rPr>
+                    <w:t>invoices}{</w:t>
+                  </w:r>
+                  <w:proofErr w:type="gramEnd"/>
+                  <w:r>
+                    <w:rPr>
+                      <w:rFonts w:ascii="Arial" w:hAnsi="Arial" w:cs="Arial"/>
+                      <w:sz w:val="18"/>
+                      <w:szCs w:val="18"/>
+                    </w:rPr>
+                    <w:t>containerFrom}{#containerTo} to {</w:t>
+                  </w:r>
+                  <w:proofErr w:type="spellStart"/>
+                  <w:r>
+                    <w:rPr>
+                      <w:rFonts w:ascii="Arial" w:hAnsi="Arial" w:cs="Arial"/>
+                      <w:sz w:val="18"/>
+                      <w:szCs w:val="18"/>
+                    </w:rPr>
+                    <w:t>containerTo</w:t>
+                  </w:r>
+                  <w:proofErr w:type="spellEnd"/>
+                  <w:r>
+                    <w:rPr>
+                      <w:rFonts w:ascii="Arial" w:hAnsi="Arial" w:cs="Arial"/>
+                      <w:sz w:val="18"/>
+                      <w:szCs w:val="18"/>
+                    </w:rPr>
+                    <w:t>}{/</w:t>
+                  </w:r>
+                  <w:proofErr w:type="spellStart"/>
+                  <w:r>
+                    <w:rPr>
+                      <w:rFonts w:ascii="Arial" w:hAnsi="Arial" w:cs="Arial"/>
+                      <w:sz w:val="18"/>
+                      <w:szCs w:val="18"/>
+                    </w:rPr>
+                    <w:t>containerTo</w:t>
+                  </w:r>
+                  <w:proofErr w:type="spellEnd"/>
+                  <w:r>
+                    <w:rPr>
+                      <w:rFonts w:ascii="Arial" w:hAnsi="Arial" w:cs="Arial"/>
+                      <w:sz w:val="18"/>
+                      <w:szCs w:val="18"/>
+                    </w:rPr>
+                    <w:t>}</w:t>
                   </w:r>
                 </w:p>
               </w:tc>
@@ -2168,14 +3073,32 @@
                       <w:sz w:val="18"/>
                       <w:szCs w:val="18"/>
                     </w:rPr>
-                    <w:t>{materialGrade}</w:t>
-                  </w:r>
+                    <w:t>{</w:t>
+                  </w:r>
+                  <w:proofErr w:type="spellStart"/>
                   <w:r>
                     <w:rPr>
                       <w:rFonts w:ascii="Arial" w:hAnsi="Arial" w:cs="Arial"/>
                       <w:sz w:val="18"/>
                       <w:szCs w:val="18"/>
                     </w:rPr>
+                    <w:t>materialGrade</w:t>
+                  </w:r>
+                  <w:proofErr w:type="spellEnd"/>
+                  <w:r>
+                    <w:rPr>
+                      <w:rFonts w:ascii="Arial" w:hAnsi="Arial" w:cs="Arial"/>
+                      <w:sz w:val="18"/>
+                      <w:szCs w:val="18"/>
+                    </w:rPr>
+                    <w:t>}</w:t>
+                  </w:r>
+                  <w:r>
+                    <w:rPr>
+                      <w:rFonts w:ascii="Arial" w:hAnsi="Arial" w:cs="Arial"/>
+                      <w:sz w:val="18"/>
+                      <w:szCs w:val="18"/>
+                    </w:rPr>
                     <w:t xml:space="preserve"> </w:t>
                   </w:r>
                   <w:r>
@@ -2184,7 +3107,25 @@
                       <w:sz w:val="18"/>
                       <w:szCs w:val="18"/>
                     </w:rPr>
-                    <w:t>{brandName}</w:t>
+                    <w:t>{</w:t>
+                  </w:r>
+                  <w:proofErr w:type="spellStart"/>
+                  <w:r>
+                    <w:rPr>
+                      <w:rFonts w:ascii="Arial" w:hAnsi="Arial" w:cs="Arial"/>
+                      <w:sz w:val="18"/>
+                      <w:szCs w:val="18"/>
+                    </w:rPr>
+                    <w:t>brandName</w:t>
+                  </w:r>
+                  <w:proofErr w:type="spellEnd"/>
+                  <w:r>
+                    <w:rPr>
+                      <w:rFonts w:ascii="Arial" w:hAnsi="Arial" w:cs="Arial"/>
+                      <w:sz w:val="18"/>
+                      <w:szCs w:val="18"/>
+                    </w:rPr>
+                    <w:t>}</w:t>
                   </w:r>
                 </w:p>
               </w:tc>
@@ -2213,7 +3154,25 @@
                       <w:sz w:val="18"/>
                       <w:szCs w:val="18"/>
                     </w:rPr>
-                    <w:t>{designType}</w:t>
+                    <w:t>{</w:t>
+                  </w:r>
+                  <w:proofErr w:type="spellStart"/>
+                  <w:r>
+                    <w:rPr>
+                      <w:rFonts w:ascii="Arial" w:hAnsi="Arial" w:cs="Arial"/>
+                      <w:sz w:val="18"/>
+                      <w:szCs w:val="18"/>
+                    </w:rPr>
+                    <w:t>designType</w:t>
+                  </w:r>
+                  <w:proofErr w:type="spellEnd"/>
+                  <w:r>
+                    <w:rPr>
+                      <w:rFonts w:ascii="Arial" w:hAnsi="Arial" w:cs="Arial"/>
+                      <w:sz w:val="18"/>
+                      <w:szCs w:val="18"/>
+                    </w:rPr>
+                    <w:t>}</w:t>
                   </w:r>
                 </w:p>
               </w:tc>
@@ -2241,7 +3200,25 @@
                       <w:sz w:val="18"/>
                       <w:szCs w:val="18"/>
                     </w:rPr>
-                    <w:t>{finishType}</w:t>
+                    <w:t>{</w:t>
+                  </w:r>
+                  <w:proofErr w:type="spellStart"/>
+                  <w:r>
+                    <w:rPr>
+                      <w:rFonts w:ascii="Arial" w:hAnsi="Arial" w:cs="Arial"/>
+                      <w:sz w:val="18"/>
+                      <w:szCs w:val="18"/>
+                    </w:rPr>
+                    <w:t>finishType</w:t>
+                  </w:r>
+                  <w:proofErr w:type="spellEnd"/>
+                  <w:r>
+                    <w:rPr>
+                      <w:rFonts w:ascii="Arial" w:hAnsi="Arial" w:cs="Arial"/>
+                      <w:sz w:val="18"/>
+                      <w:szCs w:val="18"/>
+                    </w:rPr>
+                    <w:t>}</w:t>
                   </w:r>
                 </w:p>
               </w:tc>
@@ -2318,7 +3295,25 @@
                       <w:sz w:val="18"/>
                       <w:szCs w:val="18"/>
                     </w:rPr>
-                    <w:t>{value} {/invoices} {/IPItems}</w:t>
+                    <w:t>{value} {/invoices} {/</w:t>
+                  </w:r>
+                  <w:proofErr w:type="spellStart"/>
+                  <w:r>
+                    <w:rPr>
+                      <w:rFonts w:ascii="Arial" w:hAnsi="Arial" w:cs="Arial"/>
+                      <w:sz w:val="18"/>
+                      <w:szCs w:val="18"/>
+                    </w:rPr>
+                    <w:t>IPItems</w:t>
+                  </w:r>
+                  <w:proofErr w:type="spellEnd"/>
+                  <w:r>
+                    <w:rPr>
+                      <w:rFonts w:ascii="Arial" w:hAnsi="Arial" w:cs="Arial"/>
+                      <w:sz w:val="18"/>
+                      <w:szCs w:val="18"/>
+                    </w:rPr>
+                    <w:t>}</w:t>
                   </w:r>
                 </w:p>
               </w:tc>
@@ -2351,7 +3346,29 @@
                       <w:sz w:val="18"/>
                       <w:szCs w:val="18"/>
                     </w:rPr>
-                    <w:t>{#isSampleBox}SAMPLE BOX{/isSampleBox}</w:t>
+                    <w:t>{#isSampleBox}SAMPLE BOX{/</w:t>
+                  </w:r>
+                  <w:proofErr w:type="spellStart"/>
+                  <w:r>
+                    <w:rPr>
+                      <w:rFonts w:ascii="Arial" w:hAnsi="Arial" w:cs="Arial"/>
+                      <w:b/>
+                      <w:bCs/>
+                      <w:sz w:val="18"/>
+                      <w:szCs w:val="18"/>
+                    </w:rPr>
+                    <w:t>isSampleBox</w:t>
+                  </w:r>
+                  <w:proofErr w:type="spellEnd"/>
+                  <w:r>
+                    <w:rPr>
+                      <w:rFonts w:ascii="Arial" w:hAnsi="Arial" w:cs="Arial"/>
+                      <w:b/>
+                      <w:bCs/>
+                      <w:sz w:val="18"/>
+                      <w:szCs w:val="18"/>
+                    </w:rPr>
+                    <w:t>}</w:t>
                   </w:r>
                 </w:p>
               </w:tc>
@@ -2437,7 +3454,61 @@
                       <w:sz w:val="18"/>
                       <w:szCs w:val="18"/>
                     </w:rPr>
-                    <w:t>{#sampleBox}{containerFrom}{#containerTo} to {containerTo} {/containerTo}</w:t>
+                    <w:t>{#</w:t>
+                  </w:r>
+                  <w:proofErr w:type="gramStart"/>
+                  <w:r>
+                    <w:rPr>
+                      <w:rFonts w:ascii="Arial" w:hAnsi="Arial" w:cs="Arial"/>
+                      <w:sz w:val="18"/>
+                      <w:szCs w:val="18"/>
+                    </w:rPr>
+                    <w:t>sampleBox}{</w:t>
+                  </w:r>
+                  <w:proofErr w:type="gramEnd"/>
+                  <w:r>
+                    <w:rPr>
+                      <w:rFonts w:ascii="Arial" w:hAnsi="Arial" w:cs="Arial"/>
+                      <w:sz w:val="18"/>
+                      <w:szCs w:val="18"/>
+                    </w:rPr>
+                    <w:t>containerFrom}{#containerTo} to {</w:t>
+                  </w:r>
+                  <w:proofErr w:type="spellStart"/>
+                  <w:r>
+                    <w:rPr>
+                      <w:rFonts w:ascii="Arial" w:hAnsi="Arial" w:cs="Arial"/>
+                      <w:sz w:val="18"/>
+                      <w:szCs w:val="18"/>
+                    </w:rPr>
+                    <w:t>containerTo</w:t>
+                  </w:r>
+                  <w:proofErr w:type="spellEnd"/>
+                  <w:r>
+                    <w:rPr>
+                      <w:rFonts w:ascii="Arial" w:hAnsi="Arial" w:cs="Arial"/>
+                      <w:sz w:val="18"/>
+                      <w:szCs w:val="18"/>
+                    </w:rPr>
+                    <w:t>} {/</w:t>
+                  </w:r>
+                  <w:proofErr w:type="spellStart"/>
+                  <w:r>
+                    <w:rPr>
+                      <w:rFonts w:ascii="Arial" w:hAnsi="Arial" w:cs="Arial"/>
+                      <w:sz w:val="18"/>
+                      <w:szCs w:val="18"/>
+                    </w:rPr>
+                    <w:t>containerTo</w:t>
+                  </w:r>
+                  <w:proofErr w:type="spellEnd"/>
+                  <w:r>
+                    <w:rPr>
+                      <w:rFonts w:ascii="Arial" w:hAnsi="Arial" w:cs="Arial"/>
+                      <w:sz w:val="18"/>
+                      <w:szCs w:val="18"/>
+                    </w:rPr>
+                    <w:t>}</w:t>
                   </w:r>
                 </w:p>
               </w:tc>
@@ -2467,7 +3538,81 @@
                       <w:sz w:val="18"/>
                       <w:szCs w:val="18"/>
                     </w:rPr>
-                    <w:t>{materialGrade}  {brandName}  {designType}  {finishType}</w:t>
+                    <w:t>{</w:t>
+                  </w:r>
+                  <w:proofErr w:type="spellStart"/>
+                  <w:proofErr w:type="gramStart"/>
+                  <w:r>
+                    <w:rPr>
+                      <w:rFonts w:ascii="Arial" w:hAnsi="Arial" w:cs="Arial"/>
+                      <w:sz w:val="18"/>
+                      <w:szCs w:val="18"/>
+                    </w:rPr>
+                    <w:t>materialGrade</w:t>
+                  </w:r>
+                  <w:proofErr w:type="spellEnd"/>
+                  <w:r>
+                    <w:rPr>
+                      <w:rFonts w:ascii="Arial" w:hAnsi="Arial" w:cs="Arial"/>
+                      <w:sz w:val="18"/>
+                      <w:szCs w:val="18"/>
+                    </w:rPr>
+                    <w:t>}  {</w:t>
+                  </w:r>
+                  <w:proofErr w:type="spellStart"/>
+                  <w:r>
+                    <w:rPr>
+                      <w:rFonts w:ascii="Arial" w:hAnsi="Arial" w:cs="Arial"/>
+                      <w:sz w:val="18"/>
+                      <w:szCs w:val="18"/>
+                    </w:rPr>
+                    <w:t>brandName</w:t>
+                  </w:r>
+                  <w:proofErr w:type="spellEnd"/>
+                  <w:r>
+                    <w:rPr>
+                      <w:rFonts w:ascii="Arial" w:hAnsi="Arial" w:cs="Arial"/>
+                      <w:sz w:val="18"/>
+                      <w:szCs w:val="18"/>
+                    </w:rPr>
+                    <w:t>}  {</w:t>
+                  </w:r>
+                  <w:proofErr w:type="spellStart"/>
+                  <w:r>
+                    <w:rPr>
+                      <w:rFonts w:ascii="Arial" w:hAnsi="Arial" w:cs="Arial"/>
+                      <w:sz w:val="18"/>
+                      <w:szCs w:val="18"/>
+                    </w:rPr>
+                    <w:t>designType</w:t>
+                  </w:r>
+                  <w:proofErr w:type="spellEnd"/>
+                  <w:r>
+                    <w:rPr>
+                      <w:rFonts w:ascii="Arial" w:hAnsi="Arial" w:cs="Arial"/>
+                      <w:sz w:val="18"/>
+                      <w:szCs w:val="18"/>
+                    </w:rPr>
+                    <w:t>}  {</w:t>
+                  </w:r>
+                  <w:proofErr w:type="spellStart"/>
+                  <w:proofErr w:type="gramEnd"/>
+                  <w:r>
+                    <w:rPr>
+                      <w:rFonts w:ascii="Arial" w:hAnsi="Arial" w:cs="Arial"/>
+                      <w:sz w:val="18"/>
+                      <w:szCs w:val="18"/>
+                    </w:rPr>
+                    <w:t>finishType</w:t>
+                  </w:r>
+                  <w:proofErr w:type="spellEnd"/>
+                  <w:r>
+                    <w:rPr>
+                      <w:rFonts w:ascii="Arial" w:hAnsi="Arial" w:cs="Arial"/>
+                      <w:sz w:val="18"/>
+                      <w:szCs w:val="18"/>
+                    </w:rPr>
+                    <w:t>}</w:t>
                   </w:r>
                 </w:p>
               </w:tc>
@@ -2552,7 +3697,25 @@
                       <w:sz w:val="18"/>
                       <w:szCs w:val="18"/>
                     </w:rPr>
-                    <w:t>{/sampleBox}</w:t>
+                    <w:t>{/</w:t>
+                  </w:r>
+                  <w:proofErr w:type="spellStart"/>
+                  <w:r>
+                    <w:rPr>
+                      <w:rFonts w:ascii="Arial" w:hAnsi="Arial" w:cs="Arial"/>
+                      <w:sz w:val="18"/>
+                      <w:szCs w:val="18"/>
+                    </w:rPr>
+                    <w:t>sampleBox</w:t>
+                  </w:r>
+                  <w:proofErr w:type="spellEnd"/>
+                  <w:r>
+                    <w:rPr>
+                      <w:rFonts w:ascii="Arial" w:hAnsi="Arial" w:cs="Arial"/>
+                      <w:sz w:val="18"/>
+                      <w:szCs w:val="18"/>
+                    </w:rPr>
+                    <w:t>}</w:t>
                   </w:r>
                 </w:p>
               </w:tc>
@@ -2602,6 +3765,7 @@
               </w:rPr>
               <w:t>{</w:t>
             </w:r>
+            <w:proofErr w:type="spellStart"/>
             <w:r>
               <w:rPr>
                 <w:rFonts w:cstheme="minorHAnsi"/>
@@ -2610,6 +3774,7 @@
               </w:rPr>
               <w:t>totalAmount</w:t>
             </w:r>
+            <w:proofErr w:type="spellEnd"/>
             <w:r>
               <w:rPr>
                 <w:rFonts w:cstheme="minorHAnsi"/>
@@ -2800,7 +3965,25 @@
                 <w:szCs w:val="20"/>
               </w:rPr>
               <w:lastRenderedPageBreak/>
-              <w:t>{totalAddition}</w:t>
+              <w:t>{</w:t>
+            </w:r>
+            <w:proofErr w:type="spellStart"/>
+            <w:r>
+              <w:rPr>
+                <w:rFonts w:cstheme="minorHAnsi"/>
+                <w:sz w:val="20"/>
+                <w:szCs w:val="20"/>
+              </w:rPr>
+              <w:t>totalAddition</w:t>
+            </w:r>
+            <w:proofErr w:type="spellEnd"/>
+            <w:r>
+              <w:rPr>
+                <w:rFonts w:cstheme="minorHAnsi"/>
+                <w:sz w:val="20"/>
+                <w:szCs w:val="20"/>
+              </w:rPr>
+              <w:t>}</w:t>
             </w:r>
           </w:p>
           <w:p>
@@ -2820,7 +4003,25 @@
                 <w:sz w:val="20"/>
                 <w:szCs w:val="20"/>
               </w:rPr>
-              <w:t>{totalDiscount}</w:t>
+              <w:t>{</w:t>
+            </w:r>
+            <w:proofErr w:type="spellStart"/>
+            <w:r>
+              <w:rPr>
+                <w:rFonts w:cstheme="minorHAnsi"/>
+                <w:sz w:val="20"/>
+                <w:szCs w:val="20"/>
+              </w:rPr>
+              <w:t>totalDiscount</w:t>
+            </w:r>
+            <w:proofErr w:type="spellEnd"/>
+            <w:r>
+              <w:rPr>
+                <w:rFonts w:cstheme="minorHAnsi"/>
+                <w:sz w:val="20"/>
+                <w:szCs w:val="20"/>
+              </w:rPr>
+              <w:t>}</w:t>
             </w:r>
           </w:p>
           <w:p>
@@ -2877,15 +4078,52 @@
                 <w:szCs w:val="20"/>
               </w:rPr>
               <w:lastRenderedPageBreak/>
-              <w:t xml:space="preserve">Total {deliveryTerms} </w:t>
-            </w:r>
-            <w:r>
-              <w:rPr>
-                <w:rFonts w:cstheme="minorHAnsi"/>
-                <w:sz w:val="20"/>
-                <w:szCs w:val="20"/>
-              </w:rPr>
-              <w:t>{dischargeTerms}</w:t>
+              <w:t>Total {</w:t>
+            </w:r>
+            <w:proofErr w:type="spellStart"/>
+            <w:r>
+              <w:rPr>
+                <w:rFonts w:cstheme="minorHAnsi"/>
+                <w:sz w:val="20"/>
+                <w:szCs w:val="20"/>
+              </w:rPr>
+              <w:t>deliveryTerms</w:t>
+            </w:r>
+            <w:proofErr w:type="spellEnd"/>
+            <w:r>
+              <w:rPr>
+                <w:rFonts w:cstheme="minorHAnsi"/>
+                <w:sz w:val="20"/>
+                <w:szCs w:val="20"/>
+              </w:rPr>
+              <w:t xml:space="preserve">} </w:t>
+            </w:r>
+            <w:r>
+              <w:rPr>
+                <w:rFonts w:cstheme="minorHAnsi"/>
+                <w:sz w:val="20"/>
+                <w:szCs w:val="20"/>
+              </w:rPr>
+              <w:t>{</w:t>
+            </w:r>
+            <w:proofErr w:type="spellStart"/>
+            <w:proofErr w:type="gramStart"/>
+            <w:r>
+              <w:rPr>
+                <w:rFonts w:cstheme="minorHAnsi"/>
+                <w:sz w:val="20"/>
+                <w:szCs w:val="20"/>
+              </w:rPr>
+              <w:t>dischargeTerms</w:t>
+            </w:r>
+            <w:proofErr w:type="spellEnd"/>
+            <w:r>
+              <w:rPr>
+                <w:rFonts w:cstheme="minorHAnsi"/>
+                <w:sz w:val="20"/>
+                <w:szCs w:val="20"/>
+              </w:rPr>
+              <w:t>}</w:t>
             </w:r>
             <w:r>
               <w:rPr>
@@ -2901,7 +4139,44 @@
                 <w:sz w:val="20"/>
                 <w:szCs w:val="20"/>
               </w:rPr>
-              <w:t xml:space="preserve"> {currencyChar} {netAmountWords}</w:t>
+              <w:t xml:space="preserve"> {</w:t>
+            </w:r>
+            <w:proofErr w:type="spellStart"/>
+            <w:proofErr w:type="gramEnd"/>
+            <w:r>
+              <w:rPr>
+                <w:rFonts w:cstheme="minorHAnsi"/>
+                <w:sz w:val="20"/>
+                <w:szCs w:val="20"/>
+              </w:rPr>
+              <w:t>currencyChar</w:t>
+            </w:r>
+            <w:proofErr w:type="spellEnd"/>
+            <w:r>
+              <w:rPr>
+                <w:rFonts w:cstheme="minorHAnsi"/>
+                <w:sz w:val="20"/>
+                <w:szCs w:val="20"/>
+              </w:rPr>
+              <w:t>} {</w:t>
+            </w:r>
+            <w:proofErr w:type="spellStart"/>
+            <w:r>
+              <w:rPr>
+                <w:rFonts w:cstheme="minorHAnsi"/>
+                <w:sz w:val="20"/>
+                <w:szCs w:val="20"/>
+              </w:rPr>
+              <w:t>netAmountWords</w:t>
+            </w:r>
+            <w:proofErr w:type="spellEnd"/>
+            <w:r>
+              <w:rPr>
+                <w:rFonts w:cstheme="minorHAnsi"/>
+                <w:sz w:val="20"/>
+                <w:szCs w:val="20"/>
+              </w:rPr>
+              <w:t>}</w:t>
             </w:r>
             <w:r>
               <w:rPr>
@@ -2948,7 +4223,25 @@
                 <w:sz w:val="20"/>
                 <w:szCs w:val="20"/>
               </w:rPr>
-              <w:t>{netAmount}</w:t>
+              <w:t>{</w:t>
+            </w:r>
+            <w:proofErr w:type="spellStart"/>
+            <w:r>
+              <w:rPr>
+                <w:rFonts w:cstheme="minorHAnsi"/>
+                <w:sz w:val="20"/>
+                <w:szCs w:val="20"/>
+              </w:rPr>
+              <w:t>netAmount</w:t>
+            </w:r>
+            <w:proofErr w:type="spellEnd"/>
+            <w:r>
+              <w:rPr>
+                <w:rFonts w:cstheme="minorHAnsi"/>
+                <w:sz w:val="20"/>
+                <w:szCs w:val="20"/>
+              </w:rPr>
+              <w:t>}</w:t>
             </w:r>
           </w:p>
         </w:tc>
@@ -2983,25 +4276,61 @@
                 <w:sz w:val="18"/>
                 <w:szCs w:val="18"/>
               </w:rPr>
-              <w:t>{#specialInstruction}{specialInstruction}{/specialInstruction}</w:t>
-            </w:r>
-          </w:p>
-          <w:p>
-            <w:pPr>
-              <w:pStyle w:val="NoSpacing"/>
+              <w:t>{#</w:t>
+            </w:r>
+            <w:proofErr w:type="gramStart"/>
+            <w:r>
               <w:rPr>
                 <w:rFonts w:cstheme="minorHAnsi"/>
                 <w:sz w:val="18"/>
                 <w:szCs w:val="18"/>
               </w:rPr>
-            </w:pPr>
+              <w:t>specialInstruction}{</w:t>
+            </w:r>
+            <w:proofErr w:type="gramEnd"/>
             <w:r>
               <w:rPr>
                 <w:rFonts w:cstheme="minorHAnsi"/>
                 <w:sz w:val="18"/>
                 <w:szCs w:val="18"/>
               </w:rPr>
-              <w:t>{#bottomNotes}{bottomNote}</w:t>
+              <w:t>specialInstruction}{/specialInstruction}</w:t>
+            </w:r>
+          </w:p>
+          <w:p>
+            <w:pPr>
+              <w:pStyle w:val="NoSpacing"/>
+              <w:rPr>
+                <w:rFonts w:cstheme="minorHAnsi"/>
+                <w:sz w:val="18"/>
+                <w:szCs w:val="18"/>
+              </w:rPr>
+            </w:pPr>
+            <w:r>
+              <w:rPr>
+                <w:rFonts w:cstheme="minorHAnsi"/>
+                <w:sz w:val="18"/>
+                <w:szCs w:val="18"/>
+              </w:rPr>
+              <w:t>{#</w:t>
+            </w:r>
+            <w:proofErr w:type="gramStart"/>
+            <w:r>
+              <w:rPr>
+                <w:rFonts w:cstheme="minorHAnsi"/>
+                <w:sz w:val="18"/>
+                <w:szCs w:val="18"/>
+              </w:rPr>
+              <w:t>bottomNotes}{</w:t>
+            </w:r>
+            <w:proofErr w:type="gramEnd"/>
+            <w:r>
+              <w:rPr>
+                <w:rFonts w:cstheme="minorHAnsi"/>
+                <w:sz w:val="18"/>
+                <w:szCs w:val="18"/>
+              </w:rPr>
+              <w:t>bottomNote}</w:t>
             </w:r>
           </w:p>
           <w:p>
@@ -3020,7 +4349,25 @@
                 <w:sz w:val="18"/>
                 <w:szCs w:val="18"/>
               </w:rPr>
-              <w:t>{/bottomNotes}</w:t>
+              <w:t>{/</w:t>
+            </w:r>
+            <w:proofErr w:type="spellStart"/>
+            <w:r>
+              <w:rPr>
+                <w:rFonts w:cstheme="minorHAnsi"/>
+                <w:sz w:val="18"/>
+                <w:szCs w:val="18"/>
+              </w:rPr>
+              <w:t>bottomNotes</w:t>
+            </w:r>
+            <w:proofErr w:type="spellEnd"/>
+            <w:r>
+              <w:rPr>
+                <w:rFonts w:cstheme="minorHAnsi"/>
+                <w:sz w:val="18"/>
+                <w:szCs w:val="18"/>
+              </w:rPr>
+              <w:t>}</w:t>
             </w:r>
           </w:p>
         </w:tc>
@@ -3127,6 +4474,7 @@
                     </w:rPr>
                     <w:t>{</w:t>
                   </w:r>
+                  <w:proofErr w:type="spellStart"/>
                   <w:r>
                     <w:rPr>
                       <w:rFonts w:cstheme="minorHAnsi"/>
@@ -3135,6 +4483,7 @@
                     </w:rPr>
                     <w:t>totalQuantity</w:t>
                   </w:r>
+                  <w:proofErr w:type="spellEnd"/>
                   <w:r>
                     <w:rPr>
                       <w:rFonts w:cstheme="minorHAnsi"/>
@@ -3199,6 +4548,7 @@
                     </w:rPr>
                     <w:t>{</w:t>
                   </w:r>
+                  <w:proofErr w:type="spellStart"/>
                   <w:r>
                     <w:rPr>
                       <w:rFonts w:cstheme="minorHAnsi"/>
@@ -3207,6 +4557,7 @@
                     </w:rPr>
                     <w:t>totalBox</w:t>
                   </w:r>
+                  <w:proofErr w:type="spellEnd"/>
                   <w:r>
                     <w:rPr>
                       <w:rFonts w:cstheme="minorHAnsi"/>
@@ -3291,6 +4642,7 @@
                     </w:rPr>
                     <w:t>{</w:t>
                   </w:r>
+                  <w:proofErr w:type="spellStart"/>
                   <w:r>
                     <w:rPr>
                       <w:rFonts w:cstheme="minorHAnsi"/>
@@ -3299,6 +4651,7 @@
                     </w:rPr>
                     <w:t>totalNetWeight</w:t>
                   </w:r>
+                  <w:proofErr w:type="spellEnd"/>
                   <w:r>
                     <w:rPr>
                       <w:rFonts w:cstheme="minorHAnsi"/>
@@ -3327,6 +4680,7 @@
                     </w:rPr>
                     <w:t>{</w:t>
                   </w:r>
+                  <w:proofErr w:type="spellStart"/>
                   <w:r>
                     <w:rPr>
                       <w:rFonts w:cstheme="minorHAnsi"/>
@@ -3335,6 +4689,7 @@
                     </w:rPr>
                     <w:t>totalGrossWeight</w:t>
                   </w:r>
+                  <w:proofErr w:type="spellEnd"/>
                   <w:r>
                     <w:rPr>
                       <w:rFonts w:cstheme="minorHAnsi"/>
@@ -3617,6 +4972,7 @@
       </w:rPr>
       <w:t>{#</w:t>
     </w:r>
+    <w:proofErr w:type="gramStart"/>
     <w:r>
       <w:rPr>
         <w:rFonts w:cs="Calibri"/>
@@ -3648,7 +5004,20 @@
         <w:szCs w:val="20"/>
         <w14:ligatures w14:val="none"/>
       </w:rPr>
-      <w:t>{companyName}</w:t>
+      <w:t>{</w:t>
+    </w:r>
+    <w:proofErr w:type="gramEnd"/>
+    <w:r>
+      <w:rPr>
+        <w:b/>
+        <w:bCs/>
+        <w:spacing w:val="60"/>
+        <w:kern w:val="0"/>
+        <w:sz w:val="20"/>
+        <w:szCs w:val="20"/>
+        <w14:ligatures w14:val="none"/>
+      </w:rPr>
+      <w:t>companyName}</w:t>
     </w:r>
   </w:p>
   <w:p>

--- a/electron/database/generate-document/templates/party-invoice-uk.docx
+++ b/electron/database/generate-document/templates/party-invoice-uk.docx
@@ -467,7 +467,7 @@
               <w:rPr>
                 <w:rFonts w:cstheme="minorHAnsi"/>
               </w:rPr>
-              <w:t>buyersOrderNo</w:t>
+              <w:t>invoicePiNo</w:t>
             </w:r>
             <w:proofErr w:type="spellEnd"/>
             <w:r>
@@ -1435,7 +1435,31 @@
                 <w:sz w:val="20"/>
                 <w:szCs w:val="20"/>
               </w:rPr>
-              <w:t>Term Of Delivery &amp; Payment</w:t>
+              <w:t>Payment Terms</w:t>
+            </w:r>
+            <w:r>
+              <w:rPr>
+                <w:rFonts w:cstheme="minorHAnsi"/>
+                <w:sz w:val="20"/>
+                <w:szCs w:val="20"/>
+              </w:rPr>
+              <w:t xml:space="preserve"> </w:t>
+            </w:r>
+            <w:r>
+              <w:rPr>
+                <w:rFonts w:cstheme="minorHAnsi"/>
+                <w:sz w:val="20"/>
+                <w:szCs w:val="20"/>
+              </w:rPr>
+              <w:t>–</w:t>
+            </w:r>
+            <w:r>
+              <w:rPr>
+                <w:rFonts w:cstheme="minorHAnsi"/>
+                <w:sz w:val="20"/>
+                <w:szCs w:val="20"/>
+              </w:rPr>
+              <w:t xml:space="preserve"> </w:t>
             </w:r>
           </w:p>
           <w:p>
@@ -2235,7 +2259,6 @@
                 <w:szCs w:val="20"/>
               </w:rPr>
             </w:pPr>
-            <w:proofErr w:type="gramStart"/>
             <w:r>
               <w:rPr>
                 <w:rFonts w:ascii="SansSerif" w:hAnsi="SansSerif" w:cs="SansSerif"/>
@@ -2243,17 +2266,7 @@
                 <w:sz w:val="20"/>
                 <w:szCs w:val="20"/>
               </w:rPr>
-              <w:t>Final Destination</w:t>
-            </w:r>
-            <w:proofErr w:type="gramEnd"/>
-            <w:r>
-              <w:rPr>
-                <w:rFonts w:ascii="SansSerif" w:hAnsi="SansSerif" w:cs="SansSerif"/>
-                <w:color w:val="000000"/>
-                <w:sz w:val="20"/>
-                <w:szCs w:val="20"/>
-              </w:rPr>
-              <w:t>:</w:t>
+              <w:t>Final Destination:</w:t>
             </w:r>
           </w:p>
           <w:p>

--- a/electron/database/generate-document/templates/party-invoice-uk.docx
+++ b/electron/database/generate-document/templates/party-invoice-uk.docx
@@ -1,6 +1,6 @@
 
 <file path=word/document.xml><?xml version="1.0" encoding="utf-8"?>
-<w:document xmlns:wpc="http://schemas.microsoft.com/office/word/2010/wordprocessingCanvas" xmlns:cx="http://schemas.microsoft.com/office/drawing/2014/chartex" xmlns:cx1="http://schemas.microsoft.com/office/drawing/2015/9/8/chartex" xmlns:cx2="http://schemas.microsoft.com/office/drawing/2015/10/21/chartex" xmlns:cx3="http://schemas.microsoft.com/office/drawing/2016/5/9/chartex" xmlns:cx4="http://schemas.microsoft.com/office/drawing/2016/5/10/chartex" xmlns:cx5="http://schemas.microsoft.com/office/drawing/2016/5/11/chartex" xmlns:cx6="http://schemas.microsoft.com/office/drawing/2016/5/12/chartex" xmlns:cx7="http://schemas.microsoft.com/office/drawing/2016/5/13/chartex" xmlns:cx8="http://schemas.microsoft.com/office/drawing/2016/5/14/chartex" xmlns:mc="http://schemas.openxmlformats.org/markup-compatibility/2006" xmlns:aink="http://schemas.microsoft.com/office/drawing/2016/ink" xmlns:am3d="http://schemas.microsoft.com/office/drawing/2017/model3d" xmlns:o="urn:schemas-microsoft-com:office:office" xmlns:oel="http://schemas.microsoft.com/office/2019/extlst" xmlns:r="http://schemas.openxmlformats.org/officeDocument/2006/relationships" xmlns:m="http://schemas.openxmlformats.org/officeDocument/2006/math" xmlns:v="urn:schemas-microsoft-com:vml" xmlns:wp14="http://schemas.microsoft.com/office/word/2010/wordprocessingDrawing" xmlns:wp="http://schemas.openxmlformats.org/drawingml/2006/wordprocessingDrawing" xmlns:w10="urn:schemas-microsoft-com:office:word" xmlns:w="http://schemas.openxmlformats.org/wordprocessingml/2006/main" xmlns:w14="http://schemas.microsoft.com/office/word/2010/wordml" xmlns:w15="http://schemas.microsoft.com/office/word/2012/wordml" xmlns:w16cex="http://schemas.microsoft.com/office/word/2018/wordml/cex" xmlns:w16cid="http://schemas.microsoft.com/office/word/2016/wordml/cid" xmlns:w16="http://schemas.microsoft.com/office/word/2018/wordml" xmlns:w16du="http://schemas.microsoft.com/office/word/2023/wordml/word16du" xmlns:w16sdtdh="http://schemas.microsoft.com/office/word/2020/wordml/sdtdatahash" xmlns:w16sdtfl="http://schemas.microsoft.com/office/word/2024/wordml/sdtformatlock" xmlns:w16se="http://schemas.microsoft.com/office/word/2015/wordml/symex" xmlns:wpg="http://schemas.microsoft.com/office/word/2010/wordprocessingGroup" xmlns:wpi="http://schemas.microsoft.com/office/word/2010/wordprocessingInk" xmlns:wne="http://schemas.microsoft.com/office/word/2006/wordml" xmlns:wps="http://schemas.microsoft.com/office/word/2010/wordprocessingShape" mc:Ignorable="w14 w15 w16se w16cid w16 w16cex w16sdtdh w16sdtfl w16du wp14">
+<w:document xmlns:wpc="http://schemas.microsoft.com/office/word/2010/wordprocessingCanvas" xmlns:cx="http://schemas.microsoft.com/office/drawing/2014/chartex" xmlns:cx1="http://schemas.microsoft.com/office/drawing/2015/9/8/chartex" xmlns:cx2="http://schemas.microsoft.com/office/drawing/2015/10/21/chartex" xmlns:cx3="http://schemas.microsoft.com/office/drawing/2016/5/9/chartex" xmlns:cx4="http://schemas.microsoft.com/office/drawing/2016/5/10/chartex" xmlns:cx5="http://schemas.microsoft.com/office/drawing/2016/5/11/chartex" xmlns:cx6="http://schemas.microsoft.com/office/drawing/2016/5/12/chartex" xmlns:cx7="http://schemas.microsoft.com/office/drawing/2016/5/13/chartex" xmlns:cx8="http://schemas.microsoft.com/office/drawing/2016/5/14/chartex" xmlns:mc="http://schemas.openxmlformats.org/markup-compatibility/2006" xmlns:aink="http://schemas.microsoft.com/office/drawing/2016/ink" xmlns:am3d="http://schemas.microsoft.com/office/drawing/2017/model3d" xmlns:o="urn:schemas-microsoft-com:office:office" xmlns:r="http://schemas.openxmlformats.org/officeDocument/2006/relationships" xmlns:m="http://schemas.openxmlformats.org/officeDocument/2006/math" xmlns:v="urn:schemas-microsoft-com:vml" xmlns:wp14="http://schemas.microsoft.com/office/word/2010/wordprocessingDrawing" xmlns:wp="http://schemas.openxmlformats.org/drawingml/2006/wordprocessingDrawing" xmlns:w10="urn:schemas-microsoft-com:office:word" xmlns:w="http://schemas.openxmlformats.org/wordprocessingml/2006/main" xmlns:w14="http://schemas.microsoft.com/office/word/2010/wordml" xmlns:w15="http://schemas.microsoft.com/office/word/2012/wordml" xmlns:w16cid="http://schemas.microsoft.com/office/word/2016/wordml/cid" xmlns:w16se="http://schemas.microsoft.com/office/word/2015/wordml/symex" xmlns:wpg="http://schemas.microsoft.com/office/word/2010/wordprocessingGroup" xmlns:wpi="http://schemas.microsoft.com/office/word/2010/wordprocessingInk" xmlns:wne="http://schemas.microsoft.com/office/word/2006/wordml" xmlns:wps="http://schemas.microsoft.com/office/word/2010/wordprocessingShape" mc:Ignorable="w14 w15 w16se w16cid wp14">
   <w:body>
     <w:tbl>
       <w:tblPr>
@@ -104,25 +104,7 @@
                 <w:sz w:val="20"/>
                 <w:szCs w:val="20"/>
               </w:rPr>
-              <w:t>{#</w:t>
-            </w:r>
-            <w:proofErr w:type="gramStart"/>
-            <w:r>
-              <w:rPr>
-                <w:rFonts w:cstheme="minorHAnsi"/>
-                <w:sz w:val="20"/>
-                <w:szCs w:val="20"/>
-              </w:rPr>
-              <w:t>companyData}{</w:t>
-            </w:r>
-            <w:proofErr w:type="gramEnd"/>
-            <w:r>
-              <w:rPr>
-                <w:rFonts w:cstheme="minorHAnsi"/>
-                <w:sz w:val="20"/>
-                <w:szCs w:val="20"/>
-              </w:rPr>
-              <w:t>companyName}</w:t>
+              <w:t>{#companyData}{companyName}</w:t>
             </w:r>
           </w:p>
           <w:p>
@@ -140,160 +122,7 @@
                 <w:sz w:val="20"/>
                 <w:szCs w:val="20"/>
               </w:rPr>
-              <w:t xml:space="preserve">{companyAddressLine1} </w:t>
-            </w:r>
-            <w:proofErr w:type="gramStart"/>
-            <w:r>
-              <w:rPr>
-                <w:rFonts w:cstheme="minorHAnsi"/>
-                <w:bCs/>
-                <w:sz w:val="20"/>
-                <w:szCs w:val="20"/>
-              </w:rPr>
-              <w:t xml:space="preserve">   {</w:t>
-            </w:r>
-            <w:proofErr w:type="gramEnd"/>
-            <w:r>
-              <w:rPr>
-                <w:rFonts w:cstheme="minorHAnsi"/>
-                <w:bCs/>
-                <w:sz w:val="20"/>
-                <w:szCs w:val="20"/>
-              </w:rPr>
-              <w:t>companyAddressLine2</w:t>
-            </w:r>
-            <w:proofErr w:type="gramStart"/>
-            <w:r>
-              <w:rPr>
-                <w:rFonts w:cstheme="minorHAnsi"/>
-                <w:bCs/>
-                <w:sz w:val="20"/>
-                <w:szCs w:val="20"/>
-              </w:rPr>
-              <w:t>},      {</w:t>
-            </w:r>
-            <w:proofErr w:type="spellStart"/>
-            <w:r>
-              <w:rPr>
-                <w:rFonts w:cstheme="minorHAnsi"/>
-                <w:bCs/>
-                <w:sz w:val="20"/>
-                <w:szCs w:val="20"/>
-              </w:rPr>
-              <w:t>companyCity</w:t>
-            </w:r>
-            <w:proofErr w:type="spellEnd"/>
-            <w:r>
-              <w:rPr>
-                <w:rFonts w:cstheme="minorHAnsi"/>
-                <w:bCs/>
-                <w:sz w:val="20"/>
-                <w:szCs w:val="20"/>
-              </w:rPr>
-              <w:t xml:space="preserve">}   </w:t>
-            </w:r>
-            <w:proofErr w:type="gramEnd"/>
-            <w:r>
-              <w:rPr>
-                <w:rFonts w:cstheme="minorHAnsi"/>
-                <w:bCs/>
-                <w:sz w:val="20"/>
-                <w:szCs w:val="20"/>
-              </w:rPr>
-              <w:t xml:space="preserve"> {</w:t>
-            </w:r>
-            <w:proofErr w:type="spellStart"/>
-            <w:proofErr w:type="gramStart"/>
-            <w:r>
-              <w:rPr>
-                <w:rFonts w:cstheme="minorHAnsi"/>
-                <w:bCs/>
-                <w:sz w:val="20"/>
-                <w:szCs w:val="20"/>
-              </w:rPr>
-              <w:t>companyPostalCode</w:t>
-            </w:r>
-            <w:proofErr w:type="spellEnd"/>
-            <w:r>
-              <w:rPr>
-                <w:rFonts w:cstheme="minorHAnsi"/>
-                <w:bCs/>
-                <w:sz w:val="20"/>
-                <w:szCs w:val="20"/>
-              </w:rPr>
-              <w:t xml:space="preserve">}   </w:t>
-            </w:r>
-            <w:proofErr w:type="gramEnd"/>
-            <w:r>
-              <w:rPr>
-                <w:rFonts w:cstheme="minorHAnsi"/>
-                <w:bCs/>
-                <w:sz w:val="20"/>
-                <w:szCs w:val="20"/>
-              </w:rPr>
-              <w:t>{</w:t>
-            </w:r>
-            <w:proofErr w:type="spellStart"/>
-            <w:proofErr w:type="gramStart"/>
-            <w:r>
-              <w:rPr>
-                <w:rFonts w:cstheme="minorHAnsi"/>
-                <w:bCs/>
-                <w:sz w:val="20"/>
-                <w:szCs w:val="20"/>
-              </w:rPr>
-              <w:t>companyState</w:t>
-            </w:r>
-            <w:proofErr w:type="spellEnd"/>
-            <w:r>
-              <w:rPr>
-                <w:rFonts w:cstheme="minorHAnsi"/>
-                <w:bCs/>
-                <w:sz w:val="20"/>
-                <w:szCs w:val="20"/>
-              </w:rPr>
-              <w:t xml:space="preserve">}   </w:t>
-            </w:r>
-            <w:proofErr w:type="gramEnd"/>
-            <w:r>
-              <w:rPr>
-                <w:rFonts w:cstheme="minorHAnsi"/>
-                <w:bCs/>
-                <w:sz w:val="20"/>
-                <w:szCs w:val="20"/>
-              </w:rPr>
-              <w:t xml:space="preserve"> {</w:t>
-            </w:r>
-            <w:proofErr w:type="spellStart"/>
-            <w:r>
-              <w:rPr>
-                <w:rFonts w:cstheme="minorHAnsi"/>
-                <w:bCs/>
-                <w:sz w:val="20"/>
-                <w:szCs w:val="20"/>
-              </w:rPr>
-              <w:t>companyCountry</w:t>
-            </w:r>
-            <w:proofErr w:type="spellEnd"/>
-            <w:proofErr w:type="gramStart"/>
-            <w:r>
-              <w:rPr>
-                <w:rFonts w:cstheme="minorHAnsi"/>
-                <w:bCs/>
-                <w:sz w:val="20"/>
-                <w:szCs w:val="20"/>
-              </w:rPr>
-              <w:t>}{</w:t>
-            </w:r>
-            <w:proofErr w:type="gramEnd"/>
-            <w:r>
-              <w:rPr>
-                <w:rFonts w:cstheme="minorHAnsi"/>
-                <w:bCs/>
-                <w:sz w:val="20"/>
-                <w:szCs w:val="20"/>
-              </w:rPr>
-              <w:t>/}</w:t>
+              <w:t>{companyAddressLine1}    {companyAddressLine2},      {companyCity}    {companyPostalCode}   {companyState}    {companyCountry}{/}</w:t>
             </w:r>
           </w:p>
         </w:tc>
@@ -326,14 +155,12 @@
               </w:rPr>
               <w:t>{</w:t>
             </w:r>
-            <w:proofErr w:type="spellStart"/>
             <w:r>
               <w:rPr>
                 <w:rFonts w:cstheme="minorHAnsi"/>
               </w:rPr>
               <w:t>modifyInvNo</w:t>
             </w:r>
-            <w:proofErr w:type="spellEnd"/>
             <w:r>
               <w:rPr>
                 <w:rFonts w:cstheme="minorHAnsi"/>
@@ -375,14 +202,12 @@
               </w:rPr>
               <w:t>{</w:t>
             </w:r>
-            <w:proofErr w:type="spellStart"/>
             <w:r>
               <w:rPr>
                 <w:rFonts w:cstheme="minorHAnsi"/>
               </w:rPr>
               <w:t>invoiceDate</w:t>
             </w:r>
-            <w:proofErr w:type="spellEnd"/>
             <w:r>
               <w:rPr>
                 <w:rFonts w:cstheme="minorHAnsi"/>
@@ -462,14 +287,12 @@
               </w:rPr>
               <w:t>{</w:t>
             </w:r>
-            <w:proofErr w:type="spellStart"/>
             <w:r>
               <w:rPr>
                 <w:rFonts w:cstheme="minorHAnsi"/>
               </w:rPr>
               <w:t>invoicePiNo</w:t>
             </w:r>
-            <w:proofErr w:type="spellEnd"/>
             <w:r>
               <w:rPr>
                 <w:rFonts w:cstheme="minorHAnsi"/>
@@ -512,14 +335,12 @@
               </w:rPr>
               <w:t>{</w:t>
             </w:r>
-            <w:proofErr w:type="spellStart"/>
             <w:r>
               <w:rPr>
                 <w:rFonts w:cstheme="minorHAnsi"/>
               </w:rPr>
               <w:t>orderDate</w:t>
             </w:r>
-            <w:proofErr w:type="spellEnd"/>
             <w:r>
               <w:rPr>
                 <w:rFonts w:cstheme="minorHAnsi"/>
@@ -584,7 +405,6 @@
               </w:rPr>
               <w:t>{</w:t>
             </w:r>
-            <w:proofErr w:type="spellStart"/>
             <w:r>
               <w:rPr>
                 <w:rFonts w:cstheme="minorHAnsi"/>
@@ -593,7 +413,6 @@
               </w:rPr>
               <w:t>consigneeName</w:t>
             </w:r>
-            <w:proofErr w:type="spellEnd"/>
             <w:r>
               <w:rPr>
                 <w:rFonts w:cstheme="minorHAnsi"/>
@@ -619,7 +438,6 @@
               </w:rPr>
               <w:t>{</w:t>
             </w:r>
-            <w:proofErr w:type="spellStart"/>
             <w:r>
               <w:rPr>
                 <w:rFonts w:cstheme="minorHAnsi"/>
@@ -628,7 +446,6 @@
               </w:rPr>
               <w:t>consigneeAddress</w:t>
             </w:r>
-            <w:proofErr w:type="spellEnd"/>
             <w:r>
               <w:rPr>
                 <w:rFonts w:cstheme="minorHAnsi"/>
@@ -637,7 +454,6 @@
               </w:rPr>
               <w:t>} {</w:t>
             </w:r>
-            <w:proofErr w:type="spellStart"/>
             <w:r>
               <w:rPr>
                 <w:rFonts w:cstheme="minorHAnsi"/>
@@ -646,7 +462,6 @@
               </w:rPr>
               <w:t>consigneeCity</w:t>
             </w:r>
-            <w:proofErr w:type="spellEnd"/>
             <w:r>
               <w:rPr>
                 <w:rFonts w:cstheme="minorHAnsi"/>
@@ -655,7 +470,6 @@
               </w:rPr>
               <w:t>} {</w:t>
             </w:r>
-            <w:proofErr w:type="spellStart"/>
             <w:r>
               <w:rPr>
                 <w:rFonts w:cstheme="minorHAnsi"/>
@@ -664,7 +478,6 @@
               </w:rPr>
               <w:t>consigneeState</w:t>
             </w:r>
-            <w:proofErr w:type="spellEnd"/>
             <w:r>
               <w:rPr>
                 <w:rFonts w:cstheme="minorHAnsi"/>
@@ -689,7 +502,6 @@
               </w:rPr>
               <w:t>{</w:t>
             </w:r>
-            <w:proofErr w:type="spellStart"/>
             <w:r>
               <w:rPr>
                 <w:rFonts w:cstheme="minorHAnsi"/>
@@ -698,7 +510,6 @@
               </w:rPr>
               <w:t>consigneeCountry</w:t>
             </w:r>
-            <w:proofErr w:type="spellEnd"/>
             <w:r>
               <w:rPr>
                 <w:rFonts w:cstheme="minorHAnsi"/>
@@ -707,7 +518,6 @@
               </w:rPr>
               <w:t>} {</w:t>
             </w:r>
-            <w:proofErr w:type="spellStart"/>
             <w:r>
               <w:rPr>
                 <w:rFonts w:cstheme="minorHAnsi"/>
@@ -716,7 +526,6 @@
               </w:rPr>
               <w:t>consigneeZip</w:t>
             </w:r>
-            <w:proofErr w:type="spellEnd"/>
             <w:r>
               <w:rPr>
                 <w:rFonts w:cstheme="minorHAnsi"/>
@@ -740,54 +549,66 @@
                 <w:sz w:val="20"/>
                 <w:szCs w:val="20"/>
               </w:rPr>
+              <w:t>{#consigneePhone}TELE: {consigneePhone}{/consigneePhone}</w:t>
+            </w:r>
+          </w:p>
+          <w:p>
+            <w:pPr>
+              <w:rPr>
+                <w:rFonts w:cstheme="minorHAnsi"/>
+                <w:sz w:val="20"/>
+                <w:szCs w:val="20"/>
+              </w:rPr>
+            </w:pPr>
+            <w:r>
+              <w:rPr>
+                <w:rFonts w:cstheme="minorHAnsi"/>
+                <w:sz w:val="20"/>
+                <w:szCs w:val="20"/>
+              </w:rPr>
+              <w:t>{#consigneeEmail}EMAIL: {consigneeEmail}{/consigneeEmail}</w:t>
+            </w:r>
+          </w:p>
+          <w:p>
+            <w:pPr>
+              <w:rPr>
+                <w:rFonts w:cstheme="minorHAnsi"/>
+                <w:sz w:val="20"/>
+                <w:szCs w:val="20"/>
+              </w:rPr>
+            </w:pPr>
+            <w:r>
+              <w:rPr>
+                <w:rFonts w:cstheme="minorHAnsi"/>
+                <w:sz w:val="20"/>
+                <w:szCs w:val="20"/>
+              </w:rPr>
               <w:t>{#</w:t>
             </w:r>
-            <w:proofErr w:type="gramStart"/>
-            <w:r>
-              <w:rPr>
-                <w:rFonts w:cstheme="minorHAnsi"/>
-                <w:sz w:val="20"/>
-                <w:szCs w:val="20"/>
-              </w:rPr>
-              <w:t>consigneePhone}TELE</w:t>
-            </w:r>
-            <w:proofErr w:type="gramEnd"/>
-            <w:r>
-              <w:rPr>
-                <w:rFonts w:cstheme="minorHAnsi"/>
-                <w:sz w:val="20"/>
-                <w:szCs w:val="20"/>
-              </w:rPr>
-              <w:t>: {</w:t>
-            </w:r>
-            <w:proofErr w:type="spellStart"/>
-            <w:r>
-              <w:rPr>
-                <w:rFonts w:cstheme="minorHAnsi"/>
-                <w:sz w:val="20"/>
-                <w:szCs w:val="20"/>
-              </w:rPr>
-              <w:t>consigneePhone</w:t>
-            </w:r>
-            <w:proofErr w:type="spellEnd"/>
-            <w:r>
-              <w:rPr>
-                <w:rFonts w:cstheme="minorHAnsi"/>
-                <w:sz w:val="20"/>
-                <w:szCs w:val="20"/>
-              </w:rPr>
-              <w:t>}{/</w:t>
-            </w:r>
-            <w:proofErr w:type="spellStart"/>
-            <w:r>
-              <w:rPr>
-                <w:rFonts w:cstheme="minorHAnsi"/>
-                <w:sz w:val="20"/>
-                <w:szCs w:val="20"/>
-              </w:rPr>
-              <w:t>consigneePhone</w:t>
-            </w:r>
-            <w:proofErr w:type="spellEnd"/>
+            <w:r>
+              <w:rPr>
+                <w:rFonts w:cstheme="minorHAnsi"/>
+                <w:sz w:val="20"/>
+                <w:szCs w:val="20"/>
+              </w:rPr>
+              <w:t>notifyName</w:t>
+            </w:r>
+            <w:r>
+              <w:rPr>
+                <w:rFonts w:cstheme="minorHAnsi"/>
+                <w:sz w:val="20"/>
+                <w:szCs w:val="20"/>
+              </w:rPr>
+              <w:t>}{#</w:t>
+            </w:r>
+            <w:r>
+              <w:rPr>
+                <w:rFonts w:cstheme="minorHAnsi"/>
+                <w:sz w:val="20"/>
+                <w:szCs w:val="20"/>
+              </w:rPr>
+              <w:t>notifyAddress</w:t>
+            </w:r>
             <w:r>
               <w:rPr>
                 <w:rFonts w:cstheme="minorHAnsi"/>
@@ -796,95 +617,39 @@
               </w:rPr>
               <w:t>}</w:t>
             </w:r>
-          </w:p>
-          <w:p>
-            <w:pPr>
-              <w:rPr>
-                <w:rFonts w:cstheme="minorHAnsi"/>
-                <w:sz w:val="20"/>
-                <w:szCs w:val="20"/>
-              </w:rPr>
-            </w:pPr>
-            <w:r>
-              <w:rPr>
-                <w:rFonts w:cstheme="minorHAnsi"/>
-                <w:sz w:val="20"/>
-                <w:szCs w:val="20"/>
-              </w:rPr>
-              <w:t>{#</w:t>
-            </w:r>
-            <w:proofErr w:type="gramStart"/>
-            <w:r>
-              <w:rPr>
-                <w:rFonts w:cstheme="minorHAnsi"/>
-                <w:sz w:val="20"/>
-                <w:szCs w:val="20"/>
-              </w:rPr>
-              <w:t>consigneeEmail}EMAIL</w:t>
-            </w:r>
-            <w:proofErr w:type="gramEnd"/>
-            <w:r>
-              <w:rPr>
-                <w:rFonts w:cstheme="minorHAnsi"/>
-                <w:sz w:val="20"/>
-                <w:szCs w:val="20"/>
-              </w:rPr>
-              <w:t>: {</w:t>
-            </w:r>
-            <w:proofErr w:type="spellStart"/>
-            <w:r>
-              <w:rPr>
-                <w:rFonts w:cstheme="minorHAnsi"/>
-                <w:sz w:val="20"/>
-                <w:szCs w:val="20"/>
-              </w:rPr>
-              <w:t>consigneeEmail</w:t>
-            </w:r>
-            <w:proofErr w:type="spellEnd"/>
-            <w:r>
-              <w:rPr>
-                <w:rFonts w:cstheme="minorHAnsi"/>
-                <w:sz w:val="20"/>
-                <w:szCs w:val="20"/>
-              </w:rPr>
-              <w:t>}{/</w:t>
-            </w:r>
-            <w:proofErr w:type="spellStart"/>
-            <w:r>
-              <w:rPr>
-                <w:rFonts w:cstheme="minorHAnsi"/>
-                <w:sz w:val="20"/>
-                <w:szCs w:val="20"/>
-              </w:rPr>
-              <w:t>consigneeEmail</w:t>
-            </w:r>
-            <w:proofErr w:type="spellEnd"/>
-            <w:r>
-              <w:rPr>
-                <w:rFonts w:cstheme="minorHAnsi"/>
-                <w:sz w:val="20"/>
-                <w:szCs w:val="20"/>
-              </w:rPr>
-              <w:t>}</w:t>
-            </w:r>
-          </w:p>
-          <w:p>
-            <w:pPr>
-              <w:rPr>
-                <w:rFonts w:cstheme="minorHAnsi"/>
-                <w:sz w:val="20"/>
-                <w:szCs w:val="20"/>
-              </w:rPr>
-            </w:pPr>
-            <w:r>
-              <w:rPr>
-                <w:rFonts w:cstheme="minorHAnsi"/>
-                <w:sz w:val="20"/>
-                <w:szCs w:val="20"/>
-              </w:rPr>
-              <w:t>{#</w:t>
-            </w:r>
-            <w:proofErr w:type="gramStart"/>
+            <w:r>
+              <w:rPr>
+                <w:rFonts w:cstheme="minorHAnsi"/>
+                <w:sz w:val="20"/>
+                <w:szCs w:val="20"/>
+              </w:rPr>
+              <w:t>NOTIFY</w:t>
+            </w:r>
+            <w:r>
+              <w:rPr>
+                <w:rFonts w:cstheme="minorHAnsi"/>
+                <w:sz w:val="20"/>
+                <w:szCs w:val="20"/>
+              </w:rPr>
+              <w:t xml:space="preserve"> – </w:t>
+            </w:r>
+          </w:p>
+          <w:p>
+            <w:pPr>
+              <w:rPr>
+                <w:rFonts w:cstheme="minorHAnsi"/>
+                <w:sz w:val="20"/>
+                <w:szCs w:val="20"/>
+              </w:rPr>
+            </w:pPr>
+            <w:r>
+              <w:rPr>
+                <w:rFonts w:cstheme="minorHAnsi"/>
+                <w:sz w:val="20"/>
+                <w:szCs w:val="20"/>
+              </w:rPr>
+              <w:t>{</w:t>
+            </w:r>
             <w:r>
               <w:rPr>
                 <w:rFonts w:cstheme="minorHAnsi"/>
@@ -899,18 +664,25 @@
                 <w:sz w:val="20"/>
                 <w:szCs w:val="20"/>
               </w:rPr>
-              <w:t>}{</w:t>
-            </w:r>
-            <w:proofErr w:type="gramEnd"/>
-            <w:r>
-              <w:rPr>
-                <w:rFonts w:cstheme="minorHAnsi"/>
-                <w:sz w:val="20"/>
-                <w:szCs w:val="20"/>
-              </w:rPr>
-              <w:t>#</w:t>
-            </w:r>
-            <w:proofErr w:type="gramStart"/>
+              <w:t xml:space="preserve">} </w:t>
+            </w:r>
+          </w:p>
+          <w:p>
+            <w:pPr>
+              <w:rPr>
+                <w:rFonts w:cstheme="minorHAnsi"/>
+                <w:sz w:val="20"/>
+                <w:szCs w:val="20"/>
+              </w:rPr>
+            </w:pPr>
+            <w:r>
+              <w:rPr>
+                <w:rFonts w:cstheme="minorHAnsi"/>
+                <w:sz w:val="20"/>
+                <w:szCs w:val="20"/>
+              </w:rPr>
+              <w:t>{</w:t>
+            </w:r>
             <w:r>
               <w:rPr>
                 <w:rFonts w:cstheme="minorHAnsi"/>
@@ -925,104 +697,7 @@
                 <w:sz w:val="20"/>
                 <w:szCs w:val="20"/>
               </w:rPr>
-              <w:t>}</w:t>
-            </w:r>
-            <w:r>
-              <w:rPr>
-                <w:rFonts w:cstheme="minorHAnsi"/>
-                <w:sz w:val="20"/>
-                <w:szCs w:val="20"/>
-              </w:rPr>
-              <w:t>NOTIFY</w:t>
-            </w:r>
-            <w:proofErr w:type="gramEnd"/>
-            <w:r>
-              <w:rPr>
-                <w:rFonts w:cstheme="minorHAnsi"/>
-                <w:sz w:val="20"/>
-                <w:szCs w:val="20"/>
-              </w:rPr>
-              <w:t xml:space="preserve"> – </w:t>
-            </w:r>
-          </w:p>
-          <w:p>
-            <w:pPr>
-              <w:rPr>
-                <w:rFonts w:cstheme="minorHAnsi"/>
-                <w:sz w:val="20"/>
-                <w:szCs w:val="20"/>
-              </w:rPr>
-            </w:pPr>
-            <w:r>
-              <w:rPr>
-                <w:rFonts w:cstheme="minorHAnsi"/>
-                <w:sz w:val="20"/>
-                <w:szCs w:val="20"/>
-              </w:rPr>
-              <w:t>{</w:t>
-            </w:r>
-            <w:proofErr w:type="spellStart"/>
-            <w:r>
-              <w:rPr>
-                <w:rFonts w:cstheme="minorHAnsi"/>
-                <w:sz w:val="20"/>
-                <w:szCs w:val="20"/>
-              </w:rPr>
-              <w:t>notifyName</w:t>
-            </w:r>
-            <w:proofErr w:type="spellEnd"/>
-            <w:r>
-              <w:rPr>
-                <w:rFonts w:cstheme="minorHAnsi"/>
-                <w:sz w:val="20"/>
-                <w:szCs w:val="20"/>
-              </w:rPr>
-              <w:t xml:space="preserve">} </w:t>
-            </w:r>
-          </w:p>
-          <w:p>
-            <w:pPr>
-              <w:rPr>
-                <w:rFonts w:cstheme="minorHAnsi"/>
-                <w:sz w:val="20"/>
-                <w:szCs w:val="20"/>
-              </w:rPr>
-            </w:pPr>
-            <w:r>
-              <w:rPr>
-                <w:rFonts w:cstheme="minorHAnsi"/>
-                <w:sz w:val="20"/>
-                <w:szCs w:val="20"/>
-              </w:rPr>
-              <w:t>{</w:t>
-            </w:r>
-            <w:proofErr w:type="spellStart"/>
-            <w:r>
-              <w:rPr>
-                <w:rFonts w:cstheme="minorHAnsi"/>
-                <w:sz w:val="20"/>
-                <w:szCs w:val="20"/>
-              </w:rPr>
-              <w:t>notifyAddress</w:t>
-            </w:r>
-            <w:proofErr w:type="spellEnd"/>
-            <w:proofErr w:type="gramStart"/>
-            <w:r>
-              <w:rPr>
-                <w:rFonts w:cstheme="minorHAnsi"/>
-                <w:sz w:val="20"/>
-                <w:szCs w:val="20"/>
-              </w:rPr>
-              <w:t>}{/}{</w:t>
-            </w:r>
-            <w:proofErr w:type="gramEnd"/>
-            <w:r>
-              <w:rPr>
-                <w:rFonts w:cstheme="minorHAnsi"/>
-                <w:sz w:val="20"/>
-                <w:szCs w:val="20"/>
-              </w:rPr>
-              <w:t>/}</w:t>
+              <w:t>}{/}{/}</w:t>
             </w:r>
           </w:p>
         </w:tc>
@@ -1068,7 +743,6 @@
               </w:rPr>
               <w:t>{</w:t>
             </w:r>
-            <w:proofErr w:type="spellStart"/>
             <w:r>
               <w:rPr>
                 <w:rFonts w:cstheme="minorHAnsi"/>
@@ -1077,7 +751,6 @@
               </w:rPr>
               <w:t>buyerName</w:t>
             </w:r>
-            <w:proofErr w:type="spellEnd"/>
             <w:r>
               <w:rPr>
                 <w:rFonts w:cstheme="minorHAnsi"/>
@@ -1103,7 +776,6 @@
               </w:rPr>
               <w:t>{</w:t>
             </w:r>
-            <w:proofErr w:type="spellStart"/>
             <w:r>
               <w:rPr>
                 <w:rFonts w:cstheme="minorHAnsi"/>
@@ -1112,7 +784,6 @@
               </w:rPr>
               <w:t>buyerAddress</w:t>
             </w:r>
-            <w:proofErr w:type="spellEnd"/>
             <w:r>
               <w:rPr>
                 <w:rFonts w:cstheme="minorHAnsi"/>
@@ -1138,7 +809,6 @@
               </w:rPr>
               <w:t>{</w:t>
             </w:r>
-            <w:proofErr w:type="spellStart"/>
             <w:r>
               <w:rPr>
                 <w:rFonts w:cstheme="minorHAnsi"/>
@@ -1147,7 +817,6 @@
               </w:rPr>
               <w:t>buyerCity</w:t>
             </w:r>
-            <w:proofErr w:type="spellEnd"/>
             <w:r>
               <w:rPr>
                 <w:rFonts w:cstheme="minorHAnsi"/>
@@ -1156,7 +825,6 @@
               </w:rPr>
               <w:t>} {</w:t>
             </w:r>
-            <w:proofErr w:type="spellStart"/>
             <w:r>
               <w:rPr>
                 <w:rFonts w:cstheme="minorHAnsi"/>
@@ -1165,7 +833,6 @@
               </w:rPr>
               <w:t>buyerState</w:t>
             </w:r>
-            <w:proofErr w:type="spellEnd"/>
             <w:r>
               <w:rPr>
                 <w:rFonts w:cstheme="minorHAnsi"/>
@@ -1191,7 +858,6 @@
               </w:rPr>
               <w:t>{</w:t>
             </w:r>
-            <w:proofErr w:type="spellStart"/>
             <w:r>
               <w:rPr>
                 <w:rFonts w:cstheme="minorHAnsi"/>
@@ -1200,7 +866,6 @@
               </w:rPr>
               <w:t>buyerCountry</w:t>
             </w:r>
-            <w:proofErr w:type="spellEnd"/>
             <w:r>
               <w:rPr>
                 <w:rFonts w:cstheme="minorHAnsi"/>
@@ -1209,7 +874,6 @@
               </w:rPr>
               <w:t>} {</w:t>
             </w:r>
-            <w:proofErr w:type="spellStart"/>
             <w:r>
               <w:rPr>
                 <w:rFonts w:cstheme="minorHAnsi"/>
@@ -1218,7 +882,6 @@
               </w:rPr>
               <w:t>buyerZip</w:t>
             </w:r>
-            <w:proofErr w:type="spellEnd"/>
             <w:r>
               <w:rPr>
                 <w:rFonts w:cstheme="minorHAnsi"/>
@@ -1299,7 +962,6 @@
               </w:rPr>
               <w:t>{</w:t>
             </w:r>
-            <w:proofErr w:type="spellStart"/>
             <w:r>
               <w:rPr>
                 <w:rFonts w:cstheme="minorHAnsi"/>
@@ -1308,7 +970,6 @@
               </w:rPr>
               <w:t>originOfGoods</w:t>
             </w:r>
-            <w:proofErr w:type="spellEnd"/>
             <w:r>
               <w:rPr>
                 <w:rFonts w:cstheme="minorHAnsi"/>
@@ -1368,7 +1029,6 @@
               </w:rPr>
               <w:t>{</w:t>
             </w:r>
-            <w:proofErr w:type="spellStart"/>
             <w:r>
               <w:rPr>
                 <w:rFonts w:cstheme="minorHAnsi"/>
@@ -1377,7 +1037,6 @@
               </w:rPr>
               <w:t>hsCode</w:t>
             </w:r>
-            <w:proofErr w:type="spellEnd"/>
             <w:r>
               <w:rPr>
                 <w:rFonts w:cstheme="minorHAnsi"/>
@@ -1461,15 +1120,8 @@
               </w:rPr>
               <w:t xml:space="preserve"> </w:t>
             </w:r>
-          </w:p>
-          <w:p>
-            <w:pPr>
-              <w:rPr>
-                <w:rFonts w:cstheme="minorHAnsi"/>
-                <w:sz w:val="20"/>
-                <w:szCs w:val="20"/>
-              </w:rPr>
-            </w:pPr>
+            <w:bookmarkStart w:id="1" w:name="_GoBack"/>
+            <w:bookmarkEnd w:id="1"/>
             <w:r>
               <w:rPr>
                 <w:rFonts w:cstheme="minorHAnsi"/>
@@ -1478,7 +1130,6 @@
               </w:rPr>
               <w:t>{</w:t>
             </w:r>
-            <w:proofErr w:type="spellStart"/>
             <w:r>
               <w:rPr>
                 <w:rFonts w:cstheme="minorHAnsi"/>
@@ -1487,7 +1138,6 @@
               </w:rPr>
               <w:t>termOfDeliveryAndPayment</w:t>
             </w:r>
-            <w:proofErr w:type="spellEnd"/>
             <w:r>
               <w:rPr>
                 <w:rFonts w:cstheme="minorHAnsi"/>
@@ -1537,7 +1187,6 @@
               </w:rPr>
               <w:t>{</w:t>
             </w:r>
-            <w:proofErr w:type="spellStart"/>
             <w:r>
               <w:rPr>
                 <w:rFonts w:cstheme="minorHAnsi"/>
@@ -1546,7 +1195,6 @@
               </w:rPr>
               <w:t>bankName</w:t>
             </w:r>
-            <w:proofErr w:type="spellEnd"/>
             <w:r>
               <w:rPr>
                 <w:rFonts w:cstheme="minorHAnsi"/>
@@ -1596,7 +1244,6 @@
               </w:rPr>
               <w:t>{</w:t>
             </w:r>
-            <w:proofErr w:type="spellStart"/>
             <w:r>
               <w:rPr>
                 <w:rFonts w:cstheme="minorHAnsi"/>
@@ -1605,7 +1252,6 @@
               </w:rPr>
               <w:t>bankAddress</w:t>
             </w:r>
-            <w:proofErr w:type="spellEnd"/>
             <w:r>
               <w:rPr>
                 <w:rFonts w:cstheme="minorHAnsi"/>
@@ -1630,7 +1276,6 @@
               </w:rPr>
               <w:t xml:space="preserve"> {</w:t>
             </w:r>
-            <w:proofErr w:type="spellStart"/>
             <w:r>
               <w:rPr>
                 <w:rFonts w:cstheme="minorHAnsi"/>
@@ -1639,7 +1284,6 @@
               </w:rPr>
               <w:t>bankCity</w:t>
             </w:r>
-            <w:proofErr w:type="spellEnd"/>
             <w:r>
               <w:rPr>
                 <w:rFonts w:cstheme="minorHAnsi"/>
@@ -1680,8 +1324,6 @@
               </w:rPr>
               <w:t>{</w:t>
             </w:r>
-            <w:proofErr w:type="spellStart"/>
-            <w:proofErr w:type="gramStart"/>
             <w:r>
               <w:rPr>
                 <w:rFonts w:cstheme="minorHAnsi"/>
@@ -1690,7 +1332,6 @@
               </w:rPr>
               <w:t>bankPostalCode</w:t>
             </w:r>
-            <w:proofErr w:type="spellEnd"/>
             <w:r>
               <w:rPr>
                 <w:rFonts w:cstheme="minorHAnsi"/>
@@ -1705,25 +1346,7 @@
                 <w:sz w:val="20"/>
                 <w:szCs w:val="20"/>
               </w:rPr>
-              <w:t xml:space="preserve">   </w:t>
-            </w:r>
-            <w:proofErr w:type="gramEnd"/>
-            <w:r>
-              <w:rPr>
-                <w:rFonts w:cstheme="minorHAnsi"/>
-                <w:sz w:val="20"/>
-                <w:szCs w:val="20"/>
-              </w:rPr>
-              <w:t xml:space="preserve">      SWIFT </w:t>
-            </w:r>
-            <w:proofErr w:type="gramStart"/>
-            <w:r>
-              <w:rPr>
-                <w:rFonts w:cstheme="minorHAnsi"/>
-                <w:sz w:val="20"/>
-                <w:szCs w:val="20"/>
-              </w:rPr>
-              <w:t>C</w:t>
+              <w:t xml:space="preserve">         SWIFT C</w:t>
             </w:r>
             <w:r>
               <w:rPr>
@@ -1741,7 +1364,6 @@
               </w:rPr>
               <w:t>de  -</w:t>
             </w:r>
-            <w:proofErr w:type="gramEnd"/>
             <w:r>
               <w:rPr>
                 <w:rFonts w:cstheme="minorHAnsi"/>
@@ -1750,8 +1372,6 @@
               </w:rPr>
               <w:t xml:space="preserve"> {</w:t>
             </w:r>
-            <w:proofErr w:type="spellStart"/>
-            <w:proofErr w:type="gramStart"/>
             <w:r>
               <w:rPr>
                 <w:rFonts w:cstheme="minorHAnsi"/>
@@ -1760,7 +1380,6 @@
               </w:rPr>
               <w:t>swiftNumber</w:t>
             </w:r>
-            <w:proofErr w:type="spellEnd"/>
             <w:r>
               <w:rPr>
                 <w:rFonts w:cstheme="minorHAnsi"/>
@@ -1775,16 +1394,7 @@
                 <w:sz w:val="20"/>
                 <w:szCs w:val="20"/>
               </w:rPr>
-              <w:t xml:space="preserve">   </w:t>
-            </w:r>
-            <w:proofErr w:type="gramEnd"/>
-            <w:r>
-              <w:rPr>
-                <w:rFonts w:cstheme="minorHAnsi"/>
-                <w:sz w:val="20"/>
-                <w:szCs w:val="20"/>
-              </w:rPr>
-              <w:t xml:space="preserve">                                                     ACCOUNT NO. </w:t>
+              <w:t xml:space="preserve">                                                        ACCOUNT NO. </w:t>
             </w:r>
             <w:r>
               <w:rPr>
@@ -1794,7 +1404,6 @@
               </w:rPr>
               <w:t>{</w:t>
             </w:r>
-            <w:proofErr w:type="spellStart"/>
             <w:r>
               <w:rPr>
                 <w:rFonts w:cstheme="minorHAnsi"/>
@@ -1803,7 +1412,6 @@
               </w:rPr>
               <w:t>acCode</w:t>
             </w:r>
-            <w:proofErr w:type="spellEnd"/>
             <w:r>
               <w:rPr>
                 <w:rFonts w:cstheme="minorHAnsi"/>
@@ -1840,7 +1448,6 @@
                 <w:szCs w:val="20"/>
               </w:rPr>
             </w:pPr>
-            <w:proofErr w:type="spellStart"/>
             <w:r>
               <w:rPr>
                 <w:rFonts w:ascii="SansSerif" w:hAnsi="SansSerif" w:cs="SansSerif"/>
@@ -1848,17 +1455,7 @@
                 <w:sz w:val="20"/>
                 <w:szCs w:val="20"/>
               </w:rPr>
-              <w:t>Precarriage</w:t>
-            </w:r>
-            <w:proofErr w:type="spellEnd"/>
-            <w:r>
-              <w:rPr>
-                <w:rFonts w:ascii="SansSerif" w:hAnsi="SansSerif" w:cs="SansSerif"/>
-                <w:color w:val="000000"/>
-                <w:sz w:val="20"/>
-                <w:szCs w:val="20"/>
-              </w:rPr>
-              <w:t xml:space="preserve"> by:</w:t>
+              <w:t>Precarriage by:</w:t>
             </w:r>
           </w:p>
           <w:p>
@@ -1878,7 +1475,6 @@
               </w:rPr>
               <w:t>{</w:t>
             </w:r>
-            <w:proofErr w:type="spellStart"/>
             <w:r>
               <w:rPr>
                 <w:rFonts w:cstheme="minorHAnsi"/>
@@ -1887,7 +1483,6 @@
               </w:rPr>
               <w:t>precarriageBy</w:t>
             </w:r>
-            <w:proofErr w:type="spellEnd"/>
             <w:r>
               <w:rPr>
                 <w:rFonts w:cstheme="minorHAnsi"/>
@@ -1949,7 +1544,6 @@
               </w:rPr>
               <w:t>{</w:t>
             </w:r>
-            <w:proofErr w:type="spellStart"/>
             <w:r>
               <w:rPr>
                 <w:rFonts w:ascii="SansSerif" w:hAnsi="SansSerif" w:cs="SansSerif"/>
@@ -1959,7 +1553,6 @@
               </w:rPr>
               <w:t>placeOfReceipt</w:t>
             </w:r>
-            <w:proofErr w:type="spellEnd"/>
             <w:r>
               <w:rPr>
                 <w:rFonts w:ascii="SansSerif" w:hAnsi="SansSerif" w:cs="SansSerif"/>
@@ -2050,7 +1643,6 @@
               </w:rPr>
               <w:t>{</w:t>
             </w:r>
-            <w:proofErr w:type="spellStart"/>
             <w:r>
               <w:rPr>
                 <w:rFonts w:ascii="SansSerif" w:hAnsi="SansSerif" w:cs="SansSerif"/>
@@ -2060,7 +1652,6 @@
               </w:rPr>
               <w:t>vesselNo</w:t>
             </w:r>
-            <w:proofErr w:type="spellEnd"/>
             <w:r>
               <w:rPr>
                 <w:rFonts w:ascii="SansSerif" w:hAnsi="SansSerif" w:cs="SansSerif"/>
@@ -2123,7 +1714,6 @@
               </w:rPr>
               <w:t>{</w:t>
             </w:r>
-            <w:proofErr w:type="spellStart"/>
             <w:r>
               <w:rPr>
                 <w:rFonts w:ascii="SansSerif" w:hAnsi="SansSerif" w:cs="SansSerif"/>
@@ -2133,7 +1723,6 @@
               </w:rPr>
               <w:t>portOfLoading</w:t>
             </w:r>
-            <w:proofErr w:type="spellEnd"/>
             <w:r>
               <w:rPr>
                 <w:rFonts w:ascii="SansSerif" w:hAnsi="SansSerif" w:cs="SansSerif"/>
@@ -2219,7 +1808,6 @@
               </w:rPr>
               <w:t>{</w:t>
             </w:r>
-            <w:proofErr w:type="spellStart"/>
             <w:r>
               <w:rPr>
                 <w:rFonts w:ascii="SansSerif" w:hAnsi="SansSerif" w:cs="SansSerif"/>
@@ -2229,7 +1817,6 @@
               </w:rPr>
               <w:t>portOfDischarge</w:t>
             </w:r>
-            <w:proofErr w:type="spellEnd"/>
             <w:r>
               <w:rPr>
                 <w:rFonts w:ascii="SansSerif" w:hAnsi="SansSerif" w:cs="SansSerif"/>
@@ -2288,7 +1875,6 @@
               </w:rPr>
               <w:t>{</w:t>
             </w:r>
-            <w:proofErr w:type="spellStart"/>
             <w:r>
               <w:rPr>
                 <w:rFonts w:ascii="SansSerif" w:hAnsi="SansSerif" w:cs="SansSerif"/>
@@ -2298,7 +1884,6 @@
               </w:rPr>
               <w:t>finalDestination</w:t>
             </w:r>
-            <w:proofErr w:type="spellEnd"/>
             <w:r>
               <w:rPr>
                 <w:rFonts w:ascii="SansSerif" w:hAnsi="SansSerif" w:cs="SansSerif"/>
@@ -2369,7 +1954,6 @@
               </w:rPr>
               <w:t>{</w:t>
             </w:r>
-            <w:proofErr w:type="spellStart"/>
             <w:r>
               <w:rPr>
                 <w:rFonts w:cstheme="minorHAnsi"/>
@@ -2378,7 +1962,6 @@
               </w:rPr>
               <w:t>privateRemark</w:t>
             </w:r>
-            <w:proofErr w:type="spellEnd"/>
             <w:r>
               <w:rPr>
                 <w:rFonts w:cstheme="minorHAnsi"/>
@@ -2645,29 +2228,7 @@
                       <w:sz w:val="19"/>
                       <w:szCs w:val="19"/>
                     </w:rPr>
-                    <w:t>{</w:t>
-                  </w:r>
-                  <w:proofErr w:type="spellStart"/>
-                  <w:r>
-                    <w:rPr>
-                      <w:rFonts w:cstheme="minorHAnsi"/>
-                      <w:b/>
-                      <w:bCs/>
-                      <w:sz w:val="19"/>
-                      <w:szCs w:val="19"/>
-                    </w:rPr>
-                    <w:t>currencyChar</w:t>
-                  </w:r>
-                  <w:proofErr w:type="spellEnd"/>
-                  <w:r>
-                    <w:rPr>
-                      <w:rFonts w:cstheme="minorHAnsi"/>
-                      <w:b/>
-                      <w:bCs/>
-                      <w:sz w:val="19"/>
-                      <w:szCs w:val="19"/>
-                    </w:rPr>
-                    <w:t>}</w:t>
+                    <w:t>{currencyChar}</w:t>
                   </w:r>
                 </w:p>
               </w:tc>
@@ -2722,29 +2283,7 @@
                       <w:sz w:val="19"/>
                       <w:szCs w:val="19"/>
                     </w:rPr>
-                    <w:t>{</w:t>
-                  </w:r>
-                  <w:proofErr w:type="spellStart"/>
-                  <w:r>
-                    <w:rPr>
-                      <w:rFonts w:cstheme="minorHAnsi"/>
-                      <w:b/>
-                      <w:bCs/>
-                      <w:sz w:val="19"/>
-                      <w:szCs w:val="19"/>
-                    </w:rPr>
-                    <w:t>currencyChar</w:t>
-                  </w:r>
-                  <w:proofErr w:type="spellEnd"/>
-                  <w:r>
-                    <w:rPr>
-                      <w:rFonts w:cstheme="minorHAnsi"/>
-                      <w:b/>
-                      <w:bCs/>
-                      <w:sz w:val="19"/>
-                      <w:szCs w:val="19"/>
-                    </w:rPr>
-                    <w:t>}</w:t>
+                    <w:t>{currencyChar}</w:t>
                   </w:r>
                 </w:p>
               </w:tc>
@@ -2775,34 +2314,7 @@
                       <w:sz w:val="20"/>
                       <w:szCs w:val="20"/>
                     </w:rPr>
-                    <w:t>{#</w:t>
-                  </w:r>
-                  <w:proofErr w:type="gramStart"/>
-                  <w:r>
-                    <w:rPr>
-                      <w:rFonts w:cstheme="minorHAnsi"/>
-                      <w:sz w:val="20"/>
-                      <w:szCs w:val="20"/>
-                    </w:rPr>
-                    <w:t>IPItems}{</w:t>
-                  </w:r>
-                  <w:proofErr w:type="gramEnd"/>
-                  <w:r>
-                    <w:rPr>
-                      <w:rFonts w:cstheme="minorHAnsi"/>
-                      <w:sz w:val="20"/>
-                      <w:szCs w:val="20"/>
-                    </w:rPr>
-                    <w:t>#</w:t>
-                  </w:r>
-                  <w:proofErr w:type="gramStart"/>
-                  <w:r>
-                    <w:rPr>
-                      <w:rFonts w:cstheme="minorHAnsi"/>
-                      <w:sz w:val="20"/>
-                      <w:szCs w:val="20"/>
-                    </w:rPr>
-                    <w:t>showThickness}</w:t>
+                    <w:t>{#IPItems}{#showThickness}</w:t>
                   </w:r>
                   <w:r>
                     <w:rPr>
@@ -2812,18 +2324,7 @@
                       <w:sz w:val="20"/>
                       <w:szCs w:val="20"/>
                     </w:rPr>
-                    <w:t>{</w:t>
-                  </w:r>
-                  <w:proofErr w:type="gramEnd"/>
-                  <w:r>
-                    <w:rPr>
-                      <w:rFonts w:cstheme="minorHAnsi"/>
-                      <w:b/>
-                      <w:bCs/>
-                      <w:sz w:val="20"/>
-                      <w:szCs w:val="20"/>
-                    </w:rPr>
-                    <w:t>thicknessDetail</w:t>
+                    <w:t>{thicknessDetail</w:t>
                   </w:r>
                   <w:r>
                     <w:rPr>
@@ -2853,73 +2354,7 @@
                       <w:sz w:val="20"/>
                       <w:szCs w:val="20"/>
                     </w:rPr>
-                    <w:t xml:space="preserve">{length} X {width} X {height} </w:t>
-                  </w:r>
-                  <w:proofErr w:type="gramStart"/>
-                  <w:r>
-                    <w:rPr>
-                      <w:rFonts w:cstheme="minorHAnsi"/>
-                      <w:b/>
-                      <w:bCs/>
-                      <w:sz w:val="20"/>
-                      <w:szCs w:val="20"/>
-                    </w:rPr>
-                    <w:t>MM  {</w:t>
-                  </w:r>
-                  <w:proofErr w:type="gramEnd"/>
-                  <w:r>
-                    <w:rPr>
-                      <w:rFonts w:cstheme="minorHAnsi"/>
-                      <w:b/>
-                      <w:bCs/>
-                      <w:sz w:val="20"/>
-                      <w:szCs w:val="20"/>
-                    </w:rPr>
-                    <w:t>#fsc} – {</w:t>
-                  </w:r>
-                  <w:proofErr w:type="spellStart"/>
-                  <w:r>
-                    <w:rPr>
-                      <w:rFonts w:cstheme="minorHAnsi"/>
-                      <w:b/>
-                      <w:bCs/>
-                      <w:sz w:val="20"/>
-                      <w:szCs w:val="20"/>
-                    </w:rPr>
-                    <w:t>fsc</w:t>
-                  </w:r>
-                  <w:proofErr w:type="spellEnd"/>
-                  <w:r>
-                    <w:rPr>
-                      <w:rFonts w:cstheme="minorHAnsi"/>
-                      <w:b/>
-                      <w:bCs/>
-                      <w:sz w:val="20"/>
-                      <w:szCs w:val="20"/>
-                    </w:rPr>
-                    <w:t>}{/</w:t>
-                  </w:r>
-                  <w:proofErr w:type="spellStart"/>
-                  <w:r>
-                    <w:rPr>
-                      <w:rFonts w:cstheme="minorHAnsi"/>
-                      <w:b/>
-                      <w:bCs/>
-                      <w:sz w:val="20"/>
-                      <w:szCs w:val="20"/>
-                    </w:rPr>
-                    <w:t>fsc</w:t>
-                  </w:r>
-                  <w:proofErr w:type="spellEnd"/>
-                  <w:r>
-                    <w:rPr>
-                      <w:rFonts w:cstheme="minorHAnsi"/>
-                      <w:b/>
-                      <w:bCs/>
-                      <w:sz w:val="20"/>
-                      <w:szCs w:val="20"/>
-                    </w:rPr>
-                    <w:t>}</w:t>
+                    <w:t>{length} X {width} X {height} MM  {#fsc} – {fsc}{/fsc}</w:t>
                   </w:r>
                 </w:p>
               </w:tc>
@@ -3003,61 +2438,7 @@
                       <w:sz w:val="18"/>
                       <w:szCs w:val="18"/>
                     </w:rPr>
-                    <w:t>{#</w:t>
-                  </w:r>
-                  <w:proofErr w:type="gramStart"/>
-                  <w:r>
-                    <w:rPr>
-                      <w:rFonts w:ascii="Arial" w:hAnsi="Arial" w:cs="Arial"/>
-                      <w:sz w:val="18"/>
-                      <w:szCs w:val="18"/>
-                    </w:rPr>
-                    <w:t>invoices}{</w:t>
-                  </w:r>
-                  <w:proofErr w:type="gramEnd"/>
-                  <w:r>
-                    <w:rPr>
-                      <w:rFonts w:ascii="Arial" w:hAnsi="Arial" w:cs="Arial"/>
-                      <w:sz w:val="18"/>
-                      <w:szCs w:val="18"/>
-                    </w:rPr>
-                    <w:t>containerFrom}{#containerTo} to {</w:t>
-                  </w:r>
-                  <w:proofErr w:type="spellStart"/>
-                  <w:r>
-                    <w:rPr>
-                      <w:rFonts w:ascii="Arial" w:hAnsi="Arial" w:cs="Arial"/>
-                      <w:sz w:val="18"/>
-                      <w:szCs w:val="18"/>
-                    </w:rPr>
-                    <w:t>containerTo</w:t>
-                  </w:r>
-                  <w:proofErr w:type="spellEnd"/>
-                  <w:r>
-                    <w:rPr>
-                      <w:rFonts w:ascii="Arial" w:hAnsi="Arial" w:cs="Arial"/>
-                      <w:sz w:val="18"/>
-                      <w:szCs w:val="18"/>
-                    </w:rPr>
-                    <w:t>}{/</w:t>
-                  </w:r>
-                  <w:proofErr w:type="spellStart"/>
-                  <w:r>
-                    <w:rPr>
-                      <w:rFonts w:ascii="Arial" w:hAnsi="Arial" w:cs="Arial"/>
-                      <w:sz w:val="18"/>
-                      <w:szCs w:val="18"/>
-                    </w:rPr>
-                    <w:t>containerTo</w:t>
-                  </w:r>
-                  <w:proofErr w:type="spellEnd"/>
-                  <w:r>
-                    <w:rPr>
-                      <w:rFonts w:ascii="Arial" w:hAnsi="Arial" w:cs="Arial"/>
-                      <w:sz w:val="18"/>
-                      <w:szCs w:val="18"/>
-                    </w:rPr>
-                    <w:t>}</w:t>
+                    <w:t>{#invoices}{containerFrom}{#containerTo} to {containerTo}{/containerTo}</w:t>
                   </w:r>
                 </w:p>
               </w:tc>
@@ -3086,59 +2467,23 @@
                       <w:sz w:val="18"/>
                       <w:szCs w:val="18"/>
                     </w:rPr>
-                    <w:t>{</w:t>
+                    <w:t>{materialGrade}</w:t>
                   </w:r>
-                  <w:proofErr w:type="spellStart"/>
                   <w:r>
                     <w:rPr>
                       <w:rFonts w:ascii="Arial" w:hAnsi="Arial" w:cs="Arial"/>
                       <w:sz w:val="18"/>
                       <w:szCs w:val="18"/>
                     </w:rPr>
-                    <w:t>materialGrade</w:t>
+                    <w:t xml:space="preserve"> </w:t>
                   </w:r>
-                  <w:proofErr w:type="spellEnd"/>
                   <w:r>
                     <w:rPr>
                       <w:rFonts w:ascii="Arial" w:hAnsi="Arial" w:cs="Arial"/>
                       <w:sz w:val="18"/>
                       <w:szCs w:val="18"/>
                     </w:rPr>
-                    <w:t>}</w:t>
-                  </w:r>
-                  <w:r>
-                    <w:rPr>
-                      <w:rFonts w:ascii="Arial" w:hAnsi="Arial" w:cs="Arial"/>
-                      <w:sz w:val="18"/>
-                      <w:szCs w:val="18"/>
-                    </w:rPr>
-                    <w:t xml:space="preserve"> </w:t>
-                  </w:r>
-                  <w:r>
-                    <w:rPr>
-                      <w:rFonts w:ascii="Arial" w:hAnsi="Arial" w:cs="Arial"/>
-                      <w:sz w:val="18"/>
-                      <w:szCs w:val="18"/>
-                    </w:rPr>
-                    <w:t>{</w:t>
-                  </w:r>
-                  <w:proofErr w:type="spellStart"/>
-                  <w:r>
-                    <w:rPr>
-                      <w:rFonts w:ascii="Arial" w:hAnsi="Arial" w:cs="Arial"/>
-                      <w:sz w:val="18"/>
-                      <w:szCs w:val="18"/>
-                    </w:rPr>
-                    <w:t>brandName</w:t>
-                  </w:r>
-                  <w:proofErr w:type="spellEnd"/>
-                  <w:r>
-                    <w:rPr>
-                      <w:rFonts w:ascii="Arial" w:hAnsi="Arial" w:cs="Arial"/>
-                      <w:sz w:val="18"/>
-                      <w:szCs w:val="18"/>
-                    </w:rPr>
-                    <w:t>}</w:t>
+                    <w:t>{brandName}</w:t>
                   </w:r>
                 </w:p>
               </w:tc>
@@ -3167,25 +2512,7 @@
                       <w:sz w:val="18"/>
                       <w:szCs w:val="18"/>
                     </w:rPr>
-                    <w:t>{</w:t>
-                  </w:r>
-                  <w:proofErr w:type="spellStart"/>
-                  <w:r>
-                    <w:rPr>
-                      <w:rFonts w:ascii="Arial" w:hAnsi="Arial" w:cs="Arial"/>
-                      <w:sz w:val="18"/>
-                      <w:szCs w:val="18"/>
-                    </w:rPr>
-                    <w:t>designType</w:t>
-                  </w:r>
-                  <w:proofErr w:type="spellEnd"/>
-                  <w:r>
-                    <w:rPr>
-                      <w:rFonts w:ascii="Arial" w:hAnsi="Arial" w:cs="Arial"/>
-                      <w:sz w:val="18"/>
-                      <w:szCs w:val="18"/>
-                    </w:rPr>
-                    <w:t>}</w:t>
+                    <w:t>{designType}</w:t>
                   </w:r>
                 </w:p>
               </w:tc>
@@ -3213,25 +2540,7 @@
                       <w:sz w:val="18"/>
                       <w:szCs w:val="18"/>
                     </w:rPr>
-                    <w:t>{</w:t>
-                  </w:r>
-                  <w:proofErr w:type="spellStart"/>
-                  <w:r>
-                    <w:rPr>
-                      <w:rFonts w:ascii="Arial" w:hAnsi="Arial" w:cs="Arial"/>
-                      <w:sz w:val="18"/>
-                      <w:szCs w:val="18"/>
-                    </w:rPr>
-                    <w:t>finishType</w:t>
-                  </w:r>
-                  <w:proofErr w:type="spellEnd"/>
-                  <w:r>
-                    <w:rPr>
-                      <w:rFonts w:ascii="Arial" w:hAnsi="Arial" w:cs="Arial"/>
-                      <w:sz w:val="18"/>
-                      <w:szCs w:val="18"/>
-                    </w:rPr>
-                    <w:t>}</w:t>
+                    <w:t>{finishType}</w:t>
                   </w:r>
                 </w:p>
               </w:tc>
@@ -3308,25 +2617,7 @@
                       <w:sz w:val="18"/>
                       <w:szCs w:val="18"/>
                     </w:rPr>
-                    <w:t>{value} {/invoices} {/</w:t>
-                  </w:r>
-                  <w:proofErr w:type="spellStart"/>
-                  <w:r>
-                    <w:rPr>
-                      <w:rFonts w:ascii="Arial" w:hAnsi="Arial" w:cs="Arial"/>
-                      <w:sz w:val="18"/>
-                      <w:szCs w:val="18"/>
-                    </w:rPr>
-                    <w:t>IPItems</w:t>
-                  </w:r>
-                  <w:proofErr w:type="spellEnd"/>
-                  <w:r>
-                    <w:rPr>
-                      <w:rFonts w:ascii="Arial" w:hAnsi="Arial" w:cs="Arial"/>
-                      <w:sz w:val="18"/>
-                      <w:szCs w:val="18"/>
-                    </w:rPr>
-                    <w:t>}</w:t>
+                    <w:t>{value} {/invoices} {/IPItems}</w:t>
                   </w:r>
                 </w:p>
               </w:tc>
@@ -3359,29 +2650,7 @@
                       <w:sz w:val="18"/>
                       <w:szCs w:val="18"/>
                     </w:rPr>
-                    <w:t>{#isSampleBox}SAMPLE BOX{/</w:t>
-                  </w:r>
-                  <w:proofErr w:type="spellStart"/>
-                  <w:r>
-                    <w:rPr>
-                      <w:rFonts w:ascii="Arial" w:hAnsi="Arial" w:cs="Arial"/>
-                      <w:b/>
-                      <w:bCs/>
-                      <w:sz w:val="18"/>
-                      <w:szCs w:val="18"/>
-                    </w:rPr>
-                    <w:t>isSampleBox</w:t>
-                  </w:r>
-                  <w:proofErr w:type="spellEnd"/>
-                  <w:r>
-                    <w:rPr>
-                      <w:rFonts w:ascii="Arial" w:hAnsi="Arial" w:cs="Arial"/>
-                      <w:b/>
-                      <w:bCs/>
-                      <w:sz w:val="18"/>
-                      <w:szCs w:val="18"/>
-                    </w:rPr>
-                    <w:t>}</w:t>
+                    <w:t>{#isSampleBox}SAMPLE BOX{/isSampleBox}</w:t>
                   </w:r>
                 </w:p>
               </w:tc>
@@ -3467,61 +2736,7 @@
                       <w:sz w:val="18"/>
                       <w:szCs w:val="18"/>
                     </w:rPr>
-                    <w:t>{#</w:t>
-                  </w:r>
-                  <w:proofErr w:type="gramStart"/>
-                  <w:r>
-                    <w:rPr>
-                      <w:rFonts w:ascii="Arial" w:hAnsi="Arial" w:cs="Arial"/>
-                      <w:sz w:val="18"/>
-                      <w:szCs w:val="18"/>
-                    </w:rPr>
-                    <w:t>sampleBox}{</w:t>
-                  </w:r>
-                  <w:proofErr w:type="gramEnd"/>
-                  <w:r>
-                    <w:rPr>
-                      <w:rFonts w:ascii="Arial" w:hAnsi="Arial" w:cs="Arial"/>
-                      <w:sz w:val="18"/>
-                      <w:szCs w:val="18"/>
-                    </w:rPr>
-                    <w:t>containerFrom}{#containerTo} to {</w:t>
-                  </w:r>
-                  <w:proofErr w:type="spellStart"/>
-                  <w:r>
-                    <w:rPr>
-                      <w:rFonts w:ascii="Arial" w:hAnsi="Arial" w:cs="Arial"/>
-                      <w:sz w:val="18"/>
-                      <w:szCs w:val="18"/>
-                    </w:rPr>
-                    <w:t>containerTo</w:t>
-                  </w:r>
-                  <w:proofErr w:type="spellEnd"/>
-                  <w:r>
-                    <w:rPr>
-                      <w:rFonts w:ascii="Arial" w:hAnsi="Arial" w:cs="Arial"/>
-                      <w:sz w:val="18"/>
-                      <w:szCs w:val="18"/>
-                    </w:rPr>
-                    <w:t>} {/</w:t>
-                  </w:r>
-                  <w:proofErr w:type="spellStart"/>
-                  <w:r>
-                    <w:rPr>
-                      <w:rFonts w:ascii="Arial" w:hAnsi="Arial" w:cs="Arial"/>
-                      <w:sz w:val="18"/>
-                      <w:szCs w:val="18"/>
-                    </w:rPr>
-                    <w:t>containerTo</w:t>
-                  </w:r>
-                  <w:proofErr w:type="spellEnd"/>
-                  <w:r>
-                    <w:rPr>
-                      <w:rFonts w:ascii="Arial" w:hAnsi="Arial" w:cs="Arial"/>
-                      <w:sz w:val="18"/>
-                      <w:szCs w:val="18"/>
-                    </w:rPr>
-                    <w:t>}</w:t>
+                    <w:t>{#sampleBox}{containerFrom}{#containerTo} to {containerTo} {/containerTo}</w:t>
                   </w:r>
                 </w:p>
               </w:tc>
@@ -3551,81 +2766,7 @@
                       <w:sz w:val="18"/>
                       <w:szCs w:val="18"/>
                     </w:rPr>
-                    <w:t>{</w:t>
-                  </w:r>
-                  <w:proofErr w:type="spellStart"/>
-                  <w:proofErr w:type="gramStart"/>
-                  <w:r>
-                    <w:rPr>
-                      <w:rFonts w:ascii="Arial" w:hAnsi="Arial" w:cs="Arial"/>
-                      <w:sz w:val="18"/>
-                      <w:szCs w:val="18"/>
-                    </w:rPr>
-                    <w:t>materialGrade</w:t>
-                  </w:r>
-                  <w:proofErr w:type="spellEnd"/>
-                  <w:r>
-                    <w:rPr>
-                      <w:rFonts w:ascii="Arial" w:hAnsi="Arial" w:cs="Arial"/>
-                      <w:sz w:val="18"/>
-                      <w:szCs w:val="18"/>
-                    </w:rPr>
-                    <w:t>}  {</w:t>
-                  </w:r>
-                  <w:proofErr w:type="spellStart"/>
-                  <w:r>
-                    <w:rPr>
-                      <w:rFonts w:ascii="Arial" w:hAnsi="Arial" w:cs="Arial"/>
-                      <w:sz w:val="18"/>
-                      <w:szCs w:val="18"/>
-                    </w:rPr>
-                    <w:t>brandName</w:t>
-                  </w:r>
-                  <w:proofErr w:type="spellEnd"/>
-                  <w:r>
-                    <w:rPr>
-                      <w:rFonts w:ascii="Arial" w:hAnsi="Arial" w:cs="Arial"/>
-                      <w:sz w:val="18"/>
-                      <w:szCs w:val="18"/>
-                    </w:rPr>
-                    <w:t>}  {</w:t>
-                  </w:r>
-                  <w:proofErr w:type="spellStart"/>
-                  <w:r>
-                    <w:rPr>
-                      <w:rFonts w:ascii="Arial" w:hAnsi="Arial" w:cs="Arial"/>
-                      <w:sz w:val="18"/>
-                      <w:szCs w:val="18"/>
-                    </w:rPr>
-                    <w:t>designType</w:t>
-                  </w:r>
-                  <w:proofErr w:type="spellEnd"/>
-                  <w:r>
-                    <w:rPr>
-                      <w:rFonts w:ascii="Arial" w:hAnsi="Arial" w:cs="Arial"/>
-                      <w:sz w:val="18"/>
-                      <w:szCs w:val="18"/>
-                    </w:rPr>
-                    <w:t>}  {</w:t>
-                  </w:r>
-                  <w:proofErr w:type="spellStart"/>
-                  <w:proofErr w:type="gramEnd"/>
-                  <w:r>
-                    <w:rPr>
-                      <w:rFonts w:ascii="Arial" w:hAnsi="Arial" w:cs="Arial"/>
-                      <w:sz w:val="18"/>
-                      <w:szCs w:val="18"/>
-                    </w:rPr>
-                    <w:t>finishType</w:t>
-                  </w:r>
-                  <w:proofErr w:type="spellEnd"/>
-                  <w:r>
-                    <w:rPr>
-                      <w:rFonts w:ascii="Arial" w:hAnsi="Arial" w:cs="Arial"/>
-                      <w:sz w:val="18"/>
-                      <w:szCs w:val="18"/>
-                    </w:rPr>
-                    <w:t>}</w:t>
+                    <w:t>{materialGrade}  {brandName}  {designType}  {finishType}</w:t>
                   </w:r>
                 </w:p>
               </w:tc>
@@ -3710,25 +2851,7 @@
                       <w:sz w:val="18"/>
                       <w:szCs w:val="18"/>
                     </w:rPr>
-                    <w:t>{/</w:t>
-                  </w:r>
-                  <w:proofErr w:type="spellStart"/>
-                  <w:r>
-                    <w:rPr>
-                      <w:rFonts w:ascii="Arial" w:hAnsi="Arial" w:cs="Arial"/>
-                      <w:sz w:val="18"/>
-                      <w:szCs w:val="18"/>
-                    </w:rPr>
-                    <w:t>sampleBox</w:t>
-                  </w:r>
-                  <w:proofErr w:type="spellEnd"/>
-                  <w:r>
-                    <w:rPr>
-                      <w:rFonts w:ascii="Arial" w:hAnsi="Arial" w:cs="Arial"/>
-                      <w:sz w:val="18"/>
-                      <w:szCs w:val="18"/>
-                    </w:rPr>
-                    <w:t>}</w:t>
+                    <w:t>{/sampleBox}</w:t>
                   </w:r>
                 </w:p>
               </w:tc>
@@ -3778,7 +2901,6 @@
               </w:rPr>
               <w:t>{</w:t>
             </w:r>
-            <w:proofErr w:type="spellStart"/>
             <w:r>
               <w:rPr>
                 <w:rFonts w:cstheme="minorHAnsi"/>
@@ -3787,7 +2909,6 @@
               </w:rPr>
               <w:t>totalAmount</w:t>
             </w:r>
-            <w:proofErr w:type="spellEnd"/>
             <w:r>
               <w:rPr>
                 <w:rFonts w:cstheme="minorHAnsi"/>
@@ -3906,7 +3027,7 @@
                 <w:sz w:val="20"/>
                 <w:szCs w:val="20"/>
               </w:rPr>
-              <w:t xml:space="preserve">Addition </w:t>
+              <w:t xml:space="preserve">Addition - Seafreight Charges -  </w:t>
             </w:r>
           </w:p>
           <w:p>
@@ -3978,25 +3099,7 @@
                 <w:szCs w:val="20"/>
               </w:rPr>
               <w:lastRenderedPageBreak/>
-              <w:t>{</w:t>
-            </w:r>
-            <w:proofErr w:type="spellStart"/>
-            <w:r>
-              <w:rPr>
-                <w:rFonts w:cstheme="minorHAnsi"/>
-                <w:sz w:val="20"/>
-                <w:szCs w:val="20"/>
-              </w:rPr>
-              <w:t>totalAddition</w:t>
-            </w:r>
-            <w:proofErr w:type="spellEnd"/>
-            <w:r>
-              <w:rPr>
-                <w:rFonts w:cstheme="minorHAnsi"/>
-                <w:sz w:val="20"/>
-                <w:szCs w:val="20"/>
-              </w:rPr>
-              <w:t>}</w:t>
+              <w:t>{totalAddition}</w:t>
             </w:r>
           </w:p>
           <w:p>
@@ -4016,25 +3119,7 @@
                 <w:sz w:val="20"/>
                 <w:szCs w:val="20"/>
               </w:rPr>
-              <w:t>{</w:t>
-            </w:r>
-            <w:proofErr w:type="spellStart"/>
-            <w:r>
-              <w:rPr>
-                <w:rFonts w:cstheme="minorHAnsi"/>
-                <w:sz w:val="20"/>
-                <w:szCs w:val="20"/>
-              </w:rPr>
-              <w:t>totalDiscount</w:t>
-            </w:r>
-            <w:proofErr w:type="spellEnd"/>
-            <w:r>
-              <w:rPr>
-                <w:rFonts w:cstheme="minorHAnsi"/>
-                <w:sz w:val="20"/>
-                <w:szCs w:val="20"/>
-              </w:rPr>
-              <w:t>}</w:t>
+              <w:t>{totalDiscount}</w:t>
             </w:r>
           </w:p>
           <w:p>
@@ -4091,52 +3176,15 @@
                 <w:szCs w:val="20"/>
               </w:rPr>
               <w:lastRenderedPageBreak/>
-              <w:t>Total {</w:t>
-            </w:r>
-            <w:proofErr w:type="spellStart"/>
-            <w:r>
-              <w:rPr>
-                <w:rFonts w:cstheme="minorHAnsi"/>
-                <w:sz w:val="20"/>
-                <w:szCs w:val="20"/>
-              </w:rPr>
-              <w:t>deliveryTerms</w:t>
-            </w:r>
-            <w:proofErr w:type="spellEnd"/>
-            <w:r>
-              <w:rPr>
-                <w:rFonts w:cstheme="minorHAnsi"/>
-                <w:sz w:val="20"/>
-                <w:szCs w:val="20"/>
-              </w:rPr>
-              <w:t xml:space="preserve">} </w:t>
-            </w:r>
-            <w:r>
-              <w:rPr>
-                <w:rFonts w:cstheme="minorHAnsi"/>
-                <w:sz w:val="20"/>
-                <w:szCs w:val="20"/>
-              </w:rPr>
-              <w:t>{</w:t>
-            </w:r>
-            <w:proofErr w:type="spellStart"/>
-            <w:proofErr w:type="gramStart"/>
-            <w:r>
-              <w:rPr>
-                <w:rFonts w:cstheme="minorHAnsi"/>
-                <w:sz w:val="20"/>
-                <w:szCs w:val="20"/>
-              </w:rPr>
-              <w:t>dischargeTerms</w:t>
-            </w:r>
-            <w:proofErr w:type="spellEnd"/>
-            <w:r>
-              <w:rPr>
-                <w:rFonts w:cstheme="minorHAnsi"/>
-                <w:sz w:val="20"/>
-                <w:szCs w:val="20"/>
-              </w:rPr>
-              <w:t>}</w:t>
+              <w:t xml:space="preserve">Total {deliveryTerms} </w:t>
+            </w:r>
+            <w:r>
+              <w:rPr>
+                <w:rFonts w:cstheme="minorHAnsi"/>
+                <w:sz w:val="20"/>
+                <w:szCs w:val="20"/>
+              </w:rPr>
+              <w:t>{dischargeTerms}</w:t>
             </w:r>
             <w:r>
               <w:rPr>
@@ -4152,44 +3200,7 @@
                 <w:sz w:val="20"/>
                 <w:szCs w:val="20"/>
               </w:rPr>
-              <w:t xml:space="preserve"> {</w:t>
-            </w:r>
-            <w:proofErr w:type="spellStart"/>
-            <w:proofErr w:type="gramEnd"/>
-            <w:r>
-              <w:rPr>
-                <w:rFonts w:cstheme="minorHAnsi"/>
-                <w:sz w:val="20"/>
-                <w:szCs w:val="20"/>
-              </w:rPr>
-              <w:t>currencyChar</w:t>
-            </w:r>
-            <w:proofErr w:type="spellEnd"/>
-            <w:r>
-              <w:rPr>
-                <w:rFonts w:cstheme="minorHAnsi"/>
-                <w:sz w:val="20"/>
-                <w:szCs w:val="20"/>
-              </w:rPr>
-              <w:t>} {</w:t>
-            </w:r>
-            <w:proofErr w:type="spellStart"/>
-            <w:r>
-              <w:rPr>
-                <w:rFonts w:cstheme="minorHAnsi"/>
-                <w:sz w:val="20"/>
-                <w:szCs w:val="20"/>
-              </w:rPr>
-              <w:t>netAmountWords</w:t>
-            </w:r>
-            <w:proofErr w:type="spellEnd"/>
-            <w:r>
-              <w:rPr>
-                <w:rFonts w:cstheme="minorHAnsi"/>
-                <w:sz w:val="20"/>
-                <w:szCs w:val="20"/>
-              </w:rPr>
-              <w:t>}</w:t>
+              <w:t xml:space="preserve"> {currencyChar} {netAmountWords}</w:t>
             </w:r>
             <w:r>
               <w:rPr>
@@ -4236,25 +3247,7 @@
                 <w:sz w:val="20"/>
                 <w:szCs w:val="20"/>
               </w:rPr>
-              <w:t>{</w:t>
-            </w:r>
-            <w:proofErr w:type="spellStart"/>
-            <w:r>
-              <w:rPr>
-                <w:rFonts w:cstheme="minorHAnsi"/>
-                <w:sz w:val="20"/>
-                <w:szCs w:val="20"/>
-              </w:rPr>
-              <w:t>netAmount</w:t>
-            </w:r>
-            <w:proofErr w:type="spellEnd"/>
-            <w:r>
-              <w:rPr>
-                <w:rFonts w:cstheme="minorHAnsi"/>
-                <w:sz w:val="20"/>
-                <w:szCs w:val="20"/>
-              </w:rPr>
-              <w:t>}</w:t>
+              <w:t>{netAmount}</w:t>
             </w:r>
           </w:p>
         </w:tc>
@@ -4289,98 +3282,44 @@
                 <w:sz w:val="18"/>
                 <w:szCs w:val="18"/>
               </w:rPr>
-              <w:t>{#</w:t>
-            </w:r>
-            <w:proofErr w:type="gramStart"/>
-            <w:r>
+              <w:t>{#specialInstruction}{specialInstruction}{/specialInstruction}</w:t>
+            </w:r>
+          </w:p>
+          <w:p>
+            <w:pPr>
+              <w:pStyle w:val="NoSpacing"/>
               <w:rPr>
                 <w:rFonts w:cstheme="minorHAnsi"/>
                 <w:sz w:val="18"/>
                 <w:szCs w:val="18"/>
               </w:rPr>
-              <w:t>specialInstruction}{</w:t>
-            </w:r>
-            <w:proofErr w:type="gramEnd"/>
+            </w:pPr>
             <w:r>
               <w:rPr>
                 <w:rFonts w:cstheme="minorHAnsi"/>
                 <w:sz w:val="18"/>
                 <w:szCs w:val="18"/>
               </w:rPr>
-              <w:t>specialInstruction}{/specialInstruction}</w:t>
+              <w:t>{#bottomNotes}{bottomNote}</w:t>
             </w:r>
           </w:p>
           <w:p>
             <w:pPr>
               <w:pStyle w:val="NoSpacing"/>
+              <w:spacing w:line="276" w:lineRule="auto"/>
+              <w:rPr>
+                <w:rFonts w:cstheme="minorHAnsi"/>
+                <w:sz w:val="20"/>
+                <w:szCs w:val="20"/>
+              </w:rPr>
+            </w:pPr>
+            <w:r>
               <w:rPr>
                 <w:rFonts w:cstheme="minorHAnsi"/>
                 <w:sz w:val="18"/>
                 <w:szCs w:val="18"/>
               </w:rPr>
-            </w:pPr>
-            <w:r>
-              <w:rPr>
-                <w:rFonts w:cstheme="minorHAnsi"/>
-                <w:sz w:val="18"/>
-                <w:szCs w:val="18"/>
-              </w:rPr>
-              <w:t>{#</w:t>
-            </w:r>
-            <w:proofErr w:type="gramStart"/>
-            <w:r>
-              <w:rPr>
-                <w:rFonts w:cstheme="minorHAnsi"/>
-                <w:sz w:val="18"/>
-                <w:szCs w:val="18"/>
-              </w:rPr>
-              <w:t>bottomNotes}{</w:t>
-            </w:r>
-            <w:proofErr w:type="gramEnd"/>
-            <w:r>
-              <w:rPr>
-                <w:rFonts w:cstheme="minorHAnsi"/>
-                <w:sz w:val="18"/>
-                <w:szCs w:val="18"/>
-              </w:rPr>
-              <w:t>bottomNote}</w:t>
-            </w:r>
-          </w:p>
-          <w:p>
-            <w:pPr>
-              <w:pStyle w:val="NoSpacing"/>
-              <w:spacing w:line="276" w:lineRule="auto"/>
-              <w:rPr>
-                <w:rFonts w:cstheme="minorHAnsi"/>
-                <w:sz w:val="20"/>
-                <w:szCs w:val="20"/>
-              </w:rPr>
-            </w:pPr>
-            <w:r>
-              <w:rPr>
-                <w:rFonts w:cstheme="minorHAnsi"/>
-                <w:sz w:val="18"/>
-                <w:szCs w:val="18"/>
-              </w:rPr>
-              <w:t>{/</w:t>
-            </w:r>
-            <w:proofErr w:type="spellStart"/>
-            <w:r>
-              <w:rPr>
-                <w:rFonts w:cstheme="minorHAnsi"/>
-                <w:sz w:val="18"/>
-                <w:szCs w:val="18"/>
-              </w:rPr>
-              <w:t>bottomNotes</w:t>
-            </w:r>
-            <w:proofErr w:type="spellEnd"/>
-            <w:r>
-              <w:rPr>
-                <w:rFonts w:cstheme="minorHAnsi"/>
-                <w:sz w:val="18"/>
-                <w:szCs w:val="18"/>
-              </w:rPr>
-              <w:t>}</w:t>
+              <w:t>{/bottomNotes}</w:t>
             </w:r>
           </w:p>
         </w:tc>
@@ -4425,6 +3364,7 @@
                 <w:insideH w:val="none" w:sz="0" w:space="0" w:color="auto"/>
                 <w:insideV w:val="none" w:sz="0" w:space="0" w:color="auto"/>
               </w:tblBorders>
+              <w:tblLayout w:type="fixed"/>
               <w:tblCellMar>
                 <w:left w:w="0" w:type="dxa"/>
               </w:tblCellMar>
@@ -4487,7 +3427,6 @@
                     </w:rPr>
                     <w:t>{</w:t>
                   </w:r>
-                  <w:proofErr w:type="spellStart"/>
                   <w:r>
                     <w:rPr>
                       <w:rFonts w:cstheme="minorHAnsi"/>
@@ -4496,7 +3435,6 @@
                     </w:rPr>
                     <w:t>totalQuantity</w:t>
                   </w:r>
-                  <w:proofErr w:type="spellEnd"/>
                   <w:r>
                     <w:rPr>
                       <w:rFonts w:cstheme="minorHAnsi"/>
@@ -4561,7 +3499,6 @@
                     </w:rPr>
                     <w:t>{</w:t>
                   </w:r>
-                  <w:proofErr w:type="spellStart"/>
                   <w:r>
                     <w:rPr>
                       <w:rFonts w:cstheme="minorHAnsi"/>
@@ -4570,7 +3507,6 @@
                     </w:rPr>
                     <w:t>totalBox</w:t>
                   </w:r>
-                  <w:proofErr w:type="spellEnd"/>
                   <w:r>
                     <w:rPr>
                       <w:rFonts w:cstheme="minorHAnsi"/>
@@ -4655,7 +3591,6 @@
                     </w:rPr>
                     <w:t>{</w:t>
                   </w:r>
-                  <w:proofErr w:type="spellStart"/>
                   <w:r>
                     <w:rPr>
                       <w:rFonts w:cstheme="minorHAnsi"/>
@@ -4664,7 +3599,6 @@
                     </w:rPr>
                     <w:t>totalNetWeight</w:t>
                   </w:r>
-                  <w:proofErr w:type="spellEnd"/>
                   <w:r>
                     <w:rPr>
                       <w:rFonts w:cstheme="minorHAnsi"/>
@@ -4693,7 +3627,6 @@
                     </w:rPr>
                     <w:t>{</w:t>
                   </w:r>
-                  <w:proofErr w:type="spellStart"/>
                   <w:r>
                     <w:rPr>
                       <w:rFonts w:cstheme="minorHAnsi"/>
@@ -4702,7 +3635,6 @@
                     </w:rPr>
                     <w:t>totalGrossWeight</w:t>
                   </w:r>
-                  <w:proofErr w:type="spellEnd"/>
                   <w:r>
                     <w:rPr>
                       <w:rFonts w:cstheme="minorHAnsi"/>
@@ -4760,7 +3692,7 @@
 </file>
 
 <file path=word/endnotes.xml><?xml version="1.0" encoding="utf-8"?>
-<w:endnotes xmlns:wpc="http://schemas.microsoft.com/office/word/2010/wordprocessingCanvas" xmlns:cx="http://schemas.microsoft.com/office/drawing/2014/chartex" xmlns:cx1="http://schemas.microsoft.com/office/drawing/2015/9/8/chartex" xmlns:cx2="http://schemas.microsoft.com/office/drawing/2015/10/21/chartex" xmlns:cx3="http://schemas.microsoft.com/office/drawing/2016/5/9/chartex" xmlns:cx4="http://schemas.microsoft.com/office/drawing/2016/5/10/chartex" xmlns:cx5="http://schemas.microsoft.com/office/drawing/2016/5/11/chartex" xmlns:cx6="http://schemas.microsoft.com/office/drawing/2016/5/12/chartex" xmlns:cx7="http://schemas.microsoft.com/office/drawing/2016/5/13/chartex" xmlns:cx8="http://schemas.microsoft.com/office/drawing/2016/5/14/chartex" xmlns:mc="http://schemas.openxmlformats.org/markup-compatibility/2006" xmlns:aink="http://schemas.microsoft.com/office/drawing/2016/ink" xmlns:am3d="http://schemas.microsoft.com/office/drawing/2017/model3d" xmlns:o="urn:schemas-microsoft-com:office:office" xmlns:oel="http://schemas.microsoft.com/office/2019/extlst" xmlns:r="http://schemas.openxmlformats.org/officeDocument/2006/relationships" xmlns:m="http://schemas.openxmlformats.org/officeDocument/2006/math" xmlns:v="urn:schemas-microsoft-com:vml" xmlns:wp14="http://schemas.microsoft.com/office/word/2010/wordprocessingDrawing" xmlns:wp="http://schemas.openxmlformats.org/drawingml/2006/wordprocessingDrawing" xmlns:w10="urn:schemas-microsoft-com:office:word" xmlns:w="http://schemas.openxmlformats.org/wordprocessingml/2006/main" xmlns:w14="http://schemas.microsoft.com/office/word/2010/wordml" xmlns:w15="http://schemas.microsoft.com/office/word/2012/wordml" xmlns:w16cex="http://schemas.microsoft.com/office/word/2018/wordml/cex" xmlns:w16cid="http://schemas.microsoft.com/office/word/2016/wordml/cid" xmlns:w16="http://schemas.microsoft.com/office/word/2018/wordml" xmlns:w16du="http://schemas.microsoft.com/office/word/2023/wordml/word16du" xmlns:w16sdtdh="http://schemas.microsoft.com/office/word/2020/wordml/sdtdatahash" xmlns:w16sdtfl="http://schemas.microsoft.com/office/word/2024/wordml/sdtformatlock" xmlns:w16se="http://schemas.microsoft.com/office/word/2015/wordml/symex" xmlns:wpg="http://schemas.microsoft.com/office/word/2010/wordprocessingGroup" xmlns:wpi="http://schemas.microsoft.com/office/word/2010/wordprocessingInk" xmlns:wne="http://schemas.microsoft.com/office/word/2006/wordml" xmlns:wps="http://schemas.microsoft.com/office/word/2010/wordprocessingShape" mc:Ignorable="w14 w15 w16se w16cid w16 w16cex w16sdtdh w16sdtfl w16du wp14">
+<w:endnotes xmlns:wpc="http://schemas.microsoft.com/office/word/2010/wordprocessingCanvas" xmlns:cx="http://schemas.microsoft.com/office/drawing/2014/chartex" xmlns:cx1="http://schemas.microsoft.com/office/drawing/2015/9/8/chartex" xmlns:cx2="http://schemas.microsoft.com/office/drawing/2015/10/21/chartex" xmlns:cx3="http://schemas.microsoft.com/office/drawing/2016/5/9/chartex" xmlns:cx4="http://schemas.microsoft.com/office/drawing/2016/5/10/chartex" xmlns:cx5="http://schemas.microsoft.com/office/drawing/2016/5/11/chartex" xmlns:cx6="http://schemas.microsoft.com/office/drawing/2016/5/12/chartex" xmlns:cx7="http://schemas.microsoft.com/office/drawing/2016/5/13/chartex" xmlns:cx8="http://schemas.microsoft.com/office/drawing/2016/5/14/chartex" xmlns:mc="http://schemas.openxmlformats.org/markup-compatibility/2006" xmlns:aink="http://schemas.microsoft.com/office/drawing/2016/ink" xmlns:am3d="http://schemas.microsoft.com/office/drawing/2017/model3d" xmlns:o="urn:schemas-microsoft-com:office:office" xmlns:r="http://schemas.openxmlformats.org/officeDocument/2006/relationships" xmlns:m="http://schemas.openxmlformats.org/officeDocument/2006/math" xmlns:v="urn:schemas-microsoft-com:vml" xmlns:wp14="http://schemas.microsoft.com/office/word/2010/wordprocessingDrawing" xmlns:wp="http://schemas.openxmlformats.org/drawingml/2006/wordprocessingDrawing" xmlns:w10="urn:schemas-microsoft-com:office:word" xmlns:w="http://schemas.openxmlformats.org/wordprocessingml/2006/main" xmlns:w14="http://schemas.microsoft.com/office/word/2010/wordml" xmlns:w15="http://schemas.microsoft.com/office/word/2012/wordml" xmlns:w16cid="http://schemas.microsoft.com/office/word/2016/wordml/cid" xmlns:w16se="http://schemas.microsoft.com/office/word/2015/wordml/symex" xmlns:wpg="http://schemas.microsoft.com/office/word/2010/wordprocessingGroup" xmlns:wpi="http://schemas.microsoft.com/office/word/2010/wordprocessingInk" xmlns:wne="http://schemas.microsoft.com/office/word/2006/wordml" xmlns:wps="http://schemas.microsoft.com/office/word/2010/wordprocessingShape" mc:Ignorable="w14 w15 w16se w16cid wp14">
   <w:endnote w:type="separator" w:id="-1">
     <w:p>
       <w:pPr>
@@ -4785,7 +3717,7 @@
 </file>
 
 <file path=word/footer1.xml><?xml version="1.0" encoding="utf-8"?>
-<w:ftr xmlns:wpc="http://schemas.microsoft.com/office/word/2010/wordprocessingCanvas" xmlns:cx="http://schemas.microsoft.com/office/drawing/2014/chartex" xmlns:cx1="http://schemas.microsoft.com/office/drawing/2015/9/8/chartex" xmlns:cx2="http://schemas.microsoft.com/office/drawing/2015/10/21/chartex" xmlns:cx3="http://schemas.microsoft.com/office/drawing/2016/5/9/chartex" xmlns:cx4="http://schemas.microsoft.com/office/drawing/2016/5/10/chartex" xmlns:cx5="http://schemas.microsoft.com/office/drawing/2016/5/11/chartex" xmlns:cx6="http://schemas.microsoft.com/office/drawing/2016/5/12/chartex" xmlns:cx7="http://schemas.microsoft.com/office/drawing/2016/5/13/chartex" xmlns:cx8="http://schemas.microsoft.com/office/drawing/2016/5/14/chartex" xmlns:mc="http://schemas.openxmlformats.org/markup-compatibility/2006" xmlns:aink="http://schemas.microsoft.com/office/drawing/2016/ink" xmlns:am3d="http://schemas.microsoft.com/office/drawing/2017/model3d" xmlns:o="urn:schemas-microsoft-com:office:office" xmlns:oel="http://schemas.microsoft.com/office/2019/extlst" xmlns:r="http://schemas.openxmlformats.org/officeDocument/2006/relationships" xmlns:m="http://schemas.openxmlformats.org/officeDocument/2006/math" xmlns:v="urn:schemas-microsoft-com:vml" xmlns:wp14="http://schemas.microsoft.com/office/word/2010/wordprocessingDrawing" xmlns:wp="http://schemas.openxmlformats.org/drawingml/2006/wordprocessingDrawing" xmlns:w10="urn:schemas-microsoft-com:office:word" xmlns:w="http://schemas.openxmlformats.org/wordprocessingml/2006/main" xmlns:w14="http://schemas.microsoft.com/office/word/2010/wordml" xmlns:w15="http://schemas.microsoft.com/office/word/2012/wordml" xmlns:w16cex="http://schemas.microsoft.com/office/word/2018/wordml/cex" xmlns:w16cid="http://schemas.microsoft.com/office/word/2016/wordml/cid" xmlns:w16="http://schemas.microsoft.com/office/word/2018/wordml" xmlns:w16du="http://schemas.microsoft.com/office/word/2023/wordml/word16du" xmlns:w16sdtdh="http://schemas.microsoft.com/office/word/2020/wordml/sdtdatahash" xmlns:w16sdtfl="http://schemas.microsoft.com/office/word/2024/wordml/sdtformatlock" xmlns:w16se="http://schemas.microsoft.com/office/word/2015/wordml/symex" xmlns:wpg="http://schemas.microsoft.com/office/word/2010/wordprocessingGroup" xmlns:wpi="http://schemas.microsoft.com/office/word/2010/wordprocessingInk" xmlns:wne="http://schemas.microsoft.com/office/word/2006/wordml" xmlns:wps="http://schemas.microsoft.com/office/word/2010/wordprocessingShape" mc:Ignorable="w14 w15 w16se w16cid w16 w16cex w16sdtdh w16sdtfl w16du wp14">
+<w:ftr xmlns:wpc="http://schemas.microsoft.com/office/word/2010/wordprocessingCanvas" xmlns:cx="http://schemas.microsoft.com/office/drawing/2014/chartex" xmlns:cx1="http://schemas.microsoft.com/office/drawing/2015/9/8/chartex" xmlns:cx2="http://schemas.microsoft.com/office/drawing/2015/10/21/chartex" xmlns:cx3="http://schemas.microsoft.com/office/drawing/2016/5/9/chartex" xmlns:cx4="http://schemas.microsoft.com/office/drawing/2016/5/10/chartex" xmlns:cx5="http://schemas.microsoft.com/office/drawing/2016/5/11/chartex" xmlns:cx6="http://schemas.microsoft.com/office/drawing/2016/5/12/chartex" xmlns:cx7="http://schemas.microsoft.com/office/drawing/2016/5/13/chartex" xmlns:cx8="http://schemas.microsoft.com/office/drawing/2016/5/14/chartex" xmlns:mc="http://schemas.openxmlformats.org/markup-compatibility/2006" xmlns:aink="http://schemas.microsoft.com/office/drawing/2016/ink" xmlns:am3d="http://schemas.microsoft.com/office/drawing/2017/model3d" xmlns:o="urn:schemas-microsoft-com:office:office" xmlns:r="http://schemas.openxmlformats.org/officeDocument/2006/relationships" xmlns:m="http://schemas.openxmlformats.org/officeDocument/2006/math" xmlns:v="urn:schemas-microsoft-com:vml" xmlns:wp14="http://schemas.microsoft.com/office/word/2010/wordprocessingDrawing" xmlns:wp="http://schemas.openxmlformats.org/drawingml/2006/wordprocessingDrawing" xmlns:w10="urn:schemas-microsoft-com:office:word" xmlns:w="http://schemas.openxmlformats.org/wordprocessingml/2006/main" xmlns:w14="http://schemas.microsoft.com/office/word/2010/wordml" xmlns:w15="http://schemas.microsoft.com/office/word/2012/wordml" xmlns:w16cid="http://schemas.microsoft.com/office/word/2016/wordml/cid" xmlns:w16se="http://schemas.microsoft.com/office/word/2015/wordml/symex" xmlns:wpg="http://schemas.microsoft.com/office/word/2010/wordprocessingGroup" xmlns:wpi="http://schemas.microsoft.com/office/word/2010/wordprocessingInk" xmlns:wne="http://schemas.microsoft.com/office/word/2006/wordml" xmlns:wps="http://schemas.microsoft.com/office/word/2010/wordprocessingShape" mc:Ignorable="w14 w15 w16se w16cid wp14">
   <w:p>
     <w:pPr>
       <w:pStyle w:val="Footer"/>
@@ -4795,7 +3727,7 @@
 </file>
 
 <file path=word/footer2.xml><?xml version="1.0" encoding="utf-8"?>
-<w:ftr xmlns:wpc="http://schemas.microsoft.com/office/word/2010/wordprocessingCanvas" xmlns:cx="http://schemas.microsoft.com/office/drawing/2014/chartex" xmlns:cx1="http://schemas.microsoft.com/office/drawing/2015/9/8/chartex" xmlns:cx2="http://schemas.microsoft.com/office/drawing/2015/10/21/chartex" xmlns:cx3="http://schemas.microsoft.com/office/drawing/2016/5/9/chartex" xmlns:cx4="http://schemas.microsoft.com/office/drawing/2016/5/10/chartex" xmlns:cx5="http://schemas.microsoft.com/office/drawing/2016/5/11/chartex" xmlns:cx6="http://schemas.microsoft.com/office/drawing/2016/5/12/chartex" xmlns:cx7="http://schemas.microsoft.com/office/drawing/2016/5/13/chartex" xmlns:cx8="http://schemas.microsoft.com/office/drawing/2016/5/14/chartex" xmlns:mc="http://schemas.openxmlformats.org/markup-compatibility/2006" xmlns:aink="http://schemas.microsoft.com/office/drawing/2016/ink" xmlns:am3d="http://schemas.microsoft.com/office/drawing/2017/model3d" xmlns:o="urn:schemas-microsoft-com:office:office" xmlns:oel="http://schemas.microsoft.com/office/2019/extlst" xmlns:r="http://schemas.openxmlformats.org/officeDocument/2006/relationships" xmlns:m="http://schemas.openxmlformats.org/officeDocument/2006/math" xmlns:v="urn:schemas-microsoft-com:vml" xmlns:wp14="http://schemas.microsoft.com/office/word/2010/wordprocessingDrawing" xmlns:wp="http://schemas.openxmlformats.org/drawingml/2006/wordprocessingDrawing" xmlns:w10="urn:schemas-microsoft-com:office:word" xmlns:w="http://schemas.openxmlformats.org/wordprocessingml/2006/main" xmlns:w14="http://schemas.microsoft.com/office/word/2010/wordml" xmlns:w15="http://schemas.microsoft.com/office/word/2012/wordml" xmlns:w16cex="http://schemas.microsoft.com/office/word/2018/wordml/cex" xmlns:w16cid="http://schemas.microsoft.com/office/word/2016/wordml/cid" xmlns:w16="http://schemas.microsoft.com/office/word/2018/wordml" xmlns:w16du="http://schemas.microsoft.com/office/word/2023/wordml/word16du" xmlns:w16sdtdh="http://schemas.microsoft.com/office/word/2020/wordml/sdtdatahash" xmlns:w16sdtfl="http://schemas.microsoft.com/office/word/2024/wordml/sdtformatlock" xmlns:w16se="http://schemas.microsoft.com/office/word/2015/wordml/symex" xmlns:wpg="http://schemas.microsoft.com/office/word/2010/wordprocessingGroup" xmlns:wpi="http://schemas.microsoft.com/office/word/2010/wordprocessingInk" xmlns:wne="http://schemas.microsoft.com/office/word/2006/wordml" xmlns:wps="http://schemas.microsoft.com/office/word/2010/wordprocessingShape" mc:Ignorable="w14 w15 w16se w16cid w16 w16cex w16sdtdh w16sdtfl w16du wp14">
+<w:ftr xmlns:wpc="http://schemas.microsoft.com/office/word/2010/wordprocessingCanvas" xmlns:cx="http://schemas.microsoft.com/office/drawing/2014/chartex" xmlns:cx1="http://schemas.microsoft.com/office/drawing/2015/9/8/chartex" xmlns:cx2="http://schemas.microsoft.com/office/drawing/2015/10/21/chartex" xmlns:cx3="http://schemas.microsoft.com/office/drawing/2016/5/9/chartex" xmlns:cx4="http://schemas.microsoft.com/office/drawing/2016/5/10/chartex" xmlns:cx5="http://schemas.microsoft.com/office/drawing/2016/5/11/chartex" xmlns:cx6="http://schemas.microsoft.com/office/drawing/2016/5/12/chartex" xmlns:cx7="http://schemas.microsoft.com/office/drawing/2016/5/13/chartex" xmlns:cx8="http://schemas.microsoft.com/office/drawing/2016/5/14/chartex" xmlns:mc="http://schemas.openxmlformats.org/markup-compatibility/2006" xmlns:aink="http://schemas.microsoft.com/office/drawing/2016/ink" xmlns:am3d="http://schemas.microsoft.com/office/drawing/2017/model3d" xmlns:o="urn:schemas-microsoft-com:office:office" xmlns:r="http://schemas.openxmlformats.org/officeDocument/2006/relationships" xmlns:m="http://schemas.openxmlformats.org/officeDocument/2006/math" xmlns:v="urn:schemas-microsoft-com:vml" xmlns:wp14="http://schemas.microsoft.com/office/word/2010/wordprocessingDrawing" xmlns:wp="http://schemas.openxmlformats.org/drawingml/2006/wordprocessingDrawing" xmlns:w10="urn:schemas-microsoft-com:office:word" xmlns:w="http://schemas.openxmlformats.org/wordprocessingml/2006/main" xmlns:w14="http://schemas.microsoft.com/office/word/2010/wordml" xmlns:w15="http://schemas.microsoft.com/office/word/2012/wordml" xmlns:w16cid="http://schemas.microsoft.com/office/word/2016/wordml/cid" xmlns:w16se="http://schemas.microsoft.com/office/word/2015/wordml/symex" xmlns:wpg="http://schemas.microsoft.com/office/word/2010/wordprocessingGroup" xmlns:wpi="http://schemas.microsoft.com/office/word/2010/wordprocessingInk" xmlns:wne="http://schemas.microsoft.com/office/word/2006/wordml" xmlns:wps="http://schemas.microsoft.com/office/word/2010/wordprocessingShape" mc:Ignorable="w14 w15 w16se w16cid wp14">
   <w:p>
     <w:pPr>
       <w:pStyle w:val="Footer"/>
@@ -4865,7 +3797,7 @@
             </wp:anchor>
           </w:drawing>
         </mc:Choice>
-        <mc:Fallback>
+        <mc:Fallback xmlns:oel="http://schemas.microsoft.com/office/2019/extlst" xmlns:w16cex="http://schemas.microsoft.com/office/word/2018/wordml/cex" xmlns:w16="http://schemas.microsoft.com/office/word/2018/wordml" xmlns:w16du="http://schemas.microsoft.com/office/word/2023/wordml/word16du" xmlns:w16sdtdh="http://schemas.microsoft.com/office/word/2020/wordml/sdtdatahash" xmlns:w16sdtfl="http://schemas.microsoft.com/office/word/2024/wordml/sdtformatlock">
           <w:pict>
             <v:line w14:anchorId="3ACE50A5" id="Straight Connector 5" o:spid="_x0000_s1026" style="position:absolute;z-index:251658240;visibility:visible;mso-wrap-style:square;mso-width-percent:0;mso-height-percent:0;mso-wrap-distance-left:9pt;mso-wrap-distance-top:-3e-5mm;mso-wrap-distance-right:9pt;mso-wrap-distance-bottom:-3e-5mm;mso-position-horizontal:absolute;mso-position-horizontal-relative:margin;mso-position-vertical:absolute;mso-position-vertical-relative:text;mso-width-percent:0;mso-height-percent:0;mso-width-relative:margin;mso-height-relative:margin" from="373.65pt,.1pt" to="555.15pt,.1pt" o:gfxdata="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" strokecolor="black [3200]" strokeweight=".5pt">
               <v:stroke joinstyle="miter"/>
@@ -4940,7 +3872,7 @@
             </wp:anchor>
           </w:drawing>
         </mc:Choice>
-        <mc:Fallback>
+        <mc:Fallback xmlns:oel="http://schemas.microsoft.com/office/2019/extlst" xmlns:w16cex="http://schemas.microsoft.com/office/word/2018/wordml/cex" xmlns:w16="http://schemas.microsoft.com/office/word/2018/wordml" xmlns:w16du="http://schemas.microsoft.com/office/word/2023/wordml/word16du" xmlns:w16sdtdh="http://schemas.microsoft.com/office/word/2020/wordml/sdtdatahash" xmlns:w16sdtfl="http://schemas.microsoft.com/office/word/2024/wordml/sdtformatlock">
           <w:pict>
             <v:line w14:anchorId="43969E67" id="Straight Connector 3" o:spid="_x0000_s1026" style="position:absolute;z-index:251658240;visibility:visible;mso-wrap-style:square;mso-width-percent:0;mso-height-percent:0;mso-wrap-distance-left:3.17497mm;mso-wrap-distance-top:0;mso-wrap-distance-right:3.17497mm;mso-wrap-distance-bottom:0;mso-position-horizontal:absolute;mso-position-horizontal-relative:text;mso-position-vertical:absolute;mso-position-vertical-relative:text;mso-width-percent:0;mso-height-percent:0;mso-width-relative:page;mso-height-relative:page" from="373.95pt,.1pt" to="373.95pt,67.3pt" o:gfxdata="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" strokecolor="black [3200]" strokeweight=".5pt">
               <v:stroke joinstyle="miter"/>
@@ -4985,7 +3917,6 @@
       </w:rPr>
       <w:t>{#</w:t>
     </w:r>
-    <w:proofErr w:type="gramStart"/>
     <w:r>
       <w:rPr>
         <w:rFonts w:cs="Calibri"/>
@@ -5017,20 +3948,7 @@
         <w:szCs w:val="20"/>
         <w14:ligatures w14:val="none"/>
       </w:rPr>
-      <w:t>{</w:t>
-    </w:r>
-    <w:proofErr w:type="gramEnd"/>
-    <w:r>
-      <w:rPr>
-        <w:b/>
-        <w:bCs/>
-        <w:spacing w:val="60"/>
-        <w:kern w:val="0"/>
-        <w:sz w:val="20"/>
-        <w:szCs w:val="20"/>
-        <w14:ligatures w14:val="none"/>
-      </w:rPr>
-      <w:t>companyName}</w:t>
+      <w:t>{companyName}</w:t>
     </w:r>
   </w:p>
   <w:p>
@@ -5116,7 +4034,7 @@
 </file>
 
 <file path=word/footer3.xml><?xml version="1.0" encoding="utf-8"?>
-<w:ftr xmlns:wpc="http://schemas.microsoft.com/office/word/2010/wordprocessingCanvas" xmlns:cx="http://schemas.microsoft.com/office/drawing/2014/chartex" xmlns:cx1="http://schemas.microsoft.com/office/drawing/2015/9/8/chartex" xmlns:cx2="http://schemas.microsoft.com/office/drawing/2015/10/21/chartex" xmlns:cx3="http://schemas.microsoft.com/office/drawing/2016/5/9/chartex" xmlns:cx4="http://schemas.microsoft.com/office/drawing/2016/5/10/chartex" xmlns:cx5="http://schemas.microsoft.com/office/drawing/2016/5/11/chartex" xmlns:cx6="http://schemas.microsoft.com/office/drawing/2016/5/12/chartex" xmlns:cx7="http://schemas.microsoft.com/office/drawing/2016/5/13/chartex" xmlns:cx8="http://schemas.microsoft.com/office/drawing/2016/5/14/chartex" xmlns:mc="http://schemas.openxmlformats.org/markup-compatibility/2006" xmlns:aink="http://schemas.microsoft.com/office/drawing/2016/ink" xmlns:am3d="http://schemas.microsoft.com/office/drawing/2017/model3d" xmlns:o="urn:schemas-microsoft-com:office:office" xmlns:oel="http://schemas.microsoft.com/office/2019/extlst" xmlns:r="http://schemas.openxmlformats.org/officeDocument/2006/relationships" xmlns:m="http://schemas.openxmlformats.org/officeDocument/2006/math" xmlns:v="urn:schemas-microsoft-com:vml" xmlns:wp14="http://schemas.microsoft.com/office/word/2010/wordprocessingDrawing" xmlns:wp="http://schemas.openxmlformats.org/drawingml/2006/wordprocessingDrawing" xmlns:w10="urn:schemas-microsoft-com:office:word" xmlns:w="http://schemas.openxmlformats.org/wordprocessingml/2006/main" xmlns:w14="http://schemas.microsoft.com/office/word/2010/wordml" xmlns:w15="http://schemas.microsoft.com/office/word/2012/wordml" xmlns:w16cex="http://schemas.microsoft.com/office/word/2018/wordml/cex" xmlns:w16cid="http://schemas.microsoft.com/office/word/2016/wordml/cid" xmlns:w16="http://schemas.microsoft.com/office/word/2018/wordml" xmlns:w16du="http://schemas.microsoft.com/office/word/2023/wordml/word16du" xmlns:w16sdtdh="http://schemas.microsoft.com/office/word/2020/wordml/sdtdatahash" xmlns:w16sdtfl="http://schemas.microsoft.com/office/word/2024/wordml/sdtformatlock" xmlns:w16se="http://schemas.microsoft.com/office/word/2015/wordml/symex" xmlns:wpg="http://schemas.microsoft.com/office/word/2010/wordprocessingGroup" xmlns:wpi="http://schemas.microsoft.com/office/word/2010/wordprocessingInk" xmlns:wne="http://schemas.microsoft.com/office/word/2006/wordml" xmlns:wps="http://schemas.microsoft.com/office/word/2010/wordprocessingShape" mc:Ignorable="w14 w15 w16se w16cid w16 w16cex w16sdtdh w16sdtfl w16du wp14">
+<w:ftr xmlns:wpc="http://schemas.microsoft.com/office/word/2010/wordprocessingCanvas" xmlns:cx="http://schemas.microsoft.com/office/drawing/2014/chartex" xmlns:cx1="http://schemas.microsoft.com/office/drawing/2015/9/8/chartex" xmlns:cx2="http://schemas.microsoft.com/office/drawing/2015/10/21/chartex" xmlns:cx3="http://schemas.microsoft.com/office/drawing/2016/5/9/chartex" xmlns:cx4="http://schemas.microsoft.com/office/drawing/2016/5/10/chartex" xmlns:cx5="http://schemas.microsoft.com/office/drawing/2016/5/11/chartex" xmlns:cx6="http://schemas.microsoft.com/office/drawing/2016/5/12/chartex" xmlns:cx7="http://schemas.microsoft.com/office/drawing/2016/5/13/chartex" xmlns:cx8="http://schemas.microsoft.com/office/drawing/2016/5/14/chartex" xmlns:mc="http://schemas.openxmlformats.org/markup-compatibility/2006" xmlns:aink="http://schemas.microsoft.com/office/drawing/2016/ink" xmlns:am3d="http://schemas.microsoft.com/office/drawing/2017/model3d" xmlns:o="urn:schemas-microsoft-com:office:office" xmlns:r="http://schemas.openxmlformats.org/officeDocument/2006/relationships" xmlns:m="http://schemas.openxmlformats.org/officeDocument/2006/math" xmlns:v="urn:schemas-microsoft-com:vml" xmlns:wp14="http://schemas.microsoft.com/office/word/2010/wordprocessingDrawing" xmlns:wp="http://schemas.openxmlformats.org/drawingml/2006/wordprocessingDrawing" xmlns:w10="urn:schemas-microsoft-com:office:word" xmlns:w="http://schemas.openxmlformats.org/wordprocessingml/2006/main" xmlns:w14="http://schemas.microsoft.com/office/word/2010/wordml" xmlns:w15="http://schemas.microsoft.com/office/word/2012/wordml" xmlns:w16cid="http://schemas.microsoft.com/office/word/2016/wordml/cid" xmlns:w16se="http://schemas.microsoft.com/office/word/2015/wordml/symex" xmlns:wpg="http://schemas.microsoft.com/office/word/2010/wordprocessingGroup" xmlns:wpi="http://schemas.microsoft.com/office/word/2010/wordprocessingInk" xmlns:wne="http://schemas.microsoft.com/office/word/2006/wordml" xmlns:wps="http://schemas.microsoft.com/office/word/2010/wordprocessingShape" mc:Ignorable="w14 w15 w16se w16cid wp14">
   <w:p>
     <w:pPr>
       <w:pStyle w:val="Footer"/>
@@ -5126,7 +4044,7 @@
 </file>
 
 <file path=word/footnotes.xml><?xml version="1.0" encoding="utf-8"?>
-<w:footnotes xmlns:wpc="http://schemas.microsoft.com/office/word/2010/wordprocessingCanvas" xmlns:cx="http://schemas.microsoft.com/office/drawing/2014/chartex" xmlns:cx1="http://schemas.microsoft.com/office/drawing/2015/9/8/chartex" xmlns:cx2="http://schemas.microsoft.com/office/drawing/2015/10/21/chartex" xmlns:cx3="http://schemas.microsoft.com/office/drawing/2016/5/9/chartex" xmlns:cx4="http://schemas.microsoft.com/office/drawing/2016/5/10/chartex" xmlns:cx5="http://schemas.microsoft.com/office/drawing/2016/5/11/chartex" xmlns:cx6="http://schemas.microsoft.com/office/drawing/2016/5/12/chartex" xmlns:cx7="http://schemas.microsoft.com/office/drawing/2016/5/13/chartex" xmlns:cx8="http://schemas.microsoft.com/office/drawing/2016/5/14/chartex" xmlns:mc="http://schemas.openxmlformats.org/markup-compatibility/2006" xmlns:aink="http://schemas.microsoft.com/office/drawing/2016/ink" xmlns:am3d="http://schemas.microsoft.com/office/drawing/2017/model3d" xmlns:o="urn:schemas-microsoft-com:office:office" xmlns:oel="http://schemas.microsoft.com/office/2019/extlst" xmlns:r="http://schemas.openxmlformats.org/officeDocument/2006/relationships" xmlns:m="http://schemas.openxmlformats.org/officeDocument/2006/math" xmlns:v="urn:schemas-microsoft-com:vml" xmlns:wp14="http://schemas.microsoft.com/office/word/2010/wordprocessingDrawing" xmlns:wp="http://schemas.openxmlformats.org/drawingml/2006/wordprocessingDrawing" xmlns:w10="urn:schemas-microsoft-com:office:word" xmlns:w="http://schemas.openxmlformats.org/wordprocessingml/2006/main" xmlns:w14="http://schemas.microsoft.com/office/word/2010/wordml" xmlns:w15="http://schemas.microsoft.com/office/word/2012/wordml" xmlns:w16cex="http://schemas.microsoft.com/office/word/2018/wordml/cex" xmlns:w16cid="http://schemas.microsoft.com/office/word/2016/wordml/cid" xmlns:w16="http://schemas.microsoft.com/office/word/2018/wordml" xmlns:w16du="http://schemas.microsoft.com/office/word/2023/wordml/word16du" xmlns:w16sdtdh="http://schemas.microsoft.com/office/word/2020/wordml/sdtdatahash" xmlns:w16sdtfl="http://schemas.microsoft.com/office/word/2024/wordml/sdtformatlock" xmlns:w16se="http://schemas.microsoft.com/office/word/2015/wordml/symex" xmlns:wpg="http://schemas.microsoft.com/office/word/2010/wordprocessingGroup" xmlns:wpi="http://schemas.microsoft.com/office/word/2010/wordprocessingInk" xmlns:wne="http://schemas.microsoft.com/office/word/2006/wordml" xmlns:wps="http://schemas.microsoft.com/office/word/2010/wordprocessingShape" mc:Ignorable="w14 w15 w16se w16cid w16 w16cex w16sdtdh w16sdtfl w16du wp14">
+<w:footnotes xmlns:wpc="http://schemas.microsoft.com/office/word/2010/wordprocessingCanvas" xmlns:cx="http://schemas.microsoft.com/office/drawing/2014/chartex" xmlns:cx1="http://schemas.microsoft.com/office/drawing/2015/9/8/chartex" xmlns:cx2="http://schemas.microsoft.com/office/drawing/2015/10/21/chartex" xmlns:cx3="http://schemas.microsoft.com/office/drawing/2016/5/9/chartex" xmlns:cx4="http://schemas.microsoft.com/office/drawing/2016/5/10/chartex" xmlns:cx5="http://schemas.microsoft.com/office/drawing/2016/5/11/chartex" xmlns:cx6="http://schemas.microsoft.com/office/drawing/2016/5/12/chartex" xmlns:cx7="http://schemas.microsoft.com/office/drawing/2016/5/13/chartex" xmlns:cx8="http://schemas.microsoft.com/office/drawing/2016/5/14/chartex" xmlns:mc="http://schemas.openxmlformats.org/markup-compatibility/2006" xmlns:aink="http://schemas.microsoft.com/office/drawing/2016/ink" xmlns:am3d="http://schemas.microsoft.com/office/drawing/2017/model3d" xmlns:o="urn:schemas-microsoft-com:office:office" xmlns:r="http://schemas.openxmlformats.org/officeDocument/2006/relationships" xmlns:m="http://schemas.openxmlformats.org/officeDocument/2006/math" xmlns:v="urn:schemas-microsoft-com:vml" xmlns:wp14="http://schemas.microsoft.com/office/word/2010/wordprocessingDrawing" xmlns:wp="http://schemas.openxmlformats.org/drawingml/2006/wordprocessingDrawing" xmlns:w10="urn:schemas-microsoft-com:office:word" xmlns:w="http://schemas.openxmlformats.org/wordprocessingml/2006/main" xmlns:w14="http://schemas.microsoft.com/office/word/2010/wordml" xmlns:w15="http://schemas.microsoft.com/office/word/2012/wordml" xmlns:w16cid="http://schemas.microsoft.com/office/word/2016/wordml/cid" xmlns:w16se="http://schemas.microsoft.com/office/word/2015/wordml/symex" xmlns:wpg="http://schemas.microsoft.com/office/word/2010/wordprocessingGroup" xmlns:wpi="http://schemas.microsoft.com/office/word/2010/wordprocessingInk" xmlns:wne="http://schemas.microsoft.com/office/word/2006/wordml" xmlns:wps="http://schemas.microsoft.com/office/word/2010/wordprocessingShape" mc:Ignorable="w14 w15 w16se w16cid wp14">
   <w:footnote w:type="separator" w:id="-1">
     <w:p>
       <w:pPr>
@@ -5151,7 +4069,7 @@
 </file>
 
 <file path=word/header1.xml><?xml version="1.0" encoding="utf-8"?>
-<w:hdr xmlns:wpc="http://schemas.microsoft.com/office/word/2010/wordprocessingCanvas" xmlns:cx="http://schemas.microsoft.com/office/drawing/2014/chartex" xmlns:cx1="http://schemas.microsoft.com/office/drawing/2015/9/8/chartex" xmlns:cx2="http://schemas.microsoft.com/office/drawing/2015/10/21/chartex" xmlns:cx3="http://schemas.microsoft.com/office/drawing/2016/5/9/chartex" xmlns:cx4="http://schemas.microsoft.com/office/drawing/2016/5/10/chartex" xmlns:cx5="http://schemas.microsoft.com/office/drawing/2016/5/11/chartex" xmlns:cx6="http://schemas.microsoft.com/office/drawing/2016/5/12/chartex" xmlns:cx7="http://schemas.microsoft.com/office/drawing/2016/5/13/chartex" xmlns:cx8="http://schemas.microsoft.com/office/drawing/2016/5/14/chartex" xmlns:mc="http://schemas.openxmlformats.org/markup-compatibility/2006" xmlns:aink="http://schemas.microsoft.com/office/drawing/2016/ink" xmlns:am3d="http://schemas.microsoft.com/office/drawing/2017/model3d" xmlns:o="urn:schemas-microsoft-com:office:office" xmlns:oel="http://schemas.microsoft.com/office/2019/extlst" xmlns:r="http://schemas.openxmlformats.org/officeDocument/2006/relationships" xmlns:m="http://schemas.openxmlformats.org/officeDocument/2006/math" xmlns:v="urn:schemas-microsoft-com:vml" xmlns:wp14="http://schemas.microsoft.com/office/word/2010/wordprocessingDrawing" xmlns:wp="http://schemas.openxmlformats.org/drawingml/2006/wordprocessingDrawing" xmlns:w10="urn:schemas-microsoft-com:office:word" xmlns:w="http://schemas.openxmlformats.org/wordprocessingml/2006/main" xmlns:w14="http://schemas.microsoft.com/office/word/2010/wordml" xmlns:w15="http://schemas.microsoft.com/office/word/2012/wordml" xmlns:w16cex="http://schemas.microsoft.com/office/word/2018/wordml/cex" xmlns:w16cid="http://schemas.microsoft.com/office/word/2016/wordml/cid" xmlns:w16="http://schemas.microsoft.com/office/word/2018/wordml" xmlns:w16du="http://schemas.microsoft.com/office/word/2023/wordml/word16du" xmlns:w16sdtdh="http://schemas.microsoft.com/office/word/2020/wordml/sdtdatahash" xmlns:w16sdtfl="http://schemas.microsoft.com/office/word/2024/wordml/sdtformatlock" xmlns:w16se="http://schemas.microsoft.com/office/word/2015/wordml/symex" xmlns:wpg="http://schemas.microsoft.com/office/word/2010/wordprocessingGroup" xmlns:wpi="http://schemas.microsoft.com/office/word/2010/wordprocessingInk" xmlns:wne="http://schemas.microsoft.com/office/word/2006/wordml" xmlns:wps="http://schemas.microsoft.com/office/word/2010/wordprocessingShape" mc:Ignorable="w14 w15 w16se w16cid w16 w16cex w16sdtdh w16sdtfl w16du wp14">
+<w:hdr xmlns:wpc="http://schemas.microsoft.com/office/word/2010/wordprocessingCanvas" xmlns:cx="http://schemas.microsoft.com/office/drawing/2014/chartex" xmlns:cx1="http://schemas.microsoft.com/office/drawing/2015/9/8/chartex" xmlns:cx2="http://schemas.microsoft.com/office/drawing/2015/10/21/chartex" xmlns:cx3="http://schemas.microsoft.com/office/drawing/2016/5/9/chartex" xmlns:cx4="http://schemas.microsoft.com/office/drawing/2016/5/10/chartex" xmlns:cx5="http://schemas.microsoft.com/office/drawing/2016/5/11/chartex" xmlns:cx6="http://schemas.microsoft.com/office/drawing/2016/5/12/chartex" xmlns:cx7="http://schemas.microsoft.com/office/drawing/2016/5/13/chartex" xmlns:cx8="http://schemas.microsoft.com/office/drawing/2016/5/14/chartex" xmlns:mc="http://schemas.openxmlformats.org/markup-compatibility/2006" xmlns:aink="http://schemas.microsoft.com/office/drawing/2016/ink" xmlns:am3d="http://schemas.microsoft.com/office/drawing/2017/model3d" xmlns:o="urn:schemas-microsoft-com:office:office" xmlns:r="http://schemas.openxmlformats.org/officeDocument/2006/relationships" xmlns:m="http://schemas.openxmlformats.org/officeDocument/2006/math" xmlns:v="urn:schemas-microsoft-com:vml" xmlns:wp14="http://schemas.microsoft.com/office/word/2010/wordprocessingDrawing" xmlns:wp="http://schemas.openxmlformats.org/drawingml/2006/wordprocessingDrawing" xmlns:w10="urn:schemas-microsoft-com:office:word" xmlns:w="http://schemas.openxmlformats.org/wordprocessingml/2006/main" xmlns:w14="http://schemas.microsoft.com/office/word/2010/wordml" xmlns:w15="http://schemas.microsoft.com/office/word/2012/wordml" xmlns:w16cid="http://schemas.microsoft.com/office/word/2016/wordml/cid" xmlns:w16se="http://schemas.microsoft.com/office/word/2015/wordml/symex" xmlns:wpg="http://schemas.microsoft.com/office/word/2010/wordprocessingGroup" xmlns:wpi="http://schemas.microsoft.com/office/word/2010/wordprocessingInk" xmlns:wne="http://schemas.microsoft.com/office/word/2006/wordml" xmlns:wps="http://schemas.microsoft.com/office/word/2010/wordprocessingShape" mc:Ignorable="w14 w15 w16se w16cid wp14">
   <w:p>
     <w:pPr>
       <w:pStyle w:val="Header"/>
@@ -5161,7 +4079,7 @@
 </file>
 
 <file path=word/header2.xml><?xml version="1.0" encoding="utf-8"?>
-<w:hdr xmlns:wpc="http://schemas.microsoft.com/office/word/2010/wordprocessingCanvas" xmlns:cx="http://schemas.microsoft.com/office/drawing/2014/chartex" xmlns:cx1="http://schemas.microsoft.com/office/drawing/2015/9/8/chartex" xmlns:cx2="http://schemas.microsoft.com/office/drawing/2015/10/21/chartex" xmlns:cx3="http://schemas.microsoft.com/office/drawing/2016/5/9/chartex" xmlns:cx4="http://schemas.microsoft.com/office/drawing/2016/5/10/chartex" xmlns:cx5="http://schemas.microsoft.com/office/drawing/2016/5/11/chartex" xmlns:cx6="http://schemas.microsoft.com/office/drawing/2016/5/12/chartex" xmlns:cx7="http://schemas.microsoft.com/office/drawing/2016/5/13/chartex" xmlns:cx8="http://schemas.microsoft.com/office/drawing/2016/5/14/chartex" xmlns:mc="http://schemas.openxmlformats.org/markup-compatibility/2006" xmlns:aink="http://schemas.microsoft.com/office/drawing/2016/ink" xmlns:am3d="http://schemas.microsoft.com/office/drawing/2017/model3d" xmlns:o="urn:schemas-microsoft-com:office:office" xmlns:oel="http://schemas.microsoft.com/office/2019/extlst" xmlns:r="http://schemas.openxmlformats.org/officeDocument/2006/relationships" xmlns:m="http://schemas.openxmlformats.org/officeDocument/2006/math" xmlns:v="urn:schemas-microsoft-com:vml" xmlns:wp14="http://schemas.microsoft.com/office/word/2010/wordprocessingDrawing" xmlns:wp="http://schemas.openxmlformats.org/drawingml/2006/wordprocessingDrawing" xmlns:w10="urn:schemas-microsoft-com:office:word" xmlns:w="http://schemas.openxmlformats.org/wordprocessingml/2006/main" xmlns:w14="http://schemas.microsoft.com/office/word/2010/wordml" xmlns:w15="http://schemas.microsoft.com/office/word/2012/wordml" xmlns:w16cex="http://schemas.microsoft.com/office/word/2018/wordml/cex" xmlns:w16cid="http://schemas.microsoft.com/office/word/2016/wordml/cid" xmlns:w16="http://schemas.microsoft.com/office/word/2018/wordml" xmlns:w16du="http://schemas.microsoft.com/office/word/2023/wordml/word16du" xmlns:w16sdtdh="http://schemas.microsoft.com/office/word/2020/wordml/sdtdatahash" xmlns:w16sdtfl="http://schemas.microsoft.com/office/word/2024/wordml/sdtformatlock" xmlns:w16se="http://schemas.microsoft.com/office/word/2015/wordml/symex" xmlns:wpg="http://schemas.microsoft.com/office/word/2010/wordprocessingGroup" xmlns:wpi="http://schemas.microsoft.com/office/word/2010/wordprocessingInk" xmlns:wne="http://schemas.microsoft.com/office/word/2006/wordml" xmlns:wps="http://schemas.microsoft.com/office/word/2010/wordprocessingShape" mc:Ignorable="w14 w15 w16se w16cid w16 w16cex w16sdtdh w16sdtfl w16du wp14">
+<w:hdr xmlns:wpc="http://schemas.microsoft.com/office/word/2010/wordprocessingCanvas" xmlns:cx="http://schemas.microsoft.com/office/drawing/2014/chartex" xmlns:cx1="http://schemas.microsoft.com/office/drawing/2015/9/8/chartex" xmlns:cx2="http://schemas.microsoft.com/office/drawing/2015/10/21/chartex" xmlns:cx3="http://schemas.microsoft.com/office/drawing/2016/5/9/chartex" xmlns:cx4="http://schemas.microsoft.com/office/drawing/2016/5/10/chartex" xmlns:cx5="http://schemas.microsoft.com/office/drawing/2016/5/11/chartex" xmlns:cx6="http://schemas.microsoft.com/office/drawing/2016/5/12/chartex" xmlns:cx7="http://schemas.microsoft.com/office/drawing/2016/5/13/chartex" xmlns:cx8="http://schemas.microsoft.com/office/drawing/2016/5/14/chartex" xmlns:mc="http://schemas.openxmlformats.org/markup-compatibility/2006" xmlns:aink="http://schemas.microsoft.com/office/drawing/2016/ink" xmlns:am3d="http://schemas.microsoft.com/office/drawing/2017/model3d" xmlns:o="urn:schemas-microsoft-com:office:office" xmlns:r="http://schemas.openxmlformats.org/officeDocument/2006/relationships" xmlns:m="http://schemas.openxmlformats.org/officeDocument/2006/math" xmlns:v="urn:schemas-microsoft-com:vml" xmlns:wp14="http://schemas.microsoft.com/office/word/2010/wordprocessingDrawing" xmlns:wp="http://schemas.openxmlformats.org/drawingml/2006/wordprocessingDrawing" xmlns:w10="urn:schemas-microsoft-com:office:word" xmlns:w="http://schemas.openxmlformats.org/wordprocessingml/2006/main" xmlns:w14="http://schemas.microsoft.com/office/word/2010/wordml" xmlns:w15="http://schemas.microsoft.com/office/word/2012/wordml" xmlns:w16cid="http://schemas.microsoft.com/office/word/2016/wordml/cid" xmlns:w16se="http://schemas.microsoft.com/office/word/2015/wordml/symex" xmlns:wpg="http://schemas.microsoft.com/office/word/2010/wordprocessingGroup" xmlns:wpi="http://schemas.microsoft.com/office/word/2010/wordprocessingInk" xmlns:wne="http://schemas.microsoft.com/office/word/2006/wordml" xmlns:wps="http://schemas.microsoft.com/office/word/2010/wordprocessingShape" mc:Ignorable="w14 w15 w16se w16cid wp14">
   <w:p>
     <w:pPr>
       <w:pStyle w:val="Header"/>
@@ -5187,7 +4105,7 @@
 </file>
 
 <file path=word/header3.xml><?xml version="1.0" encoding="utf-8"?>
-<w:hdr xmlns:wpc="http://schemas.microsoft.com/office/word/2010/wordprocessingCanvas" xmlns:cx="http://schemas.microsoft.com/office/drawing/2014/chartex" xmlns:cx1="http://schemas.microsoft.com/office/drawing/2015/9/8/chartex" xmlns:cx2="http://schemas.microsoft.com/office/drawing/2015/10/21/chartex" xmlns:cx3="http://schemas.microsoft.com/office/drawing/2016/5/9/chartex" xmlns:cx4="http://schemas.microsoft.com/office/drawing/2016/5/10/chartex" xmlns:cx5="http://schemas.microsoft.com/office/drawing/2016/5/11/chartex" xmlns:cx6="http://schemas.microsoft.com/office/drawing/2016/5/12/chartex" xmlns:cx7="http://schemas.microsoft.com/office/drawing/2016/5/13/chartex" xmlns:cx8="http://schemas.microsoft.com/office/drawing/2016/5/14/chartex" xmlns:mc="http://schemas.openxmlformats.org/markup-compatibility/2006" xmlns:aink="http://schemas.microsoft.com/office/drawing/2016/ink" xmlns:am3d="http://schemas.microsoft.com/office/drawing/2017/model3d" xmlns:o="urn:schemas-microsoft-com:office:office" xmlns:oel="http://schemas.microsoft.com/office/2019/extlst" xmlns:r="http://schemas.openxmlformats.org/officeDocument/2006/relationships" xmlns:m="http://schemas.openxmlformats.org/officeDocument/2006/math" xmlns:v="urn:schemas-microsoft-com:vml" xmlns:wp14="http://schemas.microsoft.com/office/word/2010/wordprocessingDrawing" xmlns:wp="http://schemas.openxmlformats.org/drawingml/2006/wordprocessingDrawing" xmlns:w10="urn:schemas-microsoft-com:office:word" xmlns:w="http://schemas.openxmlformats.org/wordprocessingml/2006/main" xmlns:w14="http://schemas.microsoft.com/office/word/2010/wordml" xmlns:w15="http://schemas.microsoft.com/office/word/2012/wordml" xmlns:w16cex="http://schemas.microsoft.com/office/word/2018/wordml/cex" xmlns:w16cid="http://schemas.microsoft.com/office/word/2016/wordml/cid" xmlns:w16="http://schemas.microsoft.com/office/word/2018/wordml" xmlns:w16du="http://schemas.microsoft.com/office/word/2023/wordml/word16du" xmlns:w16sdtdh="http://schemas.microsoft.com/office/word/2020/wordml/sdtdatahash" xmlns:w16sdtfl="http://schemas.microsoft.com/office/word/2024/wordml/sdtformatlock" xmlns:w16se="http://schemas.microsoft.com/office/word/2015/wordml/symex" xmlns:wpg="http://schemas.microsoft.com/office/word/2010/wordprocessingGroup" xmlns:wpi="http://schemas.microsoft.com/office/word/2010/wordprocessingInk" xmlns:wne="http://schemas.microsoft.com/office/word/2006/wordml" xmlns:wps="http://schemas.microsoft.com/office/word/2010/wordprocessingShape" mc:Ignorable="w14 w15 w16se w16cid w16 w16cex w16sdtdh w16sdtfl w16du wp14">
+<w:hdr xmlns:wpc="http://schemas.microsoft.com/office/word/2010/wordprocessingCanvas" xmlns:cx="http://schemas.microsoft.com/office/drawing/2014/chartex" xmlns:cx1="http://schemas.microsoft.com/office/drawing/2015/9/8/chartex" xmlns:cx2="http://schemas.microsoft.com/office/drawing/2015/10/21/chartex" xmlns:cx3="http://schemas.microsoft.com/office/drawing/2016/5/9/chartex" xmlns:cx4="http://schemas.microsoft.com/office/drawing/2016/5/10/chartex" xmlns:cx5="http://schemas.microsoft.com/office/drawing/2016/5/11/chartex" xmlns:cx6="http://schemas.microsoft.com/office/drawing/2016/5/12/chartex" xmlns:cx7="http://schemas.microsoft.com/office/drawing/2016/5/13/chartex" xmlns:cx8="http://schemas.microsoft.com/office/drawing/2016/5/14/chartex" xmlns:mc="http://schemas.openxmlformats.org/markup-compatibility/2006" xmlns:aink="http://schemas.microsoft.com/office/drawing/2016/ink" xmlns:am3d="http://schemas.microsoft.com/office/drawing/2017/model3d" xmlns:o="urn:schemas-microsoft-com:office:office" xmlns:r="http://schemas.openxmlformats.org/officeDocument/2006/relationships" xmlns:m="http://schemas.openxmlformats.org/officeDocument/2006/math" xmlns:v="urn:schemas-microsoft-com:vml" xmlns:wp14="http://schemas.microsoft.com/office/word/2010/wordprocessingDrawing" xmlns:wp="http://schemas.openxmlformats.org/drawingml/2006/wordprocessingDrawing" xmlns:w10="urn:schemas-microsoft-com:office:word" xmlns:w="http://schemas.openxmlformats.org/wordprocessingml/2006/main" xmlns:w14="http://schemas.microsoft.com/office/word/2010/wordml" xmlns:w15="http://schemas.microsoft.com/office/word/2012/wordml" xmlns:w16cid="http://schemas.microsoft.com/office/word/2016/wordml/cid" xmlns:w16se="http://schemas.microsoft.com/office/word/2015/wordml/symex" xmlns:wpg="http://schemas.microsoft.com/office/word/2010/wordprocessingGroup" xmlns:wpi="http://schemas.microsoft.com/office/word/2010/wordprocessingInk" xmlns:wne="http://schemas.microsoft.com/office/word/2006/wordml" xmlns:wps="http://schemas.microsoft.com/office/word/2010/wordprocessingShape" mc:Ignorable="w14 w15 w16se w16cid wp14">
   <w:p>
     <w:pPr>
       <w:pStyle w:val="Header"/>
@@ -5197,7 +4115,7 @@
 </file>
 
 <file path=word/styles.xml><?xml version="1.0" encoding="utf-8"?>
-<w:styles xmlns:mc="http://schemas.openxmlformats.org/markup-compatibility/2006" xmlns:r="http://schemas.openxmlformats.org/officeDocument/2006/relationships" xmlns:w="http://schemas.openxmlformats.org/wordprocessingml/2006/main" xmlns:w14="http://schemas.microsoft.com/office/word/2010/wordml" xmlns:w15="http://schemas.microsoft.com/office/word/2012/wordml" xmlns:w16cex="http://schemas.microsoft.com/office/word/2018/wordml/cex" xmlns:w16cid="http://schemas.microsoft.com/office/word/2016/wordml/cid" xmlns:w16="http://schemas.microsoft.com/office/word/2018/wordml" xmlns:w16du="http://schemas.microsoft.com/office/word/2023/wordml/word16du" xmlns:w16sdtdh="http://schemas.microsoft.com/office/word/2020/wordml/sdtdatahash" xmlns:w16sdtfl="http://schemas.microsoft.com/office/word/2024/wordml/sdtformatlock" xmlns:w16se="http://schemas.microsoft.com/office/word/2015/wordml/symex" mc:Ignorable="w14 w15 w16se w16cid w16 w16cex w16sdtdh w16sdtfl w16du">
+<w:styles xmlns:mc="http://schemas.openxmlformats.org/markup-compatibility/2006" xmlns:r="http://schemas.openxmlformats.org/officeDocument/2006/relationships" xmlns:w="http://schemas.openxmlformats.org/wordprocessingml/2006/main" xmlns:w14="http://schemas.microsoft.com/office/word/2010/wordml" xmlns:w15="http://schemas.microsoft.com/office/word/2012/wordml" xmlns:w16cid="http://schemas.microsoft.com/office/word/2016/wordml/cid" xmlns:w16se="http://schemas.microsoft.com/office/word/2015/wordml/symex" mc:Ignorable="w14 w15 w16se w16cid">
   <w:docDefaults>
     <w:rPrDefault>
       <w:rPr>
@@ -5215,7 +4133,7 @@
       </w:pPr>
     </w:pPrDefault>
   </w:docDefaults>
-  <w:latentStyles w:defLockedState="0" w:defUIPriority="99" w:defSemiHidden="0" w:defUnhideWhenUsed="0" w:defQFormat="0" w:count="376">
+  <w:latentStyles w:defLockedState="0" w:defUIPriority="99" w:defSemiHidden="0" w:defUnhideWhenUsed="0" w:defQFormat="0" w:count="375">
     <w:lsdException w:name="Normal" w:uiPriority="0" w:qFormat="1"/>
     <w:lsdException w:name="heading 1" w:uiPriority="9" w:qFormat="1"/>
     <w:lsdException w:name="heading 2" w:semiHidden="1" w:uiPriority="9" w:unhideWhenUsed="1" w:qFormat="1"/>
@@ -5591,7 +4509,6 @@
     <w:lsdException w:name="Smart Hyperlink" w:semiHidden="1" w:unhideWhenUsed="1"/>
     <w:lsdException w:name="Hashtag" w:semiHidden="1" w:unhideWhenUsed="1"/>
     <w:lsdException w:name="Unresolved Mention" w:semiHidden="1" w:unhideWhenUsed="1"/>
-    <w:lsdException w:name="Smart Link" w:semiHidden="1" w:unhideWhenUsed="1"/>
   </w:latentStyles>
   <w:style w:type="paragraph" w:default="1" w:styleId="Normal">
     <w:name w:val="Normal"/>
@@ -6489,7 +5406,7 @@
 </file>
 
 <file path=customXml/itemProps1.xml><?xml version="1.0" encoding="utf-8"?>
-<ds:datastoreItem xmlns:ds="http://schemas.openxmlformats.org/officeDocument/2006/customXml" ds:itemID="{FFAC696C-E34C-4C8A-83C8-974B9911AEE2}">
+<ds:datastoreItem xmlns:ds="http://schemas.openxmlformats.org/officeDocument/2006/customXml" ds:itemID="{CB815676-1BBD-4E7E-B8EF-79BB3EEBE3C6}">
   <ds:schemaRefs>
     <ds:schemaRef ds:uri="http://schemas.openxmlformats.org/officeDocument/2006/bibliography"/>
   </ds:schemaRefs>

--- a/electron/database/generate-document/templates/party-invoice-uk.docx
+++ b/electron/database/generate-document/templates/party-invoice-uk.docx
@@ -104,7 +104,45 @@
                 <w:sz w:val="20"/>
                 <w:szCs w:val="20"/>
               </w:rPr>
-              <w:t>{#companyData}{companyName}</w:t>
+              <w:t>{#</w:t>
+            </w:r>
+            <w:proofErr w:type="spellStart"/>
+            <w:proofErr w:type="gramStart"/>
+            <w:r>
+              <w:rPr>
+                <w:rFonts w:cstheme="minorHAnsi"/>
+                <w:sz w:val="20"/>
+                <w:szCs w:val="20"/>
+              </w:rPr>
+              <w:t>companyData</w:t>
+            </w:r>
+            <w:proofErr w:type="spellEnd"/>
+            <w:r>
+              <w:rPr>
+                <w:rFonts w:cstheme="minorHAnsi"/>
+                <w:sz w:val="20"/>
+                <w:szCs w:val="20"/>
+              </w:rPr>
+              <w:t>}{</w:t>
+            </w:r>
+            <w:proofErr w:type="spellStart"/>
+            <w:proofErr w:type="gramEnd"/>
+            <w:r>
+              <w:rPr>
+                <w:rFonts w:cstheme="minorHAnsi"/>
+                <w:sz w:val="20"/>
+                <w:szCs w:val="20"/>
+              </w:rPr>
+              <w:t>companyName</w:t>
+            </w:r>
+            <w:proofErr w:type="spellEnd"/>
+            <w:r>
+              <w:rPr>
+                <w:rFonts w:cstheme="minorHAnsi"/>
+                <w:sz w:val="20"/>
+                <w:szCs w:val="20"/>
+              </w:rPr>
+              <w:t>}</w:t>
             </w:r>
           </w:p>
           <w:p>
@@ -122,7 +160,107 @@
                 <w:sz w:val="20"/>
                 <w:szCs w:val="20"/>
               </w:rPr>
-              <w:t>{companyAddressLine1}    {companyAddressLine2},      {companyCity}    {companyPostalCode}   {companyState}    {companyCountry}{/}</w:t>
+              <w:t xml:space="preserve">{companyAddressLine1} </w:t>
+            </w:r>
+            <w:proofErr w:type="gramStart"/>
+            <w:r>
+              <w:rPr>
+                <w:rFonts w:cstheme="minorHAnsi"/>
+                <w:bCs/>
+                <w:sz w:val="20"/>
+                <w:szCs w:val="20"/>
+              </w:rPr>
+              <w:t xml:space="preserve">   {</w:t>
+            </w:r>
+            <w:proofErr w:type="gramEnd"/>
+            <w:r>
+              <w:rPr>
+                <w:rFonts w:cstheme="minorHAnsi"/>
+                <w:bCs/>
+                <w:sz w:val="20"/>
+                <w:szCs w:val="20"/>
+              </w:rPr>
+              <w:t>companyAddressLine2},      {</w:t>
+            </w:r>
+            <w:proofErr w:type="spellStart"/>
+            <w:r>
+              <w:rPr>
+                <w:rFonts w:cstheme="minorHAnsi"/>
+                <w:bCs/>
+                <w:sz w:val="20"/>
+                <w:szCs w:val="20"/>
+              </w:rPr>
+              <w:t>companyCity</w:t>
+            </w:r>
+            <w:proofErr w:type="spellEnd"/>
+            <w:r>
+              <w:rPr>
+                <w:rFonts w:cstheme="minorHAnsi"/>
+                <w:bCs/>
+                <w:sz w:val="20"/>
+                <w:szCs w:val="20"/>
+              </w:rPr>
+              <w:t>}    {</w:t>
+            </w:r>
+            <w:proofErr w:type="spellStart"/>
+            <w:r>
+              <w:rPr>
+                <w:rFonts w:cstheme="minorHAnsi"/>
+                <w:bCs/>
+                <w:sz w:val="20"/>
+                <w:szCs w:val="20"/>
+              </w:rPr>
+              <w:t>companyPostalCode</w:t>
+            </w:r>
+            <w:proofErr w:type="spellEnd"/>
+            <w:r>
+              <w:rPr>
+                <w:rFonts w:cstheme="minorHAnsi"/>
+                <w:bCs/>
+                <w:sz w:val="20"/>
+                <w:szCs w:val="20"/>
+              </w:rPr>
+              <w:t>}   {</w:t>
+            </w:r>
+            <w:proofErr w:type="spellStart"/>
+            <w:r>
+              <w:rPr>
+                <w:rFonts w:cstheme="minorHAnsi"/>
+                <w:bCs/>
+                <w:sz w:val="20"/>
+                <w:szCs w:val="20"/>
+              </w:rPr>
+              <w:t>companyState</w:t>
+            </w:r>
+            <w:proofErr w:type="spellEnd"/>
+            <w:r>
+              <w:rPr>
+                <w:rFonts w:cstheme="minorHAnsi"/>
+                <w:bCs/>
+                <w:sz w:val="20"/>
+                <w:szCs w:val="20"/>
+              </w:rPr>
+              <w:t>}    {</w:t>
+            </w:r>
+            <w:proofErr w:type="spellStart"/>
+            <w:r>
+              <w:rPr>
+                <w:rFonts w:cstheme="minorHAnsi"/>
+                <w:bCs/>
+                <w:sz w:val="20"/>
+                <w:szCs w:val="20"/>
+              </w:rPr>
+              <w:t>companyCountry</w:t>
+            </w:r>
+            <w:proofErr w:type="spellEnd"/>
+            <w:r>
+              <w:rPr>
+                <w:rFonts w:cstheme="minorHAnsi"/>
+                <w:bCs/>
+                <w:sz w:val="20"/>
+                <w:szCs w:val="20"/>
+              </w:rPr>
+              <w:t>}{/}</w:t>
             </w:r>
           </w:p>
         </w:tc>
@@ -155,12 +293,14 @@
               </w:rPr>
               <w:t>{</w:t>
             </w:r>
+            <w:proofErr w:type="spellStart"/>
             <w:r>
               <w:rPr>
                 <w:rFonts w:cstheme="minorHAnsi"/>
               </w:rPr>
               <w:t>modifyInvNo</w:t>
             </w:r>
+            <w:proofErr w:type="spellEnd"/>
             <w:r>
               <w:rPr>
                 <w:rFonts w:cstheme="minorHAnsi"/>
@@ -202,12 +342,14 @@
               </w:rPr>
               <w:t>{</w:t>
             </w:r>
+            <w:proofErr w:type="spellStart"/>
             <w:r>
               <w:rPr>
                 <w:rFonts w:cstheme="minorHAnsi"/>
               </w:rPr>
               <w:t>invoiceDate</w:t>
             </w:r>
+            <w:proofErr w:type="spellEnd"/>
             <w:r>
               <w:rPr>
                 <w:rFonts w:cstheme="minorHAnsi"/>
@@ -287,12 +429,14 @@
               </w:rPr>
               <w:t>{</w:t>
             </w:r>
+            <w:proofErr w:type="spellStart"/>
             <w:r>
               <w:rPr>
                 <w:rFonts w:cstheme="minorHAnsi"/>
               </w:rPr>
               <w:t>invoicePiNo</w:t>
             </w:r>
+            <w:proofErr w:type="spellEnd"/>
             <w:r>
               <w:rPr>
                 <w:rFonts w:cstheme="minorHAnsi"/>
@@ -335,12 +479,14 @@
               </w:rPr>
               <w:t>{</w:t>
             </w:r>
+            <w:proofErr w:type="spellStart"/>
             <w:r>
               <w:rPr>
                 <w:rFonts w:cstheme="minorHAnsi"/>
               </w:rPr>
               <w:t>orderDate</w:t>
             </w:r>
+            <w:proofErr w:type="spellEnd"/>
             <w:r>
               <w:rPr>
                 <w:rFonts w:cstheme="minorHAnsi"/>
@@ -405,6 +551,7 @@
               </w:rPr>
               <w:t>{</w:t>
             </w:r>
+            <w:proofErr w:type="spellStart"/>
             <w:r>
               <w:rPr>
                 <w:rFonts w:cstheme="minorHAnsi"/>
@@ -413,6 +560,7 @@
               </w:rPr>
               <w:t>consigneeName</w:t>
             </w:r>
+            <w:proofErr w:type="spellEnd"/>
             <w:r>
               <w:rPr>
                 <w:rFonts w:cstheme="minorHAnsi"/>
@@ -438,6 +586,7 @@
               </w:rPr>
               <w:t>{</w:t>
             </w:r>
+            <w:proofErr w:type="spellStart"/>
             <w:r>
               <w:rPr>
                 <w:rFonts w:cstheme="minorHAnsi"/>
@@ -446,6 +595,7 @@
               </w:rPr>
               <w:t>consigneeAddress</w:t>
             </w:r>
+            <w:proofErr w:type="spellEnd"/>
             <w:r>
               <w:rPr>
                 <w:rFonts w:cstheme="minorHAnsi"/>
@@ -454,6 +604,7 @@
               </w:rPr>
               <w:t>} {</w:t>
             </w:r>
+            <w:proofErr w:type="spellStart"/>
             <w:r>
               <w:rPr>
                 <w:rFonts w:cstheme="minorHAnsi"/>
@@ -462,6 +613,7 @@
               </w:rPr>
               <w:t>consigneeCity</w:t>
             </w:r>
+            <w:proofErr w:type="spellEnd"/>
             <w:r>
               <w:rPr>
                 <w:rFonts w:cstheme="minorHAnsi"/>
@@ -470,6 +622,7 @@
               </w:rPr>
               <w:t>} {</w:t>
             </w:r>
+            <w:proofErr w:type="spellStart"/>
             <w:r>
               <w:rPr>
                 <w:rFonts w:cstheme="minorHAnsi"/>
@@ -478,6 +631,7 @@
               </w:rPr>
               <w:t>consigneeState</w:t>
             </w:r>
+            <w:proofErr w:type="spellEnd"/>
             <w:r>
               <w:rPr>
                 <w:rFonts w:cstheme="minorHAnsi"/>
@@ -502,6 +656,7 @@
               </w:rPr>
               <w:t>{</w:t>
             </w:r>
+            <w:proofErr w:type="spellStart"/>
             <w:r>
               <w:rPr>
                 <w:rFonts w:cstheme="minorHAnsi"/>
@@ -510,6 +665,7 @@
               </w:rPr>
               <w:t>consigneeCountry</w:t>
             </w:r>
+            <w:proofErr w:type="spellEnd"/>
             <w:r>
               <w:rPr>
                 <w:rFonts w:cstheme="minorHAnsi"/>
@@ -518,6 +674,7 @@
               </w:rPr>
               <w:t>} {</w:t>
             </w:r>
+            <w:proofErr w:type="spellStart"/>
             <w:r>
               <w:rPr>
                 <w:rFonts w:cstheme="minorHAnsi"/>
@@ -526,6 +683,7 @@
               </w:rPr>
               <w:t>consigneeZip</w:t>
             </w:r>
+            <w:proofErr w:type="spellEnd"/>
             <w:r>
               <w:rPr>
                 <w:rFonts w:cstheme="minorHAnsi"/>
@@ -549,42 +707,172 @@
                 <w:sz w:val="20"/>
                 <w:szCs w:val="20"/>
               </w:rPr>
-              <w:t>{#consigneePhone}TELE: {consigneePhone}{/consigneePhone}</w:t>
-            </w:r>
-          </w:p>
-          <w:p>
-            <w:pPr>
-              <w:rPr>
-                <w:rFonts w:cstheme="minorHAnsi"/>
-                <w:sz w:val="20"/>
-                <w:szCs w:val="20"/>
-              </w:rPr>
-            </w:pPr>
-            <w:r>
-              <w:rPr>
-                <w:rFonts w:cstheme="minorHAnsi"/>
-                <w:sz w:val="20"/>
-                <w:szCs w:val="20"/>
-              </w:rPr>
-              <w:t>{#consigneeEmail}EMAIL: {consigneeEmail}{/consigneeEmail}</w:t>
-            </w:r>
-          </w:p>
-          <w:p>
-            <w:pPr>
-              <w:rPr>
-                <w:rFonts w:cstheme="minorHAnsi"/>
-                <w:sz w:val="20"/>
-                <w:szCs w:val="20"/>
-              </w:rPr>
-            </w:pPr>
-            <w:r>
-              <w:rPr>
-                <w:rFonts w:cstheme="minorHAnsi"/>
-                <w:sz w:val="20"/>
-                <w:szCs w:val="20"/>
-              </w:rPr>
               <w:t>{#</w:t>
             </w:r>
+            <w:proofErr w:type="spellStart"/>
+            <w:proofErr w:type="gramStart"/>
+            <w:r>
+              <w:rPr>
+                <w:rFonts w:cstheme="minorHAnsi"/>
+                <w:sz w:val="20"/>
+                <w:szCs w:val="20"/>
+              </w:rPr>
+              <w:t>consigneePhone</w:t>
+            </w:r>
+            <w:proofErr w:type="spellEnd"/>
+            <w:r>
+              <w:rPr>
+                <w:rFonts w:cstheme="minorHAnsi"/>
+                <w:sz w:val="20"/>
+                <w:szCs w:val="20"/>
+              </w:rPr>
+              <w:t>}TELE</w:t>
+            </w:r>
+            <w:proofErr w:type="gramEnd"/>
+            <w:r>
+              <w:rPr>
+                <w:rFonts w:cstheme="minorHAnsi"/>
+                <w:sz w:val="20"/>
+                <w:szCs w:val="20"/>
+              </w:rPr>
+              <w:t>: {</w:t>
+            </w:r>
+            <w:proofErr w:type="spellStart"/>
+            <w:r>
+              <w:rPr>
+                <w:rFonts w:cstheme="minorHAnsi"/>
+                <w:sz w:val="20"/>
+                <w:szCs w:val="20"/>
+              </w:rPr>
+              <w:t>consigneePhone</w:t>
+            </w:r>
+            <w:proofErr w:type="spellEnd"/>
+            <w:r>
+              <w:rPr>
+                <w:rFonts w:cstheme="minorHAnsi"/>
+                <w:sz w:val="20"/>
+                <w:szCs w:val="20"/>
+              </w:rPr>
+              <w:t>}{/</w:t>
+            </w:r>
+            <w:proofErr w:type="spellStart"/>
+            <w:r>
+              <w:rPr>
+                <w:rFonts w:cstheme="minorHAnsi"/>
+                <w:sz w:val="20"/>
+                <w:szCs w:val="20"/>
+              </w:rPr>
+              <w:t>consigneePhone</w:t>
+            </w:r>
+            <w:proofErr w:type="spellEnd"/>
+            <w:r>
+              <w:rPr>
+                <w:rFonts w:cstheme="minorHAnsi"/>
+                <w:sz w:val="20"/>
+                <w:szCs w:val="20"/>
+              </w:rPr>
+              <w:t>}</w:t>
+            </w:r>
+          </w:p>
+          <w:p>
+            <w:pPr>
+              <w:rPr>
+                <w:rFonts w:cstheme="minorHAnsi"/>
+                <w:sz w:val="20"/>
+                <w:szCs w:val="20"/>
+              </w:rPr>
+            </w:pPr>
+            <w:r>
+              <w:rPr>
+                <w:rFonts w:cstheme="minorHAnsi"/>
+                <w:sz w:val="20"/>
+                <w:szCs w:val="20"/>
+              </w:rPr>
+              <w:t>{#</w:t>
+            </w:r>
+            <w:proofErr w:type="spellStart"/>
+            <w:proofErr w:type="gramStart"/>
+            <w:r>
+              <w:rPr>
+                <w:rFonts w:cstheme="minorHAnsi"/>
+                <w:sz w:val="20"/>
+                <w:szCs w:val="20"/>
+              </w:rPr>
+              <w:t>consigneeEmail</w:t>
+            </w:r>
+            <w:proofErr w:type="spellEnd"/>
+            <w:r>
+              <w:rPr>
+                <w:rFonts w:cstheme="minorHAnsi"/>
+                <w:sz w:val="20"/>
+                <w:szCs w:val="20"/>
+              </w:rPr>
+              <w:t>}EMAIL</w:t>
+            </w:r>
+            <w:proofErr w:type="gramEnd"/>
+            <w:r>
+              <w:rPr>
+                <w:rFonts w:cstheme="minorHAnsi"/>
+                <w:sz w:val="20"/>
+                <w:szCs w:val="20"/>
+              </w:rPr>
+              <w:t>: {</w:t>
+            </w:r>
+            <w:proofErr w:type="spellStart"/>
+            <w:r>
+              <w:rPr>
+                <w:rFonts w:cstheme="minorHAnsi"/>
+                <w:sz w:val="20"/>
+                <w:szCs w:val="20"/>
+              </w:rPr>
+              <w:t>consigneeEmail</w:t>
+            </w:r>
+            <w:proofErr w:type="spellEnd"/>
+            <w:r>
+              <w:rPr>
+                <w:rFonts w:cstheme="minorHAnsi"/>
+                <w:sz w:val="20"/>
+                <w:szCs w:val="20"/>
+              </w:rPr>
+              <w:t>}{/</w:t>
+            </w:r>
+            <w:proofErr w:type="spellStart"/>
+            <w:r>
+              <w:rPr>
+                <w:rFonts w:cstheme="minorHAnsi"/>
+                <w:sz w:val="20"/>
+                <w:szCs w:val="20"/>
+              </w:rPr>
+              <w:t>consigneeEmail</w:t>
+            </w:r>
+            <w:proofErr w:type="spellEnd"/>
+            <w:r>
+              <w:rPr>
+                <w:rFonts w:cstheme="minorHAnsi"/>
+                <w:sz w:val="20"/>
+                <w:szCs w:val="20"/>
+              </w:rPr>
+              <w:t>}</w:t>
+            </w:r>
+          </w:p>
+          <w:p>
+            <w:pPr>
+              <w:rPr>
+                <w:rFonts w:cstheme="minorHAnsi"/>
+                <w:sz w:val="20"/>
+                <w:szCs w:val="20"/>
+              </w:rPr>
+            </w:pPr>
+            <w:r>
+              <w:rPr>
+                <w:rFonts w:cstheme="minorHAnsi"/>
+                <w:sz w:val="20"/>
+                <w:szCs w:val="20"/>
+              </w:rPr>
+              <w:t>{#</w:t>
+            </w:r>
+            <w:proofErr w:type="spellStart"/>
+            <w:proofErr w:type="gramStart"/>
             <w:r>
               <w:rPr>
                 <w:rFonts w:cstheme="minorHAnsi"/>
@@ -593,14 +881,25 @@
               </w:rPr>
               <w:t>notifyName</w:t>
             </w:r>
-            <w:r>
-              <w:rPr>
-                <w:rFonts w:cstheme="minorHAnsi"/>
-                <w:sz w:val="20"/>
-                <w:szCs w:val="20"/>
-              </w:rPr>
-              <w:t>}{#</w:t>
-            </w:r>
+            <w:proofErr w:type="spellEnd"/>
+            <w:r>
+              <w:rPr>
+                <w:rFonts w:cstheme="minorHAnsi"/>
+                <w:sz w:val="20"/>
+                <w:szCs w:val="20"/>
+              </w:rPr>
+              <w:t>}{</w:t>
+            </w:r>
+            <w:proofErr w:type="gramEnd"/>
+            <w:r>
+              <w:rPr>
+                <w:rFonts w:cstheme="minorHAnsi"/>
+                <w:sz w:val="20"/>
+                <w:szCs w:val="20"/>
+              </w:rPr>
+              <w:t>#</w:t>
+            </w:r>
+            <w:proofErr w:type="spellStart"/>
             <w:r>
               <w:rPr>
                 <w:rFonts w:cstheme="minorHAnsi"/>
@@ -609,6 +908,7 @@
               </w:rPr>
               <w:t>notifyAddress</w:t>
             </w:r>
+            <w:proofErr w:type="spellEnd"/>
             <w:r>
               <w:rPr>
                 <w:rFonts w:cstheme="minorHAnsi"/>
@@ -650,6 +950,7 @@
               </w:rPr>
               <w:t>{</w:t>
             </w:r>
+            <w:proofErr w:type="spellStart"/>
             <w:r>
               <w:rPr>
                 <w:rFonts w:cstheme="minorHAnsi"/>
@@ -658,6 +959,7 @@
               </w:rPr>
               <w:t>notifyName</w:t>
             </w:r>
+            <w:proofErr w:type="spellEnd"/>
             <w:r>
               <w:rPr>
                 <w:rFonts w:cstheme="minorHAnsi"/>
@@ -683,6 +985,7 @@
               </w:rPr>
               <w:t>{</w:t>
             </w:r>
+            <w:proofErr w:type="spellStart"/>
             <w:r>
               <w:rPr>
                 <w:rFonts w:cstheme="minorHAnsi"/>
@@ -691,13 +994,24 @@
               </w:rPr>
               <w:t>notifyAddress</w:t>
             </w:r>
-            <w:r>
-              <w:rPr>
-                <w:rFonts w:cstheme="minorHAnsi"/>
-                <w:sz w:val="20"/>
-                <w:szCs w:val="20"/>
-              </w:rPr>
-              <w:t>}{/}{/}</w:t>
+            <w:proofErr w:type="spellEnd"/>
+            <w:proofErr w:type="gramStart"/>
+            <w:r>
+              <w:rPr>
+                <w:rFonts w:cstheme="minorHAnsi"/>
+                <w:sz w:val="20"/>
+                <w:szCs w:val="20"/>
+              </w:rPr>
+              <w:t>}{</w:t>
+            </w:r>
+            <w:proofErr w:type="gramEnd"/>
+            <w:r>
+              <w:rPr>
+                <w:rFonts w:cstheme="minorHAnsi"/>
+                <w:sz w:val="20"/>
+                <w:szCs w:val="20"/>
+              </w:rPr>
+              <w:t>/}{/}</w:t>
             </w:r>
           </w:p>
         </w:tc>
@@ -718,23 +1032,8 @@
                 <w:szCs w:val="20"/>
               </w:rPr>
             </w:pPr>
-            <w:r>
-              <w:rPr>
-                <w:rFonts w:cstheme="minorHAnsi"/>
-                <w:sz w:val="20"/>
-                <w:szCs w:val="20"/>
-              </w:rPr>
-              <w:t xml:space="preserve">Buyer </w:t>
-            </w:r>
-          </w:p>
-          <w:p>
-            <w:pPr>
-              <w:rPr>
-                <w:rFonts w:cstheme="minorHAnsi"/>
-                <w:sz w:val="20"/>
-                <w:szCs w:val="20"/>
-              </w:rPr>
-            </w:pPr>
+            <w:bookmarkStart w:id="1" w:name="_GoBack"/>
+            <w:bookmarkEnd w:id="1"/>
             <w:r>
               <w:rPr>
                 <w:rFonts w:cstheme="minorHAnsi"/>
@@ -743,6 +1042,7 @@
               </w:rPr>
               <w:t>{</w:t>
             </w:r>
+            <w:proofErr w:type="spellStart"/>
             <w:r>
               <w:rPr>
                 <w:rFonts w:cstheme="minorHAnsi"/>
@@ -751,6 +1051,7 @@
               </w:rPr>
               <w:t>buyerName</w:t>
             </w:r>
+            <w:proofErr w:type="spellEnd"/>
             <w:r>
               <w:rPr>
                 <w:rFonts w:cstheme="minorHAnsi"/>
@@ -776,6 +1077,7 @@
               </w:rPr>
               <w:t>{</w:t>
             </w:r>
+            <w:proofErr w:type="spellStart"/>
             <w:r>
               <w:rPr>
                 <w:rFonts w:cstheme="minorHAnsi"/>
@@ -784,6 +1086,7 @@
               </w:rPr>
               <w:t>buyerAddress</w:t>
             </w:r>
+            <w:proofErr w:type="spellEnd"/>
             <w:r>
               <w:rPr>
                 <w:rFonts w:cstheme="minorHAnsi"/>
@@ -809,6 +1112,7 @@
               </w:rPr>
               <w:t>{</w:t>
             </w:r>
+            <w:proofErr w:type="spellStart"/>
             <w:r>
               <w:rPr>
                 <w:rFonts w:cstheme="minorHAnsi"/>
@@ -817,6 +1121,7 @@
               </w:rPr>
               <w:t>buyerCity</w:t>
             </w:r>
+            <w:proofErr w:type="spellEnd"/>
             <w:r>
               <w:rPr>
                 <w:rFonts w:cstheme="minorHAnsi"/>
@@ -825,6 +1130,7 @@
               </w:rPr>
               <w:t>} {</w:t>
             </w:r>
+            <w:proofErr w:type="spellStart"/>
             <w:r>
               <w:rPr>
                 <w:rFonts w:cstheme="minorHAnsi"/>
@@ -833,6 +1139,7 @@
               </w:rPr>
               <w:t>buyerState</w:t>
             </w:r>
+            <w:proofErr w:type="spellEnd"/>
             <w:r>
               <w:rPr>
                 <w:rFonts w:cstheme="minorHAnsi"/>
@@ -858,6 +1165,7 @@
               </w:rPr>
               <w:t>{</w:t>
             </w:r>
+            <w:proofErr w:type="spellStart"/>
             <w:r>
               <w:rPr>
                 <w:rFonts w:cstheme="minorHAnsi"/>
@@ -866,6 +1174,7 @@
               </w:rPr>
               <w:t>buyerCountry</w:t>
             </w:r>
+            <w:proofErr w:type="spellEnd"/>
             <w:r>
               <w:rPr>
                 <w:rFonts w:cstheme="minorHAnsi"/>
@@ -874,6 +1183,7 @@
               </w:rPr>
               <w:t>} {</w:t>
             </w:r>
+            <w:proofErr w:type="spellStart"/>
             <w:r>
               <w:rPr>
                 <w:rFonts w:cstheme="minorHAnsi"/>
@@ -882,6 +1192,7 @@
               </w:rPr>
               <w:t>buyerZip</w:t>
             </w:r>
+            <w:proofErr w:type="spellEnd"/>
             <w:r>
               <w:rPr>
                 <w:rFonts w:cstheme="minorHAnsi"/>
@@ -962,6 +1273,7 @@
               </w:rPr>
               <w:t>{</w:t>
             </w:r>
+            <w:proofErr w:type="spellStart"/>
             <w:r>
               <w:rPr>
                 <w:rFonts w:cstheme="minorHAnsi"/>
@@ -970,6 +1282,7 @@
               </w:rPr>
               <w:t>originOfGoods</w:t>
             </w:r>
+            <w:proofErr w:type="spellEnd"/>
             <w:r>
               <w:rPr>
                 <w:rFonts w:cstheme="minorHAnsi"/>
@@ -1029,6 +1342,7 @@
               </w:rPr>
               <w:t>{</w:t>
             </w:r>
+            <w:proofErr w:type="spellStart"/>
             <w:r>
               <w:rPr>
                 <w:rFonts w:cstheme="minorHAnsi"/>
@@ -1037,6 +1351,7 @@
               </w:rPr>
               <w:t>hsCode</w:t>
             </w:r>
+            <w:proofErr w:type="spellEnd"/>
             <w:r>
               <w:rPr>
                 <w:rFonts w:cstheme="minorHAnsi"/>
@@ -1118,10 +1433,59 @@
                 <w:sz w:val="20"/>
                 <w:szCs w:val="20"/>
               </w:rPr>
+              <w:t xml:space="preserve"> {</w:t>
+            </w:r>
+            <w:proofErr w:type="spellStart"/>
+            <w:r>
+              <w:rPr>
+                <w:rFonts w:cstheme="minorHAnsi"/>
+                <w:sz w:val="20"/>
+                <w:szCs w:val="20"/>
+              </w:rPr>
+              <w:t>termOfDeliveryAndPayment</w:t>
+            </w:r>
+            <w:proofErr w:type="spellEnd"/>
+            <w:r>
+              <w:rPr>
+                <w:rFonts w:cstheme="minorHAnsi"/>
+                <w:sz w:val="20"/>
+                <w:szCs w:val="20"/>
+              </w:rPr>
+              <w:t>}</w:t>
+            </w:r>
+          </w:p>
+          <w:p>
+            <w:pPr>
+              <w:rPr>
+                <w:rFonts w:cstheme="minorHAnsi"/>
+                <w:sz w:val="20"/>
+                <w:szCs w:val="20"/>
+              </w:rPr>
+            </w:pPr>
+            <w:r>
+              <w:rPr>
+                <w:rFonts w:cstheme="minorHAnsi"/>
+                <w:sz w:val="20"/>
+                <w:szCs w:val="20"/>
+              </w:rPr>
+              <w:t xml:space="preserve">Bank Name </w:t>
+            </w:r>
+            <w:r>
+              <w:rPr>
+                <w:rFonts w:cstheme="minorHAnsi"/>
+                <w:sz w:val="20"/>
+                <w:szCs w:val="20"/>
+              </w:rPr>
+              <w:t>-</w:t>
+            </w:r>
+            <w:r>
+              <w:rPr>
+                <w:rFonts w:cstheme="minorHAnsi"/>
+                <w:sz w:val="20"/>
+                <w:szCs w:val="20"/>
+              </w:rPr>
               <w:t xml:space="preserve"> </w:t>
             </w:r>
-            <w:bookmarkStart w:id="1" w:name="_GoBack"/>
-            <w:bookmarkEnd w:id="1"/>
             <w:r>
               <w:rPr>
                 <w:rFonts w:cstheme="minorHAnsi"/>
@@ -1130,14 +1494,16 @@
               </w:rPr>
               <w:t>{</w:t>
             </w:r>
-            <w:r>
-              <w:rPr>
-                <w:rFonts w:cstheme="minorHAnsi"/>
-                <w:sz w:val="20"/>
-                <w:szCs w:val="20"/>
-              </w:rPr>
-              <w:t>termOfDeliveryAndPayment</w:t>
-            </w:r>
+            <w:proofErr w:type="spellStart"/>
+            <w:r>
+              <w:rPr>
+                <w:rFonts w:cstheme="minorHAnsi"/>
+                <w:sz w:val="20"/>
+                <w:szCs w:val="20"/>
+              </w:rPr>
+              <w:t>bankName</w:t>
+            </w:r>
+            <w:proofErr w:type="spellEnd"/>
             <w:r>
               <w:rPr>
                 <w:rFonts w:cstheme="minorHAnsi"/>
@@ -1161,7 +1527,7 @@
                 <w:sz w:val="20"/>
                 <w:szCs w:val="20"/>
               </w:rPr>
-              <w:t xml:space="preserve">Bank Name </w:t>
+              <w:t xml:space="preserve">Address </w:t>
             </w:r>
             <w:r>
               <w:rPr>
@@ -1187,14 +1553,16 @@
               </w:rPr>
               <w:t>{</w:t>
             </w:r>
-            <w:r>
-              <w:rPr>
-                <w:rFonts w:cstheme="minorHAnsi"/>
-                <w:sz w:val="20"/>
-                <w:szCs w:val="20"/>
-              </w:rPr>
-              <w:t>bankName</w:t>
-            </w:r>
+            <w:proofErr w:type="spellStart"/>
+            <w:r>
+              <w:rPr>
+                <w:rFonts w:cstheme="minorHAnsi"/>
+                <w:sz w:val="20"/>
+                <w:szCs w:val="20"/>
+              </w:rPr>
+              <w:t>bankAddress</w:t>
+            </w:r>
+            <w:proofErr w:type="spellEnd"/>
             <w:r>
               <w:rPr>
                 <w:rFonts w:cstheme="minorHAnsi"/>
@@ -1203,22 +1571,47 @@
               </w:rPr>
               <w:t>}</w:t>
             </w:r>
-          </w:p>
-          <w:p>
-            <w:pPr>
-              <w:rPr>
-                <w:rFonts w:cstheme="minorHAnsi"/>
-                <w:sz w:val="20"/>
-                <w:szCs w:val="20"/>
-              </w:rPr>
-            </w:pPr>
-            <w:r>
-              <w:rPr>
-                <w:rFonts w:cstheme="minorHAnsi"/>
-                <w:sz w:val="20"/>
-                <w:szCs w:val="20"/>
-              </w:rPr>
-              <w:t xml:space="preserve">Address </w:t>
+            <w:r>
+              <w:rPr>
+                <w:rFonts w:cstheme="minorHAnsi"/>
+                <w:sz w:val="20"/>
+                <w:szCs w:val="20"/>
+              </w:rPr>
+              <w:t>,</w:t>
+            </w:r>
+            <w:r>
+              <w:rPr>
+                <w:rFonts w:cstheme="minorHAnsi"/>
+                <w:sz w:val="20"/>
+                <w:szCs w:val="20"/>
+              </w:rPr>
+              <w:t xml:space="preserve"> {</w:t>
+            </w:r>
+            <w:proofErr w:type="spellStart"/>
+            <w:r>
+              <w:rPr>
+                <w:rFonts w:cstheme="minorHAnsi"/>
+                <w:sz w:val="20"/>
+                <w:szCs w:val="20"/>
+              </w:rPr>
+              <w:t>bankCity</w:t>
+            </w:r>
+            <w:proofErr w:type="spellEnd"/>
+            <w:r>
+              <w:rPr>
+                <w:rFonts w:cstheme="minorHAnsi"/>
+                <w:sz w:val="20"/>
+                <w:szCs w:val="20"/>
+              </w:rPr>
+              <w:t>}</w:t>
+            </w:r>
+            <w:r>
+              <w:rPr>
+                <w:rFonts w:cstheme="minorHAnsi"/>
+                <w:sz w:val="20"/>
+                <w:szCs w:val="20"/>
+              </w:rPr>
+              <w:t xml:space="preserve"> </w:t>
             </w:r>
             <w:r>
               <w:rPr>
@@ -1244,14 +1637,17 @@
               </w:rPr>
               <w:t>{</w:t>
             </w:r>
-            <w:r>
-              <w:rPr>
-                <w:rFonts w:cstheme="minorHAnsi"/>
-                <w:sz w:val="20"/>
-                <w:szCs w:val="20"/>
-              </w:rPr>
-              <w:t>bankAddress</w:t>
-            </w:r>
+            <w:proofErr w:type="spellStart"/>
+            <w:proofErr w:type="gramStart"/>
+            <w:r>
+              <w:rPr>
+                <w:rFonts w:cstheme="minorHAnsi"/>
+                <w:sz w:val="20"/>
+                <w:szCs w:val="20"/>
+              </w:rPr>
+              <w:t>bankPostalCode</w:t>
+            </w:r>
+            <w:proofErr w:type="spellEnd"/>
             <w:r>
               <w:rPr>
                 <w:rFonts w:cstheme="minorHAnsi"/>
@@ -1266,7 +1662,32 @@
                 <w:sz w:val="20"/>
                 <w:szCs w:val="20"/>
               </w:rPr>
-              <w:t>,</w:t>
+              <w:t xml:space="preserve">   </w:t>
+            </w:r>
+            <w:proofErr w:type="gramEnd"/>
+            <w:r>
+              <w:rPr>
+                <w:rFonts w:cstheme="minorHAnsi"/>
+                <w:sz w:val="20"/>
+                <w:szCs w:val="20"/>
+              </w:rPr>
+              <w:t xml:space="preserve">      SWIFT C</w:t>
+            </w:r>
+            <w:r>
+              <w:rPr>
+                <w:rFonts w:cstheme="minorHAnsi"/>
+                <w:sz w:val="20"/>
+                <w:szCs w:val="20"/>
+              </w:rPr>
+              <w:t>o</w:t>
+            </w:r>
+            <w:r>
+              <w:rPr>
+                <w:rFonts w:cstheme="minorHAnsi"/>
+                <w:sz w:val="20"/>
+                <w:szCs w:val="20"/>
+              </w:rPr>
+              <w:t>de  -</w:t>
             </w:r>
             <w:r>
               <w:rPr>
@@ -1276,14 +1697,16 @@
               </w:rPr>
               <w:t xml:space="preserve"> {</w:t>
             </w:r>
-            <w:r>
-              <w:rPr>
-                <w:rFonts w:cstheme="minorHAnsi"/>
-                <w:sz w:val="20"/>
-                <w:szCs w:val="20"/>
-              </w:rPr>
-              <w:t>bankCity</w:t>
-            </w:r>
+            <w:proofErr w:type="spellStart"/>
+            <w:r>
+              <w:rPr>
+                <w:rFonts w:cstheme="minorHAnsi"/>
+                <w:sz w:val="20"/>
+                <w:szCs w:val="20"/>
+              </w:rPr>
+              <w:t>swiftNumber</w:t>
+            </w:r>
+            <w:proofErr w:type="spellEnd"/>
             <w:r>
               <w:rPr>
                 <w:rFonts w:cstheme="minorHAnsi"/>
@@ -1298,23 +1721,7 @@
                 <w:sz w:val="20"/>
                 <w:szCs w:val="20"/>
               </w:rPr>
-              <w:t xml:space="preserve"> </w:t>
-            </w:r>
-            <w:r>
-              <w:rPr>
-                <w:rFonts w:cstheme="minorHAnsi"/>
-                <w:sz w:val="20"/>
-                <w:szCs w:val="20"/>
-              </w:rPr>
-              <w:t>-</w:t>
-            </w:r>
-            <w:r>
-              <w:rPr>
-                <w:rFonts w:cstheme="minorHAnsi"/>
-                <w:sz w:val="20"/>
-                <w:szCs w:val="20"/>
-              </w:rPr>
-              <w:t xml:space="preserve"> </w:t>
+              <w:t xml:space="preserve">                                                        ACCOUNT NO. </w:t>
             </w:r>
             <w:r>
               <w:rPr>
@@ -1324,86 +1731,7 @@
               </w:rPr>
               <w:t>{</w:t>
             </w:r>
-            <w:r>
-              <w:rPr>
-                <w:rFonts w:cstheme="minorHAnsi"/>
-                <w:sz w:val="20"/>
-                <w:szCs w:val="20"/>
-              </w:rPr>
-              <w:t>bankPostalCode</w:t>
-            </w:r>
-            <w:r>
-              <w:rPr>
-                <w:rFonts w:cstheme="minorHAnsi"/>
-                <w:sz w:val="20"/>
-                <w:szCs w:val="20"/>
-              </w:rPr>
-              <w:t>}</w:t>
-            </w:r>
-            <w:r>
-              <w:rPr>
-                <w:rFonts w:cstheme="minorHAnsi"/>
-                <w:sz w:val="20"/>
-                <w:szCs w:val="20"/>
-              </w:rPr>
-              <w:t xml:space="preserve">         SWIFT C</w:t>
-            </w:r>
-            <w:r>
-              <w:rPr>
-                <w:rFonts w:cstheme="minorHAnsi"/>
-                <w:sz w:val="20"/>
-                <w:szCs w:val="20"/>
-              </w:rPr>
-              <w:t>o</w:t>
-            </w:r>
-            <w:r>
-              <w:rPr>
-                <w:rFonts w:cstheme="minorHAnsi"/>
-                <w:sz w:val="20"/>
-                <w:szCs w:val="20"/>
-              </w:rPr>
-              <w:t>de  -</w:t>
-            </w:r>
-            <w:r>
-              <w:rPr>
-                <w:rFonts w:cstheme="minorHAnsi"/>
-                <w:sz w:val="20"/>
-                <w:szCs w:val="20"/>
-              </w:rPr>
-              <w:t xml:space="preserve"> {</w:t>
-            </w:r>
-            <w:r>
-              <w:rPr>
-                <w:rFonts w:cstheme="minorHAnsi"/>
-                <w:sz w:val="20"/>
-                <w:szCs w:val="20"/>
-              </w:rPr>
-              <w:t>swiftNumber</w:t>
-            </w:r>
-            <w:r>
-              <w:rPr>
-                <w:rFonts w:cstheme="minorHAnsi"/>
-                <w:sz w:val="20"/>
-                <w:szCs w:val="20"/>
-              </w:rPr>
-              <w:t>}</w:t>
-            </w:r>
-            <w:r>
-              <w:rPr>
-                <w:rFonts w:cstheme="minorHAnsi"/>
-                <w:sz w:val="20"/>
-                <w:szCs w:val="20"/>
-              </w:rPr>
-              <w:t xml:space="preserve">                                                        ACCOUNT NO. </w:t>
-            </w:r>
-            <w:r>
-              <w:rPr>
-                <w:rFonts w:cstheme="minorHAnsi"/>
-                <w:sz w:val="20"/>
-                <w:szCs w:val="20"/>
-              </w:rPr>
-              <w:t>{</w:t>
-            </w:r>
+            <w:proofErr w:type="spellStart"/>
             <w:r>
               <w:rPr>
                 <w:rFonts w:cstheme="minorHAnsi"/>
@@ -1412,6 +1740,7 @@
               </w:rPr>
               <w:t>acCode</w:t>
             </w:r>
+            <w:proofErr w:type="spellEnd"/>
             <w:r>
               <w:rPr>
                 <w:rFonts w:cstheme="minorHAnsi"/>
@@ -1448,6 +1777,7 @@
                 <w:szCs w:val="20"/>
               </w:rPr>
             </w:pPr>
+            <w:proofErr w:type="spellStart"/>
             <w:r>
               <w:rPr>
                 <w:rFonts w:ascii="SansSerif" w:hAnsi="SansSerif" w:cs="SansSerif"/>
@@ -1455,7 +1785,17 @@
                 <w:sz w:val="20"/>
                 <w:szCs w:val="20"/>
               </w:rPr>
-              <w:t>Precarriage by:</w:t>
+              <w:t>Precarriage</w:t>
+            </w:r>
+            <w:proofErr w:type="spellEnd"/>
+            <w:r>
+              <w:rPr>
+                <w:rFonts w:ascii="SansSerif" w:hAnsi="SansSerif" w:cs="SansSerif"/>
+                <w:color w:val="000000"/>
+                <w:sz w:val="20"/>
+                <w:szCs w:val="20"/>
+              </w:rPr>
+              <w:t xml:space="preserve"> by:</w:t>
             </w:r>
           </w:p>
           <w:p>
@@ -1475,6 +1815,7 @@
               </w:rPr>
               <w:t>{</w:t>
             </w:r>
+            <w:proofErr w:type="spellStart"/>
             <w:r>
               <w:rPr>
                 <w:rFonts w:cstheme="minorHAnsi"/>
@@ -1483,6 +1824,7 @@
               </w:rPr>
               <w:t>precarriageBy</w:t>
             </w:r>
+            <w:proofErr w:type="spellEnd"/>
             <w:r>
               <w:rPr>
                 <w:rFonts w:cstheme="minorHAnsi"/>
@@ -1544,6 +1886,7 @@
               </w:rPr>
               <w:t>{</w:t>
             </w:r>
+            <w:proofErr w:type="spellStart"/>
             <w:r>
               <w:rPr>
                 <w:rFonts w:ascii="SansSerif" w:hAnsi="SansSerif" w:cs="SansSerif"/>
@@ -1553,6 +1896,7 @@
               </w:rPr>
               <w:t>placeOfReceipt</w:t>
             </w:r>
+            <w:proofErr w:type="spellEnd"/>
             <w:r>
               <w:rPr>
                 <w:rFonts w:ascii="SansSerif" w:hAnsi="SansSerif" w:cs="SansSerif"/>
@@ -1643,6 +1987,7 @@
               </w:rPr>
               <w:t>{</w:t>
             </w:r>
+            <w:proofErr w:type="spellStart"/>
             <w:r>
               <w:rPr>
                 <w:rFonts w:ascii="SansSerif" w:hAnsi="SansSerif" w:cs="SansSerif"/>
@@ -1652,6 +1997,7 @@
               </w:rPr>
               <w:t>vesselNo</w:t>
             </w:r>
+            <w:proofErr w:type="spellEnd"/>
             <w:r>
               <w:rPr>
                 <w:rFonts w:ascii="SansSerif" w:hAnsi="SansSerif" w:cs="SansSerif"/>
@@ -1714,6 +2060,7 @@
               </w:rPr>
               <w:t>{</w:t>
             </w:r>
+            <w:proofErr w:type="spellStart"/>
             <w:r>
               <w:rPr>
                 <w:rFonts w:ascii="SansSerif" w:hAnsi="SansSerif" w:cs="SansSerif"/>
@@ -1723,6 +2070,7 @@
               </w:rPr>
               <w:t>portOfLoading</w:t>
             </w:r>
+            <w:proofErr w:type="spellEnd"/>
             <w:r>
               <w:rPr>
                 <w:rFonts w:ascii="SansSerif" w:hAnsi="SansSerif" w:cs="SansSerif"/>
@@ -1808,6 +2156,7 @@
               </w:rPr>
               <w:t>{</w:t>
             </w:r>
+            <w:proofErr w:type="spellStart"/>
             <w:r>
               <w:rPr>
                 <w:rFonts w:ascii="SansSerif" w:hAnsi="SansSerif" w:cs="SansSerif"/>
@@ -1817,6 +2166,7 @@
               </w:rPr>
               <w:t>portOfDischarge</w:t>
             </w:r>
+            <w:proofErr w:type="spellEnd"/>
             <w:r>
               <w:rPr>
                 <w:rFonts w:ascii="SansSerif" w:hAnsi="SansSerif" w:cs="SansSerif"/>
@@ -1875,6 +2225,7 @@
               </w:rPr>
               <w:t>{</w:t>
             </w:r>
+            <w:proofErr w:type="spellStart"/>
             <w:r>
               <w:rPr>
                 <w:rFonts w:ascii="SansSerif" w:hAnsi="SansSerif" w:cs="SansSerif"/>
@@ -1884,6 +2235,7 @@
               </w:rPr>
               <w:t>finalDestination</w:t>
             </w:r>
+            <w:proofErr w:type="spellEnd"/>
             <w:r>
               <w:rPr>
                 <w:rFonts w:ascii="SansSerif" w:hAnsi="SansSerif" w:cs="SansSerif"/>
@@ -1954,6 +2306,7 @@
               </w:rPr>
               <w:t>{</w:t>
             </w:r>
+            <w:proofErr w:type="spellStart"/>
             <w:r>
               <w:rPr>
                 <w:rFonts w:cstheme="minorHAnsi"/>
@@ -1962,6 +2315,7 @@
               </w:rPr>
               <w:t>privateRemark</w:t>
             </w:r>
+            <w:proofErr w:type="spellEnd"/>
             <w:r>
               <w:rPr>
                 <w:rFonts w:cstheme="minorHAnsi"/>
@@ -2228,7 +2582,29 @@
                       <w:sz w:val="19"/>
                       <w:szCs w:val="19"/>
                     </w:rPr>
-                    <w:t>{currencyChar}</w:t>
+                    <w:t>{</w:t>
+                  </w:r>
+                  <w:proofErr w:type="spellStart"/>
+                  <w:r>
+                    <w:rPr>
+                      <w:rFonts w:cstheme="minorHAnsi"/>
+                      <w:b/>
+                      <w:bCs/>
+                      <w:sz w:val="19"/>
+                      <w:szCs w:val="19"/>
+                    </w:rPr>
+                    <w:t>currencyChar</w:t>
+                  </w:r>
+                  <w:proofErr w:type="spellEnd"/>
+                  <w:r>
+                    <w:rPr>
+                      <w:rFonts w:cstheme="minorHAnsi"/>
+                      <w:b/>
+                      <w:bCs/>
+                      <w:sz w:val="19"/>
+                      <w:szCs w:val="19"/>
+                    </w:rPr>
+                    <w:t>}</w:t>
                   </w:r>
                 </w:p>
               </w:tc>
@@ -2283,7 +2659,29 @@
                       <w:sz w:val="19"/>
                       <w:szCs w:val="19"/>
                     </w:rPr>
-                    <w:t>{currencyChar}</w:t>
+                    <w:t>{</w:t>
+                  </w:r>
+                  <w:proofErr w:type="spellStart"/>
+                  <w:r>
+                    <w:rPr>
+                      <w:rFonts w:cstheme="minorHAnsi"/>
+                      <w:b/>
+                      <w:bCs/>
+                      <w:sz w:val="19"/>
+                      <w:szCs w:val="19"/>
+                    </w:rPr>
+                    <w:t>currencyChar</w:t>
+                  </w:r>
+                  <w:proofErr w:type="spellEnd"/>
+                  <w:r>
+                    <w:rPr>
+                      <w:rFonts w:cstheme="minorHAnsi"/>
+                      <w:b/>
+                      <w:bCs/>
+                      <w:sz w:val="19"/>
+                      <w:szCs w:val="19"/>
+                    </w:rPr>
+                    <w:t>}</w:t>
                   </w:r>
                 </w:p>
               </w:tc>
@@ -2314,7 +2712,53 @@
                       <w:sz w:val="20"/>
                       <w:szCs w:val="20"/>
                     </w:rPr>
-                    <w:t>{#IPItems}{#showThickness}</w:t>
+                    <w:t>{#</w:t>
+                  </w:r>
+                  <w:proofErr w:type="spellStart"/>
+                  <w:proofErr w:type="gramStart"/>
+                  <w:r>
+                    <w:rPr>
+                      <w:rFonts w:cstheme="minorHAnsi"/>
+                      <w:sz w:val="20"/>
+                      <w:szCs w:val="20"/>
+                    </w:rPr>
+                    <w:t>IPItems</w:t>
+                  </w:r>
+                  <w:proofErr w:type="spellEnd"/>
+                  <w:r>
+                    <w:rPr>
+                      <w:rFonts w:cstheme="minorHAnsi"/>
+                      <w:sz w:val="20"/>
+                      <w:szCs w:val="20"/>
+                    </w:rPr>
+                    <w:t>}{</w:t>
+                  </w:r>
+                  <w:proofErr w:type="gramEnd"/>
+                  <w:r>
+                    <w:rPr>
+                      <w:rFonts w:cstheme="minorHAnsi"/>
+                      <w:sz w:val="20"/>
+                      <w:szCs w:val="20"/>
+                    </w:rPr>
+                    <w:t>#</w:t>
+                  </w:r>
+                  <w:proofErr w:type="spellStart"/>
+                  <w:r>
+                    <w:rPr>
+                      <w:rFonts w:cstheme="minorHAnsi"/>
+                      <w:sz w:val="20"/>
+                      <w:szCs w:val="20"/>
+                    </w:rPr>
+                    <w:t>showThickness</w:t>
+                  </w:r>
+                  <w:proofErr w:type="spellEnd"/>
+                  <w:r>
+                    <w:rPr>
+                      <w:rFonts w:cstheme="minorHAnsi"/>
+                      <w:sz w:val="20"/>
+                      <w:szCs w:val="20"/>
+                    </w:rPr>
+                    <w:t>}</w:t>
                   </w:r>
                   <w:r>
                     <w:rPr>
@@ -2324,15 +2768,45 @@
                       <w:sz w:val="20"/>
                       <w:szCs w:val="20"/>
                     </w:rPr>
-                    <w:t>{thicknessDetail</w:t>
-                  </w:r>
-                  <w:r>
-                    <w:rPr>
-                      <w:rFonts w:cstheme="minorHAnsi"/>
+                    <w:t>{</w:t>
+                  </w:r>
+                  <w:proofErr w:type="spellStart"/>
+                  <w:r>
+                    <w:rPr>
+                      <w:rFonts w:cstheme="minorHAnsi"/>
+                      <w:b/>
+                      <w:bCs/>
                       <w:sz w:val="20"/>
                       <w:szCs w:val="20"/>
                     </w:rPr>
-                    <w:t>}{/showThickness}</w:t>
+                    <w:t>thicknessDetail</w:t>
+                  </w:r>
+                  <w:proofErr w:type="spellEnd"/>
+                  <w:r>
+                    <w:rPr>
+                      <w:rFonts w:cstheme="minorHAnsi"/>
+                      <w:sz w:val="20"/>
+                      <w:szCs w:val="20"/>
+                    </w:rPr>
+                    <w:t>}{/</w:t>
+                  </w:r>
+                  <w:proofErr w:type="spellStart"/>
+                  <w:r>
+                    <w:rPr>
+                      <w:rFonts w:cstheme="minorHAnsi"/>
+                      <w:sz w:val="20"/>
+                      <w:szCs w:val="20"/>
+                    </w:rPr>
+                    <w:t>showThickness</w:t>
+                  </w:r>
+                  <w:proofErr w:type="spellEnd"/>
+                  <w:r>
+                    <w:rPr>
+                      <w:rFonts w:cstheme="minorHAnsi"/>
+                      <w:sz w:val="20"/>
+                      <w:szCs w:val="20"/>
+                    </w:rPr>
+                    <w:t>}</w:t>
                   </w:r>
                 </w:p>
                 <w:p>
@@ -2354,7 +2828,95 @@
                       <w:sz w:val="20"/>
                       <w:szCs w:val="20"/>
                     </w:rPr>
-                    <w:t>{length} X {width} X {height} MM  {#fsc} – {fsc}{/fsc}</w:t>
+                    <w:t xml:space="preserve">{length} X {width} X {height} </w:t>
+                  </w:r>
+                  <w:proofErr w:type="gramStart"/>
+                  <w:r>
+                    <w:rPr>
+                      <w:rFonts w:cstheme="minorHAnsi"/>
+                      <w:b/>
+                      <w:bCs/>
+                      <w:sz w:val="20"/>
+                      <w:szCs w:val="20"/>
+                    </w:rPr>
+                    <w:t>MM  {</w:t>
+                  </w:r>
+                  <w:proofErr w:type="gramEnd"/>
+                  <w:r>
+                    <w:rPr>
+                      <w:rFonts w:cstheme="minorHAnsi"/>
+                      <w:b/>
+                      <w:bCs/>
+                      <w:sz w:val="20"/>
+                      <w:szCs w:val="20"/>
+                    </w:rPr>
+                    <w:t>#</w:t>
+                  </w:r>
+                  <w:proofErr w:type="spellStart"/>
+                  <w:r>
+                    <w:rPr>
+                      <w:rFonts w:cstheme="minorHAnsi"/>
+                      <w:b/>
+                      <w:bCs/>
+                      <w:sz w:val="20"/>
+                      <w:szCs w:val="20"/>
+                    </w:rPr>
+                    <w:t>fsc</w:t>
+                  </w:r>
+                  <w:proofErr w:type="spellEnd"/>
+                  <w:r>
+                    <w:rPr>
+                      <w:rFonts w:cstheme="minorHAnsi"/>
+                      <w:b/>
+                      <w:bCs/>
+                      <w:sz w:val="20"/>
+                      <w:szCs w:val="20"/>
+                    </w:rPr>
+                    <w:t>} – {</w:t>
+                  </w:r>
+                  <w:proofErr w:type="spellStart"/>
+                  <w:r>
+                    <w:rPr>
+                      <w:rFonts w:cstheme="minorHAnsi"/>
+                      <w:b/>
+                      <w:bCs/>
+                      <w:sz w:val="20"/>
+                      <w:szCs w:val="20"/>
+                    </w:rPr>
+                    <w:t>fsc</w:t>
+                  </w:r>
+                  <w:proofErr w:type="spellEnd"/>
+                  <w:r>
+                    <w:rPr>
+                      <w:rFonts w:cstheme="minorHAnsi"/>
+                      <w:b/>
+                      <w:bCs/>
+                      <w:sz w:val="20"/>
+                      <w:szCs w:val="20"/>
+                    </w:rPr>
+                    <w:t>}{/</w:t>
+                  </w:r>
+                  <w:proofErr w:type="spellStart"/>
+                  <w:r>
+                    <w:rPr>
+                      <w:rFonts w:cstheme="minorHAnsi"/>
+                      <w:b/>
+                      <w:bCs/>
+                      <w:sz w:val="20"/>
+                      <w:szCs w:val="20"/>
+                    </w:rPr>
+                    <w:t>fsc</w:t>
+                  </w:r>
+                  <w:proofErr w:type="spellEnd"/>
+                  <w:r>
+                    <w:rPr>
+                      <w:rFonts w:cstheme="minorHAnsi"/>
+                      <w:b/>
+                      <w:bCs/>
+                      <w:sz w:val="20"/>
+                      <w:szCs w:val="20"/>
+                    </w:rPr>
+                    <w:t>}</w:t>
                   </w:r>
                 </w:p>
               </w:tc>
@@ -2438,7 +3000,89 @@
                       <w:sz w:val="18"/>
                       <w:szCs w:val="18"/>
                     </w:rPr>
-                    <w:t>{#invoices}{containerFrom}{#containerTo} to {containerTo}{/containerTo}</w:t>
+                    <w:t>{#</w:t>
+                  </w:r>
+                  <w:proofErr w:type="gramStart"/>
+                  <w:r>
+                    <w:rPr>
+                      <w:rFonts w:ascii="Arial" w:hAnsi="Arial" w:cs="Arial"/>
+                      <w:sz w:val="18"/>
+                      <w:szCs w:val="18"/>
+                    </w:rPr>
+                    <w:t>invoices}{</w:t>
+                  </w:r>
+                  <w:proofErr w:type="spellStart"/>
+                  <w:proofErr w:type="gramEnd"/>
+                  <w:r>
+                    <w:rPr>
+                      <w:rFonts w:ascii="Arial" w:hAnsi="Arial" w:cs="Arial"/>
+                      <w:sz w:val="18"/>
+                      <w:szCs w:val="18"/>
+                    </w:rPr>
+                    <w:t>containerFrom</w:t>
+                  </w:r>
+                  <w:proofErr w:type="spellEnd"/>
+                  <w:r>
+                    <w:rPr>
+                      <w:rFonts w:ascii="Arial" w:hAnsi="Arial" w:cs="Arial"/>
+                      <w:sz w:val="18"/>
+                      <w:szCs w:val="18"/>
+                    </w:rPr>
+                    <w:t>}{#</w:t>
+                  </w:r>
+                  <w:proofErr w:type="spellStart"/>
+                  <w:r>
+                    <w:rPr>
+                      <w:rFonts w:ascii="Arial" w:hAnsi="Arial" w:cs="Arial"/>
+                      <w:sz w:val="18"/>
+                      <w:szCs w:val="18"/>
+                    </w:rPr>
+                    <w:t>containerTo</w:t>
+                  </w:r>
+                  <w:proofErr w:type="spellEnd"/>
+                  <w:r>
+                    <w:rPr>
+                      <w:rFonts w:ascii="Arial" w:hAnsi="Arial" w:cs="Arial"/>
+                      <w:sz w:val="18"/>
+                      <w:szCs w:val="18"/>
+                    </w:rPr>
+                    <w:t>} to {</w:t>
+                  </w:r>
+                  <w:proofErr w:type="spellStart"/>
+                  <w:r>
+                    <w:rPr>
+                      <w:rFonts w:ascii="Arial" w:hAnsi="Arial" w:cs="Arial"/>
+                      <w:sz w:val="18"/>
+                      <w:szCs w:val="18"/>
+                    </w:rPr>
+                    <w:t>containerTo</w:t>
+                  </w:r>
+                  <w:proofErr w:type="spellEnd"/>
+                  <w:r>
+                    <w:rPr>
+                      <w:rFonts w:ascii="Arial" w:hAnsi="Arial" w:cs="Arial"/>
+                      <w:sz w:val="18"/>
+                      <w:szCs w:val="18"/>
+                    </w:rPr>
+                    <w:t>}{/</w:t>
+                  </w:r>
+                  <w:proofErr w:type="spellStart"/>
+                  <w:r>
+                    <w:rPr>
+                      <w:rFonts w:ascii="Arial" w:hAnsi="Arial" w:cs="Arial"/>
+                      <w:sz w:val="18"/>
+                      <w:szCs w:val="18"/>
+                    </w:rPr>
+                    <w:t>containerTo</w:t>
+                  </w:r>
+                  <w:proofErr w:type="spellEnd"/>
+                  <w:r>
+                    <w:rPr>
+                      <w:rFonts w:ascii="Arial" w:hAnsi="Arial" w:cs="Arial"/>
+                      <w:sz w:val="18"/>
+                      <w:szCs w:val="18"/>
+                    </w:rPr>
+                    <w:t>}</w:t>
                   </w:r>
                 </w:p>
               </w:tc>
@@ -2467,7 +3111,25 @@
                       <w:sz w:val="18"/>
                       <w:szCs w:val="18"/>
                     </w:rPr>
-                    <w:t>{materialGrade}</w:t>
+                    <w:t>{</w:t>
+                  </w:r>
+                  <w:proofErr w:type="spellStart"/>
+                  <w:r>
+                    <w:rPr>
+                      <w:rFonts w:ascii="Arial" w:hAnsi="Arial" w:cs="Arial"/>
+                      <w:sz w:val="18"/>
+                      <w:szCs w:val="18"/>
+                    </w:rPr>
+                    <w:t>materialGrade</w:t>
+                  </w:r>
+                  <w:proofErr w:type="spellEnd"/>
+                  <w:r>
+                    <w:rPr>
+                      <w:rFonts w:ascii="Arial" w:hAnsi="Arial" w:cs="Arial"/>
+                      <w:sz w:val="18"/>
+                      <w:szCs w:val="18"/>
+                    </w:rPr>
+                    <w:t>}</w:t>
                   </w:r>
                   <w:r>
                     <w:rPr>
@@ -2483,7 +3145,25 @@
                       <w:sz w:val="18"/>
                       <w:szCs w:val="18"/>
                     </w:rPr>
-                    <w:t>{brandName}</w:t>
+                    <w:t>{</w:t>
+                  </w:r>
+                  <w:proofErr w:type="spellStart"/>
+                  <w:r>
+                    <w:rPr>
+                      <w:rFonts w:ascii="Arial" w:hAnsi="Arial" w:cs="Arial"/>
+                      <w:sz w:val="18"/>
+                      <w:szCs w:val="18"/>
+                    </w:rPr>
+                    <w:t>brandName</w:t>
+                  </w:r>
+                  <w:proofErr w:type="spellEnd"/>
+                  <w:r>
+                    <w:rPr>
+                      <w:rFonts w:ascii="Arial" w:hAnsi="Arial" w:cs="Arial"/>
+                      <w:sz w:val="18"/>
+                      <w:szCs w:val="18"/>
+                    </w:rPr>
+                    <w:t>}</w:t>
                   </w:r>
                 </w:p>
               </w:tc>
@@ -2512,7 +3192,25 @@
                       <w:sz w:val="18"/>
                       <w:szCs w:val="18"/>
                     </w:rPr>
-                    <w:t>{designType}</w:t>
+                    <w:t>{</w:t>
+                  </w:r>
+                  <w:proofErr w:type="spellStart"/>
+                  <w:r>
+                    <w:rPr>
+                      <w:rFonts w:ascii="Arial" w:hAnsi="Arial" w:cs="Arial"/>
+                      <w:sz w:val="18"/>
+                      <w:szCs w:val="18"/>
+                    </w:rPr>
+                    <w:t>designType</w:t>
+                  </w:r>
+                  <w:proofErr w:type="spellEnd"/>
+                  <w:r>
+                    <w:rPr>
+                      <w:rFonts w:ascii="Arial" w:hAnsi="Arial" w:cs="Arial"/>
+                      <w:sz w:val="18"/>
+                      <w:szCs w:val="18"/>
+                    </w:rPr>
+                    <w:t>}</w:t>
                   </w:r>
                 </w:p>
               </w:tc>
@@ -2540,7 +3238,25 @@
                       <w:sz w:val="18"/>
                       <w:szCs w:val="18"/>
                     </w:rPr>
-                    <w:t>{finishType}</w:t>
+                    <w:t>{</w:t>
+                  </w:r>
+                  <w:proofErr w:type="spellStart"/>
+                  <w:r>
+                    <w:rPr>
+                      <w:rFonts w:ascii="Arial" w:hAnsi="Arial" w:cs="Arial"/>
+                      <w:sz w:val="18"/>
+                      <w:szCs w:val="18"/>
+                    </w:rPr>
+                    <w:t>finishType</w:t>
+                  </w:r>
+                  <w:proofErr w:type="spellEnd"/>
+                  <w:r>
+                    <w:rPr>
+                      <w:rFonts w:ascii="Arial" w:hAnsi="Arial" w:cs="Arial"/>
+                      <w:sz w:val="18"/>
+                      <w:szCs w:val="18"/>
+                    </w:rPr>
+                    <w:t>}</w:t>
                   </w:r>
                 </w:p>
               </w:tc>
@@ -2617,7 +3333,25 @@
                       <w:sz w:val="18"/>
                       <w:szCs w:val="18"/>
                     </w:rPr>
-                    <w:t>{value} {/invoices} {/IPItems}</w:t>
+                    <w:t>{value} {/invoices} {/</w:t>
+                  </w:r>
+                  <w:proofErr w:type="spellStart"/>
+                  <w:r>
+                    <w:rPr>
+                      <w:rFonts w:ascii="Arial" w:hAnsi="Arial" w:cs="Arial"/>
+                      <w:sz w:val="18"/>
+                      <w:szCs w:val="18"/>
+                    </w:rPr>
+                    <w:t>IPItems</w:t>
+                  </w:r>
+                  <w:proofErr w:type="spellEnd"/>
+                  <w:r>
+                    <w:rPr>
+                      <w:rFonts w:ascii="Arial" w:hAnsi="Arial" w:cs="Arial"/>
+                      <w:sz w:val="18"/>
+                      <w:szCs w:val="18"/>
+                    </w:rPr>
+                    <w:t>}</w:t>
                   </w:r>
                 </w:p>
               </w:tc>
@@ -2650,7 +3384,51 @@
                       <w:sz w:val="18"/>
                       <w:szCs w:val="18"/>
                     </w:rPr>
-                    <w:t>{#isSampleBox}SAMPLE BOX{/isSampleBox}</w:t>
+                    <w:t>{#</w:t>
+                  </w:r>
+                  <w:proofErr w:type="spellStart"/>
+                  <w:r>
+                    <w:rPr>
+                      <w:rFonts w:ascii="Arial" w:hAnsi="Arial" w:cs="Arial"/>
+                      <w:b/>
+                      <w:bCs/>
+                      <w:sz w:val="18"/>
+                      <w:szCs w:val="18"/>
+                    </w:rPr>
+                    <w:t>isSampleBox</w:t>
+                  </w:r>
+                  <w:proofErr w:type="spellEnd"/>
+                  <w:r>
+                    <w:rPr>
+                      <w:rFonts w:ascii="Arial" w:hAnsi="Arial" w:cs="Arial"/>
+                      <w:b/>
+                      <w:bCs/>
+                      <w:sz w:val="18"/>
+                      <w:szCs w:val="18"/>
+                    </w:rPr>
+                    <w:t>}SAMPLE BOX{/</w:t>
+                  </w:r>
+                  <w:proofErr w:type="spellStart"/>
+                  <w:r>
+                    <w:rPr>
+                      <w:rFonts w:ascii="Arial" w:hAnsi="Arial" w:cs="Arial"/>
+                      <w:b/>
+                      <w:bCs/>
+                      <w:sz w:val="18"/>
+                      <w:szCs w:val="18"/>
+                    </w:rPr>
+                    <w:t>isSampleBox</w:t>
+                  </w:r>
+                  <w:proofErr w:type="spellEnd"/>
+                  <w:r>
+                    <w:rPr>
+                      <w:rFonts w:ascii="Arial" w:hAnsi="Arial" w:cs="Arial"/>
+                      <w:b/>
+                      <w:bCs/>
+                      <w:sz w:val="18"/>
+                      <w:szCs w:val="18"/>
+                    </w:rPr>
+                    <w:t>}</w:t>
                   </w:r>
                 </w:p>
               </w:tc>
@@ -2736,7 +3514,99 @@
                       <w:sz w:val="18"/>
                       <w:szCs w:val="18"/>
                     </w:rPr>
-                    <w:t>{#sampleBox}{containerFrom}{#containerTo} to {containerTo} {/containerTo}</w:t>
+                    <w:t>{#</w:t>
+                  </w:r>
+                  <w:proofErr w:type="spellStart"/>
+                  <w:proofErr w:type="gramStart"/>
+                  <w:r>
+                    <w:rPr>
+                      <w:rFonts w:ascii="Arial" w:hAnsi="Arial" w:cs="Arial"/>
+                      <w:sz w:val="18"/>
+                      <w:szCs w:val="18"/>
+                    </w:rPr>
+                    <w:t>sampleBox</w:t>
+                  </w:r>
+                  <w:proofErr w:type="spellEnd"/>
+                  <w:r>
+                    <w:rPr>
+                      <w:rFonts w:ascii="Arial" w:hAnsi="Arial" w:cs="Arial"/>
+                      <w:sz w:val="18"/>
+                      <w:szCs w:val="18"/>
+                    </w:rPr>
+                    <w:t>}{</w:t>
+                  </w:r>
+                  <w:proofErr w:type="spellStart"/>
+                  <w:proofErr w:type="gramEnd"/>
+                  <w:r>
+                    <w:rPr>
+                      <w:rFonts w:ascii="Arial" w:hAnsi="Arial" w:cs="Arial"/>
+                      <w:sz w:val="18"/>
+                      <w:szCs w:val="18"/>
+                    </w:rPr>
+                    <w:t>containerFrom</w:t>
+                  </w:r>
+                  <w:proofErr w:type="spellEnd"/>
+                  <w:r>
+                    <w:rPr>
+                      <w:rFonts w:ascii="Arial" w:hAnsi="Arial" w:cs="Arial"/>
+                      <w:sz w:val="18"/>
+                      <w:szCs w:val="18"/>
+                    </w:rPr>
+                    <w:t>}{#</w:t>
+                  </w:r>
+                  <w:proofErr w:type="spellStart"/>
+                  <w:r>
+                    <w:rPr>
+                      <w:rFonts w:ascii="Arial" w:hAnsi="Arial" w:cs="Arial"/>
+                      <w:sz w:val="18"/>
+                      <w:szCs w:val="18"/>
+                    </w:rPr>
+                    <w:t>containerTo</w:t>
+                  </w:r>
+                  <w:proofErr w:type="spellEnd"/>
+                  <w:r>
+                    <w:rPr>
+                      <w:rFonts w:ascii="Arial" w:hAnsi="Arial" w:cs="Arial"/>
+                      <w:sz w:val="18"/>
+                      <w:szCs w:val="18"/>
+                    </w:rPr>
+                    <w:t>} to {</w:t>
+                  </w:r>
+                  <w:proofErr w:type="spellStart"/>
+                  <w:r>
+                    <w:rPr>
+                      <w:rFonts w:ascii="Arial" w:hAnsi="Arial" w:cs="Arial"/>
+                      <w:sz w:val="18"/>
+                      <w:szCs w:val="18"/>
+                    </w:rPr>
+                    <w:t>containerTo</w:t>
+                  </w:r>
+                  <w:proofErr w:type="spellEnd"/>
+                  <w:r>
+                    <w:rPr>
+                      <w:rFonts w:ascii="Arial" w:hAnsi="Arial" w:cs="Arial"/>
+                      <w:sz w:val="18"/>
+                      <w:szCs w:val="18"/>
+                    </w:rPr>
+                    <w:t>} {/</w:t>
+                  </w:r>
+                  <w:proofErr w:type="spellStart"/>
+                  <w:r>
+                    <w:rPr>
+                      <w:rFonts w:ascii="Arial" w:hAnsi="Arial" w:cs="Arial"/>
+                      <w:sz w:val="18"/>
+                      <w:szCs w:val="18"/>
+                    </w:rPr>
+                    <w:t>containerTo</w:t>
+                  </w:r>
+                  <w:proofErr w:type="spellEnd"/>
+                  <w:r>
+                    <w:rPr>
+                      <w:rFonts w:ascii="Arial" w:hAnsi="Arial" w:cs="Arial"/>
+                      <w:sz w:val="18"/>
+                      <w:szCs w:val="18"/>
+                    </w:rPr>
+                    <w:t>}</w:t>
                   </w:r>
                 </w:p>
               </w:tc>
@@ -2766,7 +3636,81 @@
                       <w:sz w:val="18"/>
                       <w:szCs w:val="18"/>
                     </w:rPr>
-                    <w:t>{materialGrade}  {brandName}  {designType}  {finishType}</w:t>
+                    <w:t>{</w:t>
+                  </w:r>
+                  <w:proofErr w:type="spellStart"/>
+                  <w:proofErr w:type="gramStart"/>
+                  <w:r>
+                    <w:rPr>
+                      <w:rFonts w:ascii="Arial" w:hAnsi="Arial" w:cs="Arial"/>
+                      <w:sz w:val="18"/>
+                      <w:szCs w:val="18"/>
+                    </w:rPr>
+                    <w:t>materialGrade</w:t>
+                  </w:r>
+                  <w:proofErr w:type="spellEnd"/>
+                  <w:r>
+                    <w:rPr>
+                      <w:rFonts w:ascii="Arial" w:hAnsi="Arial" w:cs="Arial"/>
+                      <w:sz w:val="18"/>
+                      <w:szCs w:val="18"/>
+                    </w:rPr>
+                    <w:t>}  {</w:t>
+                  </w:r>
+                  <w:proofErr w:type="spellStart"/>
+                  <w:proofErr w:type="gramEnd"/>
+                  <w:r>
+                    <w:rPr>
+                      <w:rFonts w:ascii="Arial" w:hAnsi="Arial" w:cs="Arial"/>
+                      <w:sz w:val="18"/>
+                      <w:szCs w:val="18"/>
+                    </w:rPr>
+                    <w:t>brandName</w:t>
+                  </w:r>
+                  <w:proofErr w:type="spellEnd"/>
+                  <w:r>
+                    <w:rPr>
+                      <w:rFonts w:ascii="Arial" w:hAnsi="Arial" w:cs="Arial"/>
+                      <w:sz w:val="18"/>
+                      <w:szCs w:val="18"/>
+                    </w:rPr>
+                    <w:t>}  {</w:t>
+                  </w:r>
+                  <w:proofErr w:type="spellStart"/>
+                  <w:r>
+                    <w:rPr>
+                      <w:rFonts w:ascii="Arial" w:hAnsi="Arial" w:cs="Arial"/>
+                      <w:sz w:val="18"/>
+                      <w:szCs w:val="18"/>
+                    </w:rPr>
+                    <w:t>designType</w:t>
+                  </w:r>
+                  <w:proofErr w:type="spellEnd"/>
+                  <w:r>
+                    <w:rPr>
+                      <w:rFonts w:ascii="Arial" w:hAnsi="Arial" w:cs="Arial"/>
+                      <w:sz w:val="18"/>
+                      <w:szCs w:val="18"/>
+                    </w:rPr>
+                    <w:t>}  {</w:t>
+                  </w:r>
+                  <w:proofErr w:type="spellStart"/>
+                  <w:r>
+                    <w:rPr>
+                      <w:rFonts w:ascii="Arial" w:hAnsi="Arial" w:cs="Arial"/>
+                      <w:sz w:val="18"/>
+                      <w:szCs w:val="18"/>
+                    </w:rPr>
+                    <w:t>finishType</w:t>
+                  </w:r>
+                  <w:proofErr w:type="spellEnd"/>
+                  <w:r>
+                    <w:rPr>
+                      <w:rFonts w:ascii="Arial" w:hAnsi="Arial" w:cs="Arial"/>
+                      <w:sz w:val="18"/>
+                      <w:szCs w:val="18"/>
+                    </w:rPr>
+                    <w:t>}</w:t>
                   </w:r>
                 </w:p>
               </w:tc>
@@ -2851,7 +3795,25 @@
                       <w:sz w:val="18"/>
                       <w:szCs w:val="18"/>
                     </w:rPr>
-                    <w:t>{/sampleBox}</w:t>
+                    <w:t>{/</w:t>
+                  </w:r>
+                  <w:proofErr w:type="spellStart"/>
+                  <w:r>
+                    <w:rPr>
+                      <w:rFonts w:ascii="Arial" w:hAnsi="Arial" w:cs="Arial"/>
+                      <w:sz w:val="18"/>
+                      <w:szCs w:val="18"/>
+                    </w:rPr>
+                    <w:t>sampleBox</w:t>
+                  </w:r>
+                  <w:proofErr w:type="spellEnd"/>
+                  <w:r>
+                    <w:rPr>
+                      <w:rFonts w:ascii="Arial" w:hAnsi="Arial" w:cs="Arial"/>
+                      <w:sz w:val="18"/>
+                      <w:szCs w:val="18"/>
+                    </w:rPr>
+                    <w:t>}</w:t>
                   </w:r>
                 </w:p>
               </w:tc>
@@ -2901,6 +3863,7 @@
               </w:rPr>
               <w:t>{</w:t>
             </w:r>
+            <w:proofErr w:type="spellStart"/>
             <w:r>
               <w:rPr>
                 <w:rFonts w:cstheme="minorHAnsi"/>
@@ -2909,6 +3872,7 @@
               </w:rPr>
               <w:t>totalAmount</w:t>
             </w:r>
+            <w:proofErr w:type="spellEnd"/>
             <w:r>
               <w:rPr>
                 <w:rFonts w:cstheme="minorHAnsi"/>
@@ -3027,7 +3991,25 @@
                 <w:sz w:val="20"/>
                 <w:szCs w:val="20"/>
               </w:rPr>
-              <w:t xml:space="preserve">Addition - Seafreight Charges -  </w:t>
+              <w:t xml:space="preserve">Addition - </w:t>
+            </w:r>
+            <w:proofErr w:type="spellStart"/>
+            <w:r>
+              <w:rPr>
+                <w:rFonts w:cstheme="minorHAnsi"/>
+                <w:sz w:val="20"/>
+                <w:szCs w:val="20"/>
+              </w:rPr>
+              <w:t>Seafreight</w:t>
+            </w:r>
+            <w:proofErr w:type="spellEnd"/>
+            <w:r>
+              <w:rPr>
+                <w:rFonts w:cstheme="minorHAnsi"/>
+                <w:sz w:val="20"/>
+                <w:szCs w:val="20"/>
+              </w:rPr>
+              <w:t xml:space="preserve"> Charges -  </w:t>
             </w:r>
           </w:p>
           <w:p>
@@ -3099,7 +4081,25 @@
                 <w:szCs w:val="20"/>
               </w:rPr>
               <w:lastRenderedPageBreak/>
-              <w:t>{totalAddition}</w:t>
+              <w:t>{</w:t>
+            </w:r>
+            <w:proofErr w:type="spellStart"/>
+            <w:r>
+              <w:rPr>
+                <w:rFonts w:cstheme="minorHAnsi"/>
+                <w:sz w:val="20"/>
+                <w:szCs w:val="20"/>
+              </w:rPr>
+              <w:t>totalAddition</w:t>
+            </w:r>
+            <w:proofErr w:type="spellEnd"/>
+            <w:r>
+              <w:rPr>
+                <w:rFonts w:cstheme="minorHAnsi"/>
+                <w:sz w:val="20"/>
+                <w:szCs w:val="20"/>
+              </w:rPr>
+              <w:t>}</w:t>
             </w:r>
           </w:p>
           <w:p>
@@ -3119,7 +4119,25 @@
                 <w:sz w:val="20"/>
                 <w:szCs w:val="20"/>
               </w:rPr>
-              <w:t>{totalDiscount}</w:t>
+              <w:t>{</w:t>
+            </w:r>
+            <w:proofErr w:type="spellStart"/>
+            <w:r>
+              <w:rPr>
+                <w:rFonts w:cstheme="minorHAnsi"/>
+                <w:sz w:val="20"/>
+                <w:szCs w:val="20"/>
+              </w:rPr>
+              <w:t>totalDiscount</w:t>
+            </w:r>
+            <w:proofErr w:type="spellEnd"/>
+            <w:r>
+              <w:rPr>
+                <w:rFonts w:cstheme="minorHAnsi"/>
+                <w:sz w:val="20"/>
+                <w:szCs w:val="20"/>
+              </w:rPr>
+              <w:t>}</w:t>
             </w:r>
           </w:p>
           <w:p>
@@ -3176,15 +4194,52 @@
                 <w:szCs w:val="20"/>
               </w:rPr>
               <w:lastRenderedPageBreak/>
-              <w:t xml:space="preserve">Total {deliveryTerms} </w:t>
-            </w:r>
-            <w:r>
-              <w:rPr>
-                <w:rFonts w:cstheme="minorHAnsi"/>
-                <w:sz w:val="20"/>
-                <w:szCs w:val="20"/>
-              </w:rPr>
-              <w:t>{dischargeTerms}</w:t>
+              <w:t>Total {</w:t>
+            </w:r>
+            <w:proofErr w:type="spellStart"/>
+            <w:r>
+              <w:rPr>
+                <w:rFonts w:cstheme="minorHAnsi"/>
+                <w:sz w:val="20"/>
+                <w:szCs w:val="20"/>
+              </w:rPr>
+              <w:t>deliveryTerms</w:t>
+            </w:r>
+            <w:proofErr w:type="spellEnd"/>
+            <w:r>
+              <w:rPr>
+                <w:rFonts w:cstheme="minorHAnsi"/>
+                <w:sz w:val="20"/>
+                <w:szCs w:val="20"/>
+              </w:rPr>
+              <w:t xml:space="preserve">} </w:t>
+            </w:r>
+            <w:r>
+              <w:rPr>
+                <w:rFonts w:cstheme="minorHAnsi"/>
+                <w:sz w:val="20"/>
+                <w:szCs w:val="20"/>
+              </w:rPr>
+              <w:t>{</w:t>
+            </w:r>
+            <w:proofErr w:type="spellStart"/>
+            <w:proofErr w:type="gramStart"/>
+            <w:r>
+              <w:rPr>
+                <w:rFonts w:cstheme="minorHAnsi"/>
+                <w:sz w:val="20"/>
+                <w:szCs w:val="20"/>
+              </w:rPr>
+              <w:t>dischargeTerms</w:t>
+            </w:r>
+            <w:proofErr w:type="spellEnd"/>
+            <w:r>
+              <w:rPr>
+                <w:rFonts w:cstheme="minorHAnsi"/>
+                <w:sz w:val="20"/>
+                <w:szCs w:val="20"/>
+              </w:rPr>
+              <w:t>}</w:t>
             </w:r>
             <w:r>
               <w:rPr>
@@ -3200,7 +4255,44 @@
                 <w:sz w:val="20"/>
                 <w:szCs w:val="20"/>
               </w:rPr>
-              <w:t xml:space="preserve"> {currencyChar} {netAmountWords}</w:t>
+              <w:t xml:space="preserve"> {</w:t>
+            </w:r>
+            <w:proofErr w:type="spellStart"/>
+            <w:proofErr w:type="gramEnd"/>
+            <w:r>
+              <w:rPr>
+                <w:rFonts w:cstheme="minorHAnsi"/>
+                <w:sz w:val="20"/>
+                <w:szCs w:val="20"/>
+              </w:rPr>
+              <w:t>currencyChar</w:t>
+            </w:r>
+            <w:proofErr w:type="spellEnd"/>
+            <w:r>
+              <w:rPr>
+                <w:rFonts w:cstheme="minorHAnsi"/>
+                <w:sz w:val="20"/>
+                <w:szCs w:val="20"/>
+              </w:rPr>
+              <w:t>} {</w:t>
+            </w:r>
+            <w:proofErr w:type="spellStart"/>
+            <w:r>
+              <w:rPr>
+                <w:rFonts w:cstheme="minorHAnsi"/>
+                <w:sz w:val="20"/>
+                <w:szCs w:val="20"/>
+              </w:rPr>
+              <w:t>netAmountWords</w:t>
+            </w:r>
+            <w:proofErr w:type="spellEnd"/>
+            <w:r>
+              <w:rPr>
+                <w:rFonts w:cstheme="minorHAnsi"/>
+                <w:sz w:val="20"/>
+                <w:szCs w:val="20"/>
+              </w:rPr>
+              <w:t>}</w:t>
             </w:r>
             <w:r>
               <w:rPr>
@@ -3247,7 +4339,25 @@
                 <w:sz w:val="20"/>
                 <w:szCs w:val="20"/>
               </w:rPr>
-              <w:t>{netAmount}</w:t>
+              <w:t>{</w:t>
+            </w:r>
+            <w:proofErr w:type="spellStart"/>
+            <w:r>
+              <w:rPr>
+                <w:rFonts w:cstheme="minorHAnsi"/>
+                <w:sz w:val="20"/>
+                <w:szCs w:val="20"/>
+              </w:rPr>
+              <w:t>netAmount</w:t>
+            </w:r>
+            <w:proofErr w:type="spellEnd"/>
+            <w:r>
+              <w:rPr>
+                <w:rFonts w:cstheme="minorHAnsi"/>
+                <w:sz w:val="20"/>
+                <w:szCs w:val="20"/>
+              </w:rPr>
+              <w:t>}</w:t>
             </w:r>
           </w:p>
         </w:tc>
@@ -3282,25 +4392,119 @@
                 <w:sz w:val="18"/>
                 <w:szCs w:val="18"/>
               </w:rPr>
-              <w:t>{#specialInstruction}{specialInstruction}{/specialInstruction}</w:t>
-            </w:r>
-          </w:p>
-          <w:p>
-            <w:pPr>
-              <w:pStyle w:val="NoSpacing"/>
+              <w:t>{#</w:t>
+            </w:r>
+            <w:proofErr w:type="spellStart"/>
+            <w:proofErr w:type="gramStart"/>
+            <w:r>
               <w:rPr>
                 <w:rFonts w:cstheme="minorHAnsi"/>
                 <w:sz w:val="18"/>
                 <w:szCs w:val="18"/>
               </w:rPr>
-            </w:pPr>
+              <w:t>specialInstruction</w:t>
+            </w:r>
+            <w:proofErr w:type="spellEnd"/>
             <w:r>
               <w:rPr>
                 <w:rFonts w:cstheme="minorHAnsi"/>
                 <w:sz w:val="18"/>
                 <w:szCs w:val="18"/>
               </w:rPr>
-              <w:t>{#bottomNotes}{bottomNote}</w:t>
+              <w:t>}{</w:t>
+            </w:r>
+            <w:proofErr w:type="spellStart"/>
+            <w:proofErr w:type="gramEnd"/>
+            <w:r>
+              <w:rPr>
+                <w:rFonts w:cstheme="minorHAnsi"/>
+                <w:sz w:val="18"/>
+                <w:szCs w:val="18"/>
+              </w:rPr>
+              <w:t>specialInstruction</w:t>
+            </w:r>
+            <w:proofErr w:type="spellEnd"/>
+            <w:r>
+              <w:rPr>
+                <w:rFonts w:cstheme="minorHAnsi"/>
+                <w:sz w:val="18"/>
+                <w:szCs w:val="18"/>
+              </w:rPr>
+              <w:t>}{/</w:t>
+            </w:r>
+            <w:proofErr w:type="spellStart"/>
+            <w:r>
+              <w:rPr>
+                <w:rFonts w:cstheme="minorHAnsi"/>
+                <w:sz w:val="18"/>
+                <w:szCs w:val="18"/>
+              </w:rPr>
+              <w:t>specialInstruction</w:t>
+            </w:r>
+            <w:proofErr w:type="spellEnd"/>
+            <w:r>
+              <w:rPr>
+                <w:rFonts w:cstheme="minorHAnsi"/>
+                <w:sz w:val="18"/>
+                <w:szCs w:val="18"/>
+              </w:rPr>
+              <w:t>}</w:t>
+            </w:r>
+          </w:p>
+          <w:p>
+            <w:pPr>
+              <w:pStyle w:val="NoSpacing"/>
+              <w:rPr>
+                <w:rFonts w:cstheme="minorHAnsi"/>
+                <w:sz w:val="18"/>
+                <w:szCs w:val="18"/>
+              </w:rPr>
+            </w:pPr>
+            <w:r>
+              <w:rPr>
+                <w:rFonts w:cstheme="minorHAnsi"/>
+                <w:sz w:val="18"/>
+                <w:szCs w:val="18"/>
+              </w:rPr>
+              <w:t>{#</w:t>
+            </w:r>
+            <w:proofErr w:type="spellStart"/>
+            <w:proofErr w:type="gramStart"/>
+            <w:r>
+              <w:rPr>
+                <w:rFonts w:cstheme="minorHAnsi"/>
+                <w:sz w:val="18"/>
+                <w:szCs w:val="18"/>
+              </w:rPr>
+              <w:t>bottomNotes</w:t>
+            </w:r>
+            <w:proofErr w:type="spellEnd"/>
+            <w:r>
+              <w:rPr>
+                <w:rFonts w:cstheme="minorHAnsi"/>
+                <w:sz w:val="18"/>
+                <w:szCs w:val="18"/>
+              </w:rPr>
+              <w:t>}{</w:t>
+            </w:r>
+            <w:proofErr w:type="spellStart"/>
+            <w:proofErr w:type="gramEnd"/>
+            <w:r>
+              <w:rPr>
+                <w:rFonts w:cstheme="minorHAnsi"/>
+                <w:sz w:val="18"/>
+                <w:szCs w:val="18"/>
+              </w:rPr>
+              <w:t>bottomNote</w:t>
+            </w:r>
+            <w:proofErr w:type="spellEnd"/>
+            <w:r>
+              <w:rPr>
+                <w:rFonts w:cstheme="minorHAnsi"/>
+                <w:sz w:val="18"/>
+                <w:szCs w:val="18"/>
+              </w:rPr>
+              <w:t>}</w:t>
             </w:r>
           </w:p>
           <w:p>
@@ -3319,7 +4523,25 @@
                 <w:sz w:val="18"/>
                 <w:szCs w:val="18"/>
               </w:rPr>
-              <w:t>{/bottomNotes}</w:t>
+              <w:t>{/</w:t>
+            </w:r>
+            <w:proofErr w:type="spellStart"/>
+            <w:r>
+              <w:rPr>
+                <w:rFonts w:cstheme="minorHAnsi"/>
+                <w:sz w:val="18"/>
+                <w:szCs w:val="18"/>
+              </w:rPr>
+              <w:t>bottomNotes</w:t>
+            </w:r>
+            <w:proofErr w:type="spellEnd"/>
+            <w:r>
+              <w:rPr>
+                <w:rFonts w:cstheme="minorHAnsi"/>
+                <w:sz w:val="18"/>
+                <w:szCs w:val="18"/>
+              </w:rPr>
+              <w:t>}</w:t>
             </w:r>
           </w:p>
         </w:tc>
@@ -3427,6 +4649,7 @@
                     </w:rPr>
                     <w:t>{</w:t>
                   </w:r>
+                  <w:proofErr w:type="spellStart"/>
                   <w:r>
                     <w:rPr>
                       <w:rFonts w:cstheme="minorHAnsi"/>
@@ -3435,6 +4658,7 @@
                     </w:rPr>
                     <w:t>totalQuantity</w:t>
                   </w:r>
+                  <w:proofErr w:type="spellEnd"/>
                   <w:r>
                     <w:rPr>
                       <w:rFonts w:cstheme="minorHAnsi"/>
@@ -3499,6 +4723,7 @@
                     </w:rPr>
                     <w:t>{</w:t>
                   </w:r>
+                  <w:proofErr w:type="spellStart"/>
                   <w:r>
                     <w:rPr>
                       <w:rFonts w:cstheme="minorHAnsi"/>
@@ -3507,6 +4732,7 @@
                     </w:rPr>
                     <w:t>totalBox</w:t>
                   </w:r>
+                  <w:proofErr w:type="spellEnd"/>
                   <w:r>
                     <w:rPr>
                       <w:rFonts w:cstheme="minorHAnsi"/>
@@ -3591,6 +4817,7 @@
                     </w:rPr>
                     <w:t>{</w:t>
                   </w:r>
+                  <w:proofErr w:type="spellStart"/>
                   <w:r>
                     <w:rPr>
                       <w:rFonts w:cstheme="minorHAnsi"/>
@@ -3599,6 +4826,7 @@
                     </w:rPr>
                     <w:t>totalNetWeight</w:t>
                   </w:r>
+                  <w:proofErr w:type="spellEnd"/>
                   <w:r>
                     <w:rPr>
                       <w:rFonts w:cstheme="minorHAnsi"/>
@@ -3627,6 +4855,7 @@
                     </w:rPr>
                     <w:t>{</w:t>
                   </w:r>
+                  <w:proofErr w:type="spellStart"/>
                   <w:r>
                     <w:rPr>
                       <w:rFonts w:cstheme="minorHAnsi"/>
@@ -3635,6 +4864,7 @@
                     </w:rPr>
                     <w:t>totalGrossWeight</w:t>
                   </w:r>
+                  <w:proofErr w:type="spellEnd"/>
                   <w:r>
                     <w:rPr>
                       <w:rFonts w:cstheme="minorHAnsi"/>
@@ -3797,7 +5027,7 @@
             </wp:anchor>
           </w:drawing>
         </mc:Choice>
-        <mc:Fallback xmlns:oel="http://schemas.microsoft.com/office/2019/extlst" xmlns:w16cex="http://schemas.microsoft.com/office/word/2018/wordml/cex" xmlns:w16="http://schemas.microsoft.com/office/word/2018/wordml" xmlns:w16du="http://schemas.microsoft.com/office/word/2023/wordml/word16du" xmlns:w16sdtdh="http://schemas.microsoft.com/office/word/2020/wordml/sdtdatahash" xmlns:w16sdtfl="http://schemas.microsoft.com/office/word/2024/wordml/sdtformatlock">
+        <mc:Fallback xmlns:w16sdtfl="http://schemas.microsoft.com/office/word/2024/wordml/sdtformatlock" xmlns:w16sdtdh="http://schemas.microsoft.com/office/word/2020/wordml/sdtdatahash" xmlns:w16du="http://schemas.microsoft.com/office/word/2023/wordml/word16du" xmlns:w16="http://schemas.microsoft.com/office/word/2018/wordml" xmlns:w16cex="http://schemas.microsoft.com/office/word/2018/wordml/cex" xmlns:oel="http://schemas.microsoft.com/office/2019/extlst">
           <w:pict>
             <v:line w14:anchorId="3ACE50A5" id="Straight Connector 5" o:spid="_x0000_s1026" style="position:absolute;z-index:251658240;visibility:visible;mso-wrap-style:square;mso-width-percent:0;mso-height-percent:0;mso-wrap-distance-left:9pt;mso-wrap-distance-top:-3e-5mm;mso-wrap-distance-right:9pt;mso-wrap-distance-bottom:-3e-5mm;mso-position-horizontal:absolute;mso-position-horizontal-relative:margin;mso-position-vertical:absolute;mso-position-vertical-relative:text;mso-width-percent:0;mso-height-percent:0;mso-width-relative:margin;mso-height-relative:margin" from="373.65pt,.1pt" to="555.15pt,.1pt" o:gfxdata="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" strokecolor="black [3200]" strokeweight=".5pt">
               <v:stroke joinstyle="miter"/>
@@ -3872,7 +5102,7 @@
             </wp:anchor>
           </w:drawing>
         </mc:Choice>
-        <mc:Fallback xmlns:oel="http://schemas.microsoft.com/office/2019/extlst" xmlns:w16cex="http://schemas.microsoft.com/office/word/2018/wordml/cex" xmlns:w16="http://schemas.microsoft.com/office/word/2018/wordml" xmlns:w16du="http://schemas.microsoft.com/office/word/2023/wordml/word16du" xmlns:w16sdtdh="http://schemas.microsoft.com/office/word/2020/wordml/sdtdatahash" xmlns:w16sdtfl="http://schemas.microsoft.com/office/word/2024/wordml/sdtformatlock">
+        <mc:Fallback xmlns:w16sdtfl="http://schemas.microsoft.com/office/word/2024/wordml/sdtformatlock" xmlns:w16sdtdh="http://schemas.microsoft.com/office/word/2020/wordml/sdtdatahash" xmlns:w16du="http://schemas.microsoft.com/office/word/2023/wordml/word16du" xmlns:w16="http://schemas.microsoft.com/office/word/2018/wordml" xmlns:w16cex="http://schemas.microsoft.com/office/word/2018/wordml/cex" xmlns:oel="http://schemas.microsoft.com/office/2019/extlst">
           <w:pict>
             <v:line w14:anchorId="43969E67" id="Straight Connector 3" o:spid="_x0000_s1026" style="position:absolute;z-index:251658240;visibility:visible;mso-wrap-style:square;mso-width-percent:0;mso-height-percent:0;mso-wrap-distance-left:3.17497mm;mso-wrap-distance-top:0;mso-wrap-distance-right:3.17497mm;mso-wrap-distance-bottom:0;mso-position-horizontal:absolute;mso-position-horizontal-relative:text;mso-position-vertical:absolute;mso-position-vertical-relative:text;mso-width-percent:0;mso-height-percent:0;mso-width-relative:page;mso-height-relative:page" from="373.95pt,.1pt" to="373.95pt,67.3pt" o:gfxdata="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" strokecolor="black [3200]" strokeweight=".5pt">
               <v:stroke joinstyle="miter"/>
@@ -3917,6 +5147,8 @@
       </w:rPr>
       <w:t>{#</w:t>
     </w:r>
+    <w:proofErr w:type="spellStart"/>
+    <w:proofErr w:type="gramStart"/>
     <w:r>
       <w:rPr>
         <w:rFonts w:cs="Calibri"/>
@@ -3927,6 +5159,7 @@
       </w:rPr>
       <w:t>companyData</w:t>
     </w:r>
+    <w:proofErr w:type="spellEnd"/>
     <w:r>
       <w:rPr>
         <w:b/>
@@ -3948,7 +5181,34 @@
         <w:szCs w:val="20"/>
         <w14:ligatures w14:val="none"/>
       </w:rPr>
-      <w:t>{companyName}</w:t>
+      <w:t>{</w:t>
+    </w:r>
+    <w:proofErr w:type="spellStart"/>
+    <w:proofErr w:type="gramEnd"/>
+    <w:r>
+      <w:rPr>
+        <w:b/>
+        <w:bCs/>
+        <w:spacing w:val="60"/>
+        <w:kern w:val="0"/>
+        <w:sz w:val="20"/>
+        <w:szCs w:val="20"/>
+        <w14:ligatures w14:val="none"/>
+      </w:rPr>
+      <w:t>companyName</w:t>
+    </w:r>
+    <w:proofErr w:type="spellEnd"/>
+    <w:r>
+      <w:rPr>
+        <w:b/>
+        <w:bCs/>
+        <w:spacing w:val="60"/>
+        <w:kern w:val="0"/>
+        <w:sz w:val="20"/>
+        <w:szCs w:val="20"/>
+        <w14:ligatures w14:val="none"/>
+      </w:rPr>
+      <w:t>}</w:t>
     </w:r>
   </w:p>
   <w:p>
@@ -5406,7 +6666,7 @@
 </file>
 
 <file path=customXml/itemProps1.xml><?xml version="1.0" encoding="utf-8"?>
-<ds:datastoreItem xmlns:ds="http://schemas.openxmlformats.org/officeDocument/2006/customXml" ds:itemID="{CB815676-1BBD-4E7E-B8EF-79BB3EEBE3C6}">
+<ds:datastoreItem xmlns:ds="http://schemas.openxmlformats.org/officeDocument/2006/customXml" ds:itemID="{C4A139E4-8800-4116-A0A2-3DEE94F4C7E3}">
   <ds:schemaRefs>
     <ds:schemaRef ds:uri="http://schemas.openxmlformats.org/officeDocument/2006/bibliography"/>
   </ds:schemaRefs>
